--- a/paper/main.docx
+++ b/paper/main.docx
@@ -1967,7 +1967,7 @@
       <w:r>
         <w:drawing>
           <wp:inline>
-            <wp:extent cx="5753100" cy="4618358"/>
+            <wp:extent cx="5753100" cy="4094119"/>
             <wp:effectExtent b="0" l="0" r="0" t="0"/>
             <wp:docPr descr="FinanceBench (open-source, n=150) overview: (a) balanced question types, (b) numeric reasoning dominates, (c) 10-K filings dominate the corpus, (d) gold answers are short." title="" id="1" name="Picture"/>
             <a:graphic>
@@ -1988,7 +1988,7 @@
                   <pic:spPr bwMode="auto">
                     <a:xfrm>
                       <a:off x="0" y="0"/>
-                      <a:ext cx="5753100" cy="4618358"/>
+                      <a:ext cx="5753100" cy="4094119"/>
                     </a:xfrm>
                     <a:prstGeom prst="rect">
                       <a:avLst/>

--- a/paper/main.docx
+++ b/paper/main.docx
@@ -1967,7 +1967,7 @@
       <w:r>
         <w:drawing>
           <wp:inline>
-            <wp:extent cx="5753100" cy="4094119"/>
+            <wp:extent cx="5753100" cy="4115222"/>
             <wp:effectExtent b="0" l="0" r="0" t="0"/>
             <wp:docPr descr="FinanceBench (open-source, n=150) overview: (a) balanced question types, (b) numeric reasoning dominates, (c) 10-K filings dominate the corpus, (d) gold answers are short." title="" id="1" name="Picture"/>
             <a:graphic>
@@ -1988,7 +1988,7 @@
                   <pic:spPr bwMode="auto">
                     <a:xfrm>
                       <a:off x="0" y="0"/>
-                      <a:ext cx="5753100" cy="4094119"/>
+                      <a:ext cx="5753100" cy="4115222"/>
                     </a:xfrm>
                     <a:prstGeom prst="rect">
                       <a:avLst/>

--- a/paper/main.docx
+++ b/paper/main.docx
@@ -1967,7 +1967,7 @@
       <w:r>
         <w:drawing>
           <wp:inline>
-            <wp:extent cx="5753100" cy="4115222"/>
+            <wp:extent cx="5753100" cy="4122750"/>
             <wp:effectExtent b="0" l="0" r="0" t="0"/>
             <wp:docPr descr="FinanceBench (open-source, n=150) overview: (a) balanced question types, (b) numeric reasoning dominates, (c) 10-K filings dominate the corpus, (d) gold answers are short." title="" id="1" name="Picture"/>
             <a:graphic>
@@ -1988,7 +1988,7 @@
                   <pic:spPr bwMode="auto">
                     <a:xfrm>
                       <a:off x="0" y="0"/>
-                      <a:ext cx="5753100" cy="4115222"/>
+                      <a:ext cx="5753100" cy="4122750"/>
                     </a:xfrm>
                     <a:prstGeom prst="rect">
                       <a:avLst/>

--- a/paper/main.docx
+++ b/paper/main.docx
@@ -1,972 +1,1986 @@
 
 <file path=word/document.xml><?xml version="1.0" encoding="utf-8"?>
-<w:document xmlns:wpc="http://schemas.microsoft.com/office/word/2010/wordprocessingCanvas" xmlns:cx="http://schemas.microsoft.com/office/drawing/2014/chartex" xmlns:cx1="http://schemas.microsoft.com/office/drawing/2015/9/8/chartex" xmlns:cx2="http://schemas.microsoft.com/office/drawing/2015/10/21/chartex" xmlns:cx3="http://schemas.microsoft.com/office/drawing/2016/5/9/chartex" xmlns:cx4="http://schemas.microsoft.com/office/drawing/2016/5/10/chartex" xmlns:cx5="http://schemas.microsoft.com/office/drawing/2016/5/11/chartex" xmlns:cx6="http://schemas.microsoft.com/office/drawing/2016/5/12/chartex" xmlns:cx7="http://schemas.microsoft.com/office/drawing/2016/5/13/chartex" xmlns:cx8="http://schemas.microsoft.com/office/drawing/2016/5/14/chartex" xmlns:mc="http://schemas.openxmlformats.org/markup-compatibility/2006" xmlns:m="http://schemas.openxmlformats.org/officeDocument/2006/math" xmlns:aink="http://schemas.microsoft.com/office/drawing/2016/ink" xmlns:am3d="http://schemas.microsoft.com/office/drawing/2017/model3d" xmlns:oel="http://schemas.microsoft.com/office/2019/extlst" xmlns:r="http://schemas.openxmlformats.org/officeDocument/2006/relationships" xmlns:wp14="http://schemas.microsoft.com/office/word/2010/wordprocessingDrawing" xmlns:wp="http://schemas.openxmlformats.org/drawingml/2006/wordprocessingDrawing" xmlns:wpg="http://schemas.microsoft.com/office/word/2010/wordprocessingGroup" xmlns:wpi="http://schemas.microsoft.com/office/word/2010/wordprocessingInk" xmlns:wps="http://schemas.microsoft.com/office/word/2010/wordprocessingShape" xmlns:o="urn:schemas-microsoft-com:office:office" xmlns:v="urn:schemas-microsoft-com:vml" xmlns:w10="urn:schemas-microsoft-com:office:word" xmlns:w="http://schemas.openxmlformats.org/wordprocessingml/2006/main" xmlns:w14="http://schemas.microsoft.com/office/word/2010/wordml" xmlns:w15="http://schemas.microsoft.com/office/word/2012/wordml" xmlns:w16cex="http://schemas.microsoft.com/office/word/2018/wordml/cex" xmlns:w16cid="http://schemas.microsoft.com/office/word/2016/wordml/cid" xmlns:w16="http://schemas.microsoft.com/office/word/2018/wordml" xmlns:w16sdtdh="http://schemas.microsoft.com/office/word/2020/wordml/sdtdatahash" xmlns:w16sdtfl="http://schemas.microsoft.com/office/word/2024/wordml/sdtformatlock" xmlns:w16se="http://schemas.microsoft.com/office/word/2015/wordml/symex" xmlns:w16du="http://schemas.microsoft.com/office/word/2023/wordml/word16du" xmlns:wne="http://schemas.microsoft.com/office/word/2006/wordml" mc:Ignorable="w14 w15 w16se w16cid w16 w16cex w16sdtdh w16sdtfl w16du wp14">
+<w:document xmlns:w="http://schemas.openxmlformats.org/wordprocessingml/2006/main" xmlns:m="http://schemas.openxmlformats.org/officeDocument/2006/math" xmlns:r="http://schemas.openxmlformats.org/officeDocument/2006/relationships" xmlns:o="urn:schemas-microsoft-com:office:office" xmlns:v="urn:schemas-microsoft-com:vml" xmlns:w10="urn:schemas-microsoft-com:office:word" xmlns:a="http://schemas.openxmlformats.org/drawingml/2006/main" xmlns:pic="http://schemas.openxmlformats.org/drawingml/2006/picture" xmlns:wp="http://schemas.openxmlformats.org/drawingml/2006/wordprocessingDrawing">
   <w:body>
     <w:p>
       <w:pPr>
-        <w:rPr>
-          <w:rFonts w:ascii="Times New Roman" w:hAnsi="Times New Roman" w:cs="Times New Roman"/>
-          <w:sz w:val="24"/>
-          <w:szCs w:val="24"/>
-        </w:rPr>
-      </w:pPr>
-      <w:r>
-        <w:rPr>
-          <w:rFonts w:ascii="Times New Roman" w:hAnsi="Times New Roman" w:cs="Times New Roman"/>
-          <w:b/>
-          <w:bCs/>
-          <w:sz w:val="28"/>
-          <w:szCs w:val="28"/>
-        </w:rPr>
-        <w:t>Analyzing Hallucination Patterns in Retrieval-Augmented Financial Question Answering:</w:t>
-      </w:r>
-      <w:r>
-        <w:rPr>
-          <w:rFonts w:ascii="Times New Roman" w:hAnsi="Times New Roman" w:cs="Times New Roman"/>
-          <w:sz w:val="28"/>
-          <w:szCs w:val="28"/>
-        </w:rPr>
-        <w:t xml:space="preserve"> </w:t>
-      </w:r>
-      <w:r>
-        <w:rPr>
-          <w:rFonts w:ascii="Times New Roman" w:hAnsi="Times New Roman" w:cs="Times New Roman"/>
-          <w:sz w:val="24"/>
-          <w:szCs w:val="24"/>
-        </w:rPr>
-        <w:t>A Preliminary Study</w:t>
+        <w:pStyle w:val="Title"/>
+      </w:pPr>
+      <w:r>
+        <w:t xml:space="preserve">Analyzing</w:t>
+      </w:r>
+      <w:r>
+        <w:t xml:space="preserve"> </w:t>
+      </w:r>
+      <w:r>
+        <w:t xml:space="preserve">Hallucination</w:t>
+      </w:r>
+      <w:r>
+        <w:t xml:space="preserve"> </w:t>
+      </w:r>
+      <w:r>
+        <w:t xml:space="preserve">Patterns</w:t>
+      </w:r>
+      <w:r>
+        <w:t xml:space="preserve"> </w:t>
+      </w:r>
+      <w:r>
+        <w:t xml:space="preserve">in</w:t>
+      </w:r>
+      <w:r>
+        <w:t xml:space="preserve"> </w:t>
+      </w:r>
+      <w:r>
+        <w:t xml:space="preserve">Retrieval-Augmented</w:t>
+      </w:r>
+      <w:r>
+        <w:t xml:space="preserve"> </w:t>
+      </w:r>
+      <w:r>
+        <w:t xml:space="preserve">Financial</w:t>
+      </w:r>
+      <w:r>
+        <w:t xml:space="preserve"> </w:t>
+      </w:r>
+      <w:r>
+        <w:t xml:space="preserve">Question</w:t>
+      </w:r>
+      <w:r>
+        <w:t xml:space="preserve"> </w:t>
+      </w:r>
+      <w:r>
+        <w:t xml:space="preserve">Answering:</w:t>
+      </w:r>
+      <w:r>
+        <w:t xml:space="preserve"> </w:t>
+      </w:r>
+      <w:r>
+        <w:t xml:space="preserve">A</w:t>
+      </w:r>
+      <w:r>
+        <w:t xml:space="preserve"> </w:t>
+      </w:r>
+      <w:r>
+        <w:t xml:space="preserve">Preliminary</w:t>
+      </w:r>
+      <w:r>
+        <w:t xml:space="preserve"> </w:t>
+      </w:r>
+      <w:r>
+        <w:t xml:space="preserve">Study</w:t>
       </w:r>
     </w:p>
     <w:p>
       <w:pPr>
-        <w:rPr>
-          <w:rFonts w:ascii="Times New Roman" w:hAnsi="Times New Roman" w:cs="Times New Roman"/>
-          <w:color w:val="1F4E79" w:themeColor="accent5" w:themeShade="80"/>
-          <w:sz w:val="18"/>
-          <w:szCs w:val="18"/>
-        </w:rPr>
-      </w:pPr>
-      <w:r>
-        <w:rPr>
-          <w:rFonts w:ascii="Times New Roman" w:hAnsi="Times New Roman" w:cs="Times New Roman"/>
-          <w:color w:val="1F4E79" w:themeColor="accent5" w:themeShade="80"/>
-          <w:sz w:val="18"/>
-          <w:szCs w:val="18"/>
-        </w:rPr>
-        <w:t>Bhalchandra Shinde</w:t>
-      </w:r>
-      <w:r>
-        <w:rPr>
-          <w:rFonts w:ascii="Times New Roman" w:hAnsi="Times New Roman" w:cs="Times New Roman"/>
-          <w:color w:val="1F4E79" w:themeColor="accent5" w:themeShade="80"/>
-          <w:sz w:val="18"/>
-          <w:szCs w:val="18"/>
-        </w:rPr>
-        <w:t xml:space="preserve">, </w:t>
-      </w:r>
-      <w:r>
-        <w:rPr>
-          <w:rFonts w:ascii="Times New Roman" w:hAnsi="Times New Roman" w:cs="Times New Roman"/>
-          <w:color w:val="1F4E79" w:themeColor="accent5" w:themeShade="80"/>
-          <w:sz w:val="18"/>
-          <w:szCs w:val="18"/>
-        </w:rPr>
-        <w:t>Piyush Daga</w:t>
-      </w:r>
-      <w:r>
-        <w:rPr>
-          <w:rFonts w:ascii="Times New Roman" w:hAnsi="Times New Roman" w:cs="Times New Roman"/>
-          <w:color w:val="1F4E79" w:themeColor="accent5" w:themeShade="80"/>
-          <w:sz w:val="18"/>
-          <w:szCs w:val="18"/>
-        </w:rPr>
-        <w:t xml:space="preserve">, </w:t>
-      </w:r>
-      <w:r>
-        <w:rPr>
-          <w:rFonts w:ascii="Times New Roman" w:hAnsi="Times New Roman" w:cs="Times New Roman"/>
-          <w:color w:val="1F4E79" w:themeColor="accent5" w:themeShade="80"/>
-          <w:sz w:val="18"/>
-          <w:szCs w:val="18"/>
-        </w:rPr>
-        <w:t>Anish Kelkar</w:t>
-      </w:r>
-      <w:r>
-        <w:rPr>
-          <w:rFonts w:ascii="Times New Roman" w:hAnsi="Times New Roman" w:cs="Times New Roman"/>
-          <w:color w:val="1F4E79" w:themeColor="accent5" w:themeShade="80"/>
-          <w:sz w:val="18"/>
-          <w:szCs w:val="18"/>
-        </w:rPr>
-        <w:t xml:space="preserve">, </w:t>
-      </w:r>
-      <w:r>
-        <w:rPr>
-          <w:rFonts w:ascii="Times New Roman" w:hAnsi="Times New Roman" w:cs="Times New Roman"/>
-          <w:color w:val="1F4E79" w:themeColor="accent5" w:themeShade="80"/>
-          <w:sz w:val="18"/>
-          <w:szCs w:val="18"/>
-        </w:rPr>
-        <w:t>Rituraj Singh</w:t>
+        <w:pStyle w:val="Author"/>
+      </w:pPr>
+      <w:r>
+        <w:t xml:space="preserve">Bhalchandra</w:t>
+      </w:r>
+      <w:r>
+        <w:t xml:space="preserve"> </w:t>
+      </w:r>
+      <w:r>
+        <w:t xml:space="preserve">Shinde</w:t>
       </w:r>
     </w:p>
     <w:p>
       <w:pPr>
-        <w:jc w:val="both"/>
-        <w:rPr>
-          <w:rFonts w:ascii="Times New Roman" w:hAnsi="Times New Roman" w:cs="Times New Roman"/>
-          <w:sz w:val="20"/>
-          <w:szCs w:val="20"/>
-        </w:rPr>
-      </w:pPr>
-      <w:r>
-        <w:rPr>
-          <w:rFonts w:ascii="Times New Roman" w:hAnsi="Times New Roman" w:cs="Times New Roman"/>
-          <w:sz w:val="20"/>
-          <w:szCs w:val="20"/>
-        </w:rPr>
-        <w:t xml:space="preserve">Retrieval-augmented generation (RAG) grounds large language models (LLMs) in external documents, yet models still produce claims that contradict or exceed the retrieved evidence—a failure mode with acute consequences in finance, where a single wrong figure misleads. We study </w:t>
-      </w:r>
-      <w:r>
-        <w:rPr>
-          <w:rFonts w:ascii="Times New Roman" w:hAnsi="Times New Roman" w:cs="Times New Roman"/>
-          <w:i/>
-          <w:iCs/>
-          <w:sz w:val="20"/>
-          <w:szCs w:val="20"/>
-        </w:rPr>
-        <w:t>when and how</w:t>
-      </w:r>
-      <w:r>
-        <w:rPr>
-          <w:rFonts w:ascii="Times New Roman" w:hAnsi="Times New Roman" w:cs="Times New Roman"/>
-          <w:sz w:val="20"/>
-          <w:szCs w:val="20"/>
-        </w:rPr>
-        <w:t xml:space="preserve"> RAG systems hallucinate on financial QA using the open-source subset of </w:t>
-      </w:r>
-      <w:r>
-        <w:rPr>
-          <w:rFonts w:ascii="Times New Roman" w:hAnsi="Times New Roman" w:cs="Times New Roman"/>
-          <w:b/>
-          <w:bCs/>
-          <w:sz w:val="20"/>
-          <w:szCs w:val="20"/>
-        </w:rPr>
-        <w:t>FinanceBench</w:t>
-      </w:r>
-      <w:r>
-        <w:rPr>
-          <w:rFonts w:ascii="Times New Roman" w:hAnsi="Times New Roman" w:cs="Times New Roman"/>
-          <w:sz w:val="20"/>
-          <w:szCs w:val="20"/>
-        </w:rPr>
-        <w:t xml:space="preserve"> (150 annotated questions over 84 SEC filings). This preliminary report contributes: (i) an expanded literature review situating our work across RAG methods, hallucination evaluation, and financial NLP; (ii) an exploratory analysis showing that FinanceBench answers are overwhelmingly </w:t>
-      </w:r>
-      <w:r>
-        <w:rPr>
-          <w:rFonts w:ascii="Times New Roman" w:hAnsi="Times New Roman" w:cs="Times New Roman"/>
-          <w:i/>
-          <w:iCs/>
-          <w:sz w:val="20"/>
-          <w:szCs w:val="20"/>
-        </w:rPr>
-        <w:t>abstractive</w:t>
-      </w:r>
-      <w:r>
-        <w:rPr>
-          <w:rFonts w:ascii="Times New Roman" w:hAnsi="Times New Roman" w:cs="Times New Roman"/>
-          <w:sz w:val="20"/>
-          <w:szCs w:val="20"/>
-        </w:rPr>
-        <w:t>—only 2% appear verbatim in the cited evidence—over long, table-heavy 10-K filings, precisely the regime where grounded generation is hard; and (iii) a simple baseline pipeline (BM25 + GPT-3.5-turbo) evaluated with RAGAS faithfulness and token-level F1/Exact Match. Our results establish a working end-to-end system and quantify the retrieval bottleneck that drives both abstention and the “grounded-but-wrong” errors we will taxonomize in the final paper.</w:t>
+        <w:pStyle w:val="Author"/>
+      </w:pPr>
+      <w:r>
+        <w:t xml:space="preserve">Piyush</w:t>
+      </w:r>
+      <w:r>
+        <w:t xml:space="preserve"> </w:t>
+      </w:r>
+      <w:r>
+        <w:t xml:space="preserve">Daga</w:t>
       </w:r>
     </w:p>
     <w:p>
       <w:pPr>
-        <w:pStyle w:val="Heading1"/>
-        <w:rPr>
-          <w:rFonts w:ascii="Times New Roman" w:hAnsi="Times New Roman" w:cs="Times New Roman"/>
-          <w:b/>
-          <w:bCs/>
-          <w:sz w:val="20"/>
-          <w:szCs w:val="20"/>
-        </w:rPr>
-      </w:pPr>
-      <w:bookmarkStart w:id="0" w:name="introduction"/>
-      <w:r>
-        <w:rPr>
-          <w:rFonts w:ascii="Times New Roman" w:hAnsi="Times New Roman" w:cs="Times New Roman"/>
-          <w:b/>
-          <w:bCs/>
-          <w:sz w:val="20"/>
-          <w:szCs w:val="20"/>
-        </w:rPr>
-        <w:t>Introduction</w:t>
+        <w:pStyle w:val="Author"/>
+      </w:pPr>
+      <w:r>
+        <w:t xml:space="preserve">Anish</w:t>
+      </w:r>
+      <w:r>
+        <w:t xml:space="preserve"> </w:t>
+      </w:r>
+      <w:r>
+        <w:t xml:space="preserve">Kelkar</w:t>
       </w:r>
     </w:p>
     <w:p>
       <w:pPr>
-        <w:jc w:val="both"/>
-        <w:rPr>
-          <w:rFonts w:ascii="Times New Roman" w:hAnsi="Times New Roman" w:cs="Times New Roman"/>
-          <w:sz w:val="20"/>
-          <w:szCs w:val="20"/>
-        </w:rPr>
-      </w:pPr>
-      <w:r>
-        <w:rPr>
-          <w:rFonts w:ascii="Times New Roman" w:hAnsi="Times New Roman" w:cs="Times New Roman"/>
-          <w:sz w:val="20"/>
-          <w:szCs w:val="20"/>
-        </w:rPr>
-        <w:t xml:space="preserve">Retrieval-augmented generation (Lewis et al. 2020) has become the dominant recipe for grounding LLM outputs in verifiable external knowledge. Yet a growing body of work shows that even with relevant context in the prompt, models generate statements that are unsupported by—or contradict—the retrieved passages (Ji et al. 2023; Huang et al. 2023). In </w:t>
-      </w:r>
-      <w:r>
-        <w:rPr>
-          <w:rFonts w:ascii="Times New Roman" w:hAnsi="Times New Roman" w:cs="Times New Roman"/>
-          <w:i/>
-          <w:iCs/>
-          <w:sz w:val="20"/>
-          <w:szCs w:val="20"/>
-        </w:rPr>
-        <w:t>financial</w:t>
-      </w:r>
-      <w:r>
-        <w:rPr>
-          <w:rFonts w:ascii="Times New Roman" w:hAnsi="Times New Roman" w:cs="Times New Roman"/>
-          <w:sz w:val="20"/>
-          <w:szCs w:val="20"/>
-        </w:rPr>
-        <w:t xml:space="preserve"> question answering this is especially costly: answers are exact numeric values drawn from dense regulatory filings, and a single fabricated or misattributed figure produces a confidently wrong answer.</w:t>
+        <w:pStyle w:val="Author"/>
+      </w:pPr>
+      <w:r>
+        <w:t xml:space="preserve">Rituraj</w:t>
+      </w:r>
+      <w:r>
+        <w:t xml:space="preserve"> </w:t>
+      </w:r>
+      <w:r>
+        <w:t xml:space="preserve">Singh</w:t>
       </w:r>
     </w:p>
     <w:p>
       <w:pPr>
-        <w:jc w:val="both"/>
+        <w:pStyle w:val="Abstract"/>
+      </w:pPr>
+      <w:r>
+        <w:t xml:space="preserve">Retrieval-augmented</w:t>
+      </w:r>
+      <w:r>
+        <w:t xml:space="preserve"> </w:t>
+      </w:r>
+      <w:r>
+        <w:t xml:space="preserve">generation</w:t>
+      </w:r>
+      <w:r>
+        <w:t xml:space="preserve"> </w:t>
+      </w:r>
+      <w:r>
+        <w:t xml:space="preserve">(RAG)</w:t>
+      </w:r>
+      <w:r>
+        <w:t xml:space="preserve"> </w:t>
+      </w:r>
+      <w:r>
+        <w:t xml:space="preserve">grounds</w:t>
+      </w:r>
+      <w:r>
+        <w:t xml:space="preserve"> </w:t>
+      </w:r>
+      <w:r>
+        <w:t xml:space="preserve">large</w:t>
+      </w:r>
+      <w:r>
+        <w:t xml:space="preserve"> </w:t>
+      </w:r>
+      <w:r>
+        <w:t xml:space="preserve">language</w:t>
+      </w:r>
+      <w:r>
+        <w:t xml:space="preserve"> </w:t>
+      </w:r>
+      <w:r>
+        <w:t xml:space="preserve">models</w:t>
+      </w:r>
+      <w:r>
+        <w:t xml:space="preserve"> </w:t>
+      </w:r>
+      <w:r>
+        <w:t xml:space="preserve">(LLMs)</w:t>
+      </w:r>
+      <w:r>
+        <w:t xml:space="preserve"> </w:t>
+      </w:r>
+      <w:r>
+        <w:t xml:space="preserve">in</w:t>
+      </w:r>
+      <w:r>
+        <w:t xml:space="preserve"> </w:t>
+      </w:r>
+      <w:r>
+        <w:t xml:space="preserve">external</w:t>
+      </w:r>
+      <w:r>
+        <w:t xml:space="preserve"> </w:t>
+      </w:r>
+      <w:r>
+        <w:t xml:space="preserve">documents,</w:t>
+      </w:r>
+      <w:r>
+        <w:t xml:space="preserve"> </w:t>
+      </w:r>
+      <w:r>
+        <w:t xml:space="preserve">yet</w:t>
+      </w:r>
+      <w:r>
+        <w:t xml:space="preserve"> </w:t>
+      </w:r>
+      <w:r>
+        <w:t xml:space="preserve">models</w:t>
+      </w:r>
+      <w:r>
+        <w:t xml:space="preserve"> </w:t>
+      </w:r>
+      <w:r>
+        <w:t xml:space="preserve">still</w:t>
+      </w:r>
+      <w:r>
+        <w:t xml:space="preserve"> </w:t>
+      </w:r>
+      <w:r>
+        <w:t xml:space="preserve">produce</w:t>
+      </w:r>
+      <w:r>
+        <w:t xml:space="preserve"> </w:t>
+      </w:r>
+      <w:r>
+        <w:t xml:space="preserve">claims</w:t>
+      </w:r>
+      <w:r>
+        <w:t xml:space="preserve"> </w:t>
+      </w:r>
+      <w:r>
+        <w:t xml:space="preserve">that</w:t>
+      </w:r>
+      <w:r>
+        <w:t xml:space="preserve"> </w:t>
+      </w:r>
+      <w:r>
+        <w:t xml:space="preserve">contradict</w:t>
+      </w:r>
+      <w:r>
+        <w:t xml:space="preserve"> </w:t>
+      </w:r>
+      <w:r>
+        <w:t xml:space="preserve">or</w:t>
+      </w:r>
+      <w:r>
+        <w:t xml:space="preserve"> </w:t>
+      </w:r>
+      <w:r>
+        <w:t xml:space="preserve">exceed</w:t>
+      </w:r>
+      <w:r>
+        <w:t xml:space="preserve"> </w:t>
+      </w:r>
+      <w:r>
+        <w:t xml:space="preserve">the</w:t>
+      </w:r>
+      <w:r>
+        <w:t xml:space="preserve"> </w:t>
+      </w:r>
+      <w:r>
+        <w:t xml:space="preserve">retrieved</w:t>
+      </w:r>
+      <w:r>
+        <w:t xml:space="preserve"> </w:t>
+      </w:r>
+      <w:r>
+        <w:t xml:space="preserve">evidence—a</w:t>
+      </w:r>
+      <w:r>
+        <w:t xml:space="preserve"> </w:t>
+      </w:r>
+      <w:r>
+        <w:t xml:space="preserve">failure</w:t>
+      </w:r>
+      <w:r>
+        <w:t xml:space="preserve"> </w:t>
+      </w:r>
+      <w:r>
+        <w:t xml:space="preserve">mode</w:t>
+      </w:r>
+      <w:r>
+        <w:t xml:space="preserve"> </w:t>
+      </w:r>
+      <w:r>
+        <w:t xml:space="preserve">with</w:t>
+      </w:r>
+      <w:r>
+        <w:t xml:space="preserve"> </w:t>
+      </w:r>
+      <w:r>
+        <w:t xml:space="preserve">acute</w:t>
+      </w:r>
+      <w:r>
+        <w:t xml:space="preserve"> </w:t>
+      </w:r>
+      <w:r>
+        <w:t xml:space="preserve">consequences</w:t>
+      </w:r>
+      <w:r>
+        <w:t xml:space="preserve"> </w:t>
+      </w:r>
+      <w:r>
+        <w:t xml:space="preserve">in</w:t>
+      </w:r>
+      <w:r>
+        <w:t xml:space="preserve"> </w:t>
+      </w:r>
+      <w:r>
+        <w:t xml:space="preserve">finance,</w:t>
+      </w:r>
+      <w:r>
+        <w:t xml:space="preserve"> </w:t>
+      </w:r>
+      <w:r>
+        <w:t xml:space="preserve">where</w:t>
+      </w:r>
+      <w:r>
+        <w:t xml:space="preserve"> </w:t>
+      </w:r>
+      <w:r>
+        <w:t xml:space="preserve">a</w:t>
+      </w:r>
+      <w:r>
+        <w:t xml:space="preserve"> </w:t>
+      </w:r>
+      <w:r>
+        <w:t xml:space="preserve">single</w:t>
+      </w:r>
+      <w:r>
+        <w:t xml:space="preserve"> </w:t>
+      </w:r>
+      <w:r>
+        <w:t xml:space="preserve">wrong</w:t>
+      </w:r>
+      <w:r>
+        <w:t xml:space="preserve"> </w:t>
+      </w:r>
+      <w:r>
+        <w:t xml:space="preserve">figure</w:t>
+      </w:r>
+      <w:r>
+        <w:t xml:space="preserve"> </w:t>
+      </w:r>
+      <w:r>
+        <w:t xml:space="preserve">misleads.</w:t>
+      </w:r>
+      <w:r>
+        <w:t xml:space="preserve"> </w:t>
+      </w:r>
+      <w:r>
+        <w:t xml:space="preserve">We</w:t>
+      </w:r>
+      <w:r>
+        <w:t xml:space="preserve"> </w:t>
+      </w:r>
+      <w:r>
+        <w:t xml:space="preserve">study</w:t>
+      </w:r>
+      <w:r>
+        <w:t xml:space="preserve"> </w:t>
+      </w:r>
+      <w:r>
         <w:rPr>
-          <w:rFonts w:ascii="Times New Roman" w:hAnsi="Times New Roman" w:cs="Times New Roman"/>
-          <w:sz w:val="20"/>
-          <w:szCs w:val="20"/>
+          <w:iCs/>
+          <w:i/>
         </w:rPr>
-      </w:pPr>
+        <w:t xml:space="preserve">when</w:t>
+      </w:r>
       <w:r>
         <w:rPr>
-          <w:rFonts w:ascii="Times New Roman" w:hAnsi="Times New Roman" w:cs="Times New Roman"/>
-          <w:sz w:val="20"/>
-          <w:szCs w:val="20"/>
+          <w:iCs/>
+          <w:i/>
         </w:rPr>
-        <w:t>We investigate three research questions:</w:t>
+        <w:t xml:space="preserve"> </w:t>
+      </w:r>
+      <w:r>
+        <w:rPr>
+          <w:iCs/>
+          <w:i/>
+        </w:rPr>
+        <w:t xml:space="preserve">and</w:t>
+      </w:r>
+      <w:r>
+        <w:rPr>
+          <w:iCs/>
+          <w:i/>
+        </w:rPr>
+        <w:t xml:space="preserve"> </w:t>
+      </w:r>
+      <w:r>
+        <w:rPr>
+          <w:iCs/>
+          <w:i/>
+        </w:rPr>
+        <w:t xml:space="preserve">how</w:t>
+      </w:r>
+      <w:r>
+        <w:t xml:space="preserve"> </w:t>
+      </w:r>
+      <w:r>
+        <w:t xml:space="preserve">RAG</w:t>
+      </w:r>
+      <w:r>
+        <w:t xml:space="preserve"> </w:t>
+      </w:r>
+      <w:r>
+        <w:t xml:space="preserve">systems</w:t>
+      </w:r>
+      <w:r>
+        <w:t xml:space="preserve"> </w:t>
+      </w:r>
+      <w:r>
+        <w:t xml:space="preserve">hallucinate</w:t>
+      </w:r>
+      <w:r>
+        <w:t xml:space="preserve"> </w:t>
+      </w:r>
+      <w:r>
+        <w:t xml:space="preserve">on</w:t>
+      </w:r>
+      <w:r>
+        <w:t xml:space="preserve"> </w:t>
+      </w:r>
+      <w:r>
+        <w:t xml:space="preserve">financial</w:t>
+      </w:r>
+      <w:r>
+        <w:t xml:space="preserve"> </w:t>
+      </w:r>
+      <w:r>
+        <w:t xml:space="preserve">QA</w:t>
+      </w:r>
+      <w:r>
+        <w:t xml:space="preserve"> </w:t>
+      </w:r>
+      <w:r>
+        <w:t xml:space="preserve">using</w:t>
+      </w:r>
+      <w:r>
+        <w:t xml:space="preserve"> </w:t>
+      </w:r>
+      <w:r>
+        <w:t xml:space="preserve">the</w:t>
+      </w:r>
+      <w:r>
+        <w:t xml:space="preserve"> </w:t>
+      </w:r>
+      <w:r>
+        <w:t xml:space="preserve">open-source</w:t>
+      </w:r>
+      <w:r>
+        <w:t xml:space="preserve"> </w:t>
+      </w:r>
+      <w:r>
+        <w:t xml:space="preserve">subset</w:t>
+      </w:r>
+      <w:r>
+        <w:t xml:space="preserve"> </w:t>
+      </w:r>
+      <w:r>
+        <w:t xml:space="preserve">of</w:t>
+      </w:r>
+      <w:r>
+        <w:t xml:space="preserve"> </w:t>
+      </w:r>
+      <w:r>
+        <w:rPr>
+          <w:bCs/>
+          <w:b/>
+        </w:rPr>
+        <w:t xml:space="preserve">FinanceBench</w:t>
+      </w:r>
+      <w:r>
+        <w:t xml:space="preserve"> </w:t>
+      </w:r>
+      <w:r>
+        <w:t xml:space="preserve">(150</w:t>
+      </w:r>
+      <w:r>
+        <w:t xml:space="preserve"> </w:t>
+      </w:r>
+      <w:r>
+        <w:t xml:space="preserve">annotated</w:t>
+      </w:r>
+      <w:r>
+        <w:t xml:space="preserve"> </w:t>
+      </w:r>
+      <w:r>
+        <w:t xml:space="preserve">questions</w:t>
+      </w:r>
+      <w:r>
+        <w:t xml:space="preserve"> </w:t>
+      </w:r>
+      <w:r>
+        <w:t xml:space="preserve">over</w:t>
+      </w:r>
+      <w:r>
+        <w:t xml:space="preserve"> </w:t>
+      </w:r>
+      <w:r>
+        <w:t xml:space="preserve">84</w:t>
+      </w:r>
+      <w:r>
+        <w:t xml:space="preserve"> </w:t>
+      </w:r>
+      <w:r>
+        <w:t xml:space="preserve">SEC</w:t>
+      </w:r>
+      <w:r>
+        <w:t xml:space="preserve"> </w:t>
+      </w:r>
+      <w:r>
+        <w:t xml:space="preserve">filings).</w:t>
+      </w:r>
+      <w:r>
+        <w:t xml:space="preserve"> </w:t>
+      </w:r>
+      <w:r>
+        <w:t xml:space="preserve">This</w:t>
+      </w:r>
+      <w:r>
+        <w:t xml:space="preserve"> </w:t>
+      </w:r>
+      <w:r>
+        <w:t xml:space="preserve">preliminary</w:t>
+      </w:r>
+      <w:r>
+        <w:t xml:space="preserve"> </w:t>
+      </w:r>
+      <w:r>
+        <w:t xml:space="preserve">report</w:t>
+      </w:r>
+      <w:r>
+        <w:t xml:space="preserve"> </w:t>
+      </w:r>
+      <w:r>
+        <w:t xml:space="preserve">contributes:</w:t>
+      </w:r>
+      <w:r>
+        <w:t xml:space="preserve"> </w:t>
+      </w:r>
+      <w:r>
+        <w:t xml:space="preserve">(i)</w:t>
+      </w:r>
+      <w:r>
+        <w:t xml:space="preserve"> </w:t>
+      </w:r>
+      <w:r>
+        <w:t xml:space="preserve">an</w:t>
+      </w:r>
+      <w:r>
+        <w:t xml:space="preserve"> </w:t>
+      </w:r>
+      <w:r>
+        <w:t xml:space="preserve">expanded</w:t>
+      </w:r>
+      <w:r>
+        <w:t xml:space="preserve"> </w:t>
+      </w:r>
+      <w:r>
+        <w:t xml:space="preserve">literature</w:t>
+      </w:r>
+      <w:r>
+        <w:t xml:space="preserve"> </w:t>
+      </w:r>
+      <w:r>
+        <w:t xml:space="preserve">review</w:t>
+      </w:r>
+      <w:r>
+        <w:t xml:space="preserve"> </w:t>
+      </w:r>
+      <w:r>
+        <w:t xml:space="preserve">situating</w:t>
+      </w:r>
+      <w:r>
+        <w:t xml:space="preserve"> </w:t>
+      </w:r>
+      <w:r>
+        <w:t xml:space="preserve">our</w:t>
+      </w:r>
+      <w:r>
+        <w:t xml:space="preserve"> </w:t>
+      </w:r>
+      <w:r>
+        <w:t xml:space="preserve">work</w:t>
+      </w:r>
+      <w:r>
+        <w:t xml:space="preserve"> </w:t>
+      </w:r>
+      <w:r>
+        <w:t xml:space="preserve">across</w:t>
+      </w:r>
+      <w:r>
+        <w:t xml:space="preserve"> </w:t>
+      </w:r>
+      <w:r>
+        <w:t xml:space="preserve">RAG</w:t>
+      </w:r>
+      <w:r>
+        <w:t xml:space="preserve"> </w:t>
+      </w:r>
+      <w:r>
+        <w:t xml:space="preserve">methods,</w:t>
+      </w:r>
+      <w:r>
+        <w:t xml:space="preserve"> </w:t>
+      </w:r>
+      <w:r>
+        <w:t xml:space="preserve">hallucination</w:t>
+      </w:r>
+      <w:r>
+        <w:t xml:space="preserve"> </w:t>
+      </w:r>
+      <w:r>
+        <w:t xml:space="preserve">evaluation,</w:t>
+      </w:r>
+      <w:r>
+        <w:t xml:space="preserve"> </w:t>
+      </w:r>
+      <w:r>
+        <w:t xml:space="preserve">and</w:t>
+      </w:r>
+      <w:r>
+        <w:t xml:space="preserve"> </w:t>
+      </w:r>
+      <w:r>
+        <w:t xml:space="preserve">financial</w:t>
+      </w:r>
+      <w:r>
+        <w:t xml:space="preserve"> </w:t>
+      </w:r>
+      <w:r>
+        <w:t xml:space="preserve">NLP;</w:t>
+      </w:r>
+      <w:r>
+        <w:t xml:space="preserve"> </w:t>
+      </w:r>
+      <w:r>
+        <w:t xml:space="preserve">(ii)</w:t>
+      </w:r>
+      <w:r>
+        <w:t xml:space="preserve"> </w:t>
+      </w:r>
+      <w:r>
+        <w:t xml:space="preserve">an</w:t>
+      </w:r>
+      <w:r>
+        <w:t xml:space="preserve"> </w:t>
+      </w:r>
+      <w:r>
+        <w:t xml:space="preserve">exploratory</w:t>
+      </w:r>
+      <w:r>
+        <w:t xml:space="preserve"> </w:t>
+      </w:r>
+      <w:r>
+        <w:t xml:space="preserve">analysis</w:t>
+      </w:r>
+      <w:r>
+        <w:t xml:space="preserve"> </w:t>
+      </w:r>
+      <w:r>
+        <w:t xml:space="preserve">showing</w:t>
+      </w:r>
+      <w:r>
+        <w:t xml:space="preserve"> </w:t>
+      </w:r>
+      <w:r>
+        <w:t xml:space="preserve">that</w:t>
+      </w:r>
+      <w:r>
+        <w:t xml:space="preserve"> </w:t>
+      </w:r>
+      <w:r>
+        <w:t xml:space="preserve">FinanceBench</w:t>
+      </w:r>
+      <w:r>
+        <w:t xml:space="preserve"> </w:t>
+      </w:r>
+      <w:r>
+        <w:t xml:space="preserve">answers</w:t>
+      </w:r>
+      <w:r>
+        <w:t xml:space="preserve"> </w:t>
+      </w:r>
+      <w:r>
+        <w:t xml:space="preserve">are</w:t>
+      </w:r>
+      <w:r>
+        <w:t xml:space="preserve"> </w:t>
+      </w:r>
+      <w:r>
+        <w:t xml:space="preserve">overwhelmingly</w:t>
+      </w:r>
+      <w:r>
+        <w:t xml:space="preserve"> </w:t>
+      </w:r>
+      <w:r>
+        <w:rPr>
+          <w:iCs/>
+          <w:i/>
+        </w:rPr>
+        <w:t xml:space="preserve">abstractive</w:t>
+      </w:r>
+      <w:r>
+        <w:t xml:space="preserve">—only</w:t>
+      </w:r>
+      <w:r>
+        <w:t xml:space="preserve"> </w:t>
+      </w:r>
+      <w:r>
+        <w:t xml:space="preserve">2%</w:t>
+      </w:r>
+      <w:r>
+        <w:t xml:space="preserve"> </w:t>
+      </w:r>
+      <w:r>
+        <w:t xml:space="preserve">appear</w:t>
+      </w:r>
+      <w:r>
+        <w:t xml:space="preserve"> </w:t>
+      </w:r>
+      <w:r>
+        <w:t xml:space="preserve">verbatim</w:t>
+      </w:r>
+      <w:r>
+        <w:t xml:space="preserve"> </w:t>
+      </w:r>
+      <w:r>
+        <w:t xml:space="preserve">in</w:t>
+      </w:r>
+      <w:r>
+        <w:t xml:space="preserve"> </w:t>
+      </w:r>
+      <w:r>
+        <w:t xml:space="preserve">the</w:t>
+      </w:r>
+      <w:r>
+        <w:t xml:space="preserve"> </w:t>
+      </w:r>
+      <w:r>
+        <w:t xml:space="preserve">cited</w:t>
+      </w:r>
+      <w:r>
+        <w:t xml:space="preserve"> </w:t>
+      </w:r>
+      <w:r>
+        <w:t xml:space="preserve">evidence—over</w:t>
+      </w:r>
+      <w:r>
+        <w:t xml:space="preserve"> </w:t>
+      </w:r>
+      <w:r>
+        <w:t xml:space="preserve">long,</w:t>
+      </w:r>
+      <w:r>
+        <w:t xml:space="preserve"> </w:t>
+      </w:r>
+      <w:r>
+        <w:t xml:space="preserve">table-heavy</w:t>
+      </w:r>
+      <w:r>
+        <w:t xml:space="preserve"> </w:t>
+      </w:r>
+      <w:r>
+        <w:t xml:space="preserve">10-K</w:t>
+      </w:r>
+      <w:r>
+        <w:t xml:space="preserve"> </w:t>
+      </w:r>
+      <w:r>
+        <w:t xml:space="preserve">filings,</w:t>
+      </w:r>
+      <w:r>
+        <w:t xml:space="preserve"> </w:t>
+      </w:r>
+      <w:r>
+        <w:t xml:space="preserve">precisely</w:t>
+      </w:r>
+      <w:r>
+        <w:t xml:space="preserve"> </w:t>
+      </w:r>
+      <w:r>
+        <w:t xml:space="preserve">the</w:t>
+      </w:r>
+      <w:r>
+        <w:t xml:space="preserve"> </w:t>
+      </w:r>
+      <w:r>
+        <w:t xml:space="preserve">regime</w:t>
+      </w:r>
+      <w:r>
+        <w:t xml:space="preserve"> </w:t>
+      </w:r>
+      <w:r>
+        <w:t xml:space="preserve">where</w:t>
+      </w:r>
+      <w:r>
+        <w:t xml:space="preserve"> </w:t>
+      </w:r>
+      <w:r>
+        <w:t xml:space="preserve">grounded</w:t>
+      </w:r>
+      <w:r>
+        <w:t xml:space="preserve"> </w:t>
+      </w:r>
+      <w:r>
+        <w:t xml:space="preserve">generation</w:t>
+      </w:r>
+      <w:r>
+        <w:t xml:space="preserve"> </w:t>
+      </w:r>
+      <w:r>
+        <w:t xml:space="preserve">is</w:t>
+      </w:r>
+      <w:r>
+        <w:t xml:space="preserve"> </w:t>
+      </w:r>
+      <w:r>
+        <w:t xml:space="preserve">hard;</w:t>
+      </w:r>
+      <w:r>
+        <w:t xml:space="preserve"> </w:t>
+      </w:r>
+      <w:r>
+        <w:t xml:space="preserve">and</w:t>
+      </w:r>
+      <w:r>
+        <w:t xml:space="preserve"> </w:t>
+      </w:r>
+      <w:r>
+        <w:t xml:space="preserve">(iii)</w:t>
+      </w:r>
+      <w:r>
+        <w:t xml:space="preserve"> </w:t>
+      </w:r>
+      <w:r>
+        <w:t xml:space="preserve">a</w:t>
+      </w:r>
+      <w:r>
+        <w:t xml:space="preserve"> </w:t>
+      </w:r>
+      <w:r>
+        <w:t xml:space="preserve">simple</w:t>
+      </w:r>
+      <w:r>
+        <w:t xml:space="preserve"> </w:t>
+      </w:r>
+      <w:r>
+        <w:t xml:space="preserve">baseline</w:t>
+      </w:r>
+      <w:r>
+        <w:t xml:space="preserve"> </w:t>
+      </w:r>
+      <w:r>
+        <w:t xml:space="preserve">pipeline</w:t>
+      </w:r>
+      <w:r>
+        <w:t xml:space="preserve"> </w:t>
+      </w:r>
+      <w:r>
+        <w:t xml:space="preserve">(BM25</w:t>
+      </w:r>
+      <w:r>
+        <w:t xml:space="preserve"> </w:t>
+      </w:r>
+      <w:r>
+        <w:t xml:space="preserve">+</w:t>
+      </w:r>
+      <w:r>
+        <w:t xml:space="preserve"> </w:t>
+      </w:r>
+      <w:r>
+        <w:t xml:space="preserve">GPT-3.5-turbo)</w:t>
+      </w:r>
+      <w:r>
+        <w:t xml:space="preserve"> </w:t>
+      </w:r>
+      <w:r>
+        <w:t xml:space="preserve">evaluated</w:t>
+      </w:r>
+      <w:r>
+        <w:t xml:space="preserve"> </w:t>
+      </w:r>
+      <w:r>
+        <w:t xml:space="preserve">with</w:t>
+      </w:r>
+      <w:r>
+        <w:t xml:space="preserve"> </w:t>
+      </w:r>
+      <w:r>
+        <w:t xml:space="preserve">RAGAS</w:t>
+      </w:r>
+      <w:r>
+        <w:t xml:space="preserve"> </w:t>
+      </w:r>
+      <w:r>
+        <w:t xml:space="preserve">faithfulness</w:t>
+      </w:r>
+      <w:r>
+        <w:t xml:space="preserve"> </w:t>
+      </w:r>
+      <w:r>
+        <w:t xml:space="preserve">and</w:t>
+      </w:r>
+      <w:r>
+        <w:t xml:space="preserve"> </w:t>
+      </w:r>
+      <w:r>
+        <w:t xml:space="preserve">token-level</w:t>
+      </w:r>
+      <w:r>
+        <w:t xml:space="preserve"> </w:t>
+      </w:r>
+      <w:r>
+        <w:t xml:space="preserve">F1/Exact</w:t>
+      </w:r>
+      <w:r>
+        <w:t xml:space="preserve"> </w:t>
+      </w:r>
+      <w:r>
+        <w:t xml:space="preserve">Match.</w:t>
+      </w:r>
+      <w:r>
+        <w:t xml:space="preserve"> </w:t>
+      </w:r>
+      <w:r>
+        <w:t xml:space="preserve">Our</w:t>
+      </w:r>
+      <w:r>
+        <w:t xml:space="preserve"> </w:t>
+      </w:r>
+      <w:r>
+        <w:t xml:space="preserve">results</w:t>
+      </w:r>
+      <w:r>
+        <w:t xml:space="preserve"> </w:t>
+      </w:r>
+      <w:r>
+        <w:t xml:space="preserve">establish</w:t>
+      </w:r>
+      <w:r>
+        <w:t xml:space="preserve"> </w:t>
+      </w:r>
+      <w:r>
+        <w:t xml:space="preserve">a</w:t>
+      </w:r>
+      <w:r>
+        <w:t xml:space="preserve"> </w:t>
+      </w:r>
+      <w:r>
+        <w:t xml:space="preserve">working</w:t>
+      </w:r>
+      <w:r>
+        <w:t xml:space="preserve"> </w:t>
+      </w:r>
+      <w:r>
+        <w:t xml:space="preserve">end-to-end</w:t>
+      </w:r>
+      <w:r>
+        <w:t xml:space="preserve"> </w:t>
+      </w:r>
+      <w:r>
+        <w:t xml:space="preserve">system</w:t>
+      </w:r>
+      <w:r>
+        <w:t xml:space="preserve"> </w:t>
+      </w:r>
+      <w:r>
+        <w:t xml:space="preserve">and</w:t>
+      </w:r>
+      <w:r>
+        <w:t xml:space="preserve"> </w:t>
+      </w:r>
+      <w:r>
+        <w:t xml:space="preserve">quantify</w:t>
+      </w:r>
+      <w:r>
+        <w:t xml:space="preserve"> </w:t>
+      </w:r>
+      <w:r>
+        <w:t xml:space="preserve">the</w:t>
+      </w:r>
+      <w:r>
+        <w:t xml:space="preserve"> </w:t>
+      </w:r>
+      <w:r>
+        <w:t xml:space="preserve">retrieval</w:t>
+      </w:r>
+      <w:r>
+        <w:t xml:space="preserve"> </w:t>
+      </w:r>
+      <w:r>
+        <w:t xml:space="preserve">bottleneck</w:t>
+      </w:r>
+      <w:r>
+        <w:t xml:space="preserve"> </w:t>
+      </w:r>
+      <w:r>
+        <w:t xml:space="preserve">that</w:t>
+      </w:r>
+      <w:r>
+        <w:t xml:space="preserve"> </w:t>
+      </w:r>
+      <w:r>
+        <w:t xml:space="preserve">drives</w:t>
+      </w:r>
+      <w:r>
+        <w:t xml:space="preserve"> </w:t>
+      </w:r>
+      <w:r>
+        <w:t xml:space="preserve">both</w:t>
+      </w:r>
+      <w:r>
+        <w:t xml:space="preserve"> </w:t>
+      </w:r>
+      <w:r>
+        <w:t xml:space="preserve">abstention</w:t>
+      </w:r>
+      <w:r>
+        <w:t xml:space="preserve"> </w:t>
+      </w:r>
+      <w:r>
+        <w:t xml:space="preserve">and</w:t>
+      </w:r>
+      <w:r>
+        <w:t xml:space="preserve"> </w:t>
+      </w:r>
+      <w:r>
+        <w:t xml:space="preserve">the</w:t>
+      </w:r>
+      <w:r>
+        <w:t xml:space="preserve"> </w:t>
+      </w:r>
+      <w:r>
+        <w:t xml:space="preserve">“</w:t>
+      </w:r>
+      <w:r>
+        <w:t xml:space="preserve">grounded-but-wrong</w:t>
+      </w:r>
+      <w:r>
+        <w:t xml:space="preserve">”</w:t>
+      </w:r>
+      <w:r>
+        <w:t xml:space="preserve"> </w:t>
+      </w:r>
+      <w:r>
+        <w:t xml:space="preserve">errors</w:t>
+      </w:r>
+      <w:r>
+        <w:t xml:space="preserve"> </w:t>
+      </w:r>
+      <w:r>
+        <w:t xml:space="preserve">we</w:t>
+      </w:r>
+      <w:r>
+        <w:t xml:space="preserve"> </w:t>
+      </w:r>
+      <w:r>
+        <w:t xml:space="preserve">will</w:t>
+      </w:r>
+      <w:r>
+        <w:t xml:space="preserve"> </w:t>
+      </w:r>
+      <w:r>
+        <w:t xml:space="preserve">taxonomize</w:t>
+      </w:r>
+      <w:r>
+        <w:t xml:space="preserve"> </w:t>
+      </w:r>
+      <w:r>
+        <w:t xml:space="preserve">in</w:t>
+      </w:r>
+      <w:r>
+        <w:t xml:space="preserve"> </w:t>
+      </w:r>
+      <w:r>
+        <w:t xml:space="preserve">the</w:t>
+      </w:r>
+      <w:r>
+        <w:t xml:space="preserve"> </w:t>
+      </w:r>
+      <w:r>
+        <w:t xml:space="preserve">final</w:t>
+      </w:r>
+      <w:r>
+        <w:t xml:space="preserve"> </w:t>
+      </w:r>
+      <w:r>
+        <w:t xml:space="preserve">paper.</w:t>
+      </w:r>
+    </w:p>
+    <w:bookmarkStart w:id="20" w:name="introduction"/>
+    <w:p>
+      <w:pPr>
+        <w:pStyle w:val="1"/>
+      </w:pPr>
+      <w:r>
+        <w:t xml:space="preserve">Introduction</w:t>
       </w:r>
     </w:p>
     <w:p>
       <w:pPr>
-        <w:jc w:val="both"/>
+        <w:pStyle w:val="FirstParagraph"/>
+      </w:pPr>
+      <w:r>
+        <w:t xml:space="preserve">Retrieval-augmented generation</w:t>
+      </w:r>
+      <w:r>
+        <w:t xml:space="preserve"> </w:t>
+      </w:r>
+      <w:r>
+        <w:t xml:space="preserve">(Lewis et al. 2020)</w:t>
+      </w:r>
+      <w:r>
+        <w:t xml:space="preserve"> </w:t>
+      </w:r>
+      <w:r>
+        <w:t xml:space="preserve">has become the dominant recipe for grounding LLM outputs in verifiable external knowledge. Yet a growing body of work shows that even with relevant context in the prompt, models generate statements that are unsupported by—or contradict—the retrieved passages</w:t>
+      </w:r>
+      <w:r>
+        <w:t xml:space="preserve"> </w:t>
+      </w:r>
+      <w:r>
+        <w:t xml:space="preserve">(Ji et al. 2023; Huang et al. 2023)</w:t>
+      </w:r>
+      <w:r>
+        <w:t xml:space="preserve">. In</w:t>
+      </w:r>
+      <w:r>
+        <w:t xml:space="preserve"> </w:t>
+      </w:r>
+      <w:r>
         <w:rPr>
-          <w:rFonts w:ascii="Times New Roman" w:hAnsi="Times New Roman" w:cs="Times New Roman"/>
-          <w:sz w:val="20"/>
-          <w:szCs w:val="20"/>
+          <w:iCs/>
+          <w:i/>
         </w:rPr>
-      </w:pPr>
-      <w:r>
-        <w:rPr>
-          <w:rFonts w:ascii="Times New Roman" w:hAnsi="Times New Roman" w:cs="Times New Roman"/>
-          <w:b/>
-          <w:bCs/>
-          <w:sz w:val="20"/>
-          <w:szCs w:val="20"/>
-        </w:rPr>
-        <w:t>RQ1.</w:t>
-      </w:r>
-      <w:r>
-        <w:rPr>
-          <w:rFonts w:ascii="Times New Roman" w:hAnsi="Times New Roman" w:cs="Times New Roman"/>
-          <w:sz w:val="20"/>
-          <w:szCs w:val="20"/>
-        </w:rPr>
-        <w:t xml:space="preserve"> How frequently do different RAG pipeline configurations hallucinate on financial QA?</w:t>
+        <w:t xml:space="preserve">financial</w:t>
+      </w:r>
+      <w:r>
+        <w:t xml:space="preserve"> </w:t>
+      </w:r>
+      <w:r>
+        <w:t xml:space="preserve">question answering this is especially costly: answers are exact numeric values drawn from dense regulatory filings, and a single fabricated or misattributed figure produces a confidently wrong answer.</w:t>
       </w:r>
     </w:p>
     <w:p>
       <w:pPr>
-        <w:jc w:val="both"/>
-        <w:rPr>
-          <w:rFonts w:ascii="Times New Roman" w:hAnsi="Times New Roman" w:cs="Times New Roman"/>
-          <w:sz w:val="20"/>
-          <w:szCs w:val="20"/>
-        </w:rPr>
-      </w:pPr>
-      <w:r>
-        <w:rPr>
-          <w:rFonts w:ascii="Times New Roman" w:hAnsi="Times New Roman" w:cs="Times New Roman"/>
-          <w:b/>
-          <w:bCs/>
-          <w:sz w:val="20"/>
-          <w:szCs w:val="20"/>
-        </w:rPr>
-        <w:t>RQ2.</w:t>
-      </w:r>
-      <w:r>
-        <w:rPr>
-          <w:rFonts w:ascii="Times New Roman" w:hAnsi="Times New Roman" w:cs="Times New Roman"/>
-          <w:sz w:val="20"/>
-          <w:szCs w:val="20"/>
-        </w:rPr>
-        <w:t xml:space="preserve"> Which hallucination </w:t>
-      </w:r>
-      <w:r>
-        <w:rPr>
-          <w:rFonts w:ascii="Times New Roman" w:hAnsi="Times New Roman" w:cs="Times New Roman"/>
-          <w:i/>
-          <w:iCs/>
-          <w:sz w:val="20"/>
-          <w:szCs w:val="20"/>
-        </w:rPr>
-        <w:t>types</w:t>
-      </w:r>
-      <w:r>
-        <w:rPr>
-          <w:rFonts w:ascii="Times New Roman" w:hAnsi="Times New Roman" w:cs="Times New Roman"/>
-          <w:sz w:val="20"/>
-          <w:szCs w:val="20"/>
-        </w:rPr>
-        <w:t xml:space="preserve"> dominate in finance—numerical, entity, reasoning, or unsupported extrapolation?</w:t>
+        <w:pStyle w:val="BodyText"/>
+      </w:pPr>
+      <w:r>
+        <w:t xml:space="preserve">We investigate three research questions:</w:t>
       </w:r>
     </w:p>
     <w:p>
       <w:pPr>
-        <w:jc w:val="both"/>
+        <w:numPr>
+          <w:ilvl w:val="0"/>
+          <w:numId w:val="1001"/>
+        </w:numPr>
+        <w:pStyle w:val="Compact"/>
+      </w:pPr>
+      <w:r>
         <w:rPr>
-          <w:rFonts w:ascii="Times New Roman" w:hAnsi="Times New Roman" w:cs="Times New Roman"/>
-          <w:sz w:val="20"/>
-          <w:szCs w:val="20"/>
+          <w:bCs/>
+          <w:b/>
         </w:rPr>
-      </w:pPr>
-      <w:r>
-        <w:rPr>
-          <w:rFonts w:ascii="Times New Roman" w:hAnsi="Times New Roman" w:cs="Times New Roman"/>
-          <w:b/>
-          <w:bCs/>
-          <w:sz w:val="20"/>
-          <w:szCs w:val="20"/>
-        </w:rPr>
-        <w:t>RQ3.</w:t>
-      </w:r>
-      <w:r>
-        <w:rPr>
-          <w:rFonts w:ascii="Times New Roman" w:hAnsi="Times New Roman" w:cs="Times New Roman"/>
-          <w:sz w:val="20"/>
-          <w:szCs w:val="20"/>
-        </w:rPr>
-        <w:t xml:space="preserve"> Do larger / instruction-tuned LLMs hallucinate less given the same retrieved context?</w:t>
+        <w:t xml:space="preserve">RQ1.</w:t>
+      </w:r>
+      <w:r>
+        <w:t xml:space="preserve"> </w:t>
+      </w:r>
+      <w:r>
+        <w:t xml:space="preserve">How frequently do different RAG pipeline configurations hallucinate on financial QA?</w:t>
       </w:r>
     </w:p>
     <w:p>
       <w:pPr>
-        <w:jc w:val="both"/>
+        <w:numPr>
+          <w:ilvl w:val="0"/>
+          <w:numId w:val="1001"/>
+        </w:numPr>
+        <w:pStyle w:val="Compact"/>
+      </w:pPr>
+      <w:r>
         <w:rPr>
-          <w:rFonts w:ascii="Times New Roman" w:hAnsi="Times New Roman" w:cs="Times New Roman"/>
-          <w:sz w:val="20"/>
-          <w:szCs w:val="20"/>
+          <w:bCs/>
+          <w:b/>
         </w:rPr>
-      </w:pPr>
+        <w:t xml:space="preserve">RQ2.</w:t>
+      </w:r>
+      <w:r>
+        <w:t xml:space="preserve"> </w:t>
+      </w:r>
+      <w:r>
+        <w:t xml:space="preserve">Which hallucination</w:t>
+      </w:r>
+      <w:r>
+        <w:t xml:space="preserve"> </w:t>
+      </w:r>
       <w:r>
         <w:rPr>
-          <w:rFonts w:ascii="Times New Roman" w:hAnsi="Times New Roman" w:cs="Times New Roman"/>
-          <w:sz w:val="20"/>
-          <w:szCs w:val="20"/>
+          <w:iCs/>
+          <w:i/>
         </w:rPr>
-        <w:t>This report establishes the foundation for answering them: a literature review (Section 2), an exploratory analysis of FinanceBench that motivates the difficulty (Section 3), and a working baseline pipeline with preliminary faithfulness and accuracy metrics (Section 4). We close with the roadblocks this early evidence surfaces (Section 5).</w:t>
+        <w:t xml:space="preserve">types</w:t>
+      </w:r>
+      <w:r>
+        <w:t xml:space="preserve"> </w:t>
+      </w:r>
+      <w:r>
+        <w:t xml:space="preserve">dominate in finance—numerical, entity, reasoning, or unsupported extrapolation?</w:t>
       </w:r>
     </w:p>
     <w:p>
       <w:pPr>
+        <w:numPr>
+          <w:ilvl w:val="0"/>
+          <w:numId w:val="1001"/>
+        </w:numPr>
+        <w:pStyle w:val="Compact"/>
+      </w:pPr>
+      <w:r>
         <w:rPr>
-          <w:rFonts w:ascii="Times New Roman" w:hAnsi="Times New Roman" w:cs="Times New Roman"/>
-          <w:sz w:val="20"/>
-          <w:szCs w:val="20"/>
+          <w:bCs/>
+          <w:b/>
         </w:rPr>
-      </w:pPr>
-      <w:r>
-        <w:rPr>
-          <w:rFonts w:ascii="Times New Roman" w:hAnsi="Times New Roman" w:cs="Times New Roman"/>
-          <w:b/>
-          <w:bCs/>
-          <w:sz w:val="20"/>
-          <w:szCs w:val="20"/>
-        </w:rPr>
-        <w:t>Contributions.</w:t>
-      </w:r>
-      <w:r>
-        <w:rPr>
-          <w:rFonts w:ascii="Times New Roman" w:hAnsi="Times New Roman" w:cs="Times New Roman"/>
-          <w:sz w:val="20"/>
-          <w:szCs w:val="20"/>
-        </w:rPr>
-        <w:t xml:space="preserve"> </w:t>
+        <w:t xml:space="preserve">RQ3.</w:t>
+      </w:r>
+      <w:r>
+        <w:t xml:space="preserve"> </w:t>
+      </w:r>
+      <w:r>
+        <w:t xml:space="preserve">Do larger / instruction-tuned LLMs hallucinate less given the same retrieved context?</w:t>
       </w:r>
     </w:p>
     <w:p>
       <w:pPr>
-        <w:jc w:val="both"/>
-        <w:rPr>
-          <w:rFonts w:ascii="Times New Roman" w:hAnsi="Times New Roman" w:cs="Times New Roman"/>
-          <w:sz w:val="20"/>
-          <w:szCs w:val="20"/>
-        </w:rPr>
-      </w:pPr>
-      <w:r>
-        <w:rPr>
-          <w:rFonts w:ascii="Times New Roman" w:hAnsi="Times New Roman" w:cs="Times New Roman"/>
-          <w:sz w:val="20"/>
-          <w:szCs w:val="20"/>
-        </w:rPr>
-        <w:t>Bhalchandra Shinde: repository/infrastructure, environment, data pipeline, exploratory data analysis, and literature-review notes for Lewis et al. (2020) and Islam et al. (2023). Anish Kelkar: document chunking, baseline RAG pipeline, evaluation harness (RAGAS + F1/EM), and results tabulation. Piyush Daga and Rituraj Singh: remaining related-work papers and paper writing. All members contributed to the final draft.</w:t>
+        <w:pStyle w:val="FirstParagraph"/>
+      </w:pPr>
+      <w:r>
+        <w:t xml:space="preserve">This report establishes the foundation for answering them: a literature review (Section 2), an exploratory analysis of FinanceBench that motivates the difficulty (Section 3), and a working baseline pipeline with preliminary faithfulness and accuracy metrics (Section 4). We close with the roadblocks this early evidence surfaces (Section 5).</w:t>
       </w:r>
     </w:p>
     <w:p>
       <w:pPr>
-        <w:pStyle w:val="Heading1"/>
+        <w:pStyle w:val="BodyText"/>
+      </w:pPr>
+      <w:r>
         <w:rPr>
-          <w:rFonts w:ascii="Times New Roman" w:hAnsi="Times New Roman" w:cs="Times New Roman"/>
+          <w:bCs/>
           <w:b/>
-          <w:bCs/>
-          <w:sz w:val="20"/>
-          <w:szCs w:val="20"/>
         </w:rPr>
-      </w:pPr>
-      <w:bookmarkStart w:id="1" w:name="related-work"/>
-      <w:bookmarkEnd w:id="0"/>
-      <w:r>
-        <w:rPr>
-          <w:rFonts w:ascii="Times New Roman" w:hAnsi="Times New Roman" w:cs="Times New Roman"/>
-          <w:b/>
-          <w:bCs/>
-          <w:sz w:val="20"/>
-          <w:szCs w:val="20"/>
-        </w:rPr>
-        <w:t>Related Work</w:t>
+        <w:t xml:space="preserve">Contributions.</w:t>
+      </w:r>
+      <w:r>
+        <w:t xml:space="preserve"> </w:t>
+      </w:r>
+      <w:r>
+        <w:t xml:space="preserve">Bhalchandra Shinde: repository/infrastructure, environment, data pipeline, exploratory data analysis, and literature-review notes for</w:t>
+      </w:r>
+      <w:r>
+        <w:t xml:space="preserve"> </w:t>
+      </w:r>
+      <w:r>
+        <w:t xml:space="preserve">Lewis et al. (2020)</w:t>
+      </w:r>
+      <w:r>
+        <w:t xml:space="preserve"> </w:t>
+      </w:r>
+      <w:r>
+        <w:t xml:space="preserve">and</w:t>
+      </w:r>
+      <w:r>
+        <w:t xml:space="preserve"> </w:t>
+      </w:r>
+      <w:r>
+        <w:t xml:space="preserve">Islam et al. (2023)</w:t>
+      </w:r>
+      <w:r>
+        <w:t xml:space="preserve">. Anish Kelkar: document chunking, baseline RAG pipeline, evaluation harness (RAGAS + F1/EM), and results tabulation. Piyush Daga and Rituraj Singh: remaining related-work papers and paper writing. All members contributed to the final draft.</w:t>
+      </w:r>
+    </w:p>
+    <w:bookmarkEnd w:id="20"/>
+    <w:bookmarkStart w:id="21" w:name="related-work"/>
+    <w:p>
+      <w:pPr>
+        <w:pStyle w:val="1"/>
+      </w:pPr>
+      <w:r>
+        <w:t xml:space="preserve">Related Work</w:t>
       </w:r>
     </w:p>
     <w:p>
       <w:pPr>
-        <w:rPr>
-          <w:rFonts w:ascii="Times New Roman" w:hAnsi="Times New Roman" w:cs="Times New Roman"/>
-          <w:sz w:val="20"/>
-          <w:szCs w:val="20"/>
-        </w:rPr>
-      </w:pPr>
-      <w:r>
-        <w:rPr>
-          <w:rFonts w:ascii="Times New Roman" w:hAnsi="Times New Roman" w:cs="Times New Roman"/>
-          <w:sz w:val="20"/>
-          <w:szCs w:val="20"/>
-        </w:rPr>
-        <w:t>We organize related work into three themes: RAG methods and retrieval, hallucination detection and evaluation, and financial NLP/QA.</w:t>
+        <w:pStyle w:val="FirstParagraph"/>
+      </w:pPr>
+      <w:r>
+        <w:t xml:space="preserve">We organize related work into three themes: RAG methods and retrieval, hallucination detection and evaluation, and financial NLP/QA.</w:t>
       </w:r>
     </w:p>
     <w:p>
       <w:pPr>
-        <w:jc w:val="both"/>
+        <w:pStyle w:val="BodyText"/>
+      </w:pPr>
+      <w:r>
         <w:rPr>
-          <w:rFonts w:ascii="Times New Roman" w:hAnsi="Times New Roman" w:cs="Times New Roman"/>
-          <w:sz w:val="20"/>
-          <w:szCs w:val="20"/>
+          <w:bCs/>
+          <w:b/>
         </w:rPr>
-      </w:pPr>
+        <w:t xml:space="preserve">RAG methods and retrieval.</w:t>
+      </w:r>
+      <w:r>
+        <w:t xml:space="preserve"> </w:t>
+      </w:r>
+      <w:r>
+        <w:t xml:space="preserve">RAG was introduced by</w:t>
+      </w:r>
+      <w:r>
+        <w:t xml:space="preserve"> </w:t>
+      </w:r>
+      <w:r>
+        <w:t xml:space="preserve">Lewis et al. (2020)</w:t>
+      </w:r>
+      <w:r>
+        <w:t xml:space="preserve">, coupling a DPR retriever with a BART generator and framing knowledge as</w:t>
+      </w:r>
+      <w:r>
+        <w:t xml:space="preserve"> </w:t>
+      </w:r>
       <w:r>
         <w:rPr>
-          <w:rFonts w:ascii="Times New Roman" w:hAnsi="Times New Roman" w:cs="Times New Roman"/>
-          <w:b/>
-          <w:bCs/>
-          <w:sz w:val="20"/>
-          <w:szCs w:val="20"/>
+          <w:iCs/>
+          <w:i/>
         </w:rPr>
-        <w:t>RAG methods and retrieval.</w:t>
+        <w:t xml:space="preserve">parametric</w:t>
+      </w:r>
+      <w:r>
+        <w:t xml:space="preserve"> </w:t>
+      </w:r>
+      <w:r>
+        <w:t xml:space="preserve">(model weights) versus</w:t>
+      </w:r>
+      <w:r>
+        <w:t xml:space="preserve"> </w:t>
       </w:r>
       <w:r>
         <w:rPr>
-          <w:rFonts w:ascii="Times New Roman" w:hAnsi="Times New Roman" w:cs="Times New Roman"/>
-          <w:sz w:val="20"/>
-          <w:szCs w:val="20"/>
+          <w:iCs/>
+          <w:i/>
         </w:rPr>
-        <w:t xml:space="preserve"> RAG was introduced by Lewis et al. (2020), coupling a DPR retriever with a BART generator and framing knowledge as </w:t>
+        <w:t xml:space="preserve">non-parametric</w:t>
+      </w:r>
+      <w:r>
+        <w:t xml:space="preserve"> </w:t>
+      </w:r>
+      <w:r>
+        <w:t xml:space="preserve">(an editable document index) memory; it is the architectural baseline our pipelines instantiate. Two of its findings bear directly on our setting. First, RAG answers correctly even when the gold answer appears in</w:t>
+      </w:r>
+      <w:r>
+        <w:t xml:space="preserve"> </w:t>
       </w:r>
       <w:r>
         <w:rPr>
-          <w:rFonts w:ascii="Times New Roman" w:hAnsi="Times New Roman" w:cs="Times New Roman"/>
+          <w:iCs/>
           <w:i/>
+        </w:rPr>
+        <w:t xml:space="preserve">no</w:t>
+      </w:r>
+      <w:r>
+        <w:t xml:space="preserve"> </w:t>
+      </w:r>
+      <w:r>
+        <w:t xml:space="preserve">retrieved passage verbatim (11.8% of Natural Questions cases), where a purely extractive reader scores zero—the same</w:t>
+      </w:r>
+      <w:r>
+        <w:t xml:space="preserve"> </w:t>
+      </w:r>
+      <w:r>
+        <w:rPr>
           <w:iCs/>
-          <w:sz w:val="20"/>
-          <w:szCs w:val="20"/>
+          <w:i/>
         </w:rPr>
-        <w:t>parametric</w:t>
+        <w:t xml:space="preserve">abstractive</w:t>
+      </w:r>
+      <w:r>
+        <w:t xml:space="preserve"> </w:t>
+      </w:r>
+      <w:r>
+        <w:t xml:space="preserve">regime we observe in FinanceBench, where only 2% of gold answers are verbatim in the evidence (Section 3). Second, swapping the document index updates the model’s world knowledge with no retraining, underscoring that retrieval quality—not generator memory—governs what a RAG system can ground, which is precisely the bottleneck our results expose. The two retrieval families we compare are defined by BM25</w:t>
+      </w:r>
+      <w:r>
+        <w:t xml:space="preserve"> </w:t>
+      </w:r>
+      <w:r>
+        <w:t xml:space="preserve">(Robertson and Zaragoza 2009)</w:t>
+      </w:r>
+      <w:r>
+        <w:t xml:space="preserve">, a probabilistic term-matching function that is our baseline retriever, and DPR</w:t>
+      </w:r>
+      <w:r>
+        <w:t xml:space="preserve"> </w:t>
+      </w:r>
+      <w:r>
+        <w:t xml:space="preserve">(Karpukhin et al. 2020)</w:t>
+      </w:r>
+      <w:r>
+        <w:t xml:space="preserve">, which learns dense question/passage encoders and beats BM25 on most open-domain QA—motivating our planned dense pipeline. That dense pipeline embeds chunks with Sentence-BERT</w:t>
+      </w:r>
+      <w:r>
+        <w:t xml:space="preserve"> </w:t>
+      </w:r>
+      <w:r>
+        <w:t xml:space="preserve">(Reimers and Gurevych 2019)</w:t>
+      </w:r>
+      <w:r>
+        <w:t xml:space="preserve">, a siamese-BERT model that produces semantically comparable sentence vectors, the encoder behind our MiniLM index. REALM</w:t>
+      </w:r>
+      <w:r>
+        <w:t xml:space="preserve"> </w:t>
+      </w:r>
+      <w:r>
+        <w:t xml:space="preserve">(Guu et al. 2020)</w:t>
+      </w:r>
+      <w:r>
+        <w:t xml:space="preserve"> </w:t>
+      </w:r>
+      <w:r>
+        <w:t xml:space="preserve">pre-trains the retriever jointly with a masked LM, and Fusion-in-Decoder</w:t>
+      </w:r>
+      <w:r>
+        <w:t xml:space="preserve"> </w:t>
+      </w:r>
+      <w:r>
+        <w:t xml:space="preserve">(Izacard and Grave 2021)</w:t>
+      </w:r>
+      <w:r>
+        <w:t xml:space="preserve"> </w:t>
+      </w:r>
+      <w:r>
+        <w:t xml:space="preserve">instead fuses many retrieved passages in the decoder; both integrate retrieval more deeply than our prompt-based setup and mark upgrade paths we may explore. Self-RAG</w:t>
+      </w:r>
+      <w:r>
+        <w:t xml:space="preserve"> </w:t>
+      </w:r>
+      <w:r>
+        <w:t xml:space="preserve">(Asai et al. 2024)</w:t>
+      </w:r>
+      <w:r>
+        <w:t xml:space="preserve"> </w:t>
+      </w:r>
+      <w:r>
+        <w:t xml:space="preserve">trains a model to decide</w:t>
+      </w:r>
+      <w:r>
+        <w:t xml:space="preserve"> </w:t>
       </w:r>
       <w:r>
         <w:rPr>
-          <w:rFonts w:ascii="Times New Roman" w:hAnsi="Times New Roman" w:cs="Times New Roman"/>
-          <w:sz w:val="20"/>
-          <w:szCs w:val="20"/>
+          <w:iCs/>
+          <w:i/>
         </w:rPr>
-        <w:t xml:space="preserve"> (model weights) versus </w:t>
-      </w:r>
-      <w:r>
-        <w:rPr>
-          <w:rFonts w:ascii="Times New Roman" w:hAnsi="Times New Roman" w:cs="Times New Roman"/>
-          <w:i/>
-          <w:iCs/>
-          <w:sz w:val="20"/>
-          <w:szCs w:val="20"/>
-        </w:rPr>
-        <w:t>non-parametric</w:t>
-      </w:r>
-      <w:r>
-        <w:rPr>
-          <w:rFonts w:ascii="Times New Roman" w:hAnsi="Times New Roman" w:cs="Times New Roman"/>
-          <w:sz w:val="20"/>
-          <w:szCs w:val="20"/>
-        </w:rPr>
-        <w:t xml:space="preserve"> (an editable document index) memory; it is the architectural baseline our pipelines instantiate. Two of its findings bear directly on our setting. First, RAG answers correctly even when the gold answer appears in </w:t>
-      </w:r>
-      <w:r>
-        <w:rPr>
-          <w:rFonts w:ascii="Times New Roman" w:hAnsi="Times New Roman" w:cs="Times New Roman"/>
-          <w:i/>
-          <w:iCs/>
-          <w:sz w:val="20"/>
-          <w:szCs w:val="20"/>
-        </w:rPr>
-        <w:t>no</w:t>
-      </w:r>
-      <w:r>
-        <w:rPr>
-          <w:rFonts w:ascii="Times New Roman" w:hAnsi="Times New Roman" w:cs="Times New Roman"/>
-          <w:sz w:val="20"/>
-          <w:szCs w:val="20"/>
-        </w:rPr>
-        <w:t xml:space="preserve"> retrieved passage verbatim (11.8% of Natural Questions cases), where a purely extractive reader scores zero—the same </w:t>
-      </w:r>
-      <w:r>
-        <w:rPr>
-          <w:rFonts w:ascii="Times New Roman" w:hAnsi="Times New Roman" w:cs="Times New Roman"/>
-          <w:i/>
-          <w:iCs/>
-          <w:sz w:val="20"/>
-          <w:szCs w:val="20"/>
-        </w:rPr>
-        <w:t>abstractive</w:t>
-      </w:r>
-      <w:r>
-        <w:rPr>
-          <w:rFonts w:ascii="Times New Roman" w:hAnsi="Times New Roman" w:cs="Times New Roman"/>
-          <w:sz w:val="20"/>
-          <w:szCs w:val="20"/>
-        </w:rPr>
-        <w:t xml:space="preserve"> regime we observe in FinanceBench, where only 2% of gold answers are verbatim in the evidence (Section 3). Second, swapping the document index updates the model’s world knowledge with no retraining, underscoring that retrieval quality—not generator memory—governs what a RAG system can ground, which is precisely the bottleneck our results expose. The two retrieval families we compare are defined by BM25 (Robertson and Zaragoza 2009), a probabilistic term-matching function that is our baseline retriever, and DPR (Karpukhin et al. 2020), which learns dense question/passage encoders and beats BM25 on most open-domain QA—motivating our planned dense pipeline. That dense pipeline embeds chunks with Sentence-BERT (Reimers and Gurevych 2019), a siamese-BERT model that produces semantically comparable sentence vectors, the encoder behind our MiniLM index. REALM (Guu et al. 2020) pre-trains the retriever jointly with a masked LM, and Fusion-in-Decoder (Izacard and Grave 2021) instead fuses many retrieved passages in the decoder; both integrate </w:t>
-      </w:r>
-      <w:r>
-        <w:rPr>
-          <w:rFonts w:ascii="Times New Roman" w:hAnsi="Times New Roman" w:cs="Times New Roman"/>
-          <w:sz w:val="20"/>
-          <w:szCs w:val="20"/>
-        </w:rPr>
-        <w:lastRenderedPageBreak/>
-        <w:t xml:space="preserve">retrieval more deeply than our prompt-based setup and mark upgrade paths we may explore. Self-RAG (Asai et al. 2024) trains a model to decide </w:t>
-      </w:r>
-      <w:r>
-        <w:rPr>
-          <w:rFonts w:ascii="Times New Roman" w:hAnsi="Times New Roman" w:cs="Times New Roman"/>
-          <w:i/>
-          <w:iCs/>
-          <w:sz w:val="20"/>
-          <w:szCs w:val="20"/>
-        </w:rPr>
-        <w:t>when</w:t>
-      </w:r>
-      <w:r>
-        <w:rPr>
-          <w:rFonts w:ascii="Times New Roman" w:hAnsi="Times New Roman" w:cs="Times New Roman"/>
-          <w:sz w:val="20"/>
-          <w:szCs w:val="20"/>
-        </w:rPr>
-        <w:t xml:space="preserve"> to retrieve and to critique its own generations with reflection tokens—directly relevant to cutting the unsupported answers we aim to reduce. Query rewriting (Ma et al. 2023) expands or reformulates the query before retrieval and is exactly the mechanism of our planned “enhanced” pipeline. The recent survey of Gao et al. (2023) organizes these advances and motivates our controlled comparison of retrieval strategies.</w:t>
+        <w:t xml:space="preserve">when</w:t>
+      </w:r>
+      <w:r>
+        <w:t xml:space="preserve"> </w:t>
+      </w:r>
+      <w:r>
+        <w:t xml:space="preserve">to retrieve and to critique its own generations with reflection tokens—directly relevant to cutting the unsupported answers we aim to reduce. Query rewriting</w:t>
+      </w:r>
+      <w:r>
+        <w:t xml:space="preserve"> </w:t>
+      </w:r>
+      <w:r>
+        <w:t xml:space="preserve">(Ma et al. 2023)</w:t>
+      </w:r>
+      <w:r>
+        <w:t xml:space="preserve"> </w:t>
+      </w:r>
+      <w:r>
+        <w:t xml:space="preserve">expands or reformulates the query before retrieval and is exactly the mechanism of our planned</w:t>
+      </w:r>
+      <w:r>
+        <w:t xml:space="preserve"> </w:t>
+      </w:r>
+      <w:r>
+        <w:t xml:space="preserve">“</w:t>
+      </w:r>
+      <w:r>
+        <w:t xml:space="preserve">enhanced</w:t>
+      </w:r>
+      <w:r>
+        <w:t xml:space="preserve">”</w:t>
+      </w:r>
+      <w:r>
+        <w:t xml:space="preserve"> </w:t>
+      </w:r>
+      <w:r>
+        <w:t xml:space="preserve">pipeline. The recent survey of</w:t>
+      </w:r>
+      <w:r>
+        <w:t xml:space="preserve"> </w:t>
+      </w:r>
+      <w:r>
+        <w:t xml:space="preserve">Gao et al. (2023)</w:t>
+      </w:r>
+      <w:r>
+        <w:t xml:space="preserve"> </w:t>
+      </w:r>
+      <w:r>
+        <w:t xml:space="preserve">organizes these advances and motivates our controlled comparison of retrieval strategies.</w:t>
       </w:r>
     </w:p>
     <w:p>
       <w:pPr>
-        <w:jc w:val="both"/>
+        <w:pStyle w:val="BodyText"/>
+      </w:pPr>
+      <w:r>
         <w:rPr>
-          <w:rFonts w:ascii="Times New Roman" w:hAnsi="Times New Roman" w:cs="Times New Roman"/>
-          <w:sz w:val="20"/>
-          <w:szCs w:val="20"/>
+          <w:bCs/>
+          <w:b/>
         </w:rPr>
-      </w:pPr>
-      <w:r>
-        <w:rPr>
-          <w:rFonts w:ascii="Times New Roman" w:hAnsi="Times New Roman" w:cs="Times New Roman"/>
-          <w:b/>
-          <w:bCs/>
-          <w:sz w:val="20"/>
-          <w:szCs w:val="20"/>
-        </w:rPr>
-        <w:t>Hallucination detection and evaluation.</w:t>
-      </w:r>
-      <w:r>
-        <w:rPr>
-          <w:rFonts w:ascii="Times New Roman" w:hAnsi="Times New Roman" w:cs="Times New Roman"/>
-          <w:sz w:val="20"/>
-          <w:szCs w:val="20"/>
-        </w:rPr>
-        <w:t xml:space="preserve"> Ji et al. (2023) and Huang et al. (2023) survey hallucination in NLG and LLMs respectively and provide the vocabulary (intrinsic vs. extrinsic, faithfulness vs. factuality) our taxonomy refines for finance. For measurement, RAGAS (Es et al. 2024) supplies reference-free metrics—faithfulness, answer relevancy, context precision—that we adopt as our primary hallucination signal. SelfCheckGPT (Manakul, Liusie, and Gales 2023) detects hallucination without external resources by sampling several responses and measuring their mutual consistency, while FActScore (Min et al. 2023) decomposes a generation into atomic facts and scores each against a source—two complementary detection lenses we consider for the final error analysis. RAGTruth (Niu et al. 2024) contributes a word-level hallucination corpus and taxonomy that we will use as supervision for the (optional) automatic classifier, and the RGB benchmark (J. Chen et al. 2024) evaluates LLM robustness to noisy retrieval—the “wrong context” condition our full-corpus retriever deliberately induces. We additionally report token-level F1/EM following the SQuAD protocol (Rajpurkar et al. 2016) to capture correctness that faithfulness alone misses, and note RAGBench (Friel, Belyi, and Sanyal 2024) as a cross-domain resource for future comparison.</w:t>
+        <w:t xml:space="preserve">Hallucination detection and evaluation.</w:t>
+      </w:r>
+      <w:r>
+        <w:t xml:space="preserve"> </w:t>
+      </w:r>
+      <w:r>
+        <w:t xml:space="preserve">Ji et al. (2023)</w:t>
+      </w:r>
+      <w:r>
+        <w:t xml:space="preserve"> </w:t>
+      </w:r>
+      <w:r>
+        <w:t xml:space="preserve">and</w:t>
+      </w:r>
+      <w:r>
+        <w:t xml:space="preserve"> </w:t>
+      </w:r>
+      <w:r>
+        <w:t xml:space="preserve">Huang et al. (2023)</w:t>
+      </w:r>
+      <w:r>
+        <w:t xml:space="preserve"> </w:t>
+      </w:r>
+      <w:r>
+        <w:t xml:space="preserve">survey hallucination in NLG and LLMs respectively and provide the vocabulary (intrinsic vs. extrinsic, faithfulness vs. factuality) our taxonomy refines for finance. For measurement, RAGAS</w:t>
+      </w:r>
+      <w:r>
+        <w:t xml:space="preserve"> </w:t>
+      </w:r>
+      <w:r>
+        <w:t xml:space="preserve">(Es et al. 2024)</w:t>
+      </w:r>
+      <w:r>
+        <w:t xml:space="preserve"> </w:t>
+      </w:r>
+      <w:r>
+        <w:t xml:space="preserve">supplies reference-free metrics—faithfulness, answer relevancy, context precision—that we adopt as our primary hallucination signal. SelfCheckGPT</w:t>
+      </w:r>
+      <w:r>
+        <w:t xml:space="preserve"> </w:t>
+      </w:r>
+      <w:r>
+        <w:t xml:space="preserve">(Manakul, Liusie, and Gales 2023)</w:t>
+      </w:r>
+      <w:r>
+        <w:t xml:space="preserve"> </w:t>
+      </w:r>
+      <w:r>
+        <w:t xml:space="preserve">detects hallucination without external resources by sampling several responses and measuring their mutual consistency, while FActScore</w:t>
+      </w:r>
+      <w:r>
+        <w:t xml:space="preserve"> </w:t>
+      </w:r>
+      <w:r>
+        <w:t xml:space="preserve">(Min et al. 2023)</w:t>
+      </w:r>
+      <w:r>
+        <w:t xml:space="preserve"> </w:t>
+      </w:r>
+      <w:r>
+        <w:t xml:space="preserve">decomposes a generation into atomic facts and scores each against a source—two complementary detection lenses we consider for the final error analysis. RAGTruth</w:t>
+      </w:r>
+      <w:r>
+        <w:t xml:space="preserve"> </w:t>
+      </w:r>
+      <w:r>
+        <w:t xml:space="preserve">(Niu et al. 2024)</w:t>
+      </w:r>
+      <w:r>
+        <w:t xml:space="preserve"> </w:t>
+      </w:r>
+      <w:r>
+        <w:t xml:space="preserve">contributes a word-level hallucination corpus and taxonomy that we will use as supervision for the (optional) automatic classifier, and the RGB benchmark</w:t>
+      </w:r>
+      <w:r>
+        <w:t xml:space="preserve"> </w:t>
+      </w:r>
+      <w:r>
+        <w:t xml:space="preserve">(J. Chen et al. 2024)</w:t>
+      </w:r>
+      <w:r>
+        <w:t xml:space="preserve"> </w:t>
+      </w:r>
+      <w:r>
+        <w:t xml:space="preserve">evaluates LLM robustness to noisy retrieval—the</w:t>
+      </w:r>
+      <w:r>
+        <w:t xml:space="preserve"> </w:t>
+      </w:r>
+      <w:r>
+        <w:t xml:space="preserve">“</w:t>
+      </w:r>
+      <w:r>
+        <w:t xml:space="preserve">wrong context</w:t>
+      </w:r>
+      <w:r>
+        <w:t xml:space="preserve">”</w:t>
+      </w:r>
+      <w:r>
+        <w:t xml:space="preserve"> </w:t>
+      </w:r>
+      <w:r>
+        <w:t xml:space="preserve">condition our full-corpus retriever deliberately induces. We additionally report token-level F1/EM following the SQuAD protocol</w:t>
+      </w:r>
+      <w:r>
+        <w:t xml:space="preserve"> </w:t>
+      </w:r>
+      <w:r>
+        <w:t xml:space="preserve">(Rajpurkar et al. 2016)</w:t>
+      </w:r>
+      <w:r>
+        <w:t xml:space="preserve"> </w:t>
+      </w:r>
+      <w:r>
+        <w:t xml:space="preserve">to capture correctness that faithfulness alone misses, and note RAGBench</w:t>
+      </w:r>
+      <w:r>
+        <w:t xml:space="preserve"> </w:t>
+      </w:r>
+      <w:r>
+        <w:t xml:space="preserve">(Friel, Belyi, and Sanyal 2024)</w:t>
+      </w:r>
+      <w:r>
+        <w:t xml:space="preserve"> </w:t>
+      </w:r>
+      <w:r>
+        <w:t xml:space="preserve">as a cross-domain resource for future comparison.</w:t>
       </w:r>
     </w:p>
     <w:p>
       <w:pPr>
-        <w:jc w:val="both"/>
+        <w:pStyle w:val="BodyText"/>
+      </w:pPr>
+      <w:r>
         <w:rPr>
-          <w:rFonts w:ascii="Times New Roman" w:hAnsi="Times New Roman" w:cs="Times New Roman"/>
-          <w:sz w:val="20"/>
-          <w:szCs w:val="20"/>
+          <w:bCs/>
+          <w:b/>
         </w:rPr>
-      </w:pPr>
+        <w:t xml:space="preserve">Financial NLP and QA.</w:t>
+      </w:r>
+      <w:r>
+        <w:t xml:space="preserve"> </w:t>
+      </w:r>
+      <w:r>
+        <w:t xml:space="preserve">FinanceBench</w:t>
+      </w:r>
+      <w:r>
+        <w:t xml:space="preserve"> </w:t>
+      </w:r>
+      <w:r>
+        <w:t xml:space="preserve">(Islam et al. 2023)</w:t>
+      </w:r>
+      <w:r>
+        <w:t xml:space="preserve"> </w:t>
+      </w:r>
+      <w:r>
+        <w:t xml:space="preserve">is our primary benchmark: 10,231 open-book questions over 361 real 10-K/10-Q/8-K/earnings filings from 40 US companies, of which a human-reviewed 150-question subset (the open-source release) is our evaluation set. Its own experiments motivate our study in three ways. (i) 66% of its questions require</w:t>
+      </w:r>
+      <w:r>
+        <w:t xml:space="preserve"> </w:t>
+      </w:r>
       <w:r>
         <w:rPr>
-          <w:rFonts w:ascii="Times New Roman" w:hAnsi="Times New Roman" w:cs="Times New Roman"/>
-          <w:b/>
-          <w:bCs/>
-          <w:sz w:val="20"/>
-          <w:szCs w:val="20"/>
+          <w:iCs/>
+          <w:i/>
         </w:rPr>
-        <w:t>Financial NLP and QA.</w:t>
+        <w:t xml:space="preserve">numerical reasoning</w:t>
+      </w:r>
+      <w:r>
+        <w:t xml:space="preserve"> </w:t>
+      </w:r>
+      <w:r>
+        <w:t xml:space="preserve">rather than extraction—our EDA independently recovers this numeric skew (Section 3). (ii) Even the best realistic configuration (GPT-4-Turbo, long context) reaches only ~79% accuracy against an 85% oracle ceiling, and confident</w:t>
+      </w:r>
+      <w:r>
+        <w:t xml:space="preserve"> </w:t>
       </w:r>
       <w:r>
         <w:rPr>
-          <w:rFonts w:ascii="Times New Roman" w:hAnsi="Times New Roman" w:cs="Times New Roman"/>
-          <w:sz w:val="20"/>
-          <w:szCs w:val="20"/>
+          <w:iCs/>
+          <w:i/>
         </w:rPr>
-        <w:t xml:space="preserve"> FinanceBench (Islam et al. 2023) is our primary benchmark: 10,231 open-book questions over 361 real 10-K/10-Q/8-K/earnings filings from 40 US companies, of which a human-reviewed 150-question subset (the open-source release) is our evaluation set. Its own experiments motivate our study in three ways. (i) 66% of its questions require </w:t>
+        <w:t xml:space="preserve">hallucination</w:t>
+      </w:r>
+      <w:r>
+        <w:t xml:space="preserve"> </w:t>
+      </w:r>
+      <w:r>
+        <w:t xml:space="preserve">is a named failure theme—the phenomenon we set out to quantify and taxonomize. (iii) They report that stronger models tend to</w:t>
+      </w:r>
+      <w:r>
+        <w:t xml:space="preserve"> </w:t>
       </w:r>
       <w:r>
         <w:rPr>
-          <w:rFonts w:ascii="Times New Roman" w:hAnsi="Times New Roman" w:cs="Times New Roman"/>
+          <w:iCs/>
           <w:i/>
+        </w:rPr>
+        <w:t xml:space="preserve">refuse</w:t>
+      </w:r>
+      <w:r>
+        <w:t xml:space="preserve"> </w:t>
+      </w:r>
+      <w:r>
+        <w:t xml:space="preserve">when uncertain while weaker ones answer wrong; our GPT-3.5 baseline likewise abstains rather than fabricate (Section 4), and they find placing context</w:t>
+      </w:r>
+      <w:r>
+        <w:t xml:space="preserve"> </w:t>
+      </w:r>
+      <w:r>
+        <w:rPr>
           <w:iCs/>
-          <w:sz w:val="20"/>
-          <w:szCs w:val="20"/>
+          <w:i/>
         </w:rPr>
-        <w:t>numerical reasoning</w:t>
+        <w:t xml:space="preserve">before</w:t>
+      </w:r>
+      <w:r>
+        <w:t xml:space="preserve"> </w:t>
+      </w:r>
+      <w:r>
+        <w:t xml:space="preserve">the question is critical—a design choice our prompt template adopts. Prior financial QA datasets establish that numerical reasoning over hybrid table/text is the core difficulty our EDA also finds: FinQA</w:t>
+      </w:r>
+      <w:r>
+        <w:t xml:space="preserve"> </w:t>
+      </w:r>
+      <w:r>
+        <w:t xml:space="preserve">(Z. Chen et al. 2021)</w:t>
+      </w:r>
+      <w:r>
+        <w:t xml:space="preserve"> </w:t>
+      </w:r>
+      <w:r>
+        <w:t xml:space="preserve">pairs expert-written questions with executable reasoning programs over earnings-report tables; ConvFinQA</w:t>
+      </w:r>
+      <w:r>
+        <w:t xml:space="preserve"> </w:t>
+      </w:r>
+      <w:r>
+        <w:t xml:space="preserve">(Z. Chen et al. 2022)</w:t>
+      </w:r>
+      <w:r>
+        <w:t xml:space="preserve"> </w:t>
+      </w:r>
+      <w:r>
+        <w:t xml:space="preserve">extends this to multi-turn conversational chains; and TAT-QA</w:t>
+      </w:r>
+      <w:r>
+        <w:t xml:space="preserve"> </w:t>
+      </w:r>
+      <w:r>
+        <w:t xml:space="preserve">(Zhu et al. 2021)</w:t>
+      </w:r>
+      <w:r>
+        <w:t xml:space="preserve"> </w:t>
+      </w:r>
+      <w:r>
+        <w:t xml:space="preserve">targets questions that jointly span a table and its surrounding text—exactly the table+prose evidence our chunker must preserve. On the model side, BloombergGPT</w:t>
+      </w:r>
+      <w:r>
+        <w:t xml:space="preserve"> </w:t>
+      </w:r>
+      <w:r>
+        <w:t xml:space="preserve">(Wu et al. 2023)</w:t>
+      </w:r>
+      <w:r>
+        <w:t xml:space="preserve">, a 50B model pre-trained on a large financial corpus, and FinGPT</w:t>
+      </w:r>
+      <w:r>
+        <w:t xml:space="preserve"> </w:t>
+      </w:r>
+      <w:r>
+        <w:t xml:space="preserve">(Yang, Liu, and Wang 2023)</w:t>
+      </w:r>
+      <w:r>
+        <w:t xml:space="preserve">, an open finance-LLM framework, show the appetite for finance-specialized models but evaluate generation quality rather than isolating</w:t>
+      </w:r>
+      <w:r>
+        <w:t xml:space="preserve"> </w:t>
       </w:r>
       <w:r>
         <w:rPr>
-          <w:rFonts w:ascii="Times New Roman" w:hAnsi="Times New Roman" w:cs="Times New Roman"/>
-          <w:sz w:val="20"/>
-          <w:szCs w:val="20"/>
+          <w:iCs/>
+          <w:i/>
         </w:rPr>
-        <w:t xml:space="preserve"> rather than extraction—our EDA independently recovers this numeric skew (Section 3). (ii) Even the best realistic configuration (GPT-4-Turbo, long context) reaches only ~79% accuracy against an 85% oracle ceiling, and confident </w:t>
-      </w:r>
-      <w:r>
-        <w:rPr>
-          <w:rFonts w:ascii="Times New Roman" w:hAnsi="Times New Roman" w:cs="Times New Roman"/>
-          <w:i/>
-          <w:iCs/>
-          <w:sz w:val="20"/>
-          <w:szCs w:val="20"/>
-        </w:rPr>
-        <w:t>hallucination</w:t>
-      </w:r>
-      <w:r>
-        <w:rPr>
-          <w:rFonts w:ascii="Times New Roman" w:hAnsi="Times New Roman" w:cs="Times New Roman"/>
-          <w:sz w:val="20"/>
-          <w:szCs w:val="20"/>
-        </w:rPr>
-        <w:t xml:space="preserve"> is a named failure theme—the phenomenon we set out to quantify and taxonomize. (iii) They report that stronger models </w:t>
-      </w:r>
-      <w:r>
-        <w:rPr>
-          <w:rFonts w:ascii="Times New Roman" w:hAnsi="Times New Roman" w:cs="Times New Roman"/>
-          <w:sz w:val="20"/>
-          <w:szCs w:val="20"/>
-        </w:rPr>
-        <w:t xml:space="preserve">tend to </w:t>
-      </w:r>
-      <w:r>
-        <w:rPr>
-          <w:rFonts w:ascii="Times New Roman" w:hAnsi="Times New Roman" w:cs="Times New Roman"/>
-          <w:i/>
-          <w:iCs/>
-          <w:sz w:val="20"/>
-          <w:szCs w:val="20"/>
-        </w:rPr>
-        <w:t>refuse</w:t>
-      </w:r>
-      <w:r>
-        <w:rPr>
-          <w:rFonts w:ascii="Times New Roman" w:hAnsi="Times New Roman" w:cs="Times New Roman"/>
-          <w:sz w:val="20"/>
-          <w:szCs w:val="20"/>
-        </w:rPr>
-        <w:t xml:space="preserve"> when uncertain while weaker ones answer wrong; our GPT-3.5 baseline likewise abstains rather than fabricate (Section 4), and they find placing context </w:t>
-      </w:r>
-      <w:r>
-        <w:rPr>
-          <w:rFonts w:ascii="Times New Roman" w:hAnsi="Times New Roman" w:cs="Times New Roman"/>
-          <w:i/>
-          <w:iCs/>
-          <w:sz w:val="20"/>
-          <w:szCs w:val="20"/>
-        </w:rPr>
-        <w:t>before</w:t>
-      </w:r>
-      <w:r>
-        <w:rPr>
-          <w:rFonts w:ascii="Times New Roman" w:hAnsi="Times New Roman" w:cs="Times New Roman"/>
-          <w:sz w:val="20"/>
-          <w:szCs w:val="20"/>
-        </w:rPr>
-        <w:t xml:space="preserve"> the question is critical—a design choice our prompt template adopts. Prior financial QA datasets establish that numerical reasoning over hybrid table/text is the core difficulty our EDA also finds: FinQA (Z. Chen et al. 2021) pairs expert-written questions with executable reasoning programs over earnings-report tables; ConvFinQA (Z. Chen et al. 2022) extends this to multi-turn conversational chains; and TAT-QA (Zhu et al. 2021) targets questions that jointly span a table and its surrounding text—exactly the table+prose evidence our chunker must preserve. On the model side, BloombergGPT (Wu et al. 2023), a 50B model pre-trained on a large financial corpus, and FinGPT (Yang, Liu, and Wang 2023), an open finance-LLM framework, show the appetite for finance-specialized models but evaluate generation quality rather than isolating </w:t>
-      </w:r>
-      <w:r>
-        <w:rPr>
-          <w:rFonts w:ascii="Times New Roman" w:hAnsi="Times New Roman" w:cs="Times New Roman"/>
-          <w:i/>
-          <w:iCs/>
-          <w:sz w:val="20"/>
-          <w:szCs w:val="20"/>
-        </w:rPr>
-        <w:t>RAG</w:t>
-      </w:r>
-      <w:r>
-        <w:rPr>
-          <w:rFonts w:ascii="Times New Roman" w:hAnsi="Times New Roman" w:cs="Times New Roman"/>
-          <w:sz w:val="20"/>
-          <w:szCs w:val="20"/>
-        </w:rPr>
-        <w:t xml:space="preserve"> hallucination, which is our focus. Our open-source generator comparison will use Mistral-7B-Instruct (Jiang et al. 2023), a strong 7B open model, as the RQ3 counterpart to GPT-3.5.</w:t>
+        <w:t xml:space="preserve">RAG</w:t>
+      </w:r>
+      <w:r>
+        <w:t xml:space="preserve"> </w:t>
+      </w:r>
+      <w:r>
+        <w:t xml:space="preserve">hallucination, which is our focus. Our open-source generator comparison will use Mistral-7B-Instruct</w:t>
+      </w:r>
+      <w:r>
+        <w:t xml:space="preserve"> </w:t>
+      </w:r>
+      <w:r>
+        <w:t xml:space="preserve">(Jiang et al. 2023)</w:t>
+      </w:r>
+      <w:r>
+        <w:t xml:space="preserve">, a strong 7B open model, as the RQ3 counterpart to GPT-3.5.</w:t>
+      </w:r>
+    </w:p>
+    <w:bookmarkEnd w:id="21"/>
+    <w:bookmarkStart w:id="23" w:name="data-and-exploratory-analysis"/>
+    <w:p>
+      <w:pPr>
+        <w:pStyle w:val="1"/>
+      </w:pPr>
+      <w:r>
+        <w:t xml:space="preserve">Data and Exploratory Analysis</w:t>
       </w:r>
     </w:p>
     <w:p>
       <w:pPr>
-        <w:pStyle w:val="Heading1"/>
+        <w:pStyle w:val="FirstParagraph"/>
+      </w:pPr>
+      <w:r>
         <w:rPr>
-          <w:rFonts w:ascii="Times New Roman" w:hAnsi="Times New Roman" w:cs="Times New Roman"/>
+          <w:bCs/>
           <w:b/>
-          <w:bCs/>
-          <w:sz w:val="20"/>
-          <w:szCs w:val="20"/>
         </w:rPr>
-      </w:pPr>
-      <w:bookmarkStart w:id="2" w:name="data-and-exploratory-analysis"/>
-      <w:bookmarkEnd w:id="1"/>
-      <w:r>
-        <w:rPr>
-          <w:rFonts w:ascii="Times New Roman" w:hAnsi="Times New Roman" w:cs="Times New Roman"/>
-          <w:b/>
-          <w:bCs/>
-          <w:sz w:val="20"/>
-          <w:szCs w:val="20"/>
-        </w:rPr>
-        <w:t>Data and Exploratory Analysis</w:t>
+        <w:t xml:space="preserve">Dataset.</w:t>
+      </w:r>
+      <w:r>
+        <w:t xml:space="preserve"> </w:t>
+      </w:r>
+      <w:r>
+        <w:t xml:space="preserve">We use the open-source subset of FinanceBench</w:t>
+      </w:r>
+      <w:r>
+        <w:t xml:space="preserve"> </w:t>
+      </w:r>
+      <w:r>
+        <w:t xml:space="preserve">(Islam et al. 2023)</w:t>
+      </w:r>
+      <w:r>
+        <w:t xml:space="preserve">: 150 QA pairs spanning 32 companies and 84 source filings (fiscal years 2015–2024) across 9 GICS sectors. Question types are balanced by design (50 metrics-generated, 50 domain-relevant, 50 novel-generated). Each record carries a gold answer and an evidence span, letting us judge groundedness directly.</w:t>
       </w:r>
     </w:p>
     <w:p>
       <w:pPr>
-        <w:jc w:val="both"/>
+        <w:pStyle w:val="BodyText"/>
+      </w:pPr>
+      <w:r>
         <w:rPr>
-          <w:rFonts w:ascii="Times New Roman" w:hAnsi="Times New Roman" w:cs="Times New Roman"/>
-          <w:sz w:val="20"/>
-          <w:szCs w:val="20"/>
+          <w:bCs/>
+          <w:b/>
         </w:rPr>
-      </w:pPr>
+        <w:t xml:space="preserve">Findings.</w:t>
+      </w:r>
+      <w:r>
+        <w:t xml:space="preserve"> </w:t>
+      </w:r>
+      <w:r>
+        <w:t xml:space="preserve">Figure 1 summarizes the analysis (full notebook and 22 figures in the repository). Four properties make this a stress test for grounded generation: (1)</w:t>
+      </w:r>
+      <w:r>
+        <w:t xml:space="preserve"> </w:t>
+      </w:r>
       <w:r>
         <w:rPr>
-          <w:rFonts w:ascii="Times New Roman" w:hAnsi="Times New Roman" w:cs="Times New Roman"/>
-          <w:b/>
-          <w:bCs/>
-          <w:sz w:val="20"/>
-          <w:szCs w:val="20"/>
+          <w:iCs/>
+          <w:i/>
         </w:rPr>
-        <w:t>Dataset.</w:t>
+        <w:t xml:space="preserve">Long, tabular context</w:t>
+      </w:r>
+      <w:r>
+        <w:t xml:space="preserve">—source filings have a median of 128 pages and evidence spans are 69% table-heavy, so retrieval operates over large, noisy documents. (2)</w:t>
+      </w:r>
+      <w:r>
+        <w:t xml:space="preserve"> </w:t>
       </w:r>
       <w:r>
         <w:rPr>
-          <w:rFonts w:ascii="Times New Roman" w:hAnsi="Times New Roman" w:cs="Times New Roman"/>
-          <w:sz w:val="20"/>
-          <w:szCs w:val="20"/>
+          <w:iCs/>
+          <w:i/>
         </w:rPr>
-        <w:t xml:space="preserve"> We use the open-source subset of FinanceBench (Islam et al. 2023): 150 QA pairs spanning 32 companies and 84 source filings (fiscal years 2015–2024) across 9 GICS sectors. Question types are balanced by design (50 metrics-generated, 50 domain-relevant, 50 novel-generated). Each record carries a gold answer and an evidence span, letting us judge groundedness directly.</w:t>
+        <w:t xml:space="preserve">Short, numeric answers</w:t>
+      </w:r>
+      <w:r>
+        <w:t xml:space="preserve">—the median gold answer is 9 words and 84% are numeric, so a single wrong figure flips a correct answer to wrong. (3)</w:t>
+      </w:r>
+      <w:r>
+        <w:t xml:space="preserve"> </w:t>
+      </w:r>
+      <w:r>
+        <w:rPr>
+          <w:iCs/>
+          <w:i/>
+        </w:rPr>
+        <w:t xml:space="preserve">Abstractive answers</w:t>
+      </w:r>
+      <w:r>
+        <w:t xml:space="preserve">—only 2% of gold answers appear</w:t>
+      </w:r>
+      <w:r>
+        <w:t xml:space="preserve"> </w:t>
+      </w:r>
+      <w:r>
+        <w:rPr>
+          <w:iCs/>
+          <w:i/>
+        </w:rPr>
+        <w:t xml:space="preserve">verbatim</w:t>
+      </w:r>
+      <w:r>
+        <w:t xml:space="preserve"> </w:t>
+      </w:r>
+      <w:r>
+        <w:t xml:space="preserve">in the evidence (mean extractability 0.27); the model must</w:t>
+      </w:r>
+      <w:r>
+        <w:t xml:space="preserve"> </w:t>
+      </w:r>
+      <w:r>
+        <w:rPr>
+          <w:iCs/>
+          <w:i/>
+        </w:rPr>
+        <w:t xml:space="preserve">synthesize</w:t>
+      </w:r>
+      <w:r>
+        <w:t xml:space="preserve"> </w:t>
+      </w:r>
+      <w:r>
+        <w:t xml:space="preserve">a value, not copy it, which is the core hallucination risk. (4)</w:t>
+      </w:r>
+      <w:r>
+        <w:t xml:space="preserve"> </w:t>
+      </w:r>
+      <w:r>
+        <w:rPr>
+          <w:iCs/>
+          <w:i/>
+        </w:rPr>
+        <w:t xml:space="preserve">Modest lexical overlap</w:t>
+      </w:r>
+      <w:r>
+        <w:t xml:space="preserve">—median question–evidence cosine similarity is 0.47, so retrievers must bridge a vocabulary gap, and 46% of questions require numerical computation or aggregation. These observations justify measuring faithfulness (RAGAS) alongside F1/EM and motivate our four-category hallucination taxonomy.</w:t>
       </w:r>
     </w:p>
     <w:p>
       <w:pPr>
-        <w:jc w:val="both"/>
-        <w:rPr>
-          <w:rFonts w:ascii="Times New Roman" w:hAnsi="Times New Roman" w:cs="Times New Roman"/>
-          <w:sz w:val="20"/>
-          <w:szCs w:val="20"/>
-        </w:rPr>
-      </w:pPr>
-      <w:r>
-        <w:rPr>
-          <w:rFonts w:ascii="Times New Roman" w:hAnsi="Times New Roman" w:cs="Times New Roman"/>
-          <w:b/>
-          <w:bCs/>
-          <w:sz w:val="20"/>
-          <w:szCs w:val="20"/>
-        </w:rPr>
-        <w:t>Findings.</w:t>
-      </w:r>
-      <w:r>
-        <w:rPr>
-          <w:rFonts w:ascii="Times New Roman" w:hAnsi="Times New Roman" w:cs="Times New Roman"/>
-          <w:sz w:val="20"/>
-          <w:szCs w:val="20"/>
-        </w:rPr>
-        <w:t xml:space="preserve"> Figure 1 summarizes the analysis (full notebook and 22 figures in the repository). Four properties make this a stress test for grounded generation: (1) </w:t>
-      </w:r>
-      <w:r>
-        <w:rPr>
-          <w:rFonts w:ascii="Times New Roman" w:hAnsi="Times New Roman" w:cs="Times New Roman"/>
-          <w:i/>
-          <w:iCs/>
-          <w:sz w:val="20"/>
-          <w:szCs w:val="20"/>
-        </w:rPr>
-        <w:t>Long, tabular context</w:t>
-      </w:r>
-      <w:r>
-        <w:rPr>
-          <w:rFonts w:ascii="Times New Roman" w:hAnsi="Times New Roman" w:cs="Times New Roman"/>
-          <w:sz w:val="20"/>
-          <w:szCs w:val="20"/>
-        </w:rPr>
-        <w:t xml:space="preserve">—source filings have a median of 128 pages and evidence spans are 69% table-heavy, so retrieval operates over large, noisy documents. (2) </w:t>
-      </w:r>
-      <w:r>
-        <w:rPr>
-          <w:rFonts w:ascii="Times New Roman" w:hAnsi="Times New Roman" w:cs="Times New Roman"/>
-          <w:i/>
-          <w:iCs/>
-          <w:sz w:val="20"/>
-          <w:szCs w:val="20"/>
-        </w:rPr>
-        <w:t>Short, numeric answers</w:t>
-      </w:r>
-      <w:r>
-        <w:rPr>
-          <w:rFonts w:ascii="Times New Roman" w:hAnsi="Times New Roman" w:cs="Times New Roman"/>
-          <w:sz w:val="20"/>
-          <w:szCs w:val="20"/>
-        </w:rPr>
-        <w:t xml:space="preserve">—the median gold answer is 9 words and 84% are numeric, so a single wrong figure flips a correct answer to wrong. (3) </w:t>
-      </w:r>
-      <w:r>
-        <w:rPr>
-          <w:rFonts w:ascii="Times New Roman" w:hAnsi="Times New Roman" w:cs="Times New Roman"/>
-          <w:i/>
-          <w:iCs/>
-          <w:sz w:val="20"/>
-          <w:szCs w:val="20"/>
-        </w:rPr>
-        <w:t>Abstractive answers</w:t>
-      </w:r>
-      <w:r>
-        <w:rPr>
-          <w:rFonts w:ascii="Times New Roman" w:hAnsi="Times New Roman" w:cs="Times New Roman"/>
-          <w:sz w:val="20"/>
-          <w:szCs w:val="20"/>
-        </w:rPr>
-        <w:t xml:space="preserve">—only 2% of gold answers appear </w:t>
-      </w:r>
-      <w:r>
-        <w:rPr>
-          <w:rFonts w:ascii="Times New Roman" w:hAnsi="Times New Roman" w:cs="Times New Roman"/>
-          <w:i/>
-          <w:iCs/>
-          <w:sz w:val="20"/>
-          <w:szCs w:val="20"/>
-        </w:rPr>
-        <w:t>verbatim</w:t>
-      </w:r>
-      <w:r>
-        <w:rPr>
-          <w:rFonts w:ascii="Times New Roman" w:hAnsi="Times New Roman" w:cs="Times New Roman"/>
-          <w:sz w:val="20"/>
-          <w:szCs w:val="20"/>
-        </w:rPr>
-        <w:t xml:space="preserve"> in the evidence (mean extractability 0.27); the model must </w:t>
-      </w:r>
-      <w:r>
-        <w:rPr>
-          <w:rFonts w:ascii="Times New Roman" w:hAnsi="Times New Roman" w:cs="Times New Roman"/>
-          <w:i/>
-          <w:iCs/>
-          <w:sz w:val="20"/>
-          <w:szCs w:val="20"/>
-        </w:rPr>
-        <w:t>synthesize</w:t>
-      </w:r>
-      <w:r>
-        <w:rPr>
-          <w:rFonts w:ascii="Times New Roman" w:hAnsi="Times New Roman" w:cs="Times New Roman"/>
-          <w:sz w:val="20"/>
-          <w:szCs w:val="20"/>
-        </w:rPr>
-        <w:t xml:space="preserve"> a value, not copy it, which is the core hallucination risk. (4) </w:t>
-      </w:r>
-      <w:r>
-        <w:rPr>
-          <w:rFonts w:ascii="Times New Roman" w:hAnsi="Times New Roman" w:cs="Times New Roman"/>
-          <w:i/>
-          <w:iCs/>
-          <w:sz w:val="20"/>
-          <w:szCs w:val="20"/>
-        </w:rPr>
-        <w:t>Modest lexical overlap</w:t>
-      </w:r>
-      <w:r>
-        <w:rPr>
-          <w:rFonts w:ascii="Times New Roman" w:hAnsi="Times New Roman" w:cs="Times New Roman"/>
-          <w:sz w:val="20"/>
-          <w:szCs w:val="20"/>
-        </w:rPr>
-        <w:t>—median question–evidence cosine similarity is 0.47, so retrievers must bridge a vocabulary gap, and 46% of questions require numerical computation or aggregation. These observations justify measuring faithfulness (RAGAS) alongside F1/EM and motivate our four-category hallucination taxonomy.</w:t>
-      </w:r>
-    </w:p>
-    <w:p>
-      <w:pPr>
-        <w:rPr>
-          <w:rFonts w:ascii="Times New Roman" w:hAnsi="Times New Roman" w:cs="Times New Roman"/>
-          <w:sz w:val="20"/>
-          <w:szCs w:val="20"/>
-        </w:rPr>
-      </w:pPr>
-      <w:r>
-        <w:rPr>
-          <w:rFonts w:ascii="Times New Roman" w:hAnsi="Times New Roman" w:cs="Times New Roman"/>
-          <w:noProof/>
-          <w:sz w:val="20"/>
-          <w:szCs w:val="20"/>
-        </w:rPr>
-        <w:lastRenderedPageBreak/>
+        <w:pStyle w:val="CaptionedFigure"/>
+      </w:pPr>
+      <w:r>
         <w:drawing>
-          <wp:inline distT="0" distB="0" distL="0" distR="0" wp14:anchorId="7704E26E" wp14:editId="1CD1CE67">
-            <wp:extent cx="2720715" cy="2270760"/>
-            <wp:effectExtent l="0" t="0" r="0" b="0"/>
-            <wp:docPr id="1" name="Picture" descr="FinanceBench (open-source, n=150) overview: (a) balanced question types, (b) numeric reasoning dominates, (c) 10-K filings dominate the corpus, (d) gold answers are short."/>
-            <wp:cNvGraphicFramePr/>
-            <a:graphic xmlns:a="http://schemas.openxmlformats.org/drawingml/2006/main">
+          <wp:inline>
+            <wp:extent cx="5753100" cy="4122750"/>
+            <wp:effectExtent b="0" l="0" r="0" t="0"/>
+            <wp:docPr descr="FinanceBench (open-source, n=150) overview: (a) balanced question types, (b) numeric reasoning dominates, (c) 10-K filings dominate the corpus, (d) gold answers are short." title="" id="1" name="Picture"/>
+            <a:graphic>
               <a:graphicData uri="http://schemas.openxmlformats.org/drawingml/2006/picture">
-                <pic:pic xmlns:pic="http://schemas.openxmlformats.org/drawingml/2006/picture">
+                <pic:pic>
                   <pic:nvPicPr>
-                    <pic:cNvPr id="0" name="Picture" descr="fig_eda_overview.png"/>
+                    <pic:cNvPr descr="fig_eda_overview.png" id="0" name="Picture"/>
                     <pic:cNvPicPr>
-                      <a:picLocks noChangeAspect="1" noChangeArrowheads="1"/>
+                      <a:picLocks noChangeArrowheads="1" noChangeAspect="1"/>
                     </pic:cNvPicPr>
                   </pic:nvPicPr>
                   <pic:blipFill>
-                    <a:blip r:embed="rId7"/>
+                    <a:blip r:embed="rId22"/>
                     <a:stretch>
                       <a:fillRect/>
                     </a:stretch>
@@ -974,7 +1988,7 @@
                   <pic:spPr bwMode="auto">
                     <a:xfrm>
                       <a:off x="0" y="0"/>
-                      <a:ext cx="2820173" cy="2353769"/>
+                      <a:ext cx="5753100" cy="4122750"/>
                     </a:xfrm>
                     <a:prstGeom prst="rect">
                       <a:avLst/>
@@ -995,513 +2009,327 @@
     </w:p>
     <w:p>
       <w:pPr>
+        <w:pStyle w:val="ImageCaption"/>
+      </w:pPr>
+      <w:r>
+        <w:t xml:space="preserve">FinanceBench (open-source,</w:t>
+      </w:r>
+      <w:r>
+        <w:t xml:space="preserve"> </w:t>
+      </w:r>
+      <w:r>
         <w:rPr>
-          <w:rFonts w:ascii="Times New Roman" w:hAnsi="Times New Roman" w:cs="Times New Roman"/>
-          <w:sz w:val="16"/>
-          <w:szCs w:val="16"/>
+          <w:iCs/>
+          <w:i/>
         </w:rPr>
-      </w:pPr>
-      <w:r>
-        <w:rPr>
-          <w:rFonts w:ascii="Times New Roman" w:hAnsi="Times New Roman" w:cs="Times New Roman"/>
-          <w:sz w:val="16"/>
-          <w:szCs w:val="16"/>
-        </w:rPr>
-        <w:t xml:space="preserve">FinanceBench (open-source, </w:t>
-      </w:r>
-      <w:r>
-        <w:rPr>
-          <w:rFonts w:ascii="Times New Roman" w:hAnsi="Times New Roman" w:cs="Times New Roman"/>
-          <w:i/>
-          <w:iCs/>
-          <w:sz w:val="16"/>
-          <w:szCs w:val="16"/>
-        </w:rPr>
-        <w:t>n</w:t>
-      </w:r>
-      <w:r>
-        <w:rPr>
-          <w:rFonts w:ascii="Times New Roman" w:hAnsi="Times New Roman" w:cs="Times New Roman"/>
-          <w:sz w:val="16"/>
-          <w:szCs w:val="16"/>
-        </w:rPr>
-        <w:t>=150) overview: (a) balanced question types, (b) numeric reasoning dominates, (c) 10-K filings dominate the corpus, (d) gold answers are short.</w:t>
+        <w:t xml:space="preserve">n</w:t>
+      </w:r>
+      <w:r>
+        <w:t xml:space="preserve">=150) overview: (a) balanced question types, (b) numeric reasoning dominates, (c) 10-K filings dominate the corpus, (d) gold answers are short.</w:t>
+      </w:r>
+    </w:p>
+    <w:bookmarkEnd w:id="23"/>
+    <w:bookmarkStart w:id="25" w:name="preliminary-method-and-results"/>
+    <w:p>
+      <w:pPr>
+        <w:pStyle w:val="1"/>
+      </w:pPr>
+      <w:r>
+        <w:t xml:space="preserve">Preliminary Method and Results</w:t>
       </w:r>
     </w:p>
     <w:p>
       <w:pPr>
-        <w:pStyle w:val="Heading1"/>
+        <w:pStyle w:val="FirstParagraph"/>
+      </w:pPr>
+      <w:r>
         <w:rPr>
-          <w:rFonts w:ascii="Times New Roman" w:hAnsi="Times New Roman" w:cs="Times New Roman"/>
+          <w:bCs/>
           <w:b/>
-          <w:bCs/>
-          <w:sz w:val="20"/>
-          <w:szCs w:val="20"/>
         </w:rPr>
-      </w:pPr>
-      <w:bookmarkStart w:id="3" w:name="preliminary-method-and-results"/>
-      <w:bookmarkEnd w:id="2"/>
+        <w:t xml:space="preserve">Baseline pipeline.</w:t>
+      </w:r>
+      <w:r>
+        <w:t xml:space="preserve"> </w:t>
+      </w:r>
+      <w:r>
+        <w:t xml:space="preserve">For each question we build a BM25 index</w:t>
+      </w:r>
+      <w:r>
+        <w:t xml:space="preserve"> </w:t>
+      </w:r>
+      <w:r>
+        <w:t xml:space="preserve">(Robertson and Zaragoza 2009)</w:t>
+      </w:r>
+      <w:r>
+        <w:t xml:space="preserve"> </w:t>
+      </w:r>
+      <w:r>
+        <w:t xml:space="preserve">over the</w:t>
+      </w:r>
+      <w:r>
+        <w:t xml:space="preserve"> </w:t>
+      </w:r>
       <w:r>
         <w:rPr>
-          <w:rFonts w:ascii="Times New Roman" w:hAnsi="Times New Roman" w:cs="Times New Roman"/>
-          <w:b/>
-          <w:bCs/>
-          <w:sz w:val="20"/>
-          <w:szCs w:val="20"/>
+          <w:iCs/>
+          <w:i/>
         </w:rPr>
-        <w:t>Preliminary Method and Results</w:t>
+        <w:t xml:space="preserve">entire</w:t>
+      </w:r>
+      <w:r>
+        <w:t xml:space="preserve"> </w:t>
+      </w:r>
+      <w:r>
+        <w:t xml:space="preserve">chunk corpus (all 84 filings, fixed 512-token chunks), retrieve the top-3 chunks, and prompt GPT-3.5-turbo (temperature 0) to answer using only that context, instructing it to say</w:t>
+      </w:r>
+      <w:r>
+        <w:t xml:space="preserve"> </w:t>
+      </w:r>
+      <w:r>
+        <w:t xml:space="preserve">“</w:t>
+      </w:r>
+      <w:r>
+        <w:t xml:space="preserve">I don’t know</w:t>
+      </w:r>
+      <w:r>
+        <w:t xml:space="preserve">”</w:t>
+      </w:r>
+      <w:r>
+        <w:t xml:space="preserve"> </w:t>
+      </w:r>
+      <w:r>
+        <w:t xml:space="preserve">when the answer is absent. We index the full corpus on purpose: a retriever that can surface the</w:t>
+      </w:r>
+      <w:r>
+        <w:t xml:space="preserve"> </w:t>
+      </w:r>
+      <w:r>
+        <w:rPr>
+          <w:iCs/>
+          <w:i/>
+        </w:rPr>
+        <w:t xml:space="preserve">wrong</w:t>
+      </w:r>
+      <w:r>
+        <w:t xml:space="preserve"> </w:t>
+      </w:r>
+      <w:r>
+        <w:t xml:space="preserve">filing is exactly the setting where hallucination appears, which is what we study. Outputs follow a fixed schema so the same evaluation harness scores every future pipeline.</w:t>
       </w:r>
     </w:p>
     <w:p>
       <w:pPr>
-        <w:jc w:val="both"/>
+        <w:pStyle w:val="BodyText"/>
+      </w:pPr>
+      <w:r>
         <w:rPr>
-          <w:rFonts w:ascii="Times New Roman" w:hAnsi="Times New Roman" w:cs="Times New Roman"/>
-          <w:sz w:val="20"/>
-          <w:szCs w:val="20"/>
+          <w:bCs/>
+          <w:b/>
         </w:rPr>
-      </w:pPr>
-      <w:r>
-        <w:rPr>
-          <w:rFonts w:ascii="Times New Roman" w:hAnsi="Times New Roman" w:cs="Times New Roman"/>
-          <w:b/>
-          <w:bCs/>
-          <w:sz w:val="20"/>
-          <w:szCs w:val="20"/>
-        </w:rPr>
-        <w:t>Baseline pipeline.</w:t>
-      </w:r>
-      <w:r>
-        <w:rPr>
-          <w:rFonts w:ascii="Times New Roman" w:hAnsi="Times New Roman" w:cs="Times New Roman"/>
-          <w:sz w:val="20"/>
-          <w:szCs w:val="20"/>
-        </w:rPr>
-        <w:t xml:space="preserve"> For each question we build a BM25 index (Robertson and Zaragoza 2009) over the </w:t>
-      </w:r>
-      <w:r>
-        <w:rPr>
-          <w:rFonts w:ascii="Times New Roman" w:hAnsi="Times New Roman" w:cs="Times New Roman"/>
-          <w:i/>
-          <w:iCs/>
-          <w:sz w:val="20"/>
-          <w:szCs w:val="20"/>
-        </w:rPr>
-        <w:t>entire</w:t>
-      </w:r>
-      <w:r>
-        <w:rPr>
-          <w:rFonts w:ascii="Times New Roman" w:hAnsi="Times New Roman" w:cs="Times New Roman"/>
-          <w:sz w:val="20"/>
-          <w:szCs w:val="20"/>
-        </w:rPr>
-        <w:t xml:space="preserve"> chunk corpus (all 84 filings, fixed 512-token chunks), retrieve the top-3 chunks, and prompt GPT-3.5-turbo (temperature 0) to answer using only that context, instructing it to say “I don’t know” when the answer is absent. We index the full corpus on purpose: a retriever that can surface the </w:t>
-      </w:r>
-      <w:r>
-        <w:rPr>
-          <w:rFonts w:ascii="Times New Roman" w:hAnsi="Times New Roman" w:cs="Times New Roman"/>
-          <w:i/>
-          <w:iCs/>
-          <w:sz w:val="20"/>
-          <w:szCs w:val="20"/>
-        </w:rPr>
-        <w:t>wrong</w:t>
-      </w:r>
-      <w:r>
-        <w:rPr>
-          <w:rFonts w:ascii="Times New Roman" w:hAnsi="Times New Roman" w:cs="Times New Roman"/>
-          <w:sz w:val="20"/>
-          <w:szCs w:val="20"/>
-        </w:rPr>
-        <w:t xml:space="preserve"> filing is exactly the setting where hallucination appears, which is what we study. Outputs follow a fixed schema so the same evaluation harness scores every future pipeline.</w:t>
+        <w:t xml:space="preserve">Evaluation.</w:t>
+      </w:r>
+      <w:r>
+        <w:t xml:space="preserve"> </w:t>
+      </w:r>
+      <w:r>
+        <w:t xml:space="preserve">We report RAGAS</w:t>
+      </w:r>
+      <w:r>
+        <w:t xml:space="preserve"> </w:t>
+      </w:r>
+      <w:r>
+        <w:t xml:space="preserve">(Es et al. 2024)</w:t>
+      </w:r>
+      <w:r>
+        <w:t xml:space="preserve"> </w:t>
+      </w:r>
+      <w:r>
+        <w:t xml:space="preserve">faithfulness, answer relevancy, and context precision (LLM judge: GPT-3.5-turbo; local sentence-transformer embeddings), plus SQuAD-style token F1 and Exact Match</w:t>
+      </w:r>
+      <w:r>
+        <w:t xml:space="preserve"> </w:t>
+      </w:r>
+      <w:r>
+        <w:t xml:space="preserve">(Rajpurkar et al. 2016)</w:t>
+      </w:r>
+      <w:r>
+        <w:t xml:space="preserve"> </w:t>
+      </w:r>
+      <w:r>
+        <w:t xml:space="preserve">against gold answers. Because gold answers are short and formatted many ways ($1,577 vs. 1577.00), EM is expected to be low; we therefore also report F1 on the answered subset.</w:t>
       </w:r>
     </w:p>
     <w:p>
       <w:pPr>
-        <w:jc w:val="both"/>
-        <w:rPr>
-          <w:rFonts w:ascii="Times New Roman" w:hAnsi="Times New Roman" w:cs="Times New Roman"/>
-          <w:sz w:val="20"/>
-          <w:szCs w:val="20"/>
-        </w:rPr>
-      </w:pPr>
-      <w:r>
-        <w:rPr>
-          <w:rFonts w:ascii="Times New Roman" w:hAnsi="Times New Roman" w:cs="Times New Roman"/>
-          <w:b/>
-          <w:bCs/>
-          <w:sz w:val="20"/>
-          <w:szCs w:val="20"/>
-        </w:rPr>
-        <w:t>Evaluation.</w:t>
-      </w:r>
-      <w:r>
-        <w:rPr>
-          <w:rFonts w:ascii="Times New Roman" w:hAnsi="Times New Roman" w:cs="Times New Roman"/>
-          <w:sz w:val="20"/>
-          <w:szCs w:val="20"/>
-        </w:rPr>
-        <w:t xml:space="preserve"> We report RAGAS (Es et al. 2024) faithfulness, answer relevancy, and context precision (LLM judge: GPT-3.5-turbo; local sentence-transformer embeddings), plus SQuAD-style token F1 and Exact Match (Rajpurkar et al. 2016) against gold answers. Because gold answers are short and formatted many ways ($1,577 vs. 1577.00), EM is expected to be low; we therefore also report F1 on the answered subset.</w:t>
-      </w:r>
-    </w:p>
-    <w:p>
-      <w:pPr>
-        <w:jc w:val="both"/>
-        <w:rPr>
-          <w:rFonts w:ascii="Times New Roman" w:hAnsi="Times New Roman" w:cs="Times New Roman"/>
-          <w:sz w:val="20"/>
-          <w:szCs w:val="20"/>
-        </w:rPr>
-      </w:pPr>
-      <w:r>
-        <w:rPr>
-          <w:rFonts w:ascii="Times New Roman" w:hAnsi="Times New Roman" w:cs="Times New Roman"/>
-          <w:sz w:val="20"/>
-          <w:szCs w:val="20"/>
-        </w:rPr>
-        <w:t>Preliminary baseline results on FinanceBench (all 150 questions). Generator and RAGAS judge: GPT-3.5-turbo at temperature 0; RAGAS embeddings are local sentence-transformers.</w:t>
+        <w:pStyle w:val="TableCaption"/>
+      </w:pPr>
+      <w:r>
+        <w:t xml:space="preserve">Preliminary baseline results on FinanceBench (all 150 questions). Generator and RAGAS judge: GPT-3.5-turbo at temperature 0; RAGAS embeddings are local sentence-transformers.</w:t>
       </w:r>
     </w:p>
     <w:tbl>
       <w:tblPr>
-        <w:tblStyle w:val="TableGrid"/>
-        <w:tblW w:w="5000" w:type="pct"/>
-        <w:tblLook w:val="0020" w:firstRow="1" w:lastRow="0" w:firstColumn="0" w:lastColumn="0" w:noHBand="0" w:noVBand="0"/>
+        <w:tblStyle w:val="Table"/>
+        <w:tblW w:type="pct" w:w="0.0"/>
+        <w:tblLook w:firstRow="1" w:lastRow="0" w:firstColumn="0" w:lastColumn="0" w:noHBand="0" w:noVBand="0" w:val="0020"/>
         <w:tblCaption w:val="Preliminary baseline results on FinanceBench (all 150 questions). Generator and RAGAS judge: GPT-3.5-turbo at temperature 0; RAGAS embeddings are local sentence-transformers."/>
       </w:tblPr>
-      <w:tblGrid>
-        <w:gridCol w:w="1049"/>
-        <w:gridCol w:w="576"/>
-        <w:gridCol w:w="606"/>
-        <w:gridCol w:w="644"/>
-        <w:gridCol w:w="652"/>
-        <w:gridCol w:w="526"/>
-        <w:gridCol w:w="526"/>
-      </w:tblGrid>
+      <w:tblGrid/>
       <w:tr>
         <w:tc>
-          <w:tcPr>
-            <w:tcW w:w="1070" w:type="pct"/>
-          </w:tcPr>
           <w:p>
             <w:pPr>
-              <w:rPr>
-                <w:rFonts w:ascii="Times New Roman" w:hAnsi="Times New Roman" w:cs="Times New Roman"/>
-                <w:sz w:val="16"/>
-                <w:szCs w:val="16"/>
-              </w:rPr>
+              <w:pStyle w:val="Compact"/>
+              <w:jc w:val="left"/>
             </w:pPr>
             <w:r>
-              <w:rPr>
-                <w:rFonts w:ascii="Times New Roman" w:hAnsi="Times New Roman" w:cs="Times New Roman"/>
-                <w:sz w:val="16"/>
-                <w:szCs w:val="16"/>
-              </w:rPr>
-              <w:t>Pipeline</w:t>
+              <w:t xml:space="preserve">Pipeline</w:t>
             </w:r>
           </w:p>
         </w:tc>
         <w:tc>
-          <w:tcPr>
-            <w:tcW w:w="718" w:type="pct"/>
-          </w:tcPr>
           <w:p>
             <w:pPr>
-              <w:rPr>
-                <w:rFonts w:ascii="Times New Roman" w:hAnsi="Times New Roman" w:cs="Times New Roman"/>
-                <w:sz w:val="16"/>
-                <w:szCs w:val="16"/>
-              </w:rPr>
+              <w:pStyle w:val="Compact"/>
+              <w:jc w:val="left"/>
             </w:pPr>
             <w:r>
-              <w:rPr>
-                <w:rFonts w:ascii="Times New Roman" w:hAnsi="Times New Roman" w:cs="Times New Roman"/>
-                <w:sz w:val="16"/>
-                <w:szCs w:val="16"/>
-              </w:rPr>
-              <w:t>Model</w:t>
+              <w:t xml:space="preserve">Model</w:t>
             </w:r>
           </w:p>
         </w:tc>
         <w:tc>
-          <w:tcPr>
-            <w:tcW w:w="786" w:type="pct"/>
-          </w:tcPr>
           <w:p>
             <w:pPr>
-              <w:rPr>
-                <w:rFonts w:ascii="Times New Roman" w:hAnsi="Times New Roman" w:cs="Times New Roman"/>
-                <w:sz w:val="16"/>
-                <w:szCs w:val="16"/>
-              </w:rPr>
+              <w:pStyle w:val="Compact"/>
+              <w:jc w:val="left"/>
             </w:pPr>
             <w:r>
-              <w:rPr>
-                <w:rFonts w:ascii="Times New Roman" w:hAnsi="Times New Roman" w:cs="Times New Roman"/>
-                <w:sz w:val="16"/>
-                <w:szCs w:val="16"/>
-              </w:rPr>
-              <w:t>Faith</w:t>
-            </w:r>
-            <w:r>
-              <w:rPr>
-                <w:rFonts w:ascii="Times New Roman" w:hAnsi="Times New Roman" w:cs="Times New Roman"/>
-                <w:sz w:val="16"/>
-                <w:szCs w:val="16"/>
-              </w:rPr>
-              <w:t xml:space="preserve"> f</w:t>
-            </w:r>
-            <w:r>
-              <w:rPr>
-                <w:rFonts w:ascii="Times New Roman" w:hAnsi="Times New Roman" w:cs="Times New Roman"/>
-                <w:sz w:val="16"/>
-                <w:szCs w:val="16"/>
-              </w:rPr>
-              <w:t>ulness</w:t>
+              <w:t xml:space="preserve">Faithfulness</w:t>
             </w:r>
           </w:p>
         </w:tc>
         <w:tc>
-          <w:tcPr>
-            <w:tcW w:w="0" w:type="auto"/>
-          </w:tcPr>
           <w:p>
             <w:pPr>
-              <w:rPr>
-                <w:rFonts w:ascii="Times New Roman" w:hAnsi="Times New Roman" w:cs="Times New Roman"/>
-                <w:sz w:val="16"/>
-                <w:szCs w:val="16"/>
-              </w:rPr>
+              <w:pStyle w:val="Compact"/>
+              <w:jc w:val="left"/>
             </w:pPr>
             <w:r>
-              <w:rPr>
-                <w:rFonts w:ascii="Times New Roman" w:hAnsi="Times New Roman" w:cs="Times New Roman"/>
-                <w:sz w:val="16"/>
-                <w:szCs w:val="16"/>
-              </w:rPr>
-              <w:t>Answer Rel.</w:t>
+              <w:t xml:space="preserve">Answer Rel.</w:t>
             </w:r>
           </w:p>
         </w:tc>
         <w:tc>
-          <w:tcPr>
-            <w:tcW w:w="0" w:type="auto"/>
-          </w:tcPr>
           <w:p>
             <w:pPr>
-              <w:rPr>
-                <w:rFonts w:ascii="Times New Roman" w:hAnsi="Times New Roman" w:cs="Times New Roman"/>
-                <w:sz w:val="16"/>
-                <w:szCs w:val="16"/>
-              </w:rPr>
+              <w:pStyle w:val="Compact"/>
+              <w:jc w:val="left"/>
             </w:pPr>
             <w:r>
-              <w:rPr>
-                <w:rFonts w:ascii="Times New Roman" w:hAnsi="Times New Roman" w:cs="Times New Roman"/>
-                <w:sz w:val="16"/>
-                <w:szCs w:val="16"/>
-              </w:rPr>
-              <w:t>Context Prec.</w:t>
+              <w:t xml:space="preserve">Context Prec.</w:t>
             </w:r>
           </w:p>
         </w:tc>
         <w:tc>
-          <w:tcPr>
-            <w:tcW w:w="0" w:type="auto"/>
-          </w:tcPr>
           <w:p>
             <w:pPr>
-              <w:rPr>
-                <w:rFonts w:ascii="Times New Roman" w:hAnsi="Times New Roman" w:cs="Times New Roman"/>
-                <w:sz w:val="16"/>
-                <w:szCs w:val="16"/>
-              </w:rPr>
+              <w:pStyle w:val="Compact"/>
+              <w:jc w:val="left"/>
             </w:pPr>
             <w:r>
-              <w:rPr>
-                <w:rFonts w:ascii="Times New Roman" w:hAnsi="Times New Roman" w:cs="Times New Roman"/>
-                <w:sz w:val="16"/>
-                <w:szCs w:val="16"/>
-              </w:rPr>
-              <w:t>EM</w:t>
+              <w:t xml:space="preserve">EM</w:t>
             </w:r>
           </w:p>
         </w:tc>
         <w:tc>
-          <w:tcPr>
-            <w:tcW w:w="0" w:type="auto"/>
-          </w:tcPr>
           <w:p>
             <w:pPr>
-              <w:rPr>
-                <w:rFonts w:ascii="Times New Roman" w:hAnsi="Times New Roman" w:cs="Times New Roman"/>
-                <w:sz w:val="16"/>
-                <w:szCs w:val="16"/>
-              </w:rPr>
+              <w:pStyle w:val="Compact"/>
+              <w:jc w:val="left"/>
             </w:pPr>
             <w:r>
-              <w:rPr>
-                <w:rFonts w:ascii="Times New Roman" w:hAnsi="Times New Roman" w:cs="Times New Roman"/>
-                <w:sz w:val="16"/>
-                <w:szCs w:val="16"/>
-              </w:rPr>
-              <w:t>F1</w:t>
+              <w:t xml:space="preserve">F1</w:t>
             </w:r>
           </w:p>
         </w:tc>
       </w:tr>
       <w:tr>
         <w:tc>
-          <w:tcPr>
-            <w:tcW w:w="1070" w:type="pct"/>
-          </w:tcPr>
           <w:p>
             <w:pPr>
-              <w:rPr>
-                <w:rFonts w:ascii="Times New Roman" w:hAnsi="Times New Roman" w:cs="Times New Roman"/>
-                <w:sz w:val="16"/>
-                <w:szCs w:val="16"/>
-              </w:rPr>
+              <w:pStyle w:val="Compact"/>
+              <w:jc w:val="left"/>
             </w:pPr>
             <w:r>
-              <w:rPr>
-                <w:rFonts w:ascii="Times New Roman" w:hAnsi="Times New Roman" w:cs="Times New Roman"/>
-                <w:sz w:val="16"/>
-                <w:szCs w:val="16"/>
-              </w:rPr>
-              <w:t>baseline_bm25</w:t>
+              <w:t xml:space="preserve">baseline_bm25</w:t>
             </w:r>
           </w:p>
         </w:tc>
         <w:tc>
-          <w:tcPr>
-            <w:tcW w:w="718" w:type="pct"/>
-          </w:tcPr>
           <w:p>
             <w:pPr>
-              <w:rPr>
-                <w:rFonts w:ascii="Times New Roman" w:hAnsi="Times New Roman" w:cs="Times New Roman"/>
-                <w:sz w:val="16"/>
-                <w:szCs w:val="16"/>
-              </w:rPr>
+              <w:pStyle w:val="Compact"/>
+              <w:jc w:val="left"/>
             </w:pPr>
             <w:r>
-              <w:rPr>
-                <w:rFonts w:ascii="Times New Roman" w:hAnsi="Times New Roman" w:cs="Times New Roman"/>
-                <w:sz w:val="16"/>
-                <w:szCs w:val="16"/>
-              </w:rPr>
-              <w:t>gpt-3.5-turbo</w:t>
+              <w:t xml:space="preserve">gpt-3.5-turbo</w:t>
             </w:r>
           </w:p>
         </w:tc>
         <w:tc>
-          <w:tcPr>
-            <w:tcW w:w="786" w:type="pct"/>
-          </w:tcPr>
           <w:p>
             <w:pPr>
-              <w:rPr>
-                <w:rFonts w:ascii="Times New Roman" w:hAnsi="Times New Roman" w:cs="Times New Roman"/>
-                <w:sz w:val="16"/>
-                <w:szCs w:val="16"/>
-              </w:rPr>
+              <w:pStyle w:val="Compact"/>
+              <w:jc w:val="left"/>
             </w:pPr>
             <w:r>
-              <w:rPr>
-                <w:rFonts w:ascii="Times New Roman" w:hAnsi="Times New Roman" w:cs="Times New Roman"/>
-                <w:sz w:val="16"/>
-                <w:szCs w:val="16"/>
-              </w:rPr>
-              <w:t>0.102</w:t>
+              <w:t xml:space="preserve">0.102</w:t>
             </w:r>
           </w:p>
         </w:tc>
         <w:tc>
-          <w:tcPr>
-            <w:tcW w:w="0" w:type="auto"/>
-          </w:tcPr>
           <w:p>
             <w:pPr>
-              <w:rPr>
-                <w:rFonts w:ascii="Times New Roman" w:hAnsi="Times New Roman" w:cs="Times New Roman"/>
-                <w:sz w:val="16"/>
-                <w:szCs w:val="16"/>
-              </w:rPr>
+              <w:pStyle w:val="Compact"/>
+              <w:jc w:val="left"/>
             </w:pPr>
             <w:r>
-              <w:rPr>
-                <w:rFonts w:ascii="Times New Roman" w:hAnsi="Times New Roman" w:cs="Times New Roman"/>
-                <w:sz w:val="16"/>
-                <w:szCs w:val="16"/>
-              </w:rPr>
-              <w:t>0.211</w:t>
+              <w:t xml:space="preserve">0.211</w:t>
             </w:r>
           </w:p>
         </w:tc>
         <w:tc>
-          <w:tcPr>
-            <w:tcW w:w="0" w:type="auto"/>
-          </w:tcPr>
           <w:p>
             <w:pPr>
-              <w:rPr>
-                <w:rFonts w:ascii="Times New Roman" w:hAnsi="Times New Roman" w:cs="Times New Roman"/>
-                <w:sz w:val="16"/>
-                <w:szCs w:val="16"/>
-              </w:rPr>
+              <w:pStyle w:val="Compact"/>
+              <w:jc w:val="left"/>
             </w:pPr>
             <w:r>
-              <w:rPr>
-                <w:rFonts w:ascii="Times New Roman" w:hAnsi="Times New Roman" w:cs="Times New Roman"/>
-                <w:sz w:val="16"/>
-                <w:szCs w:val="16"/>
-              </w:rPr>
-              <w:t>0.534</w:t>
+              <w:t xml:space="preserve">0.534</w:t>
             </w:r>
           </w:p>
         </w:tc>
         <w:tc>
-          <w:tcPr>
-            <w:tcW w:w="0" w:type="auto"/>
-          </w:tcPr>
           <w:p>
             <w:pPr>
-              <w:rPr>
-                <w:rFonts w:ascii="Times New Roman" w:hAnsi="Times New Roman" w:cs="Times New Roman"/>
-                <w:sz w:val="16"/>
-                <w:szCs w:val="16"/>
-              </w:rPr>
+              <w:pStyle w:val="Compact"/>
+              <w:jc w:val="left"/>
             </w:pPr>
             <w:r>
-              <w:rPr>
-                <w:rFonts w:ascii="Times New Roman" w:hAnsi="Times New Roman" w:cs="Times New Roman"/>
-                <w:sz w:val="16"/>
-                <w:szCs w:val="16"/>
-              </w:rPr>
-              <w:t>0.000</w:t>
+              <w:t xml:space="preserve">0.000</w:t>
             </w:r>
           </w:p>
         </w:tc>
         <w:tc>
-          <w:tcPr>
-            <w:tcW w:w="0" w:type="auto"/>
-          </w:tcPr>
           <w:p>
             <w:pPr>
-              <w:rPr>
-                <w:rFonts w:ascii="Times New Roman" w:hAnsi="Times New Roman" w:cs="Times New Roman"/>
-                <w:sz w:val="16"/>
-                <w:szCs w:val="16"/>
-              </w:rPr>
+              <w:pStyle w:val="Compact"/>
+              <w:jc w:val="left"/>
             </w:pPr>
             <w:r>
-              <w:rPr>
-                <w:rFonts w:ascii="Times New Roman" w:hAnsi="Times New Roman" w:cs="Times New Roman"/>
-                <w:sz w:val="16"/>
-                <w:szCs w:val="16"/>
-              </w:rPr>
-              <w:t>0.083</w:t>
+              <w:t xml:space="preserve">0.083</w:t>
             </w:r>
           </w:p>
         </w:tc>
@@ -1509,1048 +2337,1545 @@
     </w:tbl>
     <w:p>
       <w:pPr>
-        <w:jc w:val="both"/>
+        <w:pStyle w:val="BodyText"/>
+      </w:pPr>
+      <w:r>
         <w:rPr>
-          <w:rFonts w:ascii="Times New Roman" w:hAnsi="Times New Roman" w:cs="Times New Roman"/>
-          <w:sz w:val="20"/>
-          <w:szCs w:val="20"/>
+          <w:bCs/>
+          <w:b/>
         </w:rPr>
-      </w:pPr>
-      <w:r>
-        <w:rPr>
-          <w:rFonts w:ascii="Times New Roman" w:hAnsi="Times New Roman" w:cs="Times New Roman"/>
-          <w:b/>
-          <w:bCs/>
-          <w:sz w:val="20"/>
-          <w:szCs w:val="20"/>
-        </w:rPr>
-        <w:t>Interpretation.</w:t>
-      </w:r>
-      <w:r>
-        <w:rPr>
-          <w:rFonts w:ascii="Times New Roman" w:hAnsi="Times New Roman" w:cs="Times New Roman"/>
-          <w:sz w:val="20"/>
-          <w:szCs w:val="20"/>
-        </w:rPr>
-        <w:t xml:space="preserve"> The baseline pairs a plain BM25 retriever with GPT-3.5-turbo. BM25 surfaces the correct filing for only 43% of questions, so the generator—instructed to answer only from context—abstains on roughly two-thirds, answering 47 of 150. </w:t>
-      </w:r>
-      <w:r>
-        <w:rPr>
-          <w:rFonts w:ascii="Times New Roman" w:hAnsi="Times New Roman" w:cs="Times New Roman"/>
-          <w:sz w:val="20"/>
-          <w:szCs w:val="20"/>
-        </w:rPr>
-        <w:t>This caution is deliberate and safer than fabrication, but it caps coverage: token F1 is 0.083 over all questions and 0.261 on the answered subset, with exact match at zero because short numeric answers are written many ways ($1,577 vs. 1577.00) and rarely match after normalization. RAGAS reflects the same bottleneck: faithfulness (0.102) and answer relevancy (0.211) are low—an abstention has nothing to ground and does not address the question—while context precision (0.534) shows retrieval places a useful chunk near the top only about half the time. Read together, the picture is a retrieval-bound baseline: the generator rarely fabricates, but weak sparse retrieval leaves most questions unanswered. Closing that gap with dense and query-rewrite retrieval—and surfacing the answered-but-unsupported cases—is the focus of the next phase.</w:t>
+        <w:t xml:space="preserve">Interpretation.</w:t>
+      </w:r>
+      <w:r>
+        <w:t xml:space="preserve"> </w:t>
+      </w:r>
+      <w:r>
+        <w:t xml:space="preserve">The baseline pairs a plain BM25 retriever with GPT-3.5-turbo. BM25 surfaces the correct filing for only 43% of questions, so the generator—instructed to answer only from context—abstains on roughly two-thirds, answering 47 of 150. This caution is deliberate and safer than fabrication, but it caps coverage: token F1 is 0.083 over all questions and 0.261 on the answered subset, with exact match at zero because short numeric answers are written many ways ($1,577 vs. 1577.00) and rarely match after normalization. RAGAS reflects the same bottleneck: faithfulness (0.102) and answer relevancy (0.211) are low—an abstention has nothing to ground and does not address the question—while context precision (0.534) shows retrieval places a useful chunk near the top only about half the time. Read together, the picture is a retrieval-bound baseline: the generator rarely fabricates, but weak sparse retrieval leaves most questions unanswered. Closing that gap with dense and query-rewrite retrieval—and surfacing the answered-but-unsupported cases—is the focus of the next phase.</w:t>
+      </w:r>
+    </w:p>
+    <w:bookmarkStart w:id="24" w:name="retrieval-strategy-comparison"/>
+    <w:p>
+      <w:pPr>
+        <w:pStyle w:val="2"/>
+      </w:pPr>
+      <w:r>
+        <w:t xml:space="preserve">Retrieval-strategy comparison</w:t>
       </w:r>
     </w:p>
     <w:p>
       <w:pPr>
-        <w:pStyle w:val="Heading1"/>
+        <w:pStyle w:val="FirstParagraph"/>
+      </w:pPr>
+      <w:r>
+        <w:t xml:space="preserve">To test whether better retrieval closes that gap, we add two stronger pipelines—</w:t>
+      </w:r>
+      <w:r>
         <w:rPr>
-          <w:rFonts w:ascii="Times New Roman" w:hAnsi="Times New Roman" w:cs="Times New Roman"/>
+          <w:bCs/>
           <w:b/>
+        </w:rPr>
+        <w:t xml:space="preserve">Dense</w:t>
+      </w:r>
+      <w:r>
+        <w:t xml:space="preserve"> </w:t>
+      </w:r>
+      <w:r>
+        <w:t xml:space="preserve">(FAISS over MiniLM embeddings) and</w:t>
+      </w:r>
+      <w:r>
+        <w:t xml:space="preserve"> </w:t>
+      </w:r>
+      <w:r>
+        <w:rPr>
           <w:bCs/>
-          <w:sz w:val="20"/>
-          <w:szCs w:val="20"/>
+          <w:b/>
         </w:rPr>
-      </w:pPr>
-      <w:bookmarkStart w:id="4" w:name="roadblocks-and-next-steps"/>
-      <w:bookmarkEnd w:id="3"/>
+        <w:t xml:space="preserve">Enhanced</w:t>
+      </w:r>
+      <w:r>
+        <w:t xml:space="preserve"> </w:t>
+      </w:r>
+      <w:r>
+        <w:t xml:space="preserve">(an LLM rewrites the query before dense retrieval)—holding the generator, prompt, chunking, and top-</w:t>
+      </w:r>
       <w:r>
         <w:rPr>
-          <w:rFonts w:ascii="Times New Roman" w:hAnsi="Times New Roman" w:cs="Times New Roman"/>
+          <w:iCs/>
+          <w:i/>
+        </w:rPr>
+        <w:t xml:space="preserve">k</w:t>
+      </w:r>
+      <w:r>
+        <w:t xml:space="preserve"> </w:t>
+      </w:r>
+      <w:r>
+        <w:t xml:space="preserve">fixed so that only retrieval varies. The table reports all three against a known-document upper bound (retrieval restricted to the question’s own filing). Retr@3 = share of questions whose top-3 retrieval reached the correct filing.</w:t>
+      </w:r>
+    </w:p>
+    <w:tbl>
+      <w:tblPr>
+        <w:tblStyle w:val="Table"/>
+        <w:tblW w:type="pct" w:w="0.0"/>
+        <w:tblLook w:firstRow="1" w:lastRow="0" w:firstColumn="0" w:lastColumn="0" w:noHBand="0" w:noVBand="0" w:val="0020"/>
+      </w:tblPr>
+      <w:tblGrid/>
+      <w:tr>
+        <w:tc>
+          <w:p>
+            <w:pPr>
+              <w:pStyle w:val="Compact"/>
+              <w:jc w:val="left"/>
+            </w:pPr>
+            <w:r>
+              <w:t xml:space="preserve">Pipeline</w:t>
+            </w:r>
+          </w:p>
+        </w:tc>
+        <w:tc>
+          <w:p>
+            <w:pPr>
+              <w:pStyle w:val="Compact"/>
+              <w:jc w:val="left"/>
+            </w:pPr>
+            <w:r>
+              <w:t xml:space="preserve">Retr@3</w:t>
+            </w:r>
+          </w:p>
+        </w:tc>
+        <w:tc>
+          <w:p>
+            <w:pPr>
+              <w:pStyle w:val="Compact"/>
+              <w:jc w:val="left"/>
+            </w:pPr>
+            <w:r>
+              <w:t xml:space="preserve">Faithful.</w:t>
+            </w:r>
+          </w:p>
+        </w:tc>
+        <w:tc>
+          <w:p>
+            <w:pPr>
+              <w:pStyle w:val="Compact"/>
+              <w:jc w:val="left"/>
+            </w:pPr>
+            <w:r>
+              <w:t xml:space="preserve">Ans. Rel.</w:t>
+            </w:r>
+          </w:p>
+        </w:tc>
+        <w:tc>
+          <w:p>
+            <w:pPr>
+              <w:pStyle w:val="Compact"/>
+              <w:jc w:val="left"/>
+            </w:pPr>
+            <w:r>
+              <w:t xml:space="preserve">Ctx. Prec.</w:t>
+            </w:r>
+          </w:p>
+        </w:tc>
+        <w:tc>
+          <w:p>
+            <w:pPr>
+              <w:pStyle w:val="Compact"/>
+              <w:jc w:val="left"/>
+            </w:pPr>
+            <w:r>
+              <w:t xml:space="preserve">Answered</w:t>
+            </w:r>
+          </w:p>
+        </w:tc>
+        <w:tc>
+          <w:p>
+            <w:pPr>
+              <w:pStyle w:val="Compact"/>
+              <w:jc w:val="left"/>
+            </w:pPr>
+            <w:r>
+              <w:t xml:space="preserve">F1</w:t>
+            </w:r>
+          </w:p>
+        </w:tc>
+      </w:tr>
+      <w:tr>
+        <w:tc>
+          <w:p>
+            <w:pPr>
+              <w:pStyle w:val="Compact"/>
+              <w:jc w:val="left"/>
+            </w:pPr>
+            <w:r>
+              <w:t xml:space="preserve">Baseline (BM25)</w:t>
+            </w:r>
+          </w:p>
+        </w:tc>
+        <w:tc>
+          <w:p>
+            <w:pPr>
+              <w:pStyle w:val="Compact"/>
+              <w:jc w:val="left"/>
+            </w:pPr>
+            <w:r>
+              <w:t xml:space="preserve">43%</w:t>
+            </w:r>
+          </w:p>
+        </w:tc>
+        <w:tc>
+          <w:p>
+            <w:pPr>
+              <w:pStyle w:val="Compact"/>
+              <w:jc w:val="left"/>
+            </w:pPr>
+            <w:r>
+              <w:t xml:space="preserve">0.102</w:t>
+            </w:r>
+          </w:p>
+        </w:tc>
+        <w:tc>
+          <w:p>
+            <w:pPr>
+              <w:pStyle w:val="Compact"/>
+              <w:jc w:val="left"/>
+            </w:pPr>
+            <w:r>
+              <w:t xml:space="preserve">0.211</w:t>
+            </w:r>
+          </w:p>
+        </w:tc>
+        <w:tc>
+          <w:p>
+            <w:pPr>
+              <w:pStyle w:val="Compact"/>
+              <w:jc w:val="left"/>
+            </w:pPr>
+            <w:r>
+              <w:t xml:space="preserve">0.534</w:t>
+            </w:r>
+          </w:p>
+        </w:tc>
+        <w:tc>
+          <w:p>
+            <w:pPr>
+              <w:pStyle w:val="Compact"/>
+              <w:jc w:val="left"/>
+            </w:pPr>
+            <w:r>
+              <w:t xml:space="preserve">47/150</w:t>
+            </w:r>
+          </w:p>
+        </w:tc>
+        <w:tc>
+          <w:p>
+            <w:pPr>
+              <w:pStyle w:val="Compact"/>
+              <w:jc w:val="left"/>
+            </w:pPr>
+            <w:r>
+              <w:t xml:space="preserve">0.083</w:t>
+            </w:r>
+          </w:p>
+        </w:tc>
+      </w:tr>
+      <w:tr>
+        <w:tc>
+          <w:p>
+            <w:pPr>
+              <w:pStyle w:val="Compact"/>
+              <w:jc w:val="left"/>
+            </w:pPr>
+            <w:r>
+              <w:t xml:space="preserve">Dense (FAISS)</w:t>
+            </w:r>
+          </w:p>
+        </w:tc>
+        <w:tc>
+          <w:p>
+            <w:pPr>
+              <w:pStyle w:val="Compact"/>
+              <w:jc w:val="left"/>
+            </w:pPr>
+            <w:r>
+              <w:t xml:space="preserve">64%</w:t>
+            </w:r>
+          </w:p>
+        </w:tc>
+        <w:tc>
+          <w:p>
+            <w:pPr>
+              <w:pStyle w:val="Compact"/>
+              <w:jc w:val="left"/>
+            </w:pPr>
+            <w:r>
+              <w:t xml:space="preserve">0.179</w:t>
+            </w:r>
+          </w:p>
+        </w:tc>
+        <w:tc>
+          <w:p>
+            <w:pPr>
+              <w:pStyle w:val="Compact"/>
+              <w:jc w:val="left"/>
+            </w:pPr>
+            <w:r>
+              <w:t xml:space="preserve">0.393</w:t>
+            </w:r>
+          </w:p>
+        </w:tc>
+        <w:tc>
+          <w:p>
+            <w:pPr>
+              <w:pStyle w:val="Compact"/>
+              <w:jc w:val="left"/>
+            </w:pPr>
+            <w:r>
+              <w:t xml:space="preserve">0.770</w:t>
+            </w:r>
+          </w:p>
+        </w:tc>
+        <w:tc>
+          <w:p>
+            <w:pPr>
+              <w:pStyle w:val="Compact"/>
+              <w:jc w:val="left"/>
+            </w:pPr>
+            <w:r>
+              <w:t xml:space="preserve">82/150</w:t>
+            </w:r>
+          </w:p>
+        </w:tc>
+        <w:tc>
+          <w:p>
+            <w:pPr>
+              <w:pStyle w:val="Compact"/>
+              <w:jc w:val="left"/>
+            </w:pPr>
+            <w:r>
+              <w:t xml:space="preserve">0.116</w:t>
+            </w:r>
+          </w:p>
+        </w:tc>
+      </w:tr>
+      <w:tr>
+        <w:tc>
+          <w:p>
+            <w:pPr>
+              <w:pStyle w:val="Compact"/>
+              <w:jc w:val="left"/>
+            </w:pPr>
+            <w:r>
+              <w:t xml:space="preserve">Enhanced (rewrite)</w:t>
+            </w:r>
+          </w:p>
+        </w:tc>
+        <w:tc>
+          <w:p>
+            <w:pPr>
+              <w:pStyle w:val="Compact"/>
+              <w:jc w:val="left"/>
+            </w:pPr>
+            <w:r>
+              <w:t xml:space="preserve">69%</w:t>
+            </w:r>
+          </w:p>
+        </w:tc>
+        <w:tc>
+          <w:p>
+            <w:pPr>
+              <w:pStyle w:val="Compact"/>
+              <w:jc w:val="left"/>
+            </w:pPr>
+            <w:r>
+              <w:t xml:space="preserve">0.184</w:t>
+            </w:r>
+          </w:p>
+        </w:tc>
+        <w:tc>
+          <w:p>
+            <w:pPr>
+              <w:pStyle w:val="Compact"/>
+              <w:jc w:val="left"/>
+            </w:pPr>
+            <w:r>
+              <w:t xml:space="preserve">0.418</w:t>
+            </w:r>
+          </w:p>
+        </w:tc>
+        <w:tc>
+          <w:p>
+            <w:pPr>
+              <w:pStyle w:val="Compact"/>
+              <w:jc w:val="left"/>
+            </w:pPr>
+            <w:r>
+              <w:t xml:space="preserve">0.843</w:t>
+            </w:r>
+          </w:p>
+        </w:tc>
+        <w:tc>
+          <w:p>
+            <w:pPr>
+              <w:pStyle w:val="Compact"/>
+              <w:jc w:val="left"/>
+            </w:pPr>
+            <w:r>
+              <w:t xml:space="preserve">87/150</w:t>
+            </w:r>
+          </w:p>
+        </w:tc>
+        <w:tc>
+          <w:p>
+            <w:pPr>
+              <w:pStyle w:val="Compact"/>
+              <w:jc w:val="left"/>
+            </w:pPr>
+            <w:r>
+              <w:t xml:space="preserve">0.121</w:t>
+            </w:r>
+          </w:p>
+        </w:tc>
+      </w:tr>
+      <w:tr>
+        <w:tc>
+          <w:p>
+            <w:pPr>
+              <w:pStyle w:val="Compact"/>
+              <w:jc w:val="left"/>
+            </w:pPr>
+            <w:r>
+              <w:t xml:space="preserve">Dense, single-doc</w:t>
+            </w:r>
+          </w:p>
+        </w:tc>
+        <w:tc>
+          <w:p>
+            <w:pPr>
+              <w:pStyle w:val="Compact"/>
+              <w:jc w:val="left"/>
+            </w:pPr>
+            <w:r>
+              <w:t xml:space="preserve">100%</w:t>
+            </w:r>
+          </w:p>
+        </w:tc>
+        <w:tc>
+          <w:p>
+            <w:pPr>
+              <w:pStyle w:val="Compact"/>
+              <w:jc w:val="left"/>
+            </w:pPr>
+            <w:r>
+              <w:t xml:space="preserve">0.203</w:t>
+            </w:r>
+          </w:p>
+        </w:tc>
+        <w:tc>
+          <w:p>
+            <w:pPr>
+              <w:pStyle w:val="Compact"/>
+              <w:jc w:val="left"/>
+            </w:pPr>
+            <w:r>
+              <w:t xml:space="preserve">0.407</w:t>
+            </w:r>
+          </w:p>
+        </w:tc>
+        <w:tc>
+          <w:p>
+            <w:pPr>
+              <w:pStyle w:val="Compact"/>
+              <w:jc w:val="left"/>
+            </w:pPr>
+            <w:r>
+              <w:t xml:space="preserve">0.777</w:t>
+            </w:r>
+          </w:p>
+        </w:tc>
+        <w:tc>
+          <w:p>
+            <w:pPr>
+              <w:pStyle w:val="Compact"/>
+              <w:jc w:val="left"/>
+            </w:pPr>
+            <w:r>
+              <w:t xml:space="preserve">96/150</w:t>
+            </w:r>
+          </w:p>
+        </w:tc>
+        <w:tc>
+          <w:p>
+            <w:pPr>
+              <w:pStyle w:val="Compact"/>
+              <w:jc w:val="left"/>
+            </w:pPr>
+            <w:r>
+              <w:t xml:space="preserve">0.139</w:t>
+            </w:r>
+          </w:p>
+        </w:tc>
+      </w:tr>
+    </w:tbl>
+    <w:p>
+      <w:pPr>
+        <w:pStyle w:val="BodyText"/>
+      </w:pPr>
+      <w:r>
+        <w:t xml:space="preserve">Every metric improves monotonically as retrieval improves. The correct filing reaches the top-3 for</w:t>
+      </w:r>
+      <w:r>
+        <w:t xml:space="preserve"> </w:t>
+      </w:r>
+      <w:r>
+        <w:rPr>
+          <w:bCs/>
           <w:b/>
+        </w:rPr>
+        <w:t xml:space="preserve">43% → 64% → 69%</w:t>
+      </w:r>
+      <w:r>
+        <w:t xml:space="preserve"> </w:t>
+      </w:r>
+      <w:r>
+        <w:t xml:space="preserve">of questions (BM25 → dense → rewrite); because the generator answers only from context, coverage rises in lockstep (</w:t>
+      </w:r>
+      <w:r>
+        <w:rPr>
           <w:bCs/>
-          <w:sz w:val="20"/>
-          <w:szCs w:val="20"/>
+          <w:b/>
         </w:rPr>
-        <w:t>Roadblocks and Next Steps</w:t>
+        <w:t xml:space="preserve">47 → 82 → 87</w:t>
+      </w:r>
+      <w:r>
+        <w:t xml:space="preserve"> </w:t>
+      </w:r>
+      <w:r>
+        <w:t xml:space="preserve">of 150 answered), as do token F1 (0.083 → 0.116 → 0.121) and all three RAGAS metrics—context precision climbs 0.53 → 0.77 → 0.84. Since only retrieval changed, this isolates</w:t>
+      </w:r>
+      <w:r>
+        <w:t xml:space="preserve"> </w:t>
+      </w:r>
+      <w:r>
+        <w:rPr>
+          <w:bCs/>
+          <w:b/>
+        </w:rPr>
+        <w:t xml:space="preserve">retrieval as the dominant lever (RQ1)</w:t>
+      </w:r>
+      <w:r>
+        <w:t xml:space="preserve">. The known-document upper bound makes the ceiling explicit: restricting retrieval to the correct filing lifts Retr@3 to 100%, coverage to 96/150, and F1 to 0.139—yet faithfulness stays low (0.20) and a third of questions remain unanswered, so finding the right filing is necessary but not sufficient. The residual failures—answered without grounded support—are exactly the cases our error analysis will taxonomize.</w:t>
+      </w:r>
+    </w:p>
+    <w:bookmarkEnd w:id="24"/>
+    <w:bookmarkEnd w:id="25"/>
+    <w:bookmarkStart w:id="26" w:name="roadblocks-and-next-steps"/>
+    <w:p>
+      <w:pPr>
+        <w:pStyle w:val="1"/>
+      </w:pPr>
+      <w:r>
+        <w:t xml:space="preserve">Roadblocks and Next Steps</w:t>
       </w:r>
     </w:p>
     <w:p>
       <w:pPr>
-        <w:jc w:val="both"/>
+        <w:pStyle w:val="FirstParagraph"/>
+      </w:pPr>
+      <w:r>
+        <w:t xml:space="preserve">The preliminary run isolates the key bottleneck: sparse full-corpus retrieval often fails to surface the correct filing, so the model either abstains or answers from wrong context. This directly shapes our plan: (1) dense retrieval (FAISS + sentence embeddings) and query rewriting to raise retrieval recall (RQ1); (2) an open-source generator (Mistral-7B</w:t>
+      </w:r>
+      <w:r>
+        <w:t xml:space="preserve"> </w:t>
+      </w:r>
+      <w:r>
+        <w:t xml:space="preserve">(Jiang et al. 2023)</w:t>
+      </w:r>
+      <w:r>
+        <w:t xml:space="preserve">) under the same retrieval config to test RQ3; and (3) manual annotation of 50 failure cases into our four-type taxonomy (numerical, entity, reasoning, unsupported extrapolation) to answer RQ2. The main risks are OpenAI API cost control (run once at temperature 0) and the fidelity of PDF table extraction, which flattens tables into linear text and is a known limitation we will quantify.</w:t>
+      </w:r>
+    </w:p>
+    <w:bookmarkEnd w:id="26"/>
+    <w:bookmarkStart w:id="53" w:name="references"/>
+    <w:p>
+      <w:pPr>
+        <w:pStyle w:val="1"/>
+      </w:pPr>
+      <w:r>
+        <w:t xml:space="preserve">References</w:t>
+      </w:r>
+    </w:p>
+    <w:bookmarkStart w:id="52" w:name="refs"/>
+    <w:bookmarkStart w:id="27" w:name="ref-asai2024selfrag"/>
+    <w:p>
+      <w:pPr>
+        <w:pStyle w:val="Bibliography"/>
+      </w:pPr>
+      <w:r>
+        <w:t xml:space="preserve">Asai, Akari, Zeqiu Wu, Yizhong Wang, Avirup Sil, and Hannaneh Hajishirzi. 2024.</w:t>
+      </w:r>
+      <w:r>
+        <w:t xml:space="preserve"> </w:t>
+      </w:r>
+      <w:r>
+        <w:t xml:space="preserve">“Self-</w:t>
+      </w:r>
+      <w:r>
+        <w:t xml:space="preserve">RAG</w:t>
+      </w:r>
+      <w:r>
+        <w:t xml:space="preserve">: Learning to Retrieve, Generate, and Critique Through Self-Reflection.”</w:t>
+      </w:r>
+      <w:r>
+        <w:t xml:space="preserve"> </w:t>
+      </w:r>
+      <w:r>
+        <w:t xml:space="preserve">In</w:t>
+      </w:r>
+      <w:r>
+        <w:t xml:space="preserve"> </w:t>
+      </w:r>
+      <w:r>
         <w:rPr>
-          <w:rFonts w:ascii="Times New Roman" w:hAnsi="Times New Roman" w:cs="Times New Roman"/>
-          <w:sz w:val="20"/>
-          <w:szCs w:val="20"/>
+          <w:iCs/>
+          <w:i/>
         </w:rPr>
-      </w:pPr>
+        <w:t xml:space="preserve">Proceedings of ICLR</w:t>
+      </w:r>
+      <w:r>
+        <w:t xml:space="preserve">.</w:t>
+      </w:r>
+    </w:p>
+    <w:bookmarkEnd w:id="27"/>
+    <w:bookmarkStart w:id="28" w:name="ref-chen2024rgb"/>
+    <w:p>
+      <w:pPr>
+        <w:pStyle w:val="Bibliography"/>
+      </w:pPr>
+      <w:r>
+        <w:t xml:space="preserve">Chen, Jiawei, Hongyu Lin, Xianpei Han, and Le Sun. 2024.</w:t>
+      </w:r>
+      <w:r>
+        <w:t xml:space="preserve"> </w:t>
+      </w:r>
+      <w:r>
+        <w:t xml:space="preserve">“Benchmarking Large Language Models in Retrieval-Augmented Generation.”</w:t>
+      </w:r>
+      <w:r>
+        <w:t xml:space="preserve"> </w:t>
+      </w:r>
+      <w:r>
+        <w:t xml:space="preserve">In</w:t>
+      </w:r>
+      <w:r>
+        <w:t xml:space="preserve"> </w:t>
+      </w:r>
       <w:r>
         <w:rPr>
-          <w:rFonts w:ascii="Times New Roman" w:hAnsi="Times New Roman" w:cs="Times New Roman"/>
-          <w:sz w:val="20"/>
-          <w:szCs w:val="20"/>
+          <w:iCs/>
+          <w:i/>
         </w:rPr>
-        <w:t>The preliminary run isolates the key bottleneck: sparse full-corpus retrieval often fails to surface the correct filing, so the model either abstains or answers from wrong context. This directly shapes our plan: (1) dense retrieval (FAISS + sentence embeddings) and query rewriting to raise retrieval recall (RQ1); (2) an open-source generator (Mistral-7B (Jiang et al. 2023)) under the same retrieval config to test RQ3; and (3) manual annotation of 50 failure cases into our four-type taxonomy (numerical, entity, reasoning, unsupported extrapolation) to answer RQ2. The main risks are OpenAI API cost control (run once at temperature 0) and the fidelity of PDF table extraction, which flattens tables into linear text and is a known limitation we will quantify.</w:t>
+        <w:t xml:space="preserve">Proceedings of AAAI</w:t>
+      </w:r>
+      <w:r>
+        <w:t xml:space="preserve">.</w:t>
       </w:r>
     </w:p>
+    <w:bookmarkEnd w:id="28"/>
+    <w:bookmarkStart w:id="29" w:name="ref-chen2021finqa"/>
     <w:p>
       <w:pPr>
-        <w:pStyle w:val="Heading1"/>
+        <w:pStyle w:val="Bibliography"/>
+      </w:pPr>
+      <w:r>
+        <w:t xml:space="preserve">Chen, Zhiyu, Wenhu Chen, Charese Smiley, Sameena Shah, Iana Borova, Dylan Langdon, Reema Moussa, et al. 2021.</w:t>
+      </w:r>
+      <w:r>
+        <w:t xml:space="preserve"> </w:t>
+      </w:r>
+      <w:r>
+        <w:t xml:space="preserve">“</w:t>
+      </w:r>
+      <w:r>
+        <w:t xml:space="preserve">FinQA</w:t>
+      </w:r>
+      <w:r>
+        <w:t xml:space="preserve">: A Dataset of Numerical Reasoning over Financial Data.”</w:t>
+      </w:r>
+      <w:r>
+        <w:t xml:space="preserve"> </w:t>
+      </w:r>
+      <w:r>
+        <w:t xml:space="preserve">In</w:t>
+      </w:r>
+      <w:r>
+        <w:t xml:space="preserve"> </w:t>
+      </w:r>
+      <w:r>
         <w:rPr>
-          <w:rFonts w:ascii="Times New Roman" w:hAnsi="Times New Roman" w:cs="Times New Roman"/>
-          <w:b/>
-          <w:bCs/>
-          <w:sz w:val="20"/>
-          <w:szCs w:val="20"/>
+          <w:iCs/>
+          <w:i/>
         </w:rPr>
-      </w:pPr>
-      <w:bookmarkStart w:id="5" w:name="references"/>
-      <w:bookmarkEnd w:id="4"/>
+        <w:t xml:space="preserve">Proceedings of EMNLP</w:t>
+      </w:r>
+      <w:r>
+        <w:t xml:space="preserve">.</w:t>
+      </w:r>
+    </w:p>
+    <w:bookmarkEnd w:id="29"/>
+    <w:bookmarkStart w:id="30" w:name="ref-chen2022convfinqa"/>
+    <w:p>
+      <w:pPr>
+        <w:pStyle w:val="Bibliography"/>
+      </w:pPr>
+      <w:r>
+        <w:t xml:space="preserve">Chen, Zhiyu, Shiyang Li, Charese Smiley, Zhiqiang Ma, Sameena Shah, and William Yang Wang. 2022.</w:t>
+      </w:r>
+      <w:r>
+        <w:t xml:space="preserve"> </w:t>
+      </w:r>
+      <w:r>
+        <w:t xml:space="preserve">“</w:t>
+      </w:r>
+      <w:r>
+        <w:t xml:space="preserve">ConvFinQA</w:t>
+      </w:r>
+      <w:r>
+        <w:t xml:space="preserve">: Exploring the Chain of Numerical Reasoning in Conversational Finance Question Answering.”</w:t>
+      </w:r>
+      <w:r>
+        <w:t xml:space="preserve"> </w:t>
+      </w:r>
+      <w:r>
+        <w:t xml:space="preserve">In</w:t>
+      </w:r>
+      <w:r>
+        <w:t xml:space="preserve"> </w:t>
+      </w:r>
       <w:r>
         <w:rPr>
-          <w:rFonts w:ascii="Times New Roman" w:hAnsi="Times New Roman" w:cs="Times New Roman"/>
-          <w:b/>
-          <w:bCs/>
-          <w:sz w:val="20"/>
-          <w:szCs w:val="20"/>
+          <w:iCs/>
+          <w:i/>
         </w:rPr>
-        <w:t>References</w:t>
+        <w:t xml:space="preserve">Proceedings of EMNLP</w:t>
+      </w:r>
+      <w:r>
+        <w:t xml:space="preserve">.</w:t>
       </w:r>
     </w:p>
+    <w:bookmarkEnd w:id="30"/>
+    <w:bookmarkStart w:id="31" w:name="ref-es2024ragas"/>
     <w:p>
       <w:pPr>
+        <w:pStyle w:val="Bibliography"/>
+      </w:pPr>
+      <w:r>
+        <w:t xml:space="preserve">Es, Shahul, Jithin James, Luis Espinosa-Anke, and Steven Schockaert. 2024.</w:t>
+      </w:r>
+      <w:r>
+        <w:t xml:space="preserve"> </w:t>
+      </w:r>
+      <w:r>
+        <w:t xml:space="preserve">“</w:t>
+      </w:r>
+      <w:r>
+        <w:t xml:space="preserve">RAGAS</w:t>
+      </w:r>
+      <w:r>
+        <w:t xml:space="preserve">: Automated Evaluation of Retrieval Augmented Generation.”</w:t>
+      </w:r>
+      <w:r>
+        <w:t xml:space="preserve"> </w:t>
+      </w:r>
+      <w:r>
+        <w:t xml:space="preserve">In</w:t>
+      </w:r>
+      <w:r>
+        <w:t xml:space="preserve"> </w:t>
+      </w:r>
+      <w:r>
         <w:rPr>
-          <w:rFonts w:ascii="Times New Roman" w:hAnsi="Times New Roman" w:cs="Times New Roman"/>
-          <w:sz w:val="20"/>
-          <w:szCs w:val="20"/>
+          <w:iCs/>
+          <w:i/>
         </w:rPr>
-      </w:pPr>
-      <w:bookmarkStart w:id="6" w:name="ref-asai2024selfrag"/>
-      <w:bookmarkStart w:id="7" w:name="refs"/>
+        <w:t xml:space="preserve">Proceedings of EACL: System Demonstrations</w:t>
+      </w:r>
+      <w:r>
+        <w:t xml:space="preserve">.</w:t>
+      </w:r>
+    </w:p>
+    <w:bookmarkEnd w:id="31"/>
+    <w:bookmarkStart w:id="32" w:name="ref-friel2024ragbench"/>
+    <w:p>
+      <w:pPr>
+        <w:pStyle w:val="Bibliography"/>
+      </w:pPr>
+      <w:r>
+        <w:t xml:space="preserve">Friel, Robert, Masha Belyi, and Atindriyo Sanyal. 2024.</w:t>
+      </w:r>
+      <w:r>
+        <w:t xml:space="preserve"> </w:t>
+      </w:r>
+      <w:r>
+        <w:t xml:space="preserve">“</w:t>
+      </w:r>
+      <w:r>
+        <w:t xml:space="preserve">RAGBench</w:t>
+      </w:r>
+      <w:r>
+        <w:t xml:space="preserve">: Explainable Benchmark for Retrieval-Augmented Generation Systems.”</w:t>
+      </w:r>
+      <w:r>
+        <w:t xml:space="preserve"> </w:t>
+      </w:r>
       <w:r>
         <w:rPr>
-          <w:rFonts w:ascii="Times New Roman" w:hAnsi="Times New Roman" w:cs="Times New Roman"/>
-          <w:sz w:val="20"/>
-          <w:szCs w:val="20"/>
+          <w:iCs/>
+          <w:i/>
         </w:rPr>
-        <w:t xml:space="preserve">Asai, Akari, Zeqiu Wu, Yizhong Wang, Avirup Sil, and Hannaneh Hajishirzi. 2024. “Self-RAG: Learning to Retrieve, Generate, and Critique Through Self-Reflection.” In </w:t>
+        <w:t xml:space="preserve">arXiv Preprint arXiv:2407.11005</w:t>
+      </w:r>
+      <w:r>
+        <w:t xml:space="preserve">.</w:t>
+      </w:r>
+    </w:p>
+    <w:bookmarkEnd w:id="32"/>
+    <w:bookmarkStart w:id="33" w:name="ref-gao2023ragsurvey"/>
+    <w:p>
+      <w:pPr>
+        <w:pStyle w:val="Bibliography"/>
+      </w:pPr>
+      <w:r>
+        <w:t xml:space="preserve">Gao, Yunfan, Yun Xiong, Xinyu Gao, Kangxiang Jia, Jinliu Pan, Yuxi Bi, Yi Dai, Jiawei Sun, and Haofen Wang. 2023.</w:t>
+      </w:r>
+      <w:r>
+        <w:t xml:space="preserve"> </w:t>
+      </w:r>
+      <w:r>
+        <w:t xml:space="preserve">“Retrieval-Augmented Generation for Large Language Models: A Survey.”</w:t>
+      </w:r>
+      <w:r>
+        <w:t xml:space="preserve"> </w:t>
       </w:r>
       <w:r>
         <w:rPr>
-          <w:rFonts w:ascii="Times New Roman" w:hAnsi="Times New Roman" w:cs="Times New Roman"/>
+          <w:iCs/>
           <w:i/>
+        </w:rPr>
+        <w:t xml:space="preserve">arXiv Preprint arXiv:2312.10997</w:t>
+      </w:r>
+      <w:r>
+        <w:t xml:space="preserve">.</w:t>
+      </w:r>
+    </w:p>
+    <w:bookmarkEnd w:id="33"/>
+    <w:bookmarkStart w:id="34" w:name="ref-guu2020realm"/>
+    <w:p>
+      <w:pPr>
+        <w:pStyle w:val="Bibliography"/>
+      </w:pPr>
+      <w:r>
+        <w:t xml:space="preserve">Guu, Kelvin, Kenton Lee, Zora Tung, Panupong Pasupat, and Ming-Wei Chang. 2020.</w:t>
+      </w:r>
+      <w:r>
+        <w:t xml:space="preserve"> </w:t>
+      </w:r>
+      <w:r>
+        <w:t xml:space="preserve">“</w:t>
+      </w:r>
+      <w:r>
+        <w:t xml:space="preserve">REALM</w:t>
+      </w:r>
+      <w:r>
+        <w:t xml:space="preserve">: Retrieval-Augmented Language Model Pre-Training.”</w:t>
+      </w:r>
+      <w:r>
+        <w:t xml:space="preserve"> </w:t>
+      </w:r>
+      <w:r>
+        <w:t xml:space="preserve">In</w:t>
+      </w:r>
+      <w:r>
+        <w:t xml:space="preserve"> </w:t>
+      </w:r>
+      <w:r>
+        <w:rPr>
           <w:iCs/>
-          <w:sz w:val="20"/>
-          <w:szCs w:val="20"/>
+          <w:i/>
         </w:rPr>
-        <w:t>Proceedings of ICLR</w:t>
+        <w:t xml:space="preserve">Proceedings of ICML</w:t>
+      </w:r>
+      <w:r>
+        <w:t xml:space="preserve">.</w:t>
+      </w:r>
+    </w:p>
+    <w:bookmarkEnd w:id="34"/>
+    <w:bookmarkStart w:id="35" w:name="ref-huang2023hallucinationsurvey"/>
+    <w:p>
+      <w:pPr>
+        <w:pStyle w:val="Bibliography"/>
+      </w:pPr>
+      <w:r>
+        <w:t xml:space="preserve">Huang, Lei, Weijiang Yu, Weitao Ma, Weihong Zhong, Zhangyin Feng, Haotian Wang, Qianglong Chen, et al. 2023.</w:t>
+      </w:r>
+      <w:r>
+        <w:t xml:space="preserve"> </w:t>
+      </w:r>
+      <w:r>
+        <w:t xml:space="preserve">“A Survey on Hallucination in Large Language Models: Principles, Taxonomy, Challenges, and Open Questions.”</w:t>
+      </w:r>
+      <w:r>
+        <w:t xml:space="preserve"> </w:t>
       </w:r>
       <w:r>
         <w:rPr>
-          <w:rFonts w:ascii="Times New Roman" w:hAnsi="Times New Roman" w:cs="Times New Roman"/>
-          <w:sz w:val="20"/>
-          <w:szCs w:val="20"/>
+          <w:iCs/>
+          <w:i/>
         </w:rPr>
-        <w:t>.</w:t>
+        <w:t xml:space="preserve">arXiv Preprint arXiv:2311.05232</w:t>
+      </w:r>
+      <w:r>
+        <w:t xml:space="preserve">.</w:t>
       </w:r>
     </w:p>
+    <w:bookmarkEnd w:id="35"/>
+    <w:bookmarkStart w:id="36" w:name="ref-islam2023financebench"/>
     <w:p>
       <w:pPr>
+        <w:pStyle w:val="Bibliography"/>
+      </w:pPr>
+      <w:r>
+        <w:t xml:space="preserve">Islam, Pranab, Anand Kannappan, Douwe Kiela, Rebecca Qian, Nino Scherrer, and Bertie Vidgen. 2023.</w:t>
+      </w:r>
+      <w:r>
+        <w:t xml:space="preserve"> </w:t>
+      </w:r>
+      <w:r>
+        <w:t xml:space="preserve">“</w:t>
+      </w:r>
+      <w:r>
+        <w:t xml:space="preserve">FinanceBench</w:t>
+      </w:r>
+      <w:r>
+        <w:t xml:space="preserve">: A New Benchmark for Financial Question Answering.”</w:t>
+      </w:r>
+      <w:r>
+        <w:t xml:space="preserve"> </w:t>
+      </w:r>
+      <w:r>
         <w:rPr>
-          <w:rFonts w:ascii="Times New Roman" w:hAnsi="Times New Roman" w:cs="Times New Roman"/>
-          <w:sz w:val="20"/>
-          <w:szCs w:val="20"/>
+          <w:iCs/>
+          <w:i/>
         </w:rPr>
-      </w:pPr>
-      <w:bookmarkStart w:id="8" w:name="ref-chen2024rgb"/>
-      <w:bookmarkEnd w:id="6"/>
+        <w:t xml:space="preserve">arXiv Preprint arXiv:2311.11944</w:t>
+      </w:r>
+      <w:r>
+        <w:t xml:space="preserve">.</w:t>
+      </w:r>
+    </w:p>
+    <w:bookmarkEnd w:id="36"/>
+    <w:bookmarkStart w:id="37" w:name="ref-izacard2021fid"/>
+    <w:p>
+      <w:pPr>
+        <w:pStyle w:val="Bibliography"/>
+      </w:pPr>
+      <w:r>
+        <w:t xml:space="preserve">Izacard, Gautier, and Edouard Grave. 2021.</w:t>
+      </w:r>
+      <w:r>
+        <w:t xml:space="preserve"> </w:t>
+      </w:r>
+      <w:r>
+        <w:t xml:space="preserve">“Leveraging Passage Retrieval with Generative Models for Open Domain Question Answering.”</w:t>
+      </w:r>
+      <w:r>
+        <w:t xml:space="preserve"> </w:t>
+      </w:r>
+      <w:r>
+        <w:t xml:space="preserve">In</w:t>
+      </w:r>
+      <w:r>
+        <w:t xml:space="preserve"> </w:t>
+      </w:r>
       <w:r>
         <w:rPr>
-          <w:rFonts w:ascii="Times New Roman" w:hAnsi="Times New Roman" w:cs="Times New Roman"/>
-          <w:sz w:val="20"/>
-          <w:szCs w:val="20"/>
+          <w:iCs/>
+          <w:i/>
         </w:rPr>
-        <w:t xml:space="preserve">Chen, Jiawei, Hongyu Lin, Xianpei Han, and Le Sun. 2024. “Benchmarking Large Language Models in Retrieval-Augmented Generation.” In </w:t>
+        <w:t xml:space="preserve">Proceedings of EACL</w:t>
+      </w:r>
+      <w:r>
+        <w:t xml:space="preserve">.</w:t>
+      </w:r>
+    </w:p>
+    <w:bookmarkEnd w:id="37"/>
+    <w:bookmarkStart w:id="38" w:name="ref-ji2023hallucination"/>
+    <w:p>
+      <w:pPr>
+        <w:pStyle w:val="Bibliography"/>
+      </w:pPr>
+      <w:r>
+        <w:t xml:space="preserve">Ji, Ziwei, Nayeon Lee, Rita Frieske, Tiezheng Yu, Dan Su, Yan Xu, Etsuko Ishii, Ye Jin Bang, Andrea Madotto, and Pascale Fung. 2023.</w:t>
+      </w:r>
+      <w:r>
+        <w:t xml:space="preserve"> </w:t>
+      </w:r>
+      <w:r>
+        <w:t xml:space="preserve">“Survey of Hallucination in Natural Language Generation.”</w:t>
+      </w:r>
+      <w:r>
+        <w:t xml:space="preserve"> </w:t>
       </w:r>
       <w:r>
         <w:rPr>
-          <w:rFonts w:ascii="Times New Roman" w:hAnsi="Times New Roman" w:cs="Times New Roman"/>
+          <w:iCs/>
           <w:i/>
+        </w:rPr>
+        <w:t xml:space="preserve">ACM Computing Surveys</w:t>
+      </w:r>
+      <w:r>
+        <w:t xml:space="preserve"> </w:t>
+      </w:r>
+      <w:r>
+        <w:t xml:space="preserve">55 (12): 1–38.</w:t>
+      </w:r>
+    </w:p>
+    <w:bookmarkEnd w:id="38"/>
+    <w:bookmarkStart w:id="39" w:name="ref-jiang2023mistral"/>
+    <w:p>
+      <w:pPr>
+        <w:pStyle w:val="Bibliography"/>
+      </w:pPr>
+      <w:r>
+        <w:t xml:space="preserve">Jiang, Albert Q., Alexandre Sablayrolles, Arthur Mensch, Chris Bamford, Devendra Singh Chaplot, Diego de las Casas, Florian Bressand, et al. 2023.</w:t>
+      </w:r>
+      <w:r>
+        <w:t xml:space="preserve"> </w:t>
+      </w:r>
+      <w:r>
+        <w:t xml:space="preserve">“</w:t>
+      </w:r>
+      <w:r>
+        <w:t xml:space="preserve">Mistral</w:t>
+      </w:r>
+      <w:r>
+        <w:t xml:space="preserve"> </w:t>
+      </w:r>
+      <w:r>
+        <w:t xml:space="preserve">7</w:t>
+      </w:r>
+      <w:r>
+        <w:t xml:space="preserve">B</w:t>
+      </w:r>
+      <w:r>
+        <w:t xml:space="preserve">.”</w:t>
+      </w:r>
+      <w:r>
+        <w:t xml:space="preserve"> </w:t>
+      </w:r>
+      <w:r>
+        <w:rPr>
           <w:iCs/>
-          <w:sz w:val="20"/>
-          <w:szCs w:val="20"/>
+          <w:i/>
         </w:rPr>
-        <w:t>Proceedings of AAAI</w:t>
+        <w:t xml:space="preserve">arXiv Preprint arXiv:2310.06825</w:t>
+      </w:r>
+      <w:r>
+        <w:t xml:space="preserve">.</w:t>
+      </w:r>
+    </w:p>
+    <w:bookmarkEnd w:id="39"/>
+    <w:bookmarkStart w:id="40" w:name="ref-karpukhin2020dpr"/>
+    <w:p>
+      <w:pPr>
+        <w:pStyle w:val="Bibliography"/>
+      </w:pPr>
+      <w:r>
+        <w:t xml:space="preserve">Karpukhin, Vladimir, Barlas Oğuz, Sewon Min, Patrick Lewis, Ledell Wu, Sergey Edunov, Danqi Chen, and Wen-tau Yih. 2020.</w:t>
+      </w:r>
+      <w:r>
+        <w:t xml:space="preserve"> </w:t>
+      </w:r>
+      <w:r>
+        <w:t xml:space="preserve">“Dense Passage Retrieval for Open-Domain Question Answering.”</w:t>
+      </w:r>
+      <w:r>
+        <w:t xml:space="preserve"> </w:t>
+      </w:r>
+      <w:r>
+        <w:t xml:space="preserve">In</w:t>
+      </w:r>
+      <w:r>
+        <w:t xml:space="preserve"> </w:t>
       </w:r>
       <w:r>
         <w:rPr>
-          <w:rFonts w:ascii="Times New Roman" w:hAnsi="Times New Roman" w:cs="Times New Roman"/>
-          <w:sz w:val="20"/>
-          <w:szCs w:val="20"/>
+          <w:iCs/>
+          <w:i/>
         </w:rPr>
-        <w:t>.</w:t>
+        <w:t xml:space="preserve">Proceedings of EMNLP</w:t>
+      </w:r>
+      <w:r>
+        <w:t xml:space="preserve">.</w:t>
       </w:r>
     </w:p>
+    <w:bookmarkEnd w:id="40"/>
+    <w:bookmarkStart w:id="41" w:name="ref-lewis2020rag"/>
     <w:p>
       <w:pPr>
+        <w:pStyle w:val="Bibliography"/>
+      </w:pPr>
+      <w:r>
+        <w:t xml:space="preserve">Lewis, Patrick, Ethan Perez, Aleksandra Piktus, Fabio Petroni, Vladimir Karpukhin, Naman Goyal, Heinrich Küttler, et al. 2020.</w:t>
+      </w:r>
+      <w:r>
+        <w:t xml:space="preserve"> </w:t>
+      </w:r>
+      <w:r>
+        <w:t xml:space="preserve">“Retrieval-Augmented Generation for Knowledge-Intensive</w:t>
+      </w:r>
+      <w:r>
+        <w:t xml:space="preserve"> </w:t>
+      </w:r>
+      <w:r>
+        <w:t xml:space="preserve">NLP</w:t>
+      </w:r>
+      <w:r>
+        <w:t xml:space="preserve"> </w:t>
+      </w:r>
+      <w:r>
+        <w:t xml:space="preserve">Tasks.”</w:t>
+      </w:r>
+      <w:r>
+        <w:t xml:space="preserve"> </w:t>
+      </w:r>
+      <w:r>
+        <w:t xml:space="preserve">In</w:t>
+      </w:r>
+      <w:r>
+        <w:t xml:space="preserve"> </w:t>
+      </w:r>
+      <w:r>
         <w:rPr>
-          <w:rFonts w:ascii="Times New Roman" w:hAnsi="Times New Roman" w:cs="Times New Roman"/>
-          <w:sz w:val="20"/>
-          <w:szCs w:val="20"/>
+          <w:iCs/>
+          <w:i/>
         </w:rPr>
-      </w:pPr>
-      <w:bookmarkStart w:id="9" w:name="ref-chen2021finqa"/>
-      <w:bookmarkEnd w:id="8"/>
+        <w:t xml:space="preserve">Advances in Neural Information Processing Systems (NeurIPS)</w:t>
+      </w:r>
+      <w:r>
+        <w:t xml:space="preserve">.</w:t>
+      </w:r>
+    </w:p>
+    <w:bookmarkEnd w:id="41"/>
+    <w:bookmarkStart w:id="42" w:name="ref-ma2023queryrewriting"/>
+    <w:p>
+      <w:pPr>
+        <w:pStyle w:val="Bibliography"/>
+      </w:pPr>
+      <w:r>
+        <w:t xml:space="preserve">Ma, Xinbei, Yeyun Gong, Pengcheng He, Hai Zhao, and Nan Duan. 2023.</w:t>
+      </w:r>
+      <w:r>
+        <w:t xml:space="preserve"> </w:t>
+      </w:r>
+      <w:r>
+        <w:t xml:space="preserve">“Query Rewriting for Retrieval-Augmented Large Language Models.”</w:t>
+      </w:r>
+      <w:r>
+        <w:t xml:space="preserve"> </w:t>
+      </w:r>
+      <w:r>
+        <w:t xml:space="preserve">In</w:t>
+      </w:r>
+      <w:r>
+        <w:t xml:space="preserve"> </w:t>
+      </w:r>
       <w:r>
         <w:rPr>
-          <w:rFonts w:ascii="Times New Roman" w:hAnsi="Times New Roman" w:cs="Times New Roman"/>
-          <w:sz w:val="20"/>
-          <w:szCs w:val="20"/>
+          <w:iCs/>
+          <w:i/>
         </w:rPr>
-        <w:t xml:space="preserve">Chen, Zhiyu, Wenhu Chen, Charese Smiley, Sameena Shah, Iana Borova, Dylan Langdon, Reema Moussa, et al. 2021. “FinQA: A Dataset of Numerical Reasoning over Financial Data.” In </w:t>
+        <w:t xml:space="preserve">Proceedings of EMNLP</w:t>
+      </w:r>
+      <w:r>
+        <w:t xml:space="preserve">.</w:t>
+      </w:r>
+    </w:p>
+    <w:bookmarkEnd w:id="42"/>
+    <w:bookmarkStart w:id="43" w:name="ref-manakul2023selfcheckgpt"/>
+    <w:p>
+      <w:pPr>
+        <w:pStyle w:val="Bibliography"/>
+      </w:pPr>
+      <w:r>
+        <w:t xml:space="preserve">Manakul, Potsawee, Adian Liusie, and Mark J. F. Gales. 2023.</w:t>
+      </w:r>
+      <w:r>
+        <w:t xml:space="preserve"> </w:t>
+      </w:r>
+      <w:r>
+        <w:t xml:space="preserve">“</w:t>
+      </w:r>
+      <w:r>
+        <w:t xml:space="preserve">SelfCheckGPT</w:t>
+      </w:r>
+      <w:r>
+        <w:t xml:space="preserve">: Zero-Resource Black-Box Hallucination Detection for Generative Large Language Models.”</w:t>
+      </w:r>
+      <w:r>
+        <w:t xml:space="preserve"> </w:t>
+      </w:r>
+      <w:r>
+        <w:t xml:space="preserve">In</w:t>
+      </w:r>
+      <w:r>
+        <w:t xml:space="preserve"> </w:t>
       </w:r>
       <w:r>
         <w:rPr>
-          <w:rFonts w:ascii="Times New Roman" w:hAnsi="Times New Roman" w:cs="Times New Roman"/>
+          <w:iCs/>
           <w:i/>
+        </w:rPr>
+        <w:t xml:space="preserve">Proceedings of EMNLP</w:t>
+      </w:r>
+      <w:r>
+        <w:t xml:space="preserve">.</w:t>
+      </w:r>
+    </w:p>
+    <w:bookmarkEnd w:id="43"/>
+    <w:bookmarkStart w:id="44" w:name="ref-min2023factscore"/>
+    <w:p>
+      <w:pPr>
+        <w:pStyle w:val="Bibliography"/>
+      </w:pPr>
+      <w:r>
+        <w:t xml:space="preserve">Min, Sewon, Kalpesh Krishna, Xinxi Lyu, Mike Lewis, Wen-tau Yih, Pang Wei Koh, Mohit Iyyer, Luke Zettlemoyer, and Hannaneh Hajishirzi. 2023.</w:t>
+      </w:r>
+      <w:r>
+        <w:t xml:space="preserve"> </w:t>
+      </w:r>
+      <w:r>
+        <w:t xml:space="preserve">“</w:t>
+      </w:r>
+      <w:r>
+        <w:t xml:space="preserve">FActScore</w:t>
+      </w:r>
+      <w:r>
+        <w:t xml:space="preserve">: Fine-Grained Atomic Evaluation of Factual Precision in Long Form Text Generation.”</w:t>
+      </w:r>
+      <w:r>
+        <w:t xml:space="preserve"> </w:t>
+      </w:r>
+      <w:r>
+        <w:t xml:space="preserve">In</w:t>
+      </w:r>
+      <w:r>
+        <w:t xml:space="preserve"> </w:t>
+      </w:r>
+      <w:r>
+        <w:rPr>
           <w:iCs/>
-          <w:sz w:val="20"/>
-          <w:szCs w:val="20"/>
+          <w:i/>
         </w:rPr>
-        <w:t>Proceedings of EMNLP</w:t>
+        <w:t xml:space="preserve">Proceedings of EMNLP</w:t>
+      </w:r>
+      <w:r>
+        <w:t xml:space="preserve">.</w:t>
+      </w:r>
+    </w:p>
+    <w:bookmarkEnd w:id="44"/>
+    <w:bookmarkStart w:id="45" w:name="ref-niu2024ragtruth"/>
+    <w:p>
+      <w:pPr>
+        <w:pStyle w:val="Bibliography"/>
+      </w:pPr>
+      <w:r>
+        <w:t xml:space="preserve">Niu, Cheng, Yuanhao Wu, Juno Zhu, Siliang Xu, Kashun Shum, Randy Zhong, Juntong Song, and Tong Zhang. 2024.</w:t>
+      </w:r>
+      <w:r>
+        <w:t xml:space="preserve"> </w:t>
+      </w:r>
+      <w:r>
+        <w:t xml:space="preserve">“</w:t>
+      </w:r>
+      <w:r>
+        <w:t xml:space="preserve">RAGTruth</w:t>
+      </w:r>
+      <w:r>
+        <w:t xml:space="preserve">: A Hallucination Corpus for Developing Trustworthy Retrieval-Augmented Language Models.”</w:t>
+      </w:r>
+      <w:r>
+        <w:t xml:space="preserve"> </w:t>
+      </w:r>
+      <w:r>
+        <w:t xml:space="preserve">In</w:t>
+      </w:r>
+      <w:r>
+        <w:t xml:space="preserve"> </w:t>
       </w:r>
       <w:r>
         <w:rPr>
-          <w:rFonts w:ascii="Times New Roman" w:hAnsi="Times New Roman" w:cs="Times New Roman"/>
-          <w:sz w:val="20"/>
-          <w:szCs w:val="20"/>
+          <w:iCs/>
+          <w:i/>
         </w:rPr>
-        <w:t>.</w:t>
+        <w:t xml:space="preserve">Proceedings of ACL</w:t>
+      </w:r>
+      <w:r>
+        <w:t xml:space="preserve">.</w:t>
       </w:r>
     </w:p>
+    <w:bookmarkEnd w:id="45"/>
+    <w:bookmarkStart w:id="46" w:name="ref-rajpurkar2016squad"/>
     <w:p>
       <w:pPr>
+        <w:pStyle w:val="Bibliography"/>
+      </w:pPr>
+      <w:r>
+        <w:t xml:space="preserve">Rajpurkar, Pranav, Jian Zhang, Konstantin Lopyrev, and Percy Liang. 2016.</w:t>
+      </w:r>
+      <w:r>
+        <w:t xml:space="preserve"> </w:t>
+      </w:r>
+      <w:r>
+        <w:t xml:space="preserve">“</w:t>
+      </w:r>
+      <w:r>
+        <w:t xml:space="preserve">SQuAD</w:t>
+      </w:r>
+      <w:r>
+        <w:t xml:space="preserve">: 100,000+ Questions for Machine Comprehension of Text.”</w:t>
+      </w:r>
+      <w:r>
+        <w:t xml:space="preserve"> </w:t>
+      </w:r>
+      <w:r>
+        <w:t xml:space="preserve">In</w:t>
+      </w:r>
+      <w:r>
+        <w:t xml:space="preserve"> </w:t>
+      </w:r>
+      <w:r>
         <w:rPr>
-          <w:rFonts w:ascii="Times New Roman" w:hAnsi="Times New Roman" w:cs="Times New Roman"/>
-          <w:sz w:val="20"/>
-          <w:szCs w:val="20"/>
+          <w:iCs/>
+          <w:i/>
         </w:rPr>
-      </w:pPr>
-      <w:bookmarkStart w:id="10" w:name="ref-chen2022convfinqa"/>
-      <w:bookmarkEnd w:id="9"/>
+        <w:t xml:space="preserve">Proceedings of EMNLP</w:t>
+      </w:r>
+      <w:r>
+        <w:t xml:space="preserve">.</w:t>
+      </w:r>
+    </w:p>
+    <w:bookmarkEnd w:id="46"/>
+    <w:bookmarkStart w:id="47" w:name="ref-reimers2019sbert"/>
+    <w:p>
+      <w:pPr>
+        <w:pStyle w:val="Bibliography"/>
+      </w:pPr>
+      <w:r>
+        <w:t xml:space="preserve">Reimers, Nils, and Iryna Gurevych. 2019.</w:t>
+      </w:r>
+      <w:r>
+        <w:t xml:space="preserve"> </w:t>
+      </w:r>
+      <w:r>
+        <w:t xml:space="preserve">“Sentence-</w:t>
+      </w:r>
+      <w:r>
+        <w:t xml:space="preserve">BERT</w:t>
+      </w:r>
+      <w:r>
+        <w:t xml:space="preserve">: Sentence Embeddings Using Siamese</w:t>
+      </w:r>
+      <w:r>
+        <w:t xml:space="preserve"> </w:t>
+      </w:r>
+      <w:r>
+        <w:t xml:space="preserve">BERT</w:t>
+      </w:r>
+      <w:r>
+        <w:t xml:space="preserve">-Networks.”</w:t>
+      </w:r>
+      <w:r>
+        <w:t xml:space="preserve"> </w:t>
+      </w:r>
+      <w:r>
+        <w:t xml:space="preserve">In</w:t>
+      </w:r>
+      <w:r>
+        <w:t xml:space="preserve"> </w:t>
+      </w:r>
       <w:r>
         <w:rPr>
-          <w:rFonts w:ascii="Times New Roman" w:hAnsi="Times New Roman" w:cs="Times New Roman"/>
-          <w:sz w:val="20"/>
-          <w:szCs w:val="20"/>
+          <w:iCs/>
+          <w:i/>
         </w:rPr>
-        <w:t xml:space="preserve">Chen, Zhiyu, Shiyang Li, Charese Smiley, Zhiqiang Ma, Sameena Shah, and William Yang Wang. 2022. “ConvFinQA: Exploring the Chain of Numerical Reasoning in Conversational Finance Question Answering.” In </w:t>
+        <w:t xml:space="preserve">Proceedings of EMNLP</w:t>
+      </w:r>
+      <w:r>
+        <w:t xml:space="preserve">.</w:t>
+      </w:r>
+    </w:p>
+    <w:bookmarkEnd w:id="47"/>
+    <w:bookmarkStart w:id="48" w:name="ref-robertson2009bm25"/>
+    <w:p>
+      <w:pPr>
+        <w:pStyle w:val="Bibliography"/>
+      </w:pPr>
+      <w:r>
+        <w:t xml:space="preserve">Robertson, Stephen, and Hugo Zaragoza. 2009.</w:t>
+      </w:r>
+      <w:r>
+        <w:t xml:space="preserve"> </w:t>
+      </w:r>
+      <w:r>
+        <w:t xml:space="preserve">“The Probabilistic Relevance Framework:</w:t>
+      </w:r>
+      <w:r>
+        <w:t xml:space="preserve"> </w:t>
+      </w:r>
+      <w:r>
+        <w:t xml:space="preserve">Bm25</w:t>
+      </w:r>
+      <w:r>
+        <w:t xml:space="preserve"> </w:t>
+      </w:r>
+      <w:r>
+        <w:t xml:space="preserve">and Beyond.”</w:t>
+      </w:r>
+      <w:r>
+        <w:t xml:space="preserve"> </w:t>
       </w:r>
       <w:r>
         <w:rPr>
-          <w:rFonts w:ascii="Times New Roman" w:hAnsi="Times New Roman" w:cs="Times New Roman"/>
+          <w:iCs/>
           <w:i/>
+        </w:rPr>
+        <w:t xml:space="preserve">Foundations and Trends in Information Retrieval</w:t>
+      </w:r>
+      <w:r>
+        <w:t xml:space="preserve"> </w:t>
+      </w:r>
+      <w:r>
+        <w:t xml:space="preserve">3 (4): 333–89.</w:t>
+      </w:r>
+    </w:p>
+    <w:bookmarkEnd w:id="48"/>
+    <w:bookmarkStart w:id="49" w:name="ref-wu2023bloomberggpt"/>
+    <w:p>
+      <w:pPr>
+        <w:pStyle w:val="Bibliography"/>
+      </w:pPr>
+      <w:r>
+        <w:t xml:space="preserve">Wu, Shijie, Ozan Irsoy, Steven Lu, Vadim Dabravolski, Mark Dredze, Sebastian Gehrmann, Prabhanjan Kambadur, David Rosenberg, and Gideon Mann. 2023.</w:t>
+      </w:r>
+      <w:r>
+        <w:t xml:space="preserve"> </w:t>
+      </w:r>
+      <w:r>
+        <w:t xml:space="preserve">“</w:t>
+      </w:r>
+      <w:r>
+        <w:t xml:space="preserve">BloombergGPT</w:t>
+      </w:r>
+      <w:r>
+        <w:t xml:space="preserve">: A Large Language Model for Finance.”</w:t>
+      </w:r>
+      <w:r>
+        <w:t xml:space="preserve"> </w:t>
+      </w:r>
+      <w:r>
+        <w:rPr>
           <w:iCs/>
-          <w:sz w:val="20"/>
-          <w:szCs w:val="20"/>
+          <w:i/>
         </w:rPr>
-        <w:t>Proceedings of EMNLP</w:t>
+        <w:t xml:space="preserve">arXiv Preprint arXiv:2303.17564</w:t>
+      </w:r>
+      <w:r>
+        <w:t xml:space="preserve">.</w:t>
+      </w:r>
+    </w:p>
+    <w:bookmarkEnd w:id="49"/>
+    <w:bookmarkStart w:id="50" w:name="ref-yang2023fingpt"/>
+    <w:p>
+      <w:pPr>
+        <w:pStyle w:val="Bibliography"/>
+      </w:pPr>
+      <w:r>
+        <w:t xml:space="preserve">Yang, Hongyang, Xiao-Yang Liu, and Christina Dan Wang. 2023.</w:t>
+      </w:r>
+      <w:r>
+        <w:t xml:space="preserve"> </w:t>
+      </w:r>
+      <w:r>
+        <w:t xml:space="preserve">“</w:t>
+      </w:r>
+      <w:r>
+        <w:t xml:space="preserve">FinGPT</w:t>
+      </w:r>
+      <w:r>
+        <w:t xml:space="preserve">: Open-Source Financial Large Language Models.”</w:t>
+      </w:r>
+      <w:r>
+        <w:t xml:space="preserve"> </w:t>
       </w:r>
       <w:r>
         <w:rPr>
-          <w:rFonts w:ascii="Times New Roman" w:hAnsi="Times New Roman" w:cs="Times New Roman"/>
-          <w:sz w:val="20"/>
-          <w:szCs w:val="20"/>
+          <w:iCs/>
+          <w:i/>
         </w:rPr>
-        <w:t>.</w:t>
+        <w:t xml:space="preserve">arXiv Preprint arXiv:2306.06031</w:t>
+      </w:r>
+      <w:r>
+        <w:t xml:space="preserve">.</w:t>
       </w:r>
     </w:p>
+    <w:bookmarkEnd w:id="50"/>
+    <w:bookmarkStart w:id="51" w:name="ref-zhu2021tatqa"/>
     <w:p>
       <w:pPr>
+        <w:pStyle w:val="Bibliography"/>
+      </w:pPr>
+      <w:r>
+        <w:t xml:space="preserve">Zhu, Fengbin, Wenqiang Lei, Youcheng Huang, Chao Wang, Shuo Zhang, Jiancheng Lv, Fuli Feng, and Tat-Seng Chua. 2021.</w:t>
+      </w:r>
+      <w:r>
+        <w:t xml:space="preserve"> </w:t>
+      </w:r>
+      <w:r>
+        <w:t xml:space="preserve">“</w:t>
+      </w:r>
+      <w:r>
+        <w:t xml:space="preserve">TAT-QA</w:t>
+      </w:r>
+      <w:r>
+        <w:t xml:space="preserve">: A Question Answering Benchmark on a Hybrid of Tabular and Textual Content in Finance.”</w:t>
+      </w:r>
+      <w:r>
+        <w:t xml:space="preserve"> </w:t>
+      </w:r>
+      <w:r>
+        <w:t xml:space="preserve">In</w:t>
+      </w:r>
+      <w:r>
+        <w:t xml:space="preserve"> </w:t>
+      </w:r>
+      <w:r>
         <w:rPr>
-          <w:rFonts w:ascii="Times New Roman" w:hAnsi="Times New Roman" w:cs="Times New Roman"/>
-          <w:sz w:val="20"/>
-          <w:szCs w:val="20"/>
+          <w:iCs/>
+          <w:i/>
         </w:rPr>
-      </w:pPr>
-      <w:bookmarkStart w:id="11" w:name="ref-es2024ragas"/>
-      <w:bookmarkEnd w:id="10"/>
-      <w:r>
-        <w:rPr>
-          <w:rFonts w:ascii="Times New Roman" w:hAnsi="Times New Roman" w:cs="Times New Roman"/>
-          <w:sz w:val="20"/>
-          <w:szCs w:val="20"/>
-        </w:rPr>
-        <w:lastRenderedPageBreak/>
-        <w:t xml:space="preserve">Es, Shahul, Jithin James, Luis Espinosa-Anke, and Steven Schockaert. 2024. “RAGAS: Automated Evaluation of Retrieval Augmented Generation.” In </w:t>
-      </w:r>
-      <w:r>
-        <w:rPr>
-          <w:rFonts w:ascii="Times New Roman" w:hAnsi="Times New Roman" w:cs="Times New Roman"/>
-          <w:i/>
-          <w:iCs/>
-          <w:sz w:val="20"/>
-          <w:szCs w:val="20"/>
-        </w:rPr>
-        <w:t>Proceedings of EACL: System Demonstrations</w:t>
-      </w:r>
-      <w:r>
-        <w:rPr>
-          <w:rFonts w:ascii="Times New Roman" w:hAnsi="Times New Roman" w:cs="Times New Roman"/>
-          <w:sz w:val="20"/>
-          <w:szCs w:val="20"/>
-        </w:rPr>
-        <w:t>.</w:t>
+        <w:t xml:space="preserve">Proceedings of ACL</w:t>
+      </w:r>
+      <w:r>
+        <w:t xml:space="preserve">.</w:t>
       </w:r>
     </w:p>
-    <w:p>
-      <w:pPr>
-        <w:rPr>
-          <w:rFonts w:ascii="Times New Roman" w:hAnsi="Times New Roman" w:cs="Times New Roman"/>
-          <w:sz w:val="20"/>
-          <w:szCs w:val="20"/>
-        </w:rPr>
-      </w:pPr>
-      <w:bookmarkStart w:id="12" w:name="ref-friel2024ragbench"/>
-      <w:bookmarkEnd w:id="11"/>
-      <w:r>
-        <w:rPr>
-          <w:rFonts w:ascii="Times New Roman" w:hAnsi="Times New Roman" w:cs="Times New Roman"/>
-          <w:sz w:val="20"/>
-          <w:szCs w:val="20"/>
-        </w:rPr>
-        <w:t xml:space="preserve">Friel, Robert, Masha Belyi, and Atindriyo Sanyal. 2024. “RAGBench: Explainable Benchmark for Retrieval-Augmented Generation Systems.” </w:t>
-      </w:r>
-      <w:r>
-        <w:rPr>
-          <w:rFonts w:ascii="Times New Roman" w:hAnsi="Times New Roman" w:cs="Times New Roman"/>
-          <w:i/>
-          <w:iCs/>
-          <w:sz w:val="20"/>
-          <w:szCs w:val="20"/>
-        </w:rPr>
-        <w:t>arXiv Preprint arXiv:2407.11005</w:t>
-      </w:r>
-      <w:r>
-        <w:rPr>
-          <w:rFonts w:ascii="Times New Roman" w:hAnsi="Times New Roman" w:cs="Times New Roman"/>
-          <w:sz w:val="20"/>
-          <w:szCs w:val="20"/>
-        </w:rPr>
-        <w:t>.</w:t>
-      </w:r>
-    </w:p>
-    <w:p>
-      <w:pPr>
-        <w:rPr>
-          <w:rFonts w:ascii="Times New Roman" w:hAnsi="Times New Roman" w:cs="Times New Roman"/>
-          <w:sz w:val="20"/>
-          <w:szCs w:val="20"/>
-        </w:rPr>
-      </w:pPr>
-      <w:bookmarkStart w:id="13" w:name="ref-gao2023ragsurvey"/>
-      <w:bookmarkEnd w:id="12"/>
-      <w:r>
-        <w:rPr>
-          <w:rFonts w:ascii="Times New Roman" w:hAnsi="Times New Roman" w:cs="Times New Roman"/>
-          <w:sz w:val="20"/>
-          <w:szCs w:val="20"/>
-        </w:rPr>
-        <w:t xml:space="preserve">Gao, Yunfan, Yun Xiong, Xinyu Gao, Kangxiang Jia, Jinliu Pan, Yuxi Bi, Yi Dai, Jiawei Sun, and Haofen Wang. 2023. “Retrieval-Augmented Generation for Large Language Models: A Survey.” </w:t>
-      </w:r>
-      <w:r>
-        <w:rPr>
-          <w:rFonts w:ascii="Times New Roman" w:hAnsi="Times New Roman" w:cs="Times New Roman"/>
-          <w:i/>
-          <w:iCs/>
-          <w:sz w:val="20"/>
-          <w:szCs w:val="20"/>
-        </w:rPr>
-        <w:t>arXiv Preprint arXiv:2312.10997</w:t>
-      </w:r>
-      <w:r>
-        <w:rPr>
-          <w:rFonts w:ascii="Times New Roman" w:hAnsi="Times New Roman" w:cs="Times New Roman"/>
-          <w:sz w:val="20"/>
-          <w:szCs w:val="20"/>
-        </w:rPr>
-        <w:t>.</w:t>
-      </w:r>
-    </w:p>
-    <w:p>
-      <w:pPr>
-        <w:rPr>
-          <w:rFonts w:ascii="Times New Roman" w:hAnsi="Times New Roman" w:cs="Times New Roman"/>
-          <w:sz w:val="20"/>
-          <w:szCs w:val="20"/>
-        </w:rPr>
-      </w:pPr>
-      <w:bookmarkStart w:id="14" w:name="ref-guu2020realm"/>
-      <w:bookmarkEnd w:id="13"/>
-      <w:r>
-        <w:rPr>
-          <w:rFonts w:ascii="Times New Roman" w:hAnsi="Times New Roman" w:cs="Times New Roman"/>
-          <w:sz w:val="20"/>
-          <w:szCs w:val="20"/>
-        </w:rPr>
-        <w:t xml:space="preserve">Guu, Kelvin, Kenton Lee, Zora Tung, Panupong Pasupat, and Ming-Wei Chang. 2020. “REALM: Retrieval-Augmented Language Model Pre-Training.” In </w:t>
-      </w:r>
-      <w:r>
-        <w:rPr>
-          <w:rFonts w:ascii="Times New Roman" w:hAnsi="Times New Roman" w:cs="Times New Roman"/>
-          <w:i/>
-          <w:iCs/>
-          <w:sz w:val="20"/>
-          <w:szCs w:val="20"/>
-        </w:rPr>
-        <w:t>Proceedings of ICML</w:t>
-      </w:r>
-      <w:r>
-        <w:rPr>
-          <w:rFonts w:ascii="Times New Roman" w:hAnsi="Times New Roman" w:cs="Times New Roman"/>
-          <w:sz w:val="20"/>
-          <w:szCs w:val="20"/>
-        </w:rPr>
-        <w:t>.</w:t>
-      </w:r>
-    </w:p>
-    <w:p>
-      <w:pPr>
-        <w:rPr>
-          <w:rFonts w:ascii="Times New Roman" w:hAnsi="Times New Roman" w:cs="Times New Roman"/>
-          <w:sz w:val="20"/>
-          <w:szCs w:val="20"/>
-        </w:rPr>
-      </w:pPr>
-      <w:bookmarkStart w:id="15" w:name="ref-huang2023hallucinationsurvey"/>
-      <w:bookmarkEnd w:id="14"/>
-      <w:r>
-        <w:rPr>
-          <w:rFonts w:ascii="Times New Roman" w:hAnsi="Times New Roman" w:cs="Times New Roman"/>
-          <w:sz w:val="20"/>
-          <w:szCs w:val="20"/>
-        </w:rPr>
-        <w:t xml:space="preserve">Huang, Lei, Weijiang Yu, Weitao Ma, Weihong Zhong, Zhangyin Feng, Haotian Wang, Qianglong Chen, et al. 2023. “A Survey on Hallucination in Large Language Models: Principles, Taxonomy, Challenges, and Open Questions.” </w:t>
-      </w:r>
-      <w:r>
-        <w:rPr>
-          <w:rFonts w:ascii="Times New Roman" w:hAnsi="Times New Roman" w:cs="Times New Roman"/>
-          <w:i/>
-          <w:iCs/>
-          <w:sz w:val="20"/>
-          <w:szCs w:val="20"/>
-        </w:rPr>
-        <w:t>arXiv Preprint arXiv:2311.05232</w:t>
-      </w:r>
-      <w:r>
-        <w:rPr>
-          <w:rFonts w:ascii="Times New Roman" w:hAnsi="Times New Roman" w:cs="Times New Roman"/>
-          <w:sz w:val="20"/>
-          <w:szCs w:val="20"/>
-        </w:rPr>
-        <w:t>.</w:t>
-      </w:r>
-    </w:p>
-    <w:p>
-      <w:pPr>
-        <w:rPr>
-          <w:rFonts w:ascii="Times New Roman" w:hAnsi="Times New Roman" w:cs="Times New Roman"/>
-          <w:sz w:val="20"/>
-          <w:szCs w:val="20"/>
-        </w:rPr>
-      </w:pPr>
-      <w:bookmarkStart w:id="16" w:name="ref-islam2023financebench"/>
-      <w:bookmarkEnd w:id="15"/>
-      <w:r>
-        <w:rPr>
-          <w:rFonts w:ascii="Times New Roman" w:hAnsi="Times New Roman" w:cs="Times New Roman"/>
-          <w:sz w:val="20"/>
-          <w:szCs w:val="20"/>
-        </w:rPr>
-        <w:t xml:space="preserve">Islam, Pranab, Anand Kannappan, Douwe Kiela, Rebecca Qian, Nino Scherrer, and Bertie Vidgen. 2023. “FinanceBench: A New Benchmark for Financial Question Answering.” </w:t>
-      </w:r>
-      <w:r>
-        <w:rPr>
-          <w:rFonts w:ascii="Times New Roman" w:hAnsi="Times New Roman" w:cs="Times New Roman"/>
-          <w:i/>
-          <w:iCs/>
-          <w:sz w:val="20"/>
-          <w:szCs w:val="20"/>
-        </w:rPr>
-        <w:t>arXiv Preprint arXiv:2311.11944</w:t>
-      </w:r>
-      <w:r>
-        <w:rPr>
-          <w:rFonts w:ascii="Times New Roman" w:hAnsi="Times New Roman" w:cs="Times New Roman"/>
-          <w:sz w:val="20"/>
-          <w:szCs w:val="20"/>
-        </w:rPr>
-        <w:t>.</w:t>
-      </w:r>
-    </w:p>
-    <w:p>
-      <w:pPr>
-        <w:rPr>
-          <w:rFonts w:ascii="Times New Roman" w:hAnsi="Times New Roman" w:cs="Times New Roman"/>
-          <w:sz w:val="20"/>
-          <w:szCs w:val="20"/>
-        </w:rPr>
-      </w:pPr>
-      <w:bookmarkStart w:id="17" w:name="ref-izacard2021fid"/>
-      <w:bookmarkEnd w:id="16"/>
-      <w:r>
-        <w:rPr>
-          <w:rFonts w:ascii="Times New Roman" w:hAnsi="Times New Roman" w:cs="Times New Roman"/>
-          <w:sz w:val="20"/>
-          <w:szCs w:val="20"/>
-        </w:rPr>
-        <w:t xml:space="preserve">Izacard, Gautier, and Edouard Grave. 2021. “Leveraging Passage Retrieval with Generative Models for Open Domain Question Answering.” In </w:t>
-      </w:r>
-      <w:r>
-        <w:rPr>
-          <w:rFonts w:ascii="Times New Roman" w:hAnsi="Times New Roman" w:cs="Times New Roman"/>
-          <w:i/>
-          <w:iCs/>
-          <w:sz w:val="20"/>
-          <w:szCs w:val="20"/>
-        </w:rPr>
-        <w:t>Proceedings of EACL</w:t>
-      </w:r>
-      <w:r>
-        <w:rPr>
-          <w:rFonts w:ascii="Times New Roman" w:hAnsi="Times New Roman" w:cs="Times New Roman"/>
-          <w:sz w:val="20"/>
-          <w:szCs w:val="20"/>
-        </w:rPr>
-        <w:t>.</w:t>
-      </w:r>
-    </w:p>
-    <w:p>
-      <w:pPr>
-        <w:rPr>
-          <w:rFonts w:ascii="Times New Roman" w:hAnsi="Times New Roman" w:cs="Times New Roman"/>
-          <w:sz w:val="20"/>
-          <w:szCs w:val="20"/>
-        </w:rPr>
-      </w:pPr>
-      <w:bookmarkStart w:id="18" w:name="ref-ji2023hallucination"/>
-      <w:bookmarkEnd w:id="17"/>
-      <w:r>
-        <w:rPr>
-          <w:rFonts w:ascii="Times New Roman" w:hAnsi="Times New Roman" w:cs="Times New Roman"/>
-          <w:sz w:val="20"/>
-          <w:szCs w:val="20"/>
-        </w:rPr>
-        <w:t xml:space="preserve">Ji, Ziwei, Nayeon Lee, Rita Frieske, Tiezheng Yu, Dan Su, Yan Xu, Etsuko Ishii, Ye Jin Bang, Andrea Madotto, and Pascale Fung. 2023. “Survey of Hallucination in Natural Language Generation.” </w:t>
-      </w:r>
-      <w:r>
-        <w:rPr>
-          <w:rFonts w:ascii="Times New Roman" w:hAnsi="Times New Roman" w:cs="Times New Roman"/>
-          <w:i/>
-          <w:iCs/>
-          <w:sz w:val="20"/>
-          <w:szCs w:val="20"/>
-        </w:rPr>
-        <w:t>ACM Computing Surveys</w:t>
-      </w:r>
-      <w:r>
-        <w:rPr>
-          <w:rFonts w:ascii="Times New Roman" w:hAnsi="Times New Roman" w:cs="Times New Roman"/>
-          <w:sz w:val="20"/>
-          <w:szCs w:val="20"/>
-        </w:rPr>
-        <w:t xml:space="preserve"> 55 (12): 1–38.</w:t>
-      </w:r>
-    </w:p>
-    <w:p>
-      <w:pPr>
-        <w:rPr>
-          <w:rFonts w:ascii="Times New Roman" w:hAnsi="Times New Roman" w:cs="Times New Roman"/>
-          <w:sz w:val="20"/>
-          <w:szCs w:val="20"/>
-        </w:rPr>
-      </w:pPr>
-      <w:bookmarkStart w:id="19" w:name="ref-jiang2023mistral"/>
-      <w:bookmarkEnd w:id="18"/>
-      <w:r>
-        <w:rPr>
-          <w:rFonts w:ascii="Times New Roman" w:hAnsi="Times New Roman" w:cs="Times New Roman"/>
-          <w:sz w:val="20"/>
-          <w:szCs w:val="20"/>
-        </w:rPr>
-        <w:t xml:space="preserve">Jiang, Albert Q., Alexandre Sablayrolles, Arthur Mensch, Chris Bamford, Devendra Singh Chaplot, Diego de las Casas, Florian Bressand, et al. 2023. “Mistral 7B.” </w:t>
-      </w:r>
-      <w:r>
-        <w:rPr>
-          <w:rFonts w:ascii="Times New Roman" w:hAnsi="Times New Roman" w:cs="Times New Roman"/>
-          <w:i/>
-          <w:iCs/>
-          <w:sz w:val="20"/>
-          <w:szCs w:val="20"/>
-        </w:rPr>
-        <w:t>arXiv Preprint arXiv:2310.06825</w:t>
-      </w:r>
-      <w:r>
-        <w:rPr>
-          <w:rFonts w:ascii="Times New Roman" w:hAnsi="Times New Roman" w:cs="Times New Roman"/>
-          <w:sz w:val="20"/>
-          <w:szCs w:val="20"/>
-        </w:rPr>
-        <w:t>.</w:t>
-      </w:r>
-    </w:p>
-    <w:p>
-      <w:pPr>
-        <w:rPr>
-          <w:rFonts w:ascii="Times New Roman" w:hAnsi="Times New Roman" w:cs="Times New Roman"/>
-          <w:sz w:val="20"/>
-          <w:szCs w:val="20"/>
-        </w:rPr>
-      </w:pPr>
-      <w:bookmarkStart w:id="20" w:name="ref-karpukhin2020dpr"/>
-      <w:bookmarkEnd w:id="19"/>
-      <w:r>
-        <w:rPr>
-          <w:rFonts w:ascii="Times New Roman" w:hAnsi="Times New Roman" w:cs="Times New Roman"/>
-          <w:sz w:val="20"/>
-          <w:szCs w:val="20"/>
-        </w:rPr>
-        <w:t xml:space="preserve">Karpukhin, Vladimir, Barlas Oğuz, Sewon Min, Patrick Lewis, Ledell Wu, Sergey Edunov, Danqi Chen, and Wen-tau Yih. 2020. “Dense Passage Retrieval for Open-Domain Question Answering.” In </w:t>
-      </w:r>
-      <w:r>
-        <w:rPr>
-          <w:rFonts w:ascii="Times New Roman" w:hAnsi="Times New Roman" w:cs="Times New Roman"/>
-          <w:i/>
-          <w:iCs/>
-          <w:sz w:val="20"/>
-          <w:szCs w:val="20"/>
-        </w:rPr>
-        <w:t>Proceedings of EMNLP</w:t>
-      </w:r>
-      <w:r>
-        <w:rPr>
-          <w:rFonts w:ascii="Times New Roman" w:hAnsi="Times New Roman" w:cs="Times New Roman"/>
-          <w:sz w:val="20"/>
-          <w:szCs w:val="20"/>
-        </w:rPr>
-        <w:t>.</w:t>
-      </w:r>
-    </w:p>
-    <w:p>
-      <w:pPr>
-        <w:rPr>
-          <w:rFonts w:ascii="Times New Roman" w:hAnsi="Times New Roman" w:cs="Times New Roman"/>
-          <w:sz w:val="20"/>
-          <w:szCs w:val="20"/>
-        </w:rPr>
-      </w:pPr>
-      <w:bookmarkStart w:id="21" w:name="ref-lewis2020rag"/>
-      <w:bookmarkEnd w:id="20"/>
-      <w:r>
-        <w:rPr>
-          <w:rFonts w:ascii="Times New Roman" w:hAnsi="Times New Roman" w:cs="Times New Roman"/>
-          <w:sz w:val="20"/>
-          <w:szCs w:val="20"/>
-        </w:rPr>
-        <w:t xml:space="preserve">Lewis, Patrick, Ethan Perez, Aleksandra Piktus, Fabio Petroni, Vladimir Karpukhin, Naman Goyal, Heinrich Küttler, et al. 2020. “Retrieval-Augmented Generation for Knowledge-Intensive NLP Tasks.” In </w:t>
-      </w:r>
-      <w:r>
-        <w:rPr>
-          <w:rFonts w:ascii="Times New Roman" w:hAnsi="Times New Roman" w:cs="Times New Roman"/>
-          <w:i/>
-          <w:iCs/>
-          <w:sz w:val="20"/>
-          <w:szCs w:val="20"/>
-        </w:rPr>
-        <w:t>Advances in Neural Information Processing Systems (NeurIPS)</w:t>
-      </w:r>
-      <w:r>
-        <w:rPr>
-          <w:rFonts w:ascii="Times New Roman" w:hAnsi="Times New Roman" w:cs="Times New Roman"/>
-          <w:sz w:val="20"/>
-          <w:szCs w:val="20"/>
-        </w:rPr>
-        <w:t>.</w:t>
-      </w:r>
-    </w:p>
-    <w:p>
-      <w:pPr>
-        <w:rPr>
-          <w:rFonts w:ascii="Times New Roman" w:hAnsi="Times New Roman" w:cs="Times New Roman"/>
-          <w:sz w:val="20"/>
-          <w:szCs w:val="20"/>
-        </w:rPr>
-      </w:pPr>
-      <w:bookmarkStart w:id="22" w:name="ref-ma2023queryrewriting"/>
-      <w:bookmarkEnd w:id="21"/>
-      <w:r>
-        <w:rPr>
-          <w:rFonts w:ascii="Times New Roman" w:hAnsi="Times New Roman" w:cs="Times New Roman"/>
-          <w:sz w:val="20"/>
-          <w:szCs w:val="20"/>
-        </w:rPr>
-        <w:t xml:space="preserve">Ma, Xinbei, Yeyun Gong, Pengcheng He, Hai Zhao, and Nan Duan. 2023. “Query Rewriting for Retrieval-Augmented Large Language Models.” In </w:t>
-      </w:r>
-      <w:r>
-        <w:rPr>
-          <w:rFonts w:ascii="Times New Roman" w:hAnsi="Times New Roman" w:cs="Times New Roman"/>
-          <w:i/>
-          <w:iCs/>
-          <w:sz w:val="20"/>
-          <w:szCs w:val="20"/>
-        </w:rPr>
-        <w:t>Proceedings of EMNLP</w:t>
-      </w:r>
-      <w:r>
-        <w:rPr>
-          <w:rFonts w:ascii="Times New Roman" w:hAnsi="Times New Roman" w:cs="Times New Roman"/>
-          <w:sz w:val="20"/>
-          <w:szCs w:val="20"/>
-        </w:rPr>
-        <w:t>.</w:t>
-      </w:r>
-    </w:p>
-    <w:p>
-      <w:pPr>
-        <w:rPr>
-          <w:rFonts w:ascii="Times New Roman" w:hAnsi="Times New Roman" w:cs="Times New Roman"/>
-          <w:sz w:val="20"/>
-          <w:szCs w:val="20"/>
-        </w:rPr>
-      </w:pPr>
-      <w:bookmarkStart w:id="23" w:name="ref-manakul2023selfcheckgpt"/>
-      <w:bookmarkEnd w:id="22"/>
-      <w:r>
-        <w:rPr>
-          <w:rFonts w:ascii="Times New Roman" w:hAnsi="Times New Roman" w:cs="Times New Roman"/>
-          <w:sz w:val="20"/>
-          <w:szCs w:val="20"/>
-        </w:rPr>
-        <w:t xml:space="preserve">Manakul, Potsawee, Adian Liusie, and Mark J. F. Gales. 2023. “SelfCheckGPT: Zero-Resource Black-Box Hallucination Detection for Generative Large Language Models.” In </w:t>
-      </w:r>
-      <w:r>
-        <w:rPr>
-          <w:rFonts w:ascii="Times New Roman" w:hAnsi="Times New Roman" w:cs="Times New Roman"/>
-          <w:i/>
-          <w:iCs/>
-          <w:sz w:val="20"/>
-          <w:szCs w:val="20"/>
-        </w:rPr>
-        <w:t>Proceedings of EMNLP</w:t>
-      </w:r>
-      <w:r>
-        <w:rPr>
-          <w:rFonts w:ascii="Times New Roman" w:hAnsi="Times New Roman" w:cs="Times New Roman"/>
-          <w:sz w:val="20"/>
-          <w:szCs w:val="20"/>
-        </w:rPr>
-        <w:t>.</w:t>
-      </w:r>
-    </w:p>
-    <w:p>
-      <w:pPr>
-        <w:rPr>
-          <w:rFonts w:ascii="Times New Roman" w:hAnsi="Times New Roman" w:cs="Times New Roman"/>
-          <w:sz w:val="20"/>
-          <w:szCs w:val="20"/>
-        </w:rPr>
-      </w:pPr>
-      <w:bookmarkStart w:id="24" w:name="ref-min2023factscore"/>
-      <w:bookmarkEnd w:id="23"/>
-      <w:r>
-        <w:rPr>
-          <w:rFonts w:ascii="Times New Roman" w:hAnsi="Times New Roman" w:cs="Times New Roman"/>
-          <w:sz w:val="20"/>
-          <w:szCs w:val="20"/>
-        </w:rPr>
-        <w:t xml:space="preserve">Min, Sewon, Kalpesh Krishna, Xinxi Lyu, Mike Lewis, Wen-tau Yih, Pang Wei Koh, Mohit Iyyer, Luke Zettlemoyer, and Hannaneh Hajishirzi. 2023. “FActScore: Fine-Grained Atomic Evaluation of Factual Precision in Long Form Text Generation.” In </w:t>
-      </w:r>
-      <w:r>
-        <w:rPr>
-          <w:rFonts w:ascii="Times New Roman" w:hAnsi="Times New Roman" w:cs="Times New Roman"/>
-          <w:i/>
-          <w:iCs/>
-          <w:sz w:val="20"/>
-          <w:szCs w:val="20"/>
-        </w:rPr>
-        <w:t>Proceedings of EMNLP</w:t>
-      </w:r>
-      <w:r>
-        <w:rPr>
-          <w:rFonts w:ascii="Times New Roman" w:hAnsi="Times New Roman" w:cs="Times New Roman"/>
-          <w:sz w:val="20"/>
-          <w:szCs w:val="20"/>
-        </w:rPr>
-        <w:t>.</w:t>
-      </w:r>
-    </w:p>
-    <w:p>
-      <w:pPr>
-        <w:rPr>
-          <w:rFonts w:ascii="Times New Roman" w:hAnsi="Times New Roman" w:cs="Times New Roman"/>
-          <w:sz w:val="20"/>
-          <w:szCs w:val="20"/>
-        </w:rPr>
-      </w:pPr>
-      <w:bookmarkStart w:id="25" w:name="ref-niu2024ragtruth"/>
-      <w:bookmarkEnd w:id="24"/>
-      <w:r>
-        <w:rPr>
-          <w:rFonts w:ascii="Times New Roman" w:hAnsi="Times New Roman" w:cs="Times New Roman"/>
-          <w:sz w:val="20"/>
-          <w:szCs w:val="20"/>
-        </w:rPr>
-        <w:t xml:space="preserve">Niu, Cheng, Yuanhao Wu, Juno Zhu, Siliang Xu, Kashun Shum, Randy Zhong, Juntong Song, and Tong Zhang. 2024. “RAGTruth: A Hallucination Corpus for Developing Trustworthy Retrieval-Augmented Language Models.” In </w:t>
-      </w:r>
-      <w:r>
-        <w:rPr>
-          <w:rFonts w:ascii="Times New Roman" w:hAnsi="Times New Roman" w:cs="Times New Roman"/>
-          <w:i/>
-          <w:iCs/>
-          <w:sz w:val="20"/>
-          <w:szCs w:val="20"/>
-        </w:rPr>
-        <w:t>Proceedings of ACL</w:t>
-      </w:r>
-      <w:r>
-        <w:rPr>
-          <w:rFonts w:ascii="Times New Roman" w:hAnsi="Times New Roman" w:cs="Times New Roman"/>
-          <w:sz w:val="20"/>
-          <w:szCs w:val="20"/>
-        </w:rPr>
-        <w:t>.</w:t>
-      </w:r>
-    </w:p>
-    <w:p>
-      <w:pPr>
-        <w:rPr>
-          <w:rFonts w:ascii="Times New Roman" w:hAnsi="Times New Roman" w:cs="Times New Roman"/>
-          <w:sz w:val="20"/>
-          <w:szCs w:val="20"/>
-        </w:rPr>
-      </w:pPr>
-      <w:bookmarkStart w:id="26" w:name="ref-rajpurkar2016squad"/>
-      <w:bookmarkEnd w:id="25"/>
-      <w:r>
-        <w:rPr>
-          <w:rFonts w:ascii="Times New Roman" w:hAnsi="Times New Roman" w:cs="Times New Roman"/>
-          <w:sz w:val="20"/>
-          <w:szCs w:val="20"/>
-        </w:rPr>
-        <w:t xml:space="preserve">Rajpurkar, Pranav, Jian Zhang, Konstantin Lopyrev, and Percy Liang. 2016. “SQuAD: 100,000+ Questions for Machine Comprehension of Text.” In </w:t>
-      </w:r>
-      <w:r>
-        <w:rPr>
-          <w:rFonts w:ascii="Times New Roman" w:hAnsi="Times New Roman" w:cs="Times New Roman"/>
-          <w:i/>
-          <w:iCs/>
-          <w:sz w:val="20"/>
-          <w:szCs w:val="20"/>
-        </w:rPr>
-        <w:t>Proceedings of EMNLP</w:t>
-      </w:r>
-      <w:r>
-        <w:rPr>
-          <w:rFonts w:ascii="Times New Roman" w:hAnsi="Times New Roman" w:cs="Times New Roman"/>
-          <w:sz w:val="20"/>
-          <w:szCs w:val="20"/>
-        </w:rPr>
-        <w:t>.</w:t>
-      </w:r>
-    </w:p>
-    <w:p>
-      <w:pPr>
-        <w:rPr>
-          <w:rFonts w:ascii="Times New Roman" w:hAnsi="Times New Roman" w:cs="Times New Roman"/>
-          <w:sz w:val="20"/>
-          <w:szCs w:val="20"/>
-        </w:rPr>
-      </w:pPr>
-      <w:bookmarkStart w:id="27" w:name="ref-reimers2019sbert"/>
-      <w:bookmarkEnd w:id="26"/>
-      <w:r>
-        <w:rPr>
-          <w:rFonts w:ascii="Times New Roman" w:hAnsi="Times New Roman" w:cs="Times New Roman"/>
-          <w:sz w:val="20"/>
-          <w:szCs w:val="20"/>
-        </w:rPr>
-        <w:t xml:space="preserve">Reimers, Nils, and Iryna Gurevych. 2019. “Sentence-BERT: Sentence Embeddings Using Siamese BERT-Networks.” In </w:t>
-      </w:r>
-      <w:r>
-        <w:rPr>
-          <w:rFonts w:ascii="Times New Roman" w:hAnsi="Times New Roman" w:cs="Times New Roman"/>
-          <w:i/>
-          <w:iCs/>
-          <w:sz w:val="20"/>
-          <w:szCs w:val="20"/>
-        </w:rPr>
-        <w:t>Proceedings of EMNLP</w:t>
-      </w:r>
-      <w:r>
-        <w:rPr>
-          <w:rFonts w:ascii="Times New Roman" w:hAnsi="Times New Roman" w:cs="Times New Roman"/>
-          <w:sz w:val="20"/>
-          <w:szCs w:val="20"/>
-        </w:rPr>
-        <w:t>.</w:t>
-      </w:r>
-    </w:p>
-    <w:p>
-      <w:pPr>
-        <w:rPr>
-          <w:rFonts w:ascii="Times New Roman" w:hAnsi="Times New Roman" w:cs="Times New Roman"/>
-          <w:sz w:val="20"/>
-          <w:szCs w:val="20"/>
-        </w:rPr>
-      </w:pPr>
-      <w:bookmarkStart w:id="28" w:name="ref-robertson2009bm25"/>
-      <w:bookmarkEnd w:id="27"/>
-      <w:r>
-        <w:rPr>
-          <w:rFonts w:ascii="Times New Roman" w:hAnsi="Times New Roman" w:cs="Times New Roman"/>
-          <w:sz w:val="20"/>
-          <w:szCs w:val="20"/>
-        </w:rPr>
-        <w:t xml:space="preserve">Robertson, Stephen, and Hugo Zaragoza. 2009. “The Probabilistic Relevance Framework: Bm25 and Beyond.” </w:t>
-      </w:r>
-      <w:r>
-        <w:rPr>
-          <w:rFonts w:ascii="Times New Roman" w:hAnsi="Times New Roman" w:cs="Times New Roman"/>
-          <w:i/>
-          <w:iCs/>
-          <w:sz w:val="20"/>
-          <w:szCs w:val="20"/>
-        </w:rPr>
-        <w:t>Foundations and Trends in Information Retrieval</w:t>
-      </w:r>
-      <w:r>
-        <w:rPr>
-          <w:rFonts w:ascii="Times New Roman" w:hAnsi="Times New Roman" w:cs="Times New Roman"/>
-          <w:sz w:val="20"/>
-          <w:szCs w:val="20"/>
-        </w:rPr>
-        <w:t xml:space="preserve"> 3 (4): 333–89.</w:t>
-      </w:r>
-    </w:p>
-    <w:p>
-      <w:pPr>
-        <w:rPr>
-          <w:rFonts w:ascii="Times New Roman" w:hAnsi="Times New Roman" w:cs="Times New Roman"/>
-          <w:sz w:val="20"/>
-          <w:szCs w:val="20"/>
-        </w:rPr>
-      </w:pPr>
-      <w:bookmarkStart w:id="29" w:name="ref-wu2023bloomberggpt"/>
-      <w:bookmarkEnd w:id="28"/>
-      <w:r>
-        <w:rPr>
-          <w:rFonts w:ascii="Times New Roman" w:hAnsi="Times New Roman" w:cs="Times New Roman"/>
-          <w:sz w:val="20"/>
-          <w:szCs w:val="20"/>
-        </w:rPr>
-        <w:t xml:space="preserve">Wu, Shijie, Ozan Irsoy, Steven Lu, Vadim Dabravolski, Mark Dredze, Sebastian Gehrmann, Prabhanjan Kambadur, David Rosenberg, and Gideon Mann. 2023. “BloombergGPT: A Large Language Model for Finance.” </w:t>
-      </w:r>
-      <w:r>
-        <w:rPr>
-          <w:rFonts w:ascii="Times New Roman" w:hAnsi="Times New Roman" w:cs="Times New Roman"/>
-          <w:i/>
-          <w:iCs/>
-          <w:sz w:val="20"/>
-          <w:szCs w:val="20"/>
-        </w:rPr>
-        <w:t>arXiv Preprint arXiv:2303.17564</w:t>
-      </w:r>
-      <w:r>
-        <w:rPr>
-          <w:rFonts w:ascii="Times New Roman" w:hAnsi="Times New Roman" w:cs="Times New Roman"/>
-          <w:sz w:val="20"/>
-          <w:szCs w:val="20"/>
-        </w:rPr>
-        <w:t>.</w:t>
-      </w:r>
-    </w:p>
-    <w:p>
-      <w:pPr>
-        <w:rPr>
-          <w:rFonts w:ascii="Times New Roman" w:hAnsi="Times New Roman" w:cs="Times New Roman"/>
-          <w:sz w:val="20"/>
-          <w:szCs w:val="20"/>
-        </w:rPr>
-      </w:pPr>
-      <w:bookmarkStart w:id="30" w:name="ref-yang2023fingpt"/>
-      <w:bookmarkEnd w:id="29"/>
-      <w:r>
-        <w:rPr>
-          <w:rFonts w:ascii="Times New Roman" w:hAnsi="Times New Roman" w:cs="Times New Roman"/>
-          <w:sz w:val="20"/>
-          <w:szCs w:val="20"/>
-        </w:rPr>
-        <w:t xml:space="preserve">Yang, Hongyang, Xiao-Yang Liu, and Christina Dan Wang. 2023. “FinGPT: Open-Source Financial Large Language Models.” </w:t>
-      </w:r>
-      <w:r>
-        <w:rPr>
-          <w:rFonts w:ascii="Times New Roman" w:hAnsi="Times New Roman" w:cs="Times New Roman"/>
-          <w:i/>
-          <w:iCs/>
-          <w:sz w:val="20"/>
-          <w:szCs w:val="20"/>
-        </w:rPr>
-        <w:t>arXiv Preprint arXiv:2306.06031</w:t>
-      </w:r>
-      <w:r>
-        <w:rPr>
-          <w:rFonts w:ascii="Times New Roman" w:hAnsi="Times New Roman" w:cs="Times New Roman"/>
-          <w:sz w:val="20"/>
-          <w:szCs w:val="20"/>
-        </w:rPr>
-        <w:t>.</w:t>
-      </w:r>
-    </w:p>
-    <w:p>
-      <w:pPr>
-        <w:rPr>
-          <w:rFonts w:ascii="Times New Roman" w:hAnsi="Times New Roman" w:cs="Times New Roman"/>
-          <w:sz w:val="20"/>
-          <w:szCs w:val="20"/>
-        </w:rPr>
-      </w:pPr>
-      <w:bookmarkStart w:id="31" w:name="ref-zhu2021tatqa"/>
-      <w:bookmarkEnd w:id="30"/>
-      <w:r>
-        <w:rPr>
-          <w:rFonts w:ascii="Times New Roman" w:hAnsi="Times New Roman" w:cs="Times New Roman"/>
-          <w:sz w:val="20"/>
-          <w:szCs w:val="20"/>
-        </w:rPr>
-        <w:t xml:space="preserve">Zhu, Fengbin, Wenqiang Lei, Youcheng Huang, Chao Wang, Shuo Zhang, Jiancheng Lv, Fuli Feng, and Tat-Seng Chua. 2021. “TAT-QA: A Question Answering Benchmark on a Hybrid of Tabular and Textual Content in Finance.” In </w:t>
-      </w:r>
-      <w:r>
-        <w:rPr>
-          <w:rFonts w:ascii="Times New Roman" w:hAnsi="Times New Roman" w:cs="Times New Roman"/>
-          <w:i/>
-          <w:iCs/>
-          <w:sz w:val="20"/>
-          <w:szCs w:val="20"/>
-        </w:rPr>
-        <w:t>Proceedings of ACL</w:t>
-      </w:r>
-      <w:r>
-        <w:rPr>
-          <w:rFonts w:ascii="Times New Roman" w:hAnsi="Times New Roman" w:cs="Times New Roman"/>
-          <w:sz w:val="20"/>
-          <w:szCs w:val="20"/>
-        </w:rPr>
-        <w:t>.</w:t>
-      </w:r>
-    </w:p>
-    <w:bookmarkEnd w:id="5"/>
-    <w:bookmarkEnd w:id="7"/>
-    <w:bookmarkEnd w:id="31"/>
-    <w:p>
-      <w:pPr>
-        <w:rPr>
-          <w:rFonts w:ascii="Times New Roman" w:hAnsi="Times New Roman" w:cs="Times New Roman"/>
-          <w:sz w:val="20"/>
-          <w:szCs w:val="20"/>
-        </w:rPr>
-      </w:pPr>
-    </w:p>
+    <w:bookmarkEnd w:id="51"/>
+    <w:bookmarkEnd w:id="52"/>
+    <w:bookmarkEnd w:id="53"/>
     <w:sectPr>
-      <w:footerReference w:type="default" r:id="rId8"/>
-      <w:pgSz w:w="11894" w:h="16819" w:code="9"/>
-      <w:pgMar w:top="1411" w:right="1411" w:bottom="1411" w:left="1411" w:header="0" w:footer="144" w:gutter="0"/>
+      <w:footerReference r:id="rId9" w:type="default"/>
+      <w:pgSz w:code="9" w:h="16819" w:w="11894"/>
+      <w:pgMar w:bottom="1411" w:footer="144" w:gutter="0" w:header="0" w:left="1411" w:right="1411" w:top="1411"/>
+      <w:lnNumType w:countBy="1" w:distance="72" w:restart="continuous"/>
       <w:cols w:num="2" w:space="346"/>
       <w:docGrid w:linePitch="360"/>
     </w:sectPr>
@@ -2558,33 +3883,12 @@
 </w:document>
 </file>
 
-<file path=word/endnotes.xml><?xml version="1.0" encoding="utf-8"?>
-<w:endnotes xmlns:wpc="http://schemas.microsoft.com/office/word/2010/wordprocessingCanvas" xmlns:cx="http://schemas.microsoft.com/office/drawing/2014/chartex" xmlns:cx1="http://schemas.microsoft.com/office/drawing/2015/9/8/chartex" xmlns:cx2="http://schemas.microsoft.com/office/drawing/2015/10/21/chartex" xmlns:cx3="http://schemas.microsoft.com/office/drawing/2016/5/9/chartex" xmlns:cx4="http://schemas.microsoft.com/office/drawing/2016/5/10/chartex" xmlns:cx5="http://schemas.microsoft.com/office/drawing/2016/5/11/chartex" xmlns:cx6="http://schemas.microsoft.com/office/drawing/2016/5/12/chartex" xmlns:cx7="http://schemas.microsoft.com/office/drawing/2016/5/13/chartex" xmlns:cx8="http://schemas.microsoft.com/office/drawing/2016/5/14/chartex" xmlns:mc="http://schemas.openxmlformats.org/markup-compatibility/2006" xmlns:m="http://schemas.openxmlformats.org/officeDocument/2006/math" xmlns:aink="http://schemas.microsoft.com/office/drawing/2016/ink" xmlns:am3d="http://schemas.microsoft.com/office/drawing/2017/model3d" xmlns:oel="http://schemas.microsoft.com/office/2019/extlst" xmlns:r="http://schemas.openxmlformats.org/officeDocument/2006/relationships" xmlns:wp14="http://schemas.microsoft.com/office/word/2010/wordprocessingDrawing" xmlns:wp="http://schemas.openxmlformats.org/drawingml/2006/wordprocessingDrawing" xmlns:wpg="http://schemas.microsoft.com/office/word/2010/wordprocessingGroup" xmlns:wpi="http://schemas.microsoft.com/office/word/2010/wordprocessingInk" xmlns:wps="http://schemas.microsoft.com/office/word/2010/wordprocessingShape" xmlns:o="urn:schemas-microsoft-com:office:office" xmlns:v="urn:schemas-microsoft-com:vml" xmlns:w10="urn:schemas-microsoft-com:office:word" xmlns:w="http://schemas.openxmlformats.org/wordprocessingml/2006/main" xmlns:w14="http://schemas.microsoft.com/office/word/2010/wordml" xmlns:w15="http://schemas.microsoft.com/office/word/2012/wordml" xmlns:w16cex="http://schemas.microsoft.com/office/word/2018/wordml/cex" xmlns:w16cid="http://schemas.microsoft.com/office/word/2016/wordml/cid" xmlns:w16="http://schemas.microsoft.com/office/word/2018/wordml" xmlns:w16sdtdh="http://schemas.microsoft.com/office/word/2020/wordml/sdtdatahash" xmlns:w16sdtfl="http://schemas.microsoft.com/office/word/2024/wordml/sdtformatlock" xmlns:w16se="http://schemas.microsoft.com/office/word/2015/wordml/symex" xmlns:w16du="http://schemas.microsoft.com/office/word/2023/wordml/word16du" xmlns:wne="http://schemas.microsoft.com/office/word/2006/wordml" mc:Ignorable="w14 w15 w16se w16cid w16 w16cex w16sdtdh w16sdtfl w16du wp14">
-  <w:endnote w:type="separator" w:id="-1">
-    <w:p>
-      <w:pPr>
-        <w:spacing w:after="0" w:line="240" w:lineRule="auto"/>
-      </w:pPr>
-      <w:r>
-        <w:separator/>
-      </w:r>
-    </w:p>
-  </w:endnote>
-  <w:endnote w:type="continuationSeparator" w:id="0">
-    <w:p>
-      <w:pPr>
-        <w:spacing w:after="0" w:line="240" w:lineRule="auto"/>
-      </w:pPr>
-      <w:r>
-        <w:continuationSeparator/>
-      </w:r>
-    </w:p>
-  </w:endnote>
-</w:endnotes>
+<file path=word/comments.xml><?xml version="1.0" encoding="utf-8"?>
+<w:comments xmlns:w="http://schemas.openxmlformats.org/wordprocessingml/2006/main" xmlns:m="http://schemas.openxmlformats.org/officeDocument/2006/math" xmlns:r="http://schemas.openxmlformats.org/officeDocument/2006/relationships" xmlns:o="urn:schemas-microsoft-com:office:office" xmlns:v="urn:schemas-microsoft-com:vml" xmlns:w10="urn:schemas-microsoft-com:office:word" xmlns:a="http://schemas.openxmlformats.org/drawingml/2006/main" xmlns:pic="http://schemas.openxmlformats.org/drawingml/2006/picture" xmlns:wp="http://schemas.openxmlformats.org/drawingml/2006/wordprocessingDrawing"/>
 </file>
 
 <file path=word/footer1.xml><?xml version="1.0" encoding="utf-8"?>
-<w:ftr xmlns:wpc="http://schemas.microsoft.com/office/word/2010/wordprocessingCanvas" xmlns:cx="http://schemas.microsoft.com/office/drawing/2014/chartex" xmlns:cx1="http://schemas.microsoft.com/office/drawing/2015/9/8/chartex" xmlns:cx2="http://schemas.microsoft.com/office/drawing/2015/10/21/chartex" xmlns:cx3="http://schemas.microsoft.com/office/drawing/2016/5/9/chartex" xmlns:cx4="http://schemas.microsoft.com/office/drawing/2016/5/10/chartex" xmlns:cx5="http://schemas.microsoft.com/office/drawing/2016/5/11/chartex" xmlns:cx6="http://schemas.microsoft.com/office/drawing/2016/5/12/chartex" xmlns:cx7="http://schemas.microsoft.com/office/drawing/2016/5/13/chartex" xmlns:cx8="http://schemas.microsoft.com/office/drawing/2016/5/14/chartex" xmlns:mc="http://schemas.openxmlformats.org/markup-compatibility/2006" xmlns:m="http://schemas.openxmlformats.org/officeDocument/2006/math" xmlns:aink="http://schemas.microsoft.com/office/drawing/2016/ink" xmlns:am3d="http://schemas.microsoft.com/office/drawing/2017/model3d" xmlns:oel="http://schemas.microsoft.com/office/2019/extlst" xmlns:r="http://schemas.openxmlformats.org/officeDocument/2006/relationships" xmlns:wp14="http://schemas.microsoft.com/office/word/2010/wordprocessingDrawing" xmlns:wp="http://schemas.openxmlformats.org/drawingml/2006/wordprocessingDrawing" xmlns:wpg="http://schemas.microsoft.com/office/word/2010/wordprocessingGroup" xmlns:wpi="http://schemas.microsoft.com/office/word/2010/wordprocessingInk" xmlns:wps="http://schemas.microsoft.com/office/word/2010/wordprocessingShape" xmlns:o="urn:schemas-microsoft-com:office:office" xmlns:v="urn:schemas-microsoft-com:vml" xmlns:w10="urn:schemas-microsoft-com:office:word" xmlns:w="http://schemas.openxmlformats.org/wordprocessingml/2006/main" xmlns:w14="http://schemas.microsoft.com/office/word/2010/wordml" xmlns:w15="http://schemas.microsoft.com/office/word/2012/wordml" xmlns:w16cex="http://schemas.microsoft.com/office/word/2018/wordml/cex" xmlns:w16cid="http://schemas.microsoft.com/office/word/2016/wordml/cid" xmlns:w16="http://schemas.microsoft.com/office/word/2018/wordml" xmlns:w16sdtdh="http://schemas.microsoft.com/office/word/2020/wordml/sdtdatahash" xmlns:w16sdtfl="http://schemas.microsoft.com/office/word/2024/wordml/sdtformatlock" xmlns:w16se="http://schemas.microsoft.com/office/word/2015/wordml/symex" xmlns:w16du="http://schemas.microsoft.com/office/word/2023/wordml/word16du" xmlns:wne="http://schemas.microsoft.com/office/word/2006/wordml" mc:Ignorable="w14 w15 w16se w16cid w16 w16cex w16sdtdh w16sdtfl w16du wp14">
+<w:ftr xmlns:wpc="http://schemas.microsoft.com/office/word/2010/wordprocessingCanvas" xmlns:cx="http://schemas.microsoft.com/office/drawing/2014/chartex" xmlns:cx1="http://schemas.microsoft.com/office/drawing/2015/9/8/chartex" xmlns:cx2="http://schemas.microsoft.com/office/drawing/2015/10/21/chartex" xmlns:cx3="http://schemas.microsoft.com/office/drawing/2016/5/9/chartex" xmlns:cx4="http://schemas.microsoft.com/office/drawing/2016/5/10/chartex" xmlns:cx5="http://schemas.microsoft.com/office/drawing/2016/5/11/chartex" xmlns:cx6="http://schemas.microsoft.com/office/drawing/2016/5/12/chartex" xmlns:cx7="http://schemas.microsoft.com/office/drawing/2016/5/13/chartex" xmlns:cx8="http://schemas.microsoft.com/office/drawing/2016/5/14/chartex" xmlns:mc="http://schemas.openxmlformats.org/markup-compatibility/2006" xmlns:aink="http://schemas.microsoft.com/office/drawing/2016/ink" xmlns:am3d="http://schemas.microsoft.com/office/drawing/2017/model3d" xmlns:o="urn:schemas-microsoft-com:office:office" xmlns:r="http://schemas.openxmlformats.org/officeDocument/2006/relationships" xmlns:m="http://schemas.openxmlformats.org/officeDocument/2006/math" xmlns:v="urn:schemas-microsoft-com:vml" xmlns:wp14="http://schemas.microsoft.com/office/word/2010/wordprocessingDrawing" xmlns:wp="http://schemas.openxmlformats.org/drawingml/2006/wordprocessingDrawing" xmlns:w10="urn:schemas-microsoft-com:office:word" xmlns:w="http://schemas.openxmlformats.org/wordprocessingml/2006/main" xmlns:w14="http://schemas.microsoft.com/office/word/2010/wordml" xmlns:w15="http://schemas.microsoft.com/office/word/2012/wordml" xmlns:w16cex="http://schemas.microsoft.com/office/word/2018/wordml/cex" xmlns:w16cid="http://schemas.microsoft.com/office/word/2016/wordml/cid" xmlns:w16="http://schemas.microsoft.com/office/word/2018/wordml" xmlns:w16sdtdh="http://schemas.microsoft.com/office/word/2020/wordml/sdtdatahash" xmlns:w16se="http://schemas.microsoft.com/office/word/2015/wordml/symex" xmlns:wpg="http://schemas.microsoft.com/office/word/2010/wordprocessingGroup" xmlns:wpi="http://schemas.microsoft.com/office/word/2010/wordprocessingInk" xmlns:wne="http://schemas.microsoft.com/office/word/2006/wordml" xmlns:wps="http://schemas.microsoft.com/office/word/2010/wordprocessingShape" mc:Ignorable="w14 w15 w16se w16cid w16 w16cex w16sdtdh wp14">
   <w:sdt>
     <w:sdtPr>
       <w:rPr>
@@ -2604,7 +3908,7 @@
     <w:sdtContent>
       <w:p>
         <w:pPr>
-          <w:pStyle w:val="Footer"/>
+          <w:pStyle w:val="a7"/>
           <w:jc w:val="center"/>
           <w:rPr>
             <w:rFonts w:ascii="Times New Roman" w:hAnsi="Times New Roman" w:cs="Times New Roman"/>
@@ -2647,7 +3951,7 @@
   </w:sdt>
   <w:p>
     <w:pPr>
-      <w:pStyle w:val="Footer"/>
+      <w:pStyle w:val="a7"/>
     </w:pPr>
   </w:p>
   <w:p/>
@@ -2655,18 +3959,18 @@
 </file>
 
 <file path=word/footnotes.xml><?xml version="1.0" encoding="utf-8"?>
-<w:footnotes xmlns:wpc="http://schemas.microsoft.com/office/word/2010/wordprocessingCanvas" xmlns:cx="http://schemas.microsoft.com/office/drawing/2014/chartex" xmlns:cx1="http://schemas.microsoft.com/office/drawing/2015/9/8/chartex" xmlns:cx2="http://schemas.microsoft.com/office/drawing/2015/10/21/chartex" xmlns:cx3="http://schemas.microsoft.com/office/drawing/2016/5/9/chartex" xmlns:cx4="http://schemas.microsoft.com/office/drawing/2016/5/10/chartex" xmlns:cx5="http://schemas.microsoft.com/office/drawing/2016/5/11/chartex" xmlns:cx6="http://schemas.microsoft.com/office/drawing/2016/5/12/chartex" xmlns:cx7="http://schemas.microsoft.com/office/drawing/2016/5/13/chartex" xmlns:cx8="http://schemas.microsoft.com/office/drawing/2016/5/14/chartex" xmlns:mc="http://schemas.openxmlformats.org/markup-compatibility/2006" xmlns:m="http://schemas.openxmlformats.org/officeDocument/2006/math" xmlns:aink="http://schemas.microsoft.com/office/drawing/2016/ink" xmlns:am3d="http://schemas.microsoft.com/office/drawing/2017/model3d" xmlns:oel="http://schemas.microsoft.com/office/2019/extlst" xmlns:r="http://schemas.openxmlformats.org/officeDocument/2006/relationships" xmlns:wp14="http://schemas.microsoft.com/office/word/2010/wordprocessingDrawing" xmlns:wp="http://schemas.openxmlformats.org/drawingml/2006/wordprocessingDrawing" xmlns:wpg="http://schemas.microsoft.com/office/word/2010/wordprocessingGroup" xmlns:wpi="http://schemas.microsoft.com/office/word/2010/wordprocessingInk" xmlns:wps="http://schemas.microsoft.com/office/word/2010/wordprocessingShape" xmlns:o="urn:schemas-microsoft-com:office:office" xmlns:v="urn:schemas-microsoft-com:vml" xmlns:w10="urn:schemas-microsoft-com:office:word" xmlns:w="http://schemas.openxmlformats.org/wordprocessingml/2006/main" xmlns:w14="http://schemas.microsoft.com/office/word/2010/wordml" xmlns:w15="http://schemas.microsoft.com/office/word/2012/wordml" xmlns:w16cex="http://schemas.microsoft.com/office/word/2018/wordml/cex" xmlns:w16cid="http://schemas.microsoft.com/office/word/2016/wordml/cid" xmlns:w16="http://schemas.microsoft.com/office/word/2018/wordml" xmlns:w16sdtdh="http://schemas.microsoft.com/office/word/2020/wordml/sdtdatahash" xmlns:w16sdtfl="http://schemas.microsoft.com/office/word/2024/wordml/sdtformatlock" xmlns:w16se="http://schemas.microsoft.com/office/word/2015/wordml/symex" xmlns:w16du="http://schemas.microsoft.com/office/word/2023/wordml/word16du" xmlns:wne="http://schemas.microsoft.com/office/word/2006/wordml" mc:Ignorable="w14 w15 w16se w16cid w16 w16cex w16sdtdh w16sdtfl w16du wp14">
+<w:footnotes xmlns:w="http://schemas.openxmlformats.org/wordprocessingml/2006/main" xmlns:m="http://schemas.openxmlformats.org/officeDocument/2006/math" xmlns:r="http://schemas.openxmlformats.org/officeDocument/2006/relationships" xmlns:o="urn:schemas-microsoft-com:office:office" xmlns:v="urn:schemas-microsoft-com:vml" xmlns:w10="urn:schemas-microsoft-com:office:word" xmlns:a="http://schemas.openxmlformats.org/drawingml/2006/main" xmlns:pic="http://schemas.openxmlformats.org/drawingml/2006/picture" xmlns:wp="http://schemas.openxmlformats.org/drawingml/2006/wordprocessingDrawing">
+  <w:footnote w:type="continuationSeparator" w:id="0">
+    <w:p>
+      <w:r>
+        <w:continuationSeparator/>
+      </w:r>
+    </w:p>
+  </w:footnote>
   <w:footnote w:type="separator" w:id="-1">
     <w:p>
       <w:r>
         <w:separator/>
-      </w:r>
-    </w:p>
-  </w:footnote>
-  <w:footnote w:type="continuationSeparator" w:id="0">
-    <w:p>
-      <w:r>
-        <w:continuationSeparator/>
       </w:r>
     </w:p>
   </w:footnote>
@@ -2674,85 +3978,8 @@
 </file>
 
 <file path=word/numbering.xml><?xml version="1.0" encoding="utf-8"?>
-<w:numbering xmlns:wpc="http://schemas.microsoft.com/office/word/2010/wordprocessingCanvas" xmlns:cx="http://schemas.microsoft.com/office/drawing/2014/chartex" xmlns:cx1="http://schemas.microsoft.com/office/drawing/2015/9/8/chartex" xmlns:cx2="http://schemas.microsoft.com/office/drawing/2015/10/21/chartex" xmlns:cx3="http://schemas.microsoft.com/office/drawing/2016/5/9/chartex" xmlns:cx4="http://schemas.microsoft.com/office/drawing/2016/5/10/chartex" xmlns:cx5="http://schemas.microsoft.com/office/drawing/2016/5/11/chartex" xmlns:cx6="http://schemas.microsoft.com/office/drawing/2016/5/12/chartex" xmlns:cx7="http://schemas.microsoft.com/office/drawing/2016/5/13/chartex" xmlns:cx8="http://schemas.microsoft.com/office/drawing/2016/5/14/chartex" xmlns:mc="http://schemas.openxmlformats.org/markup-compatibility/2006" xmlns:m="http://schemas.openxmlformats.org/officeDocument/2006/math" xmlns:aink="http://schemas.microsoft.com/office/drawing/2016/ink" xmlns:am3d="http://schemas.microsoft.com/office/drawing/2017/model3d" xmlns:oel="http://schemas.microsoft.com/office/2019/extlst" xmlns:r="http://schemas.openxmlformats.org/officeDocument/2006/relationships" xmlns:wp14="http://schemas.microsoft.com/office/word/2010/wordprocessingDrawing" xmlns:wp="http://schemas.openxmlformats.org/drawingml/2006/wordprocessingDrawing" xmlns:wpg="http://schemas.microsoft.com/office/word/2010/wordprocessingGroup" xmlns:wpi="http://schemas.microsoft.com/office/word/2010/wordprocessingInk" xmlns:wps="http://schemas.microsoft.com/office/word/2010/wordprocessingShape" xmlns:o="urn:schemas-microsoft-com:office:office" xmlns:v="urn:schemas-microsoft-com:vml" xmlns:w10="urn:schemas-microsoft-com:office:word" xmlns:w="http://schemas.openxmlformats.org/wordprocessingml/2006/main" xmlns:w14="http://schemas.microsoft.com/office/word/2010/wordml" xmlns:w15="http://schemas.microsoft.com/office/word/2012/wordml" xmlns:w16cex="http://schemas.microsoft.com/office/word/2018/wordml/cex" xmlns:w16cid="http://schemas.microsoft.com/office/word/2016/wordml/cid" xmlns:w16="http://schemas.microsoft.com/office/word/2018/wordml" xmlns:w16sdtdh="http://schemas.microsoft.com/office/word/2020/wordml/sdtdatahash" xmlns:w16sdtfl="http://schemas.microsoft.com/office/word/2024/wordml/sdtformatlock" xmlns:w16se="http://schemas.microsoft.com/office/word/2015/wordml/symex" xmlns:w16du="http://schemas.microsoft.com/office/word/2023/wordml/word16du" xmlns:wne="http://schemas.microsoft.com/office/word/2006/wordml" mc:Ignorable="w14 w15 w16se w16cid w16 w16cex w16sdtdh w16sdtfl w16du wp14">
-  <w:abstractNum w:abstractNumId="0" w15:restartNumberingAfterBreak="0">
-    <w:nsid w:val="EA454B4C"/>
-    <w:multiLevelType w:val="multilevel"/>
-    <w:tmpl w:val="235E0F00"/>
-    <w:lvl w:ilvl="0">
-      <w:numFmt w:val="bullet"/>
-      <w:lvlText w:val="•"/>
-      <w:lvlJc w:val="left"/>
-      <w:pPr>
-        <w:ind w:left="720" w:hanging="480"/>
-      </w:pPr>
-    </w:lvl>
-    <w:lvl w:ilvl="1">
-      <w:numFmt w:val="bullet"/>
-      <w:lvlText w:val="–"/>
-      <w:lvlJc w:val="left"/>
-      <w:pPr>
-        <w:ind w:left="1440" w:hanging="480"/>
-      </w:pPr>
-    </w:lvl>
-    <w:lvl w:ilvl="2">
-      <w:numFmt w:val="bullet"/>
-      <w:lvlText w:val="•"/>
-      <w:lvlJc w:val="left"/>
-      <w:pPr>
-        <w:ind w:left="2160" w:hanging="480"/>
-      </w:pPr>
-    </w:lvl>
-    <w:lvl w:ilvl="3">
-      <w:numFmt w:val="bullet"/>
-      <w:lvlText w:val="–"/>
-      <w:lvlJc w:val="left"/>
-      <w:pPr>
-        <w:ind w:left="2880" w:hanging="480"/>
-      </w:pPr>
-    </w:lvl>
-    <w:lvl w:ilvl="4">
-      <w:numFmt w:val="bullet"/>
-      <w:lvlText w:val="•"/>
-      <w:lvlJc w:val="left"/>
-      <w:pPr>
-        <w:ind w:left="3600" w:hanging="480"/>
-      </w:pPr>
-    </w:lvl>
-    <w:lvl w:ilvl="5">
-      <w:numFmt w:val="bullet"/>
-      <w:lvlText w:val="–"/>
-      <w:lvlJc w:val="left"/>
-      <w:pPr>
-        <w:ind w:left="4320" w:hanging="480"/>
-      </w:pPr>
-    </w:lvl>
-    <w:lvl w:ilvl="6">
-      <w:numFmt w:val="bullet"/>
-      <w:lvlText w:val="•"/>
-      <w:lvlJc w:val="left"/>
-      <w:pPr>
-        <w:ind w:left="5040" w:hanging="480"/>
-      </w:pPr>
-    </w:lvl>
-    <w:lvl w:ilvl="7">
-      <w:numFmt w:val="bullet"/>
-      <w:lvlText w:val="–"/>
-      <w:lvlJc w:val="left"/>
-      <w:pPr>
-        <w:ind w:left="5760" w:hanging="480"/>
-      </w:pPr>
-    </w:lvl>
-    <w:lvl w:ilvl="8">
-      <w:numFmt w:val="bullet"/>
-      <w:lvlText w:val="•"/>
-      <w:lvlJc w:val="left"/>
-      <w:pPr>
-        <w:ind w:left="6480" w:hanging="480"/>
-      </w:pPr>
-    </w:lvl>
-  </w:abstractNum>
-  <w:abstractNum w:abstractNumId="1" w15:restartNumberingAfterBreak="0">
+<w:numbering xmlns:aink="http://schemas.microsoft.com/office/drawing/2016/ink" xmlns:am3d="http://schemas.microsoft.com/office/drawing/2017/model3d" xmlns:cx="http://schemas.microsoft.com/office/drawing/2014/chartex" xmlns:cx1="http://schemas.microsoft.com/office/drawing/2015/9/8/chartex" xmlns:cx2="http://schemas.microsoft.com/office/drawing/2015/10/21/chartex" xmlns:cx3="http://schemas.microsoft.com/office/drawing/2016/5/9/chartex" xmlns:cx4="http://schemas.microsoft.com/office/drawing/2016/5/10/chartex" xmlns:cx5="http://schemas.microsoft.com/office/drawing/2016/5/11/chartex" xmlns:cx6="http://schemas.microsoft.com/office/drawing/2016/5/12/chartex" xmlns:cx7="http://schemas.microsoft.com/office/drawing/2016/5/13/chartex" xmlns:cx8="http://schemas.microsoft.com/office/drawing/2016/5/14/chartex" xmlns:m="http://schemas.openxmlformats.org/officeDocument/2006/math" xmlns:mc="http://schemas.openxmlformats.org/markup-compatibility/2006" xmlns:o="urn:schemas-microsoft-com:office:office" xmlns:r="http://schemas.openxmlformats.org/officeDocument/2006/relationships" xmlns:v="urn:schemas-microsoft-com:vml" xmlns:w="http://schemas.openxmlformats.org/wordprocessingml/2006/main" xmlns:w10="urn:schemas-microsoft-com:office:word" xmlns:w14="http://schemas.microsoft.com/office/word/2010/wordml" xmlns:w15="http://schemas.microsoft.com/office/word/2012/wordml" xmlns:w16="http://schemas.microsoft.com/office/word/2018/wordml" xmlns:w16cex="http://schemas.microsoft.com/office/word/2018/wordml/cex" xmlns:w16cid="http://schemas.microsoft.com/office/word/2016/wordml/cid" xmlns:w16sdtdh="http://schemas.microsoft.com/office/word/2020/wordml/sdtdatahash" xmlns:w16se="http://schemas.microsoft.com/office/word/2015/wordml/symex" xmlns:wne="http://schemas.microsoft.com/office/word/2006/wordml" xmlns:wp="http://schemas.openxmlformats.org/drawingml/2006/wordprocessingDrawing" xmlns:wp14="http://schemas.microsoft.com/office/word/2010/wordprocessingDrawing" xmlns:wpc="http://schemas.microsoft.com/office/word/2010/wordprocessingCanvas" xmlns:wpg="http://schemas.microsoft.com/office/word/2010/wordprocessingGroup" xmlns:wpi="http://schemas.microsoft.com/office/word/2010/wordprocessingInk" xmlns:wps="http://schemas.microsoft.com/office/word/2010/wordprocessingShape" mc:Ignorable="w14 w15 w16se w16cid w16 w16cex w16sdtdh wp14">
+  <w:abstractNum w15:restartNumberingAfterBreak="0" w:abstractNumId="0">
     <w:nsid w:val="FFFFFF7C"/>
     <w:multiLevelType w:val="singleLevel"/>
     <w:tmpl w:val="F90E38D0"/>
@@ -2763,13 +3990,13 @@
       <w:lvlJc w:val="left"/>
       <w:pPr>
         <w:tabs>
-          <w:tab w:val="num" w:pos="1800"/>
+          <w:tab w:pos="1800" w:val="num"/>
         </w:tabs>
-        <w:ind w:left="1800" w:hanging="360"/>
+        <w:ind w:hanging="360" w:left="1800"/>
       </w:pPr>
     </w:lvl>
   </w:abstractNum>
-  <w:abstractNum w:abstractNumId="2" w15:restartNumberingAfterBreak="0">
+  <w:abstractNum w15:restartNumberingAfterBreak="0" w:abstractNumId="1">
     <w:nsid w:val="FFFFFF7D"/>
     <w:multiLevelType w:val="singleLevel"/>
     <w:tmpl w:val="2D66FE8C"/>
@@ -2780,13 +4007,13 @@
       <w:lvlJc w:val="left"/>
       <w:pPr>
         <w:tabs>
-          <w:tab w:val="num" w:pos="1440"/>
+          <w:tab w:pos="1440" w:val="num"/>
         </w:tabs>
-        <w:ind w:left="1440" w:hanging="360"/>
+        <w:ind w:hanging="360" w:left="1440"/>
       </w:pPr>
     </w:lvl>
   </w:abstractNum>
-  <w:abstractNum w:abstractNumId="3" w15:restartNumberingAfterBreak="0">
+  <w:abstractNum w15:restartNumberingAfterBreak="0" w:abstractNumId="2">
     <w:nsid w:val="FFFFFF7E"/>
     <w:multiLevelType w:val="singleLevel"/>
     <w:tmpl w:val="78A4A122"/>
@@ -2797,13 +4024,13 @@
       <w:lvlJc w:val="left"/>
       <w:pPr>
         <w:tabs>
-          <w:tab w:val="num" w:pos="1080"/>
+          <w:tab w:pos="1080" w:val="num"/>
         </w:tabs>
-        <w:ind w:left="1080" w:hanging="360"/>
+        <w:ind w:hanging="360" w:left="1080"/>
       </w:pPr>
     </w:lvl>
   </w:abstractNum>
-  <w:abstractNum w:abstractNumId="4" w15:restartNumberingAfterBreak="0">
+  <w:abstractNum w15:restartNumberingAfterBreak="0" w:abstractNumId="3">
     <w:nsid w:val="FFFFFF7F"/>
     <w:multiLevelType w:val="singleLevel"/>
     <w:tmpl w:val="E9C4A7B0"/>
@@ -2814,13 +4041,13 @@
       <w:lvlJc w:val="left"/>
       <w:pPr>
         <w:tabs>
-          <w:tab w:val="num" w:pos="720"/>
+          <w:tab w:pos="720" w:val="num"/>
         </w:tabs>
-        <w:ind w:left="720" w:hanging="360"/>
+        <w:ind w:hanging="360" w:left="720"/>
       </w:pPr>
     </w:lvl>
   </w:abstractNum>
-  <w:abstractNum w:abstractNumId="5" w15:restartNumberingAfterBreak="0">
+  <w:abstractNum w15:restartNumberingAfterBreak="0" w:abstractNumId="4">
     <w:nsid w:val="FFFFFF80"/>
     <w:multiLevelType w:val="singleLevel"/>
     <w:tmpl w:val="C6B48442"/>
@@ -2831,16 +4058,16 @@
       <w:lvlJc w:val="left"/>
       <w:pPr>
         <w:tabs>
-          <w:tab w:val="num" w:pos="1800"/>
+          <w:tab w:pos="1800" w:val="num"/>
         </w:tabs>
-        <w:ind w:left="1800" w:hanging="360"/>
+        <w:ind w:hanging="360" w:left="1800"/>
       </w:pPr>
       <w:rPr>
         <w:rFonts w:ascii="Symbol" w:hAnsi="Symbol" w:hint="default"/>
       </w:rPr>
     </w:lvl>
   </w:abstractNum>
-  <w:abstractNum w:abstractNumId="6" w15:restartNumberingAfterBreak="0">
+  <w:abstractNum w15:restartNumberingAfterBreak="0" w:abstractNumId="5">
     <w:nsid w:val="FFFFFF81"/>
     <w:multiLevelType w:val="singleLevel"/>
     <w:tmpl w:val="B42C7CD0"/>
@@ -2851,16 +4078,16 @@
       <w:lvlJc w:val="left"/>
       <w:pPr>
         <w:tabs>
-          <w:tab w:val="num" w:pos="1440"/>
+          <w:tab w:pos="1440" w:val="num"/>
         </w:tabs>
-        <w:ind w:left="1440" w:hanging="360"/>
+        <w:ind w:hanging="360" w:left="1440"/>
       </w:pPr>
       <w:rPr>
         <w:rFonts w:ascii="Symbol" w:hAnsi="Symbol" w:hint="default"/>
       </w:rPr>
     </w:lvl>
   </w:abstractNum>
-  <w:abstractNum w:abstractNumId="7" w15:restartNumberingAfterBreak="0">
+  <w:abstractNum w15:restartNumberingAfterBreak="0" w:abstractNumId="6">
     <w:nsid w:val="FFFFFF82"/>
     <w:multiLevelType w:val="singleLevel"/>
     <w:tmpl w:val="B7888B04"/>
@@ -2871,16 +4098,16 @@
       <w:lvlJc w:val="left"/>
       <w:pPr>
         <w:tabs>
-          <w:tab w:val="num" w:pos="1080"/>
+          <w:tab w:pos="1080" w:val="num"/>
         </w:tabs>
-        <w:ind w:left="1080" w:hanging="360"/>
+        <w:ind w:hanging="360" w:left="1080"/>
       </w:pPr>
       <w:rPr>
         <w:rFonts w:ascii="Symbol" w:hAnsi="Symbol" w:hint="default"/>
       </w:rPr>
     </w:lvl>
   </w:abstractNum>
-  <w:abstractNum w:abstractNumId="8" w15:restartNumberingAfterBreak="0">
+  <w:abstractNum w15:restartNumberingAfterBreak="0" w:abstractNumId="7">
     <w:nsid w:val="FFFFFF83"/>
     <w:multiLevelType w:val="singleLevel"/>
     <w:tmpl w:val="E3C24DC4"/>
@@ -2891,16 +4118,16 @@
       <w:lvlJc w:val="left"/>
       <w:pPr>
         <w:tabs>
-          <w:tab w:val="num" w:pos="720"/>
+          <w:tab w:pos="720" w:val="num"/>
         </w:tabs>
-        <w:ind w:left="720" w:hanging="360"/>
+        <w:ind w:hanging="360" w:left="720"/>
       </w:pPr>
       <w:rPr>
         <w:rFonts w:ascii="Symbol" w:hAnsi="Symbol" w:hint="default"/>
       </w:rPr>
     </w:lvl>
   </w:abstractNum>
-  <w:abstractNum w:abstractNumId="9" w15:restartNumberingAfterBreak="0">
+  <w:abstractNum w15:restartNumberingAfterBreak="0" w:abstractNumId="8">
     <w:nsid w:val="FFFFFF88"/>
     <w:multiLevelType w:val="singleLevel"/>
     <w:tmpl w:val="64F44442"/>
@@ -2911,13 +4138,13 @@
       <w:lvlJc w:val="left"/>
       <w:pPr>
         <w:tabs>
-          <w:tab w:val="num" w:pos="360"/>
+          <w:tab w:pos="360" w:val="num"/>
         </w:tabs>
-        <w:ind w:left="360" w:hanging="360"/>
+        <w:ind w:hanging="360" w:left="360"/>
       </w:pPr>
     </w:lvl>
   </w:abstractNum>
-  <w:abstractNum w:abstractNumId="10" w15:restartNumberingAfterBreak="0">
+  <w:abstractNum w15:restartNumberingAfterBreak="0" w:abstractNumId="9">
     <w:nsid w:val="FFFFFF89"/>
     <w:multiLevelType w:val="singleLevel"/>
     <w:tmpl w:val="05CCD90A"/>
@@ -2928,33 +4155,33 @@
       <w:lvlJc w:val="left"/>
       <w:pPr>
         <w:tabs>
-          <w:tab w:val="num" w:pos="360"/>
+          <w:tab w:pos="360" w:val="num"/>
         </w:tabs>
-        <w:ind w:left="360" w:hanging="360"/>
+        <w:ind w:hanging="360" w:left="360"/>
       </w:pPr>
       <w:rPr>
         <w:rFonts w:ascii="Symbol" w:hAnsi="Symbol" w:hint="default"/>
       </w:rPr>
     </w:lvl>
   </w:abstractNum>
-  <w:abstractNum w:abstractNumId="11" w15:restartNumberingAfterBreak="0">
+  <w:abstractNum w15:restartNumberingAfterBreak="0" w:abstractNumId="10">
     <w:nsid w:val="08F97AB1"/>
     <w:multiLevelType w:val="multilevel"/>
     <w:tmpl w:val="D3F4CD66"/>
     <w:lvl w:ilvl="0">
       <w:start w:val="1"/>
       <w:numFmt w:val="decimal"/>
-      <w:pStyle w:val="Heading1"/>
+      <w:pStyle w:val="1"/>
       <w:lvlText w:val="%1"/>
       <w:lvlJc w:val="left"/>
       <w:pPr>
         <w:tabs>
-          <w:tab w:val="num" w:pos="397"/>
+          <w:tab w:pos="397" w:val="num"/>
         </w:tabs>
-        <w:ind w:left="397" w:hanging="397"/>
+        <w:ind w:hanging="397" w:left="397"/>
       </w:pPr>
       <w:rPr>
-        <w:rFonts w:ascii="Times New Roman" w:hAnsi="Times New Roman" w:cs="Times New Roman" w:hint="default"/>
+        <w:rFonts w:ascii="Times New Roman" w:cs="Times New Roman" w:hAnsi="Times New Roman" w:hint="default"/>
         <w:b/>
         <w:i w:val="0"/>
         <w:caps w:val="0"/>
@@ -2974,17 +4201,17 @@
     <w:lvl w:ilvl="1">
       <w:start w:val="1"/>
       <w:numFmt w:val="decimal"/>
-      <w:pStyle w:val="Heading2"/>
+      <w:pStyle w:val="2"/>
       <w:lvlText w:val="%1.%2"/>
       <w:lvlJc w:val="left"/>
       <w:pPr>
         <w:tabs>
-          <w:tab w:val="num" w:pos="567"/>
+          <w:tab w:pos="567" w:val="num"/>
         </w:tabs>
-        <w:ind w:left="567" w:hanging="567"/>
+        <w:ind w:hanging="567" w:left="567"/>
       </w:pPr>
       <w:rPr>
-        <w:rFonts w:ascii="Times New Roman" w:hAnsi="Times New Roman" w:cs="Times New Roman" w:hint="default"/>
+        <w:rFonts w:ascii="Times New Roman" w:cs="Times New Roman" w:hAnsi="Times New Roman" w:hint="default"/>
         <w:b/>
         <w:i w:val="0"/>
         <w:strike w:val="0"/>
@@ -3006,12 +4233,12 @@
       <w:lvlJc w:val="left"/>
       <w:pPr>
         <w:tabs>
-          <w:tab w:val="num" w:pos="567"/>
+          <w:tab w:pos="567" w:val="num"/>
         </w:tabs>
-        <w:ind w:left="567" w:hanging="567"/>
+        <w:ind w:hanging="567" w:left="567"/>
       </w:pPr>
       <w:rPr>
-        <w:rFonts w:ascii="Times New Roman" w:hAnsi="Times New Roman" w:cs="Times New Roman" w:hint="default"/>
+        <w:rFonts w:ascii="Times New Roman" w:cs="Times New Roman" w:hAnsi="Times New Roman" w:hint="default"/>
         <w:b/>
         <w:i w:val="0"/>
         <w:sz w:val="22"/>
@@ -3025,12 +4252,12 @@
       <w:lvlJc w:val="left"/>
       <w:pPr>
         <w:tabs>
-          <w:tab w:val="num" w:pos="720"/>
+          <w:tab w:pos="720" w:val="num"/>
         </w:tabs>
-        <w:ind w:left="567" w:hanging="567"/>
+        <w:ind w:hanging="567" w:left="567"/>
       </w:pPr>
       <w:rPr>
-        <w:rFonts w:ascii="Times New Roman" w:hAnsi="Times New Roman" w:cs="Times New Roman" w:hint="default"/>
+        <w:rFonts w:ascii="Times New Roman" w:cs="Times New Roman" w:hAnsi="Times New Roman" w:hint="default"/>
         <w:sz w:val="24"/>
         <w:szCs w:val="24"/>
       </w:rPr>
@@ -3042,12 +4269,12 @@
       <w:lvlJc w:val="left"/>
       <w:pPr>
         <w:tabs>
-          <w:tab w:val="num" w:pos="1080"/>
+          <w:tab w:pos="1080" w:val="num"/>
         </w:tabs>
-        <w:ind w:left="567" w:hanging="567"/>
+        <w:ind w:hanging="567" w:left="567"/>
       </w:pPr>
       <w:rPr>
-        <w:rFonts w:ascii="Times New Roman" w:hAnsi="Times New Roman" w:cs="Times New Roman" w:hint="default"/>
+        <w:rFonts w:ascii="Times New Roman" w:cs="Times New Roman" w:hAnsi="Times New Roman" w:hint="default"/>
         <w:sz w:val="24"/>
         <w:szCs w:val="24"/>
       </w:rPr>
@@ -3059,12 +4286,12 @@
       <w:lvlJc w:val="left"/>
       <w:pPr>
         <w:tabs>
-          <w:tab w:val="num" w:pos="1080"/>
+          <w:tab w:pos="1080" w:val="num"/>
         </w:tabs>
-        <w:ind w:left="567" w:hanging="567"/>
+        <w:ind w:hanging="567" w:left="567"/>
       </w:pPr>
       <w:rPr>
-        <w:rFonts w:ascii="Times New Roman" w:hAnsi="Times New Roman" w:cs="Times New Roman" w:hint="default"/>
+        <w:rFonts w:ascii="Times New Roman" w:cs="Times New Roman" w:hAnsi="Times New Roman" w:hint="default"/>
         <w:sz w:val="24"/>
         <w:szCs w:val="24"/>
       </w:rPr>
@@ -3076,12 +4303,12 @@
       <w:lvlJc w:val="left"/>
       <w:pPr>
         <w:tabs>
-          <w:tab w:val="num" w:pos="1440"/>
+          <w:tab w:pos="1440" w:val="num"/>
         </w:tabs>
-        <w:ind w:left="567" w:hanging="567"/>
+        <w:ind w:hanging="567" w:left="567"/>
       </w:pPr>
       <w:rPr>
-        <w:rFonts w:ascii="Times New Roman" w:hAnsi="Times New Roman" w:cs="Times New Roman" w:hint="default"/>
+        <w:rFonts w:ascii="Times New Roman" w:cs="Times New Roman" w:hAnsi="Times New Roman" w:hint="default"/>
         <w:sz w:val="24"/>
         <w:szCs w:val="24"/>
       </w:rPr>
@@ -3093,12 +4320,12 @@
       <w:lvlJc w:val="left"/>
       <w:pPr>
         <w:tabs>
-          <w:tab w:val="num" w:pos="1440"/>
+          <w:tab w:pos="1440" w:val="num"/>
         </w:tabs>
-        <w:ind w:left="567" w:hanging="567"/>
+        <w:ind w:hanging="567" w:left="567"/>
       </w:pPr>
       <w:rPr>
-        <w:rFonts w:ascii="Times New Roman" w:hAnsi="Times New Roman" w:cs="Times New Roman" w:hint="default"/>
+        <w:rFonts w:ascii="Times New Roman" w:cs="Times New Roman" w:hAnsi="Times New Roman" w:hint="default"/>
         <w:sz w:val="24"/>
         <w:szCs w:val="24"/>
       </w:rPr>
@@ -3110,18 +4337,18 @@
       <w:lvlJc w:val="left"/>
       <w:pPr>
         <w:tabs>
-          <w:tab w:val="num" w:pos="1800"/>
+          <w:tab w:pos="1800" w:val="num"/>
         </w:tabs>
-        <w:ind w:left="567" w:hanging="567"/>
+        <w:ind w:hanging="567" w:left="567"/>
       </w:pPr>
       <w:rPr>
-        <w:rFonts w:ascii="Times New Roman" w:hAnsi="Times New Roman" w:cs="Times New Roman" w:hint="default"/>
+        <w:rFonts w:ascii="Times New Roman" w:cs="Times New Roman" w:hAnsi="Times New Roman" w:hint="default"/>
         <w:sz w:val="24"/>
         <w:szCs w:val="24"/>
       </w:rPr>
     </w:lvl>
   </w:abstractNum>
-  <w:abstractNum w:abstractNumId="12" w15:restartNumberingAfterBreak="0">
+  <w:abstractNum w15:restartNumberingAfterBreak="0" w:abstractNumId="11">
     <w:nsid w:val="0C73562A"/>
     <w:multiLevelType w:val="hybridMultilevel"/>
     <w:tmpl w:val="8230EB7E"/>
@@ -3131,110 +4358,110 @@
       <w:lvlText w:val=""/>
       <w:lvlJc w:val="left"/>
       <w:pPr>
-        <w:ind w:left="720" w:hanging="360"/>
+        <w:ind w:hanging="360" w:left="720"/>
       </w:pPr>
       <w:rPr>
         <w:rFonts w:ascii="Symbol" w:hAnsi="Symbol" w:hint="default"/>
       </w:rPr>
     </w:lvl>
-    <w:lvl w:ilvl="1" w:tplc="04090003" w:tentative="1">
+    <w:lvl w:ilvl="1" w:tentative="1" w:tplc="04090003">
       <w:start w:val="1"/>
       <w:numFmt w:val="bullet"/>
       <w:lvlText w:val="o"/>
       <w:lvlJc w:val="left"/>
       <w:pPr>
-        <w:ind w:left="1440" w:hanging="360"/>
+        <w:ind w:hanging="360" w:left="1440"/>
       </w:pPr>
       <w:rPr>
-        <w:rFonts w:ascii="Courier New" w:hAnsi="Courier New" w:cs="Courier New" w:hint="default"/>
+        <w:rFonts w:ascii="Courier New" w:cs="Courier New" w:hAnsi="Courier New" w:hint="default"/>
       </w:rPr>
     </w:lvl>
-    <w:lvl w:ilvl="2" w:tplc="04090005" w:tentative="1">
+    <w:lvl w:ilvl="2" w:tentative="1" w:tplc="04090005">
       <w:start w:val="1"/>
       <w:numFmt w:val="bullet"/>
       <w:lvlText w:val=""/>
       <w:lvlJc w:val="left"/>
       <w:pPr>
-        <w:ind w:left="2160" w:hanging="360"/>
+        <w:ind w:hanging="360" w:left="2160"/>
       </w:pPr>
       <w:rPr>
         <w:rFonts w:ascii="Wingdings" w:hAnsi="Wingdings" w:hint="default"/>
       </w:rPr>
     </w:lvl>
-    <w:lvl w:ilvl="3" w:tplc="04090001" w:tentative="1">
+    <w:lvl w:ilvl="3" w:tentative="1" w:tplc="04090001">
       <w:start w:val="1"/>
       <w:numFmt w:val="bullet"/>
       <w:lvlText w:val=""/>
       <w:lvlJc w:val="left"/>
       <w:pPr>
-        <w:ind w:left="2880" w:hanging="360"/>
+        <w:ind w:hanging="360" w:left="2880"/>
       </w:pPr>
       <w:rPr>
         <w:rFonts w:ascii="Symbol" w:hAnsi="Symbol" w:hint="default"/>
       </w:rPr>
     </w:lvl>
-    <w:lvl w:ilvl="4" w:tplc="04090003" w:tentative="1">
+    <w:lvl w:ilvl="4" w:tentative="1" w:tplc="04090003">
       <w:start w:val="1"/>
       <w:numFmt w:val="bullet"/>
       <w:lvlText w:val="o"/>
       <w:lvlJc w:val="left"/>
       <w:pPr>
-        <w:ind w:left="3600" w:hanging="360"/>
+        <w:ind w:hanging="360" w:left="3600"/>
       </w:pPr>
       <w:rPr>
-        <w:rFonts w:ascii="Courier New" w:hAnsi="Courier New" w:cs="Courier New" w:hint="default"/>
+        <w:rFonts w:ascii="Courier New" w:cs="Courier New" w:hAnsi="Courier New" w:hint="default"/>
       </w:rPr>
     </w:lvl>
-    <w:lvl w:ilvl="5" w:tplc="04090005" w:tentative="1">
+    <w:lvl w:ilvl="5" w:tentative="1" w:tplc="04090005">
       <w:start w:val="1"/>
       <w:numFmt w:val="bullet"/>
       <w:lvlText w:val=""/>
       <w:lvlJc w:val="left"/>
       <w:pPr>
-        <w:ind w:left="4320" w:hanging="360"/>
+        <w:ind w:hanging="360" w:left="4320"/>
       </w:pPr>
       <w:rPr>
         <w:rFonts w:ascii="Wingdings" w:hAnsi="Wingdings" w:hint="default"/>
       </w:rPr>
     </w:lvl>
-    <w:lvl w:ilvl="6" w:tplc="04090001" w:tentative="1">
+    <w:lvl w:ilvl="6" w:tentative="1" w:tplc="04090001">
       <w:start w:val="1"/>
       <w:numFmt w:val="bullet"/>
       <w:lvlText w:val=""/>
       <w:lvlJc w:val="left"/>
       <w:pPr>
-        <w:ind w:left="5040" w:hanging="360"/>
+        <w:ind w:hanging="360" w:left="5040"/>
       </w:pPr>
       <w:rPr>
         <w:rFonts w:ascii="Symbol" w:hAnsi="Symbol" w:hint="default"/>
       </w:rPr>
     </w:lvl>
-    <w:lvl w:ilvl="7" w:tplc="04090003" w:tentative="1">
+    <w:lvl w:ilvl="7" w:tentative="1" w:tplc="04090003">
       <w:start w:val="1"/>
       <w:numFmt w:val="bullet"/>
       <w:lvlText w:val="o"/>
       <w:lvlJc w:val="left"/>
       <w:pPr>
-        <w:ind w:left="5760" w:hanging="360"/>
+        <w:ind w:hanging="360" w:left="5760"/>
       </w:pPr>
       <w:rPr>
-        <w:rFonts w:ascii="Courier New" w:hAnsi="Courier New" w:cs="Courier New" w:hint="default"/>
+        <w:rFonts w:ascii="Courier New" w:cs="Courier New" w:hAnsi="Courier New" w:hint="default"/>
       </w:rPr>
     </w:lvl>
-    <w:lvl w:ilvl="8" w:tplc="04090005" w:tentative="1">
+    <w:lvl w:ilvl="8" w:tentative="1" w:tplc="04090005">
       <w:start w:val="1"/>
       <w:numFmt w:val="bullet"/>
       <w:lvlText w:val=""/>
       <w:lvlJc w:val="left"/>
       <w:pPr>
-        <w:ind w:left="6480" w:hanging="360"/>
+        <w:ind w:hanging="360" w:left="6480"/>
       </w:pPr>
       <w:rPr>
         <w:rFonts w:ascii="Wingdings" w:hAnsi="Wingdings" w:hint="default"/>
       </w:rPr>
     </w:lvl>
   </w:abstractNum>
-  <w:abstractNum w:abstractNumId="13" w15:restartNumberingAfterBreak="0">
+  <w:abstractNum w15:restartNumberingAfterBreak="0" w:abstractNumId="12">
     <w:nsid w:val="0D1E6798"/>
     <w:multiLevelType w:val="hybridMultilevel"/>
     <w:tmpl w:val="11206344"/>
@@ -3244,110 +4471,110 @@
       <w:lvlText w:val=""/>
       <w:lvlJc w:val="left"/>
       <w:pPr>
-        <w:ind w:left="720" w:hanging="360"/>
+        <w:ind w:hanging="360" w:left="720"/>
       </w:pPr>
       <w:rPr>
         <w:rFonts w:ascii="Symbol" w:hAnsi="Symbol" w:hint="default"/>
       </w:rPr>
     </w:lvl>
-    <w:lvl w:ilvl="1" w:tplc="04090003" w:tentative="1">
+    <w:lvl w:ilvl="1" w:tentative="1" w:tplc="04090003">
       <w:start w:val="1"/>
       <w:numFmt w:val="bullet"/>
       <w:lvlText w:val="o"/>
       <w:lvlJc w:val="left"/>
       <w:pPr>
-        <w:ind w:left="1440" w:hanging="360"/>
+        <w:ind w:hanging="360" w:left="1440"/>
       </w:pPr>
       <w:rPr>
-        <w:rFonts w:ascii="Courier New" w:hAnsi="Courier New" w:cs="Courier New" w:hint="default"/>
+        <w:rFonts w:ascii="Courier New" w:cs="Courier New" w:hAnsi="Courier New" w:hint="default"/>
       </w:rPr>
     </w:lvl>
-    <w:lvl w:ilvl="2" w:tplc="04090005" w:tentative="1">
+    <w:lvl w:ilvl="2" w:tentative="1" w:tplc="04090005">
       <w:start w:val="1"/>
       <w:numFmt w:val="bullet"/>
       <w:lvlText w:val=""/>
       <w:lvlJc w:val="left"/>
       <w:pPr>
-        <w:ind w:left="2160" w:hanging="360"/>
+        <w:ind w:hanging="360" w:left="2160"/>
       </w:pPr>
       <w:rPr>
         <w:rFonts w:ascii="Wingdings" w:hAnsi="Wingdings" w:hint="default"/>
       </w:rPr>
     </w:lvl>
-    <w:lvl w:ilvl="3" w:tplc="04090001" w:tentative="1">
+    <w:lvl w:ilvl="3" w:tentative="1" w:tplc="04090001">
       <w:start w:val="1"/>
       <w:numFmt w:val="bullet"/>
       <w:lvlText w:val=""/>
       <w:lvlJc w:val="left"/>
       <w:pPr>
-        <w:ind w:left="2880" w:hanging="360"/>
+        <w:ind w:hanging="360" w:left="2880"/>
       </w:pPr>
       <w:rPr>
         <w:rFonts w:ascii="Symbol" w:hAnsi="Symbol" w:hint="default"/>
       </w:rPr>
     </w:lvl>
-    <w:lvl w:ilvl="4" w:tplc="04090003" w:tentative="1">
+    <w:lvl w:ilvl="4" w:tentative="1" w:tplc="04090003">
       <w:start w:val="1"/>
       <w:numFmt w:val="bullet"/>
       <w:lvlText w:val="o"/>
       <w:lvlJc w:val="left"/>
       <w:pPr>
-        <w:ind w:left="3600" w:hanging="360"/>
+        <w:ind w:hanging="360" w:left="3600"/>
       </w:pPr>
       <w:rPr>
-        <w:rFonts w:ascii="Courier New" w:hAnsi="Courier New" w:cs="Courier New" w:hint="default"/>
+        <w:rFonts w:ascii="Courier New" w:cs="Courier New" w:hAnsi="Courier New" w:hint="default"/>
       </w:rPr>
     </w:lvl>
-    <w:lvl w:ilvl="5" w:tplc="04090005" w:tentative="1">
+    <w:lvl w:ilvl="5" w:tentative="1" w:tplc="04090005">
       <w:start w:val="1"/>
       <w:numFmt w:val="bullet"/>
       <w:lvlText w:val=""/>
       <w:lvlJc w:val="left"/>
       <w:pPr>
-        <w:ind w:left="4320" w:hanging="360"/>
+        <w:ind w:hanging="360" w:left="4320"/>
       </w:pPr>
       <w:rPr>
         <w:rFonts w:ascii="Wingdings" w:hAnsi="Wingdings" w:hint="default"/>
       </w:rPr>
     </w:lvl>
-    <w:lvl w:ilvl="6" w:tplc="04090001" w:tentative="1">
+    <w:lvl w:ilvl="6" w:tentative="1" w:tplc="04090001">
       <w:start w:val="1"/>
       <w:numFmt w:val="bullet"/>
       <w:lvlText w:val=""/>
       <w:lvlJc w:val="left"/>
       <w:pPr>
-        <w:ind w:left="5040" w:hanging="360"/>
+        <w:ind w:hanging="360" w:left="5040"/>
       </w:pPr>
       <w:rPr>
         <w:rFonts w:ascii="Symbol" w:hAnsi="Symbol" w:hint="default"/>
       </w:rPr>
     </w:lvl>
-    <w:lvl w:ilvl="7" w:tplc="04090003" w:tentative="1">
+    <w:lvl w:ilvl="7" w:tentative="1" w:tplc="04090003">
       <w:start w:val="1"/>
       <w:numFmt w:val="bullet"/>
       <w:lvlText w:val="o"/>
       <w:lvlJc w:val="left"/>
       <w:pPr>
-        <w:ind w:left="5760" w:hanging="360"/>
+        <w:ind w:hanging="360" w:left="5760"/>
       </w:pPr>
       <w:rPr>
-        <w:rFonts w:ascii="Courier New" w:hAnsi="Courier New" w:cs="Courier New" w:hint="default"/>
+        <w:rFonts w:ascii="Courier New" w:cs="Courier New" w:hAnsi="Courier New" w:hint="default"/>
       </w:rPr>
     </w:lvl>
-    <w:lvl w:ilvl="8" w:tplc="04090005" w:tentative="1">
+    <w:lvl w:ilvl="8" w:tentative="1" w:tplc="04090005">
       <w:start w:val="1"/>
       <w:numFmt w:val="bullet"/>
       <w:lvlText w:val=""/>
       <w:lvlJc w:val="left"/>
       <w:pPr>
-        <w:ind w:left="6480" w:hanging="360"/>
+        <w:ind w:hanging="360" w:left="6480"/>
       </w:pPr>
       <w:rPr>
         <w:rFonts w:ascii="Wingdings" w:hAnsi="Wingdings" w:hint="default"/>
       </w:rPr>
     </w:lvl>
   </w:abstractNum>
-  <w:abstractNum w:abstractNumId="14" w15:restartNumberingAfterBreak="0">
+  <w:abstractNum w15:restartNumberingAfterBreak="0" w:abstractNumId="13">
     <w:nsid w:val="186E582D"/>
     <w:multiLevelType w:val="hybridMultilevel"/>
     <w:tmpl w:val="5E18486E"/>
@@ -3358,160 +4585,83 @@
       <w:lvlText w:val="%1."/>
       <w:lvlJc w:val="left"/>
       <w:pPr>
-        <w:ind w:left="936" w:hanging="360"/>
-      </w:pPr>
-    </w:lvl>
-    <w:lvl w:ilvl="1" w:tplc="04090019" w:tentative="1">
+        <w:ind w:hanging="360" w:left="936"/>
+      </w:pPr>
+    </w:lvl>
+    <w:lvl w:ilvl="1" w:tentative="1" w:tplc="04090019">
       <w:start w:val="1"/>
       <w:numFmt w:val="lowerLetter"/>
       <w:lvlText w:val="%2."/>
       <w:lvlJc w:val="left"/>
       <w:pPr>
-        <w:ind w:left="1656" w:hanging="360"/>
-      </w:pPr>
-    </w:lvl>
-    <w:lvl w:ilvl="2" w:tplc="0409001B" w:tentative="1">
+        <w:ind w:hanging="360" w:left="1656"/>
+      </w:pPr>
+    </w:lvl>
+    <w:lvl w:ilvl="2" w:tentative="1" w:tplc="0409001B">
       <w:start w:val="1"/>
       <w:numFmt w:val="lowerRoman"/>
       <w:lvlText w:val="%3."/>
       <w:lvlJc w:val="right"/>
       <w:pPr>
-        <w:ind w:left="2376" w:hanging="180"/>
-      </w:pPr>
-    </w:lvl>
-    <w:lvl w:ilvl="3" w:tplc="0409000F" w:tentative="1">
+        <w:ind w:hanging="180" w:left="2376"/>
+      </w:pPr>
+    </w:lvl>
+    <w:lvl w:ilvl="3" w:tentative="1" w:tplc="0409000F">
       <w:start w:val="1"/>
       <w:numFmt w:val="decimal"/>
       <w:lvlText w:val="%4."/>
       <w:lvlJc w:val="left"/>
       <w:pPr>
-        <w:ind w:left="3096" w:hanging="360"/>
-      </w:pPr>
-    </w:lvl>
-    <w:lvl w:ilvl="4" w:tplc="04090019" w:tentative="1">
+        <w:ind w:hanging="360" w:left="3096"/>
+      </w:pPr>
+    </w:lvl>
+    <w:lvl w:ilvl="4" w:tentative="1" w:tplc="04090019">
       <w:start w:val="1"/>
       <w:numFmt w:val="lowerLetter"/>
       <w:lvlText w:val="%5."/>
       <w:lvlJc w:val="left"/>
       <w:pPr>
-        <w:ind w:left="3816" w:hanging="360"/>
-      </w:pPr>
-    </w:lvl>
-    <w:lvl w:ilvl="5" w:tplc="0409001B" w:tentative="1">
+        <w:ind w:hanging="360" w:left="3816"/>
+      </w:pPr>
+    </w:lvl>
+    <w:lvl w:ilvl="5" w:tentative="1" w:tplc="0409001B">
       <w:start w:val="1"/>
       <w:numFmt w:val="lowerRoman"/>
       <w:lvlText w:val="%6."/>
       <w:lvlJc w:val="right"/>
       <w:pPr>
-        <w:ind w:left="4536" w:hanging="180"/>
-      </w:pPr>
-    </w:lvl>
-    <w:lvl w:ilvl="6" w:tplc="0409000F" w:tentative="1">
+        <w:ind w:hanging="180" w:left="4536"/>
+      </w:pPr>
+    </w:lvl>
+    <w:lvl w:ilvl="6" w:tentative="1" w:tplc="0409000F">
       <w:start w:val="1"/>
       <w:numFmt w:val="decimal"/>
       <w:lvlText w:val="%7."/>
       <w:lvlJc w:val="left"/>
       <w:pPr>
-        <w:ind w:left="5256" w:hanging="360"/>
-      </w:pPr>
-    </w:lvl>
-    <w:lvl w:ilvl="7" w:tplc="04090019" w:tentative="1">
+        <w:ind w:hanging="360" w:left="5256"/>
+      </w:pPr>
+    </w:lvl>
+    <w:lvl w:ilvl="7" w:tentative="1" w:tplc="04090019">
       <w:start w:val="1"/>
       <w:numFmt w:val="lowerLetter"/>
       <w:lvlText w:val="%8."/>
       <w:lvlJc w:val="left"/>
       <w:pPr>
-        <w:ind w:left="5976" w:hanging="360"/>
-      </w:pPr>
-    </w:lvl>
-    <w:lvl w:ilvl="8" w:tplc="0409001B" w:tentative="1">
+        <w:ind w:hanging="360" w:left="5976"/>
+      </w:pPr>
+    </w:lvl>
+    <w:lvl w:ilvl="8" w:tentative="1" w:tplc="0409001B">
       <w:start w:val="1"/>
       <w:numFmt w:val="lowerRoman"/>
       <w:lvlText w:val="%9."/>
       <w:lvlJc w:val="right"/>
       <w:pPr>
-        <w:ind w:left="6696" w:hanging="180"/>
+        <w:ind w:hanging="180" w:left="6696"/>
       </w:pPr>
     </w:lvl>
   </w:abstractNum>
-  <w:abstractNum w:abstractNumId="15" w15:restartNumberingAfterBreak="0">
-    <w:nsid w:val="2C1AE401"/>
-    <w:multiLevelType w:val="multilevel"/>
-    <w:tmpl w:val="B3289618"/>
-    <w:lvl w:ilvl="0">
-      <w:numFmt w:val="bullet"/>
-      <w:lvlText w:val=" "/>
-      <w:lvlJc w:val="left"/>
-      <w:pPr>
-        <w:ind w:left="720" w:hanging="480"/>
-      </w:pPr>
-    </w:lvl>
-    <w:lvl w:ilvl="1">
-      <w:numFmt w:val="bullet"/>
-      <w:lvlText w:val=" "/>
-      <w:lvlJc w:val="left"/>
-      <w:pPr>
-        <w:ind w:left="1440" w:hanging="480"/>
-      </w:pPr>
-    </w:lvl>
-    <w:lvl w:ilvl="2">
-      <w:numFmt w:val="bullet"/>
-      <w:lvlText w:val=" "/>
-      <w:lvlJc w:val="left"/>
-      <w:pPr>
-        <w:ind w:left="2160" w:hanging="480"/>
-      </w:pPr>
-    </w:lvl>
-    <w:lvl w:ilvl="3">
-      <w:numFmt w:val="bullet"/>
-      <w:lvlText w:val=" "/>
-      <w:lvlJc w:val="left"/>
-      <w:pPr>
-        <w:ind w:left="2880" w:hanging="480"/>
-      </w:pPr>
-    </w:lvl>
-    <w:lvl w:ilvl="4">
-      <w:numFmt w:val="bullet"/>
-      <w:lvlText w:val=" "/>
-      <w:lvlJc w:val="left"/>
-      <w:pPr>
-        <w:ind w:left="3600" w:hanging="480"/>
-      </w:pPr>
-    </w:lvl>
-    <w:lvl w:ilvl="5">
-      <w:numFmt w:val="bullet"/>
-      <w:lvlText w:val=" "/>
-      <w:lvlJc w:val="left"/>
-      <w:pPr>
-        <w:ind w:left="4320" w:hanging="480"/>
-      </w:pPr>
-    </w:lvl>
-    <w:lvl w:ilvl="6">
-      <w:numFmt w:val="bullet"/>
-      <w:lvlText w:val=" "/>
-      <w:lvlJc w:val="left"/>
-      <w:pPr>
-        <w:ind w:left="5040" w:hanging="480"/>
-      </w:pPr>
-    </w:lvl>
-    <w:lvl w:ilvl="7">
-      <w:numFmt w:val="bullet"/>
-      <w:lvlText w:val=" "/>
-      <w:lvlJc w:val="left"/>
-      <w:pPr>
-        <w:ind w:left="5760" w:hanging="480"/>
-      </w:pPr>
-    </w:lvl>
-    <w:lvl w:ilvl="8">
-      <w:numFmt w:val="bullet"/>
-      <w:lvlText w:val=" "/>
-      <w:lvlJc w:val="left"/>
-      <w:pPr>
-        <w:ind w:left="6480" w:hanging="480"/>
-      </w:pPr>
-    </w:lvl>
-  </w:abstractNum>
-  <w:abstractNum w:abstractNumId="16" w15:restartNumberingAfterBreak="0">
+  <w:abstractNum w15:restartNumberingAfterBreak="0" w:abstractNumId="14">
     <w:nsid w:val="37E62335"/>
     <w:multiLevelType w:val="hybridMultilevel"/>
     <w:tmpl w:val="BE369E2A"/>
@@ -3522,7 +4672,7 @@
       <w:lvlText w:val=""/>
       <w:lvlJc w:val="left"/>
       <w:pPr>
-        <w:ind w:left="720" w:hanging="360"/>
+        <w:ind w:hanging="360" w:left="720"/>
       </w:pPr>
       <w:rPr>
         <w:rFonts w:ascii="Symbol" w:hAnsi="Symbol" w:hint="default"/>
@@ -3534,98 +4684,98 @@
       <w:lvlText w:val="o"/>
       <w:lvlJc w:val="left"/>
       <w:pPr>
-        <w:ind w:left="1440" w:hanging="360"/>
+        <w:ind w:hanging="360" w:left="1440"/>
       </w:pPr>
       <w:rPr>
-        <w:rFonts w:ascii="Courier New" w:hAnsi="Courier New" w:cs="Courier New" w:hint="default"/>
+        <w:rFonts w:ascii="Courier New" w:cs="Courier New" w:hAnsi="Courier New" w:hint="default"/>
       </w:rPr>
     </w:lvl>
-    <w:lvl w:ilvl="2" w:tplc="04090005" w:tentative="1">
+    <w:lvl w:ilvl="2" w:tentative="1" w:tplc="04090005">
       <w:start w:val="1"/>
       <w:numFmt w:val="bullet"/>
       <w:lvlText w:val=""/>
       <w:lvlJc w:val="left"/>
       <w:pPr>
-        <w:ind w:left="2160" w:hanging="360"/>
+        <w:ind w:hanging="360" w:left="2160"/>
       </w:pPr>
       <w:rPr>
         <w:rFonts w:ascii="Wingdings" w:hAnsi="Wingdings" w:hint="default"/>
       </w:rPr>
     </w:lvl>
-    <w:lvl w:ilvl="3" w:tplc="04090001" w:tentative="1">
+    <w:lvl w:ilvl="3" w:tentative="1" w:tplc="04090001">
       <w:start w:val="1"/>
       <w:numFmt w:val="bullet"/>
       <w:lvlText w:val=""/>
       <w:lvlJc w:val="left"/>
       <w:pPr>
-        <w:ind w:left="2880" w:hanging="360"/>
+        <w:ind w:hanging="360" w:left="2880"/>
       </w:pPr>
       <w:rPr>
         <w:rFonts w:ascii="Symbol" w:hAnsi="Symbol" w:hint="default"/>
       </w:rPr>
     </w:lvl>
-    <w:lvl w:ilvl="4" w:tplc="04090003" w:tentative="1">
+    <w:lvl w:ilvl="4" w:tentative="1" w:tplc="04090003">
       <w:start w:val="1"/>
       <w:numFmt w:val="bullet"/>
       <w:lvlText w:val="o"/>
       <w:lvlJc w:val="left"/>
       <w:pPr>
-        <w:ind w:left="3600" w:hanging="360"/>
+        <w:ind w:hanging="360" w:left="3600"/>
       </w:pPr>
       <w:rPr>
-        <w:rFonts w:ascii="Courier New" w:hAnsi="Courier New" w:cs="Courier New" w:hint="default"/>
+        <w:rFonts w:ascii="Courier New" w:cs="Courier New" w:hAnsi="Courier New" w:hint="default"/>
       </w:rPr>
     </w:lvl>
-    <w:lvl w:ilvl="5" w:tplc="04090005" w:tentative="1">
+    <w:lvl w:ilvl="5" w:tentative="1" w:tplc="04090005">
       <w:start w:val="1"/>
       <w:numFmt w:val="bullet"/>
       <w:lvlText w:val=""/>
       <w:lvlJc w:val="left"/>
       <w:pPr>
-        <w:ind w:left="4320" w:hanging="360"/>
+        <w:ind w:hanging="360" w:left="4320"/>
       </w:pPr>
       <w:rPr>
         <w:rFonts w:ascii="Wingdings" w:hAnsi="Wingdings" w:hint="default"/>
       </w:rPr>
     </w:lvl>
-    <w:lvl w:ilvl="6" w:tplc="04090001" w:tentative="1">
+    <w:lvl w:ilvl="6" w:tentative="1" w:tplc="04090001">
       <w:start w:val="1"/>
       <w:numFmt w:val="bullet"/>
       <w:lvlText w:val=""/>
       <w:lvlJc w:val="left"/>
       <w:pPr>
-        <w:ind w:left="5040" w:hanging="360"/>
+        <w:ind w:hanging="360" w:left="5040"/>
       </w:pPr>
       <w:rPr>
         <w:rFonts w:ascii="Symbol" w:hAnsi="Symbol" w:hint="default"/>
       </w:rPr>
     </w:lvl>
-    <w:lvl w:ilvl="7" w:tplc="04090003" w:tentative="1">
+    <w:lvl w:ilvl="7" w:tentative="1" w:tplc="04090003">
       <w:start w:val="1"/>
       <w:numFmt w:val="bullet"/>
       <w:lvlText w:val="o"/>
       <w:lvlJc w:val="left"/>
       <w:pPr>
-        <w:ind w:left="5760" w:hanging="360"/>
+        <w:ind w:hanging="360" w:left="5760"/>
       </w:pPr>
       <w:rPr>
-        <w:rFonts w:ascii="Courier New" w:hAnsi="Courier New" w:cs="Courier New" w:hint="default"/>
+        <w:rFonts w:ascii="Courier New" w:cs="Courier New" w:hAnsi="Courier New" w:hint="default"/>
       </w:rPr>
     </w:lvl>
-    <w:lvl w:ilvl="8" w:tplc="04090005" w:tentative="1">
+    <w:lvl w:ilvl="8" w:tentative="1" w:tplc="04090005">
       <w:start w:val="1"/>
       <w:numFmt w:val="bullet"/>
       <w:lvlText w:val=""/>
       <w:lvlJc w:val="left"/>
       <w:pPr>
-        <w:ind w:left="6480" w:hanging="360"/>
+        <w:ind w:hanging="360" w:left="6480"/>
       </w:pPr>
       <w:rPr>
         <w:rFonts w:ascii="Wingdings" w:hAnsi="Wingdings" w:hint="default"/>
       </w:rPr>
     </w:lvl>
   </w:abstractNum>
-  <w:abstractNum w:abstractNumId="17" w15:restartNumberingAfterBreak="0">
+  <w:abstractNum w15:restartNumberingAfterBreak="0" w:abstractNumId="15">
     <w:nsid w:val="3E2F4FBE"/>
     <w:multiLevelType w:val="multilevel"/>
     <w:tmpl w:val="15F257CC"/>
@@ -3637,12 +4787,12 @@
       <w:lvlJc w:val="left"/>
       <w:pPr>
         <w:tabs>
-          <w:tab w:val="num" w:pos="567"/>
+          <w:tab w:pos="567" w:val="num"/>
         </w:tabs>
-        <w:ind w:left="567" w:hanging="567"/>
+        <w:ind w:hanging="567" w:left="567"/>
       </w:pPr>
       <w:rPr>
-        <w:rFonts w:ascii="Times New Roman" w:hAnsi="Times New Roman" w:cs="Times New Roman" w:hint="default"/>
+        <w:rFonts w:ascii="Times New Roman" w:cs="Times New Roman" w:hAnsi="Times New Roman" w:hint="default"/>
         <w:b/>
         <w:i w:val="0"/>
         <w:caps w:val="0"/>
@@ -3666,12 +4816,12 @@
       <w:lvlJc w:val="left"/>
       <w:pPr>
         <w:tabs>
-          <w:tab w:val="num" w:pos="567"/>
+          <w:tab w:pos="567" w:val="num"/>
         </w:tabs>
-        <w:ind w:left="567" w:hanging="567"/>
+        <w:ind w:hanging="567" w:left="567"/>
       </w:pPr>
       <w:rPr>
-        <w:rFonts w:ascii="Times New Roman" w:hAnsi="Times New Roman" w:cs="Times New Roman" w:hint="default"/>
+        <w:rFonts w:ascii="Times New Roman" w:cs="Times New Roman" w:hAnsi="Times New Roman" w:hint="default"/>
         <w:b/>
         <w:i w:val="0"/>
         <w:strike w:val="0"/>
@@ -3693,12 +4843,12 @@
       <w:lvlJc w:val="left"/>
       <w:pPr>
         <w:tabs>
-          <w:tab w:val="num" w:pos="567"/>
+          <w:tab w:pos="567" w:val="num"/>
         </w:tabs>
-        <w:ind w:left="567" w:hanging="567"/>
+        <w:ind w:hanging="567" w:left="567"/>
       </w:pPr>
       <w:rPr>
-        <w:rFonts w:ascii="Times New Roman" w:hAnsi="Times New Roman" w:cs="Times New Roman" w:hint="default"/>
+        <w:rFonts w:ascii="Times New Roman" w:cs="Times New Roman" w:hAnsi="Times New Roman" w:hint="default"/>
         <w:b/>
         <w:i w:val="0"/>
         <w:sz w:val="22"/>
@@ -3712,12 +4862,12 @@
       <w:lvlJc w:val="left"/>
       <w:pPr>
         <w:tabs>
-          <w:tab w:val="num" w:pos="720"/>
+          <w:tab w:pos="720" w:val="num"/>
         </w:tabs>
-        <w:ind w:left="567" w:hanging="567"/>
+        <w:ind w:hanging="567" w:left="567"/>
       </w:pPr>
       <w:rPr>
-        <w:rFonts w:ascii="Times New Roman" w:hAnsi="Times New Roman" w:cs="Times New Roman" w:hint="default"/>
+        <w:rFonts w:ascii="Times New Roman" w:cs="Times New Roman" w:hAnsi="Times New Roman" w:hint="default"/>
         <w:sz w:val="24"/>
         <w:szCs w:val="24"/>
       </w:rPr>
@@ -3729,12 +4879,12 @@
       <w:lvlJc w:val="left"/>
       <w:pPr>
         <w:tabs>
-          <w:tab w:val="num" w:pos="1080"/>
+          <w:tab w:pos="1080" w:val="num"/>
         </w:tabs>
-        <w:ind w:left="567" w:hanging="567"/>
+        <w:ind w:hanging="567" w:left="567"/>
       </w:pPr>
       <w:rPr>
-        <w:rFonts w:ascii="Times New Roman" w:hAnsi="Times New Roman" w:cs="Times New Roman" w:hint="default"/>
+        <w:rFonts w:ascii="Times New Roman" w:cs="Times New Roman" w:hAnsi="Times New Roman" w:hint="default"/>
         <w:sz w:val="24"/>
         <w:szCs w:val="24"/>
       </w:rPr>
@@ -3746,12 +4896,12 @@
       <w:lvlJc w:val="left"/>
       <w:pPr>
         <w:tabs>
-          <w:tab w:val="num" w:pos="1080"/>
+          <w:tab w:pos="1080" w:val="num"/>
         </w:tabs>
-        <w:ind w:left="567" w:hanging="567"/>
+        <w:ind w:hanging="567" w:left="567"/>
       </w:pPr>
       <w:rPr>
-        <w:rFonts w:ascii="Times New Roman" w:hAnsi="Times New Roman" w:cs="Times New Roman" w:hint="default"/>
+        <w:rFonts w:ascii="Times New Roman" w:cs="Times New Roman" w:hAnsi="Times New Roman" w:hint="default"/>
         <w:sz w:val="24"/>
         <w:szCs w:val="24"/>
       </w:rPr>
@@ -3763,12 +4913,12 @@
       <w:lvlJc w:val="left"/>
       <w:pPr>
         <w:tabs>
-          <w:tab w:val="num" w:pos="1440"/>
+          <w:tab w:pos="1440" w:val="num"/>
         </w:tabs>
-        <w:ind w:left="567" w:hanging="567"/>
+        <w:ind w:hanging="567" w:left="567"/>
       </w:pPr>
       <w:rPr>
-        <w:rFonts w:ascii="Times New Roman" w:hAnsi="Times New Roman" w:cs="Times New Roman" w:hint="default"/>
+        <w:rFonts w:ascii="Times New Roman" w:cs="Times New Roman" w:hAnsi="Times New Roman" w:hint="default"/>
         <w:sz w:val="24"/>
         <w:szCs w:val="24"/>
       </w:rPr>
@@ -3780,12 +4930,12 @@
       <w:lvlJc w:val="left"/>
       <w:pPr>
         <w:tabs>
-          <w:tab w:val="num" w:pos="1440"/>
+          <w:tab w:pos="1440" w:val="num"/>
         </w:tabs>
-        <w:ind w:left="567" w:hanging="567"/>
+        <w:ind w:hanging="567" w:left="567"/>
       </w:pPr>
       <w:rPr>
-        <w:rFonts w:ascii="Times New Roman" w:hAnsi="Times New Roman" w:cs="Times New Roman" w:hint="default"/>
+        <w:rFonts w:ascii="Times New Roman" w:cs="Times New Roman" w:hAnsi="Times New Roman" w:hint="default"/>
         <w:sz w:val="24"/>
         <w:szCs w:val="24"/>
       </w:rPr>
@@ -3797,18 +4947,18 @@
       <w:lvlJc w:val="left"/>
       <w:pPr>
         <w:tabs>
-          <w:tab w:val="num" w:pos="1800"/>
+          <w:tab w:pos="1800" w:val="num"/>
         </w:tabs>
-        <w:ind w:left="567" w:hanging="567"/>
+        <w:ind w:hanging="567" w:left="567"/>
       </w:pPr>
       <w:rPr>
-        <w:rFonts w:ascii="Times New Roman" w:hAnsi="Times New Roman" w:cs="Times New Roman" w:hint="default"/>
+        <w:rFonts w:ascii="Times New Roman" w:cs="Times New Roman" w:hAnsi="Times New Roman" w:hint="default"/>
         <w:sz w:val="24"/>
         <w:szCs w:val="24"/>
       </w:rPr>
     </w:lvl>
   </w:abstractNum>
-  <w:abstractNum w:abstractNumId="18" w15:restartNumberingAfterBreak="0">
+  <w:abstractNum w15:restartNumberingAfterBreak="0" w:abstractNumId="16">
     <w:nsid w:val="488729BD"/>
     <w:multiLevelType w:val="hybridMultilevel"/>
     <w:tmpl w:val="F648AAD4"/>
@@ -3818,110 +4968,110 @@
       <w:lvlText w:val=""/>
       <w:lvlJc w:val="left"/>
       <w:pPr>
-        <w:ind w:left="590" w:hanging="360"/>
+        <w:ind w:hanging="360" w:left="590"/>
       </w:pPr>
       <w:rPr>
         <w:rFonts w:ascii="Symbol" w:hAnsi="Symbol" w:hint="default"/>
       </w:rPr>
     </w:lvl>
-    <w:lvl w:ilvl="1" w:tplc="04090003" w:tentative="1">
+    <w:lvl w:ilvl="1" w:tentative="1" w:tplc="04090003">
       <w:start w:val="1"/>
       <w:numFmt w:val="bullet"/>
       <w:lvlText w:val="o"/>
       <w:lvlJc w:val="left"/>
       <w:pPr>
-        <w:ind w:left="1310" w:hanging="360"/>
+        <w:ind w:hanging="360" w:left="1310"/>
       </w:pPr>
       <w:rPr>
-        <w:rFonts w:ascii="Courier New" w:hAnsi="Courier New" w:cs="Courier New" w:hint="default"/>
+        <w:rFonts w:ascii="Courier New" w:cs="Courier New" w:hAnsi="Courier New" w:hint="default"/>
       </w:rPr>
     </w:lvl>
-    <w:lvl w:ilvl="2" w:tplc="04090005" w:tentative="1">
+    <w:lvl w:ilvl="2" w:tentative="1" w:tplc="04090005">
       <w:start w:val="1"/>
       <w:numFmt w:val="bullet"/>
       <w:lvlText w:val=""/>
       <w:lvlJc w:val="left"/>
       <w:pPr>
-        <w:ind w:left="2030" w:hanging="360"/>
+        <w:ind w:hanging="360" w:left="2030"/>
       </w:pPr>
       <w:rPr>
         <w:rFonts w:ascii="Wingdings" w:hAnsi="Wingdings" w:hint="default"/>
       </w:rPr>
     </w:lvl>
-    <w:lvl w:ilvl="3" w:tplc="04090001" w:tentative="1">
+    <w:lvl w:ilvl="3" w:tentative="1" w:tplc="04090001">
       <w:start w:val="1"/>
       <w:numFmt w:val="bullet"/>
       <w:lvlText w:val=""/>
       <w:lvlJc w:val="left"/>
       <w:pPr>
-        <w:ind w:left="2750" w:hanging="360"/>
+        <w:ind w:hanging="360" w:left="2750"/>
       </w:pPr>
       <w:rPr>
         <w:rFonts w:ascii="Symbol" w:hAnsi="Symbol" w:hint="default"/>
       </w:rPr>
     </w:lvl>
-    <w:lvl w:ilvl="4" w:tplc="04090003" w:tentative="1">
+    <w:lvl w:ilvl="4" w:tentative="1" w:tplc="04090003">
       <w:start w:val="1"/>
       <w:numFmt w:val="bullet"/>
       <w:lvlText w:val="o"/>
       <w:lvlJc w:val="left"/>
       <w:pPr>
-        <w:ind w:left="3470" w:hanging="360"/>
+        <w:ind w:hanging="360" w:left="3470"/>
       </w:pPr>
       <w:rPr>
-        <w:rFonts w:ascii="Courier New" w:hAnsi="Courier New" w:cs="Courier New" w:hint="default"/>
+        <w:rFonts w:ascii="Courier New" w:cs="Courier New" w:hAnsi="Courier New" w:hint="default"/>
       </w:rPr>
     </w:lvl>
-    <w:lvl w:ilvl="5" w:tplc="04090005" w:tentative="1">
+    <w:lvl w:ilvl="5" w:tentative="1" w:tplc="04090005">
       <w:start w:val="1"/>
       <w:numFmt w:val="bullet"/>
       <w:lvlText w:val=""/>
       <w:lvlJc w:val="left"/>
       <w:pPr>
-        <w:ind w:left="4190" w:hanging="360"/>
+        <w:ind w:hanging="360" w:left="4190"/>
       </w:pPr>
       <w:rPr>
         <w:rFonts w:ascii="Wingdings" w:hAnsi="Wingdings" w:hint="default"/>
       </w:rPr>
     </w:lvl>
-    <w:lvl w:ilvl="6" w:tplc="04090001" w:tentative="1">
+    <w:lvl w:ilvl="6" w:tentative="1" w:tplc="04090001">
       <w:start w:val="1"/>
       <w:numFmt w:val="bullet"/>
       <w:lvlText w:val=""/>
       <w:lvlJc w:val="left"/>
       <w:pPr>
-        <w:ind w:left="4910" w:hanging="360"/>
+        <w:ind w:hanging="360" w:left="4910"/>
       </w:pPr>
       <w:rPr>
         <w:rFonts w:ascii="Symbol" w:hAnsi="Symbol" w:hint="default"/>
       </w:rPr>
     </w:lvl>
-    <w:lvl w:ilvl="7" w:tplc="04090003" w:tentative="1">
+    <w:lvl w:ilvl="7" w:tentative="1" w:tplc="04090003">
       <w:start w:val="1"/>
       <w:numFmt w:val="bullet"/>
       <w:lvlText w:val="o"/>
       <w:lvlJc w:val="left"/>
       <w:pPr>
-        <w:ind w:left="5630" w:hanging="360"/>
+        <w:ind w:hanging="360" w:left="5630"/>
       </w:pPr>
       <w:rPr>
-        <w:rFonts w:ascii="Courier New" w:hAnsi="Courier New" w:cs="Courier New" w:hint="default"/>
+        <w:rFonts w:ascii="Courier New" w:cs="Courier New" w:hAnsi="Courier New" w:hint="default"/>
       </w:rPr>
     </w:lvl>
-    <w:lvl w:ilvl="8" w:tplc="04090005" w:tentative="1">
+    <w:lvl w:ilvl="8" w:tentative="1" w:tplc="04090005">
       <w:start w:val="1"/>
       <w:numFmt w:val="bullet"/>
       <w:lvlText w:val=""/>
       <w:lvlJc w:val="left"/>
       <w:pPr>
-        <w:ind w:left="6350" w:hanging="360"/>
+        <w:ind w:hanging="360" w:left="6350"/>
       </w:pPr>
       <w:rPr>
         <w:rFonts w:ascii="Wingdings" w:hAnsi="Wingdings" w:hint="default"/>
       </w:rPr>
     </w:lvl>
   </w:abstractNum>
-  <w:abstractNum w:abstractNumId="19" w15:restartNumberingAfterBreak="0">
+  <w:abstractNum w15:restartNumberingAfterBreak="0" w:abstractNumId="17">
     <w:nsid w:val="526C30E4"/>
     <w:multiLevelType w:val="multilevel"/>
     <w:tmpl w:val="8D42BCB6"/>
@@ -3932,12 +5082,12 @@
       <w:lvlJc w:val="left"/>
       <w:pPr>
         <w:tabs>
-          <w:tab w:val="num" w:pos="567"/>
+          <w:tab w:pos="567" w:val="num"/>
         </w:tabs>
-        <w:ind w:left="567" w:hanging="567"/>
+        <w:ind w:hanging="567" w:left="567"/>
       </w:pPr>
       <w:rPr>
-        <w:rFonts w:ascii="Times New Roman" w:hAnsi="Times New Roman" w:cs="Times New Roman" w:hint="default"/>
+        <w:rFonts w:ascii="Times New Roman" w:cs="Times New Roman" w:hAnsi="Times New Roman" w:hint="default"/>
         <w:b/>
         <w:i w:val="0"/>
         <w:caps w:val="0"/>
@@ -3961,12 +5111,12 @@
       <w:lvlJc w:val="left"/>
       <w:pPr>
         <w:tabs>
-          <w:tab w:val="num" w:pos="567"/>
+          <w:tab w:pos="567" w:val="num"/>
         </w:tabs>
-        <w:ind w:left="567" w:hanging="567"/>
+        <w:ind w:hanging="567" w:left="567"/>
       </w:pPr>
       <w:rPr>
-        <w:rFonts w:ascii="Times New Roman" w:hAnsi="Times New Roman" w:cs="Times New Roman" w:hint="default"/>
+        <w:rFonts w:ascii="Times New Roman" w:cs="Times New Roman" w:hAnsi="Times New Roman" w:hint="default"/>
         <w:b/>
         <w:i w:val="0"/>
         <w:strike w:val="0"/>
@@ -3988,12 +5138,12 @@
       <w:lvlJc w:val="left"/>
       <w:pPr>
         <w:tabs>
-          <w:tab w:val="num" w:pos="567"/>
+          <w:tab w:pos="567" w:val="num"/>
         </w:tabs>
-        <w:ind w:left="567" w:hanging="567"/>
+        <w:ind w:hanging="567" w:left="567"/>
       </w:pPr>
       <w:rPr>
-        <w:rFonts w:ascii="Times New Roman" w:hAnsi="Times New Roman" w:cs="Times New Roman" w:hint="default"/>
+        <w:rFonts w:ascii="Times New Roman" w:cs="Times New Roman" w:hAnsi="Times New Roman" w:hint="default"/>
         <w:b/>
         <w:i w:val="0"/>
         <w:sz w:val="22"/>
@@ -4007,12 +5157,12 @@
       <w:lvlJc w:val="left"/>
       <w:pPr>
         <w:tabs>
-          <w:tab w:val="num" w:pos="720"/>
+          <w:tab w:pos="720" w:val="num"/>
         </w:tabs>
-        <w:ind w:left="567" w:hanging="567"/>
+        <w:ind w:hanging="567" w:left="567"/>
       </w:pPr>
       <w:rPr>
-        <w:rFonts w:ascii="Times New Roman" w:hAnsi="Times New Roman" w:cs="Times New Roman" w:hint="default"/>
+        <w:rFonts w:ascii="Times New Roman" w:cs="Times New Roman" w:hAnsi="Times New Roman" w:hint="default"/>
         <w:sz w:val="24"/>
         <w:szCs w:val="24"/>
       </w:rPr>
@@ -4024,12 +5174,12 @@
       <w:lvlJc w:val="left"/>
       <w:pPr>
         <w:tabs>
-          <w:tab w:val="num" w:pos="1080"/>
+          <w:tab w:pos="1080" w:val="num"/>
         </w:tabs>
-        <w:ind w:left="567" w:hanging="567"/>
+        <w:ind w:hanging="567" w:left="567"/>
       </w:pPr>
       <w:rPr>
-        <w:rFonts w:ascii="Times New Roman" w:hAnsi="Times New Roman" w:cs="Times New Roman" w:hint="default"/>
+        <w:rFonts w:ascii="Times New Roman" w:cs="Times New Roman" w:hAnsi="Times New Roman" w:hint="default"/>
         <w:sz w:val="24"/>
         <w:szCs w:val="24"/>
       </w:rPr>
@@ -4041,12 +5191,12 @@
       <w:lvlJc w:val="left"/>
       <w:pPr>
         <w:tabs>
-          <w:tab w:val="num" w:pos="1080"/>
+          <w:tab w:pos="1080" w:val="num"/>
         </w:tabs>
-        <w:ind w:left="567" w:hanging="567"/>
+        <w:ind w:hanging="567" w:left="567"/>
       </w:pPr>
       <w:rPr>
-        <w:rFonts w:ascii="Times New Roman" w:hAnsi="Times New Roman" w:cs="Times New Roman" w:hint="default"/>
+        <w:rFonts w:ascii="Times New Roman" w:cs="Times New Roman" w:hAnsi="Times New Roman" w:hint="default"/>
         <w:sz w:val="24"/>
         <w:szCs w:val="24"/>
       </w:rPr>
@@ -4058,12 +5208,12 @@
       <w:lvlJc w:val="left"/>
       <w:pPr>
         <w:tabs>
-          <w:tab w:val="num" w:pos="1440"/>
+          <w:tab w:pos="1440" w:val="num"/>
         </w:tabs>
-        <w:ind w:left="567" w:hanging="567"/>
+        <w:ind w:hanging="567" w:left="567"/>
       </w:pPr>
       <w:rPr>
-        <w:rFonts w:ascii="Times New Roman" w:hAnsi="Times New Roman" w:cs="Times New Roman" w:hint="default"/>
+        <w:rFonts w:ascii="Times New Roman" w:cs="Times New Roman" w:hAnsi="Times New Roman" w:hint="default"/>
         <w:sz w:val="24"/>
         <w:szCs w:val="24"/>
       </w:rPr>
@@ -4075,12 +5225,12 @@
       <w:lvlJc w:val="left"/>
       <w:pPr>
         <w:tabs>
-          <w:tab w:val="num" w:pos="1440"/>
+          <w:tab w:pos="1440" w:val="num"/>
         </w:tabs>
-        <w:ind w:left="567" w:hanging="567"/>
+        <w:ind w:hanging="567" w:left="567"/>
       </w:pPr>
       <w:rPr>
-        <w:rFonts w:ascii="Times New Roman" w:hAnsi="Times New Roman" w:cs="Times New Roman" w:hint="default"/>
+        <w:rFonts w:ascii="Times New Roman" w:cs="Times New Roman" w:hAnsi="Times New Roman" w:hint="default"/>
         <w:sz w:val="24"/>
         <w:szCs w:val="24"/>
       </w:rPr>
@@ -4092,18 +5242,18 @@
       <w:lvlJc w:val="left"/>
       <w:pPr>
         <w:tabs>
-          <w:tab w:val="num" w:pos="1800"/>
+          <w:tab w:pos="1800" w:val="num"/>
         </w:tabs>
-        <w:ind w:left="567" w:hanging="567"/>
+        <w:ind w:hanging="567" w:left="567"/>
       </w:pPr>
       <w:rPr>
-        <w:rFonts w:ascii="Times New Roman" w:hAnsi="Times New Roman" w:cs="Times New Roman" w:hint="default"/>
+        <w:rFonts w:ascii="Times New Roman" w:cs="Times New Roman" w:hAnsi="Times New Roman" w:hint="default"/>
         <w:sz w:val="24"/>
         <w:szCs w:val="24"/>
       </w:rPr>
     </w:lvl>
   </w:abstractNum>
-  <w:abstractNum w:abstractNumId="20" w15:restartNumberingAfterBreak="0">
+  <w:abstractNum w15:restartNumberingAfterBreak="0" w:abstractNumId="18">
     <w:nsid w:val="57DB479E"/>
     <w:multiLevelType w:val="hybridMultilevel"/>
     <w:tmpl w:val="8FF4EE3E"/>
@@ -4113,86 +5263,86 @@
       <w:lvlText w:val="%1"/>
       <w:lvlJc w:val="left"/>
       <w:pPr>
-        <w:ind w:left="360" w:hanging="360"/>
+        <w:ind w:hanging="360" w:left="360"/>
       </w:pPr>
       <w:rPr>
         <w:rFonts w:hint="default"/>
       </w:rPr>
     </w:lvl>
-    <w:lvl w:ilvl="1" w:tplc="04090019" w:tentative="1">
+    <w:lvl w:ilvl="1" w:tentative="1" w:tplc="04090019">
       <w:start w:val="1"/>
       <w:numFmt w:val="lowerLetter"/>
       <w:lvlText w:val="%2."/>
       <w:lvlJc w:val="left"/>
       <w:pPr>
-        <w:ind w:left="1080" w:hanging="360"/>
-      </w:pPr>
-    </w:lvl>
-    <w:lvl w:ilvl="2" w:tplc="0409001B" w:tentative="1">
+        <w:ind w:hanging="360" w:left="1080"/>
+      </w:pPr>
+    </w:lvl>
+    <w:lvl w:ilvl="2" w:tentative="1" w:tplc="0409001B">
       <w:start w:val="1"/>
       <w:numFmt w:val="lowerRoman"/>
       <w:lvlText w:val="%3."/>
       <w:lvlJc w:val="right"/>
       <w:pPr>
-        <w:ind w:left="1800" w:hanging="180"/>
-      </w:pPr>
-    </w:lvl>
-    <w:lvl w:ilvl="3" w:tplc="0409000F" w:tentative="1">
+        <w:ind w:hanging="180" w:left="1800"/>
+      </w:pPr>
+    </w:lvl>
+    <w:lvl w:ilvl="3" w:tentative="1" w:tplc="0409000F">
       <w:start w:val="1"/>
       <w:numFmt w:val="decimal"/>
       <w:lvlText w:val="%4."/>
       <w:lvlJc w:val="left"/>
       <w:pPr>
-        <w:ind w:left="2520" w:hanging="360"/>
-      </w:pPr>
-    </w:lvl>
-    <w:lvl w:ilvl="4" w:tplc="04090019" w:tentative="1">
+        <w:ind w:hanging="360" w:left="2520"/>
+      </w:pPr>
+    </w:lvl>
+    <w:lvl w:ilvl="4" w:tentative="1" w:tplc="04090019">
       <w:start w:val="1"/>
       <w:numFmt w:val="lowerLetter"/>
       <w:lvlText w:val="%5."/>
       <w:lvlJc w:val="left"/>
       <w:pPr>
-        <w:ind w:left="3240" w:hanging="360"/>
-      </w:pPr>
-    </w:lvl>
-    <w:lvl w:ilvl="5" w:tplc="0409001B" w:tentative="1">
+        <w:ind w:hanging="360" w:left="3240"/>
+      </w:pPr>
+    </w:lvl>
+    <w:lvl w:ilvl="5" w:tentative="1" w:tplc="0409001B">
       <w:start w:val="1"/>
       <w:numFmt w:val="lowerRoman"/>
       <w:lvlText w:val="%6."/>
       <w:lvlJc w:val="right"/>
       <w:pPr>
-        <w:ind w:left="3960" w:hanging="180"/>
-      </w:pPr>
-    </w:lvl>
-    <w:lvl w:ilvl="6" w:tplc="0409000F" w:tentative="1">
+        <w:ind w:hanging="180" w:left="3960"/>
+      </w:pPr>
+    </w:lvl>
+    <w:lvl w:ilvl="6" w:tentative="1" w:tplc="0409000F">
       <w:start w:val="1"/>
       <w:numFmt w:val="decimal"/>
       <w:lvlText w:val="%7."/>
       <w:lvlJc w:val="left"/>
       <w:pPr>
-        <w:ind w:left="4680" w:hanging="360"/>
-      </w:pPr>
-    </w:lvl>
-    <w:lvl w:ilvl="7" w:tplc="04090019" w:tentative="1">
+        <w:ind w:hanging="360" w:left="4680"/>
+      </w:pPr>
+    </w:lvl>
+    <w:lvl w:ilvl="7" w:tentative="1" w:tplc="04090019">
       <w:start w:val="1"/>
       <w:numFmt w:val="lowerLetter"/>
       <w:lvlText w:val="%8."/>
       <w:lvlJc w:val="left"/>
       <w:pPr>
-        <w:ind w:left="5400" w:hanging="360"/>
-      </w:pPr>
-    </w:lvl>
-    <w:lvl w:ilvl="8" w:tplc="0409001B" w:tentative="1">
+        <w:ind w:hanging="360" w:left="5400"/>
+      </w:pPr>
+    </w:lvl>
+    <w:lvl w:ilvl="8" w:tentative="1" w:tplc="0409001B">
       <w:start w:val="1"/>
       <w:numFmt w:val="lowerRoman"/>
       <w:lvlText w:val="%9."/>
       <w:lvlJc w:val="right"/>
       <w:pPr>
-        <w:ind w:left="6120" w:hanging="180"/>
+        <w:ind w:hanging="180" w:left="6120"/>
       </w:pPr>
     </w:lvl>
   </w:abstractNum>
-  <w:abstractNum w:abstractNumId="21" w15:restartNumberingAfterBreak="0">
+  <w:abstractNum w15:restartNumberingAfterBreak="0" w:abstractNumId="19">
     <w:nsid w:val="781D4452"/>
     <w:multiLevelType w:val="multilevel"/>
     <w:tmpl w:val="8FF4EE3E"/>
@@ -4202,7 +5352,7 @@
       <w:lvlText w:val="%1"/>
       <w:lvlJc w:val="left"/>
       <w:pPr>
-        <w:ind w:left="360" w:hanging="360"/>
+        <w:ind w:hanging="360" w:left="360"/>
       </w:pPr>
       <w:rPr>
         <w:rFonts w:hint="default"/>
@@ -4214,7 +5364,7 @@
       <w:lvlText w:val="%2."/>
       <w:lvlJc w:val="left"/>
       <w:pPr>
-        <w:ind w:left="1080" w:hanging="360"/>
+        <w:ind w:hanging="360" w:left="1080"/>
       </w:pPr>
     </w:lvl>
     <w:lvl w:ilvl="2">
@@ -4223,7 +5373,7 @@
       <w:lvlText w:val="%3."/>
       <w:lvlJc w:val="right"/>
       <w:pPr>
-        <w:ind w:left="1800" w:hanging="180"/>
+        <w:ind w:hanging="180" w:left="1800"/>
       </w:pPr>
     </w:lvl>
     <w:lvl w:ilvl="3">
@@ -4232,7 +5382,7 @@
       <w:lvlText w:val="%4."/>
       <w:lvlJc w:val="left"/>
       <w:pPr>
-        <w:ind w:left="2520" w:hanging="360"/>
+        <w:ind w:hanging="360" w:left="2520"/>
       </w:pPr>
     </w:lvl>
     <w:lvl w:ilvl="4">
@@ -4241,7 +5391,7 @@
       <w:lvlText w:val="%5."/>
       <w:lvlJc w:val="left"/>
       <w:pPr>
-        <w:ind w:left="3240" w:hanging="360"/>
+        <w:ind w:hanging="360" w:left="3240"/>
       </w:pPr>
     </w:lvl>
     <w:lvl w:ilvl="5">
@@ -4250,7 +5400,7 @@
       <w:lvlText w:val="%6."/>
       <w:lvlJc w:val="right"/>
       <w:pPr>
-        <w:ind w:left="3960" w:hanging="180"/>
+        <w:ind w:hanging="180" w:left="3960"/>
       </w:pPr>
     </w:lvl>
     <w:lvl w:ilvl="6">
@@ -4259,7 +5409,7 @@
       <w:lvlText w:val="%7."/>
       <w:lvlJc w:val="left"/>
       <w:pPr>
-        <w:ind w:left="4680" w:hanging="360"/>
+        <w:ind w:hanging="360" w:left="4680"/>
       </w:pPr>
     </w:lvl>
     <w:lvl w:ilvl="7">
@@ -4268,7 +5418,7 @@
       <w:lvlText w:val="%8."/>
       <w:lvlJc w:val="left"/>
       <w:pPr>
-        <w:ind w:left="5400" w:hanging="360"/>
+        <w:ind w:hanging="360" w:left="5400"/>
       </w:pPr>
     </w:lvl>
     <w:lvl w:ilvl="8">
@@ -4277,27 +5427,179 @@
       <w:lvlText w:val="%9."/>
       <w:lvlJc w:val="right"/>
       <w:pPr>
-        <w:ind w:left="6120" w:hanging="180"/>
+        <w:ind w:hanging="180" w:left="6120"/>
       </w:pPr>
     </w:lvl>
   </w:abstractNum>
-  <w:num w:numId="1" w16cid:durableId="1941067058">
-    <w:abstractNumId w:val="16"/>
-  </w:num>
-  <w:num w:numId="2" w16cid:durableId="1324549871">
+  <w:abstractNum w:abstractNumId="990">
+    <w:nsid w:val="2c1ae401"/>
+    <w:multiLevelType w:val="multilevel"/>
+    <w:lvl w:ilvl="0">
+      <w:numFmt w:val="bullet"/>
+      <w:lvlText w:val=" "/>
+      <w:lvlJc w:val="left"/>
+      <w:pPr>
+        <w:ind w:left="720" w:hanging="480"/>
+      </w:pPr>
+    </w:lvl>
+    <w:lvl w:ilvl="1">
+      <w:numFmt w:val="bullet"/>
+      <w:lvlText w:val=" "/>
+      <w:lvlJc w:val="left"/>
+      <w:pPr>
+        <w:ind w:left="1440" w:hanging="480"/>
+      </w:pPr>
+    </w:lvl>
+    <w:lvl w:ilvl="2">
+      <w:numFmt w:val="bullet"/>
+      <w:lvlText w:val=" "/>
+      <w:lvlJc w:val="left"/>
+      <w:pPr>
+        <w:ind w:left="2160" w:hanging="480"/>
+      </w:pPr>
+    </w:lvl>
+    <w:lvl w:ilvl="3">
+      <w:numFmt w:val="bullet"/>
+      <w:lvlText w:val=" "/>
+      <w:lvlJc w:val="left"/>
+      <w:pPr>
+        <w:ind w:left="2880" w:hanging="480"/>
+      </w:pPr>
+    </w:lvl>
+    <w:lvl w:ilvl="4">
+      <w:numFmt w:val="bullet"/>
+      <w:lvlText w:val=" "/>
+      <w:lvlJc w:val="left"/>
+      <w:pPr>
+        <w:ind w:left="3600" w:hanging="480"/>
+      </w:pPr>
+    </w:lvl>
+    <w:lvl w:ilvl="5">
+      <w:numFmt w:val="bullet"/>
+      <w:lvlText w:val=" "/>
+      <w:lvlJc w:val="left"/>
+      <w:pPr>
+        <w:ind w:left="4320" w:hanging="480"/>
+      </w:pPr>
+    </w:lvl>
+    <w:lvl w:ilvl="6">
+      <w:numFmt w:val="bullet"/>
+      <w:lvlText w:val=" "/>
+      <w:lvlJc w:val="left"/>
+      <w:pPr>
+        <w:ind w:left="5040" w:hanging="480"/>
+      </w:pPr>
+    </w:lvl>
+    <w:lvl w:ilvl="7">
+      <w:numFmt w:val="bullet"/>
+      <w:lvlText w:val=" "/>
+      <w:lvlJc w:val="left"/>
+      <w:pPr>
+        <w:ind w:left="5760" w:hanging="480"/>
+      </w:pPr>
+    </w:lvl>
+    <w:lvl w:ilvl="8">
+      <w:numFmt w:val="bullet"/>
+      <w:lvlText w:val=" "/>
+      <w:lvlJc w:val="left"/>
+      <w:pPr>
+        <w:ind w:left="6480" w:hanging="480"/>
+      </w:pPr>
+    </w:lvl>
+  </w:abstractNum>
+  <w:abstractNum w:abstractNumId="991">
+    <w:nsid w:val="ea454b4c"/>
+    <w:multiLevelType w:val="multilevel"/>
+    <w:lvl w:ilvl="0">
+      <w:numFmt w:val="bullet"/>
+      <w:lvlText w:val="•"/>
+      <w:lvlJc w:val="left"/>
+      <w:pPr>
+        <w:ind w:left="720" w:hanging="480"/>
+      </w:pPr>
+    </w:lvl>
+    <w:lvl w:ilvl="1">
+      <w:numFmt w:val="bullet"/>
+      <w:lvlText w:val="–"/>
+      <w:lvlJc w:val="left"/>
+      <w:pPr>
+        <w:ind w:left="1440" w:hanging="480"/>
+      </w:pPr>
+    </w:lvl>
+    <w:lvl w:ilvl="2">
+      <w:numFmt w:val="bullet"/>
+      <w:lvlText w:val="•"/>
+      <w:lvlJc w:val="left"/>
+      <w:pPr>
+        <w:ind w:left="2160" w:hanging="480"/>
+      </w:pPr>
+    </w:lvl>
+    <w:lvl w:ilvl="3">
+      <w:numFmt w:val="bullet"/>
+      <w:lvlText w:val="–"/>
+      <w:lvlJc w:val="left"/>
+      <w:pPr>
+        <w:ind w:left="2880" w:hanging="480"/>
+      </w:pPr>
+    </w:lvl>
+    <w:lvl w:ilvl="4">
+      <w:numFmt w:val="bullet"/>
+      <w:lvlText w:val="•"/>
+      <w:lvlJc w:val="left"/>
+      <w:pPr>
+        <w:ind w:left="3600" w:hanging="480"/>
+      </w:pPr>
+    </w:lvl>
+    <w:lvl w:ilvl="5">
+      <w:numFmt w:val="bullet"/>
+      <w:lvlText w:val="–"/>
+      <w:lvlJc w:val="left"/>
+      <w:pPr>
+        <w:ind w:left="4320" w:hanging="480"/>
+      </w:pPr>
+    </w:lvl>
+    <w:lvl w:ilvl="6">
+      <w:numFmt w:val="bullet"/>
+      <w:lvlText w:val="•"/>
+      <w:lvlJc w:val="left"/>
+      <w:pPr>
+        <w:ind w:left="5040" w:hanging="480"/>
+      </w:pPr>
+    </w:lvl>
+    <w:lvl w:ilvl="7">
+      <w:numFmt w:val="bullet"/>
+      <w:lvlText w:val="–"/>
+      <w:lvlJc w:val="left"/>
+      <w:pPr>
+        <w:ind w:left="5760" w:hanging="480"/>
+      </w:pPr>
+    </w:lvl>
+    <w:lvl w:ilvl="8">
+      <w:numFmt w:val="bullet"/>
+      <w:lvlText w:val="•"/>
+      <w:lvlJc w:val="left"/>
+      <w:pPr>
+        <w:ind w:left="6480" w:hanging="480"/>
+      </w:pPr>
+    </w:lvl>
+  </w:abstractNum>
+  <w:num w:numId="1">
     <w:abstractNumId w:val="14"/>
   </w:num>
-  <w:num w:numId="3" w16cid:durableId="1860466009">
-    <w:abstractNumId w:val="11"/>
+  <w:num w:numId="2">
+    <w:abstractNumId w:val="13"/>
   </w:num>
-  <w:num w:numId="4" w16cid:durableId="418139744">
-    <w:abstractNumId w:val="11"/>
+  <w:num w:numId="3">
+    <w:abstractNumId w:val="10"/>
   </w:num>
-  <w:num w:numId="5" w16cid:durableId="740832653">
-    <w:abstractNumId w:val="20"/>
+  <w:num w:numId="4">
+    <w:abstractNumId w:val="10"/>
   </w:num>
-  <w:num w:numId="6" w16cid:durableId="1817723377">
-    <w:abstractNumId w:val="19"/>
+  <w:num w:numId="5">
+    <w:abstractNumId w:val="18"/>
+  </w:num>
+  <w:num w:numId="6">
+    <w:abstractNumId w:val="17"/>
     <w:lvlOverride w:ilvl="0">
       <w:startOverride w:val="1"/>
     </w:lvlOverride>
@@ -4326,75 +5628,75 @@
       <w:startOverride w:val="1"/>
     </w:lvlOverride>
   </w:num>
-  <w:num w:numId="7" w16cid:durableId="619260815">
-    <w:abstractNumId w:val="17"/>
+  <w:num w:numId="7">
+    <w:abstractNumId w:val="15"/>
   </w:num>
-  <w:num w:numId="8" w16cid:durableId="1044401035">
+  <w:num w:numId="8">
+    <w:abstractNumId w:val="10"/>
+  </w:num>
+  <w:num w:numId="9">
+    <w:abstractNumId w:val="10"/>
+  </w:num>
+  <w:num w:numId="10">
     <w:abstractNumId w:val="11"/>
   </w:num>
-  <w:num w:numId="9" w16cid:durableId="1556622347">
-    <w:abstractNumId w:val="11"/>
+  <w:num w:numId="11">
+    <w:abstractNumId w:val="16"/>
   </w:num>
-  <w:num w:numId="10" w16cid:durableId="752699729">
+  <w:num w:numId="12">
     <w:abstractNumId w:val="12"/>
   </w:num>
-  <w:num w:numId="11" w16cid:durableId="1088846320">
-    <w:abstractNumId w:val="18"/>
+  <w:num w:numId="13">
+    <w:abstractNumId w:val="19"/>
   </w:num>
-  <w:num w:numId="12" w16cid:durableId="870997231">
-    <w:abstractNumId w:val="13"/>
+  <w:num w:numId="14">
+    <w:abstractNumId w:val="0"/>
   </w:num>
-  <w:num w:numId="13" w16cid:durableId="732318677">
-    <w:abstractNumId w:val="21"/>
-  </w:num>
-  <w:num w:numId="14" w16cid:durableId="918708277">
+  <w:num w:numId="15">
     <w:abstractNumId w:val="1"/>
   </w:num>
-  <w:num w:numId="15" w16cid:durableId="1457286766">
+  <w:num w:numId="16">
     <w:abstractNumId w:val="2"/>
   </w:num>
-  <w:num w:numId="16" w16cid:durableId="1408963992">
+  <w:num w:numId="17">
     <w:abstractNumId w:val="3"/>
   </w:num>
-  <w:num w:numId="17" w16cid:durableId="307832266">
+  <w:num w:numId="18">
+    <w:abstractNumId w:val="8"/>
+  </w:num>
+  <w:num w:numId="19">
     <w:abstractNumId w:val="4"/>
   </w:num>
-  <w:num w:numId="18" w16cid:durableId="700593523">
+  <w:num w:numId="20">
+    <w:abstractNumId w:val="5"/>
+  </w:num>
+  <w:num w:numId="21">
+    <w:abstractNumId w:val="6"/>
+  </w:num>
+  <w:num w:numId="22">
+    <w:abstractNumId w:val="7"/>
+  </w:num>
+  <w:num w:numId="23">
     <w:abstractNumId w:val="9"/>
   </w:num>
-  <w:num w:numId="19" w16cid:durableId="765541048">
-    <w:abstractNumId w:val="5"/>
+  <w:num w:numId="1000">
+    <w:abstractNumId w:val="990"/>
   </w:num>
-  <w:num w:numId="20" w16cid:durableId="1938635822">
-    <w:abstractNumId w:val="6"/>
-  </w:num>
-  <w:num w:numId="21" w16cid:durableId="2031837576">
-    <w:abstractNumId w:val="7"/>
-  </w:num>
-  <w:num w:numId="22" w16cid:durableId="741365954">
-    <w:abstractNumId w:val="8"/>
-  </w:num>
-  <w:num w:numId="23" w16cid:durableId="1302073035">
-    <w:abstractNumId w:val="10"/>
-  </w:num>
-  <w:num w:numId="24" w16cid:durableId="338388546">
-    <w:abstractNumId w:val="15"/>
-  </w:num>
-  <w:num w:numId="25" w16cid:durableId="1788768034">
-    <w:abstractNumId w:val="0"/>
+  <w:num w:numId="1001">
+    <w:abstractNumId w:val="991"/>
   </w:num>
 </w:numbering>
 </file>
 
 <file path=word/styles.xml><?xml version="1.0" encoding="utf-8"?>
-<w:styles xmlns:mc="http://schemas.openxmlformats.org/markup-compatibility/2006" xmlns:r="http://schemas.openxmlformats.org/officeDocument/2006/relationships" xmlns:w="http://schemas.openxmlformats.org/wordprocessingml/2006/main" xmlns:w14="http://schemas.microsoft.com/office/word/2010/wordml" xmlns:w15="http://schemas.microsoft.com/office/word/2012/wordml" xmlns:w16cex="http://schemas.microsoft.com/office/word/2018/wordml/cex" xmlns:w16cid="http://schemas.microsoft.com/office/word/2016/wordml/cid" xmlns:w16="http://schemas.microsoft.com/office/word/2018/wordml" xmlns:w16sdtdh="http://schemas.microsoft.com/office/word/2020/wordml/sdtdatahash" xmlns:w16sdtfl="http://schemas.microsoft.com/office/word/2024/wordml/sdtformatlock" xmlns:w16se="http://schemas.microsoft.com/office/word/2015/wordml/symex" xmlns:w16du="http://schemas.microsoft.com/office/word/2023/wordml/word16du" mc:Ignorable="w14 w15 w16se w16cid w16 w16cex w16sdtdh w16sdtfl w16du">
+<w:styles xmlns:mc="http://schemas.openxmlformats.org/markup-compatibility/2006" xmlns:r="http://schemas.openxmlformats.org/officeDocument/2006/relationships" xmlns:w="http://schemas.openxmlformats.org/wordprocessingml/2006/main" xmlns:w14="http://schemas.microsoft.com/office/word/2010/wordml" xmlns:w15="http://schemas.microsoft.com/office/word/2012/wordml" xmlns:w16="http://schemas.microsoft.com/office/word/2018/wordml" xmlns:w16cex="http://schemas.microsoft.com/office/word/2018/wordml/cex" xmlns:w16cid="http://schemas.microsoft.com/office/word/2016/wordml/cid" xmlns:w16sdtdh="http://schemas.microsoft.com/office/word/2020/wordml/sdtdatahash" xmlns:w16se="http://schemas.microsoft.com/office/word/2015/wordml/symex" mc:Ignorable="w14 w15 w16se w16cid w16 w16cex w16sdtdh">
   <w:docDefaults>
     <w:rPrDefault>
       <w:rPr>
-        <w:rFonts w:asciiTheme="minorHAnsi" w:eastAsiaTheme="minorEastAsia" w:hAnsiTheme="minorHAnsi" w:cstheme="minorBidi"/>
+        <w:rFonts w:asciiTheme="minorHAnsi" w:cstheme="minorBidi" w:eastAsiaTheme="minorEastAsia" w:hAnsiTheme="minorHAnsi"/>
         <w:sz w:val="22"/>
         <w:szCs w:val="22"/>
-        <w:lang w:val="en-US" w:eastAsia="en-US" w:bidi="ar-SA"/>
+        <w:lang w:bidi="ar-SA" w:eastAsia="en-US" w:val="en-US"/>
       </w:rPr>
     </w:rPrDefault>
     <w:pPrDefault>
@@ -4403,17 +5705,17 @@
       </w:pPr>
     </w:pPrDefault>
   </w:docDefaults>
-  <w:latentStyles w:defLockedState="0" w:defUIPriority="99" w:defSemiHidden="0" w:defUnhideWhenUsed="0" w:defQFormat="0" w:count="376">
-    <w:lsdException w:name="Normal" w:uiPriority="0" w:qFormat="1"/>
-    <w:lsdException w:name="heading 1" w:uiPriority="0" w:qFormat="1"/>
-    <w:lsdException w:name="heading 2" w:semiHidden="1" w:uiPriority="0" w:unhideWhenUsed="1" w:qFormat="1"/>
-    <w:lsdException w:name="heading 3" w:semiHidden="1" w:uiPriority="9" w:unhideWhenUsed="1" w:qFormat="1"/>
-    <w:lsdException w:name="heading 4" w:semiHidden="1" w:uiPriority="9" w:unhideWhenUsed="1" w:qFormat="1"/>
-    <w:lsdException w:name="heading 5" w:semiHidden="1" w:uiPriority="9" w:unhideWhenUsed="1" w:qFormat="1"/>
-    <w:lsdException w:name="heading 6" w:semiHidden="1" w:uiPriority="9" w:unhideWhenUsed="1" w:qFormat="1"/>
-    <w:lsdException w:name="heading 7" w:semiHidden="1" w:uiPriority="9" w:unhideWhenUsed="1" w:qFormat="1"/>
-    <w:lsdException w:name="heading 8" w:semiHidden="1" w:uiPriority="9" w:unhideWhenUsed="1" w:qFormat="1"/>
-    <w:lsdException w:name="heading 9" w:semiHidden="1" w:uiPriority="9" w:unhideWhenUsed="1" w:qFormat="1"/>
+  <w:latentStyles w:count="376" w:defLockedState="0" w:defQFormat="0" w:defSemiHidden="0" w:defUIPriority="99" w:defUnhideWhenUsed="0">
+    <w:lsdException w:name="Normal" w:qFormat="1" w:uiPriority="0"/>
+    <w:lsdException w:name="heading 1" w:qFormat="1" w:uiPriority="0"/>
+    <w:lsdException w:name="heading 2" w:qFormat="1" w:semiHidden="1" w:uiPriority="0" w:unhideWhenUsed="1"/>
+    <w:lsdException w:name="heading 3" w:qFormat="1" w:semiHidden="1" w:uiPriority="9" w:unhideWhenUsed="1"/>
+    <w:lsdException w:name="heading 4" w:qFormat="1" w:semiHidden="1" w:uiPriority="9" w:unhideWhenUsed="1"/>
+    <w:lsdException w:name="heading 5" w:qFormat="1" w:semiHidden="1" w:uiPriority="9" w:unhideWhenUsed="1"/>
+    <w:lsdException w:name="heading 6" w:qFormat="1" w:semiHidden="1" w:uiPriority="9" w:unhideWhenUsed="1"/>
+    <w:lsdException w:name="heading 7" w:qFormat="1" w:semiHidden="1" w:uiPriority="9" w:unhideWhenUsed="1"/>
+    <w:lsdException w:name="heading 8" w:qFormat="1" w:semiHidden="1" w:uiPriority="9" w:unhideWhenUsed="1"/>
+    <w:lsdException w:name="heading 9" w:qFormat="1" w:semiHidden="1" w:uiPriority="9" w:unhideWhenUsed="1"/>
     <w:lsdException w:name="index 1" w:semiHidden="1" w:unhideWhenUsed="1"/>
     <w:lsdException w:name="index 2" w:semiHidden="1" w:unhideWhenUsed="1"/>
     <w:lsdException w:name="index 3" w:semiHidden="1" w:unhideWhenUsed="1"/>
@@ -4438,7 +5740,7 @@
     <w:lsdException w:name="header" w:semiHidden="1" w:unhideWhenUsed="1"/>
     <w:lsdException w:name="footer" w:semiHidden="1" w:unhideWhenUsed="1"/>
     <w:lsdException w:name="index heading" w:semiHidden="1" w:unhideWhenUsed="1"/>
-    <w:lsdException w:name="caption" w:semiHidden="1" w:uiPriority="0" w:unhideWhenUsed="1" w:qFormat="1"/>
+    <w:lsdException w:name="caption" w:qFormat="1" w:semiHidden="1" w:uiPriority="0" w:unhideWhenUsed="1"/>
     <w:lsdException w:name="table of figures" w:semiHidden="1" w:unhideWhenUsed="1"/>
     <w:lsdException w:name="envelope address" w:semiHidden="1" w:unhideWhenUsed="1"/>
     <w:lsdException w:name="envelope return" w:semiHidden="1" w:unhideWhenUsed="1"/>
@@ -4466,7 +5768,7 @@
     <w:lsdException w:name="List Number 3" w:semiHidden="1" w:unhideWhenUsed="1"/>
     <w:lsdException w:name="List Number 4" w:semiHidden="1" w:unhideWhenUsed="1"/>
     <w:lsdException w:name="List Number 5" w:semiHidden="1" w:unhideWhenUsed="1"/>
-    <w:lsdException w:name="Title" w:uiPriority="10" w:qFormat="1"/>
+    <w:lsdException w:name="Title" w:qFormat="1" w:uiPriority="10"/>
     <w:lsdException w:name="Closing" w:semiHidden="1" w:unhideWhenUsed="1"/>
     <w:lsdException w:name="Signature" w:semiHidden="1" w:unhideWhenUsed="1"/>
     <w:lsdException w:name="Default Paragraph Font" w:semiHidden="1" w:uiPriority="1" w:unhideWhenUsed="1"/>
@@ -4478,7 +5780,7 @@
     <w:lsdException w:name="List Continue 4" w:semiHidden="1" w:unhideWhenUsed="1"/>
     <w:lsdException w:name="List Continue 5" w:semiHidden="1" w:unhideWhenUsed="1"/>
     <w:lsdException w:name="Message Header" w:semiHidden="1" w:unhideWhenUsed="1"/>
-    <w:lsdException w:name="Subtitle" w:uiPriority="11" w:qFormat="1"/>
+    <w:lsdException w:name="Subtitle" w:qFormat="1" w:uiPriority="11"/>
     <w:lsdException w:name="Salutation" w:semiHidden="1" w:unhideWhenUsed="1"/>
     <w:lsdException w:name="Date" w:semiHidden="1" w:unhideWhenUsed="1"/>
     <w:lsdException w:name="Body Text First Indent" w:semiHidden="1" w:unhideWhenUsed="1"/>
@@ -4489,10 +5791,10 @@
     <w:lsdException w:name="Body Text Indent 2" w:semiHidden="1" w:unhideWhenUsed="1"/>
     <w:lsdException w:name="Body Text Indent 3" w:semiHidden="1" w:unhideWhenUsed="1"/>
     <w:lsdException w:name="Block Text" w:semiHidden="1" w:unhideWhenUsed="1"/>
-    <w:lsdException w:name="Hyperlink" w:semiHidden="1" w:uiPriority="0" w:unhideWhenUsed="1" w:qFormat="1"/>
+    <w:lsdException w:name="Hyperlink" w:qFormat="1" w:semiHidden="1" w:uiPriority="0" w:unhideWhenUsed="1"/>
     <w:lsdException w:name="FollowedHyperlink" w:semiHidden="1" w:unhideWhenUsed="1"/>
-    <w:lsdException w:name="Strong" w:uiPriority="22" w:qFormat="1"/>
-    <w:lsdException w:name="Emphasis" w:uiPriority="20" w:qFormat="1"/>
+    <w:lsdException w:name="Strong" w:qFormat="1" w:uiPriority="22"/>
+    <w:lsdException w:name="Emphasis" w:qFormat="1" w:uiPriority="20"/>
     <w:lsdException w:name="Document Map" w:semiHidden="1" w:unhideWhenUsed="1"/>
     <w:lsdException w:name="Plain Text" w:semiHidden="1" w:unhideWhenUsed="1"/>
     <w:lsdException w:name="E-mail Signature" w:semiHidden="1" w:unhideWhenUsed="1"/>
@@ -4561,7 +5863,7 @@
     <w:lsdException w:name="Table Grid" w:uiPriority="39"/>
     <w:lsdException w:name="Table Theme" w:semiHidden="1" w:unhideWhenUsed="1"/>
     <w:lsdException w:name="Placeholder Text" w:semiHidden="1"/>
-    <w:lsdException w:name="No Spacing" w:uiPriority="1" w:qFormat="1"/>
+    <w:lsdException w:name="No Spacing" w:qFormat="1" w:uiPriority="1"/>
     <w:lsdException w:name="Light Shading" w:uiPriority="60"/>
     <w:lsdException w:name="Light List" w:uiPriority="61"/>
     <w:lsdException w:name="Light Grid" w:uiPriority="62"/>
@@ -4583,9 +5885,9 @@
     <w:lsdException w:name="Medium Shading 2 Accent 1" w:uiPriority="64"/>
     <w:lsdException w:name="Medium List 1 Accent 1" w:uiPriority="65"/>
     <w:lsdException w:name="Revision" w:semiHidden="1"/>
-    <w:lsdException w:name="List Paragraph" w:uiPriority="34" w:qFormat="1"/>
-    <w:lsdException w:name="Quote" w:uiPriority="29" w:qFormat="1"/>
-    <w:lsdException w:name="Intense Quote" w:uiPriority="30" w:qFormat="1"/>
+    <w:lsdException w:name="List Paragraph" w:qFormat="1" w:uiPriority="34"/>
+    <w:lsdException w:name="Quote" w:qFormat="1" w:uiPriority="29"/>
+    <w:lsdException w:name="Intense Quote" w:qFormat="1" w:uiPriority="30"/>
     <w:lsdException w:name="Medium List 2 Accent 1" w:uiPriority="66"/>
     <w:lsdException w:name="Medium Grid 1 Accent 1" w:uiPriority="67"/>
     <w:lsdException w:name="Medium Grid 2 Accent 1" w:uiPriority="68"/>
@@ -4664,13 +5966,13 @@
     <w:lsdException w:name="Colorful Shading Accent 6" w:uiPriority="71"/>
     <w:lsdException w:name="Colorful List Accent 6" w:uiPriority="72"/>
     <w:lsdException w:name="Colorful Grid Accent 6" w:uiPriority="73"/>
-    <w:lsdException w:name="Subtle Emphasis" w:uiPriority="19" w:qFormat="1"/>
-    <w:lsdException w:name="Intense Emphasis" w:uiPriority="21" w:qFormat="1"/>
-    <w:lsdException w:name="Subtle Reference" w:uiPriority="31" w:qFormat="1"/>
-    <w:lsdException w:name="Intense Reference" w:uiPriority="32" w:qFormat="1"/>
-    <w:lsdException w:name="Book Title" w:uiPriority="33" w:qFormat="1"/>
+    <w:lsdException w:name="Subtle Emphasis" w:qFormat="1" w:uiPriority="19"/>
+    <w:lsdException w:name="Intense Emphasis" w:qFormat="1" w:uiPriority="21"/>
+    <w:lsdException w:name="Subtle Reference" w:qFormat="1" w:uiPriority="31"/>
+    <w:lsdException w:name="Intense Reference" w:qFormat="1" w:uiPriority="32"/>
+    <w:lsdException w:name="Book Title" w:qFormat="1" w:uiPriority="33"/>
     <w:lsdException w:name="Bibliography" w:semiHidden="1" w:uiPriority="37" w:unhideWhenUsed="1"/>
-    <w:lsdException w:name="TOC Heading" w:semiHidden="1" w:uiPriority="39" w:unhideWhenUsed="1" w:qFormat="1"/>
+    <w:lsdException w:name="TOC Heading" w:qFormat="1" w:semiHidden="1" w:uiPriority="39" w:unhideWhenUsed="1"/>
     <w:lsdException w:name="Plain Table 1" w:uiPriority="41"/>
     <w:lsdException w:name="Plain Table 2" w:uiPriority="42"/>
     <w:lsdException w:name="Plain Table 3" w:uiPriority="43"/>
@@ -4781,15 +6083,15 @@
     <w:lsdException w:name="Unresolved Mention" w:semiHidden="1" w:unhideWhenUsed="1"/>
     <w:lsdException w:name="Smart Link" w:semiHidden="1" w:unhideWhenUsed="1"/>
   </w:latentStyles>
-  <w:style w:type="paragraph" w:default="1" w:styleId="Normal">
+  <w:style w:default="1" w:styleId="a" w:type="paragraph">
     <w:name w:val="Normal"/>
     <w:qFormat/>
   </w:style>
-  <w:style w:type="paragraph" w:styleId="Heading1">
+  <w:style w:styleId="1" w:type="paragraph">
     <w:name w:val="heading 1"/>
-    <w:basedOn w:val="Normal"/>
-    <w:next w:val="Normal"/>
-    <w:link w:val="Heading1Char"/>
+    <w:basedOn w:val="a"/>
+    <w:next w:val="a"/>
+    <w:link w:val="10"/>
     <w:qFormat/>
     <w:rsid w:val="006200A2"/>
     <w:pPr>
@@ -4798,21 +6100,21 @@
       <w:numPr>
         <w:numId w:val="4"/>
       </w:numPr>
-      <w:spacing w:before="240" w:after="0"/>
+      <w:spacing w:after="0" w:before="240"/>
       <w:outlineLvl w:val="0"/>
     </w:pPr>
     <w:rPr>
-      <w:rFonts w:asciiTheme="majorHAnsi" w:eastAsiaTheme="majorEastAsia" w:hAnsiTheme="majorHAnsi" w:cstheme="majorBidi"/>
-      <w:color w:val="2F5496" w:themeColor="accent1" w:themeShade="BF"/>
+      <w:rFonts w:asciiTheme="majorHAnsi" w:cstheme="majorBidi" w:eastAsiaTheme="majorEastAsia" w:hAnsiTheme="majorHAnsi"/>
+      <w:color w:themeColor="accent1" w:themeShade="BF" w:val="2F5496"/>
       <w:sz w:val="32"/>
       <w:szCs w:val="32"/>
     </w:rPr>
   </w:style>
-  <w:style w:type="paragraph" w:styleId="Heading2">
+  <w:style w:styleId="2" w:type="paragraph">
     <w:name w:val="heading 2"/>
-    <w:basedOn w:val="Normal"/>
-    <w:next w:val="Normal"/>
-    <w:link w:val="Heading2Char"/>
+    <w:basedOn w:val="a"/>
+    <w:next w:val="a"/>
+    <w:link w:val="20"/>
     <w:unhideWhenUsed/>
     <w:qFormat/>
     <w:rsid w:val="006200A2"/>
@@ -4823,69 +6125,69 @@
         <w:ilvl w:val="1"/>
         <w:numId w:val="4"/>
       </w:numPr>
-      <w:spacing w:before="40" w:after="0"/>
+      <w:spacing w:after="0" w:before="40"/>
       <w:outlineLvl w:val="1"/>
     </w:pPr>
     <w:rPr>
-      <w:rFonts w:asciiTheme="majorHAnsi" w:eastAsiaTheme="majorEastAsia" w:hAnsiTheme="majorHAnsi" w:cstheme="majorBidi"/>
-      <w:color w:val="2F5496" w:themeColor="accent1" w:themeShade="BF"/>
+      <w:rFonts w:asciiTheme="majorHAnsi" w:cstheme="majorBidi" w:eastAsiaTheme="majorEastAsia" w:hAnsiTheme="majorHAnsi"/>
+      <w:color w:themeColor="accent1" w:themeShade="BF" w:val="2F5496"/>
       <w:sz w:val="26"/>
       <w:szCs w:val="26"/>
     </w:rPr>
   </w:style>
-  <w:style w:type="character" w:default="1" w:styleId="DefaultParagraphFont">
+  <w:style w:default="1" w:styleId="a0" w:type="character">
     <w:name w:val="Default Paragraph Font"/>
     <w:uiPriority w:val="1"/>
     <w:semiHidden/>
     <w:unhideWhenUsed/>
   </w:style>
-  <w:style w:type="table" w:default="1" w:styleId="TableNormal">
+  <w:style w:default="1" w:styleId="a1" w:type="table">
     <w:name w:val="Normal Table"/>
     <w:uiPriority w:val="99"/>
     <w:semiHidden/>
     <w:unhideWhenUsed/>
     <w:tblPr>
-      <w:tblInd w:w="0" w:type="dxa"/>
+      <w:tblInd w:type="dxa" w:w="0"/>
       <w:tblCellMar>
-        <w:top w:w="0" w:type="dxa"/>
-        <w:left w:w="108" w:type="dxa"/>
-        <w:bottom w:w="0" w:type="dxa"/>
-        <w:right w:w="108" w:type="dxa"/>
+        <w:top w:type="dxa" w:w="0"/>
+        <w:left w:type="dxa" w:w="108"/>
+        <w:bottom w:type="dxa" w:w="0"/>
+        <w:right w:type="dxa" w:w="108"/>
       </w:tblCellMar>
     </w:tblPr>
   </w:style>
-  <w:style w:type="numbering" w:default="1" w:styleId="NoList">
+  <w:style w:default="1" w:styleId="a2" w:type="numbering">
     <w:name w:val="No List"/>
     <w:uiPriority w:val="99"/>
     <w:semiHidden/>
     <w:unhideWhenUsed/>
   </w:style>
-  <w:style w:type="paragraph" w:customStyle="1" w:styleId="ACLTitle">
+  <w:style w:customStyle="1" w:styleId="ACLTitle" w:type="paragraph">
     <w:name w:val="ACL Title"/>
-    <w:basedOn w:val="Normal"/>
+    <w:basedOn w:val="a"/>
     <w:qFormat/>
     <w:rsid w:val="00992AE6"/>
     <w:pPr>
-      <w:framePr w:w="12012" w:h="1416" w:hSpace="180" w:wrap="around" w:vAnchor="text" w:hAnchor="page" w:x="109" w:y="-36"/>
+      <w:framePr w:h="1416" w:hAnchor="page" w:hSpace="180" w:vAnchor="text" w:w="12012" w:wrap="around" w:x="109" w:y="-36"/>
       <w:pBdr>
-        <w:top w:val="single" w:sz="6" w:space="1" w:color="auto"/>
-        <w:left w:val="single" w:sz="6" w:space="1" w:color="auto"/>
-        <w:bottom w:val="single" w:sz="6" w:space="1" w:color="auto"/>
-        <w:right w:val="single" w:sz="6" w:space="1" w:color="auto"/>
+        <w:top w:color="auto" w:space="1" w:sz="6" w:val="single"/>
+        <w:left w:color="auto" w:space="1" w:sz="6" w:val="single"/>
+        <w:bottom w:color="auto" w:space="1" w:sz="6" w:val="single"/>
+        <w:right w:color="auto" w:space="1" w:sz="6" w:val="single"/>
       </w:pBdr>
       <w:jc w:val="center"/>
     </w:pPr>
     <w:rPr>
-      <w:rFonts w:ascii="Times New Roman" w:hAnsi="Times New Roman" w:cs="Times New Roman"/>
+      <w:rFonts w:ascii="Times New Roman" w:cs="Times New Roman" w:hAnsi="Times New Roman"/>
       <w:b/>
       <w:sz w:val="30"/>
       <w:szCs w:val="30"/>
     </w:rPr>
   </w:style>
-  <w:style w:type="paragraph" w:customStyle="1" w:styleId="ACLAbstractHeading">
+  <w:style w:customStyle="1" w:styleId="ACLAbstractHeading" w:type="paragraph">
     <w:name w:val="ACL Abstract Heading"/>
-    <w:basedOn w:val="Normal"/>
-    <w:next w:val="Normal"/>
+    <w:basedOn w:val="a"/>
+    <w:next w:val="a"/>
     <w:qFormat/>
     <w:rsid w:val="00992AE6"/>
     <w:pPr>
@@ -4893,7 +6195,7 @@
       <w:jc w:val="center"/>
     </w:pPr>
     <w:rPr>
-      <w:rFonts w:ascii="Times New Roman" w:eastAsia="MS Mincho" w:hAnsi="Times New Roman" w:cs="Times New Roman"/>
+      <w:rFonts w:ascii="Times New Roman" w:cs="Times New Roman" w:eastAsia="ＭＳ 明朝" w:hAnsi="Times New Roman"/>
       <w:b/>
       <w:bCs/>
       <w:kern w:val="16"/>
@@ -4902,9 +6204,9 @@
       <w:lang w:eastAsia="de-DE"/>
     </w:rPr>
   </w:style>
-  <w:style w:type="paragraph" w:customStyle="1" w:styleId="ACLText">
+  <w:style w:customStyle="1" w:styleId="ACLText" w:type="paragraph">
     <w:name w:val="ACL Text"/>
-    <w:basedOn w:val="Normal"/>
+    <w:basedOn w:val="a"/>
     <w:next w:val="ACLTextFirstLine"/>
     <w:link w:val="ACLTextChar"/>
     <w:qFormat/>
@@ -4914,24 +6216,24 @@
       <w:jc w:val="both"/>
     </w:pPr>
     <w:rPr>
-      <w:rFonts w:ascii="Times New Roman" w:eastAsia="Times New Roman" w:hAnsi="Times New Roman" w:cs="Times New Roman"/>
+      <w:rFonts w:ascii="Times New Roman" w:cs="Times New Roman" w:eastAsia="Times New Roman" w:hAnsi="Times New Roman"/>
       <w:spacing w:val="-2"/>
       <w:kern w:val="16"/>
       <w:lang w:eastAsia="de-DE"/>
     </w:rPr>
   </w:style>
-  <w:style w:type="character" w:customStyle="1" w:styleId="ACLTextChar">
+  <w:style w:customStyle="1" w:styleId="ACLTextChar" w:type="character">
     <w:name w:val="ACL Text Char"/>
     <w:link w:val="ACLText"/>
     <w:rsid w:val="006200A2"/>
     <w:rPr>
-      <w:rFonts w:ascii="Times New Roman" w:eastAsia="Times New Roman" w:hAnsi="Times New Roman" w:cs="Times New Roman"/>
+      <w:rFonts w:ascii="Times New Roman" w:cs="Times New Roman" w:eastAsia="Times New Roman" w:hAnsi="Times New Roman"/>
       <w:spacing w:val="-2"/>
       <w:kern w:val="16"/>
       <w:lang w:eastAsia="de-DE"/>
     </w:rPr>
   </w:style>
-  <w:style w:type="paragraph" w:customStyle="1" w:styleId="ACLAbstractText">
+  <w:style w:customStyle="1" w:styleId="ACLAbstractText" w:type="paragraph">
     <w:name w:val="ACL Abstract Text"/>
     <w:basedOn w:val="ACLText"/>
     <w:qFormat/>
@@ -4941,24 +6243,24 @@
       <w:ind w:left="403" w:right="589"/>
     </w:pPr>
     <w:rPr>
-      <w:rFonts w:eastAsia="MS Mincho"/>
+      <w:rFonts w:eastAsia="ＭＳ 明朝"/>
       <w:sz w:val="20"/>
     </w:rPr>
   </w:style>
-  <w:style w:type="paragraph" w:customStyle="1" w:styleId="ACLAcknowledgments">
+  <w:style w:customStyle="1" w:styleId="ACLAcknowledgments" w:type="paragraph">
     <w:name w:val="ACL Acknowledgments"/>
-    <w:basedOn w:val="Normal"/>
+    <w:basedOn w:val="a"/>
     <w:link w:val="ACLAcknowledgmentsChar"/>
     <w:qFormat/>
     <w:rsid w:val="006200A2"/>
     <w:pPr>
       <w:keepNext/>
-      <w:spacing w:before="180" w:after="120" w:line="240" w:lineRule="auto"/>
+      <w:spacing w:after="120" w:before="180" w:line="240" w:lineRule="auto"/>
       <w:jc w:val="both"/>
       <w:outlineLvl w:val="0"/>
     </w:pPr>
     <w:rPr>
-      <w:rFonts w:ascii="Times New Roman" w:eastAsia="MS Mincho" w:hAnsi="Times New Roman" w:cs="Times New Roman"/>
+      <w:rFonts w:ascii="Times New Roman" w:cs="Times New Roman" w:eastAsia="ＭＳ 明朝" w:hAnsi="Times New Roman"/>
       <w:b/>
       <w:bCs/>
       <w:kern w:val="16"/>
@@ -4967,12 +6269,12 @@
       <w:lang w:eastAsia="de-DE"/>
     </w:rPr>
   </w:style>
-  <w:style w:type="character" w:customStyle="1" w:styleId="ACLAcknowledgmentsChar">
+  <w:style w:customStyle="1" w:styleId="ACLAcknowledgmentsChar" w:type="character">
     <w:name w:val="ACL Acknowledgments Char"/>
     <w:link w:val="ACLAcknowledgments"/>
     <w:rsid w:val="006200A2"/>
     <w:rPr>
-      <w:rFonts w:ascii="Times New Roman" w:eastAsia="MS Mincho" w:hAnsi="Times New Roman" w:cs="Times New Roman"/>
+      <w:rFonts w:ascii="Times New Roman" w:cs="Times New Roman" w:eastAsia="ＭＳ 明朝" w:hAnsi="Times New Roman"/>
       <w:b/>
       <w:bCs/>
       <w:kern w:val="16"/>
@@ -4981,19 +6283,19 @@
       <w:lang w:eastAsia="de-DE"/>
     </w:rPr>
   </w:style>
-  <w:style w:type="paragraph" w:customStyle="1" w:styleId="ACLAcknowledgmentsHeader">
+  <w:style w:customStyle="1" w:styleId="ACLAcknowledgmentsHeader" w:type="paragraph">
     <w:name w:val="ACL Acknowledgments Header"/>
     <w:basedOn w:val="ACLAcknowledgments"/>
     <w:link w:val="ACLAcknowledgmentsHeaderChar"/>
     <w:qFormat/>
     <w:rsid w:val="006200A2"/>
   </w:style>
-  <w:style w:type="character" w:customStyle="1" w:styleId="ACLAcknowledgmentsHeaderChar">
+  <w:style w:customStyle="1" w:styleId="ACLAcknowledgmentsHeaderChar" w:type="character">
     <w:name w:val="ACL Acknowledgments Header Char"/>
     <w:link w:val="ACLAcknowledgmentsHeader"/>
     <w:rsid w:val="006200A2"/>
     <w:rPr>
-      <w:rFonts w:ascii="Times New Roman" w:eastAsia="MS Mincho" w:hAnsi="Times New Roman" w:cs="Times New Roman"/>
+      <w:rFonts w:ascii="Times New Roman" w:cs="Times New Roman" w:eastAsia="ＭＳ 明朝" w:hAnsi="Times New Roman"/>
       <w:b/>
       <w:bCs/>
       <w:kern w:val="16"/>
@@ -5002,9 +6304,9 @@
       <w:lang w:eastAsia="de-DE"/>
     </w:rPr>
   </w:style>
-  <w:style w:type="paragraph" w:customStyle="1" w:styleId="ACLAddress">
+  <w:style w:customStyle="1" w:styleId="ACLAddress" w:type="paragraph">
     <w:name w:val="ACL Address"/>
-    <w:basedOn w:val="Normal"/>
+    <w:basedOn w:val="a"/>
     <w:qFormat/>
     <w:rsid w:val="006200A2"/>
     <w:pPr>
@@ -5012,13 +6314,13 @@
       <w:jc w:val="center"/>
     </w:pPr>
     <w:rPr>
-      <w:rFonts w:ascii="Times New Roman" w:eastAsia="MS Mincho" w:hAnsi="Times New Roman" w:cs="Times New Roman"/>
+      <w:rFonts w:ascii="Times New Roman" w:cs="Times New Roman" w:eastAsia="ＭＳ 明朝" w:hAnsi="Times New Roman"/>
       <w:sz w:val="24"/>
       <w:szCs w:val="20"/>
       <w:lang w:eastAsia="de-DE"/>
     </w:rPr>
   </w:style>
-  <w:style w:type="paragraph" w:styleId="NoSpacing">
+  <w:style w:styleId="a3" w:type="paragraph">
     <w:name w:val="No Spacing"/>
     <w:uiPriority w:val="1"/>
     <w:qFormat/>
@@ -5027,38 +6329,38 @@
       <w:spacing w:after="0" w:line="240" w:lineRule="auto"/>
     </w:pPr>
   </w:style>
-  <w:style w:type="paragraph" w:customStyle="1" w:styleId="ACLReferencesText">
+  <w:style w:customStyle="1" w:styleId="ACLReferencesText" w:type="paragraph">
     <w:name w:val="ACL References Text"/>
-    <w:basedOn w:val="Normal"/>
+    <w:basedOn w:val="a"/>
     <w:link w:val="ACLReferencesTextChar"/>
     <w:qFormat/>
     <w:rsid w:val="006200A2"/>
     <w:pPr>
       <w:spacing w:after="120" w:line="245" w:lineRule="auto"/>
-      <w:ind w:left="230" w:hanging="230"/>
+      <w:ind w:hanging="230" w:left="230"/>
       <w:jc w:val="both"/>
     </w:pPr>
     <w:rPr>
-      <w:rFonts w:ascii="Times New Roman" w:eastAsia="MS Mincho" w:hAnsi="Times New Roman" w:cs="Times New Roman"/>
+      <w:rFonts w:ascii="Times New Roman" w:cs="Times New Roman" w:eastAsia="ＭＳ 明朝" w:hAnsi="Times New Roman"/>
       <w:kern w:val="16"/>
       <w:sz w:val="20"/>
       <w:szCs w:val="20"/>
       <w:lang w:eastAsia="de-DE"/>
     </w:rPr>
   </w:style>
-  <w:style w:type="character" w:customStyle="1" w:styleId="ACLReferencesTextChar">
+  <w:style w:customStyle="1" w:styleId="ACLReferencesTextChar" w:type="character">
     <w:name w:val="ACL References Text Char"/>
     <w:link w:val="ACLReferencesText"/>
     <w:rsid w:val="006200A2"/>
     <w:rPr>
-      <w:rFonts w:ascii="Times New Roman" w:eastAsia="MS Mincho" w:hAnsi="Times New Roman" w:cs="Times New Roman"/>
+      <w:rFonts w:ascii="Times New Roman" w:cs="Times New Roman" w:eastAsia="ＭＳ 明朝" w:hAnsi="Times New Roman"/>
       <w:kern w:val="16"/>
       <w:sz w:val="20"/>
       <w:szCs w:val="20"/>
       <w:lang w:eastAsia="de-DE"/>
     </w:rPr>
   </w:style>
-  <w:style w:type="paragraph" w:customStyle="1" w:styleId="ACLBookJournaltitle">
+  <w:style w:customStyle="1" w:styleId="ACLBookJournaltitle" w:type="paragraph">
     <w:name w:val="ACL Book/Journal title"/>
     <w:basedOn w:val="ACLReferencesText"/>
     <w:qFormat/>
@@ -5067,9 +6369,9 @@
       <w:i/>
     </w:rPr>
   </w:style>
-  <w:style w:type="paragraph" w:customStyle="1" w:styleId="ACLBulletedList">
+  <w:style w:customStyle="1" w:styleId="ACLBulletedList" w:type="paragraph">
     <w:name w:val="ACL Bulleted List"/>
-    <w:basedOn w:val="Normal"/>
+    <w:basedOn w:val="a"/>
     <w:link w:val="ACLBulletedListChar"/>
     <w:qFormat/>
     <w:rsid w:val="00AF763D"/>
@@ -5078,60 +6380,60 @@
         <w:numId w:val="1"/>
       </w:numPr>
       <w:tabs>
-        <w:tab w:val="left" w:pos="450"/>
+        <w:tab w:pos="450" w:val="left"/>
       </w:tabs>
-      <w:spacing w:before="200" w:after="200" w:line="245" w:lineRule="auto"/>
+      <w:spacing w:after="200" w:before="200" w:line="245" w:lineRule="auto"/>
       <w:jc w:val="both"/>
     </w:pPr>
     <w:rPr>
-      <w:rFonts w:ascii="Times New Roman" w:eastAsia="MS Mincho" w:hAnsi="Times New Roman" w:cs="Times New Roman"/>
+      <w:rFonts w:ascii="Times New Roman" w:cs="Times New Roman" w:eastAsia="ＭＳ 明朝" w:hAnsi="Times New Roman"/>
       <w:kern w:val="16"/>
       <w:szCs w:val="20"/>
       <w:lang w:eastAsia="de-DE"/>
     </w:rPr>
   </w:style>
-  <w:style w:type="character" w:customStyle="1" w:styleId="ACLBulletedListChar">
+  <w:style w:customStyle="1" w:styleId="ACLBulletedListChar" w:type="character">
     <w:name w:val="ACL Bulleted List Char"/>
     <w:link w:val="ACLBulletedList"/>
     <w:rsid w:val="00AF763D"/>
     <w:rPr>
-      <w:rFonts w:ascii="Times New Roman" w:eastAsia="MS Mincho" w:hAnsi="Times New Roman" w:cs="Times New Roman"/>
+      <w:rFonts w:ascii="Times New Roman" w:cs="Times New Roman" w:eastAsia="ＭＳ 明朝" w:hAnsi="Times New Roman"/>
       <w:kern w:val="16"/>
       <w:szCs w:val="20"/>
       <w:lang w:eastAsia="de-DE"/>
     </w:rPr>
   </w:style>
-  <w:style w:type="paragraph" w:customStyle="1" w:styleId="ACLCaption">
+  <w:style w:customStyle="1" w:styleId="ACLCaption" w:type="paragraph">
     <w:name w:val="ACL Caption"/>
-    <w:basedOn w:val="Normal"/>
+    <w:basedOn w:val="a"/>
     <w:link w:val="ACLCaptionChar"/>
     <w:qFormat/>
     <w:rsid w:val="009A6463"/>
     <w:pPr>
-      <w:framePr w:hSpace="187" w:wrap="around" w:hAnchor="text" w:xAlign="center" w:y="1"/>
-      <w:spacing w:before="80" w:after="0" w:line="240" w:lineRule="auto"/>
+      <w:framePr w:hAnchor="text" w:hSpace="187" w:wrap="around" w:xAlign="center" w:y="1"/>
+      <w:spacing w:after="0" w:before="80" w:line="240" w:lineRule="auto"/>
       <w:suppressOverlap/>
       <w:jc w:val="center"/>
     </w:pPr>
     <w:rPr>
-      <w:rFonts w:ascii="Times New Roman" w:eastAsia="Times New Roman" w:hAnsi="Times New Roman" w:cs="Times New Roman"/>
+      <w:rFonts w:ascii="Times New Roman" w:cs="Times New Roman" w:eastAsia="Times New Roman" w:hAnsi="Times New Roman"/>
       <w:sz w:val="20"/>
       <w:szCs w:val="20"/>
       <w:lang w:eastAsia="de-DE"/>
     </w:rPr>
   </w:style>
-  <w:style w:type="character" w:customStyle="1" w:styleId="ACLCaptionChar">
+  <w:style w:customStyle="1" w:styleId="ACLCaptionChar" w:type="character">
     <w:name w:val="ACL Caption Char"/>
     <w:link w:val="ACLCaption"/>
     <w:rsid w:val="009A6463"/>
     <w:rPr>
-      <w:rFonts w:ascii="Times New Roman" w:eastAsia="Times New Roman" w:hAnsi="Times New Roman" w:cs="Times New Roman"/>
+      <w:rFonts w:ascii="Times New Roman" w:cs="Times New Roman" w:eastAsia="Times New Roman" w:hAnsi="Times New Roman"/>
       <w:sz w:val="20"/>
       <w:szCs w:val="20"/>
       <w:lang w:eastAsia="de-DE"/>
     </w:rPr>
   </w:style>
-  <w:style w:type="paragraph" w:customStyle="1" w:styleId="ACLTextFirstLine">
+  <w:style w:customStyle="1" w:styleId="ACLTextFirstLine" w:type="paragraph">
     <w:name w:val="ACL Text First Line"/>
     <w:basedOn w:val="ACLText"/>
     <w:link w:val="ACLTextFirstLineChar"/>
@@ -5141,7 +6443,7 @@
       <w:ind w:firstLine="230"/>
     </w:pPr>
   </w:style>
-  <w:style w:type="paragraph" w:customStyle="1" w:styleId="ACLCode">
+  <w:style w:customStyle="1" w:styleId="ACLCode" w:type="paragraph">
     <w:name w:val="ACL Code"/>
     <w:basedOn w:val="ACLTextFirstLine"/>
     <w:link w:val="ACLCodeChar"/>
@@ -5152,26 +6454,26 @@
       <w:sz w:val="20"/>
     </w:rPr>
   </w:style>
-  <w:style w:type="paragraph" w:customStyle="1" w:styleId="ACLEmail">
+  <w:style w:customStyle="1" w:styleId="ACLEmail" w:type="paragraph">
     <w:name w:val="ACL Email"/>
-    <w:basedOn w:val="Normal"/>
+    <w:basedOn w:val="a"/>
     <w:qFormat/>
     <w:rsid w:val="006200A2"/>
     <w:pPr>
-      <w:spacing w:before="60" w:after="60" w:line="240" w:lineRule="auto"/>
+      <w:spacing w:after="60" w:before="60" w:line="240" w:lineRule="auto"/>
       <w:jc w:val="center"/>
     </w:pPr>
     <w:rPr>
-      <w:rFonts w:ascii="Courier New" w:eastAsia="Times New Roman" w:hAnsi="Courier New" w:cs="Times New Roman"/>
+      <w:rFonts w:ascii="Courier New" w:cs="Times New Roman" w:eastAsia="Times New Roman" w:hAnsi="Courier New"/>
       <w:color w:val="0D0D0D"/>
       <w:sz w:val="20"/>
       <w:szCs w:val="20"/>
       <w:lang w:eastAsia="de-DE"/>
     </w:rPr>
   </w:style>
-  <w:style w:type="paragraph" w:customStyle="1" w:styleId="ACLEnumeratedList">
+  <w:style w:customStyle="1" w:styleId="ACLEnumeratedList" w:type="paragraph">
     <w:name w:val="ACL Enumerated List"/>
-    <w:basedOn w:val="Normal"/>
+    <w:basedOn w:val="a"/>
     <w:link w:val="ACLEnumeratedListChar"/>
     <w:qFormat/>
     <w:rsid w:val="006200A2"/>
@@ -5183,56 +6485,56 @@
       <w:jc w:val="both"/>
     </w:pPr>
     <w:rPr>
-      <w:rFonts w:ascii="Times New Roman" w:eastAsia="MS Mincho" w:hAnsi="Times New Roman" w:cs="Times New Roman"/>
+      <w:rFonts w:ascii="Times New Roman" w:cs="Times New Roman" w:eastAsia="ＭＳ 明朝" w:hAnsi="Times New Roman"/>
       <w:kern w:val="16"/>
       <w:lang w:eastAsia="tr-TR"/>
     </w:rPr>
   </w:style>
-  <w:style w:type="character" w:customStyle="1" w:styleId="ACLEnumeratedListChar">
+  <w:style w:customStyle="1" w:styleId="ACLEnumeratedListChar" w:type="character">
     <w:name w:val="ACL Enumerated List Char"/>
     <w:link w:val="ACLEnumeratedList"/>
     <w:rsid w:val="006200A2"/>
     <w:rPr>
-      <w:rFonts w:ascii="Times New Roman" w:eastAsia="MS Mincho" w:hAnsi="Times New Roman" w:cs="Times New Roman"/>
+      <w:rFonts w:ascii="Times New Roman" w:cs="Times New Roman" w:eastAsia="ＭＳ 明朝" w:hAnsi="Times New Roman"/>
       <w:kern w:val="16"/>
       <w:lang w:eastAsia="tr-TR"/>
     </w:rPr>
   </w:style>
-  <w:style w:type="paragraph" w:customStyle="1" w:styleId="ACLEquationLine">
+  <w:style w:customStyle="1" w:styleId="ACLEquationLine" w:type="paragraph">
     <w:name w:val="ACL EquationLine"/>
-    <w:basedOn w:val="Normal"/>
+    <w:basedOn w:val="a"/>
     <w:qFormat/>
     <w:rsid w:val="006200A2"/>
     <w:pPr>
       <w:tabs>
-        <w:tab w:val="center" w:pos="2340"/>
-        <w:tab w:val="right" w:pos="4500"/>
+        <w:tab w:pos="2340" w:val="center"/>
+        <w:tab w:pos="4500" w:val="right"/>
       </w:tabs>
-      <w:spacing w:before="120" w:after="120" w:line="240" w:lineRule="auto"/>
+      <w:spacing w:after="120" w:before="120" w:line="240" w:lineRule="auto"/>
       <w:jc w:val="center"/>
     </w:pPr>
     <w:rPr>
-      <w:rFonts w:ascii="Times New Roman" w:eastAsia="Times New Roman" w:hAnsi="Times New Roman" w:cs="Times New Roman"/>
+      <w:rFonts w:ascii="Times New Roman" w:cs="Times New Roman" w:eastAsia="Times New Roman" w:hAnsi="Times New Roman"/>
       <w:bCs/>
       <w:sz w:val="20"/>
       <w:szCs w:val="20"/>
       <w:lang w:eastAsia="de-DE"/>
     </w:rPr>
   </w:style>
-  <w:style w:type="character" w:styleId="LineNumber">
+  <w:style w:styleId="a4" w:type="character">
     <w:name w:val="line number"/>
-    <w:basedOn w:val="DefaultParagraphFont"/>
+    <w:basedOn w:val="a0"/>
     <w:uiPriority w:val="99"/>
     <w:unhideWhenUsed/>
     <w:rsid w:val="007E6C4F"/>
     <w:rPr>
       <w:rFonts w:ascii="Arial" w:hAnsi="Arial"/>
       <w:b/>
-      <w:color w:val="7F7F7F" w:themeColor="text1" w:themeTint="80"/>
+      <w:color w:themeColor="text1" w:themeTint="80" w:val="7F7F7F"/>
       <w:sz w:val="11"/>
     </w:rPr>
   </w:style>
-  <w:style w:type="paragraph" w:customStyle="1" w:styleId="ACLCaptionLong">
+  <w:style w:customStyle="1" w:styleId="ACLCaptionLong" w:type="paragraph">
     <w:name w:val="ACL Caption Long"/>
     <w:basedOn w:val="ACLCaption"/>
     <w:qFormat/>
@@ -5242,10 +6544,10 @@
       <w:jc w:val="left"/>
     </w:pPr>
     <w:rPr>
-      <w:rFonts w:eastAsia="MS Mincho"/>
-    </w:rPr>
-  </w:style>
-  <w:style w:type="character" w:customStyle="1" w:styleId="ACLFootnoteReference">
+      <w:rFonts w:eastAsia="ＭＳ 明朝"/>
+    </w:rPr>
+  </w:style>
+  <w:style w:customStyle="1" w:styleId="ACLFootnoteReference" w:type="character">
     <w:name w:val="ACL Footnote Reference"/>
     <w:qFormat/>
     <w:rsid w:val="006200A2"/>
@@ -5254,22 +6556,22 @@
       <w:vertAlign w:val="superscript"/>
     </w:rPr>
   </w:style>
-  <w:style w:type="paragraph" w:customStyle="1" w:styleId="ACLFootnoteText">
+  <w:style w:customStyle="1" w:styleId="ACLFootnoteText" w:type="paragraph">
     <w:name w:val="ACL Footnote Text"/>
-    <w:basedOn w:val="Normal"/>
+    <w:basedOn w:val="a"/>
     <w:qFormat/>
     <w:rsid w:val="006200A2"/>
     <w:pPr>
       <w:spacing w:after="0" w:line="240" w:lineRule="auto"/>
     </w:pPr>
     <w:rPr>
-      <w:rFonts w:ascii="Times New Roman" w:eastAsia="Times New Roman" w:hAnsi="Times New Roman" w:cs="Times New Roman"/>
+      <w:rFonts w:ascii="Times New Roman" w:cs="Times New Roman" w:eastAsia="Times New Roman" w:hAnsi="Times New Roman"/>
       <w:sz w:val="18"/>
       <w:szCs w:val="20"/>
       <w:lang w:eastAsia="de-DE"/>
     </w:rPr>
   </w:style>
-  <w:style w:type="paragraph" w:customStyle="1" w:styleId="ACLHyperlink">
+  <w:style w:customStyle="1" w:styleId="ACLHyperlink" w:type="paragraph">
     <w:name w:val="ACL Hyperlink"/>
     <w:basedOn w:val="ACLText"/>
     <w:link w:val="ACLHyperlinkChar"/>
@@ -5279,20 +6581,20 @@
       <w:color w:val="000090"/>
     </w:rPr>
   </w:style>
-  <w:style w:type="character" w:customStyle="1" w:styleId="ACLHyperlinkChar">
+  <w:style w:customStyle="1" w:styleId="ACLHyperlinkChar" w:type="character">
     <w:name w:val="ACL Hyperlink Char"/>
     <w:basedOn w:val="ACLTextChar"/>
     <w:link w:val="ACLHyperlink"/>
     <w:rsid w:val="006200A2"/>
     <w:rPr>
-      <w:rFonts w:ascii="Times New Roman" w:eastAsia="Times New Roman" w:hAnsi="Times New Roman" w:cs="Times New Roman"/>
+      <w:rFonts w:ascii="Times New Roman" w:cs="Times New Roman" w:eastAsia="Times New Roman" w:hAnsi="Times New Roman"/>
       <w:color w:val="000090"/>
       <w:spacing w:val="-2"/>
       <w:kern w:val="16"/>
       <w:lang w:eastAsia="de-DE"/>
     </w:rPr>
   </w:style>
-  <w:style w:type="paragraph" w:customStyle="1" w:styleId="ACLIndent">
+  <w:style w:customStyle="1" w:styleId="ACLIndent" w:type="paragraph">
     <w:name w:val="ACL Indent"/>
     <w:basedOn w:val="ACLText"/>
     <w:qFormat/>
@@ -5301,20 +6603,20 @@
       <w:ind w:firstLine="230"/>
     </w:pPr>
   </w:style>
-  <w:style w:type="paragraph" w:customStyle="1" w:styleId="ACLReferencesHeader">
+  <w:style w:customStyle="1" w:styleId="ACLReferencesHeader" w:type="paragraph">
     <w:name w:val="ACL References Header"/>
-    <w:basedOn w:val="Normal"/>
+    <w:basedOn w:val="a"/>
     <w:link w:val="ACLReferencesHeaderChar"/>
     <w:qFormat/>
     <w:rsid w:val="006200A2"/>
     <w:pPr>
       <w:keepNext/>
-      <w:spacing w:before="180" w:after="120" w:line="240" w:lineRule="auto"/>
+      <w:spacing w:after="120" w:before="180" w:line="240" w:lineRule="auto"/>
       <w:jc w:val="both"/>
       <w:outlineLvl w:val="0"/>
     </w:pPr>
     <w:rPr>
-      <w:rFonts w:ascii="Times New Roman" w:eastAsia="MS Mincho" w:hAnsi="Times New Roman" w:cs="Times New Roman"/>
+      <w:rFonts w:ascii="Times New Roman" w:cs="Times New Roman" w:eastAsia="ＭＳ 明朝" w:hAnsi="Times New Roman"/>
       <w:b/>
       <w:bCs/>
       <w:kern w:val="16"/>
@@ -5323,12 +6625,12 @@
       <w:lang w:eastAsia="de-DE"/>
     </w:rPr>
   </w:style>
-  <w:style w:type="character" w:customStyle="1" w:styleId="ACLReferencesHeaderChar">
+  <w:style w:customStyle="1" w:styleId="ACLReferencesHeaderChar" w:type="character">
     <w:name w:val="ACL References Header Char"/>
     <w:link w:val="ACLReferencesHeader"/>
     <w:rsid w:val="006200A2"/>
     <w:rPr>
-      <w:rFonts w:ascii="Times New Roman" w:eastAsia="MS Mincho" w:hAnsi="Times New Roman" w:cs="Times New Roman"/>
+      <w:rFonts w:ascii="Times New Roman" w:cs="Times New Roman" w:eastAsia="ＭＳ 明朝" w:hAnsi="Times New Roman"/>
       <w:b/>
       <w:bCs/>
       <w:kern w:val="16"/>
@@ -5337,9 +6639,9 @@
       <w:lang w:eastAsia="de-DE"/>
     </w:rPr>
   </w:style>
-  <w:style w:type="paragraph" w:customStyle="1" w:styleId="ACLRulerLeft">
+  <w:style w:customStyle="1" w:styleId="ACLRulerLeft" w:type="paragraph">
     <w:name w:val="ACL Ruler Left"/>
-    <w:basedOn w:val="Normal"/>
+    <w:basedOn w:val="a"/>
     <w:qFormat/>
     <w:rsid w:val="006200A2"/>
     <w:pPr>
@@ -5347,16 +6649,16 @@
       <w:ind w:left="144"/>
     </w:pPr>
     <w:rPr>
-      <w:rFonts w:ascii="Arial Bold" w:eastAsia="Times New Roman" w:hAnsi="Arial Bold" w:cs="Arial"/>
+      <w:rFonts w:ascii="Arial Bold" w:cs="Arial" w:eastAsia="Times New Roman" w:hAnsi="Arial Bold"/>
       <w:b/>
       <w:bCs/>
-      <w:color w:val="808080" w:themeColor="background1" w:themeShade="80"/>
+      <w:color w:themeColor="background1" w:themeShade="80" w:val="808080"/>
       <w:sz w:val="16"/>
       <w:szCs w:val="16"/>
       <w:lang w:eastAsia="de-DE"/>
     </w:rPr>
   </w:style>
-  <w:style w:type="paragraph" w:customStyle="1" w:styleId="ACLRulerRight">
+  <w:style w:customStyle="1" w:styleId="ACLRulerRight" w:type="paragraph">
     <w:name w:val="ACL Ruler Right"/>
     <w:basedOn w:val="ACLRulerLeft"/>
     <w:qFormat/>
@@ -5366,9 +6668,9 @@
       <w:jc w:val="right"/>
     </w:pPr>
   </w:style>
-  <w:style w:type="paragraph" w:customStyle="1" w:styleId="ACLSection">
+  <w:style w:customStyle="1" w:styleId="ACLSection" w:type="paragraph">
     <w:name w:val="ACL Section"/>
-    <w:basedOn w:val="Heading1"/>
+    <w:basedOn w:val="1"/>
     <w:next w:val="ACLText"/>
     <w:link w:val="ACLSectionChar"/>
     <w:qFormat/>
@@ -5379,7 +6681,7 @@
       <w:jc w:val="both"/>
     </w:pPr>
     <w:rPr>
-      <w:rFonts w:ascii="Times New Roman" w:eastAsia="Times New Roman" w:hAnsi="Times New Roman" w:cs="Times New Roman"/>
+      <w:rFonts w:ascii="Times New Roman" w:cs="Times New Roman" w:eastAsia="Times New Roman" w:hAnsi="Times New Roman"/>
       <w:b/>
       <w:color w:val="auto"/>
       <w:sz w:val="24"/>
@@ -5387,34 +6689,34 @@
       <w:lang w:eastAsia="de-DE"/>
     </w:rPr>
   </w:style>
-  <w:style w:type="character" w:customStyle="1" w:styleId="ACLSectionChar">
+  <w:style w:customStyle="1" w:styleId="ACLSectionChar" w:type="character">
     <w:name w:val="ACL Section Char"/>
     <w:link w:val="ACLSection"/>
     <w:rsid w:val="006200A2"/>
     <w:rPr>
-      <w:rFonts w:ascii="Times New Roman" w:eastAsia="Times New Roman" w:hAnsi="Times New Roman" w:cs="Times New Roman"/>
+      <w:rFonts w:ascii="Times New Roman" w:cs="Times New Roman" w:eastAsia="Times New Roman" w:hAnsi="Times New Roman"/>
       <w:b/>
       <w:sz w:val="24"/>
       <w:szCs w:val="20"/>
       <w:lang w:eastAsia="de-DE"/>
     </w:rPr>
   </w:style>
-  <w:style w:type="character" w:customStyle="1" w:styleId="Heading1Char">
-    <w:name w:val="Heading 1 Char"/>
-    <w:basedOn w:val="DefaultParagraphFont"/>
-    <w:link w:val="Heading1"/>
+  <w:style w:customStyle="1" w:styleId="10" w:type="character">
+    <w:name w:val="見出し 1 (文字)"/>
+    <w:basedOn w:val="a0"/>
+    <w:link w:val="1"/>
     <w:uiPriority w:val="9"/>
     <w:rsid w:val="006200A2"/>
     <w:rPr>
-      <w:rFonts w:asciiTheme="majorHAnsi" w:eastAsiaTheme="majorEastAsia" w:hAnsiTheme="majorHAnsi" w:cstheme="majorBidi"/>
-      <w:color w:val="2F5496" w:themeColor="accent1" w:themeShade="BF"/>
+      <w:rFonts w:asciiTheme="majorHAnsi" w:cstheme="majorBidi" w:eastAsiaTheme="majorEastAsia" w:hAnsiTheme="majorHAnsi"/>
+      <w:color w:themeColor="accent1" w:themeShade="BF" w:val="2F5496"/>
       <w:sz w:val="32"/>
       <w:szCs w:val="32"/>
     </w:rPr>
   </w:style>
-  <w:style w:type="paragraph" w:customStyle="1" w:styleId="ACLSubmissionConfidentialityHeader">
+  <w:style w:customStyle="1" w:styleId="ACLSubmissionConfidentialityHeader" w:type="paragraph">
     <w:name w:val="ACL Submission Confidentiality Header"/>
-    <w:basedOn w:val="Normal"/>
+    <w:basedOn w:val="a"/>
     <w:link w:val="ACLSubmissionConfidentialityHeaderChar"/>
     <w:qFormat/>
     <w:rsid w:val="00D7629C"/>
@@ -5423,7 +6725,7 @@
       <w:jc w:val="center"/>
     </w:pPr>
     <w:rPr>
-      <w:rFonts w:ascii="Arial" w:eastAsia="Times New Roman" w:hAnsi="Arial" w:cs="Arial"/>
+      <w:rFonts w:ascii="Arial" w:cs="Arial" w:eastAsia="Times New Roman" w:hAnsi="Arial"/>
       <w:b/>
       <w:spacing w:val="-2"/>
       <w:kern w:val="16"/>
@@ -5432,12 +6734,12 @@
       <w:lang w:eastAsia="de-DE"/>
     </w:rPr>
   </w:style>
-  <w:style w:type="character" w:customStyle="1" w:styleId="ACLSubmissionConfidentialityHeaderChar">
+  <w:style w:customStyle="1" w:styleId="ACLSubmissionConfidentialityHeaderChar" w:type="character">
     <w:name w:val="ACL Submission Confidentiality Header Char"/>
     <w:link w:val="ACLSubmissionConfidentialityHeader"/>
     <w:rsid w:val="00D7629C"/>
     <w:rPr>
-      <w:rFonts w:ascii="Arial" w:eastAsia="Times New Roman" w:hAnsi="Arial" w:cs="Arial"/>
+      <w:rFonts w:ascii="Arial" w:cs="Arial" w:eastAsia="Times New Roman" w:hAnsi="Arial"/>
       <w:b/>
       <w:spacing w:val="-2"/>
       <w:kern w:val="16"/>
@@ -5446,9 +6748,9 @@
       <w:lang w:eastAsia="de-DE"/>
     </w:rPr>
   </w:style>
-  <w:style w:type="paragraph" w:customStyle="1" w:styleId="ACLSubmissionPageNumbering">
+  <w:style w:customStyle="1" w:styleId="ACLSubmissionPageNumbering" w:type="paragraph">
     <w:name w:val="ACL Submission Page Numbering"/>
-    <w:basedOn w:val="Normal"/>
+    <w:basedOn w:val="a"/>
     <w:link w:val="ACLSubmissionPageNumberingChar"/>
     <w:qFormat/>
     <w:rsid w:val="006200A2"/>
@@ -5457,58 +6759,58 @@
       <w:jc w:val="center"/>
     </w:pPr>
     <w:rPr>
-      <w:rFonts w:ascii="Times New Roman" w:eastAsia="Times New Roman" w:hAnsi="Times New Roman" w:cs="Times New Roman"/>
+      <w:rFonts w:ascii="Times New Roman" w:cs="Times New Roman" w:eastAsia="Times New Roman" w:hAnsi="Times New Roman"/>
       <w:szCs w:val="20"/>
       <w:lang w:eastAsia="de-DE"/>
     </w:rPr>
   </w:style>
-  <w:style w:type="character" w:customStyle="1" w:styleId="ACLSubmissionPageNumberingChar">
+  <w:style w:customStyle="1" w:styleId="ACLSubmissionPageNumberingChar" w:type="character">
     <w:name w:val="ACL Submission Page Numbering Char"/>
     <w:link w:val="ACLSubmissionPageNumbering"/>
     <w:rsid w:val="006200A2"/>
     <w:rPr>
-      <w:rFonts w:ascii="Times New Roman" w:eastAsia="Times New Roman" w:hAnsi="Times New Roman" w:cs="Times New Roman"/>
+      <w:rFonts w:ascii="Times New Roman" w:cs="Times New Roman" w:eastAsia="Times New Roman" w:hAnsi="Times New Roman"/>
       <w:szCs w:val="20"/>
       <w:lang w:eastAsia="de-DE"/>
     </w:rPr>
   </w:style>
-  <w:style w:type="paragraph" w:customStyle="1" w:styleId="ACLSubmissionRuler">
+  <w:style w:customStyle="1" w:styleId="ACLSubmissionRuler" w:type="paragraph">
     <w:name w:val="ACL Submission Ruler"/>
-    <w:basedOn w:val="Normal"/>
+    <w:basedOn w:val="a"/>
     <w:autoRedefine/>
     <w:qFormat/>
     <w:rsid w:val="006200A2"/>
     <w:pPr>
-      <w:framePr w:hSpace="187" w:wrap="around" w:vAnchor="page" w:hAnchor="page" w:x="1441" w:y="577"/>
-      <w:spacing w:before="240" w:after="240" w:line="240" w:lineRule="auto"/>
+      <w:framePr w:hAnchor="page" w:hSpace="187" w:vAnchor="page" w:wrap="around" w:x="1441" w:y="577"/>
+      <w:spacing w:after="240" w:before="240" w:line="240" w:lineRule="auto"/>
       <w:suppressOverlap/>
       <w:jc w:val="center"/>
     </w:pPr>
     <w:rPr>
-      <w:rFonts w:ascii="Times New Roman" w:eastAsia="MS Mincho" w:hAnsi="Times New Roman" w:cs="Times New Roman"/>
+      <w:rFonts w:ascii="Times New Roman" w:cs="Times New Roman" w:eastAsia="ＭＳ 明朝" w:hAnsi="Times New Roman"/>
       <w:b/>
       <w:noProof/>
-      <w:color w:val="7B7B7B" w:themeColor="accent3" w:themeShade="BF"/>
+      <w:color w:themeColor="accent3" w:themeShade="BF" w:val="7B7B7B"/>
       <w:sz w:val="24"/>
       <w:szCs w:val="26"/>
       <w:lang w:eastAsia="de-DE"/>
     </w:rPr>
   </w:style>
-  <w:style w:type="paragraph" w:customStyle="1" w:styleId="ACLSubsection">
+  <w:style w:customStyle="1" w:styleId="ACLSubsection" w:type="paragraph">
     <w:name w:val="ACL Subsection"/>
-    <w:basedOn w:val="Heading2"/>
+    <w:basedOn w:val="2"/>
     <w:next w:val="ACLText"/>
     <w:link w:val="ACLSubsectionChar"/>
     <w:qFormat/>
     <w:rsid w:val="006200A2"/>
     <w:pPr>
       <w:keepLines w:val="0"/>
-      <w:spacing w:before="180" w:after="120" w:line="240" w:lineRule="auto"/>
-      <w:ind w:left="562" w:hanging="562"/>
+      <w:spacing w:after="120" w:before="180" w:line="240" w:lineRule="auto"/>
+      <w:ind w:hanging="562" w:left="562"/>
       <w:jc w:val="both"/>
     </w:pPr>
     <w:rPr>
-      <w:rFonts w:ascii="Times New Roman" w:eastAsia="Times New Roman" w:hAnsi="Times New Roman" w:cs="Times New Roman"/>
+      <w:rFonts w:ascii="Times New Roman" w:cs="Times New Roman" w:eastAsia="Times New Roman" w:hAnsi="Times New Roman"/>
       <w:b/>
       <w:color w:val="auto"/>
       <w:sz w:val="22"/>
@@ -5516,37 +6818,37 @@
       <w:lang w:eastAsia="de-DE"/>
     </w:rPr>
   </w:style>
-  <w:style w:type="character" w:customStyle="1" w:styleId="ACLSubsectionChar">
+  <w:style w:customStyle="1" w:styleId="ACLSubsectionChar" w:type="character">
     <w:name w:val="ACL Subsection Char"/>
     <w:link w:val="ACLSubsection"/>
     <w:rsid w:val="006200A2"/>
     <w:rPr>
-      <w:rFonts w:ascii="Times New Roman" w:eastAsia="Times New Roman" w:hAnsi="Times New Roman" w:cs="Times New Roman"/>
+      <w:rFonts w:ascii="Times New Roman" w:cs="Times New Roman" w:eastAsia="Times New Roman" w:hAnsi="Times New Roman"/>
       <w:b/>
       <w:lang w:eastAsia="de-DE"/>
     </w:rPr>
   </w:style>
-  <w:style w:type="character" w:customStyle="1" w:styleId="Heading2Char">
-    <w:name w:val="Heading 2 Char"/>
-    <w:basedOn w:val="DefaultParagraphFont"/>
-    <w:link w:val="Heading2"/>
+  <w:style w:customStyle="1" w:styleId="20" w:type="character">
+    <w:name w:val="見出し 2 (文字)"/>
+    <w:basedOn w:val="a0"/>
+    <w:link w:val="2"/>
     <w:uiPriority w:val="9"/>
     <w:semiHidden/>
     <w:rsid w:val="006200A2"/>
     <w:rPr>
-      <w:rFonts w:asciiTheme="majorHAnsi" w:eastAsiaTheme="majorEastAsia" w:hAnsiTheme="majorHAnsi" w:cstheme="majorBidi"/>
-      <w:color w:val="2F5496" w:themeColor="accent1" w:themeShade="BF"/>
+      <w:rFonts w:asciiTheme="majorHAnsi" w:cstheme="majorBidi" w:eastAsiaTheme="majorEastAsia" w:hAnsiTheme="majorHAnsi"/>
+      <w:color w:themeColor="accent1" w:themeShade="BF" w:val="2F5496"/>
       <w:sz w:val="26"/>
       <w:szCs w:val="26"/>
     </w:rPr>
   </w:style>
-  <w:style w:type="character" w:customStyle="1" w:styleId="ACLURLHyperlinkChar">
+  <w:style w:customStyle="1" w:styleId="ACLURLHyperlinkChar" w:type="character">
     <w:name w:val="ACL URL Hyperlink Char"/>
     <w:basedOn w:val="ACLCodeChar"/>
     <w:link w:val="ACLURLHyperlink"/>
     <w:rsid w:val="00726D45"/>
     <w:rPr>
-      <w:rFonts w:ascii="Courier New" w:eastAsia="Times New Roman" w:hAnsi="Courier New" w:cs="Times New Roman"/>
+      <w:rFonts w:ascii="Courier New" w:cs="Times New Roman" w:eastAsia="Times New Roman" w:hAnsi="Courier New"/>
       <w:color w:val="000090"/>
       <w:spacing w:val="-5"/>
       <w:kern w:val="16"/>
@@ -5555,10 +6857,10 @@
       <w:lang w:eastAsia="de-DE"/>
     </w:rPr>
   </w:style>
-  <w:style w:type="paragraph" w:customStyle="1" w:styleId="ACLURLHyperlink">
+  <w:style w:customStyle="1" w:styleId="ACLURLHyperlink" w:type="paragraph">
     <w:name w:val="ACL URL Hyperlink"/>
     <w:basedOn w:val="ACLCode"/>
-    <w:next w:val="Normal"/>
+    <w:next w:val="a"/>
     <w:link w:val="ACLURLHyperlinkChar"/>
     <w:qFormat/>
     <w:rsid w:val="006200A2"/>
@@ -5571,51 +6873,51 @@
       <w:szCs w:val="20"/>
     </w:rPr>
   </w:style>
-  <w:style w:type="paragraph" w:styleId="Header">
+  <w:style w:styleId="a5" w:type="paragraph">
     <w:name w:val="header"/>
-    <w:basedOn w:val="Normal"/>
-    <w:link w:val="HeaderChar"/>
+    <w:basedOn w:val="a"/>
+    <w:link w:val="a6"/>
     <w:uiPriority w:val="99"/>
     <w:unhideWhenUsed/>
     <w:rsid w:val="00D7629C"/>
     <w:pPr>
       <w:tabs>
-        <w:tab w:val="center" w:pos="4680"/>
-        <w:tab w:val="right" w:pos="9360"/>
+        <w:tab w:pos="4680" w:val="center"/>
+        <w:tab w:pos="9360" w:val="right"/>
       </w:tabs>
       <w:spacing w:after="0" w:line="240" w:lineRule="auto"/>
     </w:pPr>
   </w:style>
-  <w:style w:type="character" w:customStyle="1" w:styleId="HeaderChar">
-    <w:name w:val="Header Char"/>
-    <w:basedOn w:val="DefaultParagraphFont"/>
-    <w:link w:val="Header"/>
+  <w:style w:customStyle="1" w:styleId="a6" w:type="character">
+    <w:name w:val="ヘッダー (文字)"/>
+    <w:basedOn w:val="a0"/>
+    <w:link w:val="a5"/>
     <w:uiPriority w:val="99"/>
     <w:rsid w:val="00D7629C"/>
   </w:style>
-  <w:style w:type="paragraph" w:styleId="Footer">
+  <w:style w:styleId="a7" w:type="paragraph">
     <w:name w:val="footer"/>
-    <w:basedOn w:val="Normal"/>
-    <w:link w:val="FooterChar"/>
+    <w:basedOn w:val="a"/>
+    <w:link w:val="a8"/>
     <w:uiPriority w:val="99"/>
     <w:unhideWhenUsed/>
     <w:rsid w:val="00D7629C"/>
     <w:pPr>
       <w:tabs>
-        <w:tab w:val="center" w:pos="4680"/>
-        <w:tab w:val="right" w:pos="9360"/>
+        <w:tab w:pos="4680" w:val="center"/>
+        <w:tab w:pos="9360" w:val="right"/>
       </w:tabs>
       <w:spacing w:after="0" w:line="240" w:lineRule="auto"/>
     </w:pPr>
   </w:style>
-  <w:style w:type="character" w:customStyle="1" w:styleId="FooterChar">
-    <w:name w:val="Footer Char"/>
-    <w:basedOn w:val="DefaultParagraphFont"/>
-    <w:link w:val="Footer"/>
+  <w:style w:customStyle="1" w:styleId="a8" w:type="character">
+    <w:name w:val="フッター (文字)"/>
+    <w:basedOn w:val="a0"/>
+    <w:link w:val="a7"/>
     <w:uiPriority w:val="99"/>
     <w:rsid w:val="00D7629C"/>
   </w:style>
-  <w:style w:type="character" w:styleId="FootnoteReference">
+  <w:style w:styleId="a9" w:type="character">
     <w:name w:val="footnote reference"/>
     <w:semiHidden/>
     <w:rsid w:val="00490093"/>
@@ -5623,20 +6925,20 @@
       <w:vertAlign w:val="superscript"/>
     </w:rPr>
   </w:style>
-  <w:style w:type="character" w:styleId="Hyperlink">
+  <w:style w:styleId="aa" w:type="character">
     <w:name w:val="Hyperlink"/>
     <w:basedOn w:val="ACLHyperlinkChar"/>
     <w:qFormat/>
     <w:rsid w:val="00490093"/>
     <w:rPr>
-      <w:rFonts w:ascii="Times New Roman" w:eastAsia="Times New Roman" w:hAnsi="Times New Roman" w:cs="Times New Roman"/>
+      <w:rFonts w:ascii="Times New Roman" w:cs="Times New Roman" w:eastAsia="Times New Roman" w:hAnsi="Times New Roman"/>
       <w:color w:val="000090"/>
       <w:spacing w:val="-2"/>
       <w:kern w:val="16"/>
       <w:lang w:eastAsia="de-DE"/>
     </w:rPr>
   </w:style>
-  <w:style w:type="paragraph" w:styleId="Caption">
+  <w:style w:styleId="ab" w:type="paragraph">
     <w:name w:val="caption"/>
     <w:basedOn w:val="ACLCaption"/>
     <w:next w:val="ACLText"/>
@@ -5644,41 +6946,41 @@
     <w:rsid w:val="00490093"/>
     <w:pPr>
       <w:framePr w:wrap="around"/>
-      <w:spacing w:before="200" w:after="200" w:line="252" w:lineRule="auto"/>
+      <w:spacing w:after="200" w:before="200" w:line="252" w:lineRule="auto"/>
     </w:pPr>
     <w:rPr>
       <w:bCs/>
-      <w:color w:val="000000" w:themeColor="text1"/>
+      <w:color w:themeColor="text1" w:val="000000"/>
       <w:szCs w:val="18"/>
     </w:rPr>
   </w:style>
-  <w:style w:type="character" w:styleId="FollowedHyperlink">
+  <w:style w:styleId="ac" w:type="character">
     <w:name w:val="FollowedHyperlink"/>
-    <w:basedOn w:val="DefaultParagraphFont"/>
+    <w:basedOn w:val="a0"/>
     <w:uiPriority w:val="99"/>
     <w:semiHidden/>
     <w:unhideWhenUsed/>
     <w:rsid w:val="00490093"/>
     <w:rPr>
-      <w:color w:val="954F72" w:themeColor="followedHyperlink"/>
+      <w:color w:themeColor="followedHyperlink" w:val="954F72"/>
       <w:u w:val="single"/>
     </w:rPr>
   </w:style>
-  <w:style w:type="character" w:customStyle="1" w:styleId="UnresolvedMention1">
+  <w:style w:customStyle="1" w:styleId="UnresolvedMention1" w:type="character">
     <w:name w:val="Unresolved Mention1"/>
-    <w:basedOn w:val="DefaultParagraphFont"/>
+    <w:basedOn w:val="a0"/>
     <w:uiPriority w:val="99"/>
     <w:semiHidden/>
     <w:unhideWhenUsed/>
     <w:rsid w:val="00490093"/>
     <w:rPr>
       <w:color w:val="808080"/>
-      <w:shd w:val="clear" w:color="auto" w:fill="E6E6E6"/>
-    </w:rPr>
-  </w:style>
-  <w:style w:type="table" w:styleId="TableGrid">
+      <w:shd w:color="auto" w:fill="E6E6E6" w:val="clear"/>
+    </w:rPr>
+  </w:style>
+  <w:style w:styleId="ad" w:type="table">
     <w:name w:val="Table Grid"/>
-    <w:basedOn w:val="TableNormal"/>
+    <w:basedOn w:val="a1"/>
     <w:uiPriority w:val="39"/>
     <w:rsid w:val="00D41940"/>
     <w:pPr>
@@ -5686,19 +6988,19 @@
     </w:pPr>
     <w:tblPr>
       <w:tblBorders>
-        <w:top w:val="single" w:sz="4" w:space="0" w:color="auto"/>
-        <w:left w:val="single" w:sz="4" w:space="0" w:color="auto"/>
-        <w:bottom w:val="single" w:sz="4" w:space="0" w:color="auto"/>
-        <w:right w:val="single" w:sz="4" w:space="0" w:color="auto"/>
-        <w:insideH w:val="single" w:sz="4" w:space="0" w:color="auto"/>
-        <w:insideV w:val="single" w:sz="4" w:space="0" w:color="auto"/>
+        <w:top w:color="auto" w:space="0" w:sz="4" w:val="single"/>
+        <w:left w:color="auto" w:space="0" w:sz="4" w:val="single"/>
+        <w:bottom w:color="auto" w:space="0" w:sz="4" w:val="single"/>
+        <w:right w:color="auto" w:space="0" w:sz="4" w:val="single"/>
+        <w:insideH w:color="auto" w:space="0" w:sz="4" w:val="single"/>
+        <w:insideV w:color="auto" w:space="0" w:sz="4" w:val="single"/>
       </w:tblBorders>
     </w:tblPr>
   </w:style>
-  <w:style w:type="paragraph" w:styleId="CommentText">
+  <w:style w:styleId="ae" w:type="paragraph">
     <w:name w:val="annotation text"/>
-    <w:basedOn w:val="Normal"/>
-    <w:link w:val="CommentTextChar"/>
+    <w:basedOn w:val="a"/>
+    <w:link w:val="af"/>
     <w:uiPriority w:val="99"/>
     <w:semiHidden/>
     <w:unhideWhenUsed/>
@@ -5711,10 +7013,10 @@
       <w:szCs w:val="20"/>
     </w:rPr>
   </w:style>
-  <w:style w:type="character" w:customStyle="1" w:styleId="CommentTextChar">
-    <w:name w:val="Comment Text Char"/>
-    <w:basedOn w:val="DefaultParagraphFont"/>
-    <w:link w:val="CommentText"/>
+  <w:style w:customStyle="1" w:styleId="af" w:type="character">
+    <w:name w:val="コメント文字列 (文字)"/>
+    <w:basedOn w:val="a0"/>
+    <w:link w:val="ae"/>
     <w:uiPriority w:val="99"/>
     <w:semiHidden/>
     <w:rsid w:val="008B2D46"/>
@@ -5723,11 +7025,11 @@
       <w:szCs w:val="20"/>
     </w:rPr>
   </w:style>
-  <w:style w:type="paragraph" w:styleId="CommentSubject">
+  <w:style w:styleId="af0" w:type="paragraph">
     <w:name w:val="annotation subject"/>
-    <w:basedOn w:val="CommentText"/>
-    <w:next w:val="CommentText"/>
-    <w:link w:val="CommentSubjectChar"/>
+    <w:basedOn w:val="ae"/>
+    <w:next w:val="ae"/>
+    <w:link w:val="af1"/>
     <w:uiPriority w:val="99"/>
     <w:semiHidden/>
     <w:unhideWhenUsed/>
@@ -5736,22 +7038,22 @@
       <w:spacing w:after="0"/>
     </w:pPr>
     <w:rPr>
-      <w:rFonts w:ascii="Times New Roman" w:eastAsia="Times New Roman" w:hAnsi="Times New Roman" w:cs="Times New Roman"/>
+      <w:rFonts w:ascii="Times New Roman" w:cs="Times New Roman" w:eastAsia="Times New Roman" w:hAnsi="Times New Roman"/>
       <w:b/>
       <w:bCs/>
       <w:sz w:val="22"/>
       <w:lang w:eastAsia="de-DE"/>
     </w:rPr>
   </w:style>
-  <w:style w:type="character" w:customStyle="1" w:styleId="CommentSubjectChar">
-    <w:name w:val="Comment Subject Char"/>
-    <w:basedOn w:val="CommentTextChar"/>
-    <w:link w:val="CommentSubject"/>
+  <w:style w:customStyle="1" w:styleId="af1" w:type="character">
+    <w:name w:val="コメント内容 (文字)"/>
+    <w:basedOn w:val="af"/>
+    <w:link w:val="af0"/>
     <w:uiPriority w:val="99"/>
     <w:semiHidden/>
     <w:rsid w:val="008B2D46"/>
     <w:rPr>
-      <w:rFonts w:ascii="Times New Roman" w:eastAsia="Times New Roman" w:hAnsi="Times New Roman" w:cs="Times New Roman"/>
+      <w:rFonts w:ascii="Times New Roman" w:cs="Times New Roman" w:eastAsia="Times New Roman" w:hAnsi="Times New Roman"/>
       <w:b/>
       <w:bCs/>
       <w:sz w:val="20"/>
@@ -5759,27 +7061,27 @@
       <w:lang w:eastAsia="de-DE"/>
     </w:rPr>
   </w:style>
-  <w:style w:type="character" w:customStyle="1" w:styleId="gi">
+  <w:style w:customStyle="1" w:styleId="gi" w:type="character">
     <w:name w:val="gi"/>
-    <w:basedOn w:val="DefaultParagraphFont"/>
+    <w:basedOn w:val="a0"/>
     <w:rsid w:val="00A45C6C"/>
   </w:style>
-  <w:style w:type="character" w:customStyle="1" w:styleId="UnresolvedMention2">
+  <w:style w:customStyle="1" w:styleId="UnresolvedMention2" w:type="character">
     <w:name w:val="Unresolved Mention2"/>
-    <w:basedOn w:val="DefaultParagraphFont"/>
+    <w:basedOn w:val="a0"/>
     <w:uiPriority w:val="99"/>
     <w:semiHidden/>
     <w:unhideWhenUsed/>
     <w:rsid w:val="006A4029"/>
     <w:rPr>
       <w:color w:val="808080"/>
-      <w:shd w:val="clear" w:color="auto" w:fill="E6E6E6"/>
-    </w:rPr>
-  </w:style>
-  <w:style w:type="paragraph" w:styleId="BalloonText">
+      <w:shd w:color="auto" w:fill="E6E6E6" w:val="clear"/>
+    </w:rPr>
+  </w:style>
+  <w:style w:styleId="af2" w:type="paragraph">
     <w:name w:val="Balloon Text"/>
-    <w:basedOn w:val="Normal"/>
-    <w:link w:val="BalloonTextChar"/>
+    <w:basedOn w:val="a"/>
+    <w:link w:val="af3"/>
     <w:uiPriority w:val="99"/>
     <w:semiHidden/>
     <w:unhideWhenUsed/>
@@ -5793,10 +7095,10 @@
       <w:szCs w:val="18"/>
     </w:rPr>
   </w:style>
-  <w:style w:type="character" w:customStyle="1" w:styleId="BalloonTextChar">
-    <w:name w:val="Balloon Text Char"/>
-    <w:basedOn w:val="DefaultParagraphFont"/>
-    <w:link w:val="BalloonText"/>
+  <w:style w:customStyle="1" w:styleId="af3" w:type="character">
+    <w:name w:val="吹き出し (文字)"/>
+    <w:basedOn w:val="a0"/>
+    <w:link w:val="af2"/>
     <w:uiPriority w:val="99"/>
     <w:semiHidden/>
     <w:rsid w:val="0087257A"/>
@@ -5806,35 +7108,35 @@
       <w:szCs w:val="18"/>
     </w:rPr>
   </w:style>
-  <w:style w:type="character" w:customStyle="1" w:styleId="ACLTextFirstLineChar">
+  <w:style w:customStyle="1" w:styleId="ACLTextFirstLineChar" w:type="character">
     <w:name w:val="ACL Text First Line Char"/>
     <w:basedOn w:val="ACLTextChar"/>
     <w:link w:val="ACLTextFirstLine"/>
     <w:rsid w:val="002C4AAA"/>
     <w:rPr>
-      <w:rFonts w:ascii="Times New Roman" w:eastAsia="Times New Roman" w:hAnsi="Times New Roman" w:cs="Times New Roman"/>
+      <w:rFonts w:ascii="Times New Roman" w:cs="Times New Roman" w:eastAsia="Times New Roman" w:hAnsi="Times New Roman"/>
       <w:spacing w:val="-2"/>
       <w:kern w:val="16"/>
       <w:lang w:eastAsia="de-DE"/>
     </w:rPr>
   </w:style>
-  <w:style w:type="character" w:customStyle="1" w:styleId="ACLCodeChar">
+  <w:style w:customStyle="1" w:styleId="ACLCodeChar" w:type="character">
     <w:name w:val="ACL Code Char"/>
     <w:basedOn w:val="ACLTextFirstLineChar"/>
     <w:link w:val="ACLCode"/>
     <w:rsid w:val="002C4AAA"/>
     <w:rPr>
-      <w:rFonts w:ascii="Courier New" w:eastAsia="Times New Roman" w:hAnsi="Courier New" w:cs="Times New Roman"/>
+      <w:rFonts w:ascii="Courier New" w:cs="Times New Roman" w:eastAsia="Times New Roman" w:hAnsi="Courier New"/>
       <w:spacing w:val="-2"/>
       <w:kern w:val="16"/>
       <w:sz w:val="20"/>
       <w:lang w:eastAsia="de-DE"/>
     </w:rPr>
   </w:style>
-  <w:style w:type="paragraph" w:styleId="FootnoteText">
+  <w:style w:styleId="af4" w:type="paragraph">
     <w:name w:val="footnote text"/>
-    <w:basedOn w:val="Normal"/>
-    <w:link w:val="FootnoteTextChar"/>
+    <w:basedOn w:val="a"/>
+    <w:link w:val="af5"/>
     <w:uiPriority w:val="99"/>
     <w:semiHidden/>
     <w:unhideWhenUsed/>
@@ -5847,10 +7149,10 @@
       <w:szCs w:val="20"/>
     </w:rPr>
   </w:style>
-  <w:style w:type="character" w:customStyle="1" w:styleId="FootnoteTextChar">
-    <w:name w:val="Footnote Text Char"/>
-    <w:basedOn w:val="DefaultParagraphFont"/>
-    <w:link w:val="FootnoteText"/>
+  <w:style w:customStyle="1" w:styleId="af5" w:type="character">
+    <w:name w:val="脚注文字列 (文字)"/>
+    <w:basedOn w:val="a0"/>
+    <w:link w:val="af4"/>
     <w:uiPriority w:val="99"/>
     <w:semiHidden/>
     <w:rsid w:val="005C1307"/>
@@ -5859,232 +7161,270 @@
       <w:szCs w:val="20"/>
     </w:rPr>
   </w:style>
-  <w:style w:type="character" w:styleId="PageNumber">
+  <w:style w:styleId="af6" w:type="character">
     <w:name w:val="page number"/>
-    <w:basedOn w:val="DefaultParagraphFont"/>
+    <w:basedOn w:val="a0"/>
     <w:uiPriority w:val="99"/>
     <w:semiHidden/>
     <w:unhideWhenUsed/>
     <w:rsid w:val="00085910"/>
   </w:style>
-  <w:style w:type="paragraph" w:styleId="NormalWeb">
+  <w:style w:styleId="Web" w:type="paragraph">
     <w:name w:val="Normal (Web)"/>
-    <w:basedOn w:val="Normal"/>
+    <w:basedOn w:val="a"/>
     <w:uiPriority w:val="99"/>
     <w:unhideWhenUsed/>
     <w:rsid w:val="001968AB"/>
     <w:pPr>
-      <w:spacing w:before="100" w:beforeAutospacing="1" w:after="100" w:afterAutospacing="1" w:line="240" w:lineRule="auto"/>
+      <w:spacing w:after="100" w:afterAutospacing="1" w:before="100" w:beforeAutospacing="1" w:line="240" w:lineRule="auto"/>
     </w:pPr>
     <w:rPr>
-      <w:rFonts w:ascii="Times New Roman" w:eastAsia="Times New Roman" w:hAnsi="Times New Roman" w:cs="Times New Roman"/>
+      <w:rFonts w:ascii="Times New Roman" w:cs="Times New Roman" w:eastAsia="Times New Roman" w:hAnsi="Times New Roman"/>
       <w:sz w:val="24"/>
       <w:szCs w:val="24"/>
       <w:lang w:val="da-DK"/>
     </w:rPr>
   </w:style>
-  <w:style w:type="character" w:styleId="UnresolvedMention">
+  <w:style w:styleId="af7" w:type="character">
     <w:name w:val="Unresolved Mention"/>
-    <w:basedOn w:val="DefaultParagraphFont"/>
+    <w:basedOn w:val="a0"/>
     <w:uiPriority w:val="99"/>
     <w:semiHidden/>
     <w:unhideWhenUsed/>
     <w:rsid w:val="00595636"/>
     <w:rPr>
       <w:color w:val="605E5C"/>
-      <w:shd w:val="clear" w:color="auto" w:fill="E1DFDD"/>
+      <w:shd w:color="auto" w:fill="E1DFDD" w:val="clear"/>
     </w:rPr>
   </w:style>
   <w:style w:type="paragraph" w:customStyle="1" w:styleId="SourceCode">
     <w:name w:val="Source Code"/>
+    <w:basedOn w:val="Normal"/>
+    <w:link w:val="VerbatimChar"/>
     <w:pPr>
-      <w:wordWrap w:val="0"/>
+      <w:wordWrap w:val="off"/>
     </w:pPr>
   </w:style>
   <w:style w:type="character" w:customStyle="1" w:styleId="KeywordTok">
     <w:name w:val="KeywordTok"/>
-    <w:rPr>
+    <w:basedOn w:val="VerbatimChar"/>
+    <w:rPr>
+      <w:color w:val="007020"/>
       <w:b/>
-      <w:color w:val="007020"/>
     </w:rPr>
   </w:style>
   <w:style w:type="character" w:customStyle="1" w:styleId="DataTypeTok">
     <w:name w:val="DataTypeTok"/>
+    <w:basedOn w:val="VerbatimChar"/>
     <w:rPr>
       <w:color w:val="902000"/>
     </w:rPr>
   </w:style>
   <w:style w:type="character" w:customStyle="1" w:styleId="DecValTok">
     <w:name w:val="DecValTok"/>
-    <w:rPr>
-      <w:color w:val="40A070"/>
+    <w:basedOn w:val="VerbatimChar"/>
+    <w:rPr>
+      <w:color w:val="40a070"/>
     </w:rPr>
   </w:style>
   <w:style w:type="character" w:customStyle="1" w:styleId="BaseNTok">
     <w:name w:val="BaseNTok"/>
-    <w:rPr>
-      <w:color w:val="40A070"/>
+    <w:basedOn w:val="VerbatimChar"/>
+    <w:rPr>
+      <w:color w:val="40a070"/>
     </w:rPr>
   </w:style>
   <w:style w:type="character" w:customStyle="1" w:styleId="FloatTok">
     <w:name w:val="FloatTok"/>
-    <w:rPr>
-      <w:color w:val="40A070"/>
+    <w:basedOn w:val="VerbatimChar"/>
+    <w:rPr>
+      <w:color w:val="40a070"/>
     </w:rPr>
   </w:style>
   <w:style w:type="character" w:customStyle="1" w:styleId="ConstantTok">
     <w:name w:val="ConstantTok"/>
+    <w:basedOn w:val="VerbatimChar"/>
     <w:rPr>
       <w:color w:val="880000"/>
     </w:rPr>
   </w:style>
   <w:style w:type="character" w:customStyle="1" w:styleId="CharTok">
     <w:name w:val="CharTok"/>
-    <w:rPr>
-      <w:color w:val="4070A0"/>
+    <w:basedOn w:val="VerbatimChar"/>
+    <w:rPr>
+      <w:color w:val="4070a0"/>
     </w:rPr>
   </w:style>
   <w:style w:type="character" w:customStyle="1" w:styleId="SpecialCharTok">
     <w:name w:val="SpecialCharTok"/>
-    <w:rPr>
-      <w:color w:val="4070A0"/>
+    <w:basedOn w:val="VerbatimChar"/>
+    <w:rPr>
+      <w:color w:val="4070a0"/>
     </w:rPr>
   </w:style>
   <w:style w:type="character" w:customStyle="1" w:styleId="StringTok">
     <w:name w:val="StringTok"/>
-    <w:rPr>
-      <w:color w:val="4070A0"/>
+    <w:basedOn w:val="VerbatimChar"/>
+    <w:rPr>
+      <w:color w:val="4070a0"/>
     </w:rPr>
   </w:style>
   <w:style w:type="character" w:customStyle="1" w:styleId="VerbatimStringTok">
     <w:name w:val="VerbatimStringTok"/>
-    <w:rPr>
-      <w:color w:val="4070A0"/>
+    <w:basedOn w:val="VerbatimChar"/>
+    <w:rPr>
+      <w:color w:val="4070a0"/>
     </w:rPr>
   </w:style>
   <w:style w:type="character" w:customStyle="1" w:styleId="SpecialStringTok">
     <w:name w:val="SpecialStringTok"/>
-    <w:rPr>
-      <w:color w:val="BB6688"/>
+    <w:basedOn w:val="VerbatimChar"/>
+    <w:rPr>
+      <w:color w:val="bb6688"/>
     </w:rPr>
   </w:style>
   <w:style w:type="character" w:customStyle="1" w:styleId="ImportTok">
     <w:name w:val="ImportTok"/>
+    <w:basedOn w:val="VerbatimChar"/>
+    <w:rPr/>
   </w:style>
   <w:style w:type="character" w:customStyle="1" w:styleId="CommentTok">
     <w:name w:val="CommentTok"/>
-    <w:rPr>
+    <w:basedOn w:val="VerbatimChar"/>
+    <w:rPr>
+      <w:color w:val="60a0b0"/>
       <w:i/>
-      <w:color w:val="60A0B0"/>
     </w:rPr>
   </w:style>
   <w:style w:type="character" w:customStyle="1" w:styleId="DocumentationTok">
     <w:name w:val="DocumentationTok"/>
-    <w:rPr>
+    <w:basedOn w:val="VerbatimChar"/>
+    <w:rPr>
+      <w:color w:val="ba2121"/>
       <w:i/>
-      <w:color w:val="BA2121"/>
     </w:rPr>
   </w:style>
   <w:style w:type="character" w:customStyle="1" w:styleId="AnnotationTok">
     <w:name w:val="AnnotationTok"/>
-    <w:rPr>
+    <w:basedOn w:val="VerbatimChar"/>
+    <w:rPr>
+      <w:color w:val="60a0b0"/>
       <w:b/>
       <w:i/>
-      <w:color w:val="60A0B0"/>
     </w:rPr>
   </w:style>
   <w:style w:type="character" w:customStyle="1" w:styleId="CommentVarTok">
     <w:name w:val="CommentVarTok"/>
-    <w:rPr>
+    <w:basedOn w:val="VerbatimChar"/>
+    <w:rPr>
+      <w:color w:val="60a0b0"/>
       <w:b/>
       <w:i/>
-      <w:color w:val="60A0B0"/>
     </w:rPr>
   </w:style>
   <w:style w:type="character" w:customStyle="1" w:styleId="OtherTok">
     <w:name w:val="OtherTok"/>
+    <w:basedOn w:val="VerbatimChar"/>
     <w:rPr>
       <w:color w:val="007020"/>
     </w:rPr>
   </w:style>
   <w:style w:type="character" w:customStyle="1" w:styleId="FunctionTok">
     <w:name w:val="FunctionTok"/>
-    <w:rPr>
-      <w:color w:val="06287E"/>
+    <w:basedOn w:val="VerbatimChar"/>
+    <w:rPr>
+      <w:color w:val="06287e"/>
     </w:rPr>
   </w:style>
   <w:style w:type="character" w:customStyle="1" w:styleId="VariableTok">
     <w:name w:val="VariableTok"/>
-    <w:rPr>
-      <w:color w:val="19177C"/>
+    <w:basedOn w:val="VerbatimChar"/>
+    <w:rPr>
+      <w:color w:val="19177c"/>
     </w:rPr>
   </w:style>
   <w:style w:type="character" w:customStyle="1" w:styleId="ControlFlowTok">
     <w:name w:val="ControlFlowTok"/>
-    <w:rPr>
+    <w:basedOn w:val="VerbatimChar"/>
+    <w:rPr>
+      <w:color w:val="007020"/>
       <w:b/>
-      <w:color w:val="007020"/>
     </w:rPr>
   </w:style>
   <w:style w:type="character" w:customStyle="1" w:styleId="OperatorTok">
     <w:name w:val="OperatorTok"/>
+    <w:basedOn w:val="VerbatimChar"/>
     <w:rPr>
       <w:color w:val="666666"/>
     </w:rPr>
   </w:style>
   <w:style w:type="character" w:customStyle="1" w:styleId="BuiltInTok">
     <w:name w:val="BuiltInTok"/>
+    <w:basedOn w:val="VerbatimChar"/>
+    <w:rPr/>
   </w:style>
   <w:style w:type="character" w:customStyle="1" w:styleId="ExtensionTok">
     <w:name w:val="ExtensionTok"/>
+    <w:basedOn w:val="VerbatimChar"/>
+    <w:rPr/>
   </w:style>
   <w:style w:type="character" w:customStyle="1" w:styleId="PreprocessorTok">
     <w:name w:val="PreprocessorTok"/>
-    <w:rPr>
-      <w:color w:val="BC7A00"/>
+    <w:basedOn w:val="VerbatimChar"/>
+    <w:rPr>
+      <w:color w:val="bc7a00"/>
     </w:rPr>
   </w:style>
   <w:style w:type="character" w:customStyle="1" w:styleId="AttributeTok">
     <w:name w:val="AttributeTok"/>
-    <w:rPr>
-      <w:color w:val="7D9029"/>
+    <w:basedOn w:val="VerbatimChar"/>
+    <w:rPr>
+      <w:color w:val="7d9029"/>
     </w:rPr>
   </w:style>
   <w:style w:type="character" w:customStyle="1" w:styleId="RegionMarkerTok">
     <w:name w:val="RegionMarkerTok"/>
+    <w:basedOn w:val="VerbatimChar"/>
+    <w:rPr/>
   </w:style>
   <w:style w:type="character" w:customStyle="1" w:styleId="InformationTok">
     <w:name w:val="InformationTok"/>
-    <w:rPr>
+    <w:basedOn w:val="VerbatimChar"/>
+    <w:rPr>
+      <w:color w:val="60a0b0"/>
       <w:b/>
       <w:i/>
-      <w:color w:val="60A0B0"/>
     </w:rPr>
   </w:style>
   <w:style w:type="character" w:customStyle="1" w:styleId="WarningTok">
     <w:name w:val="WarningTok"/>
-    <w:rPr>
+    <w:basedOn w:val="VerbatimChar"/>
+    <w:rPr>
+      <w:color w:val="60a0b0"/>
       <w:b/>
       <w:i/>
-      <w:color w:val="60A0B0"/>
     </w:rPr>
   </w:style>
   <w:style w:type="character" w:customStyle="1" w:styleId="AlertTok">
     <w:name w:val="AlertTok"/>
-    <w:rPr>
+    <w:basedOn w:val="VerbatimChar"/>
+    <w:rPr>
+      <w:color w:val="ff0000"/>
       <w:b/>
-      <w:color w:val="FF0000"/>
     </w:rPr>
   </w:style>
   <w:style w:type="character" w:customStyle="1" w:styleId="ErrorTok">
     <w:name w:val="ErrorTok"/>
-    <w:rPr>
+    <w:basedOn w:val="VerbatimChar"/>
+    <w:rPr>
+      <w:color w:val="ff0000"/>
       <w:b/>
-      <w:color w:val="FF0000"/>
     </w:rPr>
   </w:style>
   <w:style w:type="character" w:customStyle="1" w:styleId="NormalTok">
     <w:name w:val="NormalTok"/>
+    <w:basedOn w:val="VerbatimChar"/>
+    <w:rPr/>
   </w:style>
 </w:styles>
 </file>

--- a/paper/main.docx
+++ b/paper/main.docx
@@ -2497,6 +2497,17 @@
             </w:r>
           </w:p>
         </w:tc>
+        <w:tc>
+          <w:p>
+            <w:pPr>
+              <w:pStyle w:val="Compact"/>
+              <w:jc w:val="left"/>
+            </w:pPr>
+            <w:r>
+              <w:t xml:space="preserve">EM (num)</w:t>
+            </w:r>
+          </w:p>
+        </w:tc>
       </w:tr>
       <w:tr>
         <w:tc>
@@ -2573,6 +2584,17 @@
             </w:pPr>
             <w:r>
               <w:t xml:space="preserve">0.083</w:t>
+            </w:r>
+          </w:p>
+        </w:tc>
+        <w:tc>
+          <w:p>
+            <w:pPr>
+              <w:pStyle w:val="Compact"/>
+              <w:jc w:val="left"/>
+            </w:pPr>
+            <w:r>
+              <w:t xml:space="preserve">0.120</w:t>
             </w:r>
           </w:p>
         </w:tc>
@@ -2655,6 +2677,17 @@
             </w:r>
           </w:p>
         </w:tc>
+        <w:tc>
+          <w:p>
+            <w:pPr>
+              <w:pStyle w:val="Compact"/>
+              <w:jc w:val="left"/>
+            </w:pPr>
+            <w:r>
+              <w:t xml:space="preserve">0.180</w:t>
+            </w:r>
+          </w:p>
+        </w:tc>
       </w:tr>
       <w:tr>
         <w:tc>
@@ -2731,6 +2764,17 @@
             </w:pPr>
             <w:r>
               <w:t xml:space="preserve">0.121</w:t>
+            </w:r>
+          </w:p>
+        </w:tc>
+        <w:tc>
+          <w:p>
+            <w:pPr>
+              <w:pStyle w:val="Compact"/>
+              <w:jc w:val="left"/>
+            </w:pPr>
+            <w:r>
+              <w:t xml:space="preserve">0.207</w:t>
             </w:r>
           </w:p>
         </w:tc>
@@ -2813,6 +2857,17 @@
             </w:r>
           </w:p>
         </w:tc>
+        <w:tc>
+          <w:p>
+            <w:pPr>
+              <w:pStyle w:val="Compact"/>
+              <w:jc w:val="left"/>
+            </w:pPr>
+            <w:r>
+              <w:t xml:space="preserve">0.267</w:t>
+            </w:r>
+          </w:p>
+        </w:tc>
       </w:tr>
     </w:tbl>
     <w:p>
@@ -2862,7 +2917,33 @@
         <w:t xml:space="preserve">retrieval as the dominant lever (RQ1)</w:t>
       </w:r>
       <w:r>
-        <w:t xml:space="preserve">. The known-document upper bound makes the ceiling explicit: restricting retrieval to the correct filing lifts Retr@3 to 100%, coverage to 96/150, and F1 to 0.139—yet faithfulness stays low (0.20) and a third of questions remain unanswered, so finding the right filing is necessary but not sufficient. The residual failures—answered without grounded support—are exactly the cases our error analysis will taxonomize.</w:t>
+        <w:t xml:space="preserve">. Strict exact match is ~0 (short numeric answers formatted many ways: $1,577 vs. 1577.00 vs. 1.577 billion); a</w:t>
+      </w:r>
+      <w:r>
+        <w:t xml:space="preserve"> </w:t>
+      </w:r>
+      <w:r>
+        <w:rPr>
+          <w:bCs/>
+          <w:b/>
+        </w:rPr>
+        <w:t xml:space="preserve">numeric-tolerant EM</w:t>
+      </w:r>
+      <w:r>
+        <w:t xml:space="preserve"> </w:t>
+      </w:r>
+      <w:r>
+        <w:t xml:space="preserve">— right value within 1%, ignoring format — recovers the real accuracy and rises the same way (</w:t>
+      </w:r>
+      <w:r>
+        <w:rPr>
+          <w:bCs/>
+          <w:b/>
+        </w:rPr>
+        <w:t xml:space="preserve">0.12 → 0.18 → 0.21</w:t>
+      </w:r>
+      <w:r>
+        <w:t xml:space="preserve">, up to 0.27 for the ceiling), i.e. the strict metric understated correctness rather than the model being wrong. The known-document upper bound makes the ceiling explicit: restricting retrieval to the correct filing lifts Retr@3 to 100%, coverage to 96/150, and F1 to 0.139—yet faithfulness stays low (0.20) and a third of questions remain unanswered, so finding the right filing is necessary but not sufficient. The residual failures—answered without grounded support—are exactly the cases our error analysis will taxonomize.</w:t>
       </w:r>
     </w:p>
     <w:bookmarkEnd w:id="24"/>

--- a/paper/main.docx
+++ b/paper/main.docx
@@ -2029,7 +2029,7 @@
       </w:r>
     </w:p>
     <w:bookmarkEnd w:id="23"/>
-    <w:bookmarkStart w:id="25" w:name="preliminary-method-and-results"/>
+    <w:bookmarkStart w:id="24" w:name="preliminary-method-and-results"/>
     <w:p>
       <w:pPr>
         <w:pStyle w:val="1"/>
@@ -2047,25 +2047,13 @@
           <w:bCs/>
           <w:b/>
         </w:rPr>
-        <w:t xml:space="preserve">Baseline pipeline.</w:t>
-      </w:r>
-      <w:r>
-        <w:t xml:space="preserve"> </w:t>
-      </w:r>
-      <w:r>
-        <w:t xml:space="preserve">For each question we build a BM25 index</w:t>
-      </w:r>
-      <w:r>
-        <w:t xml:space="preserve"> </w:t>
-      </w:r>
-      <w:r>
-        <w:t xml:space="preserve">(Robertson and Zaragoza 2009)</w:t>
-      </w:r>
-      <w:r>
-        <w:t xml:space="preserve"> </w:t>
-      </w:r>
-      <w:r>
-        <w:t xml:space="preserve">over the</w:t>
+        <w:t xml:space="preserve">Pipelines.</w:t>
+      </w:r>
+      <w:r>
+        <w:t xml:space="preserve"> </w:t>
+      </w:r>
+      <w:r>
+        <w:t xml:space="preserve">All configurations share the same GPT-3.5-turbo generator (temperature 0), prompt, 512-token chunks, and top-3 retrieval; only</w:t>
       </w:r>
       <w:r>
         <w:t xml:space="preserve"> </w:t>
@@ -2075,31 +2063,71 @@
           <w:iCs/>
           <w:i/>
         </w:rPr>
-        <w:t xml:space="preserve">entire</w:t>
-      </w:r>
-      <w:r>
-        <w:t xml:space="preserve"> </w:t>
-      </w:r>
-      <w:r>
-        <w:t xml:space="preserve">chunk corpus (all 84 filings, fixed 512-token chunks), retrieve the top-3 chunks, and prompt GPT-3.5-turbo (temperature 0) to answer using only that context, instructing it to say</w:t>
-      </w:r>
-      <w:r>
-        <w:t xml:space="preserve"> </w:t>
-      </w:r>
-      <w:r>
-        <w:t xml:space="preserve">“</w:t>
-      </w:r>
-      <w:r>
-        <w:t xml:space="preserve">I don’t know</w:t>
-      </w:r>
-      <w:r>
-        <w:t xml:space="preserve">”</w:t>
-      </w:r>
-      <w:r>
-        <w:t xml:space="preserve"> </w:t>
-      </w:r>
-      <w:r>
-        <w:t xml:space="preserve">when the answer is absent. We index the full corpus on purpose: a retriever that can surface the</w:t>
+        <w:t xml:space="preserve">retrieval</w:t>
+      </w:r>
+      <w:r>
+        <w:t xml:space="preserve"> </w:t>
+      </w:r>
+      <w:r>
+        <w:t xml:space="preserve">changes, which isolates its effect. We compare</w:t>
+      </w:r>
+      <w:r>
+        <w:t xml:space="preserve"> </w:t>
+      </w:r>
+      <w:r>
+        <w:rPr>
+          <w:bCs/>
+          <w:b/>
+        </w:rPr>
+        <w:t xml:space="preserve">Baseline</w:t>
+      </w:r>
+      <w:r>
+        <w:t xml:space="preserve"> </w:t>
+      </w:r>
+      <w:r>
+        <w:t xml:space="preserve">(BM25 sparse retrieval over the entire 84-filing corpus),</w:t>
+      </w:r>
+      <w:r>
+        <w:t xml:space="preserve"> </w:t>
+      </w:r>
+      <w:r>
+        <w:rPr>
+          <w:bCs/>
+          <w:b/>
+        </w:rPr>
+        <w:t xml:space="preserve">Dense</w:t>
+      </w:r>
+      <w:r>
+        <w:t xml:space="preserve"> </w:t>
+      </w:r>
+      <w:r>
+        <w:t xml:space="preserve">(FAISS over MiniLM embeddings), and</w:t>
+      </w:r>
+      <w:r>
+        <w:t xml:space="preserve"> </w:t>
+      </w:r>
+      <w:r>
+        <w:rPr>
+          <w:bCs/>
+          <w:b/>
+        </w:rPr>
+        <w:t xml:space="preserve">Enhanced</w:t>
+      </w:r>
+      <w:r>
+        <w:t xml:space="preserve"> </w:t>
+      </w:r>
+      <w:r>
+        <w:t xml:space="preserve">(an LLM rewrites the query before dense retrieval), plus a known-document upper bound (</w:t>
+      </w:r>
+      <w:r>
+        <w:rPr>
+          <w:bCs/>
+          <w:b/>
+        </w:rPr>
+        <w:t xml:space="preserve">Single-doc</w:t>
+      </w:r>
+      <w:r>
+        <w:t xml:space="preserve">: retrieval restricted to the question’s own filing). We index the full corpus on purpose—a retriever that can surface the</w:t>
       </w:r>
       <w:r>
         <w:t xml:space="preserve"> </w:t>
@@ -2115,7 +2143,25 @@
         <w:t xml:space="preserve"> </w:t>
       </w:r>
       <w:r>
-        <w:t xml:space="preserve">filing is exactly the setting where hallucination appears, which is what we study. Outputs follow a fixed schema so the same evaluation harness scores every future pipeline.</w:t>
+        <w:t xml:space="preserve">filing among 84 is exactly where hallucination appears. The prompt instructs the model to answer only from context and to say</w:t>
+      </w:r>
+      <w:r>
+        <w:t xml:space="preserve"> </w:t>
+      </w:r>
+      <w:r>
+        <w:t xml:space="preserve">“</w:t>
+      </w:r>
+      <w:r>
+        <w:t xml:space="preserve">I don’t know</w:t>
+      </w:r>
+      <w:r>
+        <w:t xml:space="preserve">”</w:t>
+      </w:r>
+      <w:r>
+        <w:t xml:space="preserve"> </w:t>
+      </w:r>
+      <w:r>
+        <w:t xml:space="preserve">when the answer is absent, so a wrong answer is a grounding failure rather than a memory guess. A fixed output schema lets one harness score every pipeline.</w:t>
       </w:r>
     </w:p>
     <w:p>
@@ -2145,7 +2191,7 @@
         <w:t xml:space="preserve"> </w:t>
       </w:r>
       <w:r>
-        <w:t xml:space="preserve">faithfulness, answer relevancy, and context precision (LLM judge: GPT-3.5-turbo; local sentence-transformer embeddings), plus SQuAD-style token F1 and Exact Match</w:t>
+        <w:t xml:space="preserve">faithfulness, answer relevancy, and context precision (LLM judge: GPT-4o-mini; local sentence-transformer embeddings), plus SQuAD-style token F1 and Exact Match</w:t>
       </w:r>
       <w:r>
         <w:t xml:space="preserve"> </w:t>
@@ -2154,262 +2200,39 @@
         <w:t xml:space="preserve">(Rajpurkar et al. 2016)</w:t>
       </w:r>
       <w:r>
-        <w:t xml:space="preserve"> </w:t>
-      </w:r>
-      <w:r>
-        <w:t xml:space="preserve">against gold answers. Because gold answers are short and formatted many ways ($1,577 vs. 1577.00), EM is expected to be low; we therefore also report F1 on the answered subset.</w:t>
-      </w:r>
-    </w:p>
-    <w:p>
-      <w:pPr>
-        <w:pStyle w:val="TableCaption"/>
-      </w:pPr>
-      <w:r>
-        <w:t xml:space="preserve">Preliminary baseline results on FinanceBench (all 150 questions). Generator and RAGAS judge: GPT-3.5-turbo at temperature 0; RAGAS embeddings are local sentence-transformers.</w:t>
-      </w:r>
-    </w:p>
-    <w:tbl>
-      <w:tblPr>
-        <w:tblStyle w:val="Table"/>
-        <w:tblW w:type="pct" w:w="0.0"/>
-        <w:tblLook w:firstRow="1" w:lastRow="0" w:firstColumn="0" w:lastColumn="0" w:noHBand="0" w:noVBand="0" w:val="0020"/>
-        <w:tblCaption w:val="Preliminary baseline results on FinanceBench (all 150 questions). Generator and RAGAS judge: GPT-3.5-turbo at temperature 0; RAGAS embeddings are local sentence-transformers."/>
-      </w:tblPr>
-      <w:tblGrid/>
-      <w:tr>
-        <w:tc>
-          <w:p>
-            <w:pPr>
-              <w:pStyle w:val="Compact"/>
-              <w:jc w:val="left"/>
-            </w:pPr>
-            <w:r>
-              <w:t xml:space="preserve">Pipeline</w:t>
-            </w:r>
-          </w:p>
-        </w:tc>
-        <w:tc>
-          <w:p>
-            <w:pPr>
-              <w:pStyle w:val="Compact"/>
-              <w:jc w:val="left"/>
-            </w:pPr>
-            <w:r>
-              <w:t xml:space="preserve">Model</w:t>
-            </w:r>
-          </w:p>
-        </w:tc>
-        <w:tc>
-          <w:p>
-            <w:pPr>
-              <w:pStyle w:val="Compact"/>
-              <w:jc w:val="left"/>
-            </w:pPr>
-            <w:r>
-              <w:t xml:space="preserve">Faithfulness</w:t>
-            </w:r>
-          </w:p>
-        </w:tc>
-        <w:tc>
-          <w:p>
-            <w:pPr>
-              <w:pStyle w:val="Compact"/>
-              <w:jc w:val="left"/>
-            </w:pPr>
-            <w:r>
-              <w:t xml:space="preserve">Answer Rel.</w:t>
-            </w:r>
-          </w:p>
-        </w:tc>
-        <w:tc>
-          <w:p>
-            <w:pPr>
-              <w:pStyle w:val="Compact"/>
-              <w:jc w:val="left"/>
-            </w:pPr>
-            <w:r>
-              <w:t xml:space="preserve">Context Prec.</w:t>
-            </w:r>
-          </w:p>
-        </w:tc>
-        <w:tc>
-          <w:p>
-            <w:pPr>
-              <w:pStyle w:val="Compact"/>
-              <w:jc w:val="left"/>
-            </w:pPr>
-            <w:r>
-              <w:t xml:space="preserve">EM</w:t>
-            </w:r>
-          </w:p>
-        </w:tc>
-        <w:tc>
-          <w:p>
-            <w:pPr>
-              <w:pStyle w:val="Compact"/>
-              <w:jc w:val="left"/>
-            </w:pPr>
-            <w:r>
-              <w:t xml:space="preserve">F1</w:t>
-            </w:r>
-          </w:p>
-        </w:tc>
-      </w:tr>
-      <w:tr>
-        <w:tc>
-          <w:p>
-            <w:pPr>
-              <w:pStyle w:val="Compact"/>
-              <w:jc w:val="left"/>
-            </w:pPr>
-            <w:r>
-              <w:t xml:space="preserve">baseline_bm25</w:t>
-            </w:r>
-          </w:p>
-        </w:tc>
-        <w:tc>
-          <w:p>
-            <w:pPr>
-              <w:pStyle w:val="Compact"/>
-              <w:jc w:val="left"/>
-            </w:pPr>
-            <w:r>
-              <w:t xml:space="preserve">gpt-3.5-turbo</w:t>
-            </w:r>
-          </w:p>
-        </w:tc>
-        <w:tc>
-          <w:p>
-            <w:pPr>
-              <w:pStyle w:val="Compact"/>
-              <w:jc w:val="left"/>
-            </w:pPr>
-            <w:r>
-              <w:t xml:space="preserve">0.102</w:t>
-            </w:r>
-          </w:p>
-        </w:tc>
-        <w:tc>
-          <w:p>
-            <w:pPr>
-              <w:pStyle w:val="Compact"/>
-              <w:jc w:val="left"/>
-            </w:pPr>
-            <w:r>
-              <w:t xml:space="preserve">0.211</w:t>
-            </w:r>
-          </w:p>
-        </w:tc>
-        <w:tc>
-          <w:p>
-            <w:pPr>
-              <w:pStyle w:val="Compact"/>
-              <w:jc w:val="left"/>
-            </w:pPr>
-            <w:r>
-              <w:t xml:space="preserve">0.534</w:t>
-            </w:r>
-          </w:p>
-        </w:tc>
-        <w:tc>
-          <w:p>
-            <w:pPr>
-              <w:pStyle w:val="Compact"/>
-              <w:jc w:val="left"/>
-            </w:pPr>
-            <w:r>
-              <w:t xml:space="preserve">0.000</w:t>
-            </w:r>
-          </w:p>
-        </w:tc>
-        <w:tc>
-          <w:p>
-            <w:pPr>
-              <w:pStyle w:val="Compact"/>
-              <w:jc w:val="left"/>
-            </w:pPr>
-            <w:r>
-              <w:t xml:space="preserve">0.083</w:t>
-            </w:r>
-          </w:p>
-        </w:tc>
-      </w:tr>
-    </w:tbl>
-    <w:p>
-      <w:pPr>
-        <w:pStyle w:val="BodyText"/>
-      </w:pPr>
+        <w:t xml:space="preserve">. Because gold answers are short numbers formatted many ways ($1,577 vs. 1577.00 vs. 1.577 billion), strict EM is near zero, so we also report a</w:t>
+      </w:r>
+      <w:r>
+        <w:t xml:space="preserve"> </w:t>
+      </w:r>
       <w:r>
         <w:rPr>
           <w:bCs/>
           <w:b/>
         </w:rPr>
-        <w:t xml:space="preserve">Interpretation.</w:t>
-      </w:r>
-      <w:r>
-        <w:t xml:space="preserve"> </w:t>
-      </w:r>
-      <w:r>
-        <w:t xml:space="preserve">The baseline pairs a plain BM25 retriever with GPT-3.5-turbo. BM25 surfaces the correct filing for only 43% of questions, so the generator—instructed to answer only from context—abstains on roughly two-thirds, answering 47 of 150. This caution is deliberate and safer than fabrication, but it caps coverage: token F1 is 0.083 over all questions and 0.261 on the answered subset, with exact match at zero because short numeric answers are written many ways ($1,577 vs. 1577.00) and rarely match after normalization. RAGAS reflects the same bottleneck: faithfulness (0.102) and answer relevancy (0.211) are low—an abstention has nothing to ground and does not address the question—while context precision (0.534) shows retrieval places a useful chunk near the top only about half the time. Read together, the picture is a retrieval-bound baseline: the generator rarely fabricates, but weak sparse retrieval leaves most questions unanswered. Closing that gap with dense and query-rewrite retrieval—and surfacing the answered-but-unsupported cases—is the focus of the next phase.</w:t>
-      </w:r>
-    </w:p>
-    <w:bookmarkStart w:id="24" w:name="retrieval-strategy-comparison"/>
-    <w:p>
-      <w:pPr>
-        <w:pStyle w:val="2"/>
-      </w:pPr>
-      <w:r>
-        <w:t xml:space="preserve">Retrieval-strategy comparison</w:t>
-      </w:r>
-    </w:p>
-    <w:p>
-      <w:pPr>
-        <w:pStyle w:val="FirstParagraph"/>
-      </w:pPr>
-      <w:r>
-        <w:t xml:space="preserve">To test whether better retrieval closes that gap, we add two stronger pipelines—</w:t>
+        <w:t xml:space="preserve">numeric-tolerant</w:t>
+      </w:r>
+      <w:r>
+        <w:t xml:space="preserve"> </w:t>
+      </w:r>
+      <w:r>
+        <w:t xml:space="preserve">EM (right value within 1%, ignoring format) and faithfulness on the</w:t>
+      </w:r>
+      <w:r>
+        <w:t xml:space="preserve"> </w:t>
       </w:r>
       <w:r>
         <w:rPr>
           <w:bCs/>
           <w:b/>
         </w:rPr>
-        <w:t xml:space="preserve">Dense</w:t>
-      </w:r>
-      <w:r>
-        <w:t xml:space="preserve"> </w:t>
-      </w:r>
-      <w:r>
-        <w:t xml:space="preserve">(FAISS over MiniLM embeddings) and</w:t>
-      </w:r>
-      <w:r>
-        <w:t xml:space="preserve"> </w:t>
-      </w:r>
-      <w:r>
-        <w:rPr>
-          <w:bCs/>
-          <w:b/>
-        </w:rPr>
-        <w:t xml:space="preserve">Enhanced</w:t>
-      </w:r>
-      <w:r>
-        <w:t xml:space="preserve"> </w:t>
-      </w:r>
-      <w:r>
-        <w:t xml:space="preserve">(an LLM rewrites the query before dense retrieval)—holding the generator, prompt, chunking, and top-</w:t>
-      </w:r>
-      <w:r>
-        <w:rPr>
-          <w:iCs/>
-          <w:i/>
-        </w:rPr>
-        <w:t xml:space="preserve">k</w:t>
-      </w:r>
-      <w:r>
-        <w:t xml:space="preserve"> </w:t>
-      </w:r>
-      <w:r>
-        <w:t xml:space="preserve">fixed so that only retrieval varies. The table reports all three against a known-document upper bound (retrieval restricted to the question’s own filing). Retr@3 = share of questions whose top-3 retrieval reached the correct filing.</w:t>
+        <w:t xml:space="preserve">answered</w:t>
+      </w:r>
+      <w:r>
+        <w:t xml:space="preserve"> </w:t>
+      </w:r>
+      <w:r>
+        <w:t xml:space="preserve">subset. Retr@3 = share of questions whose top-3 retrieval reached the correct filing.</w:t>
       </w:r>
     </w:p>
     <w:tbl>
@@ -2450,6 +2273,17 @@
             </w:pPr>
             <w:r>
               <w:t xml:space="preserve">Faithful.</w:t>
+            </w:r>
+          </w:p>
+        </w:tc>
+        <w:tc>
+          <w:p>
+            <w:pPr>
+              <w:pStyle w:val="Compact"/>
+              <w:jc w:val="left"/>
+            </w:pPr>
+            <w:r>
+              <w:t xml:space="preserve">Faith(ans)</w:t>
             </w:r>
           </w:p>
         </w:tc>
@@ -2539,7 +2373,7 @@
               <w:jc w:val="left"/>
             </w:pPr>
             <w:r>
-              <w:t xml:space="preserve">0.102</w:t>
+              <w:t xml:space="preserve">0.104</w:t>
             </w:r>
           </w:p>
         </w:tc>
@@ -2550,7 +2384,7 @@
               <w:jc w:val="left"/>
             </w:pPr>
             <w:r>
-              <w:t xml:space="preserve">0.211</w:t>
+              <w:t xml:space="preserve">0.408</w:t>
             </w:r>
           </w:p>
         </w:tc>
@@ -2561,7 +2395,18 @@
               <w:jc w:val="left"/>
             </w:pPr>
             <w:r>
-              <w:t xml:space="preserve">0.534</w:t>
+              <w:t xml:space="preserve">0.234</w:t>
+            </w:r>
+          </w:p>
+        </w:tc>
+        <w:tc>
+          <w:p>
+            <w:pPr>
+              <w:pStyle w:val="Compact"/>
+              <w:jc w:val="left"/>
+            </w:pPr>
+            <w:r>
+              <w:t xml:space="preserve">0.240</w:t>
             </w:r>
           </w:p>
         </w:tc>
@@ -2629,7 +2474,7 @@
               <w:jc w:val="left"/>
             </w:pPr>
             <w:r>
-              <w:t xml:space="preserve">0.179</w:t>
+              <w:t xml:space="preserve">0.197</w:t>
             </w:r>
           </w:p>
         </w:tc>
@@ -2640,7 +2485,7 @@
               <w:jc w:val="left"/>
             </w:pPr>
             <w:r>
-              <w:t xml:space="preserve">0.393</w:t>
+              <w:t xml:space="preserve">0.352</w:t>
             </w:r>
           </w:p>
         </w:tc>
@@ -2651,7 +2496,18 @@
               <w:jc w:val="left"/>
             </w:pPr>
             <w:r>
-              <w:t xml:space="preserve">0.770</w:t>
+              <w:t xml:space="preserve">0.414</w:t>
+            </w:r>
+          </w:p>
+        </w:tc>
+        <w:tc>
+          <w:p>
+            <w:pPr>
+              <w:pStyle w:val="Compact"/>
+              <w:jc w:val="left"/>
+            </w:pPr>
+            <w:r>
+              <w:t xml:space="preserve">0.417</w:t>
             </w:r>
           </w:p>
         </w:tc>
@@ -2719,7 +2575,7 @@
               <w:jc w:val="left"/>
             </w:pPr>
             <w:r>
-              <w:t xml:space="preserve">0.184</w:t>
+              <w:t xml:space="preserve">0.209</w:t>
             </w:r>
           </w:p>
         </w:tc>
@@ -2730,7 +2586,7 @@
               <w:jc w:val="left"/>
             </w:pPr>
             <w:r>
-              <w:t xml:space="preserve">0.418</w:t>
+              <w:t xml:space="preserve">0.353</w:t>
             </w:r>
           </w:p>
         </w:tc>
@@ -2741,7 +2597,18 @@
               <w:jc w:val="left"/>
             </w:pPr>
             <w:r>
-              <w:t xml:space="preserve">0.843</w:t>
+              <w:t xml:space="preserve">0.432</w:t>
+            </w:r>
+          </w:p>
+        </w:tc>
+        <w:tc>
+          <w:p>
+            <w:pPr>
+              <w:pStyle w:val="Compact"/>
+              <w:jc w:val="left"/>
+            </w:pPr>
+            <w:r>
+              <w:t xml:space="preserve">0.462</w:t>
             </w:r>
           </w:p>
         </w:tc>
@@ -2809,7 +2676,7 @@
               <w:jc w:val="left"/>
             </w:pPr>
             <w:r>
-              <w:t xml:space="preserve">0.203</w:t>
+              <w:t xml:space="preserve">0.300</w:t>
             </w:r>
           </w:p>
         </w:tc>
@@ -2820,7 +2687,7 @@
               <w:jc w:val="left"/>
             </w:pPr>
             <w:r>
-              <w:t xml:space="preserve">0.407</w:t>
+              <w:t xml:space="preserve">0.572</w:t>
             </w:r>
           </w:p>
         </w:tc>
@@ -2831,7 +2698,18 @@
               <w:jc w:val="left"/>
             </w:pPr>
             <w:r>
-              <w:t xml:space="preserve">0.777</w:t>
+              <w:t xml:space="preserve">0.424</w:t>
+            </w:r>
+          </w:p>
+        </w:tc>
+        <w:tc>
+          <w:p>
+            <w:pPr>
+              <w:pStyle w:val="Compact"/>
+              <w:jc w:val="left"/>
+            </w:pPr>
+            <w:r>
+              <w:t xml:space="preserve">0.435</w:t>
             </w:r>
           </w:p>
         </w:tc>
@@ -2875,7 +2753,17 @@
         <w:pStyle w:val="BodyText"/>
       </w:pPr>
       <w:r>
-        <w:t xml:space="preserve">Every metric improves monotonically as retrieval improves. The correct filing reaches the top-3 for</w:t>
+        <w:rPr>
+          <w:bCs/>
+          <w:b/>
+        </w:rPr>
+        <w:t xml:space="preserve">Results.</w:t>
+      </w:r>
+      <w:r>
+        <w:t xml:space="preserve"> </w:t>
+      </w:r>
+      <w:r>
+        <w:t xml:space="preserve">Every metric improves as retrieval improves. The correct filing reaches the top-3 for</w:t>
       </w:r>
       <w:r>
         <w:t xml:space="preserve"> </w:t>
@@ -2891,7 +2779,7 @@
         <w:t xml:space="preserve"> </w:t>
       </w:r>
       <w:r>
-        <w:t xml:space="preserve">of questions (BM25 → dense → rewrite); because the generator answers only from context, coverage rises in lockstep (</w:t>
+        <w:t xml:space="preserve">of questions (BM25 → dense → rewrite); because the model answers only from context, coverage rises in lockstep (</w:t>
       </w:r>
       <w:r>
         <w:rPr>
@@ -2904,7 +2792,7 @@
         <w:t xml:space="preserve"> </w:t>
       </w:r>
       <w:r>
-        <w:t xml:space="preserve">of 150 answered), as do token F1 (0.083 → 0.116 → 0.121) and all three RAGAS metrics—context precision climbs 0.53 → 0.77 → 0.84. Since only retrieval changed, this isolates</w:t>
+        <w:t xml:space="preserve">of 150), and so do context precision (0.24 → 0.42 → 0.46), faithfulness (0.10 → 0.20 → 0.21), token F1 (0.083 → 0.116 → 0.121), and numeric-tolerant EM (0.12 → 0.18 → 0.21). Since only retrieval changed, this isolates</w:t>
       </w:r>
       <w:r>
         <w:t xml:space="preserve"> </w:t>
@@ -2917,38 +2805,45 @@
         <w:t xml:space="preserve">retrieval as the dominant lever (RQ1)</w:t>
       </w:r>
       <w:r>
-        <w:t xml:space="preserve">. Strict exact match is ~0 (short numeric answers formatted many ways: $1,577 vs. 1577.00 vs. 1.577 billion); a</w:t>
+        <w:t xml:space="preserve">. Strict EM ~0 understates accuracy: the numeric-tolerant EM shows 33–42% of</w:t>
       </w:r>
       <w:r>
         <w:t xml:space="preserve"> </w:t>
       </w:r>
       <w:r>
         <w:rPr>
-          <w:bCs/>
-          <w:b/>
+          <w:iCs/>
+          <w:i/>
         </w:rPr>
-        <w:t xml:space="preserve">numeric-tolerant EM</w:t>
-      </w:r>
-      <w:r>
-        <w:t xml:space="preserve"> </w:t>
-      </w:r>
-      <w:r>
-        <w:t xml:space="preserve">— right value within 1%, ignoring format — recovers the real accuracy and rises the same way (</w:t>
-      </w:r>
-      <w:r>
-        <w:rPr>
-          <w:bCs/>
-          <w:b/>
-        </w:rPr>
-        <w:t xml:space="preserve">0.12 → 0.18 → 0.21</w:t>
-      </w:r>
-      <w:r>
-        <w:t xml:space="preserve">, up to 0.27 for the ceiling), i.e. the strict metric understated correctness rather than the model being wrong. The known-document upper bound makes the ceiling explicit: restricting retrieval to the correct filing lifts Retr@3 to 100%, coverage to 96/150, and F1 to 0.139—yet faithfulness stays low (0.20) and a third of questions remain unanswered, so finding the right filing is necessary but not sufficient. The residual failures—answered without grounded support—are exactly the cases our error analysis will taxonomize.</w:t>
+        <w:t xml:space="preserve">answered</w:t>
+      </w:r>
+      <w:r>
+        <w:t xml:space="preserve"> </w:t>
+      </w:r>
+      <w:r>
+        <w:t xml:space="preserve">questions are actually correct—the model was penalized for formatting, not errors. Faithfulness is low overall, but that is dominated by abstentions (an</w:t>
+      </w:r>
+      <w:r>
+        <w:t xml:space="preserve"> </w:t>
+      </w:r>
+      <w:r>
+        <w:t xml:space="preserve">“</w:t>
+      </w:r>
+      <w:r>
+        <w:t xml:space="preserve">I don’t know</w:t>
+      </w:r>
+      <w:r>
+        <w:t xml:space="preserve">”</w:t>
+      </w:r>
+      <w:r>
+        <w:t xml:space="preserve"> </w:t>
+      </w:r>
+      <w:r>
+        <w:t xml:space="preserve">has nothing to ground); on the answered subset it is moderate (0.35–0.57), i.e. when the model commits to an answer it is partly—not fully—grounded, which is precisely the hallucination we study. The known-document upper bound makes the ceiling explicit: restricting retrieval to the correct filing lifts Retr@3 to 100%, coverage to 96/150, F1 to 0.139, and answered-faithfulness to 0.57—yet a third of questions still go unanswered, so finding the right filing is necessary but not sufficient. Those answered-but-unsupported cases are exactly what our error analysis will taxonomize.</w:t>
       </w:r>
     </w:p>
     <w:bookmarkEnd w:id="24"/>
-    <w:bookmarkEnd w:id="25"/>
-    <w:bookmarkStart w:id="26" w:name="roadblocks-and-next-steps"/>
+    <w:bookmarkStart w:id="25" w:name="roadblocks-and-next-steps"/>
     <w:p>
       <w:pPr>
         <w:pStyle w:val="1"/>
@@ -2974,8 +2869,8 @@
         <w:t xml:space="preserve">) under the same retrieval config to test RQ3; and (3) manual annotation of 50 failure cases into our four-type taxonomy (numerical, entity, reasoning, unsupported extrapolation) to answer RQ2. The main risks are OpenAI API cost control (run once at temperature 0) and the fidelity of PDF table extraction, which flattens tables into linear text and is a known limitation we will quantify.</w:t>
       </w:r>
     </w:p>
-    <w:bookmarkEnd w:id="26"/>
-    <w:bookmarkStart w:id="53" w:name="references"/>
+    <w:bookmarkEnd w:id="25"/>
+    <w:bookmarkStart w:id="52" w:name="references"/>
     <w:p>
       <w:pPr>
         <w:pStyle w:val="1"/>
@@ -2984,8 +2879,8 @@
         <w:t xml:space="preserve">References</w:t>
       </w:r>
     </w:p>
-    <w:bookmarkStart w:id="52" w:name="refs"/>
-    <w:bookmarkStart w:id="27" w:name="ref-asai2024selfrag"/>
+    <w:bookmarkStart w:id="51" w:name="refs"/>
+    <w:bookmarkStart w:id="26" w:name="ref-asai2024selfrag"/>
     <w:p>
       <w:pPr>
         <w:pStyle w:val="Bibliography"/>
@@ -3025,8 +2920,8 @@
         <w:t xml:space="preserve">.</w:t>
       </w:r>
     </w:p>
-    <w:bookmarkEnd w:id="27"/>
-    <w:bookmarkStart w:id="28" w:name="ref-chen2024rgb"/>
+    <w:bookmarkEnd w:id="26"/>
+    <w:bookmarkStart w:id="27" w:name="ref-chen2024rgb"/>
     <w:p>
       <w:pPr>
         <w:pStyle w:val="Bibliography"/>
@@ -3060,8 +2955,8 @@
         <w:t xml:space="preserve">.</w:t>
       </w:r>
     </w:p>
-    <w:bookmarkEnd w:id="28"/>
-    <w:bookmarkStart w:id="29" w:name="ref-chen2021finqa"/>
+    <w:bookmarkEnd w:id="27"/>
+    <w:bookmarkStart w:id="28" w:name="ref-chen2021finqa"/>
     <w:p>
       <w:pPr>
         <w:pStyle w:val="Bibliography"/>
@@ -3101,8 +2996,8 @@
         <w:t xml:space="preserve">.</w:t>
       </w:r>
     </w:p>
-    <w:bookmarkEnd w:id="29"/>
-    <w:bookmarkStart w:id="30" w:name="ref-chen2022convfinqa"/>
+    <w:bookmarkEnd w:id="28"/>
+    <w:bookmarkStart w:id="29" w:name="ref-chen2022convfinqa"/>
     <w:p>
       <w:pPr>
         <w:pStyle w:val="Bibliography"/>
@@ -3142,8 +3037,8 @@
         <w:t xml:space="preserve">.</w:t>
       </w:r>
     </w:p>
-    <w:bookmarkEnd w:id="30"/>
-    <w:bookmarkStart w:id="31" w:name="ref-es2024ragas"/>
+    <w:bookmarkEnd w:id="29"/>
+    <w:bookmarkStart w:id="30" w:name="ref-es2024ragas"/>
     <w:p>
       <w:pPr>
         <w:pStyle w:val="Bibliography"/>
@@ -3183,8 +3078,8 @@
         <w:t xml:space="preserve">.</w:t>
       </w:r>
     </w:p>
-    <w:bookmarkEnd w:id="31"/>
-    <w:bookmarkStart w:id="32" w:name="ref-friel2024ragbench"/>
+    <w:bookmarkEnd w:id="30"/>
+    <w:bookmarkStart w:id="31" w:name="ref-friel2024ragbench"/>
     <w:p>
       <w:pPr>
         <w:pStyle w:val="Bibliography"/>
@@ -3218,8 +3113,8 @@
         <w:t xml:space="preserve">.</w:t>
       </w:r>
     </w:p>
-    <w:bookmarkEnd w:id="32"/>
-    <w:bookmarkStart w:id="33" w:name="ref-gao2023ragsurvey"/>
+    <w:bookmarkEnd w:id="31"/>
+    <w:bookmarkStart w:id="32" w:name="ref-gao2023ragsurvey"/>
     <w:p>
       <w:pPr>
         <w:pStyle w:val="Bibliography"/>
@@ -3247,8 +3142,8 @@
         <w:t xml:space="preserve">.</w:t>
       </w:r>
     </w:p>
-    <w:bookmarkEnd w:id="33"/>
-    <w:bookmarkStart w:id="34" w:name="ref-guu2020realm"/>
+    <w:bookmarkEnd w:id="32"/>
+    <w:bookmarkStart w:id="33" w:name="ref-guu2020realm"/>
     <w:p>
       <w:pPr>
         <w:pStyle w:val="Bibliography"/>
@@ -3288,8 +3183,8 @@
         <w:t xml:space="preserve">.</w:t>
       </w:r>
     </w:p>
-    <w:bookmarkEnd w:id="34"/>
-    <w:bookmarkStart w:id="35" w:name="ref-huang2023hallucinationsurvey"/>
+    <w:bookmarkEnd w:id="33"/>
+    <w:bookmarkStart w:id="34" w:name="ref-huang2023hallucinationsurvey"/>
     <w:p>
       <w:pPr>
         <w:pStyle w:val="Bibliography"/>
@@ -3317,8 +3212,8 @@
         <w:t xml:space="preserve">.</w:t>
       </w:r>
     </w:p>
-    <w:bookmarkEnd w:id="35"/>
-    <w:bookmarkStart w:id="36" w:name="ref-islam2023financebench"/>
+    <w:bookmarkEnd w:id="34"/>
+    <w:bookmarkStart w:id="35" w:name="ref-islam2023financebench"/>
     <w:p>
       <w:pPr>
         <w:pStyle w:val="Bibliography"/>
@@ -3352,8 +3247,8 @@
         <w:t xml:space="preserve">.</w:t>
       </w:r>
     </w:p>
-    <w:bookmarkEnd w:id="36"/>
-    <w:bookmarkStart w:id="37" w:name="ref-izacard2021fid"/>
+    <w:bookmarkEnd w:id="35"/>
+    <w:bookmarkStart w:id="36" w:name="ref-izacard2021fid"/>
     <w:p>
       <w:pPr>
         <w:pStyle w:val="Bibliography"/>
@@ -3387,8 +3282,8 @@
         <w:t xml:space="preserve">.</w:t>
       </w:r>
     </w:p>
-    <w:bookmarkEnd w:id="37"/>
-    <w:bookmarkStart w:id="38" w:name="ref-ji2023hallucination"/>
+    <w:bookmarkEnd w:id="36"/>
+    <w:bookmarkStart w:id="37" w:name="ref-ji2023hallucination"/>
     <w:p>
       <w:pPr>
         <w:pStyle w:val="Bibliography"/>
@@ -3419,8 +3314,8 @@
         <w:t xml:space="preserve">55 (12): 1–38.</w:t>
       </w:r>
     </w:p>
-    <w:bookmarkEnd w:id="38"/>
-    <w:bookmarkStart w:id="39" w:name="ref-jiang2023mistral"/>
+    <w:bookmarkEnd w:id="37"/>
+    <w:bookmarkStart w:id="38" w:name="ref-jiang2023mistral"/>
     <w:p>
       <w:pPr>
         <w:pStyle w:val="Bibliography"/>
@@ -3463,8 +3358,8 @@
         <w:t xml:space="preserve">.</w:t>
       </w:r>
     </w:p>
-    <w:bookmarkEnd w:id="39"/>
-    <w:bookmarkStart w:id="40" w:name="ref-karpukhin2020dpr"/>
+    <w:bookmarkEnd w:id="38"/>
+    <w:bookmarkStart w:id="39" w:name="ref-karpukhin2020dpr"/>
     <w:p>
       <w:pPr>
         <w:pStyle w:val="Bibliography"/>
@@ -3498,8 +3393,8 @@
         <w:t xml:space="preserve">.</w:t>
       </w:r>
     </w:p>
-    <w:bookmarkEnd w:id="40"/>
-    <w:bookmarkStart w:id="41" w:name="ref-lewis2020rag"/>
+    <w:bookmarkEnd w:id="39"/>
+    <w:bookmarkStart w:id="40" w:name="ref-lewis2020rag"/>
     <w:p>
       <w:pPr>
         <w:pStyle w:val="Bibliography"/>
@@ -3545,8 +3440,8 @@
         <w:t xml:space="preserve">.</w:t>
       </w:r>
     </w:p>
-    <w:bookmarkEnd w:id="41"/>
-    <w:bookmarkStart w:id="42" w:name="ref-ma2023queryrewriting"/>
+    <w:bookmarkEnd w:id="40"/>
+    <w:bookmarkStart w:id="41" w:name="ref-ma2023queryrewriting"/>
     <w:p>
       <w:pPr>
         <w:pStyle w:val="Bibliography"/>
@@ -3580,8 +3475,8 @@
         <w:t xml:space="preserve">.</w:t>
       </w:r>
     </w:p>
-    <w:bookmarkEnd w:id="42"/>
-    <w:bookmarkStart w:id="43" w:name="ref-manakul2023selfcheckgpt"/>
+    <w:bookmarkEnd w:id="41"/>
+    <w:bookmarkStart w:id="42" w:name="ref-manakul2023selfcheckgpt"/>
     <w:p>
       <w:pPr>
         <w:pStyle w:val="Bibliography"/>
@@ -3621,8 +3516,8 @@
         <w:t xml:space="preserve">.</w:t>
       </w:r>
     </w:p>
-    <w:bookmarkEnd w:id="43"/>
-    <w:bookmarkStart w:id="44" w:name="ref-min2023factscore"/>
+    <w:bookmarkEnd w:id="42"/>
+    <w:bookmarkStart w:id="43" w:name="ref-min2023factscore"/>
     <w:p>
       <w:pPr>
         <w:pStyle w:val="Bibliography"/>
@@ -3662,8 +3557,8 @@
         <w:t xml:space="preserve">.</w:t>
       </w:r>
     </w:p>
-    <w:bookmarkEnd w:id="44"/>
-    <w:bookmarkStart w:id="45" w:name="ref-niu2024ragtruth"/>
+    <w:bookmarkEnd w:id="43"/>
+    <w:bookmarkStart w:id="44" w:name="ref-niu2024ragtruth"/>
     <w:p>
       <w:pPr>
         <w:pStyle w:val="Bibliography"/>
@@ -3703,8 +3598,8 @@
         <w:t xml:space="preserve">.</w:t>
       </w:r>
     </w:p>
-    <w:bookmarkEnd w:id="45"/>
-    <w:bookmarkStart w:id="46" w:name="ref-rajpurkar2016squad"/>
+    <w:bookmarkEnd w:id="44"/>
+    <w:bookmarkStart w:id="45" w:name="ref-rajpurkar2016squad"/>
     <w:p>
       <w:pPr>
         <w:pStyle w:val="Bibliography"/>
@@ -3744,8 +3639,8 @@
         <w:t xml:space="preserve">.</w:t>
       </w:r>
     </w:p>
-    <w:bookmarkEnd w:id="46"/>
-    <w:bookmarkStart w:id="47" w:name="ref-reimers2019sbert"/>
+    <w:bookmarkEnd w:id="45"/>
+    <w:bookmarkStart w:id="46" w:name="ref-reimers2019sbert"/>
     <w:p>
       <w:pPr>
         <w:pStyle w:val="Bibliography"/>
@@ -3794,8 +3689,8 @@
         <w:t xml:space="preserve">.</w:t>
       </w:r>
     </w:p>
-    <w:bookmarkEnd w:id="47"/>
-    <w:bookmarkStart w:id="48" w:name="ref-robertson2009bm25"/>
+    <w:bookmarkEnd w:id="46"/>
+    <w:bookmarkStart w:id="47" w:name="ref-robertson2009bm25"/>
     <w:p>
       <w:pPr>
         <w:pStyle w:val="Bibliography"/>
@@ -3838,8 +3733,8 @@
         <w:t xml:space="preserve">3 (4): 333–89.</w:t>
       </w:r>
     </w:p>
-    <w:bookmarkEnd w:id="48"/>
-    <w:bookmarkStart w:id="49" w:name="ref-wu2023bloomberggpt"/>
+    <w:bookmarkEnd w:id="47"/>
+    <w:bookmarkStart w:id="48" w:name="ref-wu2023bloomberggpt"/>
     <w:p>
       <w:pPr>
         <w:pStyle w:val="Bibliography"/>
@@ -3873,8 +3768,8 @@
         <w:t xml:space="preserve">.</w:t>
       </w:r>
     </w:p>
-    <w:bookmarkEnd w:id="49"/>
-    <w:bookmarkStart w:id="50" w:name="ref-yang2023fingpt"/>
+    <w:bookmarkEnd w:id="48"/>
+    <w:bookmarkStart w:id="49" w:name="ref-yang2023fingpt"/>
     <w:p>
       <w:pPr>
         <w:pStyle w:val="Bibliography"/>
@@ -3908,8 +3803,8 @@
         <w:t xml:space="preserve">.</w:t>
       </w:r>
     </w:p>
-    <w:bookmarkEnd w:id="50"/>
-    <w:bookmarkStart w:id="51" w:name="ref-zhu2021tatqa"/>
+    <w:bookmarkEnd w:id="49"/>
+    <w:bookmarkStart w:id="50" w:name="ref-zhu2021tatqa"/>
     <w:p>
       <w:pPr>
         <w:pStyle w:val="Bibliography"/>
@@ -3949,9 +3844,9 @@
         <w:t xml:space="preserve">.</w:t>
       </w:r>
     </w:p>
+    <w:bookmarkEnd w:id="50"/>
     <w:bookmarkEnd w:id="51"/>
     <w:bookmarkEnd w:id="52"/>
-    <w:bookmarkEnd w:id="53"/>
     <w:sectPr>
       <w:footerReference r:id="rId9" w:type="default"/>
       <w:pgSz w:code="9" w:h="16819" w:w="11894"/>

--- a/paper/main.docx
+++ b/paper/main.docx
@@ -49,25 +49,7 @@
         <w:t xml:space="preserve"> </w:t>
       </w:r>
       <w:r>
-        <w:t xml:space="preserve">Answering:</w:t>
-      </w:r>
-      <w:r>
-        <w:t xml:space="preserve"> </w:t>
-      </w:r>
-      <w:r>
-        <w:t xml:space="preserve">A</w:t>
-      </w:r>
-      <w:r>
-        <w:t xml:space="preserve"> </w:t>
-      </w:r>
-      <w:r>
-        <w:t xml:space="preserve">Preliminary</w:t>
-      </w:r>
-      <w:r>
-        <w:t xml:space="preserve"> </w:t>
-      </w:r>
-      <w:r>
-        <w:t xml:space="preserve">Study</w:t>
+        <w:t xml:space="preserve">Answering</w:t>
       </w:r>
     </w:p>
     <w:p>
@@ -427,7 +409,13 @@
         <w:t xml:space="preserve"> </w:t>
       </w:r>
       <w:r>
-        <w:t xml:space="preserve">QA</w:t>
+        <w:t xml:space="preserve">question</w:t>
+      </w:r>
+      <w:r>
+        <w:t xml:space="preserve"> </w:t>
+      </w:r>
+      <w:r>
+        <w:t xml:space="preserve">answering</w:t>
       </w:r>
       <w:r>
         <w:t xml:space="preserve"> </w:t>
@@ -515,79 +503,19 @@
         <w:t xml:space="preserve"> </w:t>
       </w:r>
       <w:r>
-        <w:t xml:space="preserve">This</w:t>
-      </w:r>
-      <w:r>
-        <w:t xml:space="preserve"> </w:t>
-      </w:r>
-      <w:r>
-        <w:t xml:space="preserve">preliminary</w:t>
-      </w:r>
-      <w:r>
-        <w:t xml:space="preserve"> </w:t>
-      </w:r>
-      <w:r>
-        <w:t xml:space="preserve">report</w:t>
-      </w:r>
-      <w:r>
-        <w:t xml:space="preserve"> </w:t>
-      </w:r>
-      <w:r>
-        <w:t xml:space="preserve">contributes:</w:t>
-      </w:r>
-      <w:r>
-        <w:t xml:space="preserve"> </w:t>
-      </w:r>
-      <w:r>
-        <w:t xml:space="preserve">(i)</w:t>
-      </w:r>
-      <w:r>
-        <w:t xml:space="preserve"> </w:t>
-      </w:r>
-      <w:r>
-        <w:t xml:space="preserve">an</w:t>
-      </w:r>
-      <w:r>
-        <w:t xml:space="preserve"> </w:t>
-      </w:r>
-      <w:r>
-        <w:t xml:space="preserve">expanded</w:t>
-      </w:r>
-      <w:r>
-        <w:t xml:space="preserve"> </w:t>
-      </w:r>
-      <w:r>
-        <w:t xml:space="preserve">literature</w:t>
-      </w:r>
-      <w:r>
-        <w:t xml:space="preserve"> </w:t>
-      </w:r>
-      <w:r>
-        <w:t xml:space="preserve">review</w:t>
-      </w:r>
-      <w:r>
-        <w:t xml:space="preserve"> </w:t>
-      </w:r>
-      <w:r>
-        <w:t xml:space="preserve">situating</w:t>
-      </w:r>
-      <w:r>
-        <w:t xml:space="preserve"> </w:t>
-      </w:r>
-      <w:r>
-        <w:t xml:space="preserve">our</w:t>
-      </w:r>
-      <w:r>
-        <w:t xml:space="preserve"> </w:t>
-      </w:r>
-      <w:r>
-        <w:t xml:space="preserve">work</w:t>
-      </w:r>
-      <w:r>
-        <w:t xml:space="preserve"> </w:t>
-      </w:r>
-      <w:r>
-        <w:t xml:space="preserve">across</w:t>
+        <w:t xml:space="preserve">We</w:t>
+      </w:r>
+      <w:r>
+        <w:t xml:space="preserve"> </w:t>
+      </w:r>
+      <w:r>
+        <w:t xml:space="preserve">build</w:t>
+      </w:r>
+      <w:r>
+        <w:t xml:space="preserve"> </w:t>
+      </w:r>
+      <w:r>
+        <w:t xml:space="preserve">four</w:t>
       </w:r>
       <w:r>
         <w:t xml:space="preserve"> </w:t>
@@ -599,19 +527,73 @@
         <w:t xml:space="preserve"> </w:t>
       </w:r>
       <w:r>
-        <w:t xml:space="preserve">methods,</w:t>
-      </w:r>
-      <w:r>
-        <w:t xml:space="preserve"> </w:t>
-      </w:r>
-      <w:r>
-        <w:t xml:space="preserve">hallucination</w:t>
-      </w:r>
-      <w:r>
-        <w:t xml:space="preserve"> </w:t>
-      </w:r>
-      <w:r>
-        <w:t xml:space="preserve">evaluation,</w:t>
+        <w:t xml:space="preserve">configurations</w:t>
+      </w:r>
+      <w:r>
+        <w:t xml:space="preserve"> </w:t>
+      </w:r>
+      <w:r>
+        <w:t xml:space="preserve">that</w:t>
+      </w:r>
+      <w:r>
+        <w:t xml:space="preserve"> </w:t>
+      </w:r>
+      <w:r>
+        <w:t xml:space="preserve">differ</w:t>
+      </w:r>
+      <w:r>
+        <w:t xml:space="preserve"> </w:t>
+      </w:r>
+      <w:r>
+        <w:t xml:space="preserve">only</w:t>
+      </w:r>
+      <w:r>
+        <w:t xml:space="preserve"> </w:t>
+      </w:r>
+      <w:r>
+        <w:t xml:space="preserve">in</w:t>
+      </w:r>
+      <w:r>
+        <w:t xml:space="preserve"> </w:t>
+      </w:r>
+      <w:r>
+        <w:t xml:space="preserve">retrieval—sparse</w:t>
+      </w:r>
+      <w:r>
+        <w:t xml:space="preserve"> </w:t>
+      </w:r>
+      <w:r>
+        <w:t xml:space="preserve">(BM25),</w:t>
+      </w:r>
+      <w:r>
+        <w:t xml:space="preserve"> </w:t>
+      </w:r>
+      <w:r>
+        <w:t xml:space="preserve">dense</w:t>
+      </w:r>
+      <w:r>
+        <w:t xml:space="preserve"> </w:t>
+      </w:r>
+      <w:r>
+        <w:t xml:space="preserve">(FAISS</w:t>
+      </w:r>
+      <w:r>
+        <w:t xml:space="preserve"> </w:t>
+      </w:r>
+      <w:r>
+        <w:t xml:space="preserve">+</w:t>
+      </w:r>
+      <w:r>
+        <w:t xml:space="preserve"> </w:t>
+      </w:r>
+      <w:r>
+        <w:t xml:space="preserve">MiniLM),</w:t>
+      </w:r>
+      <w:r>
+        <w:t xml:space="preserve"> </w:t>
+      </w:r>
+      <w:r>
+        <w:t xml:space="preserve">query-rewriting,</w:t>
       </w:r>
       <w:r>
         <w:t xml:space="preserve"> </w:t>
@@ -623,73 +605,393 @@
         <w:t xml:space="preserve"> </w:t>
       </w:r>
       <w:r>
-        <w:t xml:space="preserve">financial</w:t>
-      </w:r>
-      <w:r>
-        <w:t xml:space="preserve"> </w:t>
-      </w:r>
-      <w:r>
-        <w:t xml:space="preserve">NLP;</w:t>
-      </w:r>
-      <w:r>
-        <w:t xml:space="preserve"> </w:t>
-      </w:r>
-      <w:r>
-        <w:t xml:space="preserve">(ii)</w:t>
-      </w:r>
-      <w:r>
-        <w:t xml:space="preserve"> </w:t>
-      </w:r>
-      <w:r>
-        <w:t xml:space="preserve">an</w:t>
-      </w:r>
-      <w:r>
-        <w:t xml:space="preserve"> </w:t>
-      </w:r>
-      <w:r>
-        <w:t xml:space="preserve">exploratory</w:t>
-      </w:r>
-      <w:r>
-        <w:t xml:space="preserve"> </w:t>
-      </w:r>
-      <w:r>
-        <w:t xml:space="preserve">analysis</w:t>
-      </w:r>
-      <w:r>
-        <w:t xml:space="preserve"> </w:t>
-      </w:r>
-      <w:r>
-        <w:t xml:space="preserve">showing</w:t>
-      </w:r>
-      <w:r>
-        <w:t xml:space="preserve"> </w:t>
-      </w:r>
-      <w:r>
-        <w:t xml:space="preserve">that</w:t>
-      </w:r>
-      <w:r>
-        <w:t xml:space="preserve"> </w:t>
-      </w:r>
-      <w:r>
-        <w:t xml:space="preserve">FinanceBench</w:t>
-      </w:r>
-      <w:r>
-        <w:t xml:space="preserve"> </w:t>
-      </w:r>
-      <w:r>
-        <w:t xml:space="preserve">answers</w:t>
-      </w:r>
-      <w:r>
-        <w:t xml:space="preserve"> </w:t>
-      </w:r>
-      <w:r>
-        <w:t xml:space="preserve">are</w:t>
-      </w:r>
-      <w:r>
-        <w:t xml:space="preserve"> </w:t>
-      </w:r>
-      <w:r>
-        <w:t xml:space="preserve">overwhelmingly</w:t>
+        <w:t xml:space="preserve">a</w:t>
+      </w:r>
+      <w:r>
+        <w:t xml:space="preserve"> </w:t>
+      </w:r>
+      <w:r>
+        <w:t xml:space="preserve">known-document</w:t>
+      </w:r>
+      <w:r>
+        <w:t xml:space="preserve"> </w:t>
+      </w:r>
+      <w:r>
+        <w:t xml:space="preserve">upper</w:t>
+      </w:r>
+      <w:r>
+        <w:t xml:space="preserve"> </w:t>
+      </w:r>
+      <w:r>
+        <w:t xml:space="preserve">bound—and</w:t>
+      </w:r>
+      <w:r>
+        <w:t xml:space="preserve"> </w:t>
+      </w:r>
+      <w:r>
+        <w:t xml:space="preserve">evaluate</w:t>
+      </w:r>
+      <w:r>
+        <w:t xml:space="preserve"> </w:t>
+      </w:r>
+      <w:r>
+        <w:t xml:space="preserve">each</w:t>
+      </w:r>
+      <w:r>
+        <w:t xml:space="preserve"> </w:t>
+      </w:r>
+      <w:r>
+        <w:t xml:space="preserve">with</w:t>
+      </w:r>
+      <w:r>
+        <w:t xml:space="preserve"> </w:t>
+      </w:r>
+      <w:r>
+        <w:t xml:space="preserve">RAGAS</w:t>
+      </w:r>
+      <w:r>
+        <w:t xml:space="preserve"> </w:t>
+      </w:r>
+      <w:r>
+        <w:t xml:space="preserve">faithfulness,</w:t>
+      </w:r>
+      <w:r>
+        <w:t xml:space="preserve"> </w:t>
+      </w:r>
+      <w:r>
+        <w:t xml:space="preserve">context</w:t>
+      </w:r>
+      <w:r>
+        <w:t xml:space="preserve"> </w:t>
+      </w:r>
+      <w:r>
+        <w:t xml:space="preserve">precision,</w:t>
+      </w:r>
+      <w:r>
+        <w:t xml:space="preserve"> </w:t>
+      </w:r>
+      <w:r>
+        <w:t xml:space="preserve">and</w:t>
+      </w:r>
+      <w:r>
+        <w:t xml:space="preserve"> </w:t>
+      </w:r>
+      <w:r>
+        <w:t xml:space="preserve">a</w:t>
+      </w:r>
+      <w:r>
+        <w:t xml:space="preserve"> </w:t>
+      </w:r>
+      <w:r>
+        <w:t xml:space="preserve">numeric-tolerant</w:t>
+      </w:r>
+      <w:r>
+        <w:t xml:space="preserve"> </w:t>
+      </w:r>
+      <w:r>
+        <w:t xml:space="preserve">exact</w:t>
+      </w:r>
+      <w:r>
+        <w:t xml:space="preserve"> </w:t>
+      </w:r>
+      <w:r>
+        <w:t xml:space="preserve">match.</w:t>
+      </w:r>
+      <w:r>
+        <w:t xml:space="preserve"> </w:t>
+      </w:r>
+      <w:r>
+        <w:t xml:space="preserve">Three</w:t>
+      </w:r>
+      <w:r>
+        <w:t xml:space="preserve"> </w:t>
+      </w:r>
+      <w:r>
+        <w:t xml:space="preserve">findings</w:t>
+      </w:r>
+      <w:r>
+        <w:t xml:space="preserve"> </w:t>
+      </w:r>
+      <w:r>
+        <w:t xml:space="preserve">emerge.</w:t>
+      </w:r>
+      <w:r>
+        <w:t xml:space="preserve"> </w:t>
+      </w:r>
+      <w:r>
+        <w:rPr>
+          <w:bCs/>
+          <w:b/>
+        </w:rPr>
+        <w:t xml:space="preserve">(RQ1)</w:t>
+      </w:r>
+      <w:r>
+        <w:t xml:space="preserve"> </w:t>
+      </w:r>
+      <w:r>
+        <w:t xml:space="preserve">Retrieval,</w:t>
+      </w:r>
+      <w:r>
+        <w:t xml:space="preserve"> </w:t>
+      </w:r>
+      <w:r>
+        <w:t xml:space="preserve">not</w:t>
+      </w:r>
+      <w:r>
+        <w:t xml:space="preserve"> </w:t>
+      </w:r>
+      <w:r>
+        <w:t xml:space="preserve">generation,</w:t>
+      </w:r>
+      <w:r>
+        <w:t xml:space="preserve"> </w:t>
+      </w:r>
+      <w:r>
+        <w:t xml:space="preserve">is</w:t>
+      </w:r>
+      <w:r>
+        <w:t xml:space="preserve"> </w:t>
+      </w:r>
+      <w:r>
+        <w:t xml:space="preserve">the</w:t>
+      </w:r>
+      <w:r>
+        <w:t xml:space="preserve"> </w:t>
+      </w:r>
+      <w:r>
+        <w:t xml:space="preserve">dominant</w:t>
+      </w:r>
+      <w:r>
+        <w:t xml:space="preserve"> </w:t>
+      </w:r>
+      <w:r>
+        <w:t xml:space="preserve">lever:</w:t>
+      </w:r>
+      <w:r>
+        <w:t xml:space="preserve"> </w:t>
+      </w:r>
+      <w:r>
+        <w:t xml:space="preserve">as</w:t>
+      </w:r>
+      <w:r>
+        <w:t xml:space="preserve"> </w:t>
+      </w:r>
+      <w:r>
+        <w:t xml:space="preserve">the</w:t>
+      </w:r>
+      <w:r>
+        <w:t xml:space="preserve"> </w:t>
+      </w:r>
+      <w:r>
+        <w:t xml:space="preserve">correct</w:t>
+      </w:r>
+      <w:r>
+        <w:t xml:space="preserve"> </w:t>
+      </w:r>
+      <w:r>
+        <w:t xml:space="preserve">filing</w:t>
+      </w:r>
+      <w:r>
+        <w:t xml:space="preserve"> </w:t>
+      </w:r>
+      <w:r>
+        <w:t xml:space="preserve">reaches</w:t>
+      </w:r>
+      <w:r>
+        <w:t xml:space="preserve"> </w:t>
+      </w:r>
+      <w:r>
+        <w:t xml:space="preserve">the</w:t>
+      </w:r>
+      <w:r>
+        <w:t xml:space="preserve"> </w:t>
+      </w:r>
+      <w:r>
+        <w:t xml:space="preserve">top-3</w:t>
+      </w:r>
+      <w:r>
+        <w:t xml:space="preserve"> </w:t>
+      </w:r>
+      <w:r>
+        <w:t xml:space="preserve">for</w:t>
+      </w:r>
+      <w:r>
+        <w:t xml:space="preserve"> </w:t>
+      </w:r>
+      <w:r>
+        <w:t xml:space="preserve">43%→64%→69%</w:t>
+      </w:r>
+      <w:r>
+        <w:t xml:space="preserve"> </w:t>
+      </w:r>
+      <w:r>
+        <w:t xml:space="preserve">of</w:t>
+      </w:r>
+      <w:r>
+        <w:t xml:space="preserve"> </w:t>
+      </w:r>
+      <w:r>
+        <w:t xml:space="preserve">questions,</w:t>
+      </w:r>
+      <w:r>
+        <w:t xml:space="preserve"> </w:t>
+      </w:r>
+      <w:r>
+        <w:t xml:space="preserve">coverage,</w:t>
+      </w:r>
+      <w:r>
+        <w:t xml:space="preserve"> </w:t>
+      </w:r>
+      <w:r>
+        <w:t xml:space="preserve">faithfulness,</w:t>
+      </w:r>
+      <w:r>
+        <w:t xml:space="preserve"> </w:t>
+      </w:r>
+      <w:r>
+        <w:t xml:space="preserve">and</w:t>
+      </w:r>
+      <w:r>
+        <w:t xml:space="preserve"> </w:t>
+      </w:r>
+      <w:r>
+        <w:t xml:space="preserve">accuracy</w:t>
+      </w:r>
+      <w:r>
+        <w:t xml:space="preserve"> </w:t>
+      </w:r>
+      <w:r>
+        <w:t xml:space="preserve">all</w:t>
+      </w:r>
+      <w:r>
+        <w:t xml:space="preserve"> </w:t>
+      </w:r>
+      <w:r>
+        <w:t xml:space="preserve">rise</w:t>
+      </w:r>
+      <w:r>
+        <w:t xml:space="preserve"> </w:t>
+      </w:r>
+      <w:r>
+        <w:t xml:space="preserve">in</w:t>
+      </w:r>
+      <w:r>
+        <w:t xml:space="preserve"> </w:t>
+      </w:r>
+      <w:r>
+        <w:t xml:space="preserve">lockstep;</w:t>
+      </w:r>
+      <w:r>
+        <w:t xml:space="preserve"> </w:t>
+      </w:r>
+      <w:r>
+        <w:t xml:space="preserve">a</w:t>
+      </w:r>
+      <w:r>
+        <w:t xml:space="preserve"> </w:t>
+      </w:r>
+      <w:r>
+        <w:t xml:space="preserve">retrieval-depth</w:t>
+      </w:r>
+      <w:r>
+        <w:t xml:space="preserve"> </w:t>
+      </w:r>
+      <w:r>
+        <w:t xml:space="preserve">ablation</w:t>
+      </w:r>
+      <w:r>
+        <w:t xml:space="preserve"> </w:t>
+      </w:r>
+      <w:r>
+        <w:t xml:space="preserve">(top-5</w:t>
+      </w:r>
+      <w:r>
+        <w:t xml:space="preserve"> </w:t>
+      </w:r>
+      <w:r>
+        <w:t xml:space="preserve">vs. top-3)</w:t>
+      </w:r>
+      <w:r>
+        <w:t xml:space="preserve"> </w:t>
+      </w:r>
+      <w:r>
+        <w:t xml:space="preserve">confirms</w:t>
+      </w:r>
+      <w:r>
+        <w:t xml:space="preserve"> </w:t>
+      </w:r>
+      <w:r>
+        <w:t xml:space="preserve">deeper</w:t>
+      </w:r>
+      <w:r>
+        <w:t xml:space="preserve"> </w:t>
+      </w:r>
+      <w:r>
+        <w:t xml:space="preserve">retrieval</w:t>
+      </w:r>
+      <w:r>
+        <w:t xml:space="preserve"> </w:t>
+      </w:r>
+      <w:r>
+        <w:t xml:space="preserve">helps.</w:t>
+      </w:r>
+      <w:r>
+        <w:t xml:space="preserve"> </w:t>
+      </w:r>
+      <w:r>
+        <w:rPr>
+          <w:bCs/>
+          <w:b/>
+        </w:rPr>
+        <w:t xml:space="preserve">(RQ2)</w:t>
+      </w:r>
+      <w:r>
+        <w:t xml:space="preserve"> </w:t>
+      </w:r>
+      <w:r>
+        <w:t xml:space="preserve">A</w:t>
+      </w:r>
+      <w:r>
+        <w:t xml:space="preserve"> </w:t>
+      </w:r>
+      <w:r>
+        <w:t xml:space="preserve">manual</w:t>
+      </w:r>
+      <w:r>
+        <w:t xml:space="preserve"> </w:t>
+      </w:r>
+      <w:r>
+        <w:t xml:space="preserve">taxonomy</w:t>
+      </w:r>
+      <w:r>
+        <w:t xml:space="preserve"> </w:t>
+      </w:r>
+      <w:r>
+        <w:t xml:space="preserve">of</w:t>
+      </w:r>
+      <w:r>
+        <w:t xml:space="preserve"> </w:t>
+      </w:r>
+      <w:r>
+        <w:t xml:space="preserve">50</w:t>
+      </w:r>
+      <w:r>
+        <w:t xml:space="preserve"> </w:t>
+      </w:r>
+      <w:r>
+        <w:t xml:space="preserve">answered-but-incorrect</w:t>
+      </w:r>
+      <w:r>
+        <w:t xml:space="preserve"> </w:t>
+      </w:r>
+      <w:r>
+        <w:t xml:space="preserve">cases</w:t>
+      </w:r>
+      <w:r>
+        <w:t xml:space="preserve"> </w:t>
+      </w:r>
+      <w:r>
+        <w:t xml:space="preserve">shows</w:t>
       </w:r>
       <w:r>
         <w:t xml:space="preserve"> </w:t>
@@ -699,28 +1001,145 @@
           <w:iCs/>
           <w:i/>
         </w:rPr>
-        <w:t xml:space="preserve">abstractive</w:t>
-      </w:r>
-      <w:r>
-        <w:t xml:space="preserve">—only</w:t>
-      </w:r>
-      <w:r>
-        <w:t xml:space="preserve"> </w:t>
-      </w:r>
-      <w:r>
-        <w:t xml:space="preserve">2%</w:t>
-      </w:r>
-      <w:r>
-        <w:t xml:space="preserve"> </w:t>
-      </w:r>
-      <w:r>
-        <w:t xml:space="preserve">appear</w:t>
-      </w:r>
-      <w:r>
-        <w:t xml:space="preserve"> </w:t>
-      </w:r>
-      <w:r>
-        <w:t xml:space="preserve">verbatim</w:t>
+        <w:t xml:space="preserve">numerical</w:t>
+      </w:r>
+      <w:r>
+        <w:t xml:space="preserve"> </w:t>
+      </w:r>
+      <w:r>
+        <w:t xml:space="preserve">errors</w:t>
+      </w:r>
+      <w:r>
+        <w:t xml:space="preserve"> </w:t>
+      </w:r>
+      <w:r>
+        <w:t xml:space="preserve">dominate</w:t>
+      </w:r>
+      <w:r>
+        <w:t xml:space="preserve"> </w:t>
+      </w:r>
+      <w:r>
+        <w:t xml:space="preserve">(46%),</w:t>
+      </w:r>
+      <w:r>
+        <w:t xml:space="preserve"> </w:t>
+      </w:r>
+      <w:r>
+        <w:t xml:space="preserve">followed</w:t>
+      </w:r>
+      <w:r>
+        <w:t xml:space="preserve"> </w:t>
+      </w:r>
+      <w:r>
+        <w:t xml:space="preserve">by</w:t>
+      </w:r>
+      <w:r>
+        <w:t xml:space="preserve"> </w:t>
+      </w:r>
+      <w:r>
+        <w:rPr>
+          <w:iCs/>
+          <w:i/>
+        </w:rPr>
+        <w:t xml:space="preserve">entity</w:t>
+      </w:r>
+      <w:r>
+        <w:t xml:space="preserve"> </w:t>
+      </w:r>
+      <w:r>
+        <w:t xml:space="preserve">(31%),</w:t>
+      </w:r>
+      <w:r>
+        <w:t xml:space="preserve"> </w:t>
+      </w:r>
+      <w:r>
+        <w:rPr>
+          <w:iCs/>
+          <w:i/>
+        </w:rPr>
+        <w:t xml:space="preserve">unsupported</w:t>
+      </w:r>
+      <w:r>
+        <w:t xml:space="preserve"> </w:t>
+      </w:r>
+      <w:r>
+        <w:t xml:space="preserve">(15%),</w:t>
+      </w:r>
+      <w:r>
+        <w:t xml:space="preserve"> </w:t>
+      </w:r>
+      <w:r>
+        <w:t xml:space="preserve">and</w:t>
+      </w:r>
+      <w:r>
+        <w:t xml:space="preserve"> </w:t>
+      </w:r>
+      <w:r>
+        <w:rPr>
+          <w:iCs/>
+          <w:i/>
+        </w:rPr>
+        <w:t xml:space="preserve">reasoning</w:t>
+      </w:r>
+      <w:r>
+        <w:t xml:space="preserve"> </w:t>
+      </w:r>
+      <w:r>
+        <w:t xml:space="preserve">(8%)</w:t>
+      </w:r>
+      <w:r>
+        <w:t xml:space="preserve"> </w:t>
+      </w:r>
+      <w:r>
+        <w:t xml:space="preserve">hallucinations;</w:t>
+      </w:r>
+      <w:r>
+        <w:t xml:space="preserve"> </w:t>
+      </w:r>
+      <w:r>
+        <w:t xml:space="preserve">notably,</w:t>
+      </w:r>
+      <w:r>
+        <w:t xml:space="preserve"> </w:t>
+      </w:r>
+      <w:r>
+        <w:t xml:space="preserve">~22%</w:t>
+      </w:r>
+      <w:r>
+        <w:t xml:space="preserve"> </w:t>
+      </w:r>
+      <w:r>
+        <w:t xml:space="preserve">of</w:t>
+      </w:r>
+      <w:r>
+        <w:t xml:space="preserve"> </w:t>
+      </w:r>
+      <w:r>
+        <w:t xml:space="preserve">automatically</w:t>
+      </w:r>
+      <w:r>
+        <w:t xml:space="preserve"> </w:t>
+      </w:r>
+      <w:r>
+        <w:t xml:space="preserve">flagged</w:t>
+      </w:r>
+      <w:r>
+        <w:t xml:space="preserve"> </w:t>
+      </w:r>
+      <w:r>
+        <w:t xml:space="preserve">“</w:t>
+      </w:r>
+      <w:r>
+        <w:t xml:space="preserve">failures</w:t>
+      </w:r>
+      <w:r>
+        <w:t xml:space="preserve">”</w:t>
+      </w:r>
+      <w:r>
+        <w:t xml:space="preserve"> </w:t>
+      </w:r>
+      <w:r>
+        <w:t xml:space="preserve">are</w:t>
       </w:r>
       <w:r>
         <w:t xml:space="preserve"> </w:t>
@@ -732,49 +1151,159 @@
         <w:t xml:space="preserve"> </w:t>
       </w:r>
       <w:r>
+        <w:t xml:space="preserve">fact</w:t>
+      </w:r>
+      <w:r>
+        <w:t xml:space="preserve"> </w:t>
+      </w:r>
+      <w:r>
+        <w:t xml:space="preserve">correct</w:t>
+      </w:r>
+      <w:r>
+        <w:t xml:space="preserve"> </w:t>
+      </w:r>
+      <w:r>
+        <w:t xml:space="preserve">answers</w:t>
+      </w:r>
+      <w:r>
+        <w:t xml:space="preserve"> </w:t>
+      </w:r>
+      <w:r>
+        <w:t xml:space="preserve">mis-scored</w:t>
+      </w:r>
+      <w:r>
+        <w:t xml:space="preserve"> </w:t>
+      </w:r>
+      <w:r>
+        <w:t xml:space="preserve">by</w:t>
+      </w:r>
+      <w:r>
+        <w:t xml:space="preserve"> </w:t>
+      </w:r>
+      <w:r>
+        <w:t xml:space="preserve">exact</w:t>
+      </w:r>
+      <w:r>
+        <w:t xml:space="preserve"> </w:t>
+      </w:r>
+      <w:r>
+        <w:t xml:space="preserve">match,</w:t>
+      </w:r>
+      <w:r>
+        <w:t xml:space="preserve"> </w:t>
+      </w:r>
+      <w:r>
+        <w:t xml:space="preserve">a</w:t>
+      </w:r>
+      <w:r>
+        <w:t xml:space="preserve"> </w:t>
+      </w:r>
+      <w:r>
+        <w:t xml:space="preserve">caution</w:t>
+      </w:r>
+      <w:r>
+        <w:t xml:space="preserve"> </w:t>
+      </w:r>
+      <w:r>
+        <w:t xml:space="preserve">for</w:t>
+      </w:r>
+      <w:r>
+        <w:t xml:space="preserve"> </w:t>
+      </w:r>
+      <w:r>
+        <w:t xml:space="preserve">automatic</w:t>
+      </w:r>
+      <w:r>
+        <w:t xml:space="preserve"> </w:t>
+      </w:r>
+      <w:r>
+        <w:t xml:space="preserve">hallucination</w:t>
+      </w:r>
+      <w:r>
+        <w:t xml:space="preserve"> </w:t>
+      </w:r>
+      <w:r>
+        <w:t xml:space="preserve">metrics.</w:t>
+      </w:r>
+      <w:r>
+        <w:t xml:space="preserve"> </w:t>
+      </w:r>
+      <w:r>
+        <w:rPr>
+          <w:bCs/>
+          <w:b/>
+        </w:rPr>
+        <w:t xml:space="preserve">(RQ3)</w:t>
+      </w:r>
+      <w:r>
+        <w:t xml:space="preserve"> </w:t>
+      </w:r>
+      <w:r>
+        <w:t xml:space="preserve">Swapping</w:t>
+      </w:r>
+      <w:r>
+        <w:t xml:space="preserve"> </w:t>
+      </w:r>
+      <w:r>
+        <w:t xml:space="preserve">GPT-3.5-turbo</w:t>
+      </w:r>
+      <w:r>
+        <w:t xml:space="preserve"> </w:t>
+      </w:r>
+      <w:r>
+        <w:t xml:space="preserve">for</w:t>
+      </w:r>
+      <w:r>
+        <w:t xml:space="preserve"> </w:t>
+      </w:r>
+      <w:r>
         <w:t xml:space="preserve">the</w:t>
       </w:r>
       <w:r>
         <w:t xml:space="preserve"> </w:t>
       </w:r>
       <w:r>
-        <w:t xml:space="preserve">cited</w:t>
-      </w:r>
-      <w:r>
-        <w:t xml:space="preserve"> </w:t>
-      </w:r>
-      <w:r>
-        <w:t xml:space="preserve">evidence—over</w:t>
-      </w:r>
-      <w:r>
-        <w:t xml:space="preserve"> </w:t>
-      </w:r>
-      <w:r>
-        <w:t xml:space="preserve">long,</w:t>
-      </w:r>
-      <w:r>
-        <w:t xml:space="preserve"> </w:t>
-      </w:r>
-      <w:r>
-        <w:t xml:space="preserve">table-heavy</w:t>
-      </w:r>
-      <w:r>
-        <w:t xml:space="preserve"> </w:t>
-      </w:r>
-      <w:r>
-        <w:t xml:space="preserve">10-K</w:t>
-      </w:r>
-      <w:r>
-        <w:t xml:space="preserve"> </w:t>
-      </w:r>
-      <w:r>
-        <w:t xml:space="preserve">filings,</w:t>
-      </w:r>
-      <w:r>
-        <w:t xml:space="preserve"> </w:t>
-      </w:r>
-      <w:r>
-        <w:t xml:space="preserve">precisely</w:t>
+        <w:t xml:space="preserve">open</w:t>
+      </w:r>
+      <w:r>
+        <w:t xml:space="preserve"> </w:t>
+      </w:r>
+      <w:r>
+        <w:t xml:space="preserve">Mistral-7B-Instruct</w:t>
+      </w:r>
+      <w:r>
+        <w:t xml:space="preserve"> </w:t>
+      </w:r>
+      <w:r>
+        <w:t xml:space="preserve">on</w:t>
+      </w:r>
+      <w:r>
+        <w:t xml:space="preserve"> </w:t>
+      </w:r>
+      <w:r>
+        <w:rPr>
+          <w:iCs/>
+          <w:i/>
+        </w:rPr>
+        <w:t xml:space="preserve">identical</w:t>
+      </w:r>
+      <w:r>
+        <w:t xml:space="preserve"> </w:t>
+      </w:r>
+      <w:r>
+        <w:t xml:space="preserve">retrieved</w:t>
+      </w:r>
+      <w:r>
+        <w:t xml:space="preserve"> </w:t>
+      </w:r>
+      <w:r>
+        <w:t xml:space="preserve">context</w:t>
+      </w:r>
+      <w:r>
+        <w:t xml:space="preserve"> </w:t>
+      </w:r>
+      <w:r>
+        <w:t xml:space="preserve">makes</w:t>
       </w:r>
       <w:r>
         <w:t xml:space="preserve"> </w:t>
@@ -786,37 +1315,47 @@
         <w:t xml:space="preserve"> </w:t>
       </w:r>
       <w:r>
-        <w:t xml:space="preserve">regime</w:t>
-      </w:r>
-      <w:r>
-        <w:t xml:space="preserve"> </w:t>
-      </w:r>
-      <w:r>
-        <w:t xml:space="preserve">where</w:t>
-      </w:r>
-      <w:r>
-        <w:t xml:space="preserve"> </w:t>
-      </w:r>
-      <w:r>
-        <w:t xml:space="preserve">grounded</w:t>
-      </w:r>
-      <w:r>
-        <w:t xml:space="preserve"> </w:t>
-      </w:r>
-      <w:r>
-        <w:t xml:space="preserve">generation</w:t>
-      </w:r>
-      <w:r>
-        <w:t xml:space="preserve"> </w:t>
-      </w:r>
-      <w:r>
-        <w:t xml:space="preserve">is</w:t>
-      </w:r>
-      <w:r>
-        <w:t xml:space="preserve"> </w:t>
-      </w:r>
-      <w:r>
-        <w:t xml:space="preserve">hard;</w:t>
+        <w:t xml:space="preserve">smaller</w:t>
+      </w:r>
+      <w:r>
+        <w:t xml:space="preserve"> </w:t>
+      </w:r>
+      <w:r>
+        <w:t xml:space="preserve">model</w:t>
+      </w:r>
+      <w:r>
+        <w:t xml:space="preserve"> </w:t>
+      </w:r>
+      <w:r>
+        <w:t xml:space="preserve">substantially</w:t>
+      </w:r>
+      <w:r>
+        <w:t xml:space="preserve"> </w:t>
+      </w:r>
+      <w:r>
+        <w:rPr>
+          <w:iCs/>
+          <w:i/>
+        </w:rPr>
+        <w:t xml:space="preserve">more</w:t>
+      </w:r>
+      <w:r>
+        <w:t xml:space="preserve"> </w:t>
+      </w:r>
+      <w:r>
+        <w:t xml:space="preserve">faithful</w:t>
+      </w:r>
+      <w:r>
+        <w:t xml:space="preserve"> </w:t>
+      </w:r>
+      <w:r>
+        <w:t xml:space="preserve">(0.59</w:t>
+      </w:r>
+      <w:r>
+        <w:t xml:space="preserve"> </w:t>
+      </w:r>
+      <w:r>
+        <w:t xml:space="preserve">vs. 0.21)</w:t>
       </w:r>
       <w:r>
         <w:t xml:space="preserve"> </w:t>
@@ -828,151 +1367,25 @@
         <w:t xml:space="preserve"> </w:t>
       </w:r>
       <w:r>
-        <w:t xml:space="preserve">(iii)</w:t>
-      </w:r>
-      <w:r>
-        <w:t xml:space="preserve"> </w:t>
-      </w:r>
-      <w:r>
-        <w:t xml:space="preserve">a</w:t>
-      </w:r>
-      <w:r>
-        <w:t xml:space="preserve"> </w:t>
-      </w:r>
-      <w:r>
-        <w:t xml:space="preserve">simple</w:t>
-      </w:r>
-      <w:r>
-        <w:t xml:space="preserve"> </w:t>
-      </w:r>
-      <w:r>
-        <w:t xml:space="preserve">baseline</w:t>
-      </w:r>
-      <w:r>
-        <w:t xml:space="preserve"> </w:t>
-      </w:r>
-      <w:r>
-        <w:t xml:space="preserve">pipeline</w:t>
-      </w:r>
-      <w:r>
-        <w:t xml:space="preserve"> </w:t>
-      </w:r>
-      <w:r>
-        <w:t xml:space="preserve">(BM25</w:t>
-      </w:r>
-      <w:r>
-        <w:t xml:space="preserve"> </w:t>
-      </w:r>
-      <w:r>
-        <w:t xml:space="preserve">+</w:t>
-      </w:r>
-      <w:r>
-        <w:t xml:space="preserve"> </w:t>
-      </w:r>
-      <w:r>
-        <w:t xml:space="preserve">GPT-3.5-turbo)</w:t>
-      </w:r>
-      <w:r>
-        <w:t xml:space="preserve"> </w:t>
-      </w:r>
-      <w:r>
-        <w:t xml:space="preserve">evaluated</w:t>
-      </w:r>
-      <w:r>
-        <w:t xml:space="preserve"> </w:t>
-      </w:r>
-      <w:r>
-        <w:t xml:space="preserve">with</w:t>
-      </w:r>
-      <w:r>
-        <w:t xml:space="preserve"> </w:t>
-      </w:r>
-      <w:r>
-        <w:t xml:space="preserve">RAGAS</w:t>
-      </w:r>
-      <w:r>
-        <w:t xml:space="preserve"> </w:t>
-      </w:r>
-      <w:r>
-        <w:t xml:space="preserve">faithfulness</w:t>
-      </w:r>
-      <w:r>
-        <w:t xml:space="preserve"> </w:t>
-      </w:r>
-      <w:r>
-        <w:t xml:space="preserve">and</w:t>
-      </w:r>
-      <w:r>
-        <w:t xml:space="preserve"> </w:t>
-      </w:r>
-      <w:r>
-        <w:t xml:space="preserve">token-level</w:t>
-      </w:r>
-      <w:r>
-        <w:t xml:space="preserve"> </w:t>
-      </w:r>
-      <w:r>
-        <w:t xml:space="preserve">F1/Exact</w:t>
-      </w:r>
-      <w:r>
-        <w:t xml:space="preserve"> </w:t>
-      </w:r>
-      <w:r>
-        <w:t xml:space="preserve">Match.</w:t>
-      </w:r>
-      <w:r>
-        <w:t xml:space="preserve"> </w:t>
-      </w:r>
-      <w:r>
-        <w:t xml:space="preserve">Our</w:t>
-      </w:r>
-      <w:r>
-        <w:t xml:space="preserve"> </w:t>
-      </w:r>
-      <w:r>
-        <w:t xml:space="preserve">results</w:t>
-      </w:r>
-      <w:r>
-        <w:t xml:space="preserve"> </w:t>
-      </w:r>
-      <w:r>
-        <w:t xml:space="preserve">establish</w:t>
-      </w:r>
-      <w:r>
-        <w:t xml:space="preserve"> </w:t>
-      </w:r>
-      <w:r>
-        <w:t xml:space="preserve">a</w:t>
-      </w:r>
-      <w:r>
-        <w:t xml:space="preserve"> </w:t>
-      </w:r>
-      <w:r>
-        <w:t xml:space="preserve">working</w:t>
-      </w:r>
-      <w:r>
-        <w:t xml:space="preserve"> </w:t>
-      </w:r>
-      <w:r>
-        <w:t xml:space="preserve">end-to-end</w:t>
-      </w:r>
-      <w:r>
-        <w:t xml:space="preserve"> </w:t>
-      </w:r>
-      <w:r>
-        <w:t xml:space="preserve">system</w:t>
-      </w:r>
-      <w:r>
-        <w:t xml:space="preserve"> </w:t>
-      </w:r>
-      <w:r>
-        <w:t xml:space="preserve">and</w:t>
-      </w:r>
-      <w:r>
-        <w:t xml:space="preserve"> </w:t>
-      </w:r>
-      <w:r>
-        <w:t xml:space="preserve">quantify</w:t>
+        <w:t xml:space="preserve">more</w:t>
+      </w:r>
+      <w:r>
+        <w:t xml:space="preserve"> </w:t>
+      </w:r>
+      <w:r>
+        <w:t xml:space="preserve">numerically</w:t>
+      </w:r>
+      <w:r>
+        <w:t xml:space="preserve"> </w:t>
+      </w:r>
+      <w:r>
+        <w:t xml:space="preserve">accurate,</w:t>
+      </w:r>
+      <w:r>
+        <w:t xml:space="preserve"> </w:t>
+      </w:r>
+      <w:r>
+        <w:t xml:space="preserve">at</w:t>
       </w:r>
       <w:r>
         <w:t xml:space="preserve"> </w:t>
@@ -984,19 +1397,61 @@
         <w:t xml:space="preserve"> </w:t>
       </w:r>
       <w:r>
-        <w:t xml:space="preserve">retrieval</w:t>
-      </w:r>
-      <w:r>
-        <w:t xml:space="preserve"> </w:t>
-      </w:r>
-      <w:r>
-        <w:t xml:space="preserve">bottleneck</w:t>
-      </w:r>
-      <w:r>
-        <w:t xml:space="preserve"> </w:t>
-      </w:r>
-      <w:r>
-        <w:t xml:space="preserve">that</w:t>
+        <w:t xml:space="preserve">cost</w:t>
+      </w:r>
+      <w:r>
+        <w:t xml:space="preserve"> </w:t>
+      </w:r>
+      <w:r>
+        <w:t xml:space="preserve">of</w:t>
+      </w:r>
+      <w:r>
+        <w:t xml:space="preserve"> </w:t>
+      </w:r>
+      <w:r>
+        <w:t xml:space="preserve">answering</w:t>
+      </w:r>
+      <w:r>
+        <w:t xml:space="preserve"> </w:t>
+      </w:r>
+      <w:r>
+        <w:t xml:space="preserve">fewer</w:t>
+      </w:r>
+      <w:r>
+        <w:t xml:space="preserve"> </w:t>
+      </w:r>
+      <w:r>
+        <w:t xml:space="preserve">questions—so</w:t>
+      </w:r>
+      <w:r>
+        <w:t xml:space="preserve"> </w:t>
+      </w:r>
+      <w:r>
+        <w:t xml:space="preserve">abstention</w:t>
+      </w:r>
+      <w:r>
+        <w:t xml:space="preserve"> </w:t>
+      </w:r>
+      <w:r>
+        <w:t xml:space="preserve">behavior,</w:t>
+      </w:r>
+      <w:r>
+        <w:t xml:space="preserve"> </w:t>
+      </w:r>
+      <w:r>
+        <w:t xml:space="preserve">not</w:t>
+      </w:r>
+      <w:r>
+        <w:t xml:space="preserve"> </w:t>
+      </w:r>
+      <w:r>
+        <w:t xml:space="preserve">model</w:t>
+      </w:r>
+      <w:r>
+        <w:t xml:space="preserve"> </w:t>
+      </w:r>
+      <w:r>
+        <w:t xml:space="preserve">scale,</w:t>
       </w:r>
       <w:r>
         <w:t xml:space="preserve"> </w:t>
@@ -1008,85 +1463,13 @@
         <w:t xml:space="preserve"> </w:t>
       </w:r>
       <w:r>
-        <w:t xml:space="preserve">both</w:t>
-      </w:r>
-      <w:r>
-        <w:t xml:space="preserve"> </w:t>
-      </w:r>
-      <w:r>
-        <w:t xml:space="preserve">abstention</w:t>
-      </w:r>
-      <w:r>
-        <w:t xml:space="preserve"> </w:t>
-      </w:r>
-      <w:r>
-        <w:t xml:space="preserve">and</w:t>
-      </w:r>
-      <w:r>
-        <w:t xml:space="preserve"> </w:t>
-      </w:r>
-      <w:r>
-        <w:t xml:space="preserve">the</w:t>
-      </w:r>
-      <w:r>
-        <w:t xml:space="preserve"> </w:t>
-      </w:r>
-      <w:r>
-        <w:t xml:space="preserve">“</w:t>
-      </w:r>
-      <w:r>
-        <w:t xml:space="preserve">grounded-but-wrong</w:t>
-      </w:r>
-      <w:r>
-        <w:t xml:space="preserve">”</w:t>
-      </w:r>
-      <w:r>
-        <w:t xml:space="preserve"> </w:t>
-      </w:r>
-      <w:r>
-        <w:t xml:space="preserve">errors</w:t>
-      </w:r>
-      <w:r>
-        <w:t xml:space="preserve"> </w:t>
-      </w:r>
-      <w:r>
-        <w:t xml:space="preserve">we</w:t>
-      </w:r>
-      <w:r>
-        <w:t xml:space="preserve"> </w:t>
-      </w:r>
-      <w:r>
-        <w:t xml:space="preserve">will</w:t>
-      </w:r>
-      <w:r>
-        <w:t xml:space="preserve"> </w:t>
-      </w:r>
-      <w:r>
-        <w:t xml:space="preserve">taxonomize</w:t>
-      </w:r>
-      <w:r>
-        <w:t xml:space="preserve"> </w:t>
-      </w:r>
-      <w:r>
-        <w:t xml:space="preserve">in</w:t>
-      </w:r>
-      <w:r>
-        <w:t xml:space="preserve"> </w:t>
-      </w:r>
-      <w:r>
-        <w:t xml:space="preserve">the</w:t>
-      </w:r>
-      <w:r>
-        <w:t xml:space="preserve"> </w:t>
-      </w:r>
-      <w:r>
-        <w:t xml:space="preserve">final</w:t>
-      </w:r>
-      <w:r>
-        <w:t xml:space="preserve"> </w:t>
-      </w:r>
-      <w:r>
-        <w:t xml:space="preserve">paper.</w:t>
+        <w:t xml:space="preserve">grounding</w:t>
+      </w:r>
+      <w:r>
+        <w:t xml:space="preserve"> </w:t>
+      </w:r>
+      <w:r>
+        <w:t xml:space="preserve">here.</w:t>
       </w:r>
     </w:p>
     <w:bookmarkStart w:id="20" w:name="introduction"/>
@@ -1170,7 +1553,7 @@
         <w:t xml:space="preserve"> </w:t>
       </w:r>
       <w:r>
-        <w:t xml:space="preserve">How frequently do different RAG pipeline configurations hallucinate on financial QA?</w:t>
+        <w:t xml:space="preserve">How frequently do different RAG pipeline configurations hallucinate on financial QA, and what drives the differences?</w:t>
       </w:r>
     </w:p>
     <w:p>
@@ -1230,7 +1613,23 @@
         <w:t xml:space="preserve"> </w:t>
       </w:r>
       <w:r>
-        <w:t xml:space="preserve">Do larger / instruction-tuned LLMs hallucinate less given the same retrieved context?</w:t>
+        <w:t xml:space="preserve">Does an open, instruction-tuned LLM hallucinate less than GPT-3.5 given the</w:t>
+      </w:r>
+      <w:r>
+        <w:t xml:space="preserve"> </w:t>
+      </w:r>
+      <w:r>
+        <w:rPr>
+          <w:iCs/>
+          <w:i/>
+        </w:rPr>
+        <w:t xml:space="preserve">same</w:t>
+      </w:r>
+      <w:r>
+        <w:t xml:space="preserve"> </w:t>
+      </w:r>
+      <w:r>
+        <w:t xml:space="preserve">retrieved context?</w:t>
       </w:r>
     </w:p>
     <w:p>
@@ -1238,7 +1637,7 @@
         <w:pStyle w:val="FirstParagraph"/>
       </w:pPr>
       <w:r>
-        <w:t xml:space="preserve">This report establishes the foundation for answering them: a literature review (Section 2), an exploratory analysis of FinanceBench that motivates the difficulty (Section 3), and a working baseline pipeline with preliminary faithfulness and accuracy metrics (Section 4). We close with the roadblocks this early evidence surfaces (Section 5).</w:t>
+        <w:t xml:space="preserve">To answer them we build an end-to-end RAG testbed on FinanceBench, isolate retrieval as an experimental variable across four pipelines, add an open-model generator comparison, and manually taxonomize the residual hallucinations. Section 2 reviews related work; Section 3 analyzes the dataset and why it stresses grounded generation; Section 4 describes our method; Section 5 reports the retrieval, ablation, and generator results (RQ1, RQ3); Section 6 presents the hallucination taxonomy and case studies (RQ2); and Section 7 concludes with limitations and future work.</w:t>
       </w:r>
     </w:p>
     <w:p>
@@ -1250,13 +1649,23 @@
           <w:bCs/>
           <w:b/>
         </w:rPr>
-        <w:t xml:space="preserve">Contributions.</w:t>
-      </w:r>
-      <w:r>
-        <w:t xml:space="preserve"> </w:t>
-      </w:r>
-      <w:r>
-        <w:t xml:space="preserve">Bhalchandra Shinde: repository/infrastructure, environment, data pipeline, exploratory data analysis, and literature-review notes for</w:t>
+        <w:t xml:space="preserve">Contributions by member.</w:t>
+      </w:r>
+      <w:r>
+        <w:t xml:space="preserve"> </w:t>
+      </w:r>
+      <w:r>
+        <w:rPr>
+          <w:iCs/>
+          <w:i/>
+        </w:rPr>
+        <w:t xml:space="preserve">Bhalchandra Shinde:</w:t>
+      </w:r>
+      <w:r>
+        <w:t xml:space="preserve"> </w:t>
+      </w:r>
+      <w:r>
+        <w:t xml:space="preserve">repository/infrastructure, environment, data pipeline, exploratory data analysis, dense and query-rewriting pipelines, the Mistral-7B generator comparison, the error-analysis taxonomy/annotation and figures, and literature notes for</w:t>
       </w:r>
       <w:r>
         <w:t xml:space="preserve"> </w:t>
@@ -1277,7 +1686,55 @@
         <w:t xml:space="preserve">Islam et al. (2023)</w:t>
       </w:r>
       <w:r>
-        <w:t xml:space="preserve">. Anish Kelkar: document chunking, baseline RAG pipeline, evaluation harness (RAGAS + F1/EM), and results tabulation. Piyush Daga and Rituraj Singh: remaining related-work papers and paper writing. All members contributed to the final draft.</w:t>
+        <w:t xml:space="preserve">.</w:t>
+      </w:r>
+      <w:r>
+        <w:t xml:space="preserve"> </w:t>
+      </w:r>
+      <w:r>
+        <w:rPr>
+          <w:iCs/>
+          <w:i/>
+        </w:rPr>
+        <w:t xml:space="preserve">Anish Kelkar:</w:t>
+      </w:r>
+      <w:r>
+        <w:t xml:space="preserve"> </w:t>
+      </w:r>
+      <w:r>
+        <w:t xml:space="preserve">document chunking, the baseline BM25 pipeline, the evaluation harness (RAGAS + F1/EM), and results tabulation.</w:t>
+      </w:r>
+      <w:r>
+        <w:t xml:space="preserve"> </w:t>
+      </w:r>
+      <w:r>
+        <w:rPr>
+          <w:iCs/>
+          <w:i/>
+        </w:rPr>
+        <w:t xml:space="preserve">Piyush Daga:</w:t>
+      </w:r>
+      <w:r>
+        <w:t xml:space="preserve"> </w:t>
+      </w:r>
+      <w:r>
+        <w:t xml:space="preserve">the retrieval-depth (top-k) ablation.</w:t>
+      </w:r>
+      <w:r>
+        <w:t xml:space="preserve"> </w:t>
+      </w:r>
+      <w:r>
+        <w:rPr>
+          <w:iCs/>
+          <w:i/>
+        </w:rPr>
+        <w:t xml:space="preserve">Rituraj Singh:</w:t>
+      </w:r>
+      <w:r>
+        <w:t xml:space="preserve"> </w:t>
+      </w:r>
+      <w:r>
+        <w:t xml:space="preserve">related-work contributions. All members contributed to the final draft.</w:t>
       </w:r>
     </w:p>
     <w:bookmarkEnd w:id="20"/>
@@ -1404,7 +1861,7 @@
         <w:t xml:space="preserve">(Karpukhin et al. 2020)</w:t>
       </w:r>
       <w:r>
-        <w:t xml:space="preserve">, which learns dense question/passage encoders and beats BM25 on most open-domain QA—motivating our planned dense pipeline. That dense pipeline embeds chunks with Sentence-BERT</w:t>
+        <w:t xml:space="preserve">, which learns dense question/passage encoders and beats BM25 on most open-domain QA—motivating our dense pipeline. That dense pipeline embeds chunks with Sentence-BERT</w:t>
       </w:r>
       <w:r>
         <w:t xml:space="preserve"> </w:t>
@@ -1437,7 +1894,7 @@
         <w:t xml:space="preserve"> </w:t>
       </w:r>
       <w:r>
-        <w:t xml:space="preserve">instead fuses many retrieved passages in the decoder; both integrate retrieval more deeply than our prompt-based setup and mark upgrade paths we may explore. Self-RAG</w:t>
+        <w:t xml:space="preserve">instead fuses many retrieved passages in the decoder; both integrate retrieval more deeply than our prompt-based setup and mark upgrade paths. Self-RAG</w:t>
       </w:r>
       <w:r>
         <w:t xml:space="preserve"> </w:t>
@@ -1465,7 +1922,7 @@
         <w:t xml:space="preserve"> </w:t>
       </w:r>
       <w:r>
-        <w:t xml:space="preserve">to retrieve and to critique its own generations with reflection tokens—directly relevant to cutting the unsupported answers we aim to reduce. Query rewriting</w:t>
+        <w:t xml:space="preserve">to retrieve and to critique its own generations with reflection tokens—directly relevant to cutting the unsupported answers we characterize. Query rewriting</w:t>
       </w:r>
       <w:r>
         <w:t xml:space="preserve"> </w:t>
@@ -1477,7 +1934,7 @@
         <w:t xml:space="preserve"> </w:t>
       </w:r>
       <w:r>
-        <w:t xml:space="preserve">expands or reformulates the query before retrieval and is exactly the mechanism of our planned</w:t>
+        <w:t xml:space="preserve">expands or reformulates the query before retrieval and is the mechanism of our</w:t>
       </w:r>
       <w:r>
         <w:t xml:space="preserve"> </w:t>
@@ -1495,7 +1952,7 @@
         <w:t xml:space="preserve"> </w:t>
       </w:r>
       <w:r>
-        <w:t xml:space="preserve">pipeline. The recent survey of</w:t>
+        <w:t xml:space="preserve">pipeline. The survey of</w:t>
       </w:r>
       <w:r>
         <w:t xml:space="preserve"> </w:t>
@@ -1579,7 +2036,7 @@
         <w:t xml:space="preserve"> </w:t>
       </w:r>
       <w:r>
-        <w:t xml:space="preserve">decomposes a generation into atomic facts and scores each against a source—two complementary detection lenses we consider for the final error analysis. RAGTruth</w:t>
+        <w:t xml:space="preserve">decomposes a generation into atomic facts and scores each against a source—two complementary detection lenses. RAGTruth</w:t>
       </w:r>
       <w:r>
         <w:t xml:space="preserve"> </w:t>
@@ -1591,7 +2048,7 @@
         <w:t xml:space="preserve"> </w:t>
       </w:r>
       <w:r>
-        <w:t xml:space="preserve">contributes a word-level hallucination corpus and taxonomy that we will use as supervision for the (optional) automatic classifier, and the RGB benchmark</w:t>
+        <w:t xml:space="preserve">contributes a word-level hallucination corpus and taxonomy that could supervise an automatic classifier, and the RGB benchmark</w:t>
       </w:r>
       <w:r>
         <w:t xml:space="preserve"> </w:t>
@@ -1691,7 +2148,7 @@
         <w:t xml:space="preserve"> </w:t>
       </w:r>
       <w:r>
-        <w:t xml:space="preserve">rather than extraction—our EDA independently recovers this numeric skew (Section 3). (ii) Even the best realistic configuration (GPT-4-Turbo, long context) reaches only ~79% accuracy against an 85% oracle ceiling, and confident</w:t>
+        <w:t xml:space="preserve">rather than extraction—our EDA independently recovers this numeric skew (Section 3), and our taxonomy finds numerical errors are the most common hallucination (Section 6). (ii) Even the best realistic configuration (GPT-4-Turbo, long context) reaches only ~79% accuracy against an 85% oracle ceiling, and confident</w:t>
       </w:r>
       <w:r>
         <w:t xml:space="preserve"> </w:t>
@@ -1707,7 +2164,7 @@
         <w:t xml:space="preserve"> </w:t>
       </w:r>
       <w:r>
-        <w:t xml:space="preserve">is a named failure theme—the phenomenon we set out to quantify and taxonomize. (iii) They report that stronger models tend to</w:t>
+        <w:t xml:space="preserve">is a named failure theme—the phenomenon we quantify and taxonomize. (iii) They report that stronger models tend to</w:t>
       </w:r>
       <w:r>
         <w:t xml:space="preserve"> </w:t>
@@ -1723,7 +2180,7 @@
         <w:t xml:space="preserve"> </w:t>
       </w:r>
       <w:r>
-        <w:t xml:space="preserve">when uncertain while weaker ones answer wrong; our GPT-3.5 baseline likewise abstains rather than fabricate (Section 4), and they find placing context</w:t>
+        <w:t xml:space="preserve">when uncertain while weaker ones answer wrong; we observe the same abstention/faithfulness trade-off between GPT-3.5 and Mistral-7B (Section 5.3), and we adopt their finding that placing context</w:t>
       </w:r>
       <w:r>
         <w:t xml:space="preserve"> </w:t>
@@ -1739,7 +2196,7 @@
         <w:t xml:space="preserve"> </w:t>
       </w:r>
       <w:r>
-        <w:t xml:space="preserve">the question is critical—a design choice our prompt template adopts. Prior financial QA datasets establish that numerical reasoning over hybrid table/text is the core difficulty our EDA also finds: FinQA</w:t>
+        <w:t xml:space="preserve">the question helps. Prior financial QA datasets establish that numerical reasoning over hybrid table/text is the core difficulty our EDA also finds: FinQA</w:t>
       </w:r>
       <w:r>
         <w:t xml:space="preserve"> </w:t>
@@ -1809,7 +2266,7 @@
         <w:t xml:space="preserve"> </w:t>
       </w:r>
       <w:r>
-        <w:t xml:space="preserve">hallucination, which is our focus. Our open-source generator comparison will use Mistral-7B-Instruct</w:t>
+        <w:t xml:space="preserve">hallucination, which is our focus. Our open-source generator comparison uses Mistral-7B-Instruct</w:t>
       </w:r>
       <w:r>
         <w:t xml:space="preserve"> </w:t>
@@ -1873,7 +2330,7 @@
         <w:t xml:space="preserve"> </w:t>
       </w:r>
       <w:r>
-        <w:t xml:space="preserve">Figure 1 summarizes the analysis (full notebook and 22 figures in the repository). Four properties make this a stress test for grounded generation: (1)</w:t>
+        <w:t xml:space="preserve">Figure 1 summarizes the analysis (full notebook and figures in the repository). Four properties make this a stress test for grounded generation: (1)</w:t>
       </w:r>
       <w:r>
         <w:t xml:space="preserve"> </w:t>
@@ -2029,13 +2486,13 @@
       </w:r>
     </w:p>
     <w:bookmarkEnd w:id="23"/>
-    <w:bookmarkStart w:id="24" w:name="preliminary-method-and-results"/>
+    <w:bookmarkStart w:id="24" w:name="method"/>
     <w:p>
       <w:pPr>
         <w:pStyle w:val="1"/>
       </w:pPr>
       <w:r>
-        <w:t xml:space="preserve">Preliminary Method and Results</w:t>
+        <w:t xml:space="preserve">Method</w:t>
       </w:r>
     </w:p>
     <w:p>
@@ -2047,13 +2504,64 @@
           <w:bCs/>
           <w:b/>
         </w:rPr>
-        <w:t xml:space="preserve">Pipelines.</w:t>
-      </w:r>
-      <w:r>
-        <w:t xml:space="preserve"> </w:t>
-      </w:r>
-      <w:r>
-        <w:t xml:space="preserve">All configurations share the same GPT-3.5-turbo generator (temperature 0), prompt, 512-token chunks, and top-3 retrieval; only</w:t>
+        <w:t xml:space="preserve">Corpus preparation.</w:t>
+      </w:r>
+      <w:r>
+        <w:t xml:space="preserve"> </w:t>
+      </w:r>
+      <w:r>
+        <w:t xml:space="preserve">We extract text from all 84 filings with PyMuPDF and split each into fixed 512-token windows (tiktoken</w:t>
+      </w:r>
+      <w:r>
+        <w:t xml:space="preserve"> </w:t>
+      </w:r>
+      <w:r>
+        <w:rPr>
+          <w:rStyle w:val="VerbatimChar"/>
+        </w:rPr>
+        <w:t xml:space="preserve">cl100k_base</w:t>
+      </w:r>
+      <w:r>
+        <w:t xml:space="preserve">) with 64-token overlap, yielding 21,876 chunks. Each chunk retains its source-filing id so we can measure whether retrieval reached the correct document. For dense retrieval we embed every chunk once with</w:t>
+      </w:r>
+      <w:r>
+        <w:t xml:space="preserve"> </w:t>
+      </w:r>
+      <w:r>
+        <w:rPr>
+          <w:rStyle w:val="VerbatimChar"/>
+        </w:rPr>
+        <w:t xml:space="preserve">all-MiniLM-L6-v2</w:t>
+      </w:r>
+      <w:r>
+        <w:t xml:space="preserve"> </w:t>
+      </w:r>
+      <w:r>
+        <w:t xml:space="preserve">(Reimers and Gurevych 2019)</w:t>
+      </w:r>
+      <w:r>
+        <w:t xml:space="preserve"> </w:t>
+      </w:r>
+      <w:r>
+        <w:t xml:space="preserve">and cache the vectors.</w:t>
+      </w:r>
+    </w:p>
+    <w:p>
+      <w:pPr>
+        <w:pStyle w:val="BodyText"/>
+      </w:pPr>
+      <w:r>
+        <w:rPr>
+          <w:bCs/>
+          <w:b/>
+        </w:rPr>
+        <w:t xml:space="preserve">Pipelines (retrieval variable).</w:t>
+      </w:r>
+      <w:r>
+        <w:t xml:space="preserve"> </w:t>
+      </w:r>
+      <w:r>
+        <w:t xml:space="preserve">All configurations share the same GPT-3.5-turbo generator (temperature 0), the same prompt, 512-token chunks, and top-3 retrieval;</w:t>
       </w:r>
       <w:r>
         <w:t xml:space="preserve"> </w:t>
@@ -2063,17 +2571,20 @@
           <w:iCs/>
           <w:i/>
         </w:rPr>
-        <w:t xml:space="preserve">retrieval</w:t>
-      </w:r>
-      <w:r>
-        <w:t xml:space="preserve"> </w:t>
-      </w:r>
-      <w:r>
-        <w:t xml:space="preserve">changes, which isolates its effect. We compare</w:t>
-      </w:r>
-      <w:r>
-        <w:t xml:space="preserve"> </w:t>
-      </w:r>
+        <w:t xml:space="preserve">only retrieval changes</w:t>
+      </w:r>
+      <w:r>
+        <w:t xml:space="preserve">, which isolates its effect (RQ1). We compare:</w:t>
+      </w:r>
+    </w:p>
+    <w:p>
+      <w:pPr>
+        <w:numPr>
+          <w:ilvl w:val="0"/>
+          <w:numId w:val="1002"/>
+        </w:numPr>
+        <w:pStyle w:val="Compact"/>
+      </w:pPr>
       <w:r>
         <w:rPr>
           <w:bCs/>
@@ -2085,11 +2596,17 @@
         <w:t xml:space="preserve"> </w:t>
       </w:r>
       <w:r>
-        <w:t xml:space="preserve">(BM25 sparse retrieval over the entire 84-filing corpus),</w:t>
-      </w:r>
-      <w:r>
-        <w:t xml:space="preserve"> </w:t>
-      </w:r>
+        <w:t xml:space="preserve">— sparse BM25 retrieval over the entire 84-filing corpus.</w:t>
+      </w:r>
+    </w:p>
+    <w:p>
+      <w:pPr>
+        <w:numPr>
+          <w:ilvl w:val="0"/>
+          <w:numId w:val="1002"/>
+        </w:numPr>
+        <w:pStyle w:val="Compact"/>
+      </w:pPr>
       <w:r>
         <w:rPr>
           <w:bCs/>
@@ -2101,11 +2618,17 @@
         <w:t xml:space="preserve"> </w:t>
       </w:r>
       <w:r>
-        <w:t xml:space="preserve">(FAISS over MiniLM embeddings), and</w:t>
-      </w:r>
-      <w:r>
-        <w:t xml:space="preserve"> </w:t>
-      </w:r>
+        <w:t xml:space="preserve">— FAISS inner-product search over L2-normalized MiniLM embeddings (cosine similarity).</w:t>
+      </w:r>
+    </w:p>
+    <w:p>
+      <w:pPr>
+        <w:numPr>
+          <w:ilvl w:val="0"/>
+          <w:numId w:val="1002"/>
+        </w:numPr>
+        <w:pStyle w:val="Compact"/>
+      </w:pPr>
       <w:r>
         <w:rPr>
           <w:bCs/>
@@ -2117,8 +2640,17 @@
         <w:t xml:space="preserve"> </w:t>
       </w:r>
       <w:r>
-        <w:t xml:space="preserve">(an LLM rewrites the query before dense retrieval), plus a known-document upper bound (</w:t>
-      </w:r>
+        <w:t xml:space="preserve">— an LLM first rewrites the question into a retrieval query (spelling out abbreviations, adding financial line-item terms), then dense retrieval runs on the rewritten query.</w:t>
+      </w:r>
+    </w:p>
+    <w:p>
+      <w:pPr>
+        <w:numPr>
+          <w:ilvl w:val="0"/>
+          <w:numId w:val="1002"/>
+        </w:numPr>
+        <w:pStyle w:val="Compact"/>
+      </w:pPr>
       <w:r>
         <w:rPr>
           <w:bCs/>
@@ -2127,7 +2659,10 @@
         <w:t xml:space="preserve">Single-doc</w:t>
       </w:r>
       <w:r>
-        <w:t xml:space="preserve">: retrieval restricted to the question’s own filing). We index the full corpus on purpose—a retriever that can surface the</w:t>
+        <w:t xml:space="preserve"> </w:t>
+      </w:r>
+      <w:r>
+        <w:t xml:space="preserve">— a known-document upper bound: dense retrieval restricted to the question’s own filing, isolating</w:t>
       </w:r>
       <w:r>
         <w:t xml:space="preserve"> </w:t>
@@ -2137,35 +2672,75 @@
           <w:iCs/>
           <w:i/>
         </w:rPr>
-        <w:t xml:space="preserve">wrong</w:t>
-      </w:r>
-      <w:r>
-        <w:t xml:space="preserve"> </w:t>
-      </w:r>
-      <w:r>
-        <w:t xml:space="preserve">filing among 84 is exactly where hallucination appears. The prompt instructs the model to answer only from context and to say</w:t>
-      </w:r>
-      <w:r>
-        <w:t xml:space="preserve"> </w:t>
-      </w:r>
-      <w:r>
-        <w:t xml:space="preserve">“</w:t>
-      </w:r>
-      <w:r>
-        <w:t xml:space="preserve">I don’t know</w:t>
-      </w:r>
-      <w:r>
-        <w:t xml:space="preserve">”</w:t>
-      </w:r>
-      <w:r>
-        <w:t xml:space="preserve"> </w:t>
-      </w:r>
-      <w:r>
-        <w:t xml:space="preserve">when the answer is absent, so a wrong answer is a grounding failure rather than a memory guess. A fixed output schema lets one harness score every pipeline.</w:t>
+        <w:t xml:space="preserve">reading</w:t>
+      </w:r>
+      <w:r>
+        <w:t xml:space="preserve"> </w:t>
+      </w:r>
+      <w:r>
+        <w:t xml:space="preserve">difficulty from</w:t>
+      </w:r>
+      <w:r>
+        <w:t xml:space="preserve"> </w:t>
+      </w:r>
+      <w:r>
+        <w:rPr>
+          <w:iCs/>
+          <w:i/>
+        </w:rPr>
+        <w:t xml:space="preserve">finding-the-filing</w:t>
+      </w:r>
+      <w:r>
+        <w:t xml:space="preserve"> </w:t>
+      </w:r>
+      <w:r>
+        <w:t xml:space="preserve">difficulty.</w:t>
       </w:r>
     </w:p>
     <w:p>
       <w:pPr>
+        <w:pStyle w:val="FirstParagraph"/>
+      </w:pPr>
+      <w:r>
+        <w:t xml:space="preserve">We index the full corpus on purpose—a retriever that can surface the</w:t>
+      </w:r>
+      <w:r>
+        <w:t xml:space="preserve"> </w:t>
+      </w:r>
+      <w:r>
+        <w:rPr>
+          <w:iCs/>
+          <w:i/>
+        </w:rPr>
+        <w:t xml:space="preserve">wrong</w:t>
+      </w:r>
+      <w:r>
+        <w:t xml:space="preserve"> </w:t>
+      </w:r>
+      <w:r>
+        <w:t xml:space="preserve">filing among 84 is exactly where hallucination appears. The prompt instructs the model to answer only from context and to say</w:t>
+      </w:r>
+      <w:r>
+        <w:t xml:space="preserve"> </w:t>
+      </w:r>
+      <w:r>
+        <w:t xml:space="preserve">“</w:t>
+      </w:r>
+      <w:r>
+        <w:t xml:space="preserve">I don’t know</w:t>
+      </w:r>
+      <w:r>
+        <w:t xml:space="preserve">”</w:t>
+      </w:r>
+      <w:r>
+        <w:t xml:space="preserve"> </w:t>
+      </w:r>
+      <w:r>
+        <w:t xml:space="preserve">when the answer is absent, so a wrong answer is a grounding failure rather than a memory guess. A fixed output schema lets one harness score every pipeline.</w:t>
+      </w:r>
+    </w:p>
+    <w:p>
+      <w:pPr>
         <w:pStyle w:val="BodyText"/>
       </w:pPr>
       <w:r>
@@ -2173,34 +2748,29 @@
           <w:bCs/>
           <w:b/>
         </w:rPr>
-        <w:t xml:space="preserve">Evaluation.</w:t>
-      </w:r>
-      <w:r>
-        <w:t xml:space="preserve"> </w:t>
-      </w:r>
-      <w:r>
-        <w:t xml:space="preserve">We report RAGAS</w:t>
-      </w:r>
-      <w:r>
-        <w:t xml:space="preserve"> </w:t>
-      </w:r>
-      <w:r>
-        <w:t xml:space="preserve">(Es et al. 2024)</w:t>
-      </w:r>
-      <w:r>
-        <w:t xml:space="preserve"> </w:t>
-      </w:r>
-      <w:r>
-        <w:t xml:space="preserve">faithfulness, answer relevancy, and context precision (LLM judge: GPT-4o-mini; local sentence-transformer embeddings), plus SQuAD-style token F1 and Exact Match</w:t>
-      </w:r>
-      <w:r>
-        <w:t xml:space="preserve"> </w:t>
-      </w:r>
-      <w:r>
-        <w:t xml:space="preserve">(Rajpurkar et al. 2016)</w:t>
-      </w:r>
-      <w:r>
-        <w:t xml:space="preserve">. Because gold answers are short numbers formatted many ways ($1,577 vs. 1577.00 vs. 1.577 billion), strict EM is near zero, so we also report a</w:t>
+        <w:t xml:space="preserve">Generator comparison (RQ3).</w:t>
+      </w:r>
+      <w:r>
+        <w:t xml:space="preserve"> </w:t>
+      </w:r>
+      <w:r>
+        <w:t xml:space="preserve">To test whether the</w:t>
+      </w:r>
+      <w:r>
+        <w:t xml:space="preserve"> </w:t>
+      </w:r>
+      <w:r>
+        <w:rPr>
+          <w:iCs/>
+          <w:i/>
+        </w:rPr>
+        <w:t xml:space="preserve">generator</w:t>
+      </w:r>
+      <w:r>
+        <w:t xml:space="preserve"> </w:t>
+      </w:r>
+      <w:r>
+        <w:t xml:space="preserve">matters independent of retrieval, we hold the Enhanced pipeline’s retrieved context fixed and regenerate every answer with</w:t>
       </w:r>
       <w:r>
         <w:t xml:space="preserve"> </w:t>
@@ -2210,29 +2780,252 @@
           <w:bCs/>
           <w:b/>
         </w:rPr>
-        <w:t xml:space="preserve">numeric-tolerant</w:t>
-      </w:r>
-      <w:r>
-        <w:t xml:space="preserve"> </w:t>
-      </w:r>
-      <w:r>
-        <w:t xml:space="preserve">EM (right value within 1%, ignoring format) and faithfulness on the</w:t>
-      </w:r>
-      <w:r>
-        <w:t xml:space="preserve"> </w:t>
-      </w:r>
+        <w:t xml:space="preserve">Mistral-7B-Instruct</w:t>
+      </w:r>
+      <w:r>
+        <w:t xml:space="preserve"> </w:t>
+      </w:r>
+      <w:r>
+        <w:t xml:space="preserve">(Jiang et al. 2023)</w:t>
+      </w:r>
+      <w:r>
+        <w:t xml:space="preserve">, run locally via Ollama. Because both generators see the</w:t>
+      </w:r>
+      <w:r>
+        <w:t xml:space="preserve"> </w:t>
+      </w:r>
+      <w:r>
+        <w:rPr>
+          <w:iCs/>
+          <w:i/>
+        </w:rPr>
+        <w:t xml:space="preserve">identical</w:t>
+      </w:r>
+      <w:r>
+        <w:t xml:space="preserve"> </w:t>
+      </w:r>
+      <w:r>
+        <w:t xml:space="preserve">contexts and prompt, any metric difference is attributable to the model alone.</w:t>
+      </w:r>
+    </w:p>
+    <w:p>
+      <w:pPr>
+        <w:pStyle w:val="BodyText"/>
+      </w:pPr>
       <w:r>
         <w:rPr>
           <w:bCs/>
           <w:b/>
         </w:rPr>
+        <w:t xml:space="preserve">Evaluation.</w:t>
+      </w:r>
+      <w:r>
+        <w:t xml:space="preserve"> </w:t>
+      </w:r>
+      <w:r>
+        <w:t xml:space="preserve">We report RAGAS</w:t>
+      </w:r>
+      <w:r>
+        <w:t xml:space="preserve"> </w:t>
+      </w:r>
+      <w:r>
+        <w:t xml:space="preserve">(Es et al. 2024)</w:t>
+      </w:r>
+      <w:r>
+        <w:t xml:space="preserve"> </w:t>
+      </w:r>
+      <w:r>
+        <w:t xml:space="preserve">faithfulness, answer relevancy, and context precision, using</w:t>
+      </w:r>
+      <w:r>
+        <w:t xml:space="preserve"> </w:t>
+      </w:r>
+      <w:r>
+        <w:rPr>
+          <w:bCs/>
+          <w:b/>
+        </w:rPr>
+        <w:t xml:space="preserve">GPT-4o-mini</w:t>
+      </w:r>
+      <w:r>
+        <w:t xml:space="preserve"> </w:t>
+      </w:r>
+      <w:r>
+        <w:t xml:space="preserve">as the judge LLM and local sentence-transformer embeddings, plus SQuAD-style token F1 and Exact Match</w:t>
+      </w:r>
+      <w:r>
+        <w:t xml:space="preserve"> </w:t>
+      </w:r>
+      <w:r>
+        <w:t xml:space="preserve">(Rajpurkar et al. 2016)</w:t>
+      </w:r>
+      <w:r>
+        <w:t xml:space="preserve">. Because gold answers are short numbers formatted many ways ($1,577 vs. 1577.00 vs. 1.577 billion), strict EM is near zero, so we also report a</w:t>
+      </w:r>
+      <w:r>
+        <w:t xml:space="preserve"> </w:t>
+      </w:r>
+      <w:r>
+        <w:rPr>
+          <w:bCs/>
+          <w:b/>
+        </w:rPr>
+        <w:t xml:space="preserve">numeric-tolerant EM</w:t>
+      </w:r>
+      <w:r>
+        <w:t xml:space="preserve"> </w:t>
+      </w:r>
+      <w:r>
+        <w:t xml:space="preserve">(right value within 1%, ignoring format) and faithfulness on the</w:t>
+      </w:r>
+      <w:r>
+        <w:t xml:space="preserve"> </w:t>
+      </w:r>
+      <w:r>
+        <w:rPr>
+          <w:bCs/>
+          <w:b/>
+        </w:rPr>
         <w:t xml:space="preserve">answered</w:t>
       </w:r>
       <w:r>
         <w:t xml:space="preserve"> </w:t>
       </w:r>
       <w:r>
-        <w:t xml:space="preserve">subset. Retr@3 = share of questions whose top-3 retrieval reached the correct filing.</w:t>
+        <w:t xml:space="preserve">subset (abstentions carry no claims to ground, so scoring them is meaningless). Retr@</w:t>
+      </w:r>
+      <m:oMath>
+        <m:r>
+          <m:t>k</m:t>
+        </m:r>
+      </m:oMath>
+      <w:r>
+        <w:t xml:space="preserve"> </w:t>
+      </w:r>
+      <w:r>
+        <w:t xml:space="preserve">= the share of questions whose top-</w:t>
+      </w:r>
+      <m:oMath>
+        <m:r>
+          <m:t>k</m:t>
+        </m:r>
+      </m:oMath>
+      <w:r>
+        <w:t xml:space="preserve"> </w:t>
+      </w:r>
+      <w:r>
+        <w:t xml:space="preserve">retrieval reached the correct filing.</w:t>
+      </w:r>
+    </w:p>
+    <w:p>
+      <w:pPr>
+        <w:pStyle w:val="BodyText"/>
+      </w:pPr>
+      <w:r>
+        <w:rPr>
+          <w:bCs/>
+          <w:b/>
+        </w:rPr>
+        <w:t xml:space="preserve">Error-analysis protocol.</w:t>
+      </w:r>
+      <w:r>
+        <w:t xml:space="preserve"> </w:t>
+      </w:r>
+      <w:r>
+        <w:t xml:space="preserve">From the Enhanced pipeline we select the 50</w:t>
+      </w:r>
+      <w:r>
+        <w:t xml:space="preserve"> </w:t>
+      </w:r>
+      <w:r>
+        <w:rPr>
+          <w:iCs/>
+          <w:i/>
+        </w:rPr>
+        <w:t xml:space="preserve">answered-but-incorrect</w:t>
+      </w:r>
+      <w:r>
+        <w:t xml:space="preserve"> </w:t>
+      </w:r>
+      <w:r>
+        <w:t xml:space="preserve">cases (the model committed to an answer, yet numeric-tolerant EM = 0), stratified across question types. One annotator labels each with a single primary hallucination type (definitions in Section 6), drafting with an LLM and reviewing every label by hand.</w:t>
+      </w:r>
+    </w:p>
+    <w:bookmarkEnd w:id="24"/>
+    <w:bookmarkStart w:id="28" w:name="results"/>
+    <w:p>
+      <w:pPr>
+        <w:pStyle w:val="1"/>
+      </w:pPr>
+      <w:r>
+        <w:t xml:space="preserve">Results</w:t>
+      </w:r>
+    </w:p>
+    <w:bookmarkStart w:id="25" w:name="rq1-retrieval-is-the-dominant-lever"/>
+    <w:p>
+      <w:pPr>
+        <w:pStyle w:val="2"/>
+      </w:pPr>
+      <w:r>
+        <w:t xml:space="preserve">RQ1: Retrieval is the dominant lever</w:t>
+      </w:r>
+    </w:p>
+    <w:p>
+      <w:pPr>
+        <w:pStyle w:val="FirstParagraph"/>
+      </w:pPr>
+      <w:r>
+        <w:t xml:space="preserve">Table 1 compares the four retrieval configurations. Every metric improves as retrieval improves. The correct filing reaches the top-3 for</w:t>
+      </w:r>
+      <w:r>
+        <w:t xml:space="preserve"> </w:t>
+      </w:r>
+      <w:r>
+        <w:rPr>
+          <w:bCs/>
+          <w:b/>
+        </w:rPr>
+        <w:t xml:space="preserve">43% → 64% → 69%</w:t>
+      </w:r>
+      <w:r>
+        <w:t xml:space="preserve"> </w:t>
+      </w:r>
+      <w:r>
+        <w:t xml:space="preserve">of questions (BM25 → dense → rewrite); because the model answers only from context, coverage rises in lockstep (</w:t>
+      </w:r>
+      <w:r>
+        <w:rPr>
+          <w:bCs/>
+          <w:b/>
+        </w:rPr>
+        <w:t xml:space="preserve">47 → 82 → 87</w:t>
+      </w:r>
+      <w:r>
+        <w:t xml:space="preserve"> </w:t>
+      </w:r>
+      <w:r>
+        <w:t xml:space="preserve">of 150), and so do context precision (0.24 → 0.42 → 0.46), faithfulness (0.10 → 0.20 → 0.21), token F1 (0.083 → 0.116 → 0.121), and numeric-tolerant EM (0.12 → 0.18 → 0.21). Since only retrieval changed, this isolates</w:t>
+      </w:r>
+      <w:r>
+        <w:t xml:space="preserve"> </w:t>
+      </w:r>
+      <w:r>
+        <w:rPr>
+          <w:bCs/>
+          <w:b/>
+        </w:rPr>
+        <w:t xml:space="preserve">retrieval as the dominant lever (RQ1)</w:t>
+      </w:r>
+      <w:r>
+        <w:t xml:space="preserve">.</w:t>
+      </w:r>
+    </w:p>
+    <w:p>
+      <w:pPr>
+        <w:pStyle w:val="TableCaption"/>
+      </w:pPr>
+      <w:r>
+        <w:t xml:space="preserve">Retrieval-strategy comparison on FinanceBench (all 150 questions). Generator = GPT-3.5-turbo (temp 0); RAGAS judge = GPT-4o-mini. Faith(ans) = faithfulness over answered questions only; EM (num) = numeric-tolerant exact match.</w:t>
       </w:r>
     </w:p>
     <w:tbl>
@@ -2240,6 +3033,7 @@
         <w:tblStyle w:val="Table"/>
         <w:tblW w:type="pct" w:w="0.0"/>
         <w:tblLook w:firstRow="1" w:lastRow="0" w:firstColumn="0" w:lastColumn="0" w:noHBand="0" w:noVBand="0" w:val="0020"/>
+        <w:tblCaption w:val="Retrieval-strategy comparison on FinanceBench (all 150 questions). Generator = GPT-3.5-turbo (temp 0); RAGAS judge = GPT-4o-mini. Faith(ans) = faithfulness over answered questions only; EM (num) = numeric-tolerant exact match."/>
       </w:tblPr>
       <w:tblGrid/>
       <w:tr>
@@ -2753,17 +3547,36 @@
         <w:pStyle w:val="BodyText"/>
       </w:pPr>
       <w:r>
+        <w:t xml:space="preserve">Two nuances matter for interpreting hallucination. First,</w:t>
+      </w:r>
+      <w:r>
+        <w:t xml:space="preserve"> </w:t>
+      </w:r>
+      <w:r>
         <w:rPr>
           <w:bCs/>
           <w:b/>
         </w:rPr>
-        <w:t xml:space="preserve">Results.</w:t>
-      </w:r>
-      <w:r>
-        <w:t xml:space="preserve"> </w:t>
-      </w:r>
-      <w:r>
-        <w:t xml:space="preserve">Every metric improves as retrieval improves. The correct filing reaches the top-3 for</w:t>
+        <w:t xml:space="preserve">strict EM ≈ 0 understates accuracy</w:t>
+      </w:r>
+      <w:r>
+        <w:t xml:space="preserve">: the numeric-tolerant EM shows 33–42% of</w:t>
+      </w:r>
+      <w:r>
+        <w:t xml:space="preserve"> </w:t>
+      </w:r>
+      <w:r>
+        <w:rPr>
+          <w:iCs/>
+          <w:i/>
+        </w:rPr>
+        <w:t xml:space="preserve">answered</w:t>
+      </w:r>
+      <w:r>
+        <w:t xml:space="preserve"> </w:t>
+      </w:r>
+      <w:r>
+        <w:t xml:space="preserve">questions are actually correct—the model was penalized for formatting, not for being wrong. Second,</w:t>
       </w:r>
       <w:r>
         <w:t xml:space="preserve"> </w:t>
@@ -2773,26 +3586,451 @@
           <w:bCs/>
           <w:b/>
         </w:rPr>
-        <w:t xml:space="preserve">43% → 64% → 69%</w:t>
-      </w:r>
-      <w:r>
-        <w:t xml:space="preserve"> </w:t>
-      </w:r>
-      <w:r>
-        <w:t xml:space="preserve">of questions (BM25 → dense → rewrite); because the model answers only from context, coverage rises in lockstep (</w:t>
+        <w:t xml:space="preserve">overall faithfulness is dragged down by abstentions</w:t>
+      </w:r>
+      <w:r>
+        <w:t xml:space="preserve"> </w:t>
+      </w:r>
+      <w:r>
+        <w:t xml:space="preserve">(an</w:t>
+      </w:r>
+      <w:r>
+        <w:t xml:space="preserve"> </w:t>
+      </w:r>
+      <w:r>
+        <w:t xml:space="preserve">“</w:t>
+      </w:r>
+      <w:r>
+        <w:t xml:space="preserve">I don’t know</w:t>
+      </w:r>
+      <w:r>
+        <w:t xml:space="preserve">”</w:t>
+      </w:r>
+      <w:r>
+        <w:t xml:space="preserve"> </w:t>
+      </w:r>
+      <w:r>
+        <w:t xml:space="preserve">has nothing to ground); on the answered subset faithfulness is moderate (0.35–0.57), i.e. when the model commits it is partly—not fully—grounded, which is exactly the hallucination we study. The known-document upper bound makes the ceiling explicit: restricting retrieval to the correct filing lifts Retr@3 to 100%, coverage to 96/150, F1 to 0.139, and answered-faithfulness to 0.57—yet a third of questions still go unanswered, so finding the right filing is necessary but not sufficient.</w:t>
+      </w:r>
+    </w:p>
+    <w:bookmarkEnd w:id="25"/>
+    <w:bookmarkStart w:id="26" w:name="retrieval-depth-ablation-top-k"/>
+    <w:p>
+      <w:pPr>
+        <w:pStyle w:val="2"/>
+      </w:pPr>
+      <w:r>
+        <w:t xml:space="preserve">Retrieval-depth ablation (top-k)</w:t>
+      </w:r>
+    </w:p>
+    <w:p>
+      <w:pPr>
+        <w:pStyle w:val="FirstParagraph"/>
+      </w:pPr>
+      <w:r>
+        <w:t xml:space="preserve">Holding the dense pipeline otherwise fixed, we vary retrieval depth (Table 2). Increasing top-</w:t>
+      </w:r>
+      <m:oMath>
+        <m:r>
+          <m:t>k</m:t>
+        </m:r>
+      </m:oMath>
+      <w:r>
+        <w:t xml:space="preserve"> </w:t>
+      </w:r>
+      <w:r>
+        <w:t xml:space="preserve">from 3 to 5 raises the chance the correct filing is retrieved (Retr@</w:t>
+      </w:r>
+      <m:oMath>
+        <m:r>
+          <m:t>k</m:t>
+        </m:r>
+      </m:oMath>
+      <w:r>
+        <w:t xml:space="preserve"> </w:t>
+      </w:r>
+      <w:r>
+        <w:t xml:space="preserve">64% → 73%), lifts coverage (82 → 97 of 150), and improves faithfulness (0.197 → 0.248), F1, and numeric-tolerant EM. Context precision dips slightly (0.42 → 0.39), as expected when more chunks are admitted, but the net effect is positive—consistent with retrieval recall being the binding constraint.</w:t>
+      </w:r>
+    </w:p>
+    <w:p>
+      <w:pPr>
+        <w:pStyle w:val="TableCaption"/>
+      </w:pPr>
+      <w:r>
+        <w:t xml:space="preserve">Retrieval-depth ablation on the dense pipeline (GPT-3.5, 512-token chunks, GPT-4o-mini judge).</w:t>
+      </w:r>
+    </w:p>
+    <w:tbl>
+      <w:tblPr>
+        <w:tblStyle w:val="Table"/>
+        <w:tblW w:type="pct" w:w="0.0"/>
+        <w:tblLook w:firstRow="1" w:lastRow="0" w:firstColumn="0" w:lastColumn="0" w:noHBand="0" w:noVBand="0" w:val="0020"/>
+        <w:tblCaption w:val="Retrieval-depth ablation on the dense pipeline (GPT-3.5, 512-token chunks, GPT-4o-mini judge)."/>
+      </w:tblPr>
+      <w:tblGrid/>
+      <w:tr>
+        <w:tc>
+          <w:p>
+            <w:pPr>
+              <w:pStyle w:val="Compact"/>
+              <w:jc w:val="left"/>
+            </w:pPr>
+            <w:r>
+              <w:t xml:space="preserve">Top-</w:t>
+            </w:r>
+            <m:oMath>
+              <m:r>
+                <m:t>k</m:t>
+              </m:r>
+            </m:oMath>
+          </w:p>
+        </w:tc>
+        <w:tc>
+          <w:p>
+            <w:pPr>
+              <w:pStyle w:val="Compact"/>
+              <w:jc w:val="left"/>
+            </w:pPr>
+            <w:r>
+              <w:t xml:space="preserve">Retr@</w:t>
+            </w:r>
+            <m:oMath>
+              <m:r>
+                <m:t>k</m:t>
+              </m:r>
+            </m:oMath>
+          </w:p>
+        </w:tc>
+        <w:tc>
+          <w:p>
+            <w:pPr>
+              <w:pStyle w:val="Compact"/>
+              <w:jc w:val="left"/>
+            </w:pPr>
+            <w:r>
+              <w:t xml:space="preserve">Faithful.</w:t>
+            </w:r>
+          </w:p>
+        </w:tc>
+        <w:tc>
+          <w:p>
+            <w:pPr>
+              <w:pStyle w:val="Compact"/>
+              <w:jc w:val="left"/>
+            </w:pPr>
+            <w:r>
+              <w:t xml:space="preserve">Faith(ans)</w:t>
+            </w:r>
+          </w:p>
+        </w:tc>
+        <w:tc>
+          <w:p>
+            <w:pPr>
+              <w:pStyle w:val="Compact"/>
+              <w:jc w:val="left"/>
+            </w:pPr>
+            <w:r>
+              <w:t xml:space="preserve">Ans. Rel.</w:t>
+            </w:r>
+          </w:p>
+        </w:tc>
+        <w:tc>
+          <w:p>
+            <w:pPr>
+              <w:pStyle w:val="Compact"/>
+              <w:jc w:val="left"/>
+            </w:pPr>
+            <w:r>
+              <w:t xml:space="preserve">Ctx. Prec.</w:t>
+            </w:r>
+          </w:p>
+        </w:tc>
+        <w:tc>
+          <w:p>
+            <w:pPr>
+              <w:pStyle w:val="Compact"/>
+              <w:jc w:val="left"/>
+            </w:pPr>
+            <w:r>
+              <w:t xml:space="preserve">Answered</w:t>
+            </w:r>
+          </w:p>
+        </w:tc>
+        <w:tc>
+          <w:p>
+            <w:pPr>
+              <w:pStyle w:val="Compact"/>
+              <w:jc w:val="left"/>
+            </w:pPr>
+            <w:r>
+              <w:t xml:space="preserve">F1</w:t>
+            </w:r>
+          </w:p>
+        </w:tc>
+        <w:tc>
+          <w:p>
+            <w:pPr>
+              <w:pStyle w:val="Compact"/>
+              <w:jc w:val="left"/>
+            </w:pPr>
+            <w:r>
+              <w:t xml:space="preserve">EM (num)</w:t>
+            </w:r>
+          </w:p>
+        </w:tc>
+      </w:tr>
+      <w:tr>
+        <w:tc>
+          <w:p>
+            <w:pPr>
+              <w:pStyle w:val="Compact"/>
+              <w:jc w:val="left"/>
+            </w:pPr>
+            <w:r>
+              <w:t xml:space="preserve">3</w:t>
+            </w:r>
+          </w:p>
+        </w:tc>
+        <w:tc>
+          <w:p>
+            <w:pPr>
+              <w:pStyle w:val="Compact"/>
+              <w:jc w:val="left"/>
+            </w:pPr>
+            <w:r>
+              <w:t xml:space="preserve">64%</w:t>
+            </w:r>
+          </w:p>
+        </w:tc>
+        <w:tc>
+          <w:p>
+            <w:pPr>
+              <w:pStyle w:val="Compact"/>
+              <w:jc w:val="left"/>
+            </w:pPr>
+            <w:r>
+              <w:t xml:space="preserve">0.197</w:t>
+            </w:r>
+          </w:p>
+        </w:tc>
+        <w:tc>
+          <w:p>
+            <w:pPr>
+              <w:pStyle w:val="Compact"/>
+              <w:jc w:val="left"/>
+            </w:pPr>
+            <w:r>
+              <w:t xml:space="preserve">0.352</w:t>
+            </w:r>
+          </w:p>
+        </w:tc>
+        <w:tc>
+          <w:p>
+            <w:pPr>
+              <w:pStyle w:val="Compact"/>
+              <w:jc w:val="left"/>
+            </w:pPr>
+            <w:r>
+              <w:t xml:space="preserve">0.414</w:t>
+            </w:r>
+          </w:p>
+        </w:tc>
+        <w:tc>
+          <w:p>
+            <w:pPr>
+              <w:pStyle w:val="Compact"/>
+              <w:jc w:val="left"/>
+            </w:pPr>
+            <w:r>
+              <w:t xml:space="preserve">0.417</w:t>
+            </w:r>
+          </w:p>
+        </w:tc>
+        <w:tc>
+          <w:p>
+            <w:pPr>
+              <w:pStyle w:val="Compact"/>
+              <w:jc w:val="left"/>
+            </w:pPr>
+            <w:r>
+              <w:t xml:space="preserve">82/150</w:t>
+            </w:r>
+          </w:p>
+        </w:tc>
+        <w:tc>
+          <w:p>
+            <w:pPr>
+              <w:pStyle w:val="Compact"/>
+              <w:jc w:val="left"/>
+            </w:pPr>
+            <w:r>
+              <w:t xml:space="preserve">0.116</w:t>
+            </w:r>
+          </w:p>
+        </w:tc>
+        <w:tc>
+          <w:p>
+            <w:pPr>
+              <w:pStyle w:val="Compact"/>
+              <w:jc w:val="left"/>
+            </w:pPr>
+            <w:r>
+              <w:t xml:space="preserve">0.180</w:t>
+            </w:r>
+          </w:p>
+        </w:tc>
+      </w:tr>
+      <w:tr>
+        <w:tc>
+          <w:p>
+            <w:pPr>
+              <w:pStyle w:val="Compact"/>
+              <w:jc w:val="left"/>
+            </w:pPr>
+            <w:r>
+              <w:t xml:space="preserve">5</w:t>
+            </w:r>
+          </w:p>
+        </w:tc>
+        <w:tc>
+          <w:p>
+            <w:pPr>
+              <w:pStyle w:val="Compact"/>
+              <w:jc w:val="left"/>
+            </w:pPr>
+            <w:r>
+              <w:t xml:space="preserve">73%</w:t>
+            </w:r>
+          </w:p>
+        </w:tc>
+        <w:tc>
+          <w:p>
+            <w:pPr>
+              <w:pStyle w:val="Compact"/>
+              <w:jc w:val="left"/>
+            </w:pPr>
+            <w:r>
+              <w:t xml:space="preserve">0.248</w:t>
+            </w:r>
+          </w:p>
+        </w:tc>
+        <w:tc>
+          <w:p>
+            <w:pPr>
+              <w:pStyle w:val="Compact"/>
+              <w:jc w:val="left"/>
+            </w:pPr>
+            <w:r>
+              <w:t xml:space="preserve">0.397</w:t>
+            </w:r>
+          </w:p>
+        </w:tc>
+        <w:tc>
+          <w:p>
+            <w:pPr>
+              <w:pStyle w:val="Compact"/>
+              <w:jc w:val="left"/>
+            </w:pPr>
+            <w:r>
+              <w:t xml:space="preserve">0.468</w:t>
+            </w:r>
+          </w:p>
+        </w:tc>
+        <w:tc>
+          <w:p>
+            <w:pPr>
+              <w:pStyle w:val="Compact"/>
+              <w:jc w:val="left"/>
+            </w:pPr>
+            <w:r>
+              <w:t xml:space="preserve">0.388</w:t>
+            </w:r>
+          </w:p>
+        </w:tc>
+        <w:tc>
+          <w:p>
+            <w:pPr>
+              <w:pStyle w:val="Compact"/>
+              <w:jc w:val="left"/>
+            </w:pPr>
+            <w:r>
+              <w:t xml:space="preserve">97/150</w:t>
+            </w:r>
+          </w:p>
+        </w:tc>
+        <w:tc>
+          <w:p>
+            <w:pPr>
+              <w:pStyle w:val="Compact"/>
+              <w:jc w:val="left"/>
+            </w:pPr>
+            <w:r>
+              <w:t xml:space="preserve">0.126</w:t>
+            </w:r>
+          </w:p>
+        </w:tc>
+        <w:tc>
+          <w:p>
+            <w:pPr>
+              <w:pStyle w:val="Compact"/>
+              <w:jc w:val="left"/>
+            </w:pPr>
+            <w:r>
+              <w:t xml:space="preserve">0.220</w:t>
+            </w:r>
+          </w:p>
+        </w:tc>
+      </w:tr>
+    </w:tbl>
+    <w:bookmarkEnd w:id="26"/>
+    <w:bookmarkStart w:id="27" w:name="rq3-generator-held-to-identical-context"/>
+    <w:p>
+      <w:pPr>
+        <w:pStyle w:val="2"/>
+      </w:pPr>
+      <w:r>
+        <w:t xml:space="preserve">RQ3: Generator held to identical context</w:t>
+      </w:r>
+    </w:p>
+    <w:p>
+      <w:pPr>
+        <w:pStyle w:val="FirstParagraph"/>
+      </w:pPr>
+      <w:r>
+        <w:t xml:space="preserve">Table 3 compares GPT-3.5-turbo and Mistral-7B-Instruct answering over the</w:t>
+      </w:r>
+      <w:r>
+        <w:t xml:space="preserve"> </w:t>
+      </w:r>
+      <w:r>
+        <w:rPr>
+          <w:iCs/>
+          <w:i/>
+        </w:rPr>
+        <w:t xml:space="preserve">same</w:t>
+      </w:r>
+      <w:r>
+        <w:t xml:space="preserve"> </w:t>
+      </w:r>
+      <w:r>
+        <w:t xml:space="preserve">retrieved contexts. Given identical evidence, the smaller open model is</w:t>
+      </w:r>
+      <w:r>
+        <w:t xml:space="preserve"> </w:t>
       </w:r>
       <w:r>
         <w:rPr>
           <w:bCs/>
           <w:b/>
         </w:rPr>
-        <w:t xml:space="preserve">47 → 82 → 87</w:t>
-      </w:r>
-      <w:r>
-        <w:t xml:space="preserve"> </w:t>
-      </w:r>
-      <w:r>
-        <w:t xml:space="preserve">of 150), and so do context precision (0.24 → 0.42 → 0.46), faithfulness (0.10 → 0.20 → 0.21), token F1 (0.083 → 0.116 → 0.121), and numeric-tolerant EM (0.12 → 0.18 → 0.21). Since only retrieval changed, this isolates</w:t>
+        <w:t xml:space="preserve">markedly more faithful</w:t>
+      </w:r>
+      <w:r>
+        <w:t xml:space="preserve"> </w:t>
+      </w:r>
+      <w:r>
+        <w:t xml:space="preserve">(0.59 vs. 0.21 overall; 0.63 vs. 0.35 on answered questions only, so the gap is not merely an abstention artifact) and nearly</w:t>
       </w:r>
       <w:r>
         <w:t xml:space="preserve"> </w:t>
@@ -2802,10 +4040,351 @@
           <w:bCs/>
           <w:b/>
         </w:rPr>
-        <w:t xml:space="preserve">retrieval as the dominant lever (RQ1)</w:t>
-      </w:r>
-      <w:r>
-        <w:t xml:space="preserve">. Strict EM ~0 understates accuracy: the numeric-tolerant EM shows 33–42% of</w:t>
+        <w:t xml:space="preserve">twice as accurate on numbers</w:t>
+      </w:r>
+      <w:r>
+        <w:t xml:space="preserve"> </w:t>
+      </w:r>
+      <w:r>
+        <w:t xml:space="preserve">(numeric-EM 0.37 vs. 0.21). The trade-off is coverage: Mistral is</w:t>
+      </w:r>
+      <w:r>
+        <w:t xml:space="preserve"> </w:t>
+      </w:r>
+      <w:r>
+        <w:rPr>
+          <w:bCs/>
+          <w:b/>
+        </w:rPr>
+        <w:t xml:space="preserve">more conservative</w:t>
+      </w:r>
+      <w:r>
+        <w:t xml:space="preserve">, answering 69/150 versus GPT-3.5’s 87 and preferring</w:t>
+      </w:r>
+      <w:r>
+        <w:t xml:space="preserve"> </w:t>
+      </w:r>
+      <w:r>
+        <w:t xml:space="preserve">“</w:t>
+      </w:r>
+      <w:r>
+        <w:t xml:space="preserve">I don’t know</w:t>
+      </w:r>
+      <w:r>
+        <w:t xml:space="preserve">”</w:t>
+      </w:r>
+      <w:r>
+        <w:t xml:space="preserve"> </w:t>
+      </w:r>
+      <w:r>
+        <w:t xml:space="preserve">over a guess. Its lower answer relevancy (0.25 vs. 0.43) largely reflects that higher abstention rate, since a refusal scores as not relevant to the question.</w:t>
+      </w:r>
+    </w:p>
+    <w:p>
+      <w:pPr>
+        <w:pStyle w:val="TableCaption"/>
+      </w:pPr>
+      <w:r>
+        <w:t xml:space="preserve">Generator comparison on identical Enhanced retrieval (RQ3). Only the answer generator differs.</w:t>
+      </w:r>
+    </w:p>
+    <w:tbl>
+      <w:tblPr>
+        <w:tblStyle w:val="Table"/>
+        <w:tblW w:type="pct" w:w="0.0"/>
+        <w:tblLook w:firstRow="1" w:lastRow="0" w:firstColumn="0" w:lastColumn="0" w:noHBand="0" w:noVBand="0" w:val="0020"/>
+        <w:tblCaption w:val="Generator comparison on identical Enhanced retrieval (RQ3). Only the answer generator differs."/>
+      </w:tblPr>
+      <w:tblGrid/>
+      <w:tr>
+        <w:tc>
+          <w:p>
+            <w:pPr>
+              <w:pStyle w:val="Compact"/>
+              <w:jc w:val="left"/>
+            </w:pPr>
+            <w:r>
+              <w:t xml:space="preserve">Generator</w:t>
+            </w:r>
+          </w:p>
+        </w:tc>
+        <w:tc>
+          <w:p>
+            <w:pPr>
+              <w:pStyle w:val="Compact"/>
+              <w:jc w:val="left"/>
+            </w:pPr>
+            <w:r>
+              <w:t xml:space="preserve">Faithful.</w:t>
+            </w:r>
+          </w:p>
+        </w:tc>
+        <w:tc>
+          <w:p>
+            <w:pPr>
+              <w:pStyle w:val="Compact"/>
+              <w:jc w:val="left"/>
+            </w:pPr>
+            <w:r>
+              <w:t xml:space="preserve">Faith(ans)</w:t>
+            </w:r>
+          </w:p>
+        </w:tc>
+        <w:tc>
+          <w:p>
+            <w:pPr>
+              <w:pStyle w:val="Compact"/>
+              <w:jc w:val="left"/>
+            </w:pPr>
+            <w:r>
+              <w:t xml:space="preserve">Ans. Rel.</w:t>
+            </w:r>
+          </w:p>
+        </w:tc>
+        <w:tc>
+          <w:p>
+            <w:pPr>
+              <w:pStyle w:val="Compact"/>
+              <w:jc w:val="left"/>
+            </w:pPr>
+            <w:r>
+              <w:t xml:space="preserve">Ctx. Prec.</w:t>
+            </w:r>
+          </w:p>
+        </w:tc>
+        <w:tc>
+          <w:p>
+            <w:pPr>
+              <w:pStyle w:val="Compact"/>
+              <w:jc w:val="left"/>
+            </w:pPr>
+            <w:r>
+              <w:t xml:space="preserve">Answered</w:t>
+            </w:r>
+          </w:p>
+        </w:tc>
+        <w:tc>
+          <w:p>
+            <w:pPr>
+              <w:pStyle w:val="Compact"/>
+              <w:jc w:val="left"/>
+            </w:pPr>
+            <w:r>
+              <w:t xml:space="preserve">F1</w:t>
+            </w:r>
+          </w:p>
+        </w:tc>
+        <w:tc>
+          <w:p>
+            <w:pPr>
+              <w:pStyle w:val="Compact"/>
+              <w:jc w:val="left"/>
+            </w:pPr>
+            <w:r>
+              <w:t xml:space="preserve">EM (num)</w:t>
+            </w:r>
+          </w:p>
+        </w:tc>
+      </w:tr>
+      <w:tr>
+        <w:tc>
+          <w:p>
+            <w:pPr>
+              <w:pStyle w:val="Compact"/>
+              <w:jc w:val="left"/>
+            </w:pPr>
+            <w:r>
+              <w:t xml:space="preserve">GPT-3.5-turbo</w:t>
+            </w:r>
+          </w:p>
+        </w:tc>
+        <w:tc>
+          <w:p>
+            <w:pPr>
+              <w:pStyle w:val="Compact"/>
+              <w:jc w:val="left"/>
+            </w:pPr>
+            <w:r>
+              <w:t xml:space="preserve">0.209</w:t>
+            </w:r>
+          </w:p>
+        </w:tc>
+        <w:tc>
+          <w:p>
+            <w:pPr>
+              <w:pStyle w:val="Compact"/>
+              <w:jc w:val="left"/>
+            </w:pPr>
+            <w:r>
+              <w:t xml:space="preserve">0.353</w:t>
+            </w:r>
+          </w:p>
+        </w:tc>
+        <w:tc>
+          <w:p>
+            <w:pPr>
+              <w:pStyle w:val="Compact"/>
+              <w:jc w:val="left"/>
+            </w:pPr>
+            <w:r>
+              <w:t xml:space="preserve">0.432</w:t>
+            </w:r>
+          </w:p>
+        </w:tc>
+        <w:tc>
+          <w:p>
+            <w:pPr>
+              <w:pStyle w:val="Compact"/>
+              <w:jc w:val="left"/>
+            </w:pPr>
+            <w:r>
+              <w:t xml:space="preserve">0.462</w:t>
+            </w:r>
+          </w:p>
+        </w:tc>
+        <w:tc>
+          <w:p>
+            <w:pPr>
+              <w:pStyle w:val="Compact"/>
+              <w:jc w:val="left"/>
+            </w:pPr>
+            <w:r>
+              <w:t xml:space="preserve">87/150</w:t>
+            </w:r>
+          </w:p>
+        </w:tc>
+        <w:tc>
+          <w:p>
+            <w:pPr>
+              <w:pStyle w:val="Compact"/>
+              <w:jc w:val="left"/>
+            </w:pPr>
+            <w:r>
+              <w:t xml:space="preserve">0.121</w:t>
+            </w:r>
+          </w:p>
+        </w:tc>
+        <w:tc>
+          <w:p>
+            <w:pPr>
+              <w:pStyle w:val="Compact"/>
+              <w:jc w:val="left"/>
+            </w:pPr>
+            <w:r>
+              <w:t xml:space="preserve">0.207</w:t>
+            </w:r>
+          </w:p>
+        </w:tc>
+      </w:tr>
+      <w:tr>
+        <w:tc>
+          <w:p>
+            <w:pPr>
+              <w:pStyle w:val="Compact"/>
+              <w:jc w:val="left"/>
+            </w:pPr>
+            <w:r>
+              <w:t xml:space="preserve">Mistral-7B-Instruct</w:t>
+            </w:r>
+          </w:p>
+        </w:tc>
+        <w:tc>
+          <w:p>
+            <w:pPr>
+              <w:pStyle w:val="Compact"/>
+              <w:jc w:val="left"/>
+            </w:pPr>
+            <w:r>
+              <w:t xml:space="preserve">0.592</w:t>
+            </w:r>
+          </w:p>
+        </w:tc>
+        <w:tc>
+          <w:p>
+            <w:pPr>
+              <w:pStyle w:val="Compact"/>
+              <w:jc w:val="left"/>
+            </w:pPr>
+            <w:r>
+              <w:t xml:space="preserve">0.631</w:t>
+            </w:r>
+          </w:p>
+        </w:tc>
+        <w:tc>
+          <w:p>
+            <w:pPr>
+              <w:pStyle w:val="Compact"/>
+              <w:jc w:val="left"/>
+            </w:pPr>
+            <w:r>
+              <w:t xml:space="preserve">0.254</w:t>
+            </w:r>
+          </w:p>
+        </w:tc>
+        <w:tc>
+          <w:p>
+            <w:pPr>
+              <w:pStyle w:val="Compact"/>
+              <w:jc w:val="left"/>
+            </w:pPr>
+            <w:r>
+              <w:t xml:space="preserve">0.411</w:t>
+            </w:r>
+          </w:p>
+        </w:tc>
+        <w:tc>
+          <w:p>
+            <w:pPr>
+              <w:pStyle w:val="Compact"/>
+              <w:jc w:val="left"/>
+            </w:pPr>
+            <w:r>
+              <w:t xml:space="preserve">69/150</w:t>
+            </w:r>
+          </w:p>
+        </w:tc>
+        <w:tc>
+          <w:p>
+            <w:pPr>
+              <w:pStyle w:val="Compact"/>
+              <w:jc w:val="left"/>
+            </w:pPr>
+            <w:r>
+              <w:t xml:space="preserve">0.128</w:t>
+            </w:r>
+          </w:p>
+        </w:tc>
+        <w:tc>
+          <w:p>
+            <w:pPr>
+              <w:pStyle w:val="Compact"/>
+              <w:jc w:val="left"/>
+            </w:pPr>
+            <w:r>
+              <w:t xml:space="preserve">0.373</w:t>
+            </w:r>
+          </w:p>
+        </w:tc>
+      </w:tr>
+    </w:tbl>
+    <w:p>
+      <w:pPr>
+        <w:pStyle w:val="BodyText"/>
+      </w:pPr>
+      <w:r>
+        <w:t xml:space="preserve">This inverts the naive expectation behind RQ3 (</w:t>
+      </w:r>
+      <w:r>
+        <w:t xml:space="preserve">“</w:t>
+      </w:r>
+      <w:r>
+        <w:t xml:space="preserve">do larger models hallucinate less?</w:t>
+      </w:r>
+      <w:r>
+        <w:t xml:space="preserve">”</w:t>
+      </w:r>
+      <w:r>
+        <w:t xml:space="preserve">): here the 7B open model is the</w:t>
       </w:r>
       <w:r>
         <w:t xml:space="preserve"> </w:t>
@@ -2815,41 +4394,46 @@
           <w:iCs/>
           <w:i/>
         </w:rPr>
-        <w:t xml:space="preserve">answered</w:t>
-      </w:r>
-      <w:r>
-        <w:t xml:space="preserve"> </w:t>
-      </w:r>
-      <w:r>
-        <w:t xml:space="preserve">questions are actually correct—the model was penalized for formatting, not errors. Faithfulness is low overall, but that is dominated by abstentions (an</w:t>
-      </w:r>
-      <w:r>
-        <w:t xml:space="preserve"> </w:t>
-      </w:r>
-      <w:r>
-        <w:t xml:space="preserve">“</w:t>
-      </w:r>
-      <w:r>
-        <w:t xml:space="preserve">I don’t know</w:t>
-      </w:r>
-      <w:r>
-        <w:t xml:space="preserve">”</w:t>
-      </w:r>
-      <w:r>
-        <w:t xml:space="preserve"> </w:t>
-      </w:r>
-      <w:r>
-        <w:t xml:space="preserve">has nothing to ground); on the answered subset it is moderate (0.35–0.57), i.e. when the model commits to an answer it is partly—not fully—grounded, which is precisely the hallucination we study. The known-document upper bound makes the ceiling explicit: restricting retrieval to the correct filing lifts Retr@3 to 100%, coverage to 96/150, F1 to 0.139, and answered-faithfulness to 0.57—yet a third of questions still go unanswered, so finding the right filing is necessary but not sufficient. Those answered-but-unsupported cases are exactly what our error analysis will taxonomize.</w:t>
+        <w:t xml:space="preserve">more</w:t>
+      </w:r>
+      <w:r>
+        <w:t xml:space="preserve"> </w:t>
+      </w:r>
+      <w:r>
+        <w:t xml:space="preserve">faithful one. The mechanism is abstention—Mistral declines more often, so its committed answers are better grounded. Thus on this benchmark</w:t>
+      </w:r>
+      <w:r>
+        <w:t xml:space="preserve"> </w:t>
+      </w:r>
+      <w:r>
+        <w:rPr>
+          <w:bCs/>
+          <w:b/>
+        </w:rPr>
+        <w:t xml:space="preserve">abstention behavior, not raw model scale, is what drives faithfulness</w:t>
+      </w:r>
+      <w:r>
+        <w:t xml:space="preserve">, echoing the refuse-vs-answer-wrong contrast reported for FinanceBench</w:t>
+      </w:r>
+      <w:r>
+        <w:t xml:space="preserve"> </w:t>
+      </w:r>
+      <w:r>
+        <w:t xml:space="preserve">(Islam et al. 2023)</w:t>
+      </w:r>
+      <w:r>
+        <w:t xml:space="preserve">.</w:t>
       </w:r>
     </w:p>
-    <w:bookmarkEnd w:id="24"/>
-    <w:bookmarkStart w:id="25" w:name="roadblocks-and-next-steps"/>
+    <w:bookmarkEnd w:id="27"/>
+    <w:bookmarkEnd w:id="28"/>
+    <w:bookmarkStart w:id="30" w:name="Xb01618d9d9ed337f1dbb1f8dfd63b0099dd4e25"/>
     <w:p>
       <w:pPr>
         <w:pStyle w:val="1"/>
       </w:pPr>
       <w:r>
-        <w:t xml:space="preserve">Roadblocks and Next Steps</w:t>
+        <w:t xml:space="preserve">Error Analysis and Hallucination Taxonomy (RQ2)</w:t>
       </w:r>
     </w:p>
     <w:p>
@@ -2857,54 +4441,39 @@
         <w:pStyle w:val="FirstParagraph"/>
       </w:pPr>
       <w:r>
-        <w:t xml:space="preserve">The preliminary run isolates the key bottleneck: sparse full-corpus retrieval often fails to surface the correct filing, so the model either abstains or answers from wrong context. This directly shapes our plan: (1) dense retrieval (FAISS + sentence embeddings) and query rewriting to raise retrieval recall (RQ1); (2) an open-source generator (Mistral-7B</w:t>
-      </w:r>
-      <w:r>
-        <w:t xml:space="preserve"> </w:t>
-      </w:r>
-      <w:r>
-        <w:t xml:space="preserve">(Jiang et al. 2023)</w:t>
-      </w:r>
-      <w:r>
-        <w:t xml:space="preserve">) under the same retrieval config to test RQ3; and (3) manual annotation of 50 failure cases into our four-type taxonomy (numerical, entity, reasoning, unsupported extrapolation) to answer RQ2. The main risks are OpenAI API cost control (run once at temperature 0) and the fidelity of PDF table extraction, which flattens tables into linear text and is a known limitation we will quantify.</w:t>
+        <w:rPr>
+          <w:bCs/>
+          <w:b/>
+        </w:rPr>
+        <w:t xml:space="preserve">Taxonomy.</w:t>
+      </w:r>
+      <w:r>
+        <w:t xml:space="preserve"> </w:t>
+      </w:r>
+      <w:r>
+        <w:t xml:space="preserve">We label each answered-but-incorrect case with one primary hallucination type:</w:t>
       </w:r>
     </w:p>
-    <w:bookmarkEnd w:id="25"/>
-    <w:bookmarkStart w:id="52" w:name="references"/>
     <w:p>
       <w:pPr>
-        <w:pStyle w:val="1"/>
-      </w:pPr>
-      <w:r>
-        <w:t xml:space="preserve">References</w:t>
-      </w:r>
-    </w:p>
-    <w:bookmarkStart w:id="51" w:name="refs"/>
-    <w:bookmarkStart w:id="26" w:name="ref-asai2024selfrag"/>
-    <w:p>
-      <w:pPr>
-        <w:pStyle w:val="Bibliography"/>
-      </w:pPr>
-      <w:r>
-        <w:t xml:space="preserve">Asai, Akari, Zeqiu Wu, Yizhong Wang, Avirup Sil, and Hannaneh Hajishirzi. 2024.</w:t>
-      </w:r>
-      <w:r>
-        <w:t xml:space="preserve"> </w:t>
-      </w:r>
-      <w:r>
-        <w:t xml:space="preserve">“Self-</w:t>
-      </w:r>
-      <w:r>
-        <w:t xml:space="preserve">RAG</w:t>
-      </w:r>
-      <w:r>
-        <w:t xml:space="preserve">: Learning to Retrieve, Generate, and Critique Through Self-Reflection.”</w:t>
-      </w:r>
-      <w:r>
-        <w:t xml:space="preserve"> </w:t>
-      </w:r>
-      <w:r>
-        <w:t xml:space="preserve">In</w:t>
+        <w:numPr>
+          <w:ilvl w:val="0"/>
+          <w:numId w:val="1003"/>
+        </w:numPr>
+        <w:pStyle w:val="Compact"/>
+      </w:pPr>
+      <w:r>
+        <w:rPr>
+          <w:bCs/>
+          <w:b/>
+        </w:rPr>
+        <w:t xml:space="preserve">Numerical</w:t>
+      </w:r>
+      <w:r>
+        <w:t xml:space="preserve"> </w:t>
+      </w:r>
+      <w:r>
+        <w:t xml:space="preserve">— the entities and intent are right but the</w:t>
       </w:r>
       <w:r>
         <w:t xml:space="preserve"> </w:t>
@@ -2914,32 +4483,35 @@
           <w:iCs/>
           <w:i/>
         </w:rPr>
-        <w:t xml:space="preserve">Proceedings of ICLR</w:t>
-      </w:r>
-      <w:r>
-        <w:t xml:space="preserve">.</w:t>
+        <w:t xml:space="preserve">value</w:t>
+      </w:r>
+      <w:r>
+        <w:t xml:space="preserve"> </w:t>
+      </w:r>
+      <w:r>
+        <w:t xml:space="preserve">is wrong (miscalculation, wrong period/unit, misread figure).</w:t>
       </w:r>
     </w:p>
-    <w:bookmarkEnd w:id="26"/>
-    <w:bookmarkStart w:id="27" w:name="ref-chen2024rgb"/>
     <w:p>
       <w:pPr>
-        <w:pStyle w:val="Bibliography"/>
-      </w:pPr>
-      <w:r>
-        <w:t xml:space="preserve">Chen, Jiawei, Hongyu Lin, Xianpei Han, and Le Sun. 2024.</w:t>
-      </w:r>
-      <w:r>
-        <w:t xml:space="preserve"> </w:t>
-      </w:r>
-      <w:r>
-        <w:t xml:space="preserve">“Benchmarking Large Language Models in Retrieval-Augmented Generation.”</w:t>
-      </w:r>
-      <w:r>
-        <w:t xml:space="preserve"> </w:t>
-      </w:r>
-      <w:r>
-        <w:t xml:space="preserve">In</w:t>
+        <w:numPr>
+          <w:ilvl w:val="0"/>
+          <w:numId w:val="1003"/>
+        </w:numPr>
+        <w:pStyle w:val="Compact"/>
+      </w:pPr>
+      <w:r>
+        <w:rPr>
+          <w:bCs/>
+          <w:b/>
+        </w:rPr>
+        <w:t xml:space="preserve">Entity</w:t>
+      </w:r>
+      <w:r>
+        <w:t xml:space="preserve"> </w:t>
+      </w:r>
+      <w:r>
+        <w:t xml:space="preserve">— the wrong</w:t>
       </w:r>
       <w:r>
         <w:t xml:space="preserve"> </w:t>
@@ -2949,38 +4521,32 @@
           <w:iCs/>
           <w:i/>
         </w:rPr>
-        <w:t xml:space="preserve">Proceedings of AAAI</w:t>
-      </w:r>
-      <w:r>
-        <w:t xml:space="preserve">.</w:t>
+        <w:t xml:space="preserve">source entity</w:t>
+      </w:r>
+      <w:r>
+        <w:t xml:space="preserve">: wrong company, segment, or statement, often because retrieval surfaced the wrong filing.</w:t>
       </w:r>
     </w:p>
-    <w:bookmarkEnd w:id="27"/>
-    <w:bookmarkStart w:id="28" w:name="ref-chen2021finqa"/>
     <w:p>
       <w:pPr>
-        <w:pStyle w:val="Bibliography"/>
-      </w:pPr>
-      <w:r>
-        <w:t xml:space="preserve">Chen, Zhiyu, Wenhu Chen, Charese Smiley, Sameena Shah, Iana Borova, Dylan Langdon, Reema Moussa, et al. 2021.</w:t>
-      </w:r>
-      <w:r>
-        <w:t xml:space="preserve"> </w:t>
-      </w:r>
-      <w:r>
-        <w:t xml:space="preserve">“</w:t>
-      </w:r>
-      <w:r>
-        <w:t xml:space="preserve">FinQA</w:t>
-      </w:r>
-      <w:r>
-        <w:t xml:space="preserve">: A Dataset of Numerical Reasoning over Financial Data.”</w:t>
-      </w:r>
-      <w:r>
-        <w:t xml:space="preserve"> </w:t>
-      </w:r>
-      <w:r>
-        <w:t xml:space="preserve">In</w:t>
+        <w:numPr>
+          <w:ilvl w:val="0"/>
+          <w:numId w:val="1003"/>
+        </w:numPr>
+        <w:pStyle w:val="Compact"/>
+      </w:pPr>
+      <w:r>
+        <w:rPr>
+          <w:bCs/>
+          <w:b/>
+        </w:rPr>
+        <w:t xml:space="preserve">Reasoning</w:t>
+      </w:r>
+      <w:r>
+        <w:t xml:space="preserve"> </w:t>
+      </w:r>
+      <w:r>
+        <w:t xml:space="preserve">— the retrieved numbers are right but the</w:t>
       </w:r>
       <w:r>
         <w:t xml:space="preserve"> </w:t>
@@ -2990,20 +4556,66 @@
           <w:iCs/>
           <w:i/>
         </w:rPr>
-        <w:t xml:space="preserve">Proceedings of EMNLP</w:t>
-      </w:r>
-      <w:r>
-        <w:t xml:space="preserve">.</w:t>
+        <w:t xml:space="preserve">inference</w:t>
+      </w:r>
+      <w:r>
+        <w:t xml:space="preserve"> </w:t>
+      </w:r>
+      <w:r>
+        <w:t xml:space="preserve">connecting them to the answer is flawed.</w:t>
       </w:r>
     </w:p>
-    <w:bookmarkEnd w:id="28"/>
-    <w:bookmarkStart w:id="29" w:name="ref-chen2022convfinqa"/>
     <w:p>
       <w:pPr>
-        <w:pStyle w:val="Bibliography"/>
-      </w:pPr>
-      <w:r>
-        <w:t xml:space="preserve">Chen, Zhiyu, Shiyang Li, Charese Smiley, Zhiqiang Ma, Sameena Shah, and William Yang Wang. 2022.</w:t>
+        <w:numPr>
+          <w:ilvl w:val="0"/>
+          <w:numId w:val="1003"/>
+        </w:numPr>
+        <w:pStyle w:val="Compact"/>
+      </w:pPr>
+      <w:r>
+        <w:rPr>
+          <w:bCs/>
+          <w:b/>
+        </w:rPr>
+        <w:t xml:space="preserve">Unsupported</w:t>
+      </w:r>
+      <w:r>
+        <w:t xml:space="preserve"> </w:t>
+      </w:r>
+      <w:r>
+        <w:t xml:space="preserve">— a claim not traceable to any retrieved passage (fabricated figure or qualitative claim).</w:t>
+      </w:r>
+    </w:p>
+    <w:p>
+      <w:pPr>
+        <w:pStyle w:val="FirstParagraph"/>
+      </w:pPr>
+      <w:r>
+        <w:rPr>
+          <w:bCs/>
+          <w:b/>
+        </w:rPr>
+        <w:t xml:space="preserve">A caution on automatic flagging.</w:t>
+      </w:r>
+      <w:r>
+        <w:t xml:space="preserve"> </w:t>
+      </w:r>
+      <w:r>
+        <w:t xml:space="preserve">Of the 50 cases automatically flagged as failures, manual review found</w:t>
+      </w:r>
+      <w:r>
+        <w:t xml:space="preserve"> </w:t>
+      </w:r>
+      <w:r>
+        <w:rPr>
+          <w:bCs/>
+          <w:b/>
+        </w:rPr>
+        <w:t xml:space="preserve">11 (≈22%) were actually correct</w:t>
+      </w:r>
+      <w:r>
+        <w:t xml:space="preserve">—the model answered the question well but was mis-scored (e.g. a format the numeric filter missed, or a</w:t>
       </w:r>
       <w:r>
         <w:t xml:space="preserve"> </w:t>
@@ -3012,16 +4624,98 @@
         <w:t xml:space="preserve">“</w:t>
       </w:r>
       <w:r>
-        <w:t xml:space="preserve">ConvFinQA</w:t>
-      </w:r>
-      <w:r>
-        <w:t xml:space="preserve">: Exploring the Chain of Numerical Reasoning in Conversational Finance Question Answering.”</w:t>
-      </w:r>
-      <w:r>
-        <w:t xml:space="preserve"> </w:t>
-      </w:r>
-      <w:r>
-        <w:t xml:space="preserve">In</w:t>
+        <w:t xml:space="preserve">Yes</w:t>
+      </w:r>
+      <w:r>
+        <w:t xml:space="preserve">”</w:t>
+      </w:r>
+      <w:r>
+        <w:t xml:space="preserve">+extra-figures answer graded against a</w:t>
+      </w:r>
+      <w:r>
+        <w:t xml:space="preserve"> </w:t>
+      </w:r>
+      <w:r>
+        <w:t xml:space="preserve">“</w:t>
+      </w:r>
+      <w:r>
+        <w:t xml:space="preserve">Yes</w:t>
+      </w:r>
+      <w:r>
+        <w:t xml:space="preserve">”</w:t>
+      </w:r>
+      <w:r>
+        <w:t xml:space="preserve">-only gold). We exclude these from the taxonomy and report them as a finding in their own right: automatic hallucination/accuracy metrics on numeric financial QA carry a non-trivial false-positive rate, and human review remains necessary.</w:t>
+      </w:r>
+    </w:p>
+    <w:p>
+      <w:pPr>
+        <w:pStyle w:val="BodyText"/>
+      </w:pPr>
+      <w:r>
+        <w:rPr>
+          <w:bCs/>
+          <w:b/>
+        </w:rPr>
+        <w:t xml:space="preserve">Type frequencies.</w:t>
+      </w:r>
+      <w:r>
+        <w:t xml:space="preserve"> </w:t>
+      </w:r>
+      <w:r>
+        <w:t xml:space="preserve">Among the 39 genuine hallucinations, numerical errors dominate (Figure 2):</w:t>
+      </w:r>
+      <w:r>
+        <w:t xml:space="preserve"> </w:t>
+      </w:r>
+      <w:r>
+        <w:rPr>
+          <w:bCs/>
+          <w:b/>
+        </w:rPr>
+        <w:t xml:space="preserve">numerical 46% (18)</w:t>
+      </w:r>
+      <w:r>
+        <w:t xml:space="preserve">,</w:t>
+      </w:r>
+      <w:r>
+        <w:t xml:space="preserve"> </w:t>
+      </w:r>
+      <w:r>
+        <w:rPr>
+          <w:bCs/>
+          <w:b/>
+        </w:rPr>
+        <w:t xml:space="preserve">entity 31% (12)</w:t>
+      </w:r>
+      <w:r>
+        <w:t xml:space="preserve">,</w:t>
+      </w:r>
+      <w:r>
+        <w:t xml:space="preserve"> </w:t>
+      </w:r>
+      <w:r>
+        <w:rPr>
+          <w:bCs/>
+          <w:b/>
+        </w:rPr>
+        <w:t xml:space="preserve">unsupported 15% (6)</w:t>
+      </w:r>
+      <w:r>
+        <w:t xml:space="preserve">,</w:t>
+      </w:r>
+      <w:r>
+        <w:t xml:space="preserve"> </w:t>
+      </w:r>
+      <w:r>
+        <w:rPr>
+          <w:bCs/>
+          <w:b/>
+        </w:rPr>
+        <w:t xml:space="preserve">reasoning 8% (3)</w:t>
+      </w:r>
+      <w:r>
+        <w:t xml:space="preserve">. This matches the dataset’s numeric skew (Section 3): the hardest part is producing the</w:t>
       </w:r>
       <w:r>
         <w:t xml:space="preserve"> </w:t>
@@ -3031,20 +4725,86 @@
           <w:iCs/>
           <w:i/>
         </w:rPr>
-        <w:t xml:space="preserve">Proceedings of EMNLP</w:t>
-      </w:r>
-      <w:r>
-        <w:t xml:space="preserve">.</w:t>
+        <w:t xml:space="preserve">right number</w:t>
+      </w:r>
+      <w:r>
+        <w:t xml:space="preserve"> </w:t>
+      </w:r>
+      <w:r>
+        <w:t xml:space="preserve">from the right place, not stringing together a chain of inferences. Entity errors—the second most common—are overwhelmingly retrieval failures where the model answered confidently from the wrong filing, tying RQ2 back to the retrieval bottleneck of RQ1.</w:t>
       </w:r>
     </w:p>
-    <w:bookmarkEnd w:id="29"/>
-    <w:bookmarkStart w:id="30" w:name="ref-es2024ragas"/>
     <w:p>
       <w:pPr>
-        <w:pStyle w:val="Bibliography"/>
-      </w:pPr>
-      <w:r>
-        <w:t xml:space="preserve">Es, Shahul, Jithin James, Luis Espinosa-Anke, and Steven Schockaert. 2024.</w:t>
+        <w:pStyle w:val="CaptionedFigure"/>
+      </w:pPr>
+      <w:r>
+        <w:drawing>
+          <wp:inline>
+            <wp:extent cx="5753100" cy="2864257"/>
+            <wp:effectExtent b="0" l="0" r="0" t="0"/>
+            <wp:docPr descr="Distribution of hallucination types over the 39 genuine answered-but-wrong cases." title="" id="1" name="Picture"/>
+            <a:graphic>
+              <a:graphicData uri="http://schemas.openxmlformats.org/drawingml/2006/picture">
+                <pic:pic>
+                  <pic:nvPicPr>
+                    <pic:cNvPr descr="fig_hallucination_types.png" id="0" name="Picture"/>
+                    <pic:cNvPicPr>
+                      <a:picLocks noChangeArrowheads="1" noChangeAspect="1"/>
+                    </pic:cNvPicPr>
+                  </pic:nvPicPr>
+                  <pic:blipFill>
+                    <a:blip r:embed="rId29"/>
+                    <a:stretch>
+                      <a:fillRect/>
+                    </a:stretch>
+                  </pic:blipFill>
+                  <pic:spPr bwMode="auto">
+                    <a:xfrm>
+                      <a:off x="0" y="0"/>
+                      <a:ext cx="5753100" cy="2864257"/>
+                    </a:xfrm>
+                    <a:prstGeom prst="rect">
+                      <a:avLst/>
+                    </a:prstGeom>
+                    <a:noFill/>
+                    <a:ln w="9525">
+                      <a:noFill/>
+                      <a:headEnd/>
+                      <a:tailEnd/>
+                    </a:ln>
+                  </pic:spPr>
+                </pic:pic>
+              </a:graphicData>
+            </a:graphic>
+          </wp:inline>
+        </w:drawing>
+      </w:r>
+    </w:p>
+    <w:p>
+      <w:pPr>
+        <w:pStyle w:val="ImageCaption"/>
+      </w:pPr>
+      <w:r>
+        <w:t xml:space="preserve">Distribution of hallucination types over the 39 genuine answered-but-wrong cases.</w:t>
+      </w:r>
+    </w:p>
+    <w:p>
+      <w:pPr>
+        <w:pStyle w:val="BodyText"/>
+      </w:pPr>
+      <w:r>
+        <w:rPr>
+          <w:bCs/>
+          <w:b/>
+        </w:rPr>
+        <w:t xml:space="preserve">Case studies.</w:t>
+      </w:r>
+      <w:r>
+        <w:t xml:space="preserve"> </w:t>
+      </w:r>
+      <w:r>
+        <w:t xml:space="preserve">Table 4 gives two representative examples per type. The numerical cases include order-of-magnitude slips (a $25.8B free-cash-flow answer where the gold is $3.2B) and wrong intermediate figures (a dividend-payout ratio of 0.43 vs. 0.8). Entity cases are stark: asked what drove AMD’s FY22 revenue, the model answered with Lockheed Martin F-16/F-22 content pulled from the wrong filing. Unsupported cases fabricate specifics—naming a registered security when the gold answer is</w:t>
       </w:r>
       <w:r>
         <w:t xml:space="preserve"> </w:t>
@@ -3053,16 +4813,747 @@
         <w:t xml:space="preserve">“</w:t>
       </w:r>
       <w:r>
-        <w:t xml:space="preserve">RAGAS</w:t>
-      </w:r>
-      <w:r>
-        <w:t xml:space="preserve">: Automated Evaluation of Retrieval Augmented Generation.”</w:t>
-      </w:r>
-      <w:r>
-        <w:t xml:space="preserve"> </w:t>
-      </w:r>
-      <w:r>
-        <w:t xml:space="preserve">In</w:t>
+        <w:t xml:space="preserve">there are none.</w:t>
+      </w:r>
+      <w:r>
+        <w:t xml:space="preserve">”</w:t>
+      </w:r>
+      <w:r>
+        <w:t xml:space="preserve"> </w:t>
+      </w:r>
+      <w:r>
+        <w:t xml:space="preserve">Reasoning cases keep the right inputs but draw the wrong conclusion, e.g. comparing the wrong pair of fiscal years and thus reporting debt as rising when it fell.</w:t>
+      </w:r>
+    </w:p>
+    <w:p>
+      <w:pPr>
+        <w:pStyle w:val="TableCaption"/>
+      </w:pPr>
+      <w:r>
+        <w:t xml:space="preserve">Representative case studies, two per hallucination type (from the 50 labeled cases).</w:t>
+      </w:r>
+    </w:p>
+    <w:tbl>
+      <w:tblPr>
+        <w:tblStyle w:val="Table"/>
+        <w:tblW w:type="pct" w:w="4999.999999999999"/>
+        <w:tblLook w:firstRow="1" w:lastRow="0" w:firstColumn="0" w:lastColumn="0" w:noHBand="0" w:noVBand="0" w:val="0020"/>
+        <w:tblCaption w:val="Representative case studies, two per hallucination type (from the 50 labeled cases)."/>
+      </w:tblPr>
+      <w:tblGrid>
+        <w:gridCol w:w="1320"/>
+        <w:gridCol w:w="1320"/>
+        <w:gridCol w:w="1320"/>
+        <w:gridCol w:w="1320"/>
+        <w:gridCol w:w="1320"/>
+        <w:gridCol w:w="1320"/>
+      </w:tblGrid>
+      <w:tr>
+        <w:tc>
+          <w:p>
+            <w:pPr>
+              <w:pStyle w:val="Compact"/>
+              <w:jc w:val="left"/>
+            </w:pPr>
+            <w:r>
+              <w:t xml:space="preserve">Type</w:t>
+            </w:r>
+          </w:p>
+        </w:tc>
+        <w:tc>
+          <w:p>
+            <w:pPr>
+              <w:pStyle w:val="Compact"/>
+              <w:jc w:val="left"/>
+            </w:pPr>
+            <w:r>
+              <w:t xml:space="preserve">Company</w:t>
+            </w:r>
+          </w:p>
+        </w:tc>
+        <w:tc>
+          <w:p>
+            <w:pPr>
+              <w:pStyle w:val="Compact"/>
+              <w:jc w:val="left"/>
+            </w:pPr>
+            <w:r>
+              <w:t xml:space="preserve">Question</w:t>
+            </w:r>
+          </w:p>
+        </w:tc>
+        <w:tc>
+          <w:p>
+            <w:pPr>
+              <w:pStyle w:val="Compact"/>
+              <w:jc w:val="left"/>
+            </w:pPr>
+            <w:r>
+              <w:t xml:space="preserve">Model answer</w:t>
+            </w:r>
+          </w:p>
+        </w:tc>
+        <w:tc>
+          <w:p>
+            <w:pPr>
+              <w:pStyle w:val="Compact"/>
+              <w:jc w:val="left"/>
+            </w:pPr>
+            <w:r>
+              <w:t xml:space="preserve">Gold</w:t>
+            </w:r>
+          </w:p>
+        </w:tc>
+        <w:tc>
+          <w:p>
+            <w:pPr>
+              <w:pStyle w:val="Compact"/>
+              <w:jc w:val="left"/>
+            </w:pPr>
+            <w:r>
+              <w:t xml:space="preserve">Why it is wrong</w:t>
+            </w:r>
+          </w:p>
+        </w:tc>
+      </w:tr>
+      <w:tr>
+        <w:tc>
+          <w:p>
+            <w:pPr>
+              <w:pStyle w:val="Compact"/>
+              <w:jc w:val="left"/>
+            </w:pPr>
+            <w:r>
+              <w:t xml:space="preserve">Numerical</w:t>
+            </w:r>
+          </w:p>
+        </w:tc>
+        <w:tc>
+          <w:p>
+            <w:pPr>
+              <w:pStyle w:val="Compact"/>
+              <w:jc w:val="left"/>
+            </w:pPr>
+            <w:r>
+              <w:t xml:space="preserve">General Mills</w:t>
+            </w:r>
+          </w:p>
+        </w:tc>
+        <w:tc>
+          <w:p>
+            <w:pPr>
+              <w:pStyle w:val="Compact"/>
+              <w:jc w:val="left"/>
+            </w:pPr>
+            <w:r>
+              <w:t xml:space="preserve">FY2020 free cash flow (from cash-flow statement)</w:t>
+            </w:r>
+          </w:p>
+        </w:tc>
+        <w:tc>
+          <w:p>
+            <w:pPr>
+              <w:pStyle w:val="Compact"/>
+              <w:jc w:val="left"/>
+            </w:pPr>
+            <w:r>
+              <w:t xml:space="preserve">$25,825 million</w:t>
+            </w:r>
+          </w:p>
+        </w:tc>
+        <w:tc>
+          <w:p>
+            <w:pPr>
+              <w:pStyle w:val="Compact"/>
+              <w:jc w:val="left"/>
+            </w:pPr>
+            <w:r>
+              <w:t xml:space="preserve">$3,215</w:t>
+            </w:r>
+          </w:p>
+        </w:tc>
+        <w:tc>
+          <w:p>
+            <w:pPr>
+              <w:pStyle w:val="Compact"/>
+              <w:jc w:val="left"/>
+            </w:pPr>
+            <w:r>
+              <w:t xml:space="preserve">order-of-magnitude error</w:t>
+            </w:r>
+          </w:p>
+        </w:tc>
+      </w:tr>
+      <w:tr>
+        <w:tc>
+          <w:p>
+            <w:pPr>
+              <w:pStyle w:val="Compact"/>
+              <w:jc w:val="left"/>
+            </w:pPr>
+            <w:r>
+              <w:t xml:space="preserve">Numerical</w:t>
+            </w:r>
+          </w:p>
+        </w:tc>
+        <w:tc>
+          <w:p>
+            <w:pPr>
+              <w:pStyle w:val="Compact"/>
+              <w:jc w:val="left"/>
+            </w:pPr>
+            <w:r>
+              <w:t xml:space="preserve">Coca-Cola</w:t>
+            </w:r>
+          </w:p>
+        </w:tc>
+        <w:tc>
+          <w:p>
+            <w:pPr>
+              <w:pStyle w:val="Compact"/>
+              <w:jc w:val="left"/>
+            </w:pPr>
+            <w:r>
+              <w:t xml:space="preserve">FY2022 dividend payout ratio</w:t>
+            </w:r>
+          </w:p>
+        </w:tc>
+        <w:tc>
+          <w:p>
+            <w:pPr>
+              <w:pStyle w:val="Compact"/>
+              <w:jc w:val="left"/>
+            </w:pPr>
+            <w:r>
+              <w:t xml:space="preserve">42.68%</w:t>
+            </w:r>
+          </w:p>
+        </w:tc>
+        <w:tc>
+          <w:p>
+            <w:pPr>
+              <w:pStyle w:val="Compact"/>
+              <w:jc w:val="left"/>
+            </w:pPr>
+            <w:r>
+              <w:t xml:space="preserve">0.8</w:t>
+            </w:r>
+          </w:p>
+        </w:tc>
+        <w:tc>
+          <w:p>
+            <w:pPr>
+              <w:pStyle w:val="Compact"/>
+              <w:jc w:val="left"/>
+            </w:pPr>
+            <w:r>
+              <w:t xml:space="preserve">wrong dividends figure</w:t>
+            </w:r>
+          </w:p>
+        </w:tc>
+      </w:tr>
+      <w:tr>
+        <w:tc>
+          <w:p>
+            <w:pPr>
+              <w:pStyle w:val="Compact"/>
+              <w:jc w:val="left"/>
+            </w:pPr>
+            <w:r>
+              <w:t xml:space="preserve">Entity</w:t>
+            </w:r>
+          </w:p>
+        </w:tc>
+        <w:tc>
+          <w:p>
+            <w:pPr>
+              <w:pStyle w:val="Compact"/>
+              <w:jc w:val="left"/>
+            </w:pPr>
+            <w:r>
+              <w:t xml:space="preserve">AMD</w:t>
+            </w:r>
+          </w:p>
+        </w:tc>
+        <w:tc>
+          <w:p>
+            <w:pPr>
+              <w:pStyle w:val="Compact"/>
+              <w:jc w:val="left"/>
+            </w:pPr>
+            <w:r>
+              <w:t xml:space="preserve">What drove FY22 revenue change?</w:t>
+            </w:r>
+          </w:p>
+        </w:tc>
+        <w:tc>
+          <w:p>
+            <w:pPr>
+              <w:pStyle w:val="Compact"/>
+              <w:jc w:val="left"/>
+            </w:pPr>
+            <w:r>
+              <w:t xml:space="preserve">Lockheed F-16/F-22 program volume</w:t>
+            </w:r>
+          </w:p>
+        </w:tc>
+        <w:tc>
+          <w:p>
+            <w:pPr>
+              <w:pStyle w:val="Compact"/>
+              <w:jc w:val="left"/>
+            </w:pPr>
+            <w:r>
+              <w:t xml:space="preserve">AMD EPYC/semi-custom sales</w:t>
+            </w:r>
+          </w:p>
+        </w:tc>
+        <w:tc>
+          <w:p>
+            <w:pPr>
+              <w:pStyle w:val="Compact"/>
+              <w:jc w:val="left"/>
+            </w:pPr>
+            <w:r>
+              <w:t xml:space="preserve">answered from the wrong company’s filing</w:t>
+            </w:r>
+          </w:p>
+        </w:tc>
+      </w:tr>
+      <w:tr>
+        <w:tc>
+          <w:p>
+            <w:pPr>
+              <w:pStyle w:val="Compact"/>
+              <w:jc w:val="left"/>
+            </w:pPr>
+            <w:r>
+              <w:t xml:space="preserve">Entity</w:t>
+            </w:r>
+          </w:p>
+        </w:tc>
+        <w:tc>
+          <w:p>
+            <w:pPr>
+              <w:pStyle w:val="Compact"/>
+              <w:jc w:val="left"/>
+            </w:pPr>
+            <w:r>
+              <w:t xml:space="preserve">Amex</w:t>
+            </w:r>
+          </w:p>
+        </w:tc>
+        <w:tc>
+          <w:p>
+            <w:pPr>
+              <w:pStyle w:val="Compact"/>
+              <w:jc w:val="left"/>
+            </w:pPr>
+            <w:r>
+              <w:t xml:space="preserve">Geographies it operates in (2022)</w:t>
+            </w:r>
+          </w:p>
+        </w:tc>
+        <w:tc>
+          <w:p>
+            <w:pPr>
+              <w:pStyle w:val="Compact"/>
+              <w:jc w:val="left"/>
+            </w:pPr>
+            <w:r>
+              <w:t xml:space="preserve">Phoenix, Sunrise, Gurgaon, …</w:t>
+            </w:r>
+          </w:p>
+        </w:tc>
+        <w:tc>
+          <w:p>
+            <w:pPr>
+              <w:pStyle w:val="Compact"/>
+              <w:jc w:val="left"/>
+            </w:pPr>
+            <w:r>
+              <w:t xml:space="preserve">US, EMEA, APAC, LACC</w:t>
+            </w:r>
+          </w:p>
+        </w:tc>
+        <w:tc>
+          <w:p>
+            <w:pPr>
+              <w:pStyle w:val="Compact"/>
+              <w:jc w:val="left"/>
+            </w:pPr>
+            <w:r>
+              <w:t xml:space="preserve">listed office cities, not operating regions</w:t>
+            </w:r>
+          </w:p>
+        </w:tc>
+      </w:tr>
+      <w:tr>
+        <w:tc>
+          <w:p>
+            <w:pPr>
+              <w:pStyle w:val="Compact"/>
+              <w:jc w:val="left"/>
+            </w:pPr>
+            <w:r>
+              <w:t xml:space="preserve">Unsupported</w:t>
+            </w:r>
+          </w:p>
+        </w:tc>
+        <w:tc>
+          <w:p>
+            <w:pPr>
+              <w:pStyle w:val="Compact"/>
+              <w:jc w:val="left"/>
+            </w:pPr>
+            <w:r>
+              <w:t xml:space="preserve">Amex</w:t>
+            </w:r>
+          </w:p>
+        </w:tc>
+        <w:tc>
+          <w:p>
+            <w:pPr>
+              <w:pStyle w:val="Compact"/>
+              <w:jc w:val="left"/>
+            </w:pPr>
+            <w:r>
+              <w:t xml:space="preserve">Debt securities registered to trade</w:t>
+            </w:r>
+          </w:p>
+        </w:tc>
+        <w:tc>
+          <w:p>
+            <w:pPr>
+              <w:pStyle w:val="Compact"/>
+              <w:jc w:val="left"/>
+            </w:pPr>
+            <w:r>
+              <w:t xml:space="preserve">a specific deferred-comp plan</w:t>
+            </w:r>
+          </w:p>
+        </w:tc>
+        <w:tc>
+          <w:p>
+            <w:pPr>
+              <w:pStyle w:val="Compact"/>
+              <w:jc w:val="left"/>
+            </w:pPr>
+            <w:r>
+              <w:t xml:space="preserve">there are none</w:t>
+            </w:r>
+          </w:p>
+        </w:tc>
+        <w:tc>
+          <w:p>
+            <w:pPr>
+              <w:pStyle w:val="Compact"/>
+              <w:jc w:val="left"/>
+            </w:pPr>
+            <w:r>
+              <w:t xml:space="preserve">fabricated a security</w:t>
+            </w:r>
+          </w:p>
+        </w:tc>
+      </w:tr>
+      <w:tr>
+        <w:tc>
+          <w:p>
+            <w:pPr>
+              <w:pStyle w:val="Compact"/>
+              <w:jc w:val="left"/>
+            </w:pPr>
+            <w:r>
+              <w:t xml:space="preserve">Unsupported</w:t>
+            </w:r>
+          </w:p>
+        </w:tc>
+        <w:tc>
+          <w:p>
+            <w:pPr>
+              <w:pStyle w:val="Compact"/>
+              <w:jc w:val="left"/>
+            </w:pPr>
+            <w:r>
+              <w:t xml:space="preserve">Pfizer</w:t>
+            </w:r>
+          </w:p>
+        </w:tc>
+        <w:tc>
+          <w:p>
+            <w:pPr>
+              <w:pStyle w:val="Compact"/>
+              <w:jc w:val="left"/>
+            </w:pPr>
+            <w:r>
+              <w:t xml:space="preserve">Spinning off any large segments (Q2’23)?</w:t>
+            </w:r>
+          </w:p>
+        </w:tc>
+        <w:tc>
+          <w:p>
+            <w:pPr>
+              <w:pStyle w:val="Compact"/>
+              <w:jc w:val="left"/>
+            </w:pPr>
+            <w:r>
+              <w:t xml:space="preserve">not spinning off any</w:t>
+            </w:r>
+          </w:p>
+        </w:tc>
+        <w:tc>
+          <w:p>
+            <w:pPr>
+              <w:pStyle w:val="Compact"/>
+              <w:jc w:val="left"/>
+            </w:pPr>
+            <w:r>
+              <w:t xml:space="preserve">Yes—Upjohn</w:t>
+            </w:r>
+          </w:p>
+        </w:tc>
+        <w:tc>
+          <w:p>
+            <w:pPr>
+              <w:pStyle w:val="Compact"/>
+              <w:jc w:val="left"/>
+            </w:pPr>
+            <w:r>
+              <w:t xml:space="preserve">contradicts the filing</w:t>
+            </w:r>
+          </w:p>
+        </w:tc>
+      </w:tr>
+      <w:tr>
+        <w:tc>
+          <w:p>
+            <w:pPr>
+              <w:pStyle w:val="Compact"/>
+              <w:jc w:val="left"/>
+            </w:pPr>
+            <w:r>
+              <w:t xml:space="preserve">Reasoning</w:t>
+            </w:r>
+          </w:p>
+        </w:tc>
+        <w:tc>
+          <w:p>
+            <w:pPr>
+              <w:pStyle w:val="Compact"/>
+              <w:jc w:val="left"/>
+            </w:pPr>
+            <w:r>
+              <w:t xml:space="preserve">Verizon</w:t>
+            </w:r>
+          </w:p>
+        </w:tc>
+        <w:tc>
+          <w:p>
+            <w:pPr>
+              <w:pStyle w:val="Compact"/>
+              <w:jc w:val="left"/>
+            </w:pPr>
+            <w:r>
+              <w:t xml:space="preserve">Did debt increase 2021→2022?</w:t>
+            </w:r>
+          </w:p>
+        </w:tc>
+        <w:tc>
+          <w:p>
+            <w:pPr>
+              <w:pStyle w:val="Compact"/>
+              <w:jc w:val="left"/>
+            </w:pPr>
+            <w:r>
+              <w:t xml:space="preserve">Yes (used 2020→2021)</w:t>
+            </w:r>
+          </w:p>
+        </w:tc>
+        <w:tc>
+          <w:p>
+            <w:pPr>
+              <w:pStyle w:val="Compact"/>
+              <w:jc w:val="left"/>
+            </w:pPr>
+            <w:r>
+              <w:t xml:space="preserve">No, it decreased</w:t>
+            </w:r>
+          </w:p>
+        </w:tc>
+        <w:tc>
+          <w:p>
+            <w:pPr>
+              <w:pStyle w:val="Compact"/>
+              <w:jc w:val="left"/>
+            </w:pPr>
+            <w:r>
+              <w:t xml:space="preserve">compared the wrong fiscal years</w:t>
+            </w:r>
+          </w:p>
+        </w:tc>
+      </w:tr>
+      <w:tr>
+        <w:tc>
+          <w:p>
+            <w:pPr>
+              <w:pStyle w:val="Compact"/>
+              <w:jc w:val="left"/>
+            </w:pPr>
+            <w:r>
+              <w:t xml:space="preserve">Reasoning</w:t>
+            </w:r>
+          </w:p>
+        </w:tc>
+        <w:tc>
+          <w:p>
+            <w:pPr>
+              <w:pStyle w:val="Compact"/>
+              <w:jc w:val="left"/>
+            </w:pPr>
+            <w:r>
+              <w:t xml:space="preserve">3M</w:t>
+            </w:r>
+          </w:p>
+        </w:tc>
+        <w:tc>
+          <w:p>
+            <w:pPr>
+              <w:pStyle w:val="Compact"/>
+              <w:jc w:val="left"/>
+            </w:pPr>
+            <w:r>
+              <w:t xml:space="preserve">Capital-intensive in FY2022?</w:t>
+            </w:r>
+          </w:p>
+        </w:tc>
+        <w:tc>
+          <w:p>
+            <w:pPr>
+              <w:pStyle w:val="Compact"/>
+              <w:jc w:val="left"/>
+            </w:pPr>
+            <w:r>
+              <w:t xml:space="preserve">Yes</w:t>
+            </w:r>
+          </w:p>
+        </w:tc>
+        <w:tc>
+          <w:p>
+            <w:pPr>
+              <w:pStyle w:val="Compact"/>
+              <w:jc w:val="left"/>
+            </w:pPr>
+            <w:r>
+              <w:t xml:space="preserve">No</w:t>
+            </w:r>
+          </w:p>
+        </w:tc>
+        <w:tc>
+          <w:p>
+            <w:pPr>
+              <w:pStyle w:val="Compact"/>
+              <w:jc w:val="left"/>
+            </w:pPr>
+            <w:r>
+              <w:t xml:space="preserve">opposite interpretation of the same figures</w:t>
+            </w:r>
+          </w:p>
+        </w:tc>
+      </w:tr>
+    </w:tbl>
+    <w:bookmarkEnd w:id="30"/>
+    <w:bookmarkStart w:id="31" w:name="conclusion-limitations-and-future-work"/>
+    <w:p>
+      <w:pPr>
+        <w:pStyle w:val="1"/>
+      </w:pPr>
+      <w:r>
+        <w:t xml:space="preserve">Conclusion, Limitations, and Future Work</w:t>
+      </w:r>
+    </w:p>
+    <w:p>
+      <w:pPr>
+        <w:pStyle w:val="FirstParagraph"/>
+      </w:pPr>
+      <w:r>
+        <w:t xml:space="preserve">We studied when and how RAG systems hallucinate on financial QA. Across four pipelines that differ only in retrieval,</w:t>
+      </w:r>
+      <w:r>
+        <w:t xml:space="preserve"> </w:t>
+      </w:r>
+      <w:r>
+        <w:rPr>
+          <w:bCs/>
+          <w:b/>
+        </w:rPr>
+        <w:t xml:space="preserve">retrieval quality is the dominant lever</w:t>
+      </w:r>
+      <w:r>
+        <w:t xml:space="preserve"> </w:t>
+      </w:r>
+      <w:r>
+        <w:t xml:space="preserve">on faithfulness and accuracy (RQ1), reinforced by a top-</w:t>
+      </w:r>
+      <m:oMath>
+        <m:r>
+          <m:t>k</m:t>
+        </m:r>
+      </m:oMath>
+      <w:r>
+        <w:t xml:space="preserve"> </w:t>
+      </w:r>
+      <w:r>
+        <w:t xml:space="preserve">ablation. A manual taxonomy shows</w:t>
+      </w:r>
+      <w:r>
+        <w:t xml:space="preserve"> </w:t>
+      </w:r>
+      <w:r>
+        <w:rPr>
+          <w:bCs/>
+          <w:b/>
+        </w:rPr>
+        <w:t xml:space="preserve">numerical errors dominate</w:t>
+      </w:r>
+      <w:r>
+        <w:t xml:space="preserve"> </w:t>
+      </w:r>
+      <w:r>
+        <w:t xml:space="preserve">the residual hallucinations, with entity errors—mostly wrong-filing retrievals—a close second (RQ2). Holding retrieved context fixed, the open</w:t>
+      </w:r>
+      <w:r>
+        <w:t xml:space="preserve"> </w:t>
+      </w:r>
+      <w:r>
+        <w:rPr>
+          <w:bCs/>
+          <w:b/>
+        </w:rPr>
+        <w:t xml:space="preserve">Mistral-7B-Instruct is more faithful than GPT-3.5</w:t>
+      </w:r>
+      <w:r>
+        <w:t xml:space="preserve"> </w:t>
+      </w:r>
+      <w:r>
+        <w:t xml:space="preserve">by abstaining more (RQ3), indicating that grounding on this benchmark is governed more by abstention behavior than by model scale. We also find that ~22% of automatically flagged failures are correct answers mis-scored—a caution for automatic evaluation.</w:t>
+      </w:r>
+    </w:p>
+    <w:p>
+      <w:pPr>
+        <w:pStyle w:val="BodyText"/>
+      </w:pPr>
+      <w:r>
+        <w:rPr>
+          <w:bCs/>
+          <w:b/>
+        </w:rPr>
+        <w:t xml:space="preserve">Limitations.</w:t>
+      </w:r>
+      <w:r>
+        <w:t xml:space="preserve"> </w:t>
+      </w:r>
+      <w:r>
+        <w:t xml:space="preserve">(1)</w:t>
       </w:r>
       <w:r>
         <w:t xml:space="preserve"> </w:t>
@@ -3072,32 +5563,13 @@
           <w:iCs/>
           <w:i/>
         </w:rPr>
-        <w:t xml:space="preserve">Proceedings of EACL: System Demonstrations</w:t>
-      </w:r>
-      <w:r>
-        <w:t xml:space="preserve">.</w:t>
-      </w:r>
-    </w:p>
-    <w:bookmarkEnd w:id="30"/>
-    <w:bookmarkStart w:id="31" w:name="ref-friel2024ragbench"/>
-    <w:p>
-      <w:pPr>
-        <w:pStyle w:val="Bibliography"/>
-      </w:pPr>
-      <w:r>
-        <w:t xml:space="preserve">Friel, Robert, Masha Belyi, and Atindriyo Sanyal. 2024.</w:t>
-      </w:r>
-      <w:r>
-        <w:t xml:space="preserve"> </w:t>
-      </w:r>
-      <w:r>
-        <w:t xml:space="preserve">“</w:t>
-      </w:r>
-      <w:r>
-        <w:t xml:space="preserve">RAGBench</w:t>
-      </w:r>
-      <w:r>
-        <w:t xml:space="preserve">: Explainable Benchmark for Retrieval-Augmented Generation Systems.”</w:t>
+        <w:t xml:space="preserve">Single annotator.</w:t>
+      </w:r>
+      <w:r>
+        <w:t xml:space="preserve"> </w:t>
+      </w:r>
+      <w:r>
+        <w:t xml:space="preserve">The 50 cases were labeled by one annotator (LLM-drafted, human-reviewed), so we do not report inter-annotator agreement (Cohen’s kappa); a second independent pass would strengthen the taxonomy. (2)</w:t>
       </w:r>
       <w:r>
         <w:t xml:space="preserve"> </w:t>
@@ -3107,26 +5579,131 @@
           <w:iCs/>
           <w:i/>
         </w:rPr>
-        <w:t xml:space="preserve">arXiv Preprint arXiv:2407.11005</w:t>
-      </w:r>
-      <w:r>
-        <w:t xml:space="preserve">.</w:t>
+        <w:t xml:space="preserve">PDF table extraction</w:t>
+      </w:r>
+      <w:r>
+        <w:t xml:space="preserve"> </w:t>
+      </w:r>
+      <w:r>
+        <w:t xml:space="preserve">flattens tables into linear text, which can sever a figure from its row/column headers and is a plausible source of numerical errors. (3)</w:t>
+      </w:r>
+      <w:r>
+        <w:t xml:space="preserve"> </w:t>
+      </w:r>
+      <w:r>
+        <w:rPr>
+          <w:iCs/>
+          <w:i/>
+        </w:rPr>
+        <w:t xml:space="preserve">Scale:</w:t>
+      </w:r>
+      <w:r>
+        <w:t xml:space="preserve"> </w:t>
+      </w:r>
+      <w:r>
+        <w:t xml:space="preserve">we evaluate the 150-question open subset, not the full 10,231-question FinanceBench. (4)</w:t>
+      </w:r>
+      <w:r>
+        <w:t xml:space="preserve"> </w:t>
+      </w:r>
+      <w:r>
+        <w:rPr>
+          <w:iCs/>
+          <w:i/>
+        </w:rPr>
+        <w:t xml:space="preserve">Judge dependence:</w:t>
+      </w:r>
+      <w:r>
+        <w:t xml:space="preserve"> </w:t>
+      </w:r>
+      <w:r>
+        <w:t xml:space="preserve">RAGAS faithfulness relies on an LLM judge (GPT-4o-mini); absolute values should be read comparatively.</w:t>
+      </w:r>
+    </w:p>
+    <w:p>
+      <w:pPr>
+        <w:pStyle w:val="BodyText"/>
+      </w:pPr>
+      <w:r>
+        <w:rPr>
+          <w:bCs/>
+          <w:b/>
+        </w:rPr>
+        <w:t xml:space="preserve">Future work.</w:t>
+      </w:r>
+      <w:r>
+        <w:t xml:space="preserve"> </w:t>
+      </w:r>
+      <w:r>
+        <w:t xml:space="preserve">Table-aware chunking that preserves headers; retrieval upgrades (Fusion-in-Decoder</w:t>
+      </w:r>
+      <w:r>
+        <w:t xml:space="preserve"> </w:t>
+      </w:r>
+      <w:r>
+        <w:t xml:space="preserve">(Izacard and Grave 2021)</w:t>
+      </w:r>
+      <w:r>
+        <w:t xml:space="preserve">, Self-RAG</w:t>
+      </w:r>
+      <w:r>
+        <w:t xml:space="preserve"> </w:t>
+      </w:r>
+      <w:r>
+        <w:t xml:space="preserve">(Asai et al. 2024)</w:t>
+      </w:r>
+      <w:r>
+        <w:t xml:space="preserve">) to close the remaining recall gap; an automatic hallucination classifier supervised by RAGTruth</w:t>
+      </w:r>
+      <w:r>
+        <w:t xml:space="preserve"> </w:t>
+      </w:r>
+      <w:r>
+        <w:t xml:space="preserve">(Niu et al. 2024)</w:t>
+      </w:r>
+      <w:r>
+        <w:t xml:space="preserve"> </w:t>
+      </w:r>
+      <w:r>
+        <w:t xml:space="preserve">and validated against our human labels; and scaling the evaluation to the full benchmark.</w:t>
       </w:r>
     </w:p>
     <w:bookmarkEnd w:id="31"/>
-    <w:bookmarkStart w:id="32" w:name="ref-gao2023ragsurvey"/>
+    <w:bookmarkStart w:id="58" w:name="references"/>
     <w:p>
       <w:pPr>
+        <w:pStyle w:val="1"/>
+      </w:pPr>
+      <w:r>
+        <w:t xml:space="preserve">References</w:t>
+      </w:r>
+    </w:p>
+    <w:bookmarkStart w:id="57" w:name="refs"/>
+    <w:bookmarkStart w:id="32" w:name="ref-asai2024selfrag"/>
+    <w:p>
+      <w:pPr>
         <w:pStyle w:val="Bibliography"/>
       </w:pPr>
       <w:r>
-        <w:t xml:space="preserve">Gao, Yunfan, Yun Xiong, Xinyu Gao, Kangxiang Jia, Jinliu Pan, Yuxi Bi, Yi Dai, Jiawei Sun, and Haofen Wang. 2023.</w:t>
-      </w:r>
-      <w:r>
-        <w:t xml:space="preserve"> </w:t>
-      </w:r>
-      <w:r>
-        <w:t xml:space="preserve">“Retrieval-Augmented Generation for Large Language Models: A Survey.”</w:t>
+        <w:t xml:space="preserve">Asai, Akari, Zeqiu Wu, Yizhong Wang, Avirup Sil, and Hannaneh Hajishirzi. 2024.</w:t>
+      </w:r>
+      <w:r>
+        <w:t xml:space="preserve"> </w:t>
+      </w:r>
+      <w:r>
+        <w:t xml:space="preserve">“Self-</w:t>
+      </w:r>
+      <w:r>
+        <w:t xml:space="preserve">RAG</w:t>
+      </w:r>
+      <w:r>
+        <w:t xml:space="preserve">: Learning to Retrieve, Generate, and Critique Through Self-Reflection.”</w:t>
+      </w:r>
+      <w:r>
+        <w:t xml:space="preserve"> </w:t>
+      </w:r>
+      <w:r>
+        <w:t xml:space="preserve">In</w:t>
       </w:r>
       <w:r>
         <w:t xml:space="preserve"> </w:t>
@@ -3136,32 +5713,26 @@
           <w:iCs/>
           <w:i/>
         </w:rPr>
-        <w:t xml:space="preserve">arXiv Preprint arXiv:2312.10997</w:t>
+        <w:t xml:space="preserve">Proceedings of ICLR</w:t>
       </w:r>
       <w:r>
         <w:t xml:space="preserve">.</w:t>
       </w:r>
     </w:p>
     <w:bookmarkEnd w:id="32"/>
-    <w:bookmarkStart w:id="33" w:name="ref-guu2020realm"/>
+    <w:bookmarkStart w:id="33" w:name="ref-chen2024rgb"/>
     <w:p>
       <w:pPr>
         <w:pStyle w:val="Bibliography"/>
       </w:pPr>
       <w:r>
-        <w:t xml:space="preserve">Guu, Kelvin, Kenton Lee, Zora Tung, Panupong Pasupat, and Ming-Wei Chang. 2020.</w:t>
-      </w:r>
-      <w:r>
-        <w:t xml:space="preserve"> </w:t>
-      </w:r>
-      <w:r>
-        <w:t xml:space="preserve">“</w:t>
-      </w:r>
-      <w:r>
-        <w:t xml:space="preserve">REALM</w:t>
-      </w:r>
-      <w:r>
-        <w:t xml:space="preserve">: Retrieval-Augmented Language Model Pre-Training.”</w:t>
+        <w:t xml:space="preserve">Chen, Jiawei, Hongyu Lin, Xianpei Han, and Le Sun. 2024.</w:t>
+      </w:r>
+      <w:r>
+        <w:t xml:space="preserve"> </w:t>
+      </w:r>
+      <w:r>
+        <w:t xml:space="preserve">“Benchmarking Large Language Models in Retrieval-Augmented Generation.”</w:t>
       </w:r>
       <w:r>
         <w:t xml:space="preserve"> </w:t>
@@ -3177,26 +5748,38 @@
           <w:iCs/>
           <w:i/>
         </w:rPr>
-        <w:t xml:space="preserve">Proceedings of ICML</w:t>
+        <w:t xml:space="preserve">Proceedings of AAAI</w:t>
       </w:r>
       <w:r>
         <w:t xml:space="preserve">.</w:t>
       </w:r>
     </w:p>
     <w:bookmarkEnd w:id="33"/>
-    <w:bookmarkStart w:id="34" w:name="ref-huang2023hallucinationsurvey"/>
+    <w:bookmarkStart w:id="34" w:name="ref-chen2021finqa"/>
     <w:p>
       <w:pPr>
         <w:pStyle w:val="Bibliography"/>
       </w:pPr>
       <w:r>
-        <w:t xml:space="preserve">Huang, Lei, Weijiang Yu, Weitao Ma, Weihong Zhong, Zhangyin Feng, Haotian Wang, Qianglong Chen, et al. 2023.</w:t>
-      </w:r>
-      <w:r>
-        <w:t xml:space="preserve"> </w:t>
-      </w:r>
-      <w:r>
-        <w:t xml:space="preserve">“A Survey on Hallucination in Large Language Models: Principles, Taxonomy, Challenges, and Open Questions.”</w:t>
+        <w:t xml:space="preserve">Chen, Zhiyu, Wenhu Chen, Charese Smiley, Sameena Shah, Iana Borova, Dylan Langdon, Reema Moussa, et al. 2021.</w:t>
+      </w:r>
+      <w:r>
+        <w:t xml:space="preserve"> </w:t>
+      </w:r>
+      <w:r>
+        <w:t xml:space="preserve">“</w:t>
+      </w:r>
+      <w:r>
+        <w:t xml:space="preserve">FinQA</w:t>
+      </w:r>
+      <w:r>
+        <w:t xml:space="preserve">: A Dataset of Numerical Reasoning over Financial Data.”</w:t>
+      </w:r>
+      <w:r>
+        <w:t xml:space="preserve"> </w:t>
+      </w:r>
+      <w:r>
+        <w:t xml:space="preserve">In</w:t>
       </w:r>
       <w:r>
         <w:t xml:space="preserve"> </w:t>
@@ -3206,20 +5789,20 @@
           <w:iCs/>
           <w:i/>
         </w:rPr>
-        <w:t xml:space="preserve">arXiv Preprint arXiv:2311.05232</w:t>
+        <w:t xml:space="preserve">Proceedings of EMNLP</w:t>
       </w:r>
       <w:r>
         <w:t xml:space="preserve">.</w:t>
       </w:r>
     </w:p>
     <w:bookmarkEnd w:id="34"/>
-    <w:bookmarkStart w:id="35" w:name="ref-islam2023financebench"/>
+    <w:bookmarkStart w:id="35" w:name="ref-chen2022convfinqa"/>
     <w:p>
       <w:pPr>
         <w:pStyle w:val="Bibliography"/>
       </w:pPr>
       <w:r>
-        <w:t xml:space="preserve">Islam, Pranab, Anand Kannappan, Douwe Kiela, Rebecca Qian, Nino Scherrer, and Bertie Vidgen. 2023.</w:t>
+        <w:t xml:space="preserve">Chen, Zhiyu, Shiyang Li, Charese Smiley, Zhiqiang Ma, Sameena Shah, and William Yang Wang. 2022.</w:t>
       </w:r>
       <w:r>
         <w:t xml:space="preserve"> </w:t>
@@ -3228,10 +5811,16 @@
         <w:t xml:space="preserve">“</w:t>
       </w:r>
       <w:r>
-        <w:t xml:space="preserve">FinanceBench</w:t>
-      </w:r>
-      <w:r>
-        <w:t xml:space="preserve">: A New Benchmark for Financial Question Answering.”</w:t>
+        <w:t xml:space="preserve">ConvFinQA</w:t>
+      </w:r>
+      <w:r>
+        <w:t xml:space="preserve">: Exploring the Chain of Numerical Reasoning in Conversational Finance Question Answering.”</w:t>
+      </w:r>
+      <w:r>
+        <w:t xml:space="preserve"> </w:t>
+      </w:r>
+      <w:r>
+        <w:t xml:space="preserve">In</w:t>
       </w:r>
       <w:r>
         <w:t xml:space="preserve"> </w:t>
@@ -3241,26 +5830,32 @@
           <w:iCs/>
           <w:i/>
         </w:rPr>
-        <w:t xml:space="preserve">arXiv Preprint arXiv:2311.11944</w:t>
+        <w:t xml:space="preserve">Proceedings of EMNLP</w:t>
       </w:r>
       <w:r>
         <w:t xml:space="preserve">.</w:t>
       </w:r>
     </w:p>
     <w:bookmarkEnd w:id="35"/>
-    <w:bookmarkStart w:id="36" w:name="ref-izacard2021fid"/>
+    <w:bookmarkStart w:id="36" w:name="ref-es2024ragas"/>
     <w:p>
       <w:pPr>
         <w:pStyle w:val="Bibliography"/>
       </w:pPr>
       <w:r>
-        <w:t xml:space="preserve">Izacard, Gautier, and Edouard Grave. 2021.</w:t>
-      </w:r>
-      <w:r>
-        <w:t xml:space="preserve"> </w:t>
-      </w:r>
-      <w:r>
-        <w:t xml:space="preserve">“Leveraging Passage Retrieval with Generative Models for Open Domain Question Answering.”</w:t>
+        <w:t xml:space="preserve">Es, Shahul, Jithin James, Luis Espinosa-Anke, and Steven Schockaert. 2024.</w:t>
+      </w:r>
+      <w:r>
+        <w:t xml:space="preserve"> </w:t>
+      </w:r>
+      <w:r>
+        <w:t xml:space="preserve">“</w:t>
+      </w:r>
+      <w:r>
+        <w:t xml:space="preserve">RAGAS</w:t>
+      </w:r>
+      <w:r>
+        <w:t xml:space="preserve">: Automated Evaluation of Retrieval Augmented Generation.”</w:t>
       </w:r>
       <w:r>
         <w:t xml:space="preserve"> </w:t>
@@ -3276,26 +5871,32 @@
           <w:iCs/>
           <w:i/>
         </w:rPr>
-        <w:t xml:space="preserve">Proceedings of EACL</w:t>
+        <w:t xml:space="preserve">Proceedings of EACL: System Demonstrations</w:t>
       </w:r>
       <w:r>
         <w:t xml:space="preserve">.</w:t>
       </w:r>
     </w:p>
     <w:bookmarkEnd w:id="36"/>
-    <w:bookmarkStart w:id="37" w:name="ref-ji2023hallucination"/>
+    <w:bookmarkStart w:id="37" w:name="ref-friel2024ragbench"/>
     <w:p>
       <w:pPr>
         <w:pStyle w:val="Bibliography"/>
       </w:pPr>
       <w:r>
-        <w:t xml:space="preserve">Ji, Ziwei, Nayeon Lee, Rita Frieske, Tiezheng Yu, Dan Su, Yan Xu, Etsuko Ishii, Ye Jin Bang, Andrea Madotto, and Pascale Fung. 2023.</w:t>
-      </w:r>
-      <w:r>
-        <w:t xml:space="preserve"> </w:t>
-      </w:r>
-      <w:r>
-        <w:t xml:space="preserve">“Survey of Hallucination in Natural Language Generation.”</w:t>
+        <w:t xml:space="preserve">Friel, Robert, Masha Belyi, and Atindriyo Sanyal. 2024.</w:t>
+      </w:r>
+      <w:r>
+        <w:t xml:space="preserve"> </w:t>
+      </w:r>
+      <w:r>
+        <w:t xml:space="preserve">“</w:t>
+      </w:r>
+      <w:r>
+        <w:t xml:space="preserve">RAGBench</w:t>
+      </w:r>
+      <w:r>
+        <w:t xml:space="preserve">: Explainable Benchmark for Retrieval-Augmented Generation Systems.”</w:t>
       </w:r>
       <w:r>
         <w:t xml:space="preserve"> </w:t>
@@ -3305,44 +5906,26 @@
           <w:iCs/>
           <w:i/>
         </w:rPr>
-        <w:t xml:space="preserve">ACM Computing Surveys</w:t>
-      </w:r>
-      <w:r>
-        <w:t xml:space="preserve"> </w:t>
-      </w:r>
-      <w:r>
-        <w:t xml:space="preserve">55 (12): 1–38.</w:t>
+        <w:t xml:space="preserve">arXiv Preprint arXiv:2407.11005</w:t>
+      </w:r>
+      <w:r>
+        <w:t xml:space="preserve">.</w:t>
       </w:r>
     </w:p>
     <w:bookmarkEnd w:id="37"/>
-    <w:bookmarkStart w:id="38" w:name="ref-jiang2023mistral"/>
+    <w:bookmarkStart w:id="38" w:name="ref-gao2023ragsurvey"/>
     <w:p>
       <w:pPr>
         <w:pStyle w:val="Bibliography"/>
       </w:pPr>
       <w:r>
-        <w:t xml:space="preserve">Jiang, Albert Q., Alexandre Sablayrolles, Arthur Mensch, Chris Bamford, Devendra Singh Chaplot, Diego de las Casas, Florian Bressand, et al. 2023.</w:t>
-      </w:r>
-      <w:r>
-        <w:t xml:space="preserve"> </w:t>
-      </w:r>
-      <w:r>
-        <w:t xml:space="preserve">“</w:t>
-      </w:r>
-      <w:r>
-        <w:t xml:space="preserve">Mistral</w:t>
-      </w:r>
-      <w:r>
-        <w:t xml:space="preserve"> </w:t>
-      </w:r>
-      <w:r>
-        <w:t xml:space="preserve">7</w:t>
-      </w:r>
-      <w:r>
-        <w:t xml:space="preserve">B</w:t>
-      </w:r>
-      <w:r>
-        <w:t xml:space="preserve">.”</w:t>
+        <w:t xml:space="preserve">Gao, Yunfan, Yun Xiong, Xinyu Gao, Kangxiang Jia, Jinliu Pan, Yuxi Bi, Yi Dai, Jiawei Sun, and Haofen Wang. 2023.</w:t>
+      </w:r>
+      <w:r>
+        <w:t xml:space="preserve"> </w:t>
+      </w:r>
+      <w:r>
+        <w:t xml:space="preserve">“Retrieval-Augmented Generation for Large Language Models: A Survey.”</w:t>
       </w:r>
       <w:r>
         <w:t xml:space="preserve"> </w:t>
@@ -3352,26 +5935,32 @@
           <w:iCs/>
           <w:i/>
         </w:rPr>
-        <w:t xml:space="preserve">arXiv Preprint arXiv:2310.06825</w:t>
+        <w:t xml:space="preserve">arXiv Preprint arXiv:2312.10997</w:t>
       </w:r>
       <w:r>
         <w:t xml:space="preserve">.</w:t>
       </w:r>
     </w:p>
     <w:bookmarkEnd w:id="38"/>
-    <w:bookmarkStart w:id="39" w:name="ref-karpukhin2020dpr"/>
+    <w:bookmarkStart w:id="39" w:name="ref-guu2020realm"/>
     <w:p>
       <w:pPr>
         <w:pStyle w:val="Bibliography"/>
       </w:pPr>
       <w:r>
-        <w:t xml:space="preserve">Karpukhin, Vladimir, Barlas Oğuz, Sewon Min, Patrick Lewis, Ledell Wu, Sergey Edunov, Danqi Chen, and Wen-tau Yih. 2020.</w:t>
-      </w:r>
-      <w:r>
-        <w:t xml:space="preserve"> </w:t>
-      </w:r>
-      <w:r>
-        <w:t xml:space="preserve">“Dense Passage Retrieval for Open-Domain Question Answering.”</w:t>
+        <w:t xml:space="preserve">Guu, Kelvin, Kenton Lee, Zora Tung, Panupong Pasupat, and Ming-Wei Chang. 2020.</w:t>
+      </w:r>
+      <w:r>
+        <w:t xml:space="preserve"> </w:t>
+      </w:r>
+      <w:r>
+        <w:t xml:space="preserve">“</w:t>
+      </w:r>
+      <w:r>
+        <w:t xml:space="preserve">REALM</w:t>
+      </w:r>
+      <w:r>
+        <w:t xml:space="preserve">: Retrieval-Augmented Language Model Pre-Training.”</w:t>
       </w:r>
       <w:r>
         <w:t xml:space="preserve"> </w:t>
@@ -3387,44 +5976,26 @@
           <w:iCs/>
           <w:i/>
         </w:rPr>
-        <w:t xml:space="preserve">Proceedings of EMNLP</w:t>
+        <w:t xml:space="preserve">Proceedings of ICML</w:t>
       </w:r>
       <w:r>
         <w:t xml:space="preserve">.</w:t>
       </w:r>
     </w:p>
     <w:bookmarkEnd w:id="39"/>
-    <w:bookmarkStart w:id="40" w:name="ref-lewis2020rag"/>
+    <w:bookmarkStart w:id="40" w:name="ref-huang2023hallucinationsurvey"/>
     <w:p>
       <w:pPr>
         <w:pStyle w:val="Bibliography"/>
       </w:pPr>
       <w:r>
-        <w:t xml:space="preserve">Lewis, Patrick, Ethan Perez, Aleksandra Piktus, Fabio Petroni, Vladimir Karpukhin, Naman Goyal, Heinrich Küttler, et al. 2020.</w:t>
-      </w:r>
-      <w:r>
-        <w:t xml:space="preserve"> </w:t>
-      </w:r>
-      <w:r>
-        <w:t xml:space="preserve">“Retrieval-Augmented Generation for Knowledge-Intensive</w:t>
-      </w:r>
-      <w:r>
-        <w:t xml:space="preserve"> </w:t>
-      </w:r>
-      <w:r>
-        <w:t xml:space="preserve">NLP</w:t>
-      </w:r>
-      <w:r>
-        <w:t xml:space="preserve"> </w:t>
-      </w:r>
-      <w:r>
-        <w:t xml:space="preserve">Tasks.”</w:t>
-      </w:r>
-      <w:r>
-        <w:t xml:space="preserve"> </w:t>
-      </w:r>
-      <w:r>
-        <w:t xml:space="preserve">In</w:t>
+        <w:t xml:space="preserve">Huang, Lei, Weijiang Yu, Weitao Ma, Weihong Zhong, Zhangyin Feng, Haotian Wang, Qianglong Chen, et al. 2023.</w:t>
+      </w:r>
+      <w:r>
+        <w:t xml:space="preserve"> </w:t>
+      </w:r>
+      <w:r>
+        <w:t xml:space="preserve">“A Survey on Hallucination in Large Language Models: Principles, Taxonomy, Challenges, and Open Questions.”</w:t>
       </w:r>
       <w:r>
         <w:t xml:space="preserve"> </w:t>
@@ -3434,32 +6005,32 @@
           <w:iCs/>
           <w:i/>
         </w:rPr>
-        <w:t xml:space="preserve">Advances in Neural Information Processing Systems (NeurIPS)</w:t>
+        <w:t xml:space="preserve">arXiv Preprint arXiv:2311.05232</w:t>
       </w:r>
       <w:r>
         <w:t xml:space="preserve">.</w:t>
       </w:r>
     </w:p>
     <w:bookmarkEnd w:id="40"/>
-    <w:bookmarkStart w:id="41" w:name="ref-ma2023queryrewriting"/>
+    <w:bookmarkStart w:id="41" w:name="ref-islam2023financebench"/>
     <w:p>
       <w:pPr>
         <w:pStyle w:val="Bibliography"/>
       </w:pPr>
       <w:r>
-        <w:t xml:space="preserve">Ma, Xinbei, Yeyun Gong, Pengcheng He, Hai Zhao, and Nan Duan. 2023.</w:t>
-      </w:r>
-      <w:r>
-        <w:t xml:space="preserve"> </w:t>
-      </w:r>
-      <w:r>
-        <w:t xml:space="preserve">“Query Rewriting for Retrieval-Augmented Large Language Models.”</w:t>
-      </w:r>
-      <w:r>
-        <w:t xml:space="preserve"> </w:t>
-      </w:r>
-      <w:r>
-        <w:t xml:space="preserve">In</w:t>
+        <w:t xml:space="preserve">Islam, Pranab, Anand Kannappan, Douwe Kiela, Rebecca Qian, Nino Scherrer, and Bertie Vidgen. 2023.</w:t>
+      </w:r>
+      <w:r>
+        <w:t xml:space="preserve"> </w:t>
+      </w:r>
+      <w:r>
+        <w:t xml:space="preserve">“</w:t>
+      </w:r>
+      <w:r>
+        <w:t xml:space="preserve">FinanceBench</w:t>
+      </w:r>
+      <w:r>
+        <w:t xml:space="preserve">: A New Benchmark for Financial Question Answering.”</w:t>
       </w:r>
       <w:r>
         <w:t xml:space="preserve"> </w:t>
@@ -3469,32 +6040,26 @@
           <w:iCs/>
           <w:i/>
         </w:rPr>
-        <w:t xml:space="preserve">Proceedings of EMNLP</w:t>
+        <w:t xml:space="preserve">arXiv Preprint arXiv:2311.11944</w:t>
       </w:r>
       <w:r>
         <w:t xml:space="preserve">.</w:t>
       </w:r>
     </w:p>
     <w:bookmarkEnd w:id="41"/>
-    <w:bookmarkStart w:id="42" w:name="ref-manakul2023selfcheckgpt"/>
+    <w:bookmarkStart w:id="42" w:name="ref-izacard2021fid"/>
     <w:p>
       <w:pPr>
         <w:pStyle w:val="Bibliography"/>
       </w:pPr>
       <w:r>
-        <w:t xml:space="preserve">Manakul, Potsawee, Adian Liusie, and Mark J. F. Gales. 2023.</w:t>
-      </w:r>
-      <w:r>
-        <w:t xml:space="preserve"> </w:t>
-      </w:r>
-      <w:r>
-        <w:t xml:space="preserve">“</w:t>
-      </w:r>
-      <w:r>
-        <w:t xml:space="preserve">SelfCheckGPT</w:t>
-      </w:r>
-      <w:r>
-        <w:t xml:space="preserve">: Zero-Resource Black-Box Hallucination Detection for Generative Large Language Models.”</w:t>
+        <w:t xml:space="preserve">Izacard, Gautier, and Edouard Grave. 2021.</w:t>
+      </w:r>
+      <w:r>
+        <w:t xml:space="preserve"> </w:t>
+      </w:r>
+      <w:r>
+        <w:t xml:space="preserve">“Leveraging Passage Retrieval with Generative Models for Open Domain Question Answering.”</w:t>
       </w:r>
       <w:r>
         <w:t xml:space="preserve"> </w:t>
@@ -3510,38 +6075,26 @@
           <w:iCs/>
           <w:i/>
         </w:rPr>
-        <w:t xml:space="preserve">Proceedings of EMNLP</w:t>
+        <w:t xml:space="preserve">Proceedings of EACL</w:t>
       </w:r>
       <w:r>
         <w:t xml:space="preserve">.</w:t>
       </w:r>
     </w:p>
     <w:bookmarkEnd w:id="42"/>
-    <w:bookmarkStart w:id="43" w:name="ref-min2023factscore"/>
+    <w:bookmarkStart w:id="43" w:name="ref-ji2023hallucination"/>
     <w:p>
       <w:pPr>
         <w:pStyle w:val="Bibliography"/>
       </w:pPr>
       <w:r>
-        <w:t xml:space="preserve">Min, Sewon, Kalpesh Krishna, Xinxi Lyu, Mike Lewis, Wen-tau Yih, Pang Wei Koh, Mohit Iyyer, Luke Zettlemoyer, and Hannaneh Hajishirzi. 2023.</w:t>
-      </w:r>
-      <w:r>
-        <w:t xml:space="preserve"> </w:t>
-      </w:r>
-      <w:r>
-        <w:t xml:space="preserve">“</w:t>
-      </w:r>
-      <w:r>
-        <w:t xml:space="preserve">FActScore</w:t>
-      </w:r>
-      <w:r>
-        <w:t xml:space="preserve">: Fine-Grained Atomic Evaluation of Factual Precision in Long Form Text Generation.”</w:t>
-      </w:r>
-      <w:r>
-        <w:t xml:space="preserve"> </w:t>
-      </w:r>
-      <w:r>
-        <w:t xml:space="preserve">In</w:t>
+        <w:t xml:space="preserve">Ji, Ziwei, Nayeon Lee, Rita Frieske, Tiezheng Yu, Dan Su, Yan Xu, Etsuko Ishii, Ye Jin Bang, Andrea Madotto, and Pascale Fung. 2023.</w:t>
+      </w:r>
+      <w:r>
+        <w:t xml:space="preserve"> </w:t>
+      </w:r>
+      <w:r>
+        <w:t xml:space="preserve">“Survey of Hallucination in Natural Language Generation.”</w:t>
       </w:r>
       <w:r>
         <w:t xml:space="preserve"> </w:t>
@@ -3551,20 +6104,23 @@
           <w:iCs/>
           <w:i/>
         </w:rPr>
-        <w:t xml:space="preserve">Proceedings of EMNLP</w:t>
-      </w:r>
-      <w:r>
-        <w:t xml:space="preserve">.</w:t>
+        <w:t xml:space="preserve">ACM Computing Surveys</w:t>
+      </w:r>
+      <w:r>
+        <w:t xml:space="preserve"> </w:t>
+      </w:r>
+      <w:r>
+        <w:t xml:space="preserve">55 (12): 1–38.</w:t>
       </w:r>
     </w:p>
     <w:bookmarkEnd w:id="43"/>
-    <w:bookmarkStart w:id="44" w:name="ref-niu2024ragtruth"/>
+    <w:bookmarkStart w:id="44" w:name="ref-jiang2023mistral"/>
     <w:p>
       <w:pPr>
         <w:pStyle w:val="Bibliography"/>
       </w:pPr>
       <w:r>
-        <w:t xml:space="preserve">Niu, Cheng, Yuanhao Wu, Juno Zhu, Siliang Xu, Kashun Shum, Randy Zhong, Juntong Song, and Tong Zhang. 2024.</w:t>
+        <w:t xml:space="preserve">Jiang, Albert Q., Alexandre Sablayrolles, Arthur Mensch, Chris Bamford, Devendra Singh Chaplot, Diego de las Casas, Florian Bressand, et al. 2023.</w:t>
       </w:r>
       <w:r>
         <w:t xml:space="preserve"> </w:t>
@@ -3573,16 +6129,19 @@
         <w:t xml:space="preserve">“</w:t>
       </w:r>
       <w:r>
-        <w:t xml:space="preserve">RAGTruth</w:t>
-      </w:r>
-      <w:r>
-        <w:t xml:space="preserve">: A Hallucination Corpus for Developing Trustworthy Retrieval-Augmented Language Models.”</w:t>
-      </w:r>
-      <w:r>
-        <w:t xml:space="preserve"> </w:t>
-      </w:r>
-      <w:r>
-        <w:t xml:space="preserve">In</w:t>
+        <w:t xml:space="preserve">Mistral</w:t>
+      </w:r>
+      <w:r>
+        <w:t xml:space="preserve"> </w:t>
+      </w:r>
+      <w:r>
+        <w:t xml:space="preserve">7</w:t>
+      </w:r>
+      <w:r>
+        <w:t xml:space="preserve">B</w:t>
+      </w:r>
+      <w:r>
+        <w:t xml:space="preserve">.”</w:t>
       </w:r>
       <w:r>
         <w:t xml:space="preserve"> </w:t>
@@ -3592,32 +6151,26 @@
           <w:iCs/>
           <w:i/>
         </w:rPr>
-        <w:t xml:space="preserve">Proceedings of ACL</w:t>
+        <w:t xml:space="preserve">arXiv Preprint arXiv:2310.06825</w:t>
       </w:r>
       <w:r>
         <w:t xml:space="preserve">.</w:t>
       </w:r>
     </w:p>
     <w:bookmarkEnd w:id="44"/>
-    <w:bookmarkStart w:id="45" w:name="ref-rajpurkar2016squad"/>
+    <w:bookmarkStart w:id="45" w:name="ref-karpukhin2020dpr"/>
     <w:p>
       <w:pPr>
         <w:pStyle w:val="Bibliography"/>
       </w:pPr>
       <w:r>
-        <w:t xml:space="preserve">Rajpurkar, Pranav, Jian Zhang, Konstantin Lopyrev, and Percy Liang. 2016.</w:t>
-      </w:r>
-      <w:r>
-        <w:t xml:space="preserve"> </w:t>
-      </w:r>
-      <w:r>
-        <w:t xml:space="preserve">“</w:t>
-      </w:r>
-      <w:r>
-        <w:t xml:space="preserve">SQuAD</w:t>
-      </w:r>
-      <w:r>
-        <w:t xml:space="preserve">: 100,000+ Questions for Machine Comprehension of Text.”</w:t>
+        <w:t xml:space="preserve">Karpukhin, Vladimir, Barlas Oğuz, Sewon Min, Patrick Lewis, Ledell Wu, Sergey Edunov, Danqi Chen, and Wen-tau Yih. 2020.</w:t>
+      </w:r>
+      <w:r>
+        <w:t xml:space="preserve"> </w:t>
+      </w:r>
+      <w:r>
+        <w:t xml:space="preserve">“Dense Passage Retrieval for Open-Domain Question Answering.”</w:t>
       </w:r>
       <w:r>
         <w:t xml:space="preserve"> </w:t>
@@ -3640,34 +6193,31 @@
       </w:r>
     </w:p>
     <w:bookmarkEnd w:id="45"/>
-    <w:bookmarkStart w:id="46" w:name="ref-reimers2019sbert"/>
+    <w:bookmarkStart w:id="46" w:name="ref-lewis2020rag"/>
     <w:p>
       <w:pPr>
         <w:pStyle w:val="Bibliography"/>
       </w:pPr>
       <w:r>
-        <w:t xml:space="preserve">Reimers, Nils, and Iryna Gurevych. 2019.</w:t>
-      </w:r>
-      <w:r>
-        <w:t xml:space="preserve"> </w:t>
-      </w:r>
-      <w:r>
-        <w:t xml:space="preserve">“Sentence-</w:t>
-      </w:r>
-      <w:r>
-        <w:t xml:space="preserve">BERT</w:t>
-      </w:r>
-      <w:r>
-        <w:t xml:space="preserve">: Sentence Embeddings Using Siamese</w:t>
-      </w:r>
-      <w:r>
-        <w:t xml:space="preserve"> </w:t>
-      </w:r>
-      <w:r>
-        <w:t xml:space="preserve">BERT</w:t>
-      </w:r>
-      <w:r>
-        <w:t xml:space="preserve">-Networks.”</w:t>
+        <w:t xml:space="preserve">Lewis, Patrick, Ethan Perez, Aleksandra Piktus, Fabio Petroni, Vladimir Karpukhin, Naman Goyal, Heinrich Küttler, et al. 2020.</w:t>
+      </w:r>
+      <w:r>
+        <w:t xml:space="preserve"> </w:t>
+      </w:r>
+      <w:r>
+        <w:t xml:space="preserve">“Retrieval-Augmented Generation for Knowledge-Intensive</w:t>
+      </w:r>
+      <w:r>
+        <w:t xml:space="preserve"> </w:t>
+      </w:r>
+      <w:r>
+        <w:t xml:space="preserve">NLP</w:t>
+      </w:r>
+      <w:r>
+        <w:t xml:space="preserve"> </w:t>
+      </w:r>
+      <w:r>
+        <w:t xml:space="preserve">Tasks.”</w:t>
       </w:r>
       <w:r>
         <w:t xml:space="preserve"> </w:t>
@@ -3683,38 +6233,32 @@
           <w:iCs/>
           <w:i/>
         </w:rPr>
-        <w:t xml:space="preserve">Proceedings of EMNLP</w:t>
+        <w:t xml:space="preserve">Advances in Neural Information Processing Systems (NeurIPS)</w:t>
       </w:r>
       <w:r>
         <w:t xml:space="preserve">.</w:t>
       </w:r>
     </w:p>
     <w:bookmarkEnd w:id="46"/>
-    <w:bookmarkStart w:id="47" w:name="ref-robertson2009bm25"/>
+    <w:bookmarkStart w:id="47" w:name="ref-ma2023queryrewriting"/>
     <w:p>
       <w:pPr>
         <w:pStyle w:val="Bibliography"/>
       </w:pPr>
       <w:r>
-        <w:t xml:space="preserve">Robertson, Stephen, and Hugo Zaragoza. 2009.</w:t>
-      </w:r>
-      <w:r>
-        <w:t xml:space="preserve"> </w:t>
-      </w:r>
-      <w:r>
-        <w:t xml:space="preserve">“The Probabilistic Relevance Framework:</w:t>
-      </w:r>
-      <w:r>
-        <w:t xml:space="preserve"> </w:t>
-      </w:r>
-      <w:r>
-        <w:t xml:space="preserve">Bm25</w:t>
-      </w:r>
-      <w:r>
-        <w:t xml:space="preserve"> </w:t>
-      </w:r>
-      <w:r>
-        <w:t xml:space="preserve">and Beyond.”</w:t>
+        <w:t xml:space="preserve">Ma, Xinbei, Yeyun Gong, Pengcheng He, Hai Zhao, and Nan Duan. 2023.</w:t>
+      </w:r>
+      <w:r>
+        <w:t xml:space="preserve"> </w:t>
+      </w:r>
+      <w:r>
+        <w:t xml:space="preserve">“Query Rewriting for Retrieval-Augmented Large Language Models.”</w:t>
+      </w:r>
+      <w:r>
+        <w:t xml:space="preserve"> </w:t>
+      </w:r>
+      <w:r>
+        <w:t xml:space="preserve">In</w:t>
       </w:r>
       <w:r>
         <w:t xml:space="preserve"> </w:t>
@@ -3724,23 +6268,20 @@
           <w:iCs/>
           <w:i/>
         </w:rPr>
-        <w:t xml:space="preserve">Foundations and Trends in Information Retrieval</w:t>
-      </w:r>
-      <w:r>
-        <w:t xml:space="preserve"> </w:t>
-      </w:r>
-      <w:r>
-        <w:t xml:space="preserve">3 (4): 333–89.</w:t>
+        <w:t xml:space="preserve">Proceedings of EMNLP</w:t>
+      </w:r>
+      <w:r>
+        <w:t xml:space="preserve">.</w:t>
       </w:r>
     </w:p>
     <w:bookmarkEnd w:id="47"/>
-    <w:bookmarkStart w:id="48" w:name="ref-wu2023bloomberggpt"/>
+    <w:bookmarkStart w:id="48" w:name="ref-manakul2023selfcheckgpt"/>
     <w:p>
       <w:pPr>
         <w:pStyle w:val="Bibliography"/>
       </w:pPr>
       <w:r>
-        <w:t xml:space="preserve">Wu, Shijie, Ozan Irsoy, Steven Lu, Vadim Dabravolski, Mark Dredze, Sebastian Gehrmann, Prabhanjan Kambadur, David Rosenberg, and Gideon Mann. 2023.</w:t>
+        <w:t xml:space="preserve">Manakul, Potsawee, Adian Liusie, and Mark J. F. Gales. 2023.</w:t>
       </w:r>
       <w:r>
         <w:t xml:space="preserve"> </w:t>
@@ -3749,10 +6290,16 @@
         <w:t xml:space="preserve">“</w:t>
       </w:r>
       <w:r>
-        <w:t xml:space="preserve">BloombergGPT</w:t>
-      </w:r>
-      <w:r>
-        <w:t xml:space="preserve">: A Large Language Model for Finance.”</w:t>
+        <w:t xml:space="preserve">SelfCheckGPT</w:t>
+      </w:r>
+      <w:r>
+        <w:t xml:space="preserve">: Zero-Resource Black-Box Hallucination Detection for Generative Large Language Models.”</w:t>
+      </w:r>
+      <w:r>
+        <w:t xml:space="preserve"> </w:t>
+      </w:r>
+      <w:r>
+        <w:t xml:space="preserve">In</w:t>
       </w:r>
       <w:r>
         <w:t xml:space="preserve"> </w:t>
@@ -3762,20 +6309,20 @@
           <w:iCs/>
           <w:i/>
         </w:rPr>
-        <w:t xml:space="preserve">arXiv Preprint arXiv:2303.17564</w:t>
+        <w:t xml:space="preserve">Proceedings of EMNLP</w:t>
       </w:r>
       <w:r>
         <w:t xml:space="preserve">.</w:t>
       </w:r>
     </w:p>
     <w:bookmarkEnd w:id="48"/>
-    <w:bookmarkStart w:id="49" w:name="ref-yang2023fingpt"/>
+    <w:bookmarkStart w:id="49" w:name="ref-min2023factscore"/>
     <w:p>
       <w:pPr>
         <w:pStyle w:val="Bibliography"/>
       </w:pPr>
       <w:r>
-        <w:t xml:space="preserve">Yang, Hongyang, Xiao-Yang Liu, and Christina Dan Wang. 2023.</w:t>
+        <w:t xml:space="preserve">Min, Sewon, Kalpesh Krishna, Xinxi Lyu, Mike Lewis, Wen-tau Yih, Pang Wei Koh, Mohit Iyyer, Luke Zettlemoyer, and Hannaneh Hajishirzi. 2023.</w:t>
       </w:r>
       <w:r>
         <w:t xml:space="preserve"> </w:t>
@@ -3784,10 +6331,16 @@
         <w:t xml:space="preserve">“</w:t>
       </w:r>
       <w:r>
-        <w:t xml:space="preserve">FinGPT</w:t>
-      </w:r>
-      <w:r>
-        <w:t xml:space="preserve">: Open-Source Financial Large Language Models.”</w:t>
+        <w:t xml:space="preserve">FActScore</w:t>
+      </w:r>
+      <w:r>
+        <w:t xml:space="preserve">: Fine-Grained Atomic Evaluation of Factual Precision in Long Form Text Generation.”</w:t>
+      </w:r>
+      <w:r>
+        <w:t xml:space="preserve"> </w:t>
+      </w:r>
+      <w:r>
+        <w:t xml:space="preserve">In</w:t>
       </w:r>
       <w:r>
         <w:t xml:space="preserve"> </w:t>
@@ -3797,20 +6350,20 @@
           <w:iCs/>
           <w:i/>
         </w:rPr>
-        <w:t xml:space="preserve">arXiv Preprint arXiv:2306.06031</w:t>
+        <w:t xml:space="preserve">Proceedings of EMNLP</w:t>
       </w:r>
       <w:r>
         <w:t xml:space="preserve">.</w:t>
       </w:r>
     </w:p>
     <w:bookmarkEnd w:id="49"/>
-    <w:bookmarkStart w:id="50" w:name="ref-zhu2021tatqa"/>
+    <w:bookmarkStart w:id="50" w:name="ref-niu2024ragtruth"/>
     <w:p>
       <w:pPr>
         <w:pStyle w:val="Bibliography"/>
       </w:pPr>
       <w:r>
-        <w:t xml:space="preserve">Zhu, Fengbin, Wenqiang Lei, Youcheng Huang, Chao Wang, Shuo Zhang, Jiancheng Lv, Fuli Feng, and Tat-Seng Chua. 2021.</w:t>
+        <w:t xml:space="preserve">Niu, Cheng, Yuanhao Wu, Juno Zhu, Siliang Xu, Kashun Shum, Randy Zhong, Juntong Song, and Tong Zhang. 2024.</w:t>
       </w:r>
       <w:r>
         <w:t xml:space="preserve"> </w:t>
@@ -3819,10 +6372,10 @@
         <w:t xml:space="preserve">“</w:t>
       </w:r>
       <w:r>
-        <w:t xml:space="preserve">TAT-QA</w:t>
-      </w:r>
-      <w:r>
-        <w:t xml:space="preserve">: A Question Answering Benchmark on a Hybrid of Tabular and Textual Content in Finance.”</w:t>
+        <w:t xml:space="preserve">RAGTruth</w:t>
+      </w:r>
+      <w:r>
+        <w:t xml:space="preserve">: A Hallucination Corpus for Developing Trustworthy Retrieval-Augmented Language Models.”</w:t>
       </w:r>
       <w:r>
         <w:t xml:space="preserve"> </w:t>
@@ -3845,8 +6398,254 @@
       </w:r>
     </w:p>
     <w:bookmarkEnd w:id="50"/>
+    <w:bookmarkStart w:id="51" w:name="ref-rajpurkar2016squad"/>
+    <w:p>
+      <w:pPr>
+        <w:pStyle w:val="Bibliography"/>
+      </w:pPr>
+      <w:r>
+        <w:t xml:space="preserve">Rajpurkar, Pranav, Jian Zhang, Konstantin Lopyrev, and Percy Liang. 2016.</w:t>
+      </w:r>
+      <w:r>
+        <w:t xml:space="preserve"> </w:t>
+      </w:r>
+      <w:r>
+        <w:t xml:space="preserve">“</w:t>
+      </w:r>
+      <w:r>
+        <w:t xml:space="preserve">SQuAD</w:t>
+      </w:r>
+      <w:r>
+        <w:t xml:space="preserve">: 100,000+ Questions for Machine Comprehension of Text.”</w:t>
+      </w:r>
+      <w:r>
+        <w:t xml:space="preserve"> </w:t>
+      </w:r>
+      <w:r>
+        <w:t xml:space="preserve">In</w:t>
+      </w:r>
+      <w:r>
+        <w:t xml:space="preserve"> </w:t>
+      </w:r>
+      <w:r>
+        <w:rPr>
+          <w:iCs/>
+          <w:i/>
+        </w:rPr>
+        <w:t xml:space="preserve">Proceedings of EMNLP</w:t>
+      </w:r>
+      <w:r>
+        <w:t xml:space="preserve">.</w:t>
+      </w:r>
+    </w:p>
     <w:bookmarkEnd w:id="51"/>
+    <w:bookmarkStart w:id="52" w:name="ref-reimers2019sbert"/>
+    <w:p>
+      <w:pPr>
+        <w:pStyle w:val="Bibliography"/>
+      </w:pPr>
+      <w:r>
+        <w:t xml:space="preserve">Reimers, Nils, and Iryna Gurevych. 2019.</w:t>
+      </w:r>
+      <w:r>
+        <w:t xml:space="preserve"> </w:t>
+      </w:r>
+      <w:r>
+        <w:t xml:space="preserve">“Sentence-</w:t>
+      </w:r>
+      <w:r>
+        <w:t xml:space="preserve">BERT</w:t>
+      </w:r>
+      <w:r>
+        <w:t xml:space="preserve">: Sentence Embeddings Using Siamese</w:t>
+      </w:r>
+      <w:r>
+        <w:t xml:space="preserve"> </w:t>
+      </w:r>
+      <w:r>
+        <w:t xml:space="preserve">BERT</w:t>
+      </w:r>
+      <w:r>
+        <w:t xml:space="preserve">-Networks.”</w:t>
+      </w:r>
+      <w:r>
+        <w:t xml:space="preserve"> </w:t>
+      </w:r>
+      <w:r>
+        <w:t xml:space="preserve">In</w:t>
+      </w:r>
+      <w:r>
+        <w:t xml:space="preserve"> </w:t>
+      </w:r>
+      <w:r>
+        <w:rPr>
+          <w:iCs/>
+          <w:i/>
+        </w:rPr>
+        <w:t xml:space="preserve">Proceedings of EMNLP</w:t>
+      </w:r>
+      <w:r>
+        <w:t xml:space="preserve">.</w:t>
+      </w:r>
+    </w:p>
     <w:bookmarkEnd w:id="52"/>
+    <w:bookmarkStart w:id="53" w:name="ref-robertson2009bm25"/>
+    <w:p>
+      <w:pPr>
+        <w:pStyle w:val="Bibliography"/>
+      </w:pPr>
+      <w:r>
+        <w:t xml:space="preserve">Robertson, Stephen, and Hugo Zaragoza. 2009.</w:t>
+      </w:r>
+      <w:r>
+        <w:t xml:space="preserve"> </w:t>
+      </w:r>
+      <w:r>
+        <w:t xml:space="preserve">“The Probabilistic Relevance Framework:</w:t>
+      </w:r>
+      <w:r>
+        <w:t xml:space="preserve"> </w:t>
+      </w:r>
+      <w:r>
+        <w:t xml:space="preserve">Bm25</w:t>
+      </w:r>
+      <w:r>
+        <w:t xml:space="preserve"> </w:t>
+      </w:r>
+      <w:r>
+        <w:t xml:space="preserve">and Beyond.”</w:t>
+      </w:r>
+      <w:r>
+        <w:t xml:space="preserve"> </w:t>
+      </w:r>
+      <w:r>
+        <w:rPr>
+          <w:iCs/>
+          <w:i/>
+        </w:rPr>
+        <w:t xml:space="preserve">Foundations and Trends in Information Retrieval</w:t>
+      </w:r>
+      <w:r>
+        <w:t xml:space="preserve"> </w:t>
+      </w:r>
+      <w:r>
+        <w:t xml:space="preserve">3 (4): 333–89.</w:t>
+      </w:r>
+    </w:p>
+    <w:bookmarkEnd w:id="53"/>
+    <w:bookmarkStart w:id="54" w:name="ref-wu2023bloomberggpt"/>
+    <w:p>
+      <w:pPr>
+        <w:pStyle w:val="Bibliography"/>
+      </w:pPr>
+      <w:r>
+        <w:t xml:space="preserve">Wu, Shijie, Ozan Irsoy, Steven Lu, Vadim Dabravolski, Mark Dredze, Sebastian Gehrmann, Prabhanjan Kambadur, David Rosenberg, and Gideon Mann. 2023.</w:t>
+      </w:r>
+      <w:r>
+        <w:t xml:space="preserve"> </w:t>
+      </w:r>
+      <w:r>
+        <w:t xml:space="preserve">“</w:t>
+      </w:r>
+      <w:r>
+        <w:t xml:space="preserve">BloombergGPT</w:t>
+      </w:r>
+      <w:r>
+        <w:t xml:space="preserve">: A Large Language Model for Finance.”</w:t>
+      </w:r>
+      <w:r>
+        <w:t xml:space="preserve"> </w:t>
+      </w:r>
+      <w:r>
+        <w:rPr>
+          <w:iCs/>
+          <w:i/>
+        </w:rPr>
+        <w:t xml:space="preserve">arXiv Preprint arXiv:2303.17564</w:t>
+      </w:r>
+      <w:r>
+        <w:t xml:space="preserve">.</w:t>
+      </w:r>
+    </w:p>
+    <w:bookmarkEnd w:id="54"/>
+    <w:bookmarkStart w:id="55" w:name="ref-yang2023fingpt"/>
+    <w:p>
+      <w:pPr>
+        <w:pStyle w:val="Bibliography"/>
+      </w:pPr>
+      <w:r>
+        <w:t xml:space="preserve">Yang, Hongyang, Xiao-Yang Liu, and Christina Dan Wang. 2023.</w:t>
+      </w:r>
+      <w:r>
+        <w:t xml:space="preserve"> </w:t>
+      </w:r>
+      <w:r>
+        <w:t xml:space="preserve">“</w:t>
+      </w:r>
+      <w:r>
+        <w:t xml:space="preserve">FinGPT</w:t>
+      </w:r>
+      <w:r>
+        <w:t xml:space="preserve">: Open-Source Financial Large Language Models.”</w:t>
+      </w:r>
+      <w:r>
+        <w:t xml:space="preserve"> </w:t>
+      </w:r>
+      <w:r>
+        <w:rPr>
+          <w:iCs/>
+          <w:i/>
+        </w:rPr>
+        <w:t xml:space="preserve">arXiv Preprint arXiv:2306.06031</w:t>
+      </w:r>
+      <w:r>
+        <w:t xml:space="preserve">.</w:t>
+      </w:r>
+    </w:p>
+    <w:bookmarkEnd w:id="55"/>
+    <w:bookmarkStart w:id="56" w:name="ref-zhu2021tatqa"/>
+    <w:p>
+      <w:pPr>
+        <w:pStyle w:val="Bibliography"/>
+      </w:pPr>
+      <w:r>
+        <w:t xml:space="preserve">Zhu, Fengbin, Wenqiang Lei, Youcheng Huang, Chao Wang, Shuo Zhang, Jiancheng Lv, Fuli Feng, and Tat-Seng Chua. 2021.</w:t>
+      </w:r>
+      <w:r>
+        <w:t xml:space="preserve"> </w:t>
+      </w:r>
+      <w:r>
+        <w:t xml:space="preserve">“</w:t>
+      </w:r>
+      <w:r>
+        <w:t xml:space="preserve">TAT-QA</w:t>
+      </w:r>
+      <w:r>
+        <w:t xml:space="preserve">: A Question Answering Benchmark on a Hybrid of Tabular and Textual Content in Finance.”</w:t>
+      </w:r>
+      <w:r>
+        <w:t xml:space="preserve"> </w:t>
+      </w:r>
+      <w:r>
+        <w:t xml:space="preserve">In</w:t>
+      </w:r>
+      <w:r>
+        <w:t xml:space="preserve"> </w:t>
+      </w:r>
+      <w:r>
+        <w:rPr>
+          <w:iCs/>
+          <w:i/>
+        </w:rPr>
+        <w:t xml:space="preserve">Proceedings of ACL</w:t>
+      </w:r>
+      <w:r>
+        <w:t xml:space="preserve">.</w:t>
+      </w:r>
+    </w:p>
+    <w:bookmarkEnd w:id="56"/>
+    <w:bookmarkEnd w:id="57"/>
+    <w:bookmarkEnd w:id="58"/>
     <w:sectPr>
       <w:footerReference r:id="rId9" w:type="default"/>
       <w:pgSz w:code="9" w:h="16819" w:w="11894"/>
@@ -5659,6 +8458,12 @@
     <w:abstractNumId w:val="990"/>
   </w:num>
   <w:num w:numId="1001">
+    <w:abstractNumId w:val="991"/>
+  </w:num>
+  <w:num w:numId="1002">
+    <w:abstractNumId w:val="991"/>
+  </w:num>
+  <w:num w:numId="1003">
     <w:abstractNumId w:val="991"/>
   </w:num>
 </w:numbering>

--- a/paper/main.docx
+++ b/paper/main.docx
@@ -5957,6 +5957,28 @@
     </w:p>
     <w:p>
       <w:pPr>
+        <w:jc w:val="both"/>
+        <w:rPr>
+          <w:rFonts w:ascii="Times New Roman" w:hAnsi="Times New Roman" w:cs="Times New Roman"/>
+        </w:rPr>
+      </w:pPr>
+      <w:r>
+        <w:rPr>
+          <w:rFonts w:ascii="Times New Roman" w:hAnsi="Times New Roman" w:cs="Times New Roman"/>
+          <w:b/>
+          <w:bCs/>
+        </w:rPr>
+        <w:t xml:space="preserve">Toward automatic detection.</w:t>
+      </w:r>
+      <w:r>
+        <w:rPr>
+          <w:rFonts w:ascii="Times New Roman" w:hAnsi="Times New Roman" w:cs="Times New Roman"/>
+        </w:rPr>
+        <w:t xml:space="preserve"> As a proof of concept, we fine-tuned RoBERTa-base on the QA subset of RAGTruth (Niu et al. 2024) (a response is labeled hallucinated if it carries any annotated span) and applied it zero-shot to our 50 labeled cases. It transfers with F1 0.81 (precision 0.77, recall 0.85), catching 33 of 39 hallucinations—but it correctly clears only 1 of 11 grounded answers, and on the RAGTruth test split it behaves the same way (recall 0.92, precision 0.24). The detector is therefore a high-recall over-flagger: useful as a first-pass filter that rarely misses a hallucination, but too imprecise to trust unaided. A precise, calibrated detector remains future work.</w:t>
+      </w:r>
+    </w:p>
+    <w:p>
+      <w:pPr>
         <w:pStyle w:val="Heading1"/>
         <w:rPr>
           <w:rFonts w:ascii="Times New Roman" w:hAnsi="Times New Roman" w:cs="Times New Roman"/>
@@ -6143,7 +6165,7 @@
         <w:rPr>
           <w:rFonts w:ascii="Times New Roman" w:hAnsi="Times New Roman" w:cs="Times New Roman"/>
         </w:rPr>
-        <w:t xml:space="preserve"> Table-aware chunking that preserves headers; retrieval upgrades (Fusion-in-Decoder (Izacard and Grave 2021), Self-RAG (Asai et al. 2024)) to close the remaining recall gap; an automatic hallucination classifier supervised by RAGTruth (Niu et al. 2024) and validated against our human labels; and scaling the evaluation to the full benchmark.</w:t>
+        <w:t xml:space="preserve"> Table-aware chunking that preserves headers; retrieval upgrades (Fusion-in-Decoder (Izacard and Grave 2021), Self-RAG (Asai et al. 2024)) to close the remaining recall gap; turning our proof-of-concept RAGTruth-trained detector (Niu et al. 2024) into a precise, calibrated classifier (it currently over-flags); and scaling the evaluation to the full benchmark.</w:t>
       </w:r>
     </w:p>
     <w:p>

--- a/paper/main.docx
+++ b/paper/main.docx
@@ -2,320 +2,476 @@
 <file path=word/document.xml><?xml version="1.0" encoding="utf-8"?>
 <w:document xmlns:wpc="http://schemas.microsoft.com/office/word/2010/wordprocessingCanvas" xmlns:cx="http://schemas.microsoft.com/office/drawing/2014/chartex" xmlns:cx1="http://schemas.microsoft.com/office/drawing/2015/9/8/chartex" xmlns:cx2="http://schemas.microsoft.com/office/drawing/2015/10/21/chartex" xmlns:cx3="http://schemas.microsoft.com/office/drawing/2016/5/9/chartex" xmlns:cx4="http://schemas.microsoft.com/office/drawing/2016/5/10/chartex" xmlns:cx5="http://schemas.microsoft.com/office/drawing/2016/5/11/chartex" xmlns:cx6="http://schemas.microsoft.com/office/drawing/2016/5/12/chartex" xmlns:cx7="http://schemas.microsoft.com/office/drawing/2016/5/13/chartex" xmlns:cx8="http://schemas.microsoft.com/office/drawing/2016/5/14/chartex" xmlns:mc="http://schemas.openxmlformats.org/markup-compatibility/2006" xmlns:m="http://schemas.openxmlformats.org/officeDocument/2006/math" xmlns:aink="http://schemas.microsoft.com/office/drawing/2016/ink" xmlns:am3d="http://schemas.microsoft.com/office/drawing/2017/model3d" xmlns:oel="http://schemas.microsoft.com/office/2019/extlst" xmlns:r="http://schemas.openxmlformats.org/officeDocument/2006/relationships" xmlns:wp14="http://schemas.microsoft.com/office/word/2010/wordprocessingDrawing" xmlns:wp="http://schemas.openxmlformats.org/drawingml/2006/wordprocessingDrawing" xmlns:wpg="http://schemas.microsoft.com/office/word/2010/wordprocessingGroup" xmlns:wpi="http://schemas.microsoft.com/office/word/2010/wordprocessingInk" xmlns:wps="http://schemas.microsoft.com/office/word/2010/wordprocessingShape" xmlns:o="urn:schemas-microsoft-com:office:office" xmlns:v="urn:schemas-microsoft-com:vml" xmlns:w10="urn:schemas-microsoft-com:office:word" xmlns:w="http://schemas.openxmlformats.org/wordprocessingml/2006/main" xmlns:w14="http://schemas.microsoft.com/office/word/2010/wordml" xmlns:w15="http://schemas.microsoft.com/office/word/2012/wordml" xmlns:w16cei="http://schemas.microsoft.com/office/word/2026/wordml/cei" xmlns:w16cex="http://schemas.microsoft.com/office/word/2018/wordml/cex" xmlns:w16cid="http://schemas.microsoft.com/office/word/2016/wordml/cid" xmlns:w16="http://schemas.microsoft.com/office/word/2018/wordml" xmlns:w16sdtdh="http://schemas.microsoft.com/office/word/2020/wordml/sdtdatahash" xmlns:w16sdtfl="http://schemas.microsoft.com/office/word/2024/wordml/sdtformatlock" xmlns:w16se="http://schemas.microsoft.com/office/word/2015/wordml/symex" xmlns:w16du="http://schemas.microsoft.com/office/word/2023/wordml/word16du" xmlns:wne="http://schemas.microsoft.com/office/word/2006/wordml" mc:Ignorable="w14 w15 w16se w16cid w16 w16cex w16sdtdh w16sdtfl w16du wp14">
   <w:body>
+    <w:tbl>
+      <w:tblPr>
+        <w:tblStyle w:val="TableGrid"/>
+        <w:tblpPr w:leftFromText="180" w:rightFromText="180" w:vertAnchor="text" w:tblpY="1"/>
+        <w:tblOverlap w:val="never"/>
+        <w:tblW w:w="10080" w:type="dxa"/>
+        <w:tblBorders>
+          <w:top w:val="none" w:sz="0" w:space="0" w:color="auto"/>
+          <w:left w:val="none" w:sz="0" w:space="0" w:color="auto"/>
+          <w:bottom w:val="none" w:sz="0" w:space="0" w:color="auto"/>
+          <w:right w:val="none" w:sz="0" w:space="0" w:color="auto"/>
+          <w:insideH w:val="none" w:sz="0" w:space="0" w:color="auto"/>
+          <w:insideV w:val="none" w:sz="0" w:space="0" w:color="auto"/>
+        </w:tblBorders>
+        <w:tblLook w:val="04A0" w:firstRow="1" w:lastRow="0" w:firstColumn="1" w:lastColumn="0" w:noHBand="0" w:noVBand="1"/>
+      </w:tblPr>
+      <w:tblGrid>
+        <w:gridCol w:w="10080"/>
+      </w:tblGrid>
+      <w:tr>
+        <w:trPr>
+          <w:trHeight w:val="351"/>
+        </w:trPr>
+        <w:tc>
+          <w:tcPr>
+            <w:tcW w:w="11785" w:type="dxa"/>
+          </w:tcPr>
+          <w:p>
+            <w:pPr>
+              <w:pStyle w:val="ACLAbstractHeading"/>
+              <w:rPr>
+                <w:sz w:val="36"/>
+                <w:szCs w:val="36"/>
+              </w:rPr>
+            </w:pPr>
+            <w:bookmarkStart w:id="0" w:name="_Hlk501891334"/>
+            <w:r>
+              <w:rPr>
+                <w:sz w:val="36"/>
+                <w:szCs w:val="36"/>
+              </w:rPr>
+              <w:t>Analyzing Hallucination Patterns in</w:t>
+            </w:r>
+          </w:p>
+          <w:p>
+            <w:pPr>
+              <w:pStyle w:val="ACLAbstractHeading"/>
+              <w:rPr>
+                <w:sz w:val="36"/>
+                <w:szCs w:val="36"/>
+              </w:rPr>
+            </w:pPr>
+            <w:r>
+              <w:rPr>
+                <w:sz w:val="36"/>
+                <w:szCs w:val="36"/>
+              </w:rPr>
+              <w:t>R</w:t>
+            </w:r>
+            <w:r>
+              <w:rPr>
+                <w:sz w:val="36"/>
+                <w:szCs w:val="36"/>
+              </w:rPr>
+              <w:t>AG Bas</w:t>
+            </w:r>
+            <w:r>
+              <w:rPr>
+                <w:sz w:val="36"/>
+                <w:szCs w:val="36"/>
+              </w:rPr>
+              <w:t>ed Financial Question Answering</w:t>
+            </w:r>
+          </w:p>
+        </w:tc>
+      </w:tr>
+      <w:tr>
+        <w:trPr>
+          <w:trHeight w:val="289"/>
+        </w:trPr>
+        <w:tc>
+          <w:tcPr>
+            <w:tcW w:w="11785" w:type="dxa"/>
+          </w:tcPr>
+          <w:p>
+            <w:pPr>
+              <w:jc w:val="center"/>
+              <w:rPr>
+                <w:rFonts w:ascii="Times New Roman" w:hAnsi="Times New Roman" w:cs="Times New Roman"/>
+                <w:b/>
+                <w:sz w:val="24"/>
+                <w:szCs w:val="24"/>
+              </w:rPr>
+            </w:pPr>
+          </w:p>
+        </w:tc>
+      </w:tr>
+      <w:tr>
+        <w:trPr>
+          <w:trHeight w:val="859"/>
+        </w:trPr>
+        <w:tc>
+          <w:tcPr>
+            <w:tcW w:w="11785" w:type="dxa"/>
+          </w:tcPr>
+          <w:p>
+            <w:pPr>
+              <w:jc w:val="center"/>
+              <w:rPr>
+                <w:rFonts w:ascii="Times New Roman" w:hAnsi="Times New Roman" w:cs="Times New Roman"/>
+                <w:b/>
+                <w:bCs/>
+                <w:color w:val="0070C0"/>
+                <w:sz w:val="20"/>
+                <w:szCs w:val="20"/>
+              </w:rPr>
+            </w:pPr>
+            <w:r>
+              <w:rPr>
+                <w:rFonts w:ascii="Times New Roman" w:hAnsi="Times New Roman" w:cs="Times New Roman"/>
+                <w:b/>
+                <w:bCs/>
+                <w:color w:val="0070C0"/>
+                <w:sz w:val="20"/>
+                <w:szCs w:val="20"/>
+              </w:rPr>
+              <w:t>Bhalchandra Shinde, Piyush Daga, Anish Kelkar, Rituraj Singh</w:t>
+            </w:r>
+          </w:p>
+          <w:p>
+            <w:pPr>
+              <w:rPr>
+                <w:rFonts w:ascii="Times New Roman" w:hAnsi="Times New Roman" w:cs="Times New Roman"/>
+                <w:b/>
+                <w:bCs/>
+                <w:color w:val="0070C0"/>
+                <w:sz w:val="20"/>
+                <w:szCs w:val="20"/>
+              </w:rPr>
+            </w:pPr>
+          </w:p>
+          <w:p>
+            <w:pPr>
+              <w:jc w:val="center"/>
+              <w:rPr>
+                <w:rFonts w:ascii="Times New Roman" w:hAnsi="Times New Roman" w:cs="Times New Roman"/>
+                <w:b/>
+                <w:bCs/>
+                <w:sz w:val="24"/>
+                <w:szCs w:val="24"/>
+              </w:rPr>
+            </w:pPr>
+            <w:r>
+              <w:rPr>
+                <w:rFonts w:ascii="Times New Roman" w:hAnsi="Times New Roman" w:cs="Times New Roman"/>
+                <w:b/>
+                <w:bCs/>
+                <w:color w:val="0070C0"/>
+                <w:sz w:val="24"/>
+                <w:szCs w:val="24"/>
+              </w:rPr>
+              <w:t>Prof. Amir Silvio</w:t>
+            </w:r>
+          </w:p>
+        </w:tc>
+      </w:tr>
+      <w:tr>
+        <w:trPr>
+          <w:trHeight w:val="279"/>
+        </w:trPr>
+        <w:tc>
+          <w:tcPr>
+            <w:tcW w:w="11785" w:type="dxa"/>
+          </w:tcPr>
+          <w:p>
+            <w:pPr>
+              <w:jc w:val="center"/>
+              <w:rPr>
+                <w:rFonts w:ascii="Times New Roman" w:hAnsi="Times New Roman" w:cs="Times New Roman"/>
+                <w:b/>
+                <w:sz w:val="24"/>
+                <w:szCs w:val="24"/>
+              </w:rPr>
+            </w:pPr>
+          </w:p>
+        </w:tc>
+      </w:tr>
+      <w:tr>
+        <w:trPr>
+          <w:trHeight w:val="289"/>
+        </w:trPr>
+        <w:tc>
+          <w:tcPr>
+            <w:tcW w:w="11785" w:type="dxa"/>
+          </w:tcPr>
+          <w:p>
+            <w:pPr>
+              <w:jc w:val="center"/>
+              <w:rPr>
+                <w:rFonts w:ascii="Times New Roman" w:hAnsi="Times New Roman" w:cs="Times New Roman"/>
+                <w:b/>
+                <w:sz w:val="24"/>
+                <w:szCs w:val="24"/>
+              </w:rPr>
+            </w:pPr>
+          </w:p>
+        </w:tc>
+      </w:tr>
+      <w:tr>
+        <w:trPr>
+          <w:trHeight w:val="289"/>
+        </w:trPr>
+        <w:tc>
+          <w:tcPr>
+            <w:tcW w:w="11785" w:type="dxa"/>
+          </w:tcPr>
+          <w:p>
+            <w:pPr>
+              <w:jc w:val="center"/>
+              <w:rPr>
+                <w:rFonts w:ascii="Times New Roman" w:hAnsi="Times New Roman" w:cs="Times New Roman"/>
+                <w:b/>
+                <w:sz w:val="24"/>
+                <w:szCs w:val="24"/>
+              </w:rPr>
+            </w:pPr>
+            <w:r>
+              <w:rPr>
+                <w:rFonts w:ascii="Times New Roman" w:hAnsi="Times New Roman" w:cs="Times New Roman"/>
+                <w:b/>
+                <w:sz w:val="24"/>
+                <w:szCs w:val="24"/>
+              </w:rPr>
+              <w:t>CS6120 NLP Summer 2026 Course Project (Northeastern University, San Jose)</w:t>
+            </w:r>
+          </w:p>
+          <w:p>
+            <w:pPr>
+              <w:jc w:val="center"/>
+              <w:rPr>
+                <w:rFonts w:ascii="Times New Roman" w:hAnsi="Times New Roman" w:cs="Times New Roman"/>
+                <w:b/>
+                <w:sz w:val="24"/>
+                <w:szCs w:val="24"/>
+              </w:rPr>
+            </w:pPr>
+          </w:p>
+        </w:tc>
+      </w:tr>
+      <w:tr>
+        <w:trPr>
+          <w:trHeight w:val="368"/>
+        </w:trPr>
+        <w:tc>
+          <w:tcPr>
+            <w:tcW w:w="11785" w:type="dxa"/>
+          </w:tcPr>
+          <w:p>
+            <w:pPr>
+              <w:jc w:val="center"/>
+              <w:rPr>
+                <w:rFonts w:ascii="Times New Roman" w:hAnsi="Times New Roman" w:cs="Times New Roman"/>
+                <w:b/>
+                <w:sz w:val="24"/>
+                <w:szCs w:val="24"/>
+              </w:rPr>
+            </w:pPr>
+          </w:p>
+        </w:tc>
+      </w:tr>
+    </w:tbl>
+    <w:bookmarkEnd w:id="0"/>
     <w:p>
       <w:pPr>
-        <w:pStyle w:val="ACLAbstractHeading"/>
-        <w:rPr>
-          <w:sz w:val="36"/>
-          <w:szCs w:val="36"/>
-        </w:rPr>
-      </w:pPr>
-      <w:r>
-        <w:rPr>
-          <w:sz w:val="36"/>
-          <w:szCs w:val="36"/>
-        </w:rPr>
-        <w:t>Analyzing Hallucination Patterns in Retrieval-Augmented Financial Question Answering</w:t>
+        <w:jc w:val="both"/>
+        <w:rPr>
+          <w:rFonts w:ascii="Times New Roman" w:hAnsi="Times New Roman" w:cs="Times New Roman"/>
+        </w:rPr>
+      </w:pPr>
+      <w:r>
+        <w:rPr>
+          <w:rFonts w:ascii="Times New Roman" w:hAnsi="Times New Roman" w:cs="Times New Roman"/>
+        </w:rPr>
+        <w:t xml:space="preserve">Retrieval-augmented generation (RAG) grounds large language models (LLMs) in external documents, yet models still produce claims that contradict or exceed the retrieved evidence—a failure mode with acute consequences in finance, where a single wrong figure misleads. We study </w:t>
+      </w:r>
+      <w:r>
+        <w:rPr>
+          <w:rFonts w:ascii="Times New Roman" w:hAnsi="Times New Roman" w:cs="Times New Roman"/>
+          <w:i/>
+          <w:iCs/>
+        </w:rPr>
+        <w:t>when and how</w:t>
+      </w:r>
+      <w:r>
+        <w:rPr>
+          <w:rFonts w:ascii="Times New Roman" w:hAnsi="Times New Roman" w:cs="Times New Roman"/>
+        </w:rPr>
+        <w:t xml:space="preserve"> RAG systems hallucinate on financial question answering using the open-source subset of </w:t>
+      </w:r>
+      <w:r>
+        <w:rPr>
+          <w:rFonts w:ascii="Times New Roman" w:hAnsi="Times New Roman" w:cs="Times New Roman"/>
+          <w:b/>
+          <w:bCs/>
+        </w:rPr>
+        <w:t>FinanceBench</w:t>
+      </w:r>
+      <w:r>
+        <w:rPr>
+          <w:rFonts w:ascii="Times New Roman" w:hAnsi="Times New Roman" w:cs="Times New Roman"/>
+        </w:rPr>
+        <w:t xml:space="preserve"> (150 annotated questions over 84 SEC filings). We build four RAG configurations that differ only in retrieval—sparse (BM25), dense (FAISS + MiniLM), query-rewriting, and a known-document upper bound—and evaluate each with RAGAS faithfulness, context precision, and a numeric-tolerant exact match. Three findings emerge. </w:t>
+      </w:r>
+      <w:r>
+        <w:rPr>
+          <w:rFonts w:ascii="Times New Roman" w:hAnsi="Times New Roman" w:cs="Times New Roman"/>
+          <w:b/>
+          <w:bCs/>
+        </w:rPr>
+        <w:t>(RQ1)</w:t>
+      </w:r>
+      <w:r>
+        <w:rPr>
+          <w:rFonts w:ascii="Times New Roman" w:hAnsi="Times New Roman" w:cs="Times New Roman"/>
+        </w:rPr>
+        <w:t xml:space="preserve"> Retrieval, not generation, is the dominant lever: as the correct filing reaches the top-3 for 43%→64%→69% of questions, coverage, faithfulness, and accuracy all rise in lockstep; a retrieval-depth ablation (top-5 vs. top-3) confirms deeper retrieval helps. </w:t>
+      </w:r>
+      <w:r>
+        <w:rPr>
+          <w:rFonts w:ascii="Times New Roman" w:hAnsi="Times New Roman" w:cs="Times New Roman"/>
+          <w:b/>
+          <w:bCs/>
+        </w:rPr>
+        <w:t>(RQ2)</w:t>
+      </w:r>
+      <w:r>
+        <w:rPr>
+          <w:rFonts w:ascii="Times New Roman" w:hAnsi="Times New Roman" w:cs="Times New Roman"/>
+        </w:rPr>
+        <w:t xml:space="preserve"> A manual taxonomy of 50 answered-but-incorrect cases shows </w:t>
+      </w:r>
+      <w:r>
+        <w:rPr>
+          <w:rFonts w:ascii="Times New Roman" w:hAnsi="Times New Roman" w:cs="Times New Roman"/>
+          <w:i/>
+          <w:iCs/>
+        </w:rPr>
+        <w:t>numerical</w:t>
+      </w:r>
+      <w:r>
+        <w:rPr>
+          <w:rFonts w:ascii="Times New Roman" w:hAnsi="Times New Roman" w:cs="Times New Roman"/>
+        </w:rPr>
+        <w:t xml:space="preserve"> errors dominate (46%), followed by </w:t>
+      </w:r>
+      <w:r>
+        <w:rPr>
+          <w:rFonts w:ascii="Times New Roman" w:hAnsi="Times New Roman" w:cs="Times New Roman"/>
+          <w:i/>
+          <w:iCs/>
+        </w:rPr>
+        <w:t>entity</w:t>
+      </w:r>
+      <w:r>
+        <w:rPr>
+          <w:rFonts w:ascii="Times New Roman" w:hAnsi="Times New Roman" w:cs="Times New Roman"/>
+        </w:rPr>
+        <w:t xml:space="preserve"> (31%), </w:t>
+      </w:r>
+      <w:r>
+        <w:rPr>
+          <w:rFonts w:ascii="Times New Roman" w:hAnsi="Times New Roman" w:cs="Times New Roman"/>
+          <w:i/>
+          <w:iCs/>
+        </w:rPr>
+        <w:t>unsupported</w:t>
+      </w:r>
+      <w:r>
+        <w:rPr>
+          <w:rFonts w:ascii="Times New Roman" w:hAnsi="Times New Roman" w:cs="Times New Roman"/>
+        </w:rPr>
+        <w:t xml:space="preserve"> (15%), and </w:t>
+      </w:r>
+      <w:r>
+        <w:rPr>
+          <w:rFonts w:ascii="Times New Roman" w:hAnsi="Times New Roman" w:cs="Times New Roman"/>
+          <w:i/>
+          <w:iCs/>
+        </w:rPr>
+        <w:t>reasoning</w:t>
+      </w:r>
+      <w:r>
+        <w:rPr>
+          <w:rFonts w:ascii="Times New Roman" w:hAnsi="Times New Roman" w:cs="Times New Roman"/>
+        </w:rPr>
+        <w:t xml:space="preserve"> (8%) hallucinations; notably, ~22% of automatically flagged “failures” are in fact correct answers mis-scored by exact match, a caution for automatic hallucination metrics. </w:t>
+      </w:r>
+      <w:r>
+        <w:rPr>
+          <w:rFonts w:ascii="Times New Roman" w:hAnsi="Times New Roman" w:cs="Times New Roman"/>
+          <w:b/>
+          <w:bCs/>
+        </w:rPr>
+        <w:t>(RQ3)</w:t>
+      </w:r>
+      <w:r>
+        <w:rPr>
+          <w:rFonts w:ascii="Times New Roman" w:hAnsi="Times New Roman" w:cs="Times New Roman"/>
+        </w:rPr>
+        <w:t xml:space="preserve"> Swapping </w:t>
       </w:r>
     </w:p>
     <w:p>
       <w:pPr>
-        <w:rPr>
-          <w:rFonts w:ascii="Times New Roman" w:hAnsi="Times New Roman" w:cs="Times New Roman"/>
-          <w:b/>
-          <w:bCs/>
-          <w:sz w:val="20"/>
-          <w:szCs w:val="20"/>
-        </w:rPr>
-      </w:pPr>
+        <w:jc w:val="both"/>
+        <w:rPr>
+          <w:rFonts w:ascii="Times New Roman" w:hAnsi="Times New Roman" w:cs="Times New Roman"/>
+        </w:rPr>
+      </w:pPr>
+      <w:r>
+        <w:rPr>
+          <w:rFonts w:ascii="Times New Roman" w:hAnsi="Times New Roman" w:cs="Times New Roman"/>
+        </w:rPr>
+        <w:t xml:space="preserve">GPT-3.5-turbo for the open Mistral-7B-Instruct on </w:t>
+      </w:r>
+      <w:r>
+        <w:rPr>
+          <w:rFonts w:ascii="Times New Roman" w:hAnsi="Times New Roman" w:cs="Times New Roman"/>
+          <w:i/>
+          <w:iCs/>
+        </w:rPr>
+        <w:t>identical</w:t>
+      </w:r>
+      <w:r>
+        <w:rPr>
+          <w:rFonts w:ascii="Times New Roman" w:hAnsi="Times New Roman" w:cs="Times New Roman"/>
+        </w:rPr>
+        <w:t xml:space="preserve"> retrieved context makes the smaller model substantially </w:t>
+      </w:r>
+      <w:r>
+        <w:rPr>
+          <w:rFonts w:ascii="Times New Roman" w:hAnsi="Times New Roman" w:cs="Times New Roman"/>
+          <w:i/>
+          <w:iCs/>
+        </w:rPr>
+        <w:t>more</w:t>
+      </w:r>
+      <w:r>
+        <w:rPr>
+          <w:rFonts w:ascii="Times New Roman" w:hAnsi="Times New Roman" w:cs="Times New Roman"/>
+        </w:rPr>
+        <w:t xml:space="preserve"> faithful (0.59 vs. 0.21) and more numerically accurate, at the cost of answering fewer questions—so abstention behavior, not model scale, drives grounding here.</w:t>
+      </w:r>
     </w:p>
     <w:p>
       <w:pPr>
-        <w:rPr>
-          <w:rFonts w:ascii="Times New Roman" w:hAnsi="Times New Roman" w:cs="Times New Roman"/>
-          <w:b/>
-          <w:bCs/>
-          <w:sz w:val="20"/>
-          <w:szCs w:val="20"/>
+        <w:jc w:val="both"/>
+        <w:rPr>
+          <w:rFonts w:ascii="Times New Roman" w:hAnsi="Times New Roman" w:cs="Times New Roman"/>
         </w:rPr>
       </w:pPr>
     </w:p>
     <w:p>
       <w:pPr>
-        <w:rPr>
-          <w:rFonts w:ascii="Times New Roman" w:hAnsi="Times New Roman" w:cs="Times New Roman"/>
-          <w:b/>
-          <w:bCs/>
-          <w:sz w:val="20"/>
-          <w:szCs w:val="20"/>
-        </w:rPr>
-      </w:pPr>
-      <w:r>
-        <w:rPr>
-          <w:rFonts w:ascii="Times New Roman" w:hAnsi="Times New Roman" w:cs="Times New Roman"/>
-          <w:b/>
-          <w:bCs/>
-          <w:sz w:val="20"/>
-          <w:szCs w:val="20"/>
-        </w:rPr>
-        <w:t>Bhalchandra Shinde</w:t>
-      </w:r>
-      <w:r>
-        <w:rPr>
-          <w:rFonts w:ascii="Times New Roman" w:hAnsi="Times New Roman" w:cs="Times New Roman"/>
-          <w:b/>
-          <w:bCs/>
-          <w:sz w:val="20"/>
-          <w:szCs w:val="20"/>
-        </w:rPr>
-        <w:t xml:space="preserve">, </w:t>
-      </w:r>
-      <w:r>
-        <w:rPr>
-          <w:rFonts w:ascii="Times New Roman" w:hAnsi="Times New Roman" w:cs="Times New Roman"/>
-          <w:b/>
-          <w:bCs/>
-          <w:sz w:val="20"/>
-          <w:szCs w:val="20"/>
-        </w:rPr>
-        <w:t>Piyush Daga</w:t>
-      </w:r>
-      <w:r>
-        <w:rPr>
-          <w:rFonts w:ascii="Times New Roman" w:hAnsi="Times New Roman" w:cs="Times New Roman"/>
-          <w:b/>
-          <w:bCs/>
-          <w:sz w:val="20"/>
-          <w:szCs w:val="20"/>
-        </w:rPr>
-        <w:t xml:space="preserve">, </w:t>
-      </w:r>
-      <w:r>
-        <w:rPr>
-          <w:rFonts w:ascii="Times New Roman" w:hAnsi="Times New Roman" w:cs="Times New Roman"/>
-          <w:b/>
-          <w:bCs/>
-          <w:sz w:val="20"/>
-          <w:szCs w:val="20"/>
-        </w:rPr>
-        <w:t>Anish Kelkar</w:t>
-      </w:r>
-      <w:r>
-        <w:rPr>
-          <w:rFonts w:ascii="Times New Roman" w:hAnsi="Times New Roman" w:cs="Times New Roman"/>
-          <w:b/>
-          <w:bCs/>
-          <w:sz w:val="20"/>
-          <w:szCs w:val="20"/>
-        </w:rPr>
-        <w:t xml:space="preserve">, </w:t>
-      </w:r>
-      <w:r>
-        <w:rPr>
-          <w:rFonts w:ascii="Times New Roman" w:hAnsi="Times New Roman" w:cs="Times New Roman"/>
-          <w:b/>
-          <w:bCs/>
-          <w:sz w:val="20"/>
-          <w:szCs w:val="20"/>
-        </w:rPr>
-        <w:t>Rituraj Singh</w:t>
-      </w:r>
-    </w:p>
-    <w:p>
-      <w:pPr>
-        <w:rPr>
-          <w:rFonts w:ascii="Times New Roman" w:hAnsi="Times New Roman" w:cs="Times New Roman"/>
-          <w:b/>
-          <w:bCs/>
-          <w:sz w:val="20"/>
-          <w:szCs w:val="20"/>
-        </w:rPr>
-      </w:pPr>
-    </w:p>
-    <w:p>
-      <w:pPr>
-        <w:jc w:val="both"/>
-        <w:rPr>
-          <w:rFonts w:ascii="Times New Roman" w:hAnsi="Times New Roman" w:cs="Times New Roman"/>
-        </w:rPr>
-      </w:pPr>
-      <w:r>
-        <w:rPr>
-          <w:rFonts w:ascii="Times New Roman" w:hAnsi="Times New Roman" w:cs="Times New Roman"/>
-        </w:rPr>
-        <w:t xml:space="preserve">Retrieval-augmented generation (RAG) grounds large language models (LLMs) in external documents, yet models still produce claims that contradict or exceed the retrieved evidence—a failure mode with acute consequences in finance, where a single wrong figure misleads. We study </w:t>
-      </w:r>
-      <w:r>
-        <w:rPr>
-          <w:rFonts w:ascii="Times New Roman" w:hAnsi="Times New Roman" w:cs="Times New Roman"/>
-          <w:i/>
-          <w:iCs/>
-        </w:rPr>
-        <w:t>when and how</w:t>
-      </w:r>
-      <w:r>
-        <w:rPr>
-          <w:rFonts w:ascii="Times New Roman" w:hAnsi="Times New Roman" w:cs="Times New Roman"/>
-        </w:rPr>
-        <w:t xml:space="preserve"> RAG systems hallucinate on financial question answering using the open-source subset of </w:t>
-      </w:r>
-      <w:r>
-        <w:rPr>
-          <w:rFonts w:ascii="Times New Roman" w:hAnsi="Times New Roman" w:cs="Times New Roman"/>
-          <w:b/>
-          <w:bCs/>
-        </w:rPr>
-        <w:t>FinanceBench</w:t>
-      </w:r>
-      <w:r>
-        <w:rPr>
-          <w:rFonts w:ascii="Times New Roman" w:hAnsi="Times New Roman" w:cs="Times New Roman"/>
-        </w:rPr>
-        <w:t xml:space="preserve"> (150 annotated questions over 84 SEC filings). We build four RAG configurations that differ only in retrieval—sparse (BM25), dense (FAISS + MiniLM), query-rewriting, and a known-document upper bound—and evaluate each with RAGAS faithfulness, context precision, and a numeric-tolerant exact match. Three findings emerge. </w:t>
-      </w:r>
-      <w:r>
-        <w:rPr>
-          <w:rFonts w:ascii="Times New Roman" w:hAnsi="Times New Roman" w:cs="Times New Roman"/>
-          <w:b/>
-          <w:bCs/>
-        </w:rPr>
-        <w:t>(RQ1)</w:t>
-      </w:r>
-      <w:r>
-        <w:rPr>
-          <w:rFonts w:ascii="Times New Roman" w:hAnsi="Times New Roman" w:cs="Times New Roman"/>
-        </w:rPr>
-        <w:t xml:space="preserve"> Retrieval, not generation, is the dominant lever: as the correct filing reaches the top-3 for 43%→64%→69% of questions, coverage, faithfulness, and accuracy all rise in lockstep; a retrieval-depth ablation (top-5 vs. top-3) confirms deeper retrieval helps. </w:t>
-      </w:r>
-      <w:r>
-        <w:rPr>
-          <w:rFonts w:ascii="Times New Roman" w:hAnsi="Times New Roman" w:cs="Times New Roman"/>
-          <w:b/>
-          <w:bCs/>
-        </w:rPr>
-        <w:t>(RQ2)</w:t>
-      </w:r>
-      <w:r>
-        <w:rPr>
-          <w:rFonts w:ascii="Times New Roman" w:hAnsi="Times New Roman" w:cs="Times New Roman"/>
-        </w:rPr>
-        <w:t xml:space="preserve"> A manual taxonomy of 50 answered-but-incorrect cases shows </w:t>
-      </w:r>
-      <w:r>
-        <w:rPr>
-          <w:rFonts w:ascii="Times New Roman" w:hAnsi="Times New Roman" w:cs="Times New Roman"/>
-          <w:i/>
-          <w:iCs/>
-        </w:rPr>
-        <w:t>numerical</w:t>
-      </w:r>
-      <w:r>
-        <w:rPr>
-          <w:rFonts w:ascii="Times New Roman" w:hAnsi="Times New Roman" w:cs="Times New Roman"/>
-        </w:rPr>
-        <w:t xml:space="preserve"> errors dominate (46%), followed by </w:t>
-      </w:r>
-      <w:r>
-        <w:rPr>
-          <w:rFonts w:ascii="Times New Roman" w:hAnsi="Times New Roman" w:cs="Times New Roman"/>
-          <w:i/>
-          <w:iCs/>
-        </w:rPr>
-        <w:t>entity</w:t>
-      </w:r>
-      <w:r>
-        <w:rPr>
-          <w:rFonts w:ascii="Times New Roman" w:hAnsi="Times New Roman" w:cs="Times New Roman"/>
-        </w:rPr>
-        <w:t xml:space="preserve"> (31%), </w:t>
-      </w:r>
-      <w:r>
-        <w:rPr>
-          <w:rFonts w:ascii="Times New Roman" w:hAnsi="Times New Roman" w:cs="Times New Roman"/>
-          <w:i/>
-          <w:iCs/>
-        </w:rPr>
-        <w:t>unsupported</w:t>
-      </w:r>
-      <w:r>
-        <w:rPr>
-          <w:rFonts w:ascii="Times New Roman" w:hAnsi="Times New Roman" w:cs="Times New Roman"/>
-        </w:rPr>
-        <w:t xml:space="preserve"> (15%), and </w:t>
-      </w:r>
-      <w:r>
-        <w:rPr>
-          <w:rFonts w:ascii="Times New Roman" w:hAnsi="Times New Roman" w:cs="Times New Roman"/>
-          <w:i/>
-          <w:iCs/>
-        </w:rPr>
-        <w:t>reasoning</w:t>
-      </w:r>
-      <w:r>
-        <w:rPr>
-          <w:rFonts w:ascii="Times New Roman" w:hAnsi="Times New Roman" w:cs="Times New Roman"/>
-        </w:rPr>
-        <w:t xml:space="preserve"> (8%) hallucinations; notably, ~22% of automatically flagged “failures” are in fact correct answers mis-scored by exact match, a caution for automatic hallucination metrics. </w:t>
-      </w:r>
-      <w:r>
-        <w:rPr>
-          <w:rFonts w:ascii="Times New Roman" w:hAnsi="Times New Roman" w:cs="Times New Roman"/>
-          <w:b/>
-          <w:bCs/>
-        </w:rPr>
-        <w:t>(RQ3)</w:t>
-      </w:r>
-      <w:r>
-        <w:rPr>
-          <w:rFonts w:ascii="Times New Roman" w:hAnsi="Times New Roman" w:cs="Times New Roman"/>
-        </w:rPr>
-        <w:t xml:space="preserve"> Swapping GPT-3.5-turbo for the open Mistral-7B-Instruct on </w:t>
-      </w:r>
-      <w:r>
-        <w:rPr>
-          <w:rFonts w:ascii="Times New Roman" w:hAnsi="Times New Roman" w:cs="Times New Roman"/>
-          <w:i/>
-          <w:iCs/>
-        </w:rPr>
-        <w:t>identical</w:t>
-      </w:r>
-      <w:r>
-        <w:rPr>
-          <w:rFonts w:ascii="Times New Roman" w:hAnsi="Times New Roman" w:cs="Times New Roman"/>
-        </w:rPr>
-        <w:t xml:space="preserve"> retrieved context makes the smaller model substantially </w:t>
-      </w:r>
-      <w:r>
-        <w:rPr>
-          <w:rFonts w:ascii="Times New Roman" w:hAnsi="Times New Roman" w:cs="Times New Roman"/>
-          <w:i/>
-          <w:iCs/>
-        </w:rPr>
-        <w:t>more</w:t>
-      </w:r>
-      <w:r>
-        <w:rPr>
-          <w:rFonts w:ascii="Times New Roman" w:hAnsi="Times New Roman" w:cs="Times New Roman"/>
-        </w:rPr>
-        <w:t xml:space="preserve"> faithful (0.59 vs. 0.21) and more numerically accurate, at the cost of answering fewer questions—so abstention behavior, not model scale, drives grounding here.</w:t>
-      </w:r>
-    </w:p>
-    <w:p>
-      <w:pPr>
-        <w:jc w:val="both"/>
-        <w:rPr>
-          <w:rFonts w:ascii="Times New Roman" w:hAnsi="Times New Roman" w:cs="Times New Roman"/>
-        </w:rPr>
-      </w:pPr>
-    </w:p>
-    <w:p>
-      <w:pPr>
         <w:pStyle w:val="Heading1"/>
         <w:rPr>
           <w:rFonts w:ascii="Times New Roman" w:hAnsi="Times New Roman" w:cs="Times New Roman"/>
         </w:rPr>
       </w:pPr>
-      <w:bookmarkStart w:id="0" w:name="introduction"/>
+      <w:bookmarkStart w:id="1" w:name="introduction"/>
       <w:r>
         <w:rPr>
           <w:rFonts w:ascii="Times New Roman" w:hAnsi="Times New Roman" w:cs="Times New Roman"/>
@@ -500,6 +656,7 @@
           <w:b/>
           <w:bCs/>
         </w:rPr>
+        <w:lastRenderedPageBreak/>
         <w:t>Contributions by member.</w:t>
       </w:r>
       <w:r>
@@ -580,13 +737,12 @@
           <w:rFonts w:ascii="Times New Roman" w:hAnsi="Times New Roman" w:cs="Times New Roman"/>
         </w:rPr>
       </w:pPr>
-      <w:bookmarkStart w:id="1" w:name="related-work"/>
-      <w:bookmarkEnd w:id="0"/>
-      <w:r>
-        <w:rPr>
-          <w:rFonts w:ascii="Times New Roman" w:hAnsi="Times New Roman" w:cs="Times New Roman"/>
-        </w:rPr>
-        <w:lastRenderedPageBreak/>
+      <w:bookmarkStart w:id="2" w:name="related-work"/>
+      <w:bookmarkEnd w:id="1"/>
+      <w:r>
+        <w:rPr>
+          <w:rFonts w:ascii="Times New Roman" w:hAnsi="Times New Roman" w:cs="Times New Roman"/>
+        </w:rPr>
         <w:t>Related Work</w:t>
       </w:r>
     </w:p>
@@ -679,7 +835,13 @@
         <w:rPr>
           <w:rFonts w:ascii="Times New Roman" w:hAnsi="Times New Roman" w:cs="Times New Roman"/>
         </w:rPr>
-        <w:t xml:space="preserve"> regime we observe in FinanceBench, where only 2% of gold answers are verbatim in the evidence (Section 3). Second, swapping the document index updates the model’s world knowledge with no retraining, underscoring that retrieval quality—not generator memory—governs what a RAG system can ground, which is precisely the bottleneck our results expose. The two retrieval families we compare are defined by BM25 (Robertson and Zaragoza 2009), a probabilistic term-matching function that is our baseline retriever, and DPR (Karpukhin et al. 2020), which learns dense question/passage encoders and beats BM25 on most open-domain QA—motivating our dense pipeline. That dense pipeline embeds chunks with Sentence-BERT (Reimers and Gurevych 2019), a siamese-BERT model that produces semantically comparable sentence vectors, the encoder behind our MiniLM index. REALM (Guu et al. 2020) pre-trains the retriever jointly with a masked LM, and Fusion-in-Decoder (Izacard and Grave 2021) instead fuses many retrieved passages in the decoder; both integrate retrieval more deeply than our prompt-based setup and mark upgrade paths. Self-RAG (Asai et al. 2024) trains a model to decide </w:t>
+        <w:t xml:space="preserve"> regime we observe in FinanceBench, where only 2% of gold answers are verbatim in the evidence (Section 3). Second, swapping the document index updates the model’s world knowledge with no retraining, underscoring that retrieval quality—not generator memory—governs what a RAG system can ground, which is precisely the bottleneck our results expose. The two retrieval families we compare are defined by BM25 (Robertson and Zaragoza 2009), a probabilistic term-matching function that is our baseline retriever, and DPR (Karpukhin et al. 2020), which learns dense question/passage encoders and beats BM25 on most open-domain QA—motivating our dense pipeline. That dense pipeline embeds chunks with Sentence-BERT (Reimers and Gurevych 2019), a siamese-BERT model that produces semantically comparable sentence vectors, the encoder behind our MiniLM index. REALM (Guu et al. 2020) pre-trains the retriever jointly with a masked LM, and Fusion-in-Decoder (Izacard and Grave 2021) instead fuses many retrieved passages </w:t>
+      </w:r>
+      <w:r>
+        <w:rPr>
+          <w:rFonts w:ascii="Times New Roman" w:hAnsi="Times New Roman" w:cs="Times New Roman"/>
+        </w:rPr>
+        <w:t xml:space="preserve">in the decoder; both integrate retrieval more deeply than our prompt-based setup and mark upgrade paths. Self-RAG (Asai et al. 2024) trains a model to decide </w:t>
       </w:r>
       <w:r>
         <w:rPr>
@@ -715,13 +877,7 @@
         <w:rPr>
           <w:rFonts w:ascii="Times New Roman" w:hAnsi="Times New Roman" w:cs="Times New Roman"/>
         </w:rPr>
-        <w:t xml:space="preserve"> Ji et al. (2023) and Huang et al. (2023) survey hallucination in NLG and LLMs respectively and provide the </w:t>
-      </w:r>
-      <w:r>
-        <w:rPr>
-          <w:rFonts w:ascii="Times New Roman" w:hAnsi="Times New Roman" w:cs="Times New Roman"/>
-        </w:rPr>
-        <w:t>vocabulary (intrinsic vs. extrinsic, faithfulness vs. factuality) our taxonomy refines for finance. For measurement, RAGAS (Es et al. 2024) supplies reference-free metrics—faithfulness, answer relevancy, context precision—that we adopt as our primary hallucination signal. SelfCheckGPT (Manakul, Liusie, and Gales 2023) detects hallucination without external resources by sampling several responses and measuring their mutual consistency, while FActScore (Min et al. 2023) decomposes a generation into atomic facts and scores each against a source—two complementary detection lenses. RAGTruth (Niu et al. 2024) contributes a word-level hallucination corpus and taxonomy that could supervise an automatic classifier, and the RGB benchmark (J. Chen et al. 2024) evaluates LLM robustness to noisy retrieval—the “wrong context” condition our full-corpus retriever deliberately induces. We additionally report token-level F1/EM following the SQuAD protocol (Rajpurkar et al. 2016) to capture correctness that faithfulness alone misses, and note RAGBench (Friel, Belyi, and Sanyal 2024) as a cross-domain resource for future comparison.</w:t>
+        <w:t xml:space="preserve"> Ji et al. (2023) and Huang et al. (2023) survey hallucination in NLG and LLMs respectively and provide the vocabulary (intrinsic vs. extrinsic, faithfulness vs. factuality) our taxonomy refines for finance. For measurement, RAGAS (Es et al. 2024) supplies reference-free metrics—faithfulness, answer relevancy, context precision—that we adopt as our primary hallucination signal. SelfCheckGPT (Manakul, Liusie, and Gales 2023) detects hallucination without external resources by sampling several responses and measuring their mutual consistency, while FActScore (Min et al. 2023) decomposes a generation into atomic facts and scores each against a source—two complementary detection lenses. RAGTruth (Niu et al. 2024) contributes a word-level hallucination corpus and taxonomy that could supervise an automatic classifier, and the RGB benchmark (J. Chen et al. 2024) evaluates LLM robustness to noisy retrieval—the “wrong context” condition our full-corpus retriever deliberately induces. We additionally report token-level F1/EM following the SQuAD protocol (Rajpurkar et al. 2016) to capture correctness that faithfulness alone misses, and note RAGBench (Friel, Belyi, and Sanyal 2024) as a cross-domain resource for future comparison.</w:t>
       </w:r>
     </w:p>
     <w:p>
@@ -757,7 +913,14 @@
         <w:rPr>
           <w:rFonts w:ascii="Times New Roman" w:hAnsi="Times New Roman" w:cs="Times New Roman"/>
         </w:rPr>
-        <w:t xml:space="preserve"> rather than extraction—our EDA independently recovers this numeric skew (Section 3), and our taxonomy finds numerical errors are the most common hallucination (Section 6). (ii) Even the best realistic configuration (GPT-4-Turbo, long context) reaches only ~79% accuracy against an 85% oracle ceiling, and confident </w:t>
+        <w:t xml:space="preserve"> rather than extraction—our EDA independently recovers this numeric skew (Section 3), and our taxonomy finds numerical errors are the most common hallucination (Section 6). (ii) Even the best realistic configuration (GPT-4-Turbo, long context) </w:t>
+      </w:r>
+      <w:r>
+        <w:rPr>
+          <w:rFonts w:ascii="Times New Roman" w:hAnsi="Times New Roman" w:cs="Times New Roman"/>
+        </w:rPr>
+        <w:lastRenderedPageBreak/>
+        <w:t xml:space="preserve">reaches only ~79% accuracy against an 85% oracle ceiling, and confident </w:t>
       </w:r>
       <w:r>
         <w:rPr>
@@ -799,14 +962,7 @@
         <w:rPr>
           <w:rFonts w:ascii="Times New Roman" w:hAnsi="Times New Roman" w:cs="Times New Roman"/>
         </w:rPr>
-        <w:t xml:space="preserve"> the question helps. Prior financial QA datasets establish that numerical reasoning over hybrid table/text is the core difficulty our EDA also finds: FinQA (Z. Chen et al. 2021) pairs expert-written questions with executable reasoning programs over earnings-report tables; ConvFinQA (Z. Chen et al. 2022) extends </w:t>
-      </w:r>
-      <w:r>
-        <w:rPr>
-          <w:rFonts w:ascii="Times New Roman" w:hAnsi="Times New Roman" w:cs="Times New Roman"/>
-        </w:rPr>
-        <w:lastRenderedPageBreak/>
-        <w:t xml:space="preserve">this to multi-turn conversational chains; and TAT-QA (Zhu et al. 2021) targets questions that jointly span a table and its surrounding text—exactly the table+prose evidence our chunker must preserve. On the model side, BloombergGPT (Wu et al. 2023), a 50B model pre-trained on a large financial corpus, and FinGPT (Yang, Liu, and Wang 2023), an open finance-LLM framework, show the appetite for finance-specialized models but evaluate generation quality rather than isolating </w:t>
+        <w:t xml:space="preserve"> the question helps. Prior financial QA datasets establish that numerical reasoning over hybrid table/text is the core difficulty our EDA also finds: FinQA (Z. Chen et al. 2021) pairs expert-written questions with executable reasoning programs over earnings-report tables; ConvFinQA (Z. Chen et al. 2022) extends this to multi-turn conversational chains; and TAT-QA (Zhu et al. 2021) targets questions that jointly span a table and its surrounding text—exactly the table+prose evidence our chunker must preserve. On the model side, BloombergGPT (Wu et al. 2023), a 50B model pre-trained on a large financial corpus, and FinGPT (Yang, Liu, and Wang 2023), an open finance-LLM framework, show the appetite for finance-specialized models but evaluate generation quality rather than isolating </w:t>
       </w:r>
       <w:r>
         <w:rPr>
@@ -830,8 +986,8 @@
           <w:rFonts w:ascii="Times New Roman" w:hAnsi="Times New Roman" w:cs="Times New Roman"/>
         </w:rPr>
       </w:pPr>
-      <w:bookmarkStart w:id="2" w:name="data-and-exploratory-analysis"/>
-      <w:bookmarkEnd w:id="1"/>
+      <w:bookmarkStart w:id="3" w:name="data-and-exploratory-analysis"/>
+      <w:bookmarkEnd w:id="2"/>
       <w:r>
         <w:rPr>
           <w:rFonts w:ascii="Times New Roman" w:hAnsi="Times New Roman" w:cs="Times New Roman"/>
@@ -950,7 +1106,13 @@
         <w:rPr>
           <w:rFonts w:ascii="Times New Roman" w:hAnsi="Times New Roman" w:cs="Times New Roman"/>
         </w:rPr>
-        <w:t xml:space="preserve"> a value, not copy it, which is the core hallucination risk. (4) </w:t>
+        <w:t xml:space="preserve"> a value, not copy it, which is the core </w:t>
+      </w:r>
+      <w:r>
+        <w:rPr>
+          <w:rFonts w:ascii="Times New Roman" w:hAnsi="Times New Roman" w:cs="Times New Roman"/>
+        </w:rPr>
+        <w:t xml:space="preserve">hallucination risk. (4) </w:t>
       </w:r>
       <w:r>
         <w:rPr>
@@ -979,8 +1141,8 @@
           <w:noProof/>
         </w:rPr>
         <w:drawing>
-          <wp:inline distT="0" distB="0" distL="0" distR="0" wp14:anchorId="02602125" wp14:editId="76C05299">
-            <wp:extent cx="2934031" cy="2870421"/>
+          <wp:inline distT="0" distB="0" distL="0" distR="0" wp14:anchorId="02602125" wp14:editId="57320D6E">
+            <wp:extent cx="2933700" cy="2655736"/>
             <wp:effectExtent l="0" t="0" r="0" b="0"/>
             <wp:docPr id="1" name="Picture" descr="FinanceBench (open-source, n=150) overview: (a) balanced question types, (b) numeric reasoning dominates, (c) 10-K filings dominate the corpus, (d) gold answers are short."/>
             <wp:cNvGraphicFramePr/>
@@ -1002,7 +1164,7 @@
                   <pic:spPr bwMode="auto">
                     <a:xfrm>
                       <a:off x="0" y="0"/>
-                      <a:ext cx="2979447" cy="2914852"/>
+                      <a:ext cx="2986479" cy="2703514"/>
                     </a:xfrm>
                     <a:prstGeom prst="rect">
                       <a:avLst/>
@@ -1025,35 +1187,21 @@
       <w:pPr>
         <w:rPr>
           <w:rFonts w:ascii="Times New Roman" w:hAnsi="Times New Roman" w:cs="Times New Roman"/>
-          <w:sz w:val="20"/>
-          <w:szCs w:val="20"/>
-        </w:rPr>
-      </w:pPr>
-      <w:r>
-        <w:rPr>
-          <w:rFonts w:ascii="Times New Roman" w:hAnsi="Times New Roman" w:cs="Times New Roman"/>
-          <w:sz w:val="20"/>
-          <w:szCs w:val="20"/>
-        </w:rPr>
-        <w:t xml:space="preserve">FinanceBench (open-source, </w:t>
-      </w:r>
-      <w:r>
-        <w:rPr>
-          <w:rFonts w:ascii="Times New Roman" w:hAnsi="Times New Roman" w:cs="Times New Roman"/>
           <w:i/>
           <w:iCs/>
           <w:sz w:val="20"/>
           <w:szCs w:val="20"/>
         </w:rPr>
-        <w:t>n</w:t>
-      </w:r>
-      <w:r>
-        <w:rPr>
-          <w:rFonts w:ascii="Times New Roman" w:hAnsi="Times New Roman" w:cs="Times New Roman"/>
+      </w:pPr>
+      <w:r>
+        <w:rPr>
+          <w:rFonts w:ascii="Times New Roman" w:hAnsi="Times New Roman" w:cs="Times New Roman"/>
+          <w:i/>
+          <w:iCs/>
           <w:sz w:val="20"/>
           <w:szCs w:val="20"/>
         </w:rPr>
-        <w:t>=150) overview: (a) balanced question types, (b) numeric reasoning dominates, (c) 10-K filings dominate the corpus, (d) gold answers are short.</w:t>
+        <w:t>FinanceBench (open-source, n=150) overview: (a) balanced question types, (b) numeric reasoning dominates, (c) 10-K filings dominate the corpus, (d) gold answers are short.</w:t>
       </w:r>
     </w:p>
     <w:p>
@@ -1063,8 +1211,8 @@
           <w:rFonts w:ascii="Times New Roman" w:hAnsi="Times New Roman" w:cs="Times New Roman"/>
         </w:rPr>
       </w:pPr>
-      <w:bookmarkStart w:id="3" w:name="method"/>
-      <w:bookmarkEnd w:id="2"/>
+      <w:bookmarkStart w:id="4" w:name="method"/>
+      <w:bookmarkEnd w:id="3"/>
       <w:r>
         <w:rPr>
           <w:rFonts w:ascii="Times New Roman" w:hAnsi="Times New Roman" w:cs="Times New Roman"/>
@@ -1205,7 +1353,14 @@
         <w:rPr>
           <w:rFonts w:ascii="Times New Roman" w:hAnsi="Times New Roman" w:cs="Times New Roman"/>
         </w:rPr>
-        <w:t xml:space="preserve"> — an LLM first rewrites the question into a retrieval query (spelling out abbreviations, adding financial line-item terms), then dense retrieval runs on the rewritten query.</w:t>
+        <w:t xml:space="preserve"> — an LLM first rewrites the question into a retrieval query (spelling out </w:t>
+      </w:r>
+      <w:r>
+        <w:rPr>
+          <w:rFonts w:ascii="Times New Roman" w:hAnsi="Times New Roman" w:cs="Times New Roman"/>
+        </w:rPr>
+        <w:lastRenderedPageBreak/>
+        <w:t>abbreviations, adding financial line-item terms), then dense retrieval runs on the rewritten query.</w:t>
       </w:r>
     </w:p>
     <w:p>
@@ -1231,14 +1386,7 @@
         <w:rPr>
           <w:rFonts w:ascii="Times New Roman" w:hAnsi="Times New Roman" w:cs="Times New Roman"/>
         </w:rPr>
-        <w:t xml:space="preserve"> — a known-document upper bound: dense retrieval restricted to the </w:t>
-      </w:r>
-      <w:r>
-        <w:rPr>
-          <w:rFonts w:ascii="Times New Roman" w:hAnsi="Times New Roman" w:cs="Times New Roman"/>
-        </w:rPr>
-        <w:lastRenderedPageBreak/>
-        <w:t xml:space="preserve">question’s own filing, isolating </w:t>
+        <w:t xml:space="preserve"> — a known-document upper bound: dense retrieval restricted to the question’s own filing, isolating </w:t>
       </w:r>
       <w:r>
         <w:rPr>
@@ -1510,8 +1658,8 @@
           <w:rFonts w:ascii="Times New Roman" w:hAnsi="Times New Roman" w:cs="Times New Roman"/>
         </w:rPr>
       </w:pPr>
-      <w:bookmarkStart w:id="4" w:name="results"/>
-      <w:bookmarkEnd w:id="3"/>
+      <w:bookmarkStart w:id="5" w:name="results"/>
+      <w:bookmarkEnd w:id="4"/>
       <w:r>
         <w:rPr>
           <w:rFonts w:ascii="Times New Roman" w:hAnsi="Times New Roman" w:cs="Times New Roman"/>
@@ -1528,7 +1676,7 @@
           <w:szCs w:val="28"/>
         </w:rPr>
       </w:pPr>
-      <w:bookmarkStart w:id="5" w:name="rq1-retrieval-is-the-dominant-lever"/>
+      <w:bookmarkStart w:id="6" w:name="rq1-retrieval-is-the-dominant-lever"/>
       <w:r>
         <w:rPr>
           <w:rFonts w:ascii="Times New Roman" w:hAnsi="Times New Roman" w:cs="Times New Roman"/>
@@ -1563,13 +1711,7 @@
         <w:rPr>
           <w:rFonts w:ascii="Times New Roman" w:hAnsi="Times New Roman" w:cs="Times New Roman"/>
         </w:rPr>
-        <w:t xml:space="preserve"> of questions (BM25 → dense → rewrite); because the model answers only from context, </w:t>
-      </w:r>
-      <w:r>
-        <w:rPr>
-          <w:rFonts w:ascii="Times New Roman" w:hAnsi="Times New Roman" w:cs="Times New Roman"/>
-        </w:rPr>
-        <w:t>coverage rises in lockstep (</w:t>
+        <w:t xml:space="preserve"> of questions (BM25 → dense → rewrite); because the model answers only from context, coverage rises in lockstep (</w:t>
       </w:r>
       <w:r>
         <w:rPr>
@@ -1605,13 +1747,45 @@
         <w:jc w:val="both"/>
         <w:rPr>
           <w:rFonts w:ascii="Times New Roman" w:hAnsi="Times New Roman" w:cs="Times New Roman"/>
-        </w:rPr>
-      </w:pPr>
-      <w:r>
-        <w:rPr>
-          <w:rFonts w:ascii="Times New Roman" w:hAnsi="Times New Roman" w:cs="Times New Roman"/>
-        </w:rPr>
-        <w:t>Retrieval-strategy comparison on FinanceBench (all 150 questions). Generator = GPT-3.5-turbo (temp 0); RAGAS judge = GPT-4o-mini. Faith(ans) = faithfulness over answered questions only; EM (num) = numeric-tolerant exact match.</w:t>
+          <w:sz w:val="20"/>
+          <w:szCs w:val="20"/>
+        </w:rPr>
+      </w:pPr>
+      <w:r>
+        <w:rPr>
+          <w:rFonts w:ascii="Times New Roman" w:hAnsi="Times New Roman" w:cs="Times New Roman"/>
+          <w:b/>
+          <w:bCs/>
+          <w:sz w:val="20"/>
+          <w:szCs w:val="20"/>
+        </w:rPr>
+        <w:t xml:space="preserve">Table 1: </w:t>
+      </w:r>
+      <w:r>
+        <w:rPr>
+          <w:rFonts w:ascii="Times New Roman" w:hAnsi="Times New Roman" w:cs="Times New Roman"/>
+          <w:sz w:val="20"/>
+          <w:szCs w:val="20"/>
+        </w:rPr>
+        <w:t xml:space="preserve">Retrieval-strategy comparison on </w:t>
+      </w:r>
+      <w:proofErr w:type="spellStart"/>
+      <w:r>
+        <w:rPr>
+          <w:rFonts w:ascii="Times New Roman" w:hAnsi="Times New Roman" w:cs="Times New Roman"/>
+          <w:sz w:val="20"/>
+          <w:szCs w:val="20"/>
+        </w:rPr>
+        <w:t>FinanceBench</w:t>
+      </w:r>
+      <w:proofErr w:type="spellEnd"/>
+      <w:r>
+        <w:rPr>
+          <w:rFonts w:ascii="Times New Roman" w:hAnsi="Times New Roman" w:cs="Times New Roman"/>
+          <w:sz w:val="20"/>
+          <w:szCs w:val="20"/>
+        </w:rPr>
+        <w:t xml:space="preserve"> (all 150 questions). Generator = GPT-3.5-turbo (temp 0); RAGAS judge = GPT-4o-mini. Faith(ans) = faithfulness over answered questions only; EM (num) = numeric-tolerant exact match.</w:t>
       </w:r>
     </w:p>
     <w:tbl>
@@ -1619,7 +1793,6 @@
         <w:tblStyle w:val="TableGridLight"/>
         <w:tblW w:w="5000" w:type="pct"/>
         <w:tblLook w:val="0020" w:firstRow="1" w:lastRow="0" w:firstColumn="0" w:lastColumn="0" w:noHBand="0" w:noVBand="0"/>
-        <w:tblCaption w:val="Retrieval-strategy comparison on FinanceBench (all 150 questions). Generator = GPT-3.5-turbo (temp 0); RAGAS judge = GPT-4o-mini. Faith(ans) = faithfulness over answered questions only; EM (num) = numeric-tolerant exact match."/>
       </w:tblPr>
       <w:tblGrid>
         <w:gridCol w:w="609"/>
@@ -2730,7 +2903,14 @@
         <w:rPr>
           <w:rFonts w:ascii="Times New Roman" w:hAnsi="Times New Roman" w:cs="Times New Roman"/>
         </w:rPr>
-        <w:t xml:space="preserve"> (an “I don’t know” has nothing to ground); on the answered subset faithfulness is moderate (0.35–0.57), i.e. when the model commits it is partly—not fully—grounded, which is exactly the hallucination we study. The known-document upper bound makes the ceiling explicit: restricting retrieval to the correct filing lifts Retr@3 to 100%, coverage to 96/150, F1 to 0.139, and answered-faithfulness to 0.57—yet a third of questions still go unanswered, so finding the right filing is necessary but not sufficient.</w:t>
+        <w:t xml:space="preserve"> (an “I don’t know” has nothing to ground); on the answered subset faithfulness is moderate (0.35–0.57), i.e. when the model commits it is partly—not fully—grounded, which is exactly the hallucination we study. The known-document upper bound makes the ceiling explicit: restricting retrieval to the correct filing lifts Retr@3 to 100%, coverage to 96/150, F1 to 0.139, and answered-</w:t>
+      </w:r>
+      <w:r>
+        <w:rPr>
+          <w:rFonts w:ascii="Times New Roman" w:hAnsi="Times New Roman" w:cs="Times New Roman"/>
+        </w:rPr>
+        <w:lastRenderedPageBreak/>
+        <w:t>faithfulness to 0.57—yet a third of questions still go unanswered, so finding the right filing is necessary but not sufficient.</w:t>
       </w:r>
     </w:p>
     <w:p>
@@ -2742,8 +2922,8 @@
           <w:szCs w:val="28"/>
         </w:rPr>
       </w:pPr>
-      <w:bookmarkStart w:id="6" w:name="retrieval-depth-ablation-top-k"/>
-      <w:bookmarkEnd w:id="5"/>
+      <w:bookmarkStart w:id="7" w:name="retrieval-depth-ablation-top-k"/>
+      <w:bookmarkEnd w:id="6"/>
       <w:r>
         <w:rPr>
           <w:rFonts w:ascii="Times New Roman" w:hAnsi="Times New Roman" w:cs="Times New Roman"/>
@@ -2792,14 +2972,7 @@
         <w:rPr>
           <w:rFonts w:ascii="Times New Roman" w:hAnsi="Times New Roman" w:cs="Times New Roman"/>
         </w:rPr>
-        <w:t xml:space="preserve"> 64% → 73%), lifts coverage (82 → 97 of </w:t>
-      </w:r>
-      <w:r>
-        <w:rPr>
-          <w:rFonts w:ascii="Times New Roman" w:hAnsi="Times New Roman" w:cs="Times New Roman"/>
-        </w:rPr>
-        <w:lastRenderedPageBreak/>
-        <w:t>150), and improves faithfulness (0.197 → 0.248), F1, and numeric-tolerant EM. Context precision dips slightly (0.42 → 0.39), as expected when more chunks are admitted, but the net effect is positive—consistent with retrieval recall being the binding constraint.</w:t>
+        <w:t xml:space="preserve"> 64% → 73%), lifts coverage (82 → 97 of 150), and improves faithfulness (0.197 → 0.248), F1, and numeric-tolerant EM. Context precision dips slightly (0.42 → 0.39), as expected when more chunks are admitted, but the net effect is positive—consistent with retrieval recall being the binding constraint.</w:t>
       </w:r>
     </w:p>
     <w:p>
@@ -2807,11 +2980,25 @@
         <w:jc w:val="both"/>
         <w:rPr>
           <w:rFonts w:ascii="Times New Roman" w:hAnsi="Times New Roman" w:cs="Times New Roman"/>
-        </w:rPr>
-      </w:pPr>
-      <w:r>
-        <w:rPr>
-          <w:rFonts w:ascii="Times New Roman" w:hAnsi="Times New Roman" w:cs="Times New Roman"/>
+          <w:sz w:val="20"/>
+          <w:szCs w:val="20"/>
+        </w:rPr>
+      </w:pPr>
+      <w:r>
+        <w:rPr>
+          <w:rFonts w:ascii="Times New Roman" w:hAnsi="Times New Roman" w:cs="Times New Roman"/>
+          <w:b/>
+          <w:bCs/>
+          <w:sz w:val="20"/>
+          <w:szCs w:val="20"/>
+        </w:rPr>
+        <w:t xml:space="preserve">Table 2: </w:t>
+      </w:r>
+      <w:r>
+        <w:rPr>
+          <w:rFonts w:ascii="Times New Roman" w:hAnsi="Times New Roman" w:cs="Times New Roman"/>
+          <w:sz w:val="20"/>
+          <w:szCs w:val="20"/>
         </w:rPr>
         <w:t>Retrieval-depth ablation on the dense pipeline (GPT-3.5, 512-token chunks, GPT-4o-mini judge).</w:t>
       </w:r>
@@ -2821,7 +3008,6 @@
         <w:tblStyle w:val="TableGridLight"/>
         <w:tblW w:w="0" w:type="pct"/>
         <w:tblLook w:val="0020" w:firstRow="1" w:lastRow="0" w:firstColumn="0" w:lastColumn="0" w:noHBand="0" w:noVBand="0"/>
-        <w:tblCaption w:val="Retrieval-depth ablation on the dense pipeline (GPT-3.5, 512-token chunks, GPT-4o-mini judge)."/>
       </w:tblPr>
       <w:tblGrid>
         <w:gridCol w:w="434"/>
@@ -3511,121 +3697,129 @@
     </w:tbl>
     <w:p>
       <w:pPr>
+        <w:spacing w:after="0"/>
+        <w:jc w:val="both"/>
+        <w:rPr>
+          <w:rFonts w:ascii="Times New Roman" w:hAnsi="Times New Roman" w:cs="Times New Roman"/>
+          <w:sz w:val="28"/>
+          <w:szCs w:val="28"/>
+        </w:rPr>
+      </w:pPr>
+      <w:bookmarkStart w:id="8" w:name="rq3-generator-held-to-identical-context"/>
+      <w:bookmarkEnd w:id="7"/>
+    </w:p>
+    <w:p>
+      <w:pPr>
         <w:pStyle w:val="Heading2"/>
-        <w:numPr>
-          <w:ilvl w:val="0"/>
-          <w:numId w:val="0"/>
-        </w:numPr>
-        <w:ind w:left="567" w:hanging="567"/>
+        <w:rPr>
+          <w:rFonts w:ascii="Times New Roman" w:hAnsi="Times New Roman" w:cs="Times New Roman"/>
+          <w:sz w:val="28"/>
+          <w:szCs w:val="28"/>
+        </w:rPr>
+      </w:pPr>
+      <w:r>
+        <w:rPr>
+          <w:rFonts w:ascii="Times New Roman" w:hAnsi="Times New Roman" w:cs="Times New Roman"/>
+          <w:sz w:val="28"/>
+          <w:szCs w:val="28"/>
+        </w:rPr>
+        <w:t>RQ3: Generator held to identical context</w:t>
+      </w:r>
+    </w:p>
+    <w:p>
+      <w:pPr>
+        <w:jc w:val="both"/>
+        <w:rPr>
+          <w:rFonts w:ascii="Times New Roman" w:hAnsi="Times New Roman" w:cs="Times New Roman"/>
+        </w:rPr>
+      </w:pPr>
+      <w:r>
+        <w:rPr>
+          <w:rFonts w:ascii="Times New Roman" w:hAnsi="Times New Roman" w:cs="Times New Roman"/>
+        </w:rPr>
+        <w:t xml:space="preserve">Table 3 compares GPT-3.5-turbo and Mistral-7B-Instruct answering over the </w:t>
+      </w:r>
+      <w:r>
+        <w:rPr>
+          <w:rFonts w:ascii="Times New Roman" w:hAnsi="Times New Roman" w:cs="Times New Roman"/>
+          <w:i/>
+          <w:iCs/>
+        </w:rPr>
+        <w:t>same</w:t>
+      </w:r>
+      <w:r>
+        <w:rPr>
+          <w:rFonts w:ascii="Times New Roman" w:hAnsi="Times New Roman" w:cs="Times New Roman"/>
+        </w:rPr>
+        <w:t xml:space="preserve"> retrieved contexts. Given identical evidence, the smaller open model is </w:t>
+      </w:r>
+      <w:r>
         <w:rPr>
           <w:rFonts w:ascii="Times New Roman" w:hAnsi="Times New Roman" w:cs="Times New Roman"/>
           <w:b/>
           <w:bCs/>
-          <w:sz w:val="28"/>
-          <w:szCs w:val="28"/>
-        </w:rPr>
-      </w:pPr>
-      <w:bookmarkStart w:id="7" w:name="rq3-generator-held-to-identical-context"/>
-      <w:bookmarkEnd w:id="6"/>
+        </w:rPr>
+        <w:t>markedly more faithful</w:t>
+      </w:r>
+      <w:r>
+        <w:rPr>
+          <w:rFonts w:ascii="Times New Roman" w:hAnsi="Times New Roman" w:cs="Times New Roman"/>
+        </w:rPr>
+        <w:t xml:space="preserve"> (0.59 vs. 0.21 overall; 0.63 vs. 0.35 on answered questions only, so the gap is not merely an abstention artifact) and nearly </w:t>
+      </w:r>
+      <w:r>
+        <w:rPr>
+          <w:rFonts w:ascii="Times New Roman" w:hAnsi="Times New Roman" w:cs="Times New Roman"/>
+          <w:b/>
+          <w:bCs/>
+        </w:rPr>
+        <w:t>twice as accurate on numbers</w:t>
+      </w:r>
+      <w:r>
+        <w:rPr>
+          <w:rFonts w:ascii="Times New Roman" w:hAnsi="Times New Roman" w:cs="Times New Roman"/>
+        </w:rPr>
+        <w:t xml:space="preserve"> (numeric-tolerant EM 0.37 vs. 0.21). The trade-off is coverage: Mistral is </w:t>
+      </w:r>
+      <w:r>
+        <w:rPr>
+          <w:rFonts w:ascii="Times New Roman" w:hAnsi="Times New Roman" w:cs="Times New Roman"/>
+          <w:b/>
+          <w:bCs/>
+        </w:rPr>
+        <w:t>more conservative</w:t>
+      </w:r>
+      <w:r>
+        <w:rPr>
+          <w:rFonts w:ascii="Times New Roman" w:hAnsi="Times New Roman" w:cs="Times New Roman"/>
+        </w:rPr>
+        <w:t>, answering 69/150 versus GPT-3.5’s 87 and preferring “I don’t know” over a guess. Its lower answer relevancy (0.25 vs. 0.43) largely reflects that higher abstention rate, since a refusal scores as not relevant to the question.</w:t>
+      </w:r>
     </w:p>
     <w:p>
       <w:pPr>
-        <w:pStyle w:val="Heading2"/>
-        <w:rPr>
-          <w:rFonts w:ascii="Times New Roman" w:hAnsi="Times New Roman" w:cs="Times New Roman"/>
-          <w:sz w:val="28"/>
-          <w:szCs w:val="28"/>
-        </w:rPr>
-      </w:pPr>
-      <w:r>
-        <w:rPr>
-          <w:rFonts w:ascii="Times New Roman" w:hAnsi="Times New Roman" w:cs="Times New Roman"/>
-          <w:sz w:val="28"/>
-          <w:szCs w:val="28"/>
-        </w:rPr>
-        <w:t>RQ3: Generator held to identical context</w:t>
-      </w:r>
-    </w:p>
-    <w:p>
-      <w:pPr>
         <w:jc w:val="both"/>
         <w:rPr>
           <w:rFonts w:ascii="Times New Roman" w:hAnsi="Times New Roman" w:cs="Times New Roman"/>
-        </w:rPr>
-      </w:pPr>
-      <w:r>
-        <w:rPr>
-          <w:rFonts w:ascii="Times New Roman" w:hAnsi="Times New Roman" w:cs="Times New Roman"/>
-        </w:rPr>
-        <w:t xml:space="preserve">Table 3 compares GPT-3.5-turbo and Mistral-7B-Instruct answering over the </w:t>
-      </w:r>
-      <w:r>
-        <w:rPr>
-          <w:rFonts w:ascii="Times New Roman" w:hAnsi="Times New Roman" w:cs="Times New Roman"/>
-          <w:i/>
-          <w:iCs/>
-        </w:rPr>
-        <w:t>same</w:t>
-      </w:r>
-      <w:r>
-        <w:rPr>
-          <w:rFonts w:ascii="Times New Roman" w:hAnsi="Times New Roman" w:cs="Times New Roman"/>
-        </w:rPr>
-        <w:t xml:space="preserve"> retrieved contexts. Given identical evidence, the smaller open model is </w:t>
-      </w:r>
+          <w:sz w:val="20"/>
+          <w:szCs w:val="20"/>
+        </w:rPr>
+      </w:pPr>
       <w:r>
         <w:rPr>
           <w:rFonts w:ascii="Times New Roman" w:hAnsi="Times New Roman" w:cs="Times New Roman"/>
           <w:b/>
           <w:bCs/>
-        </w:rPr>
-        <w:t>markedly more faithful</w:t>
-      </w:r>
-      <w:r>
-        <w:rPr>
-          <w:rFonts w:ascii="Times New Roman" w:hAnsi="Times New Roman" w:cs="Times New Roman"/>
-        </w:rPr>
-        <w:t xml:space="preserve"> (0.59 vs. 0.21 overall; 0.63 vs. 0.35 on answered questions only, so the gap is not merely an abstention artifact) and nearly </w:t>
-      </w:r>
-      <w:r>
-        <w:rPr>
-          <w:rFonts w:ascii="Times New Roman" w:hAnsi="Times New Roman" w:cs="Times New Roman"/>
-          <w:b/>
-          <w:bCs/>
-        </w:rPr>
-        <w:t>twice as accurate on numbers</w:t>
-      </w:r>
-      <w:r>
-        <w:rPr>
-          <w:rFonts w:ascii="Times New Roman" w:hAnsi="Times New Roman" w:cs="Times New Roman"/>
-        </w:rPr>
-        <w:t xml:space="preserve"> (numeric-tolerant EM 0.37 vs. 0.21). The trade-off is coverage: Mistral is </w:t>
-      </w:r>
-      <w:r>
-        <w:rPr>
-          <w:rFonts w:ascii="Times New Roman" w:hAnsi="Times New Roman" w:cs="Times New Roman"/>
-          <w:b/>
-          <w:bCs/>
-        </w:rPr>
-        <w:t>more conservative</w:t>
-      </w:r>
-      <w:r>
-        <w:rPr>
-          <w:rFonts w:ascii="Times New Roman" w:hAnsi="Times New Roman" w:cs="Times New Roman"/>
-        </w:rPr>
-        <w:t>, answering 69/150 versus GPT-3.5’s 87 and preferring “I don’t know” over a guess. Its lower answer relevancy (0.25 vs. 0.43) largely reflects that higher abstention rate, since a refusal scores as not relevant to the question.</w:t>
-      </w:r>
-    </w:p>
-    <w:p>
-      <w:pPr>
-        <w:jc w:val="both"/>
-        <w:rPr>
-          <w:rFonts w:ascii="Times New Roman" w:hAnsi="Times New Roman" w:cs="Times New Roman"/>
-        </w:rPr>
-      </w:pPr>
-      <w:r>
-        <w:rPr>
-          <w:rFonts w:ascii="Times New Roman" w:hAnsi="Times New Roman" w:cs="Times New Roman"/>
+          <w:sz w:val="20"/>
+          <w:szCs w:val="20"/>
+        </w:rPr>
+        <w:t xml:space="preserve">Table 3: </w:t>
+      </w:r>
+      <w:r>
+        <w:rPr>
+          <w:rFonts w:ascii="Times New Roman" w:hAnsi="Times New Roman" w:cs="Times New Roman"/>
+          <w:sz w:val="20"/>
+          <w:szCs w:val="20"/>
         </w:rPr>
         <w:t>Generator comparison on identical Enhanced retrieval (RQ3). Only the answer generator differs.</w:t>
       </w:r>
@@ -3635,7 +3829,6 @@
         <w:tblStyle w:val="TableGridLight"/>
         <w:tblW w:w="5000" w:type="pct"/>
         <w:tblLook w:val="0020" w:firstRow="1" w:lastRow="0" w:firstColumn="0" w:lastColumn="0" w:noHBand="0" w:noVBand="0"/>
-        <w:tblCaption w:val="Generator comparison on identical Enhanced retrieval (RQ3). Only the answer generator differs."/>
       </w:tblPr>
       <w:tblGrid>
         <w:gridCol w:w="745"/>
@@ -4221,6 +4414,14 @@
           <w:rFonts w:ascii="Times New Roman" w:hAnsi="Times New Roman" w:cs="Times New Roman"/>
         </w:rPr>
       </w:pPr>
+    </w:p>
+    <w:p>
+      <w:pPr>
+        <w:jc w:val="both"/>
+        <w:rPr>
+          <w:rFonts w:ascii="Times New Roman" w:hAnsi="Times New Roman" w:cs="Times New Roman"/>
+        </w:rPr>
+      </w:pPr>
       <w:r>
         <w:rPr>
           <w:rFonts w:ascii="Times New Roman" w:hAnsi="Times New Roman" w:cs="Times New Roman"/>
@@ -4263,9 +4464,9 @@
           <w:rFonts w:ascii="Times New Roman" w:hAnsi="Times New Roman" w:cs="Times New Roman"/>
         </w:rPr>
       </w:pPr>
-      <w:bookmarkStart w:id="8" w:name="Xb01618d9d9ed337f1dbb1f8dfd63b0099dd4e25"/>
-      <w:bookmarkEnd w:id="4"/>
-      <w:bookmarkEnd w:id="7"/>
+      <w:bookmarkStart w:id="9" w:name="Xb01618d9d9ed337f1dbb1f8dfd63b0099dd4e25"/>
+      <w:bookmarkEnd w:id="5"/>
+      <w:bookmarkEnd w:id="8"/>
       <w:r>
         <w:rPr>
           <w:rFonts w:ascii="Times New Roman" w:hAnsi="Times New Roman" w:cs="Times New Roman"/>
@@ -4566,7 +4767,14 @@
         <w:rPr>
           <w:rFonts w:ascii="Times New Roman" w:hAnsi="Times New Roman" w:cs="Times New Roman"/>
         </w:rPr>
-        <w:t xml:space="preserve"> from the right place, not stringing together a chain of inferences. Entity errors—the second most common—are overwhelmingly retrieval failures where the model answered confidently from the wrong filing, tying RQ2 back to the retrieval bottleneck of RQ1.</w:t>
+        <w:t xml:space="preserve"> from the right place, not stringing together a chain of inferences. Entity errors—the second most common—are overwhelmingly retrieval failures where the model answered confidently from the </w:t>
+      </w:r>
+      <w:r>
+        <w:rPr>
+          <w:rFonts w:ascii="Times New Roman" w:hAnsi="Times New Roman" w:cs="Times New Roman"/>
+        </w:rPr>
+        <w:lastRenderedPageBreak/>
+        <w:t>wrong filing, tying RQ2 back to the retrieval bottleneck of RQ1.</w:t>
       </w:r>
     </w:p>
     <w:p>
@@ -4588,10 +4796,9 @@
           <w:rFonts w:ascii="Times New Roman" w:hAnsi="Times New Roman" w:cs="Times New Roman"/>
           <w:noProof/>
         </w:rPr>
-        <w:lastRenderedPageBreak/>
         <w:drawing>
-          <wp:inline distT="0" distB="0" distL="0" distR="0" wp14:anchorId="1AF27703" wp14:editId="5FD8DC42">
-            <wp:extent cx="3245370" cy="1499017"/>
+          <wp:inline distT="0" distB="0" distL="0" distR="0" wp14:anchorId="1AF27703" wp14:editId="66931433">
+            <wp:extent cx="2918129" cy="1498600"/>
             <wp:effectExtent l="0" t="0" r="0" b="0"/>
             <wp:docPr id="1853978832" name="Picture" descr="Distribution of hallucination types over the 39 genuine answered-but-wrong cases."/>
             <wp:cNvGraphicFramePr/>
@@ -4613,7 +4820,7 @@
                   <pic:spPr bwMode="auto">
                     <a:xfrm>
                       <a:off x="0" y="0"/>
-                      <a:ext cx="3364721" cy="1554144"/>
+                      <a:ext cx="3062082" cy="1572527"/>
                     </a:xfrm>
                     <a:prstGeom prst="rect">
                       <a:avLst/>
@@ -4636,6 +4843,8 @@
       <w:pPr>
         <w:rPr>
           <w:rFonts w:ascii="Times New Roman" w:hAnsi="Times New Roman" w:cs="Times New Roman"/>
+          <w:i/>
+          <w:iCs/>
           <w:sz w:val="20"/>
           <w:szCs w:val="20"/>
         </w:rPr>
@@ -4643,6 +4852,8 @@
       <w:r>
         <w:rPr>
           <w:rFonts w:ascii="Times New Roman" w:hAnsi="Times New Roman" w:cs="Times New Roman"/>
+          <w:i/>
+          <w:iCs/>
           <w:sz w:val="20"/>
           <w:szCs w:val="20"/>
         </w:rPr>
@@ -4677,6 +4888,14 @@
           <w:rFonts w:ascii="Times New Roman" w:hAnsi="Times New Roman" w:cs="Times New Roman"/>
         </w:rPr>
       </w:pPr>
+      <w:r>
+        <w:rPr>
+          <w:rFonts w:ascii="Times New Roman" w:hAnsi="Times New Roman" w:cs="Times New Roman"/>
+          <w:b/>
+          <w:bCs/>
+        </w:rPr>
+        <w:t xml:space="preserve">Table 4: </w:t>
+      </w:r>
       <w:r>
         <w:rPr>
           <w:rFonts w:ascii="Times New Roman" w:hAnsi="Times New Roman" w:cs="Times New Roman"/>
@@ -4689,7 +4908,6 @@
         <w:tblStyle w:val="TableGridLight"/>
         <w:tblW w:w="4999" w:type="pct"/>
         <w:tblLook w:val="0020" w:firstRow="1" w:lastRow="0" w:firstColumn="0" w:lastColumn="0" w:noHBand="0" w:noVBand="0"/>
-        <w:tblCaption w:val="Representative case studies, two per hallucination type (from the 50 labeled cases)."/>
       </w:tblPr>
       <w:tblGrid>
         <w:gridCol w:w="816"/>
@@ -5322,7 +5540,15 @@
                 <w:sz w:val="18"/>
                 <w:szCs w:val="18"/>
               </w:rPr>
-              <w:t>Geographies it operates in (2022)</w:t>
+              <w:t xml:space="preserve">Geographies it operates </w:t>
+            </w:r>
+            <w:r>
+              <w:rPr>
+                <w:rFonts w:ascii="Times New Roman" w:hAnsi="Times New Roman" w:cs="Times New Roman"/>
+                <w:sz w:val="18"/>
+                <w:szCs w:val="18"/>
+              </w:rPr>
+              <w:t>in (2022)</w:t>
             </w:r>
           </w:p>
         </w:tc>
@@ -5412,15 +5638,7 @@
                 <w:sz w:val="18"/>
                 <w:szCs w:val="18"/>
               </w:rPr>
-              <w:t>Unsupp</w:t>
-            </w:r>
-            <w:r>
-              <w:rPr>
-                <w:rFonts w:ascii="Times New Roman" w:hAnsi="Times New Roman" w:cs="Times New Roman"/>
-                <w:sz w:val="18"/>
-                <w:szCs w:val="18"/>
-              </w:rPr>
-              <w:t>orted</w:t>
+              <w:t>Unsupported</w:t>
             </w:r>
           </w:p>
         </w:tc>
@@ -5952,8 +6170,8 @@
           <w:szCs w:val="22"/>
         </w:rPr>
       </w:pPr>
-      <w:bookmarkStart w:id="9" w:name="conclusion-limitations-and-future-work"/>
-      <w:bookmarkEnd w:id="8"/>
+      <w:bookmarkStart w:id="10" w:name="conclusion-limitations-and-future-work"/>
+      <w:bookmarkEnd w:id="9"/>
     </w:p>
     <w:p>
       <w:pPr>
@@ -5968,17 +6186,659 @@
           <w:b/>
           <w:bCs/>
         </w:rPr>
-        <w:t xml:space="preserve">Toward automatic detection.</w:t>
-      </w:r>
-      <w:r>
-        <w:rPr>
-          <w:rFonts w:ascii="Times New Roman" w:hAnsi="Times New Roman" w:cs="Times New Roman"/>
-        </w:rPr>
-        <w:t xml:space="preserve"> As a proof of concept, we fine-tuned RoBERTa-base on the QA subset of RAGTruth (Niu et al. 2024) (a response is labeled hallucinated if it carries any annotated span) and applied it zero-shot to our 50 labeled cases. It transfers with F1 0.81 (precision 0.77, recall 0.85), catching 33 of 39 hallucinations—but it correctly clears only 1 of 11 grounded answers, and on the RAGTruth test split it behaves the same way (recall 0.92, precision 0.24). The detector is therefore a high-recall over-flagger: useful as a first-pass filter that rarely misses a hallucination, but too imprecise to trust unaided. A precise, calibrated detector remains future work.</w:t>
+        <w:t>Toward automatic detection.</w:t>
+      </w:r>
+      <w:r>
+        <w:rPr>
+          <w:rFonts w:ascii="Times New Roman" w:hAnsi="Times New Roman" w:cs="Times New Roman"/>
+        </w:rPr>
+        <w:t xml:space="preserve"> As a proof of concept, we fine-tuned RoBERTa-base on the QA subset of RAGTruth (Niu et al. 2024) (a response is labeled hallucinated if it carries any annotated span) and applied it zero-shot to our 50 labeled cases</w:t>
+      </w:r>
+      <w:r>
+        <w:rPr>
+          <w:rFonts w:ascii="Times New Roman" w:hAnsi="Times New Roman" w:cs="Times New Roman"/>
+        </w:rPr>
+        <w:t xml:space="preserve"> (Table 5)</w:t>
+      </w:r>
+      <w:r>
+        <w:rPr>
+          <w:rFonts w:ascii="Times New Roman" w:hAnsi="Times New Roman" w:cs="Times New Roman"/>
+        </w:rPr>
+        <w:t>. It transfers with F1 0.81 (precision 0.77, recall 0.85), catching 33 of 39 hallucinations—but it correctly clears only 1 of 11 grounded answers, and on the RAGTruth test split it behaves the same way (recall 0.92, precision 0.24). The detector is therefore a high-recall over-flagger: useful as a first-pass filter that rarely misses a hallucination, but too imprecise to trust unaided. A precise, calibrated detector remains future work.</w:t>
       </w:r>
     </w:p>
     <w:p>
       <w:pPr>
+        <w:jc w:val="both"/>
+        <w:rPr>
+          <w:rFonts w:ascii="Times New Roman" w:hAnsi="Times New Roman" w:cs="Times New Roman"/>
+        </w:rPr>
+      </w:pPr>
+      <w:r>
+        <w:rPr>
+          <w:rFonts w:ascii="Times New Roman" w:hAnsi="Times New Roman" w:cs="Times New Roman"/>
+          <w:b/>
+          <w:bCs/>
+        </w:rPr>
+        <w:t xml:space="preserve">Table 5: </w:t>
+      </w:r>
+      <w:proofErr w:type="spellStart"/>
+      <w:r>
+        <w:rPr>
+          <w:rFonts w:ascii="Times New Roman" w:hAnsi="Times New Roman" w:cs="Times New Roman"/>
+        </w:rPr>
+        <w:t>RoBERTa</w:t>
+      </w:r>
+      <w:proofErr w:type="spellEnd"/>
+      <w:r>
+        <w:rPr>
+          <w:rFonts w:ascii="Times New Roman" w:hAnsi="Times New Roman" w:cs="Times New Roman"/>
+        </w:rPr>
+        <w:t xml:space="preserve"> hallucination-detector performance: fine-tuned on </w:t>
+      </w:r>
+      <w:proofErr w:type="spellStart"/>
+      <w:r>
+        <w:rPr>
+          <w:rFonts w:ascii="Times New Roman" w:hAnsi="Times New Roman" w:cs="Times New Roman"/>
+        </w:rPr>
+        <w:t>RAGTruth</w:t>
+      </w:r>
+      <w:proofErr w:type="spellEnd"/>
+      <w:r>
+        <w:rPr>
+          <w:rFonts w:ascii="Times New Roman" w:hAnsi="Times New Roman" w:cs="Times New Roman"/>
+        </w:rPr>
+        <w:t xml:space="preserve"> QA and evaluated on </w:t>
+      </w:r>
+      <w:proofErr w:type="gramStart"/>
+      <w:r>
+        <w:rPr>
+          <w:rFonts w:ascii="Times New Roman" w:hAnsi="Times New Roman" w:cs="Times New Roman"/>
+        </w:rPr>
+        <w:t>its</w:t>
+      </w:r>
+      <w:proofErr w:type="gramEnd"/>
+      <w:r>
+        <w:rPr>
+          <w:rFonts w:ascii="Times New Roman" w:hAnsi="Times New Roman" w:cs="Times New Roman"/>
+        </w:rPr>
+        <w:t xml:space="preserve"> </w:t>
+      </w:r>
+      <w:proofErr w:type="spellStart"/>
+      <w:r>
+        <w:rPr>
+          <w:rFonts w:ascii="Times New Roman" w:hAnsi="Times New Roman" w:cs="Times New Roman"/>
+        </w:rPr>
+        <w:t>held</w:t>
+      </w:r>
+      <w:proofErr w:type="spellEnd"/>
+      <w:r>
+        <w:rPr>
+          <w:rFonts w:ascii="Times New Roman" w:hAnsi="Times New Roman" w:cs="Times New Roman"/>
+        </w:rPr>
+        <w:t xml:space="preserve">-out test split and, zero-shot, on our 50 labeled </w:t>
+      </w:r>
+      <w:proofErr w:type="spellStart"/>
+      <w:r>
+        <w:rPr>
+          <w:rFonts w:ascii="Times New Roman" w:hAnsi="Times New Roman" w:cs="Times New Roman"/>
+        </w:rPr>
+        <w:t>FinanceBench</w:t>
+      </w:r>
+      <w:proofErr w:type="spellEnd"/>
+      <w:r>
+        <w:rPr>
+          <w:rFonts w:ascii="Times New Roman" w:hAnsi="Times New Roman" w:cs="Times New Roman"/>
+        </w:rPr>
+        <w:t xml:space="preserve"> cases.</w:t>
+      </w:r>
+    </w:p>
+    <w:tbl>
+      <w:tblPr>
+        <w:tblStyle w:val="TableGrid"/>
+        <w:tblW w:w="0" w:type="auto"/>
+        <w:tblLook w:val="04A0" w:firstRow="1" w:lastRow="0" w:firstColumn="1" w:lastColumn="0" w:noHBand="0" w:noVBand="1"/>
+      </w:tblPr>
+      <w:tblGrid>
+        <w:gridCol w:w="1306"/>
+        <w:gridCol w:w="672"/>
+        <w:gridCol w:w="666"/>
+        <w:gridCol w:w="877"/>
+        <w:gridCol w:w="696"/>
+        <w:gridCol w:w="621"/>
+      </w:tblGrid>
+      <w:tr>
+        <w:trPr>
+          <w:trHeight w:val="512"/>
+        </w:trPr>
+        <w:tc>
+          <w:tcPr>
+            <w:tcW w:w="1290" w:type="dxa"/>
+          </w:tcPr>
+          <w:p>
+            <w:pPr>
+              <w:jc w:val="both"/>
+              <w:rPr>
+                <w:rFonts w:ascii="Times New Roman" w:hAnsi="Times New Roman" w:cs="Times New Roman"/>
+                <w:b/>
+                <w:bCs/>
+                <w:sz w:val="18"/>
+                <w:szCs w:val="18"/>
+              </w:rPr>
+            </w:pPr>
+            <w:r>
+              <w:rPr>
+                <w:rFonts w:ascii="Times New Roman" w:hAnsi="Times New Roman" w:cs="Times New Roman"/>
+                <w:b/>
+                <w:bCs/>
+                <w:sz w:val="18"/>
+                <w:szCs w:val="18"/>
+              </w:rPr>
+              <w:t>Eval Set</w:t>
+            </w:r>
+          </w:p>
+        </w:tc>
+        <w:tc>
+          <w:tcPr>
+            <w:tcW w:w="708" w:type="dxa"/>
+          </w:tcPr>
+          <w:p>
+            <w:pPr>
+              <w:jc w:val="both"/>
+              <w:rPr>
+                <w:rFonts w:ascii="Times New Roman" w:hAnsi="Times New Roman" w:cs="Times New Roman"/>
+                <w:b/>
+                <w:bCs/>
+                <w:sz w:val="18"/>
+                <w:szCs w:val="18"/>
+              </w:rPr>
+            </w:pPr>
+            <w:r>
+              <w:rPr>
+                <w:rFonts w:ascii="Times New Roman" w:hAnsi="Times New Roman" w:cs="Times New Roman"/>
+                <w:b/>
+                <w:bCs/>
+                <w:sz w:val="18"/>
+                <w:szCs w:val="18"/>
+              </w:rPr>
+              <w:t>N</w:t>
+            </w:r>
+          </w:p>
+        </w:tc>
+        <w:tc>
+          <w:tcPr>
+            <w:tcW w:w="620" w:type="dxa"/>
+          </w:tcPr>
+          <w:p>
+            <w:pPr>
+              <w:jc w:val="both"/>
+              <w:rPr>
+                <w:rFonts w:ascii="Times New Roman" w:hAnsi="Times New Roman" w:cs="Times New Roman"/>
+                <w:b/>
+                <w:bCs/>
+                <w:sz w:val="18"/>
+                <w:szCs w:val="18"/>
+              </w:rPr>
+            </w:pPr>
+            <w:r>
+              <w:rPr>
+                <w:rFonts w:ascii="Times New Roman" w:hAnsi="Times New Roman" w:cs="Times New Roman"/>
+                <w:b/>
+                <w:bCs/>
+                <w:sz w:val="18"/>
+                <w:szCs w:val="18"/>
+              </w:rPr>
+              <w:t>Accu</w:t>
+            </w:r>
+            <w:r>
+              <w:rPr>
+                <w:rFonts w:ascii="Times New Roman" w:hAnsi="Times New Roman" w:cs="Times New Roman"/>
+                <w:b/>
+                <w:bCs/>
+                <w:sz w:val="18"/>
+                <w:szCs w:val="18"/>
+              </w:rPr>
+              <w:t>-</w:t>
+            </w:r>
+            <w:r>
+              <w:rPr>
+                <w:rFonts w:ascii="Times New Roman" w:hAnsi="Times New Roman" w:cs="Times New Roman"/>
+                <w:b/>
+                <w:bCs/>
+                <w:sz w:val="18"/>
+                <w:szCs w:val="18"/>
+              </w:rPr>
+              <w:t>racy</w:t>
+            </w:r>
+          </w:p>
+        </w:tc>
+        <w:tc>
+          <w:tcPr>
+            <w:tcW w:w="916" w:type="dxa"/>
+          </w:tcPr>
+          <w:p>
+            <w:pPr>
+              <w:jc w:val="both"/>
+              <w:rPr>
+                <w:rFonts w:ascii="Times New Roman" w:hAnsi="Times New Roman" w:cs="Times New Roman"/>
+                <w:b/>
+                <w:bCs/>
+                <w:sz w:val="18"/>
+                <w:szCs w:val="18"/>
+              </w:rPr>
+            </w:pPr>
+            <w:proofErr w:type="spellStart"/>
+            <w:r>
+              <w:rPr>
+                <w:rFonts w:ascii="Times New Roman" w:hAnsi="Times New Roman" w:cs="Times New Roman"/>
+                <w:b/>
+                <w:bCs/>
+                <w:sz w:val="18"/>
+                <w:szCs w:val="18"/>
+              </w:rPr>
+              <w:t>Preci</w:t>
+            </w:r>
+            <w:r>
+              <w:rPr>
+                <w:rFonts w:ascii="Times New Roman" w:hAnsi="Times New Roman" w:cs="Times New Roman"/>
+                <w:b/>
+                <w:bCs/>
+                <w:sz w:val="18"/>
+                <w:szCs w:val="18"/>
+              </w:rPr>
+              <w:t>-</w:t>
+            </w:r>
+            <w:r>
+              <w:rPr>
+                <w:rFonts w:ascii="Times New Roman" w:hAnsi="Times New Roman" w:cs="Times New Roman"/>
+                <w:b/>
+                <w:bCs/>
+                <w:sz w:val="18"/>
+                <w:szCs w:val="18"/>
+              </w:rPr>
+              <w:t>sion</w:t>
+            </w:r>
+            <w:proofErr w:type="spellEnd"/>
+          </w:p>
+        </w:tc>
+        <w:tc>
+          <w:tcPr>
+            <w:tcW w:w="689" w:type="dxa"/>
+          </w:tcPr>
+          <w:p>
+            <w:pPr>
+              <w:jc w:val="both"/>
+              <w:rPr>
+                <w:rFonts w:ascii="Times New Roman" w:hAnsi="Times New Roman" w:cs="Times New Roman"/>
+                <w:b/>
+                <w:bCs/>
+                <w:sz w:val="18"/>
+                <w:szCs w:val="18"/>
+              </w:rPr>
+            </w:pPr>
+            <w:r>
+              <w:rPr>
+                <w:rFonts w:ascii="Times New Roman" w:hAnsi="Times New Roman" w:cs="Times New Roman"/>
+                <w:b/>
+                <w:bCs/>
+                <w:sz w:val="18"/>
+                <w:szCs w:val="18"/>
+              </w:rPr>
+              <w:t>Recall</w:t>
+            </w:r>
+          </w:p>
+        </w:tc>
+        <w:tc>
+          <w:tcPr>
+            <w:tcW w:w="615" w:type="dxa"/>
+          </w:tcPr>
+          <w:p>
+            <w:pPr>
+              <w:jc w:val="both"/>
+              <w:rPr>
+                <w:rFonts w:ascii="Times New Roman" w:hAnsi="Times New Roman" w:cs="Times New Roman"/>
+                <w:b/>
+                <w:bCs/>
+                <w:sz w:val="18"/>
+                <w:szCs w:val="18"/>
+              </w:rPr>
+            </w:pPr>
+            <w:r>
+              <w:rPr>
+                <w:rFonts w:ascii="Times New Roman" w:hAnsi="Times New Roman" w:cs="Times New Roman"/>
+                <w:b/>
+                <w:bCs/>
+                <w:sz w:val="18"/>
+                <w:szCs w:val="18"/>
+              </w:rPr>
+              <w:t>F1</w:t>
+            </w:r>
+          </w:p>
+        </w:tc>
+      </w:tr>
+      <w:tr>
+        <w:trPr>
+          <w:trHeight w:val="539"/>
+        </w:trPr>
+        <w:tc>
+          <w:tcPr>
+            <w:tcW w:w="1290" w:type="dxa"/>
+          </w:tcPr>
+          <w:p>
+            <w:pPr>
+              <w:jc w:val="both"/>
+              <w:rPr>
+                <w:rFonts w:ascii="Times New Roman" w:hAnsi="Times New Roman" w:cs="Times New Roman"/>
+                <w:sz w:val="18"/>
+                <w:szCs w:val="18"/>
+              </w:rPr>
+            </w:pPr>
+            <w:proofErr w:type="spellStart"/>
+            <w:r>
+              <w:rPr>
+                <w:rFonts w:ascii="Times New Roman" w:hAnsi="Times New Roman" w:cs="Times New Roman"/>
+                <w:sz w:val="18"/>
+                <w:szCs w:val="18"/>
+              </w:rPr>
+              <w:t>RAGTruth</w:t>
+            </w:r>
+            <w:proofErr w:type="spellEnd"/>
+            <w:r>
+              <w:rPr>
+                <w:rFonts w:ascii="Times New Roman" w:hAnsi="Times New Roman" w:cs="Times New Roman"/>
+                <w:sz w:val="18"/>
+                <w:szCs w:val="18"/>
+              </w:rPr>
+              <w:t>-QA</w:t>
+            </w:r>
+            <w:r>
+              <w:rPr>
+                <w:rFonts w:ascii="Times New Roman" w:hAnsi="Times New Roman" w:cs="Times New Roman"/>
+                <w:sz w:val="18"/>
+                <w:szCs w:val="18"/>
+              </w:rPr>
+              <w:t xml:space="preserve"> </w:t>
+            </w:r>
+            <w:r>
+              <w:rPr>
+                <w:rFonts w:ascii="Times New Roman" w:hAnsi="Times New Roman" w:cs="Times New Roman"/>
+                <w:sz w:val="18"/>
+                <w:szCs w:val="18"/>
+              </w:rPr>
+              <w:t>test</w:t>
+            </w:r>
+          </w:p>
+        </w:tc>
+        <w:tc>
+          <w:tcPr>
+            <w:tcW w:w="708" w:type="dxa"/>
+          </w:tcPr>
+          <w:p>
+            <w:pPr>
+              <w:jc w:val="both"/>
+              <w:rPr>
+                <w:rFonts w:ascii="Times New Roman" w:hAnsi="Times New Roman" w:cs="Times New Roman"/>
+                <w:sz w:val="18"/>
+                <w:szCs w:val="18"/>
+              </w:rPr>
+            </w:pPr>
+            <w:r>
+              <w:rPr>
+                <w:rFonts w:ascii="Times New Roman" w:hAnsi="Times New Roman" w:cs="Times New Roman"/>
+                <w:sz w:val="18"/>
+                <w:szCs w:val="18"/>
+              </w:rPr>
+              <w:t>900</w:t>
+            </w:r>
+          </w:p>
+        </w:tc>
+        <w:tc>
+          <w:tcPr>
+            <w:tcW w:w="620" w:type="dxa"/>
+          </w:tcPr>
+          <w:p>
+            <w:pPr>
+              <w:jc w:val="both"/>
+              <w:rPr>
+                <w:rFonts w:ascii="Times New Roman" w:hAnsi="Times New Roman" w:cs="Times New Roman"/>
+                <w:sz w:val="18"/>
+                <w:szCs w:val="18"/>
+              </w:rPr>
+            </w:pPr>
+            <w:r>
+              <w:rPr>
+                <w:rFonts w:ascii="Times New Roman" w:hAnsi="Times New Roman" w:cs="Times New Roman"/>
+                <w:sz w:val="18"/>
+                <w:szCs w:val="18"/>
+              </w:rPr>
+              <w:t>0.480</w:t>
+            </w:r>
+          </w:p>
+        </w:tc>
+        <w:tc>
+          <w:tcPr>
+            <w:tcW w:w="916" w:type="dxa"/>
+          </w:tcPr>
+          <w:p>
+            <w:pPr>
+              <w:jc w:val="both"/>
+              <w:rPr>
+                <w:rFonts w:ascii="Times New Roman" w:hAnsi="Times New Roman" w:cs="Times New Roman"/>
+                <w:sz w:val="18"/>
+                <w:szCs w:val="18"/>
+              </w:rPr>
+            </w:pPr>
+            <w:r>
+              <w:rPr>
+                <w:rFonts w:ascii="Times New Roman" w:hAnsi="Times New Roman" w:cs="Times New Roman"/>
+                <w:sz w:val="18"/>
+                <w:szCs w:val="18"/>
+              </w:rPr>
+              <w:t>0.244</w:t>
+            </w:r>
+          </w:p>
+        </w:tc>
+        <w:tc>
+          <w:tcPr>
+            <w:tcW w:w="689" w:type="dxa"/>
+          </w:tcPr>
+          <w:p>
+            <w:pPr>
+              <w:jc w:val="both"/>
+              <w:rPr>
+                <w:rFonts w:ascii="Times New Roman" w:hAnsi="Times New Roman" w:cs="Times New Roman"/>
+                <w:sz w:val="18"/>
+                <w:szCs w:val="18"/>
+              </w:rPr>
+            </w:pPr>
+            <w:r>
+              <w:rPr>
+                <w:rFonts w:ascii="Times New Roman" w:hAnsi="Times New Roman" w:cs="Times New Roman"/>
+                <w:sz w:val="18"/>
+                <w:szCs w:val="18"/>
+              </w:rPr>
+              <w:t>0.919</w:t>
+            </w:r>
+          </w:p>
+        </w:tc>
+        <w:tc>
+          <w:tcPr>
+            <w:tcW w:w="615" w:type="dxa"/>
+          </w:tcPr>
+          <w:p>
+            <w:pPr>
+              <w:jc w:val="both"/>
+              <w:rPr>
+                <w:rFonts w:ascii="Times New Roman" w:hAnsi="Times New Roman" w:cs="Times New Roman"/>
+                <w:sz w:val="18"/>
+                <w:szCs w:val="18"/>
+              </w:rPr>
+            </w:pPr>
+            <w:r>
+              <w:rPr>
+                <w:rFonts w:ascii="Times New Roman" w:hAnsi="Times New Roman" w:cs="Times New Roman"/>
+                <w:sz w:val="18"/>
+                <w:szCs w:val="18"/>
+              </w:rPr>
+              <w:t>0.386</w:t>
+            </w:r>
+          </w:p>
+        </w:tc>
+      </w:tr>
+      <w:tr>
+        <w:trPr>
+          <w:trHeight w:val="557"/>
+        </w:trPr>
+        <w:tc>
+          <w:tcPr>
+            <w:tcW w:w="1290" w:type="dxa"/>
+          </w:tcPr>
+          <w:p>
+            <w:pPr>
+              <w:jc w:val="both"/>
+              <w:rPr>
+                <w:rFonts w:ascii="Times New Roman" w:hAnsi="Times New Roman" w:cs="Times New Roman"/>
+                <w:sz w:val="18"/>
+                <w:szCs w:val="18"/>
+              </w:rPr>
+            </w:pPr>
+            <w:r>
+              <w:rPr>
+                <w:rFonts w:ascii="Times New Roman" w:hAnsi="Times New Roman" w:cs="Times New Roman"/>
+                <w:sz w:val="18"/>
+                <w:szCs w:val="18"/>
+              </w:rPr>
+              <w:t>FinanceBench-50 (transfer)</w:t>
+            </w:r>
+          </w:p>
+        </w:tc>
+        <w:tc>
+          <w:tcPr>
+            <w:tcW w:w="708" w:type="dxa"/>
+          </w:tcPr>
+          <w:p>
+            <w:pPr>
+              <w:jc w:val="both"/>
+              <w:rPr>
+                <w:rFonts w:ascii="Times New Roman" w:hAnsi="Times New Roman" w:cs="Times New Roman"/>
+                <w:sz w:val="18"/>
+                <w:szCs w:val="18"/>
+              </w:rPr>
+            </w:pPr>
+            <w:r>
+              <w:rPr>
+                <w:rFonts w:ascii="Times New Roman" w:hAnsi="Times New Roman" w:cs="Times New Roman"/>
+                <w:sz w:val="18"/>
+                <w:szCs w:val="18"/>
+              </w:rPr>
+              <w:t>50</w:t>
+            </w:r>
+          </w:p>
+        </w:tc>
+        <w:tc>
+          <w:tcPr>
+            <w:tcW w:w="620" w:type="dxa"/>
+          </w:tcPr>
+          <w:p>
+            <w:pPr>
+              <w:jc w:val="both"/>
+              <w:rPr>
+                <w:rFonts w:ascii="Times New Roman" w:hAnsi="Times New Roman" w:cs="Times New Roman"/>
+                <w:sz w:val="18"/>
+                <w:szCs w:val="18"/>
+              </w:rPr>
+            </w:pPr>
+            <w:r>
+              <w:rPr>
+                <w:rFonts w:ascii="Times New Roman" w:hAnsi="Times New Roman" w:cs="Times New Roman"/>
+                <w:sz w:val="18"/>
+                <w:szCs w:val="18"/>
+              </w:rPr>
+              <w:t>0.680</w:t>
+            </w:r>
+          </w:p>
+        </w:tc>
+        <w:tc>
+          <w:tcPr>
+            <w:tcW w:w="916" w:type="dxa"/>
+          </w:tcPr>
+          <w:p>
+            <w:pPr>
+              <w:jc w:val="both"/>
+              <w:rPr>
+                <w:rFonts w:ascii="Times New Roman" w:hAnsi="Times New Roman" w:cs="Times New Roman"/>
+                <w:sz w:val="18"/>
+                <w:szCs w:val="18"/>
+              </w:rPr>
+            </w:pPr>
+            <w:r>
+              <w:rPr>
+                <w:rFonts w:ascii="Times New Roman" w:hAnsi="Times New Roman" w:cs="Times New Roman"/>
+                <w:sz w:val="18"/>
+                <w:szCs w:val="18"/>
+              </w:rPr>
+              <w:t>0.767</w:t>
+            </w:r>
+          </w:p>
+        </w:tc>
+        <w:tc>
+          <w:tcPr>
+            <w:tcW w:w="689" w:type="dxa"/>
+          </w:tcPr>
+          <w:p>
+            <w:pPr>
+              <w:jc w:val="both"/>
+              <w:rPr>
+                <w:rFonts w:ascii="Times New Roman" w:hAnsi="Times New Roman" w:cs="Times New Roman"/>
+                <w:sz w:val="18"/>
+                <w:szCs w:val="18"/>
+              </w:rPr>
+            </w:pPr>
+            <w:r>
+              <w:rPr>
+                <w:rFonts w:ascii="Times New Roman" w:hAnsi="Times New Roman" w:cs="Times New Roman"/>
+                <w:sz w:val="18"/>
+                <w:szCs w:val="18"/>
+              </w:rPr>
+              <w:t>0.846</w:t>
+            </w:r>
+          </w:p>
+        </w:tc>
+        <w:tc>
+          <w:tcPr>
+            <w:tcW w:w="615" w:type="dxa"/>
+          </w:tcPr>
+          <w:p>
+            <w:pPr>
+              <w:jc w:val="both"/>
+              <w:rPr>
+                <w:rFonts w:ascii="Times New Roman" w:hAnsi="Times New Roman" w:cs="Times New Roman"/>
+                <w:sz w:val="18"/>
+                <w:szCs w:val="18"/>
+              </w:rPr>
+            </w:pPr>
+            <w:r>
+              <w:rPr>
+                <w:rFonts w:ascii="Times New Roman" w:hAnsi="Times New Roman" w:cs="Times New Roman"/>
+                <w:sz w:val="18"/>
+                <w:szCs w:val="18"/>
+              </w:rPr>
+              <w:t>0.805</w:t>
+            </w:r>
+          </w:p>
+        </w:tc>
+      </w:tr>
+    </w:tbl>
+    <w:p>
+      <w:pPr>
+        <w:jc w:val="both"/>
+        <w:rPr>
+          <w:rFonts w:ascii="Times New Roman" w:hAnsi="Times New Roman" w:cs="Times New Roman"/>
+        </w:rPr>
+      </w:pPr>
+    </w:p>
+    <w:p>
+      <w:pPr>
         <w:pStyle w:val="Heading1"/>
         <w:rPr>
           <w:rFonts w:ascii="Times New Roman" w:hAnsi="Times New Roman" w:cs="Times New Roman"/>
@@ -5988,6 +6848,7 @@
         <w:rPr>
           <w:rFonts w:ascii="Times New Roman" w:hAnsi="Times New Roman" w:cs="Times New Roman"/>
         </w:rPr>
+        <w:lastRenderedPageBreak/>
         <w:t>Conclusion, Limitations, and Future Work</w:t>
       </w:r>
     </w:p>
@@ -6136,14 +6997,7 @@
         <w:rPr>
           <w:rFonts w:ascii="Times New Roman" w:hAnsi="Times New Roman" w:cs="Times New Roman"/>
         </w:rPr>
-        <w:t xml:space="preserve"> RAGAS faithfulness relies </w:t>
-      </w:r>
-      <w:r>
-        <w:rPr>
-          <w:rFonts w:ascii="Times New Roman" w:hAnsi="Times New Roman" w:cs="Times New Roman"/>
-        </w:rPr>
-        <w:lastRenderedPageBreak/>
-        <w:t>on an LLM judge (GPT-4o-mini); absolute values should be read comparatively.</w:t>
+        <w:t xml:space="preserve"> RAGAS faithfulness relies on an LLM judge (GPT-4o-mini); absolute values should be read comparatively.</w:t>
       </w:r>
     </w:p>
     <w:p>
@@ -6183,8 +7037,8 @@
           <w:rFonts w:ascii="Times New Roman" w:hAnsi="Times New Roman" w:cs="Times New Roman"/>
         </w:rPr>
       </w:pPr>
-      <w:bookmarkStart w:id="10" w:name="references"/>
-      <w:bookmarkEnd w:id="9"/>
+      <w:bookmarkStart w:id="11" w:name="references"/>
+      <w:bookmarkEnd w:id="10"/>
       <w:r>
         <w:rPr>
           <w:rFonts w:ascii="Times New Roman" w:hAnsi="Times New Roman" w:cs="Times New Roman"/>
@@ -6199,8 +7053,8 @@
           <w:rFonts w:ascii="Times New Roman" w:hAnsi="Times New Roman" w:cs="Times New Roman"/>
         </w:rPr>
       </w:pPr>
-      <w:bookmarkStart w:id="11" w:name="ref-asai2024selfrag"/>
-      <w:bookmarkStart w:id="12" w:name="refs"/>
+      <w:bookmarkStart w:id="12" w:name="ref-asai2024selfrag"/>
+      <w:bookmarkStart w:id="13" w:name="refs"/>
       <w:r>
         <w:rPr>
           <w:rFonts w:ascii="Times New Roman" w:hAnsi="Times New Roman" w:cs="Times New Roman"/>
@@ -6229,13 +7083,19 @@
           <w:rFonts w:ascii="Times New Roman" w:hAnsi="Times New Roman" w:cs="Times New Roman"/>
         </w:rPr>
       </w:pPr>
-      <w:bookmarkStart w:id="13" w:name="ref-chen2024rgb"/>
-      <w:bookmarkEnd w:id="11"/>
-      <w:r>
-        <w:rPr>
-          <w:rFonts w:ascii="Times New Roman" w:hAnsi="Times New Roman" w:cs="Times New Roman"/>
-        </w:rPr>
-        <w:t xml:space="preserve">Chen, Jiawei, Hongyu Lin, Xianpei Han, and Le Sun. 2024. “Benchmarking Large Language Models in Retrieval-Augmented Generation.” In </w:t>
+      <w:bookmarkStart w:id="14" w:name="ref-chen2024rgb"/>
+      <w:bookmarkEnd w:id="12"/>
+      <w:r>
+        <w:rPr>
+          <w:rFonts w:ascii="Times New Roman" w:hAnsi="Times New Roman" w:cs="Times New Roman"/>
+        </w:rPr>
+        <w:t xml:space="preserve">Chen, Jiawei, Hongyu Lin, Xianpei Han, and Le Sun. 2024. “Benchmarking Large Language Models </w:t>
+      </w:r>
+      <w:r>
+        <w:rPr>
+          <w:rFonts w:ascii="Times New Roman" w:hAnsi="Times New Roman" w:cs="Times New Roman"/>
+        </w:rPr>
+        <w:t xml:space="preserve">in Retrieval-Augmented Generation.” In </w:t>
       </w:r>
       <w:r>
         <w:rPr>
@@ -6259,8 +7119,8 @@
           <w:rFonts w:ascii="Times New Roman" w:hAnsi="Times New Roman" w:cs="Times New Roman"/>
         </w:rPr>
       </w:pPr>
-      <w:bookmarkStart w:id="14" w:name="ref-chen2021finqa"/>
-      <w:bookmarkEnd w:id="13"/>
+      <w:bookmarkStart w:id="15" w:name="ref-chen2021finqa"/>
+      <w:bookmarkEnd w:id="14"/>
       <w:r>
         <w:rPr>
           <w:rFonts w:ascii="Times New Roman" w:hAnsi="Times New Roman" w:cs="Times New Roman"/>
@@ -6289,8 +7149,8 @@
           <w:rFonts w:ascii="Times New Roman" w:hAnsi="Times New Roman" w:cs="Times New Roman"/>
         </w:rPr>
       </w:pPr>
-      <w:bookmarkStart w:id="15" w:name="ref-chen2022convfinqa"/>
-      <w:bookmarkEnd w:id="14"/>
+      <w:bookmarkStart w:id="16" w:name="ref-chen2022convfinqa"/>
+      <w:bookmarkEnd w:id="15"/>
       <w:r>
         <w:rPr>
           <w:rFonts w:ascii="Times New Roman" w:hAnsi="Times New Roman" w:cs="Times New Roman"/>
@@ -6319,8 +7179,8 @@
           <w:rFonts w:ascii="Times New Roman" w:hAnsi="Times New Roman" w:cs="Times New Roman"/>
         </w:rPr>
       </w:pPr>
-      <w:bookmarkStart w:id="16" w:name="ref-es2024ragas"/>
-      <w:bookmarkEnd w:id="15"/>
+      <w:bookmarkStart w:id="17" w:name="ref-es2024ragas"/>
+      <w:bookmarkEnd w:id="16"/>
       <w:r>
         <w:rPr>
           <w:rFonts w:ascii="Times New Roman" w:hAnsi="Times New Roman" w:cs="Times New Roman"/>
@@ -6349,8 +7209,8 @@
           <w:rFonts w:ascii="Times New Roman" w:hAnsi="Times New Roman" w:cs="Times New Roman"/>
         </w:rPr>
       </w:pPr>
-      <w:bookmarkStart w:id="17" w:name="ref-friel2024ragbench"/>
-      <w:bookmarkEnd w:id="16"/>
+      <w:bookmarkStart w:id="18" w:name="ref-friel2024ragbench"/>
+      <w:bookmarkEnd w:id="17"/>
       <w:r>
         <w:rPr>
           <w:rFonts w:ascii="Times New Roman" w:hAnsi="Times New Roman" w:cs="Times New Roman"/>
@@ -6379,8 +7239,8 @@
           <w:rFonts w:ascii="Times New Roman" w:hAnsi="Times New Roman" w:cs="Times New Roman"/>
         </w:rPr>
       </w:pPr>
-      <w:bookmarkStart w:id="18" w:name="ref-gao2023ragsurvey"/>
-      <w:bookmarkEnd w:id="17"/>
+      <w:bookmarkStart w:id="19" w:name="ref-gao2023ragsurvey"/>
+      <w:bookmarkEnd w:id="18"/>
       <w:r>
         <w:rPr>
           <w:rFonts w:ascii="Times New Roman" w:hAnsi="Times New Roman" w:cs="Times New Roman"/>
@@ -6409,19 +7269,13 @@
           <w:rFonts w:ascii="Times New Roman" w:hAnsi="Times New Roman" w:cs="Times New Roman"/>
         </w:rPr>
       </w:pPr>
-      <w:bookmarkStart w:id="19" w:name="ref-guu2020realm"/>
-      <w:bookmarkEnd w:id="18"/>
-      <w:r>
-        <w:rPr>
-          <w:rFonts w:ascii="Times New Roman" w:hAnsi="Times New Roman" w:cs="Times New Roman"/>
-        </w:rPr>
-        <w:t xml:space="preserve">Guu, Kelvin, Kenton Lee, Zora Tung, Panupong Pasupat, and Ming-Wei Chang. 2020. “REALM: </w:t>
-      </w:r>
-      <w:r>
-        <w:rPr>
-          <w:rFonts w:ascii="Times New Roman" w:hAnsi="Times New Roman" w:cs="Times New Roman"/>
-        </w:rPr>
-        <w:t xml:space="preserve">Retrieval-Augmented Language Model Pre-Training.” In </w:t>
+      <w:bookmarkStart w:id="20" w:name="ref-guu2020realm"/>
+      <w:bookmarkEnd w:id="19"/>
+      <w:r>
+        <w:rPr>
+          <w:rFonts w:ascii="Times New Roman" w:hAnsi="Times New Roman" w:cs="Times New Roman"/>
+        </w:rPr>
+        <w:t xml:space="preserve">Guu, Kelvin, Kenton Lee, Zora Tung, Panupong Pasupat, and Ming-Wei Chang. 2020. “REALM: Retrieval-Augmented Language Model Pre-Training.” In </w:t>
       </w:r>
       <w:r>
         <w:rPr>
@@ -6445,8 +7299,8 @@
           <w:rFonts w:ascii="Times New Roman" w:hAnsi="Times New Roman" w:cs="Times New Roman"/>
         </w:rPr>
       </w:pPr>
-      <w:bookmarkStart w:id="20" w:name="ref-huang2023hallucinationsurvey"/>
-      <w:bookmarkEnd w:id="19"/>
+      <w:bookmarkStart w:id="21" w:name="ref-huang2023hallucinationsurvey"/>
+      <w:bookmarkEnd w:id="20"/>
       <w:r>
         <w:rPr>
           <w:rFonts w:ascii="Times New Roman" w:hAnsi="Times New Roman" w:cs="Times New Roman"/>
@@ -6475,8 +7329,8 @@
           <w:rFonts w:ascii="Times New Roman" w:hAnsi="Times New Roman" w:cs="Times New Roman"/>
         </w:rPr>
       </w:pPr>
-      <w:bookmarkStart w:id="21" w:name="ref-islam2023financebench"/>
-      <w:bookmarkEnd w:id="20"/>
+      <w:bookmarkStart w:id="22" w:name="ref-islam2023financebench"/>
+      <w:bookmarkEnd w:id="21"/>
       <w:r>
         <w:rPr>
           <w:rFonts w:ascii="Times New Roman" w:hAnsi="Times New Roman" w:cs="Times New Roman"/>
@@ -6505,8 +7359,8 @@
           <w:rFonts w:ascii="Times New Roman" w:hAnsi="Times New Roman" w:cs="Times New Roman"/>
         </w:rPr>
       </w:pPr>
-      <w:bookmarkStart w:id="22" w:name="ref-izacard2021fid"/>
-      <w:bookmarkEnd w:id="21"/>
+      <w:bookmarkStart w:id="23" w:name="ref-izacard2021fid"/>
+      <w:bookmarkEnd w:id="22"/>
       <w:r>
         <w:rPr>
           <w:rFonts w:ascii="Times New Roman" w:hAnsi="Times New Roman" w:cs="Times New Roman"/>
@@ -6535,13 +7389,20 @@
           <w:rFonts w:ascii="Times New Roman" w:hAnsi="Times New Roman" w:cs="Times New Roman"/>
         </w:rPr>
       </w:pPr>
-      <w:bookmarkStart w:id="23" w:name="ref-ji2023hallucination"/>
-      <w:bookmarkEnd w:id="22"/>
-      <w:r>
-        <w:rPr>
-          <w:rFonts w:ascii="Times New Roman" w:hAnsi="Times New Roman" w:cs="Times New Roman"/>
-        </w:rPr>
-        <w:t xml:space="preserve">Ji, Ziwei, Nayeon Lee, Rita Frieske, Tiezheng Yu, Dan Su, Yan Xu, Etsuko Ishii, Ye Jin Bang, Andrea Madotto, and Pascale Fung. 2023. “Survey of Hallucination in Natural Language Generation.” </w:t>
+      <w:bookmarkStart w:id="24" w:name="ref-ji2023hallucination"/>
+      <w:bookmarkEnd w:id="23"/>
+      <w:r>
+        <w:rPr>
+          <w:rFonts w:ascii="Times New Roman" w:hAnsi="Times New Roman" w:cs="Times New Roman"/>
+        </w:rPr>
+        <w:t xml:space="preserve">Ji, Ziwei, Nayeon Lee, Rita Frieske, Tiezheng Yu, Dan Su, Yan Xu, Etsuko Ishii, Ye Jin Bang, Andrea Madotto, and Pascale Fung. 2023. “Survey of </w:t>
+      </w:r>
+      <w:r>
+        <w:rPr>
+          <w:rFonts w:ascii="Times New Roman" w:hAnsi="Times New Roman" w:cs="Times New Roman"/>
+        </w:rPr>
+        <w:lastRenderedPageBreak/>
+        <w:t xml:space="preserve">Hallucination in Natural Language Generation.” </w:t>
       </w:r>
       <w:r>
         <w:rPr>
@@ -6565,8 +7426,8 @@
           <w:rFonts w:ascii="Times New Roman" w:hAnsi="Times New Roman" w:cs="Times New Roman"/>
         </w:rPr>
       </w:pPr>
-      <w:bookmarkStart w:id="24" w:name="ref-jiang2023mistral"/>
-      <w:bookmarkEnd w:id="23"/>
+      <w:bookmarkStart w:id="25" w:name="ref-jiang2023mistral"/>
+      <w:bookmarkEnd w:id="24"/>
       <w:r>
         <w:rPr>
           <w:rFonts w:ascii="Times New Roman" w:hAnsi="Times New Roman" w:cs="Times New Roman"/>
@@ -6595,8 +7456,8 @@
           <w:rFonts w:ascii="Times New Roman" w:hAnsi="Times New Roman" w:cs="Times New Roman"/>
         </w:rPr>
       </w:pPr>
-      <w:bookmarkStart w:id="25" w:name="ref-karpukhin2020dpr"/>
-      <w:bookmarkEnd w:id="24"/>
+      <w:bookmarkStart w:id="26" w:name="ref-karpukhin2020dpr"/>
+      <w:bookmarkEnd w:id="25"/>
       <w:r>
         <w:rPr>
           <w:rFonts w:ascii="Times New Roman" w:hAnsi="Times New Roman" w:cs="Times New Roman"/>
@@ -6625,8 +7486,8 @@
           <w:rFonts w:ascii="Times New Roman" w:hAnsi="Times New Roman" w:cs="Times New Roman"/>
         </w:rPr>
       </w:pPr>
-      <w:bookmarkStart w:id="26" w:name="ref-lewis2020rag"/>
-      <w:bookmarkEnd w:id="25"/>
+      <w:bookmarkStart w:id="27" w:name="ref-lewis2020rag"/>
+      <w:bookmarkEnd w:id="26"/>
       <w:r>
         <w:rPr>
           <w:rFonts w:ascii="Times New Roman" w:hAnsi="Times New Roman" w:cs="Times New Roman"/>
@@ -6655,8 +7516,8 @@
           <w:rFonts w:ascii="Times New Roman" w:hAnsi="Times New Roman" w:cs="Times New Roman"/>
         </w:rPr>
       </w:pPr>
-      <w:bookmarkStart w:id="27" w:name="ref-ma2023queryrewriting"/>
-      <w:bookmarkEnd w:id="26"/>
+      <w:bookmarkStart w:id="28" w:name="ref-ma2023queryrewriting"/>
+      <w:bookmarkEnd w:id="27"/>
       <w:r>
         <w:rPr>
           <w:rFonts w:ascii="Times New Roman" w:hAnsi="Times New Roman" w:cs="Times New Roman"/>
@@ -6685,8 +7546,8 @@
           <w:rFonts w:ascii="Times New Roman" w:hAnsi="Times New Roman" w:cs="Times New Roman"/>
         </w:rPr>
       </w:pPr>
-      <w:bookmarkStart w:id="28" w:name="ref-manakul2023selfcheckgpt"/>
-      <w:bookmarkEnd w:id="27"/>
+      <w:bookmarkStart w:id="29" w:name="ref-manakul2023selfcheckgpt"/>
+      <w:bookmarkEnd w:id="28"/>
       <w:r>
         <w:rPr>
           <w:rFonts w:ascii="Times New Roman" w:hAnsi="Times New Roman" w:cs="Times New Roman"/>
@@ -6715,13 +7576,12 @@
           <w:rFonts w:ascii="Times New Roman" w:hAnsi="Times New Roman" w:cs="Times New Roman"/>
         </w:rPr>
       </w:pPr>
-      <w:bookmarkStart w:id="29" w:name="ref-min2023factscore"/>
-      <w:bookmarkEnd w:id="28"/>
-      <w:r>
-        <w:rPr>
-          <w:rFonts w:ascii="Times New Roman" w:hAnsi="Times New Roman" w:cs="Times New Roman"/>
-        </w:rPr>
-        <w:lastRenderedPageBreak/>
+      <w:bookmarkStart w:id="30" w:name="ref-min2023factscore"/>
+      <w:bookmarkEnd w:id="29"/>
+      <w:r>
+        <w:rPr>
+          <w:rFonts w:ascii="Times New Roman" w:hAnsi="Times New Roman" w:cs="Times New Roman"/>
+        </w:rPr>
         <w:t xml:space="preserve">Min, Sewon, Kalpesh Krishna, Xinxi Lyu, Mike Lewis, Wen-tau Yih, Pang Wei Koh, Mohit Iyyer, Luke Zettlemoyer, and Hannaneh Hajishirzi. 2023. “FActScore: Fine-Grained Atomic Evaluation of Factual Precision in Long Form Text Generation.” In </w:t>
       </w:r>
       <w:r>
@@ -6746,8 +7606,8 @@
           <w:rFonts w:ascii="Times New Roman" w:hAnsi="Times New Roman" w:cs="Times New Roman"/>
         </w:rPr>
       </w:pPr>
-      <w:bookmarkStart w:id="30" w:name="ref-niu2024ragtruth"/>
-      <w:bookmarkEnd w:id="29"/>
+      <w:bookmarkStart w:id="31" w:name="ref-niu2024ragtruth"/>
+      <w:bookmarkEnd w:id="30"/>
       <w:r>
         <w:rPr>
           <w:rFonts w:ascii="Times New Roman" w:hAnsi="Times New Roman" w:cs="Times New Roman"/>
@@ -6776,8 +7636,8 @@
           <w:rFonts w:ascii="Times New Roman" w:hAnsi="Times New Roman" w:cs="Times New Roman"/>
         </w:rPr>
       </w:pPr>
-      <w:bookmarkStart w:id="31" w:name="ref-rajpurkar2016squad"/>
-      <w:bookmarkEnd w:id="30"/>
+      <w:bookmarkStart w:id="32" w:name="ref-rajpurkar2016squad"/>
+      <w:bookmarkEnd w:id="31"/>
       <w:r>
         <w:rPr>
           <w:rFonts w:ascii="Times New Roman" w:hAnsi="Times New Roman" w:cs="Times New Roman"/>
@@ -6806,8 +7666,8 @@
           <w:rFonts w:ascii="Times New Roman" w:hAnsi="Times New Roman" w:cs="Times New Roman"/>
         </w:rPr>
       </w:pPr>
-      <w:bookmarkStart w:id="32" w:name="ref-reimers2019sbert"/>
-      <w:bookmarkEnd w:id="31"/>
+      <w:bookmarkStart w:id="33" w:name="ref-reimers2019sbert"/>
+      <w:bookmarkEnd w:id="32"/>
       <w:r>
         <w:rPr>
           <w:rFonts w:ascii="Times New Roman" w:hAnsi="Times New Roman" w:cs="Times New Roman"/>
@@ -6836,8 +7696,8 @@
           <w:rFonts w:ascii="Times New Roman" w:hAnsi="Times New Roman" w:cs="Times New Roman"/>
         </w:rPr>
       </w:pPr>
-      <w:bookmarkStart w:id="33" w:name="ref-robertson2009bm25"/>
-      <w:bookmarkEnd w:id="32"/>
+      <w:bookmarkStart w:id="34" w:name="ref-robertson2009bm25"/>
+      <w:bookmarkEnd w:id="33"/>
       <w:r>
         <w:rPr>
           <w:rFonts w:ascii="Times New Roman" w:hAnsi="Times New Roman" w:cs="Times New Roman"/>
@@ -6866,8 +7726,8 @@
           <w:rFonts w:ascii="Times New Roman" w:hAnsi="Times New Roman" w:cs="Times New Roman"/>
         </w:rPr>
       </w:pPr>
-      <w:bookmarkStart w:id="34" w:name="ref-wu2023bloomberggpt"/>
-      <w:bookmarkEnd w:id="33"/>
+      <w:bookmarkStart w:id="35" w:name="ref-wu2023bloomberggpt"/>
+      <w:bookmarkEnd w:id="34"/>
       <w:r>
         <w:rPr>
           <w:rFonts w:ascii="Times New Roman" w:hAnsi="Times New Roman" w:cs="Times New Roman"/>
@@ -6896,8 +7756,8 @@
           <w:rFonts w:ascii="Times New Roman" w:hAnsi="Times New Roman" w:cs="Times New Roman"/>
         </w:rPr>
       </w:pPr>
-      <w:bookmarkStart w:id="35" w:name="ref-yang2023fingpt"/>
-      <w:bookmarkEnd w:id="34"/>
+      <w:bookmarkStart w:id="36" w:name="ref-yang2023fingpt"/>
+      <w:bookmarkEnd w:id="35"/>
       <w:r>
         <w:rPr>
           <w:rFonts w:ascii="Times New Roman" w:hAnsi="Times New Roman" w:cs="Times New Roman"/>
@@ -6926,8 +7786,8 @@
           <w:rFonts w:ascii="Times New Roman" w:hAnsi="Times New Roman" w:cs="Times New Roman"/>
         </w:rPr>
       </w:pPr>
-      <w:bookmarkStart w:id="36" w:name="ref-zhu2021tatqa"/>
-      <w:bookmarkEnd w:id="35"/>
+      <w:bookmarkStart w:id="37" w:name="ref-zhu2021tatqa"/>
+      <w:bookmarkEnd w:id="36"/>
       <w:r>
         <w:rPr>
           <w:rFonts w:ascii="Times New Roman" w:hAnsi="Times New Roman" w:cs="Times New Roman"/>
@@ -6949,9 +7809,9 @@
         <w:t>.</w:t>
       </w:r>
     </w:p>
-    <w:bookmarkEnd w:id="10"/>
-    <w:bookmarkEnd w:id="12"/>
-    <w:bookmarkEnd w:id="36"/>
+    <w:bookmarkEnd w:id="11"/>
+    <w:bookmarkEnd w:id="13"/>
+    <w:bookmarkEnd w:id="37"/>
     <w:p>
       <w:pPr>
         <w:rPr>

--- a/paper/main.docx
+++ b/paper/main.docx
@@ -3710,6 +3710,28 @@
     </w:p>
     <w:p>
       <w:pPr>
+        <w:jc w:val="both"/>
+        <w:rPr>
+          <w:rFonts w:ascii="Times New Roman" w:hAnsi="Times New Roman" w:cs="Times New Roman"/>
+        </w:rPr>
+      </w:pPr>
+      <w:r>
+        <w:rPr>
+          <w:rFonts w:ascii="Times New Roman" w:hAnsi="Times New Roman" w:cs="Times New Roman"/>
+          <w:b/>
+          <w:bCs/>
+        </w:rPr>
+        <w:t xml:space="preserve">Chunk size.</w:t>
+      </w:r>
+      <w:r>
+        <w:rPr>
+          <w:rFonts w:ascii="Times New Roman" w:hAnsi="Times New Roman" w:cs="Times New Roman"/>
+        </w:rPr>
+        <w:t xml:space="preserve"> We also varied chunk size on the Dense pipeline (256 vs. 512 tokens, top-3, all else fixed). Smaller 256-token chunks fragment a figure from its surrounding label and hurt where it matters: the correct filing is retrieved less often (Retr@3 59% vs. 64%), fewer questions are answered (70 vs. 82 of 150), and context precision, answer relevancy, F1 and numeric-tolerant EM all fall. Their only edge is a marginally higher faithfulness score (0.23 vs. 0.20), an artifact of committing less to a tighter context. We therefore use 512-token chunks throughout.</w:t>
+      </w:r>
+    </w:p>
+    <w:p>
+      <w:pPr>
         <w:pStyle w:val="Heading2"/>
         <w:rPr>
           <w:rFonts w:ascii="Times New Roman" w:hAnsi="Times New Roman" w:cs="Times New Roman"/>
@@ -6158,23 +6180,6 @@
     </w:tbl>
     <w:p>
       <w:pPr>
-        <w:pStyle w:val="Heading1"/>
-        <w:numPr>
-          <w:ilvl w:val="0"/>
-          <w:numId w:val="0"/>
-        </w:numPr>
-        <w:ind w:left="397"/>
-        <w:rPr>
-          <w:rFonts w:ascii="Times New Roman" w:hAnsi="Times New Roman" w:cs="Times New Roman"/>
-          <w:sz w:val="22"/>
-          <w:szCs w:val="22"/>
-        </w:rPr>
-      </w:pPr>
-      <w:bookmarkStart w:id="10" w:name="conclusion-limitations-and-future-work"/>
-      <w:bookmarkEnd w:id="9"/>
-    </w:p>
-    <w:p>
-      <w:pPr>
         <w:jc w:val="both"/>
         <w:rPr>
           <w:rFonts w:ascii="Times New Roman" w:hAnsi="Times New Roman" w:cs="Times New Roman"/>
@@ -6998,6 +7003,28 @@
           <w:rFonts w:ascii="Times New Roman" w:hAnsi="Times New Roman" w:cs="Times New Roman"/>
         </w:rPr>
         <w:t xml:space="preserve"> RAGAS faithfulness relies on an LLM judge (GPT-4o-mini); absolute values should be read comparatively.</w:t>
+      </w:r>
+    </w:p>
+    <w:p>
+      <w:pPr>
+        <w:jc w:val="both"/>
+        <w:rPr>
+          <w:rFonts w:ascii="Times New Roman" w:hAnsi="Times New Roman" w:cs="Times New Roman"/>
+        </w:rPr>
+      </w:pPr>
+      <w:r>
+        <w:rPr>
+          <w:rFonts w:ascii="Times New Roman" w:hAnsi="Times New Roman" w:cs="Times New Roman"/>
+          <w:b/>
+          <w:bCs/>
+        </w:rPr>
+        <w:t xml:space="preserve">Scope note.</w:t>
+      </w:r>
+      <w:r>
+        <w:rPr>
+          <w:rFonts w:ascii="Times New Roman" w:hAnsi="Times New Roman" w:cs="Times New Roman"/>
+        </w:rPr>
+        <w:t xml:space="preserve"> We report retrieval and generator effects as separate controlled comparisons — varying only retrieval with the generator fixed (Tables 1–2) and only the generator on identical retrieved context (Table 3) — rather than a single pipeline×generator matrix, which isolates each factor instead of confounding them. One planned component was narrowed in scope: the RoBERTa detector (Table 5) was built as a binary hallucinated-vs-grounded classifier rather than a multi-class categorizer of the four hallucination types; multi-class categorization remains future work.</w:t>
       </w:r>
     </w:p>
     <w:p>
